--- a/Documentation/DevelopmentEnvironment.docx
+++ b/Documentation/DevelopmentEnvironment.docx
@@ -47,7 +47,7 @@
         <w:rPr>
           <w:noProof/>
         </w:rPr>
-        <w:t>May 3, 2026</w:t>
+        <w:t>May 16, 2026</w:t>
       </w:r>
       <w:r>
         <w:rPr>
@@ -132,7 +132,7 @@
         </w:rPr>
         <w:fldChar w:fldCharType="separate"/>
       </w:r>
-      <w:hyperlink w:anchor="_Toc228715265" w:history="1">
+      <w:hyperlink w:anchor="_Toc229820390" w:history="1">
         <w:r>
           <w:rPr>
             <w:rStyle w:val="Hyperlink"/>
@@ -155,7 +155,7 @@
           <w:rPr>
             <w:webHidden/>
           </w:rPr>
-          <w:instrText xml:space="preserve"> PAGEREF _Toc228715265 \h </w:instrText>
+          <w:instrText xml:space="preserve"> PAGEREF _Toc229820390 \h </w:instrText>
         </w:r>
         <w:r>
           <w:rPr>
@@ -193,7 +193,7 @@
           <w:lang w:eastAsia="en-US"/>
         </w:rPr>
       </w:pPr>
-      <w:hyperlink w:anchor="_Toc228715266" w:history="1">
+      <w:hyperlink w:anchor="_Toc229820391" w:history="1">
         <w:r>
           <w:rPr>
             <w:rStyle w:val="Hyperlink"/>
@@ -220,7 +220,7 @@
             <w:noProof/>
             <w:webHidden/>
           </w:rPr>
-          <w:instrText xml:space="preserve"> PAGEREF _Toc228715266 \h </w:instrText>
+          <w:instrText xml:space="preserve"> PAGEREF _Toc229820391 \h </w:instrText>
         </w:r>
         <w:r>
           <w:rPr>
@@ -262,7 +262,7 @@
           <w:lang w:eastAsia="en-US"/>
         </w:rPr>
       </w:pPr>
-      <w:hyperlink w:anchor="_Toc228715267" w:history="1">
+      <w:hyperlink w:anchor="_Toc229820392" w:history="1">
         <w:r>
           <w:rPr>
             <w:rStyle w:val="Hyperlink"/>
@@ -289,7 +289,7 @@
             <w:noProof/>
             <w:webHidden/>
           </w:rPr>
-          <w:instrText xml:space="preserve"> PAGEREF _Toc228715267 \h </w:instrText>
+          <w:instrText xml:space="preserve"> PAGEREF _Toc229820392 \h </w:instrText>
         </w:r>
         <w:r>
           <w:rPr>
@@ -331,7 +331,7 @@
           <w:lang w:eastAsia="en-US"/>
         </w:rPr>
       </w:pPr>
-      <w:hyperlink w:anchor="_Toc228715268" w:history="1">
+      <w:hyperlink w:anchor="_Toc229820393" w:history="1">
         <w:r>
           <w:rPr>
             <w:rStyle w:val="Hyperlink"/>
@@ -358,7 +358,7 @@
             <w:noProof/>
             <w:webHidden/>
           </w:rPr>
-          <w:instrText xml:space="preserve"> PAGEREF _Toc228715268 \h </w:instrText>
+          <w:instrText xml:space="preserve"> PAGEREF _Toc229820393 \h </w:instrText>
         </w:r>
         <w:r>
           <w:rPr>
@@ -400,7 +400,7 @@
           <w:lang w:eastAsia="en-US"/>
         </w:rPr>
       </w:pPr>
-      <w:hyperlink w:anchor="_Toc228715269" w:history="1">
+      <w:hyperlink w:anchor="_Toc229820394" w:history="1">
         <w:r>
           <w:rPr>
             <w:rStyle w:val="Hyperlink"/>
@@ -427,7 +427,7 @@
             <w:noProof/>
             <w:webHidden/>
           </w:rPr>
-          <w:instrText xml:space="preserve"> PAGEREF _Toc228715269 \h </w:instrText>
+          <w:instrText xml:space="preserve"> PAGEREF _Toc229820394 \h </w:instrText>
         </w:r>
         <w:r>
           <w:rPr>
@@ -469,7 +469,7 @@
           <w:lang w:eastAsia="en-US"/>
         </w:rPr>
       </w:pPr>
-      <w:hyperlink w:anchor="_Toc228715270" w:history="1">
+      <w:hyperlink w:anchor="_Toc229820395" w:history="1">
         <w:r>
           <w:rPr>
             <w:rStyle w:val="Hyperlink"/>
@@ -496,7 +496,7 @@
             <w:noProof/>
             <w:webHidden/>
           </w:rPr>
-          <w:instrText xml:space="preserve"> PAGEREF _Toc228715270 \h </w:instrText>
+          <w:instrText xml:space="preserve"> PAGEREF _Toc229820395 \h </w:instrText>
         </w:r>
         <w:r>
           <w:rPr>
@@ -538,7 +538,7 @@
           <w:lang w:eastAsia="en-US"/>
         </w:rPr>
       </w:pPr>
-      <w:hyperlink w:anchor="_Toc228715271" w:history="1">
+      <w:hyperlink w:anchor="_Toc229820396" w:history="1">
         <w:r>
           <w:rPr>
             <w:rStyle w:val="Hyperlink"/>
@@ -565,7 +565,7 @@
             <w:noProof/>
             <w:webHidden/>
           </w:rPr>
-          <w:instrText xml:space="preserve"> PAGEREF _Toc228715271 \h </w:instrText>
+          <w:instrText xml:space="preserve"> PAGEREF _Toc229820396 \h </w:instrText>
         </w:r>
         <w:r>
           <w:rPr>
@@ -607,7 +607,7 @@
           <w:lang w:eastAsia="en-US"/>
         </w:rPr>
       </w:pPr>
-      <w:hyperlink w:anchor="_Toc228715272" w:history="1">
+      <w:hyperlink w:anchor="_Toc229820397" w:history="1">
         <w:r>
           <w:rPr>
             <w:rStyle w:val="Hyperlink"/>
@@ -634,7 +634,7 @@
             <w:noProof/>
             <w:webHidden/>
           </w:rPr>
-          <w:instrText xml:space="preserve"> PAGEREF _Toc228715272 \h </w:instrText>
+          <w:instrText xml:space="preserve"> PAGEREF _Toc229820397 \h </w:instrText>
         </w:r>
         <w:r>
           <w:rPr>
@@ -676,7 +676,7 @@
           <w:lang w:eastAsia="en-US"/>
         </w:rPr>
       </w:pPr>
-      <w:hyperlink w:anchor="_Toc228715273" w:history="1">
+      <w:hyperlink w:anchor="_Toc229820398" w:history="1">
         <w:r>
           <w:rPr>
             <w:rStyle w:val="Hyperlink"/>
@@ -703,7 +703,7 @@
             <w:noProof/>
             <w:webHidden/>
           </w:rPr>
-          <w:instrText xml:space="preserve"> PAGEREF _Toc228715273 \h </w:instrText>
+          <w:instrText xml:space="preserve"> PAGEREF _Toc229820398 \h </w:instrText>
         </w:r>
         <w:r>
           <w:rPr>
@@ -745,7 +745,7 @@
           <w:lang w:eastAsia="en-US"/>
         </w:rPr>
       </w:pPr>
-      <w:hyperlink w:anchor="_Toc228715274" w:history="1">
+      <w:hyperlink w:anchor="_Toc229820399" w:history="1">
         <w:r>
           <w:rPr>
             <w:rStyle w:val="Hyperlink"/>
@@ -772,7 +772,7 @@
             <w:noProof/>
             <w:webHidden/>
           </w:rPr>
-          <w:instrText xml:space="preserve"> PAGEREF _Toc228715274 \h </w:instrText>
+          <w:instrText xml:space="preserve"> PAGEREF _Toc229820399 \h </w:instrText>
         </w:r>
         <w:r>
           <w:rPr>
@@ -814,7 +814,7 @@
           <w:lang w:eastAsia="en-US"/>
         </w:rPr>
       </w:pPr>
-      <w:hyperlink w:anchor="_Toc228715275" w:history="1">
+      <w:hyperlink w:anchor="_Toc229820400" w:history="1">
         <w:r>
           <w:rPr>
             <w:rStyle w:val="Hyperlink"/>
@@ -841,7 +841,7 @@
             <w:noProof/>
             <w:webHidden/>
           </w:rPr>
-          <w:instrText xml:space="preserve"> PAGEREF _Toc228715275 \h </w:instrText>
+          <w:instrText xml:space="preserve"> PAGEREF _Toc229820400 \h </w:instrText>
         </w:r>
         <w:r>
           <w:rPr>
@@ -883,7 +883,7 @@
           <w:lang w:eastAsia="en-US"/>
         </w:rPr>
       </w:pPr>
-      <w:hyperlink w:anchor="_Toc228715276" w:history="1">
+      <w:hyperlink w:anchor="_Toc229820401" w:history="1">
         <w:r>
           <w:rPr>
             <w:rStyle w:val="Hyperlink"/>
@@ -910,7 +910,7 @@
             <w:noProof/>
             <w:webHidden/>
           </w:rPr>
-          <w:instrText xml:space="preserve"> PAGEREF _Toc228715276 \h </w:instrText>
+          <w:instrText xml:space="preserve"> PAGEREF _Toc229820401 \h </w:instrText>
         </w:r>
         <w:r>
           <w:rPr>
@@ -930,7 +930,7 @@
             <w:noProof/>
             <w:webHidden/>
           </w:rPr>
-          <w:t>6</w:t>
+          <w:t>7</w:t>
         </w:r>
         <w:r>
           <w:rPr>
@@ -952,7 +952,7 @@
           <w:lang w:eastAsia="en-US"/>
         </w:rPr>
       </w:pPr>
-      <w:hyperlink w:anchor="_Toc228715277" w:history="1">
+      <w:hyperlink w:anchor="_Toc229820402" w:history="1">
         <w:r>
           <w:rPr>
             <w:rStyle w:val="Hyperlink"/>
@@ -979,7 +979,7 @@
             <w:noProof/>
             <w:webHidden/>
           </w:rPr>
-          <w:instrText xml:space="preserve"> PAGEREF _Toc228715277 \h </w:instrText>
+          <w:instrText xml:space="preserve"> PAGEREF _Toc229820402 \h </w:instrText>
         </w:r>
         <w:r>
           <w:rPr>
@@ -1021,7 +1021,7 @@
           <w:lang w:eastAsia="en-US"/>
         </w:rPr>
       </w:pPr>
-      <w:hyperlink w:anchor="_Toc228715278" w:history="1">
+      <w:hyperlink w:anchor="_Toc229820403" w:history="1">
         <w:r>
           <w:rPr>
             <w:rStyle w:val="Hyperlink"/>
@@ -1048,7 +1048,7 @@
             <w:noProof/>
             <w:webHidden/>
           </w:rPr>
-          <w:instrText xml:space="preserve"> PAGEREF _Toc228715278 \h </w:instrText>
+          <w:instrText xml:space="preserve"> PAGEREF _Toc229820403 \h </w:instrText>
         </w:r>
         <w:r>
           <w:rPr>
@@ -1068,7 +1068,7 @@
             <w:noProof/>
             <w:webHidden/>
           </w:rPr>
-          <w:t>7</w:t>
+          <w:t>8</w:t>
         </w:r>
         <w:r>
           <w:rPr>
@@ -1090,7 +1090,7 @@
           <w:lang w:eastAsia="en-US"/>
         </w:rPr>
       </w:pPr>
-      <w:hyperlink w:anchor="_Toc228715279" w:history="1">
+      <w:hyperlink w:anchor="_Toc229820404" w:history="1">
         <w:r>
           <w:rPr>
             <w:rStyle w:val="Hyperlink"/>
@@ -1117,7 +1117,7 @@
             <w:noProof/>
             <w:webHidden/>
           </w:rPr>
-          <w:instrText xml:space="preserve"> PAGEREF _Toc228715279 \h </w:instrText>
+          <w:instrText xml:space="preserve"> PAGEREF _Toc229820404 \h </w:instrText>
         </w:r>
         <w:r>
           <w:rPr>
@@ -1137,7 +1137,7 @@
             <w:noProof/>
             <w:webHidden/>
           </w:rPr>
-          <w:t>7</w:t>
+          <w:t>8</w:t>
         </w:r>
         <w:r>
           <w:rPr>
@@ -1159,7 +1159,7 @@
           <w:lang w:eastAsia="en-US"/>
         </w:rPr>
       </w:pPr>
-      <w:hyperlink w:anchor="_Toc228715280" w:history="1">
+      <w:hyperlink w:anchor="_Toc229820405" w:history="1">
         <w:r>
           <w:rPr>
             <w:rStyle w:val="Hyperlink"/>
@@ -1186,7 +1186,7 @@
             <w:noProof/>
             <w:webHidden/>
           </w:rPr>
-          <w:instrText xml:space="preserve"> PAGEREF _Toc228715280 \h </w:instrText>
+          <w:instrText xml:space="preserve"> PAGEREF _Toc229820405 \h </w:instrText>
         </w:r>
         <w:r>
           <w:rPr>
@@ -1206,7 +1206,7 @@
             <w:noProof/>
             <w:webHidden/>
           </w:rPr>
-          <w:t>7</w:t>
+          <w:t>8</w:t>
         </w:r>
         <w:r>
           <w:rPr>
@@ -1228,7 +1228,7 @@
           <w:lang w:eastAsia="en-US"/>
         </w:rPr>
       </w:pPr>
-      <w:hyperlink w:anchor="_Toc228715281" w:history="1">
+      <w:hyperlink w:anchor="_Toc229820406" w:history="1">
         <w:r>
           <w:rPr>
             <w:rStyle w:val="Hyperlink"/>
@@ -1255,7 +1255,7 @@
             <w:noProof/>
             <w:webHidden/>
           </w:rPr>
-          <w:instrText xml:space="preserve"> PAGEREF _Toc228715281 \h </w:instrText>
+          <w:instrText xml:space="preserve"> PAGEREF _Toc229820406 \h </w:instrText>
         </w:r>
         <w:r>
           <w:rPr>
@@ -1297,7 +1297,7 @@
           <w:lang w:eastAsia="en-US"/>
         </w:rPr>
       </w:pPr>
-      <w:hyperlink w:anchor="_Toc228715282" w:history="1">
+      <w:hyperlink w:anchor="_Toc229820407" w:history="1">
         <w:r>
           <w:rPr>
             <w:rStyle w:val="Hyperlink"/>
@@ -1324,7 +1324,7 @@
             <w:noProof/>
             <w:webHidden/>
           </w:rPr>
-          <w:instrText xml:space="preserve"> PAGEREF _Toc228715282 \h </w:instrText>
+          <w:instrText xml:space="preserve"> PAGEREF _Toc229820407 \h </w:instrText>
         </w:r>
         <w:r>
           <w:rPr>
@@ -1344,7 +1344,7 @@
             <w:noProof/>
             <w:webHidden/>
           </w:rPr>
-          <w:t>8</w:t>
+          <w:t>9</w:t>
         </w:r>
         <w:r>
           <w:rPr>
@@ -1366,7 +1366,7 @@
           <w:lang w:eastAsia="en-US"/>
         </w:rPr>
       </w:pPr>
-      <w:hyperlink w:anchor="_Toc228715283" w:history="1">
+      <w:hyperlink w:anchor="_Toc229820408" w:history="1">
         <w:r>
           <w:rPr>
             <w:rStyle w:val="Hyperlink"/>
@@ -1393,7 +1393,7 @@
             <w:noProof/>
             <w:webHidden/>
           </w:rPr>
-          <w:instrText xml:space="preserve"> PAGEREF _Toc228715283 \h </w:instrText>
+          <w:instrText xml:space="preserve"> PAGEREF _Toc229820408 \h </w:instrText>
         </w:r>
         <w:r>
           <w:rPr>
@@ -1413,7 +1413,7 @@
             <w:noProof/>
             <w:webHidden/>
           </w:rPr>
-          <w:t>8</w:t>
+          <w:t>9</w:t>
         </w:r>
         <w:r>
           <w:rPr>
@@ -1435,7 +1435,7 @@
           <w:lang w:eastAsia="en-US"/>
         </w:rPr>
       </w:pPr>
-      <w:hyperlink w:anchor="_Toc228715284" w:history="1">
+      <w:hyperlink w:anchor="_Toc229820409" w:history="1">
         <w:r>
           <w:rPr>
             <w:rStyle w:val="Hyperlink"/>
@@ -1462,7 +1462,7 @@
             <w:noProof/>
             <w:webHidden/>
           </w:rPr>
-          <w:instrText xml:space="preserve"> PAGEREF _Toc228715284 \h </w:instrText>
+          <w:instrText xml:space="preserve"> PAGEREF _Toc229820409 \h </w:instrText>
         </w:r>
         <w:r>
           <w:rPr>
@@ -1504,7 +1504,7 @@
           <w:lang w:eastAsia="en-US"/>
         </w:rPr>
       </w:pPr>
-      <w:hyperlink w:anchor="_Toc228715285" w:history="1">
+      <w:hyperlink w:anchor="_Toc229820410" w:history="1">
         <w:r>
           <w:rPr>
             <w:rStyle w:val="Hyperlink"/>
@@ -1531,7 +1531,7 @@
             <w:noProof/>
             <w:webHidden/>
           </w:rPr>
-          <w:instrText xml:space="preserve"> PAGEREF _Toc228715285 \h </w:instrText>
+          <w:instrText xml:space="preserve"> PAGEREF _Toc229820410 \h </w:instrText>
         </w:r>
         <w:r>
           <w:rPr>
@@ -1551,7 +1551,7 @@
             <w:noProof/>
             <w:webHidden/>
           </w:rPr>
-          <w:t>9</w:t>
+          <w:t>10</w:t>
         </w:r>
         <w:r>
           <w:rPr>
@@ -1573,7 +1573,7 @@
           <w:lang w:eastAsia="en-US"/>
         </w:rPr>
       </w:pPr>
-      <w:hyperlink w:anchor="_Toc228715286" w:history="1">
+      <w:hyperlink w:anchor="_Toc229820411" w:history="1">
         <w:r>
           <w:rPr>
             <w:rStyle w:val="Hyperlink"/>
@@ -1600,7 +1600,7 @@
             <w:noProof/>
             <w:webHidden/>
           </w:rPr>
-          <w:instrText xml:space="preserve"> PAGEREF _Toc228715286 \h </w:instrText>
+          <w:instrText xml:space="preserve"> PAGEREF _Toc229820411 \h </w:instrText>
         </w:r>
         <w:r>
           <w:rPr>
@@ -1642,7 +1642,7 @@
           <w:lang w:eastAsia="en-US"/>
         </w:rPr>
       </w:pPr>
-      <w:hyperlink w:anchor="_Toc228715287" w:history="1">
+      <w:hyperlink w:anchor="_Toc229820412" w:history="1">
         <w:r>
           <w:rPr>
             <w:rStyle w:val="Hyperlink"/>
@@ -1669,7 +1669,7 @@
             <w:noProof/>
             <w:webHidden/>
           </w:rPr>
-          <w:instrText xml:space="preserve"> PAGEREF _Toc228715287 \h </w:instrText>
+          <w:instrText xml:space="preserve"> PAGEREF _Toc229820412 \h </w:instrText>
         </w:r>
         <w:r>
           <w:rPr>
@@ -1711,7 +1711,7 @@
           <w:lang w:eastAsia="en-US"/>
         </w:rPr>
       </w:pPr>
-      <w:hyperlink w:anchor="_Toc228715288" w:history="1">
+      <w:hyperlink w:anchor="_Toc229820413" w:history="1">
         <w:r>
           <w:rPr>
             <w:rStyle w:val="Hyperlink"/>
@@ -1738,7 +1738,7 @@
             <w:noProof/>
             <w:webHidden/>
           </w:rPr>
-          <w:instrText xml:space="preserve"> PAGEREF _Toc228715288 \h </w:instrText>
+          <w:instrText xml:space="preserve"> PAGEREF _Toc229820413 \h </w:instrText>
         </w:r>
         <w:r>
           <w:rPr>
@@ -1780,7 +1780,7 @@
           <w:lang w:eastAsia="en-US"/>
         </w:rPr>
       </w:pPr>
-      <w:hyperlink w:anchor="_Toc228715289" w:history="1">
+      <w:hyperlink w:anchor="_Toc229820414" w:history="1">
         <w:r>
           <w:rPr>
             <w:rStyle w:val="Hyperlink"/>
@@ -1807,7 +1807,7 @@
             <w:noProof/>
             <w:webHidden/>
           </w:rPr>
-          <w:instrText xml:space="preserve"> PAGEREF _Toc228715289 \h </w:instrText>
+          <w:instrText xml:space="preserve"> PAGEREF _Toc229820414 \h </w:instrText>
         </w:r>
         <w:r>
           <w:rPr>
@@ -1827,7 +1827,7 @@
             <w:noProof/>
             <w:webHidden/>
           </w:rPr>
-          <w:t>11</w:t>
+          <w:t>12</w:t>
         </w:r>
         <w:r>
           <w:rPr>
@@ -1849,7 +1849,7 @@
           <w:lang w:eastAsia="en-US"/>
         </w:rPr>
       </w:pPr>
-      <w:hyperlink w:anchor="_Toc228715290" w:history="1">
+      <w:hyperlink w:anchor="_Toc229820415" w:history="1">
         <w:r>
           <w:rPr>
             <w:rStyle w:val="Hyperlink"/>
@@ -1872,7 +1872,7 @@
           <w:rPr>
             <w:webHidden/>
           </w:rPr>
-          <w:instrText xml:space="preserve"> PAGEREF _Toc228715290 \h </w:instrText>
+          <w:instrText xml:space="preserve"> PAGEREF _Toc229820415 \h </w:instrText>
         </w:r>
         <w:r>
           <w:rPr>
@@ -1910,7 +1910,7 @@
           <w:lang w:eastAsia="en-US"/>
         </w:rPr>
       </w:pPr>
-      <w:hyperlink w:anchor="_Toc228715291" w:history="1">
+      <w:hyperlink w:anchor="_Toc229820416" w:history="1">
         <w:r>
           <w:rPr>
             <w:rStyle w:val="Hyperlink"/>
@@ -1937,7 +1937,7 @@
             <w:noProof/>
             <w:webHidden/>
           </w:rPr>
-          <w:instrText xml:space="preserve"> PAGEREF _Toc228715291 \h </w:instrText>
+          <w:instrText xml:space="preserve"> PAGEREF _Toc229820416 \h </w:instrText>
         </w:r>
         <w:r>
           <w:rPr>
@@ -1979,7 +1979,7 @@
           <w:lang w:eastAsia="en-US"/>
         </w:rPr>
       </w:pPr>
-      <w:hyperlink w:anchor="_Toc228715292" w:history="1">
+      <w:hyperlink w:anchor="_Toc229820417" w:history="1">
         <w:r>
           <w:rPr>
             <w:rStyle w:val="Hyperlink"/>
@@ -2006,7 +2006,7 @@
             <w:noProof/>
             <w:webHidden/>
           </w:rPr>
-          <w:instrText xml:space="preserve"> PAGEREF _Toc228715292 \h </w:instrText>
+          <w:instrText xml:space="preserve"> PAGEREF _Toc229820417 \h </w:instrText>
         </w:r>
         <w:r>
           <w:rPr>
@@ -2048,7 +2048,7 @@
           <w:lang w:eastAsia="en-US"/>
         </w:rPr>
       </w:pPr>
-      <w:hyperlink w:anchor="_Toc228715293" w:history="1">
+      <w:hyperlink w:anchor="_Toc229820418" w:history="1">
         <w:r>
           <w:rPr>
             <w:rStyle w:val="Hyperlink"/>
@@ -2075,7 +2075,7 @@
             <w:noProof/>
             <w:webHidden/>
           </w:rPr>
-          <w:instrText xml:space="preserve"> PAGEREF _Toc228715293 \h </w:instrText>
+          <w:instrText xml:space="preserve"> PAGEREF _Toc229820418 \h </w:instrText>
         </w:r>
         <w:r>
           <w:rPr>
@@ -2095,7 +2095,7 @@
             <w:noProof/>
             <w:webHidden/>
           </w:rPr>
-          <w:t>12</w:t>
+          <w:t>13</w:t>
         </w:r>
         <w:r>
           <w:rPr>
@@ -2117,7 +2117,7 @@
           <w:lang w:eastAsia="en-US"/>
         </w:rPr>
       </w:pPr>
-      <w:hyperlink w:anchor="_Toc228715294" w:history="1">
+      <w:hyperlink w:anchor="_Toc229820419" w:history="1">
         <w:r>
           <w:rPr>
             <w:rStyle w:val="Hyperlink"/>
@@ -2144,7 +2144,7 @@
             <w:noProof/>
             <w:webHidden/>
           </w:rPr>
-          <w:instrText xml:space="preserve"> PAGEREF _Toc228715294 \h </w:instrText>
+          <w:instrText xml:space="preserve"> PAGEREF _Toc229820419 \h </w:instrText>
         </w:r>
         <w:r>
           <w:rPr>
@@ -2186,7 +2186,7 @@
           <w:lang w:eastAsia="en-US"/>
         </w:rPr>
       </w:pPr>
-      <w:hyperlink w:anchor="_Toc228715295" w:history="1">
+      <w:hyperlink w:anchor="_Toc229820420" w:history="1">
         <w:r>
           <w:rPr>
             <w:rStyle w:val="Hyperlink"/>
@@ -2213,7 +2213,7 @@
             <w:noProof/>
             <w:webHidden/>
           </w:rPr>
-          <w:instrText xml:space="preserve"> PAGEREF _Toc228715295 \h </w:instrText>
+          <w:instrText xml:space="preserve"> PAGEREF _Toc229820420 \h </w:instrText>
         </w:r>
         <w:r>
           <w:rPr>
@@ -2255,7 +2255,7 @@
           <w:lang w:eastAsia="en-US"/>
         </w:rPr>
       </w:pPr>
-      <w:hyperlink w:anchor="_Toc228715296" w:history="1">
+      <w:hyperlink w:anchor="_Toc229820421" w:history="1">
         <w:r>
           <w:rPr>
             <w:rStyle w:val="Hyperlink"/>
@@ -2282,7 +2282,7 @@
             <w:noProof/>
             <w:webHidden/>
           </w:rPr>
-          <w:instrText xml:space="preserve"> PAGEREF _Toc228715296 \h </w:instrText>
+          <w:instrText xml:space="preserve"> PAGEREF _Toc229820421 \h </w:instrText>
         </w:r>
         <w:r>
           <w:rPr>
@@ -2302,7 +2302,7 @@
             <w:noProof/>
             <w:webHidden/>
           </w:rPr>
-          <w:t>13</w:t>
+          <w:t>14</w:t>
         </w:r>
         <w:r>
           <w:rPr>
@@ -2324,7 +2324,7 @@
           <w:lang w:eastAsia="en-US"/>
         </w:rPr>
       </w:pPr>
-      <w:hyperlink w:anchor="_Toc228715297" w:history="1">
+      <w:hyperlink w:anchor="_Toc229820422" w:history="1">
         <w:r>
           <w:rPr>
             <w:rStyle w:val="Hyperlink"/>
@@ -2351,7 +2351,7 @@
             <w:noProof/>
             <w:webHidden/>
           </w:rPr>
-          <w:instrText xml:space="preserve"> PAGEREF _Toc228715297 \h </w:instrText>
+          <w:instrText xml:space="preserve"> PAGEREF _Toc229820422 \h </w:instrText>
         </w:r>
         <w:r>
           <w:rPr>
@@ -2371,7 +2371,7 @@
             <w:noProof/>
             <w:webHidden/>
           </w:rPr>
-          <w:t>13</w:t>
+          <w:t>14</w:t>
         </w:r>
         <w:r>
           <w:rPr>
@@ -2393,7 +2393,7 @@
           <w:lang w:eastAsia="en-US"/>
         </w:rPr>
       </w:pPr>
-      <w:hyperlink w:anchor="_Toc228715298" w:history="1">
+      <w:hyperlink w:anchor="_Toc229820423" w:history="1">
         <w:r>
           <w:rPr>
             <w:rStyle w:val="Hyperlink"/>
@@ -2420,7 +2420,7 @@
             <w:noProof/>
             <w:webHidden/>
           </w:rPr>
-          <w:instrText xml:space="preserve"> PAGEREF _Toc228715298 \h </w:instrText>
+          <w:instrText xml:space="preserve"> PAGEREF _Toc229820423 \h </w:instrText>
         </w:r>
         <w:r>
           <w:rPr>
@@ -2462,7 +2462,7 @@
           <w:lang w:eastAsia="en-US"/>
         </w:rPr>
       </w:pPr>
-      <w:hyperlink w:anchor="_Toc228715299" w:history="1">
+      <w:hyperlink w:anchor="_Toc229820424" w:history="1">
         <w:r>
           <w:rPr>
             <w:rStyle w:val="Hyperlink"/>
@@ -2489,7 +2489,7 @@
             <w:noProof/>
             <w:webHidden/>
           </w:rPr>
-          <w:instrText xml:space="preserve"> PAGEREF _Toc228715299 \h </w:instrText>
+          <w:instrText xml:space="preserve"> PAGEREF _Toc229820424 \h </w:instrText>
         </w:r>
         <w:r>
           <w:rPr>
@@ -2509,7 +2509,7 @@
             <w:noProof/>
             <w:webHidden/>
           </w:rPr>
-          <w:t>14</w:t>
+          <w:t>15</w:t>
         </w:r>
         <w:r>
           <w:rPr>
@@ -2531,7 +2531,7 @@
           <w:lang w:eastAsia="en-US"/>
         </w:rPr>
       </w:pPr>
-      <w:hyperlink w:anchor="_Toc228715300" w:history="1">
+      <w:hyperlink w:anchor="_Toc229820425" w:history="1">
         <w:r>
           <w:rPr>
             <w:rStyle w:val="Hyperlink"/>
@@ -2558,7 +2558,7 @@
             <w:noProof/>
             <w:webHidden/>
           </w:rPr>
-          <w:instrText xml:space="preserve"> PAGEREF _Toc228715300 \h </w:instrText>
+          <w:instrText xml:space="preserve"> PAGEREF _Toc229820425 \h </w:instrText>
         </w:r>
         <w:r>
           <w:rPr>
@@ -2578,7 +2578,7 @@
             <w:noProof/>
             <w:webHidden/>
           </w:rPr>
-          <w:t>14</w:t>
+          <w:t>15</w:t>
         </w:r>
         <w:r>
           <w:rPr>
@@ -2600,7 +2600,7 @@
           <w:lang w:eastAsia="en-US"/>
         </w:rPr>
       </w:pPr>
-      <w:hyperlink w:anchor="_Toc228715301" w:history="1">
+      <w:hyperlink w:anchor="_Toc229820426" w:history="1">
         <w:r>
           <w:rPr>
             <w:rStyle w:val="Hyperlink"/>
@@ -2627,7 +2627,7 @@
             <w:noProof/>
             <w:webHidden/>
           </w:rPr>
-          <w:instrText xml:space="preserve"> PAGEREF _Toc228715301 \h </w:instrText>
+          <w:instrText xml:space="preserve"> PAGEREF _Toc229820426 \h </w:instrText>
         </w:r>
         <w:r>
           <w:rPr>
@@ -2647,7 +2647,7 @@
             <w:noProof/>
             <w:webHidden/>
           </w:rPr>
-          <w:t>14</w:t>
+          <w:t>15</w:t>
         </w:r>
         <w:r>
           <w:rPr>
@@ -2669,7 +2669,7 @@
           <w:lang w:eastAsia="en-US"/>
         </w:rPr>
       </w:pPr>
-      <w:hyperlink w:anchor="_Toc228715302" w:history="1">
+      <w:hyperlink w:anchor="_Toc229820427" w:history="1">
         <w:r>
           <w:rPr>
             <w:rStyle w:val="Hyperlink"/>
@@ -2692,7 +2692,7 @@
           <w:rPr>
             <w:webHidden/>
           </w:rPr>
-          <w:instrText xml:space="preserve"> PAGEREF _Toc228715302 \h </w:instrText>
+          <w:instrText xml:space="preserve"> PAGEREF _Toc229820427 \h </w:instrText>
         </w:r>
         <w:r>
           <w:rPr>
@@ -2730,7 +2730,7 @@
           <w:lang w:eastAsia="en-US"/>
         </w:rPr>
       </w:pPr>
-      <w:hyperlink w:anchor="_Toc228715303" w:history="1">
+      <w:hyperlink w:anchor="_Toc229820428" w:history="1">
         <w:r>
           <w:rPr>
             <w:rStyle w:val="Hyperlink"/>
@@ -2757,7 +2757,7 @@
             <w:noProof/>
             <w:webHidden/>
           </w:rPr>
-          <w:instrText xml:space="preserve"> PAGEREF _Toc228715303 \h </w:instrText>
+          <w:instrText xml:space="preserve"> PAGEREF _Toc229820428 \h </w:instrText>
         </w:r>
         <w:r>
           <w:rPr>
@@ -2810,7 +2810,7 @@
       <w:pPr>
         <w:pStyle w:val="Heading1"/>
       </w:pPr>
-      <w:bookmarkStart w:id="0" w:name="_Toc228715265"/>
+      <w:bookmarkStart w:id="0" w:name="_Toc229820390"/>
       <w:r>
         <w:lastRenderedPageBreak/>
         <w:t>Source Control</w:t>
@@ -2897,7 +2897,7 @@
       <w:pPr>
         <w:pStyle w:val="Heading2"/>
       </w:pPr>
-      <w:bookmarkStart w:id="1" w:name="_Toc228715266"/>
+      <w:bookmarkStart w:id="1" w:name="_Toc229820391"/>
       <w:r>
         <w:t>Repositories</w:t>
       </w:r>
@@ -3107,7 +3107,7 @@
       <w:pPr>
         <w:pStyle w:val="Heading3"/>
       </w:pPr>
-      <w:bookmarkStart w:id="2" w:name="_Toc228715267"/>
+      <w:bookmarkStart w:id="2" w:name="_Toc229820392"/>
       <w:r>
         <w:t>Authentication</w:t>
       </w:r>
@@ -3472,7 +3472,7 @@
       <w:pPr>
         <w:pStyle w:val="Heading2"/>
       </w:pPr>
-      <w:bookmarkStart w:id="3" w:name="_Toc228715268"/>
+      <w:bookmarkStart w:id="3" w:name="_Toc229820393"/>
       <w:r>
         <w:t>Branches</w:t>
       </w:r>
@@ -3697,7 +3697,7 @@
       <w:pPr>
         <w:pStyle w:val="Heading2"/>
       </w:pPr>
-      <w:bookmarkStart w:id="4" w:name="_Toc228715269"/>
+      <w:bookmarkStart w:id="4" w:name="_Toc229820394"/>
       <w:r>
         <w:t>Creat</w:t>
       </w:r>
@@ -5283,7 +5283,7 @@
       <w:pPr>
         <w:pStyle w:val="Heading2"/>
       </w:pPr>
-      <w:bookmarkStart w:id="5" w:name="_Toc228715270"/>
+      <w:bookmarkStart w:id="5" w:name="_Toc229820395"/>
       <w:r>
         <w:t xml:space="preserve">Using Git </w:t>
       </w:r>
@@ -5299,7 +5299,7 @@
       <w:pPr>
         <w:pStyle w:val="Heading3"/>
       </w:pPr>
-      <w:bookmarkStart w:id="6" w:name="_Toc228715271"/>
+      <w:bookmarkStart w:id="6" w:name="_Toc229820396"/>
       <w:r>
         <w:t>Configuration</w:t>
       </w:r>
@@ -5992,7 +5992,7 @@
       <w:pPr>
         <w:pStyle w:val="Heading3"/>
       </w:pPr>
-      <w:bookmarkStart w:id="7" w:name="_Toc228715272"/>
+      <w:bookmarkStart w:id="7" w:name="_Toc229820397"/>
       <w:r>
         <w:t>Create</w:t>
       </w:r>
@@ -6181,7 +6181,7 @@
       <w:pPr>
         <w:pStyle w:val="Heading3"/>
       </w:pPr>
-      <w:bookmarkStart w:id="8" w:name="_Toc228715273"/>
+      <w:bookmarkStart w:id="8" w:name="_Toc229820398"/>
       <w:r>
         <w:t>Create</w:t>
       </w:r>
@@ -6316,7 +6316,7 @@
       <w:pPr>
         <w:pStyle w:val="Heading3"/>
       </w:pPr>
-      <w:bookmarkStart w:id="9" w:name="_Toc228715274"/>
+      <w:bookmarkStart w:id="9" w:name="_Toc229820399"/>
       <w:r>
         <w:t>Synchronize with Remote Repository</w:t>
       </w:r>
@@ -6430,7 +6430,7 @@
       <w:pPr>
         <w:pStyle w:val="Heading3"/>
       </w:pPr>
-      <w:bookmarkStart w:id="10" w:name="_Toc228715275"/>
+      <w:bookmarkStart w:id="10" w:name="_Toc229820400"/>
       <w:r>
         <w:t>Get Status</w:t>
       </w:r>
@@ -6551,12 +6551,328 @@
       <w:r>
         <w:t>on current branch</w:t>
       </w:r>
+      <w:r>
+        <w:t>.</w:t>
+      </w:r>
+    </w:p>
+    <w:p>
+      <w:pPr>
+        <w:pStyle w:val="SourceCode"/>
+      </w:pPr>
+      <w:r>
+        <w:t xml:space="preserve">$ </w:t>
+      </w:r>
+      <w:proofErr w:type="spellStart"/>
+      <w:proofErr w:type="gramStart"/>
+      <w:r>
+        <w:t>git</w:t>
+      </w:r>
+      <w:proofErr w:type="spellEnd"/>
+      <w:proofErr w:type="gramEnd"/>
+      <w:r>
+        <w:t xml:space="preserve"> diff</w:t>
+      </w:r>
+      <w:r>
+        <w:tab/>
+      </w:r>
+      <w:r>
+        <w:tab/>
+        <w:t># See what changed in a file.</w:t>
+      </w:r>
+    </w:p>
+    <w:p>
+      <w:pPr>
+        <w:pStyle w:val="Heading4"/>
+      </w:pPr>
+      <w:r>
+        <w:t>Example</w:t>
+      </w:r>
+    </w:p>
+    <w:p>
+      <w:pPr>
+        <w:pStyle w:val="Body-Text"/>
+      </w:pPr>
+      <w:r>
+        <w:t>Y</w:t>
+      </w:r>
+      <w:r>
+        <w:t xml:space="preserve">ou can use </w:t>
+      </w:r>
+      <w:proofErr w:type="spellStart"/>
+      <w:r>
+        <w:rPr>
+          <w:rStyle w:val="SourceCodechar"/>
+        </w:rPr>
+        <w:t>git</w:t>
+      </w:r>
+      <w:proofErr w:type="spellEnd"/>
+      <w:r>
+        <w:t xml:space="preserve"> </w:t>
+      </w:r>
+      <w:r>
+        <w:rPr>
+          <w:rStyle w:val="SourceCodechar"/>
+        </w:rPr>
+        <w:t>status</w:t>
+      </w:r>
+      <w:r>
+        <w:t xml:space="preserve"> to see which files in the working directory have changes. This command can be executed from anywhere in the working directory.</w:t>
+      </w:r>
+    </w:p>
+    <w:p>
+      <w:pPr>
+        <w:pStyle w:val="SourceCode"/>
+      </w:pPr>
+      <w:r>
+        <w:t xml:space="preserve">$ </w:t>
+      </w:r>
+      <w:proofErr w:type="spellStart"/>
+      <w:proofErr w:type="gramStart"/>
+      <w:r>
+        <w:t>cd</w:t>
+      </w:r>
+      <w:proofErr w:type="spellEnd"/>
+      <w:proofErr w:type="gramEnd"/>
+      <w:r>
+        <w:t xml:space="preserve"> $TAXTOOLS</w:t>
+      </w:r>
+    </w:p>
+    <w:p>
+      <w:pPr>
+        <w:pStyle w:val="SourceCode"/>
+      </w:pPr>
+      <w:r>
+        <w:t xml:space="preserve">$ </w:t>
+      </w:r>
+      <w:proofErr w:type="spellStart"/>
+      <w:proofErr w:type="gramStart"/>
+      <w:r>
+        <w:t>git</w:t>
+      </w:r>
+      <w:proofErr w:type="spellEnd"/>
+      <w:proofErr w:type="gramEnd"/>
+      <w:r>
+        <w:t xml:space="preserve"> status</w:t>
+      </w:r>
+    </w:p>
+    <w:p>
+      <w:pPr>
+        <w:pStyle w:val="SourceCode"/>
+      </w:pPr>
+    </w:p>
+    <w:p>
+      <w:pPr>
+        <w:pStyle w:val="Body-Text"/>
+      </w:pPr>
+      <w:r>
+        <w:lastRenderedPageBreak/>
+        <w:t xml:space="preserve">From the files that are listed, if they are already being tracked by Git, then you can use the </w:t>
+      </w:r>
+      <w:proofErr w:type="spellStart"/>
+      <w:r>
+        <w:rPr>
+          <w:rStyle w:val="SourceCodechar"/>
+        </w:rPr>
+        <w:t>git</w:t>
+      </w:r>
+      <w:proofErr w:type="spellEnd"/>
+      <w:r>
+        <w:t xml:space="preserve"> </w:t>
+      </w:r>
+      <w:r>
+        <w:rPr>
+          <w:rStyle w:val="SourceCodechar"/>
+        </w:rPr>
+        <w:t>diff</w:t>
+      </w:r>
+      <w:r>
+        <w:t xml:space="preserve"> command to see which line</w:t>
+      </w:r>
+      <w:r>
+        <w:t>s</w:t>
+      </w:r>
+      <w:r>
+        <w:t xml:space="preserve"> in the file have changed.</w:t>
+      </w:r>
+    </w:p>
+    <w:p>
+      <w:pPr>
+        <w:pStyle w:val="SourceCode"/>
+      </w:pPr>
+      <w:r>
+        <w:t xml:space="preserve">$ </w:t>
+      </w:r>
+      <w:proofErr w:type="spellStart"/>
+      <w:proofErr w:type="gramStart"/>
+      <w:r>
+        <w:t>cd</w:t>
+      </w:r>
+      <w:proofErr w:type="spellEnd"/>
+      <w:proofErr w:type="gramEnd"/>
+      <w:r>
+        <w:t xml:space="preserve"> </w:t>
+      </w:r>
+      <w:r>
+        <w:rPr>
+          <w:rStyle w:val="SourceCodenon-literal"/>
+        </w:rPr>
+        <w:t>directory</w:t>
+      </w:r>
+    </w:p>
+    <w:p>
+      <w:pPr>
+        <w:pStyle w:val="SourceCode"/>
+      </w:pPr>
+      <w:r>
+        <w:t xml:space="preserve">$ </w:t>
+      </w:r>
+      <w:proofErr w:type="spellStart"/>
+      <w:proofErr w:type="gramStart"/>
+      <w:r>
+        <w:t>git</w:t>
+      </w:r>
+      <w:proofErr w:type="spellEnd"/>
+      <w:proofErr w:type="gramEnd"/>
+      <w:r>
+        <w:t xml:space="preserve"> diff </w:t>
+      </w:r>
+      <w:r>
+        <w:rPr>
+          <w:rStyle w:val="SourceCodenon-literal"/>
+        </w:rPr>
+        <w:t>filename</w:t>
+      </w:r>
+    </w:p>
+    <w:p>
+      <w:pPr>
+        <w:pStyle w:val="SourceCode"/>
+      </w:pPr>
+    </w:p>
+    <w:p>
+      <w:pPr>
+        <w:pStyle w:val="Body-Text"/>
+      </w:pPr>
+      <w:r>
+        <w:t>Once you are satisfied with the changes, you can add them to the stagin</w:t>
+      </w:r>
+      <w:r>
+        <w:t>g</w:t>
+      </w:r>
+      <w:r>
+        <w:t xml:space="preserve"> area and commit the changes to the repository.</w:t>
+      </w:r>
+      <w:r>
+        <w:t xml:space="preserve"> When specifying “.” as the files to add, that only adds the file from the current directory, so change directories back to the top of the working directory to add all the changes that have not been staged.</w:t>
+      </w:r>
+    </w:p>
+    <w:p>
+      <w:pPr>
+        <w:pStyle w:val="SourceCode"/>
+      </w:pPr>
+      <w:r>
+        <w:t xml:space="preserve">$ </w:t>
+      </w:r>
+      <w:proofErr w:type="spellStart"/>
+      <w:proofErr w:type="gramStart"/>
+      <w:r>
+        <w:t>cd</w:t>
+      </w:r>
+      <w:proofErr w:type="spellEnd"/>
+      <w:proofErr w:type="gramEnd"/>
+      <w:r>
+        <w:t xml:space="preserve"> $TAXTOOLS</w:t>
+      </w:r>
+    </w:p>
+    <w:p>
+      <w:pPr>
+        <w:pStyle w:val="SourceCode"/>
+      </w:pPr>
+      <w:r>
+        <w:t xml:space="preserve">$ </w:t>
+      </w:r>
+      <w:proofErr w:type="spellStart"/>
+      <w:proofErr w:type="gramStart"/>
+      <w:r>
+        <w:t>git</w:t>
+      </w:r>
+      <w:proofErr w:type="spellEnd"/>
+      <w:proofErr w:type="gramEnd"/>
+      <w:r>
+        <w:t xml:space="preserve"> add .</w:t>
+      </w:r>
+    </w:p>
+    <w:p>
+      <w:pPr>
+        <w:pStyle w:val="SourceCode"/>
+      </w:pPr>
+      <w:r>
+        <w:t xml:space="preserve">$ </w:t>
+      </w:r>
+      <w:proofErr w:type="spellStart"/>
+      <w:proofErr w:type="gramStart"/>
+      <w:r>
+        <w:t>git</w:t>
+      </w:r>
+      <w:proofErr w:type="spellEnd"/>
+      <w:proofErr w:type="gramEnd"/>
+      <w:r>
+        <w:t xml:space="preserve"> commit –m “</w:t>
+      </w:r>
+      <w:r>
+        <w:rPr>
+          <w:rStyle w:val="SourceCodenon-literal"/>
+        </w:rPr>
+        <w:t>Description of change.</w:t>
+      </w:r>
+      <w:r>
+        <w:t>”</w:t>
+      </w:r>
+    </w:p>
+    <w:p>
+      <w:pPr>
+        <w:pStyle w:val="SourceCode"/>
+      </w:pPr>
+    </w:p>
+    <w:p>
+      <w:pPr>
+        <w:pStyle w:val="Body-Text"/>
+      </w:pPr>
+      <w:r>
+        <w:t>Or, you can do it one step.</w:t>
+      </w:r>
+    </w:p>
+    <w:p>
+      <w:pPr>
+        <w:pStyle w:val="SourceCode"/>
+      </w:pPr>
+      <w:r>
+        <w:t xml:space="preserve">$ </w:t>
+      </w:r>
+      <w:proofErr w:type="spellStart"/>
+      <w:proofErr w:type="gramStart"/>
+      <w:r>
+        <w:t>git</w:t>
+      </w:r>
+      <w:proofErr w:type="spellEnd"/>
+      <w:proofErr w:type="gramEnd"/>
+      <w:r>
+        <w:t xml:space="preserve"> commit –a –m “</w:t>
+      </w:r>
+      <w:r>
+        <w:rPr>
+          <w:rStyle w:val="SourceCodenon-literal"/>
+        </w:rPr>
+        <w:t>Description of change.</w:t>
+      </w:r>
+      <w:r>
+        <w:t>”</w:t>
+      </w:r>
     </w:p>
     <w:p>
       <w:pPr>
         <w:pStyle w:val="Heading3"/>
       </w:pPr>
-      <w:bookmarkStart w:id="11" w:name="_Toc228715276"/>
+      <w:bookmarkStart w:id="11" w:name="_Toc229820401"/>
       <w:r>
         <w:t>Select a Branch</w:t>
       </w:r>
@@ -6765,7 +7081,6 @@
         <w:pStyle w:val="SourceCode"/>
       </w:pPr>
       <w:r>
-        <w:lastRenderedPageBreak/>
         <w:t xml:space="preserve">$ </w:t>
       </w:r>
       <w:proofErr w:type="spellStart"/>
@@ -7220,7 +7535,7 @@
       <w:pPr>
         <w:pStyle w:val="Heading3"/>
       </w:pPr>
-      <w:bookmarkStart w:id="12" w:name="_Toc228715277"/>
+      <w:bookmarkStart w:id="12" w:name="_Toc229820402"/>
       <w:r>
         <w:t>Create a New Branch</w:t>
       </w:r>
@@ -7396,8 +7711,9 @@
       <w:pPr>
         <w:pStyle w:val="Heading3"/>
       </w:pPr>
-      <w:bookmarkStart w:id="13" w:name="_Toc228715278"/>
-      <w:r>
+      <w:bookmarkStart w:id="13" w:name="_Toc229820403"/>
+      <w:r>
+        <w:lastRenderedPageBreak/>
         <w:t>Add</w:t>
       </w:r>
       <w:r>
@@ -7633,7 +7949,7 @@
       <w:pPr>
         <w:pStyle w:val="Heading3"/>
       </w:pPr>
-      <w:bookmarkStart w:id="14" w:name="_Toc228715279"/>
+      <w:bookmarkStart w:id="14" w:name="_Toc229820404"/>
       <w:r>
         <w:t>Delete a file</w:t>
       </w:r>
@@ -7772,7 +8088,7 @@
       <w:pPr>
         <w:pStyle w:val="Heading3"/>
       </w:pPr>
-      <w:bookmarkStart w:id="15" w:name="_Toc228715280"/>
+      <w:bookmarkStart w:id="15" w:name="_Toc229820405"/>
       <w:r>
         <w:t>Change a File</w:t>
       </w:r>
@@ -7819,7 +8135,6 @@
         </w:tabs>
       </w:pPr>
       <w:r>
-        <w:lastRenderedPageBreak/>
         <w:t>Add the file you changed to the staging area.</w:t>
       </w:r>
     </w:p>
@@ -8069,14 +8384,22 @@
       </w:r>
       <w:r>
         <w:tab/>
-        <w:t># and subdirectories.</w:t>
+        <w:t xml:space="preserve"># </w:t>
+      </w:r>
+      <w:proofErr w:type="gramStart"/>
+      <w:r>
+        <w:t>and</w:t>
+      </w:r>
+      <w:proofErr w:type="gramEnd"/>
+      <w:r>
+        <w:t xml:space="preserve"> subdirectories.</w:t>
       </w:r>
     </w:p>
     <w:p>
       <w:pPr>
         <w:pStyle w:val="Heading3"/>
       </w:pPr>
-      <w:bookmarkStart w:id="16" w:name="_Toc228715281"/>
+      <w:bookmarkStart w:id="16" w:name="_Toc229820406"/>
       <w:r>
         <w:t>Stage a File</w:t>
       </w:r>
@@ -8226,6 +8549,7 @@
         <w:rPr>
           <w:lang w:eastAsia="ar-SA"/>
         </w:rPr>
+        <w:lastRenderedPageBreak/>
         <w:t>If you stage a file and then make another change to the file, you need to re-stage the file; otherwise, only the first change will be committed, but the second change will remain in the file in the working directory.</w:t>
       </w:r>
     </w:p>
@@ -8462,7 +8786,7 @@
       <w:pPr>
         <w:pStyle w:val="Heading3"/>
       </w:pPr>
-      <w:bookmarkStart w:id="17" w:name="_Toc228715282"/>
+      <w:bookmarkStart w:id="17" w:name="_Toc229820407"/>
       <w:r>
         <w:t xml:space="preserve">Commit a </w:t>
       </w:r>
@@ -8560,6 +8884,7 @@
         <w:t xml:space="preserve">$ </w:t>
       </w:r>
       <w:proofErr w:type="spellStart"/>
+      <w:proofErr w:type="gramStart"/>
       <w:r>
         <w:rPr>
           <w:lang w:eastAsia="ar-SA"/>
@@ -8567,6 +8892,7 @@
         <w:t>git</w:t>
       </w:r>
       <w:proofErr w:type="spellEnd"/>
+      <w:proofErr w:type="gramEnd"/>
       <w:r>
         <w:rPr>
           <w:lang w:eastAsia="ar-SA"/>
@@ -8591,7 +8917,7 @@
       <w:pPr>
         <w:pStyle w:val="Heading3"/>
       </w:pPr>
-      <w:bookmarkStart w:id="18" w:name="_Toc228715283"/>
+      <w:bookmarkStart w:id="18" w:name="_Toc229820408"/>
       <w:r>
         <w:t>Push Changes to the Remote Repository</w:t>
       </w:r>
@@ -8664,7 +8990,6 @@
         <w:rPr>
           <w:lang w:eastAsia="ar-SA"/>
         </w:rPr>
-        <w:lastRenderedPageBreak/>
         <w:t>If you have permission to change the remote repository</w:t>
       </w:r>
       <w:r>
@@ -8731,7 +9056,7 @@
       <w:pPr>
         <w:pStyle w:val="Heading3"/>
       </w:pPr>
-      <w:bookmarkStart w:id="19" w:name="_Toc228715284"/>
+      <w:bookmarkStart w:id="19" w:name="_Toc229820409"/>
       <w:r>
         <w:t>Make a Change</w:t>
       </w:r>
@@ -9065,6 +9390,7 @@
         <w:pStyle w:val="SourceCode"/>
       </w:pPr>
       <w:r>
+        <w:lastRenderedPageBreak/>
         <w:t xml:space="preserve">$ </w:t>
       </w:r>
       <w:proofErr w:type="spellStart"/>
@@ -9237,7 +9563,7 @@
       <w:pPr>
         <w:pStyle w:val="Heading3"/>
       </w:pPr>
-      <w:bookmarkStart w:id="20" w:name="_Toc228715285"/>
+      <w:bookmarkStart w:id="20" w:name="_Toc229820410"/>
       <w:r>
         <w:t>Make Change to Main Branch</w:t>
       </w:r>
@@ -9421,7 +9747,6 @@
         </w:numPr>
       </w:pPr>
       <w:r>
-        <w:lastRenderedPageBreak/>
         <w:t xml:space="preserve">Update </w:t>
       </w:r>
       <w:r>
@@ -9549,7 +9874,7 @@
       <w:pPr>
         <w:pStyle w:val="Heading3"/>
       </w:pPr>
-      <w:bookmarkStart w:id="21" w:name="_Toc228715286"/>
+      <w:bookmarkStart w:id="21" w:name="_Toc229820411"/>
       <w:r>
         <w:t xml:space="preserve">Merge Development Branch into </w:t>
       </w:r>
@@ -9758,6 +10083,7 @@
         </w:numPr>
       </w:pPr>
       <w:r>
+        <w:lastRenderedPageBreak/>
         <w:t>Update Version Information. Edit the version files directly in the main branch. Increment version number (second number) and update version log.</w:t>
       </w:r>
     </w:p>
@@ -9845,10 +10171,12 @@
         <w:t xml:space="preserve">$ </w:t>
       </w:r>
       <w:proofErr w:type="spellStart"/>
+      <w:proofErr w:type="gramStart"/>
       <w:r>
         <w:t>git</w:t>
       </w:r>
       <w:proofErr w:type="spellEnd"/>
+      <w:proofErr w:type="gramEnd"/>
       <w:r>
         <w:t xml:space="preserve"> tag </w:t>
       </w:r>
@@ -10169,7 +10497,6 @@
         </w:numPr>
       </w:pPr>
       <w:r>
-        <w:lastRenderedPageBreak/>
         <w:t>Update Version Information. Edit the version files directly in the main branch. Increment version number (second number) and update version log.</w:t>
       </w:r>
     </w:p>
@@ -10230,7 +10557,7 @@
       <w:pPr>
         <w:pStyle w:val="Heading3"/>
       </w:pPr>
-      <w:bookmarkStart w:id="22" w:name="_Toc228715287"/>
+      <w:bookmarkStart w:id="22" w:name="_Toc229820412"/>
       <w:r>
         <w:t>Get</w:t>
       </w:r>
@@ -10249,7 +10576,7 @@
       <w:pPr>
         <w:pStyle w:val="Heading2"/>
       </w:pPr>
-      <w:bookmarkStart w:id="23" w:name="_Toc228715288"/>
+      <w:bookmarkStart w:id="23" w:name="_Toc229820413"/>
       <w:r>
         <w:rPr>
           <w:lang w:eastAsia="ar-SA"/>
@@ -10557,7 +10884,7 @@
       <w:pPr>
         <w:pStyle w:val="Heading2"/>
       </w:pPr>
-      <w:bookmarkStart w:id="24" w:name="_Toc228715289"/>
+      <w:bookmarkStart w:id="24" w:name="_Toc229820414"/>
       <w:r>
         <w:t>Git Terminology</w:t>
       </w:r>
@@ -10824,17 +11151,16 @@
         <w:t xml:space="preserve"> where you do your work</w:t>
       </w:r>
       <w:r>
-        <w:t xml:space="preserve">. It is where you do your work. </w:t>
+        <w:t xml:space="preserve">. </w:t>
+      </w:r>
+      <w:r>
+        <w:t xml:space="preserve">This is also the local Git repository. </w:t>
       </w:r>
       <w:r>
         <w:t>A file in the working directory may be modified, staged, or committed.</w:t>
       </w:r>
       <w:r>
-        <w:t xml:space="preserve"> A modified file, has been changed, but not yet staged. A staged file has </w:t>
-      </w:r>
-      <w:r>
-        <w:lastRenderedPageBreak/>
-        <w:t>been added to the staging area and is read</w:t>
+        <w:t xml:space="preserve"> A modified file, has been changed, but not yet staged. A staged file has been added to the staging area and is read</w:t>
       </w:r>
       <w:r>
         <w:t xml:space="preserve">y to be committed. </w:t>
@@ -10856,7 +11182,7 @@
       <w:pPr>
         <w:pStyle w:val="Heading1"/>
       </w:pPr>
-      <w:bookmarkStart w:id="25" w:name="_Toc228715290"/>
+      <w:bookmarkStart w:id="25" w:name="_Toc229820415"/>
       <w:r>
         <w:t>Editing Tools</w:t>
       </w:r>
@@ -10867,7 +11193,7 @@
         <w:pStyle w:val="Heading2"/>
       </w:pPr>
       <w:bookmarkStart w:id="26" w:name="_Toc227669204"/>
-      <w:bookmarkStart w:id="27" w:name="_Toc228715291"/>
+      <w:bookmarkStart w:id="27" w:name="_Toc229820416"/>
       <w:r>
         <w:t>VS Code</w:t>
       </w:r>
@@ -10897,7 +11223,7 @@
       <w:pPr>
         <w:pStyle w:val="Heading3"/>
       </w:pPr>
-      <w:bookmarkStart w:id="28" w:name="_Toc228715292"/>
+      <w:bookmarkStart w:id="28" w:name="_Toc229820417"/>
       <w:r>
         <w:t>Installation</w:t>
       </w:r>
@@ -11019,6 +11345,7 @@
         </w:numPr>
       </w:pPr>
       <w:r>
+        <w:lastRenderedPageBreak/>
         <w:t xml:space="preserve">Check </w:t>
       </w:r>
       <w:r>
@@ -11068,7 +11395,7 @@
       <w:pPr>
         <w:pStyle w:val="Heading3"/>
       </w:pPr>
-      <w:bookmarkStart w:id="29" w:name="_Toc228715293"/>
+      <w:bookmarkStart w:id="29" w:name="_Toc229820418"/>
       <w:r>
         <w:t>Configuration Settings</w:t>
       </w:r>
@@ -11392,7 +11719,6 @@
         <w:ind w:left="1440"/>
       </w:pPr>
       <w:r>
-        <w:lastRenderedPageBreak/>
         <w:t>Editor</w:t>
       </w:r>
       <w:r>
@@ -11502,7 +11828,7 @@
       <w:pPr>
         <w:pStyle w:val="Heading3"/>
       </w:pPr>
-      <w:bookmarkStart w:id="30" w:name="_Toc228715294"/>
+      <w:bookmarkStart w:id="30" w:name="_Toc229820419"/>
       <w:r>
         <w:t>Extensions</w:t>
       </w:r>
@@ -11611,20 +11937,55 @@
     </w:p>
     <w:p>
       <w:pPr>
-        <w:pStyle w:val="Heading3"/>
-      </w:pPr>
-      <w:bookmarkStart w:id="31" w:name="_Toc228715295"/>
-      <w:r>
-        <w:t>Command Summary</w:t>
-      </w:r>
-      <w:bookmarkEnd w:id="31"/>
-    </w:p>
-    <w:p>
-      <w:pPr>
         <w:pStyle w:val="Hang-Medium"/>
         <w:spacing w:after="0"/>
       </w:pPr>
       <w:r>
+        <w:t>GitHub Copilot</w:t>
+      </w:r>
+    </w:p>
+    <w:p>
+      <w:pPr>
+        <w:pStyle w:val="Hang-Medium"/>
+        <w:spacing w:after="0"/>
+      </w:pPr>
+      <w:r>
+        <w:t>GitHub Copilot Chat</w:t>
+      </w:r>
+    </w:p>
+    <w:p>
+      <w:pPr>
+        <w:pStyle w:val="Hang-Medium"/>
+        <w:spacing w:after="0"/>
+      </w:pPr>
+      <w:r>
+        <w:t xml:space="preserve">Open in Browser (by </w:t>
+      </w:r>
+      <w:proofErr w:type="spellStart"/>
+      <w:r>
+        <w:t>TechER</w:t>
+      </w:r>
+      <w:proofErr w:type="spellEnd"/>
+      <w:r>
+        <w:t>)</w:t>
+      </w:r>
+    </w:p>
+    <w:p>
+      <w:pPr>
+        <w:pStyle w:val="Heading3"/>
+      </w:pPr>
+      <w:bookmarkStart w:id="31" w:name="_Toc229820420"/>
+      <w:r>
+        <w:t>Command Summary</w:t>
+      </w:r>
+      <w:bookmarkEnd w:id="31"/>
+    </w:p>
+    <w:p>
+      <w:pPr>
+        <w:pStyle w:val="Hang-Medium"/>
+        <w:spacing w:after="0"/>
+      </w:pPr>
+      <w:r>
         <w:t>Ctrl + Shift + P</w:t>
       </w:r>
       <w:r>
@@ -11656,6 +12017,7 @@
         <w:spacing w:after="0"/>
       </w:pPr>
       <w:r>
+        <w:lastRenderedPageBreak/>
         <w:t>Ctrl + S</w:t>
       </w:r>
       <w:r>
@@ -11758,6 +12120,19 @@
         <w:spacing w:after="0"/>
       </w:pPr>
       <w:r>
+        <w:t>Ctrl + Alt + I</w:t>
+      </w:r>
+      <w:r>
+        <w:tab/>
+        <w:t>Show/hide Copilot chat window</w:t>
+      </w:r>
+    </w:p>
+    <w:p>
+      <w:pPr>
+        <w:pStyle w:val="Hang-Medium"/>
+        <w:spacing w:after="0"/>
+      </w:pPr>
+      <w:r>
         <w:t>F11</w:t>
       </w:r>
       <w:r>
@@ -11770,7 +12145,7 @@
         <w:pStyle w:val="Heading2"/>
       </w:pPr>
       <w:bookmarkStart w:id="32" w:name="_Toc227669205"/>
-      <w:bookmarkStart w:id="33" w:name="_Toc228715296"/>
+      <w:bookmarkStart w:id="33" w:name="_Toc229820421"/>
       <w:r>
         <w:t>Node and NPM</w:t>
       </w:r>
@@ -11810,7 +12185,7 @@
       <w:pPr>
         <w:pStyle w:val="Heading3"/>
       </w:pPr>
-      <w:bookmarkStart w:id="34" w:name="_Toc228715297"/>
+      <w:bookmarkStart w:id="34" w:name="_Toc229820422"/>
       <w:r>
         <w:t>Installation</w:t>
       </w:r>
@@ -12069,7 +12444,7 @@
       <w:pPr>
         <w:pStyle w:val="Heading3"/>
       </w:pPr>
-      <w:bookmarkStart w:id="35" w:name="_Toc228715298"/>
+      <w:bookmarkStart w:id="35" w:name="_Toc229820423"/>
       <w:r>
         <w:t>Prettier</w:t>
       </w:r>
@@ -12265,6 +12640,7 @@
         <w:rPr>
           <w:lang w:eastAsia="ar-SA"/>
         </w:rPr>
+        <w:lastRenderedPageBreak/>
         <w:t>In VS Code, install the extension Prettier – Code Formatter and change the following configuration settings. Restart VS Code. Use the keyboard shortcut Shift + Alt + F to format the current document and use Ctrl + Z to undo the change.</w:t>
       </w:r>
     </w:p>
@@ -12377,7 +12753,7 @@
       <w:pPr>
         <w:pStyle w:val="Heading3"/>
       </w:pPr>
-      <w:bookmarkStart w:id="36" w:name="_Toc228715299"/>
+      <w:bookmarkStart w:id="36" w:name="_Toc229820424"/>
       <w:proofErr w:type="spellStart"/>
       <w:r>
         <w:t>ESLint</w:t>
@@ -12748,7 +13124,7 @@
       <w:pPr>
         <w:pStyle w:val="Heading2"/>
       </w:pPr>
-      <w:bookmarkStart w:id="37" w:name="_Toc228715300"/>
+      <w:bookmarkStart w:id="37" w:name="_Toc229820425"/>
       <w:r>
         <w:t>Git</w:t>
       </w:r>
@@ -12766,7 +13142,7 @@
       <w:pPr>
         <w:pStyle w:val="Heading3"/>
       </w:pPr>
-      <w:bookmarkStart w:id="38" w:name="_Toc228715301"/>
+      <w:bookmarkStart w:id="38" w:name="_Toc229820426"/>
       <w:r>
         <w:t>Inst</w:t>
       </w:r>
@@ -12822,7 +13198,6 @@
         </w:numPr>
       </w:pPr>
       <w:r>
-        <w:lastRenderedPageBreak/>
         <w:t xml:space="preserve">Click on </w:t>
       </w:r>
       <w:r>
@@ -12893,7 +13268,7 @@
       <w:pPr>
         <w:pStyle w:val="Heading1"/>
       </w:pPr>
-      <w:bookmarkStart w:id="39" w:name="_Toc228715302"/>
+      <w:bookmarkStart w:id="39" w:name="_Toc229820427"/>
       <w:r>
         <w:t>Notes</w:t>
       </w:r>
@@ -12903,7 +13278,7 @@
       <w:pPr>
         <w:pStyle w:val="Heading2"/>
       </w:pPr>
-      <w:bookmarkStart w:id="40" w:name="_Toc228715303"/>
+      <w:bookmarkStart w:id="40" w:name="_Toc229820428"/>
       <w:r>
         <w:t>Coding Conventions</w:t>
       </w:r>
@@ -12930,7 +13305,7 @@
         </w:numPr>
       </w:pPr>
       <w:r>
-        <w:t>Class names begin with a capital letter.</w:t>
+        <w:t>Variable, function, property, and method names use camel case.</w:t>
       </w:r>
     </w:p>
     <w:p>
@@ -12943,6 +13318,49 @@
       </w:pPr>
       <w:r>
         <w:t>Function and method names begin with a lower case letter.</w:t>
+      </w:r>
+    </w:p>
+    <w:p>
+      <w:pPr>
+        <w:pStyle w:val="Body-Text"/>
+        <w:numPr>
+          <w:ilvl w:val="0"/>
+          <w:numId w:val="18"/>
+        </w:numPr>
+      </w:pPr>
+      <w:r>
+        <w:t>Class</w:t>
+      </w:r>
+      <w:r>
+        <w:t xml:space="preserve"> and constructor</w:t>
+      </w:r>
+      <w:r>
+        <w:t xml:space="preserve"> names begin with a capital letter.</w:t>
+      </w:r>
+    </w:p>
+    <w:p>
+      <w:pPr>
+        <w:pStyle w:val="Body-Text"/>
+        <w:numPr>
+          <w:ilvl w:val="0"/>
+          <w:numId w:val="18"/>
+        </w:numPr>
+      </w:pPr>
+      <w:r>
+        <w:t>Use ===, not == whenever possible.</w:t>
+      </w:r>
+    </w:p>
+    <w:p>
+      <w:pPr>
+        <w:pStyle w:val="Body-Text"/>
+        <w:numPr>
+          <w:ilvl w:val="0"/>
+          <w:numId w:val="18"/>
+        </w:numPr>
+      </w:pPr>
+      <w:r>
+        <w:lastRenderedPageBreak/>
+        <w:t>Do not use var.</w:t>
       </w:r>
     </w:p>
     <w:p>
@@ -13110,7 +13528,7 @@
         <w:szCs w:val="24"/>
         <w:lang w:eastAsia="en-US"/>
       </w:rPr>
-      <w:t>1</w:t>
+      <w:t>15</w:t>
     </w:r>
     <w:r>
       <w:rPr>
@@ -16255,7 +16673,7 @@
 </file>
 
 <file path=customXml/itemProps1.xml><?xml version="1.0" encoding="utf-8"?>
-<ds:datastoreItem xmlns:ds="http://schemas.openxmlformats.org/officeDocument/2006/customXml" ds:itemID="{444EBE5D-E1D1-4F01-826E-DB869484CF7D}">
+<ds:datastoreItem xmlns:ds="http://schemas.openxmlformats.org/officeDocument/2006/customXml" ds:itemID="{092BC927-870F-4C25-9E8C-BA658057938E}">
   <ds:schemaRefs>
     <ds:schemaRef ds:uri="http://schemas.openxmlformats.org/officeDocument/2006/bibliography"/>
   </ds:schemaRefs>

--- a/Documentation/DevelopmentEnvironment.docx
+++ b/Documentation/DevelopmentEnvironment.docx
@@ -2836,15 +2836,25 @@
       <w:r>
         <w:t xml:space="preserve"> </w:t>
       </w:r>
-      <w:hyperlink r:id="rId8" w:history="1">
-        <w:r>
-          <w:rPr>
-            <w:rStyle w:val="Hyperlink"/>
-            <w:sz w:val="18"/>
-          </w:rPr>
-          <w:t>git-scm.com</w:t>
-        </w:r>
-      </w:hyperlink>
+      <w:r>
+        <w:fldChar w:fldCharType="begin"/>
+      </w:r>
+      <w:r>
+        <w:instrText>HYPERLINK "https://git-scm.com/"</w:instrText>
+      </w:r>
+      <w:r>
+        <w:fldChar w:fldCharType="separate"/>
+      </w:r>
+      <w:r>
+        <w:rPr>
+          <w:rStyle w:val="Hyperlink"/>
+          <w:sz w:val="18"/>
+        </w:rPr>
+        <w:t>git-scm.com</w:t>
+      </w:r>
+      <w:r>
+        <w:fldChar w:fldCharType="end"/>
+      </w:r>
       <w:r>
         <w:t>.</w:t>
       </w:r>
@@ -2880,15 +2890,25 @@
       <w:r>
         <w:t xml:space="preserve">at </w:t>
       </w:r>
-      <w:hyperlink r:id="rId9" w:history="1">
-        <w:r>
-          <w:rPr>
-            <w:rStyle w:val="Hyperlink"/>
-            <w:sz w:val="18"/>
-          </w:rPr>
-          <w:t>github.com</w:t>
-        </w:r>
-      </w:hyperlink>
+      <w:r>
+        <w:fldChar w:fldCharType="begin"/>
+      </w:r>
+      <w:r>
+        <w:instrText>HYPERLINK "https://github.com/"</w:instrText>
+      </w:r>
+      <w:r>
+        <w:fldChar w:fldCharType="separate"/>
+      </w:r>
+      <w:r>
+        <w:rPr>
+          <w:rStyle w:val="Hyperlink"/>
+          <w:sz w:val="18"/>
+        </w:rPr>
+        <w:t>github.com</w:t>
+      </w:r>
+      <w:r>
+        <w:fldChar w:fldCharType="end"/>
+      </w:r>
       <w:r>
         <w:t>.</w:t>
       </w:r>
@@ -5091,12 +5111,10 @@
         <w:t xml:space="preserve">$ </w:t>
       </w:r>
       <w:proofErr w:type="spellStart"/>
-      <w:proofErr w:type="gramStart"/>
       <w:r>
         <w:t>git</w:t>
       </w:r>
       <w:proofErr w:type="spellEnd"/>
-      <w:proofErr w:type="gramEnd"/>
       <w:r>
         <w:t xml:space="preserve"> switch develop</w:t>
       </w:r>
@@ -5134,12 +5152,10 @@
         <w:t xml:space="preserve">$ </w:t>
       </w:r>
       <w:proofErr w:type="spellStart"/>
-      <w:proofErr w:type="gramStart"/>
       <w:r>
         <w:t>git</w:t>
       </w:r>
       <w:proofErr w:type="spellEnd"/>
-      <w:proofErr w:type="gramEnd"/>
       <w:r>
         <w:t xml:space="preserve"> add .</w:t>
       </w:r>
@@ -5152,12 +5168,10 @@
         <w:t xml:space="preserve">$ </w:t>
       </w:r>
       <w:proofErr w:type="spellStart"/>
-      <w:proofErr w:type="gramStart"/>
       <w:r>
         <w:t>git</w:t>
       </w:r>
       <w:proofErr w:type="spellEnd"/>
-      <w:proofErr w:type="gramEnd"/>
       <w:r>
         <w:t xml:space="preserve"> commit –m “Create new development version.”</w:t>
       </w:r>
@@ -5246,12 +5260,10 @@
         <w:t xml:space="preserve">$ </w:t>
       </w:r>
       <w:proofErr w:type="spellStart"/>
-      <w:proofErr w:type="gramStart"/>
       <w:r>
         <w:t>git</w:t>
       </w:r>
       <w:proofErr w:type="spellEnd"/>
-      <w:proofErr w:type="gramEnd"/>
       <w:r>
         <w:t xml:space="preserve"> push –u origin develop</w:t>
       </w:r>
@@ -5465,122 +5477,106 @@
         <w:rPr>
           <w:rStyle w:val="SourceCodechar"/>
         </w:rPr>
-        <w:t>$</w:t>
-      </w:r>
-      <w:proofErr w:type="gramStart"/>
+        <w:t>$HOME/.</w:t>
+      </w:r>
+      <w:proofErr w:type="spellStart"/>
       <w:r>
         <w:rPr>
           <w:rStyle w:val="SourceCodechar"/>
         </w:rPr>
-        <w:t>HOME/.</w:t>
-      </w:r>
-      <w:proofErr w:type="spellStart"/>
+        <w:t>gitconfig</w:t>
+      </w:r>
+      <w:proofErr w:type="spellEnd"/>
+      <w:r>
+        <w:rPr>
+          <w:lang w:eastAsia="ar-SA"/>
+        </w:rPr>
+        <w:t>, and</w:t>
+      </w:r>
+      <w:r>
+        <w:rPr>
+          <w:lang w:eastAsia="ar-SA"/>
+        </w:rPr>
+        <w:t xml:space="preserve"> repository configuration settings are stored in the file</w:t>
+      </w:r>
+      <w:r>
+        <w:rPr>
+          <w:rStyle w:val="SourceCodenon-literal"/>
+        </w:rPr>
+        <w:t xml:space="preserve"> </w:t>
+      </w:r>
       <w:r>
         <w:rPr>
           <w:rStyle w:val="SourceCodechar"/>
         </w:rPr>
-        <w:t>gitconfig</w:t>
-      </w:r>
-      <w:proofErr w:type="spellEnd"/>
-      <w:r>
-        <w:rPr>
-          <w:lang w:eastAsia="ar-SA"/>
-        </w:rPr>
-        <w:t>,</w:t>
-      </w:r>
-      <w:proofErr w:type="gramEnd"/>
-      <w:r>
-        <w:rPr>
-          <w:lang w:eastAsia="ar-SA"/>
-        </w:rPr>
-        <w:t xml:space="preserve"> and</w:t>
-      </w:r>
-      <w:r>
-        <w:rPr>
-          <w:lang w:eastAsia="ar-SA"/>
-        </w:rPr>
-        <w:t xml:space="preserve"> repository configuration settings are stored in the file</w:t>
-      </w:r>
-      <w:r>
-        <w:rPr>
-          <w:rStyle w:val="SourceCodenon-literal"/>
-        </w:rPr>
-        <w:t xml:space="preserve"> </w:t>
-      </w:r>
+        <w:t>.</w:t>
+      </w:r>
+      <w:proofErr w:type="spellStart"/>
       <w:r>
         <w:rPr>
           <w:rStyle w:val="SourceCodechar"/>
         </w:rPr>
-        <w:t>.</w:t>
-      </w:r>
-      <w:proofErr w:type="spellStart"/>
+        <w:t>git</w:t>
+      </w:r>
+      <w:proofErr w:type="spellEnd"/>
       <w:r>
         <w:rPr>
           <w:rStyle w:val="SourceCodechar"/>
         </w:rPr>
+        <w:t>/</w:t>
+      </w:r>
+      <w:proofErr w:type="spellStart"/>
+      <w:r>
+        <w:rPr>
+          <w:rStyle w:val="SourceCodechar"/>
+        </w:rPr>
+        <w:t>config</w:t>
+      </w:r>
+      <w:proofErr w:type="spellEnd"/>
+      <w:r>
+        <w:rPr>
+          <w:lang w:eastAsia="ar-SA"/>
+        </w:rPr>
+        <w:t xml:space="preserve"> at the top of the repository.</w:t>
+      </w:r>
+    </w:p>
+    <w:p>
+      <w:pPr>
+        <w:pStyle w:val="Heading4"/>
+      </w:pPr>
+      <w:r>
+        <w:t>User Settings</w:t>
+      </w:r>
+    </w:p>
+    <w:p>
+      <w:pPr>
+        <w:pStyle w:val="Body-Text"/>
+      </w:pPr>
+      <w:r>
+        <w:t>Before using Git to make changes, you need to set your name and email address in Git. This information is needed to track changes to the files.</w:t>
+      </w:r>
+    </w:p>
+    <w:p>
+      <w:pPr>
+        <w:pStyle w:val="SourceCode"/>
+        <w:rPr>
+          <w:lang w:eastAsia="ar-SA"/>
+        </w:rPr>
+      </w:pPr>
+      <w:r>
+        <w:rPr>
+          <w:lang w:eastAsia="ar-SA"/>
+        </w:rPr>
+        <w:t xml:space="preserve">$ </w:t>
+      </w:r>
+      <w:proofErr w:type="spellStart"/>
+      <w:r>
+        <w:rPr>
+          <w:lang w:eastAsia="ar-SA"/>
+        </w:rPr>
         <w:t>git</w:t>
       </w:r>
       <w:proofErr w:type="spellEnd"/>
-      <w:r>
-        <w:rPr>
-          <w:rStyle w:val="SourceCodechar"/>
-        </w:rPr>
-        <w:t>/</w:t>
-      </w:r>
-      <w:proofErr w:type="spellStart"/>
-      <w:r>
-        <w:rPr>
-          <w:rStyle w:val="SourceCodechar"/>
-        </w:rPr>
-        <w:t>config</w:t>
-      </w:r>
-      <w:proofErr w:type="spellEnd"/>
-      <w:r>
-        <w:rPr>
-          <w:lang w:eastAsia="ar-SA"/>
-        </w:rPr>
-        <w:t xml:space="preserve"> at the top of the repository.</w:t>
-      </w:r>
-    </w:p>
-    <w:p>
-      <w:pPr>
-        <w:pStyle w:val="Heading4"/>
-      </w:pPr>
-      <w:r>
-        <w:t>User Settings</w:t>
-      </w:r>
-    </w:p>
-    <w:p>
-      <w:pPr>
-        <w:pStyle w:val="Body-Text"/>
-      </w:pPr>
-      <w:r>
-        <w:t>Before using Git to make changes, you need to set your name and email address in Git. This information is needed to track changes to the files.</w:t>
-      </w:r>
-    </w:p>
-    <w:p>
-      <w:pPr>
-        <w:pStyle w:val="SourceCode"/>
-        <w:rPr>
-          <w:lang w:eastAsia="ar-SA"/>
-        </w:rPr>
-      </w:pPr>
-      <w:r>
-        <w:rPr>
-          <w:lang w:eastAsia="ar-SA"/>
-        </w:rPr>
-        <w:t xml:space="preserve">$ </w:t>
-      </w:r>
-      <w:proofErr w:type="spellStart"/>
-      <w:proofErr w:type="gramStart"/>
-      <w:r>
-        <w:rPr>
-          <w:lang w:eastAsia="ar-SA"/>
-        </w:rPr>
-        <w:t>git</w:t>
-      </w:r>
-      <w:proofErr w:type="spellEnd"/>
-      <w:proofErr w:type="gramEnd"/>
       <w:r>
         <w:rPr>
           <w:lang w:eastAsia="ar-SA"/>
@@ -5635,7 +5631,6 @@
         <w:t xml:space="preserve">$ </w:t>
       </w:r>
       <w:proofErr w:type="spellStart"/>
-      <w:proofErr w:type="gramStart"/>
       <w:r>
         <w:rPr>
           <w:lang w:eastAsia="ar-SA"/>
@@ -5643,7 +5638,6 @@
         <w:t>git</w:t>
       </w:r>
       <w:proofErr w:type="spellEnd"/>
-      <w:proofErr w:type="gramEnd"/>
       <w:r>
         <w:rPr>
           <w:lang w:eastAsia="ar-SA"/>
@@ -5706,19 +5700,11 @@
           <w:lang w:eastAsia="ar-SA"/>
         </w:rPr>
       </w:pPr>
-      <w:proofErr w:type="gramStart"/>
-      <w:r>
-        <w:rPr>
-          <w:lang w:eastAsia="ar-SA"/>
-        </w:rPr>
-        <w:t>The default name for the initial branch when creating a Git repository is “master”.</w:t>
-      </w:r>
-      <w:proofErr w:type="gramEnd"/>
-      <w:r>
-        <w:rPr>
-          <w:lang w:eastAsia="ar-SA"/>
-        </w:rPr>
-        <w:t xml:space="preserve"> This term is deemed improper so it is recommended </w:t>
+      <w:r>
+        <w:rPr>
+          <w:lang w:eastAsia="ar-SA"/>
+        </w:rPr>
+        <w:t xml:space="preserve">The default name for the initial branch when creating a Git repository is “master”. This term is deemed improper so it is recommended </w:t>
       </w:r>
       <w:r>
         <w:rPr>
@@ -5753,7 +5739,6 @@
         <w:t xml:space="preserve">$ </w:t>
       </w:r>
       <w:proofErr w:type="spellStart"/>
-      <w:proofErr w:type="gramStart"/>
       <w:r>
         <w:rPr>
           <w:lang w:eastAsia="ar-SA"/>
@@ -5761,7 +5746,6 @@
         <w:t>git</w:t>
       </w:r>
       <w:proofErr w:type="spellEnd"/>
-      <w:proofErr w:type="gramEnd"/>
       <w:r>
         <w:rPr>
           <w:lang w:eastAsia="ar-SA"/>
@@ -5881,7 +5865,6 @@
         <w:t xml:space="preserve">$ </w:t>
       </w:r>
       <w:proofErr w:type="spellStart"/>
-      <w:proofErr w:type="gramStart"/>
       <w:r>
         <w:rPr>
           <w:lang w:eastAsia="ar-SA"/>
@@ -5889,7 +5872,6 @@
         <w:t>git</w:t>
       </w:r>
       <w:proofErr w:type="spellEnd"/>
-      <w:proofErr w:type="gramEnd"/>
       <w:r>
         <w:rPr>
           <w:lang w:eastAsia="ar-SA"/>
@@ -6113,7 +6095,6 @@
         <w:t xml:space="preserve">$ </w:t>
       </w:r>
       <w:proofErr w:type="spellStart"/>
-      <w:proofErr w:type="gramStart"/>
       <w:r>
         <w:rPr>
           <w:lang w:eastAsia="ar-SA"/>
@@ -6121,7 +6102,6 @@
         <w:t>cd</w:t>
       </w:r>
       <w:proofErr w:type="spellEnd"/>
-      <w:proofErr w:type="gramEnd"/>
       <w:r>
         <w:rPr>
           <w:lang w:eastAsia="ar-SA"/>
@@ -6155,7 +6135,6 @@
         <w:t xml:space="preserve">$ </w:t>
       </w:r>
       <w:proofErr w:type="spellStart"/>
-      <w:proofErr w:type="gramStart"/>
       <w:r>
         <w:rPr>
           <w:lang w:eastAsia="ar-SA"/>
@@ -6163,7 +6142,6 @@
         <w:t>git</w:t>
       </w:r>
       <w:proofErr w:type="spellEnd"/>
-      <w:proofErr w:type="gramEnd"/>
       <w:r>
         <w:rPr>
           <w:lang w:eastAsia="ar-SA"/>
@@ -6385,12 +6363,10 @@
         <w:t xml:space="preserve">$ </w:t>
       </w:r>
       <w:proofErr w:type="spellStart"/>
-      <w:proofErr w:type="gramStart"/>
       <w:r>
         <w:t>git</w:t>
       </w:r>
       <w:proofErr w:type="spellEnd"/>
-      <w:proofErr w:type="gramEnd"/>
       <w:r>
         <w:t xml:space="preserve"> switch </w:t>
       </w:r>
@@ -6416,12 +6392,10 @@
         <w:t xml:space="preserve">$ </w:t>
       </w:r>
       <w:proofErr w:type="spellStart"/>
-      <w:proofErr w:type="gramStart"/>
       <w:r>
         <w:t>git</w:t>
       </w:r>
       <w:proofErr w:type="spellEnd"/>
-      <w:proofErr w:type="gramEnd"/>
       <w:r>
         <w:t xml:space="preserve"> pull</w:t>
       </w:r>
@@ -6866,6 +6840,14 @@
       </w:r>
       <w:r>
         <w:t>”</w:t>
+      </w:r>
+    </w:p>
+    <w:p>
+      <w:pPr>
+        <w:pStyle w:val="SourceCode"/>
+      </w:pPr>
+      <w:r>
+        <w:t>$ git push</w:t>
       </w:r>
     </w:p>
     <w:p>
@@ -10607,7 +10589,7 @@
         <w:pStyle w:val="Body-Text-tight"/>
         <w:ind w:left="1440"/>
       </w:pPr>
-      <w:hyperlink r:id="rId10" w:history="1">
+      <w:hyperlink r:id="rId8" w:history="1">
         <w:r>
           <w:rPr>
             <w:rStyle w:val="Hyperlink"/>
@@ -10623,7 +10605,7 @@
         <w:pStyle w:val="Body-Text-tight"/>
         <w:ind w:left="1440"/>
       </w:pPr>
-      <w:hyperlink r:id="rId11" w:history="1">
+      <w:hyperlink r:id="rId9" w:history="1">
         <w:r>
           <w:rPr>
             <w:rStyle w:val="Hyperlink"/>
@@ -11207,7 +11189,7 @@
       <w:r>
         <w:t xml:space="preserve">Visual Studio Code, usually called VS Code, is a popular, free editor for developers. There are many extensions that give it additional capabilities and interoperability with other tools, but it comes with build in support for HTML, CSS, and JavaScript. For more information on VS Code, go to </w:t>
       </w:r>
-      <w:hyperlink r:id="rId12" w:history="1">
+      <w:hyperlink r:id="rId10" w:history="1">
         <w:r>
           <w:rPr>
             <w:rStyle w:val="Hyperlink"/>
@@ -11240,7 +11222,7 @@
       <w:r>
         <w:t xml:space="preserve">Go to </w:t>
       </w:r>
-      <w:hyperlink r:id="rId13" w:history="1">
+      <w:hyperlink r:id="rId11" w:history="1">
         <w:r>
           <w:rPr>
             <w:rStyle w:val="Hyperlink"/>
@@ -12144,12 +12126,12 @@
       <w:pPr>
         <w:pStyle w:val="Heading2"/>
       </w:pPr>
-      <w:bookmarkStart w:id="32" w:name="_Toc227669205"/>
-      <w:bookmarkStart w:id="33" w:name="_Toc229820421"/>
+      <w:bookmarkStart w:id="32" w:name="_Toc229820421"/>
+      <w:bookmarkStart w:id="33" w:name="_Toc227669205"/>
       <w:r>
         <w:t>Node and NPM</w:t>
       </w:r>
-      <w:bookmarkEnd w:id="33"/>
+      <w:bookmarkEnd w:id="32"/>
     </w:p>
     <w:p>
       <w:pPr>
@@ -12202,7 +12184,7 @@
       <w:r>
         <w:t xml:space="preserve">Go to </w:t>
       </w:r>
-      <w:hyperlink r:id="rId14" w:history="1">
+      <w:hyperlink r:id="rId12" w:history="1">
         <w:r>
           <w:rPr>
             <w:rStyle w:val="Hyperlink"/>
@@ -13099,7 +13081,7 @@
         <w:pStyle w:val="SourceCode"/>
       </w:pPr>
     </w:p>
-    <w:bookmarkEnd w:id="32"/>
+    <w:bookmarkEnd w:id="33"/>
     <w:p>
       <w:pPr>
         <w:pStyle w:val="Body-Text"/>
@@ -13165,7 +13147,7 @@
       <w:r>
         <w:t xml:space="preserve">Go to </w:t>
       </w:r>
-      <w:hyperlink r:id="rId15" w:history="1">
+      <w:hyperlink r:id="rId13" w:history="1">
         <w:r>
           <w:rPr>
             <w:rStyle w:val="Hyperlink"/>
@@ -13369,7 +13351,7 @@
       </w:pPr>
     </w:p>
     <w:sectPr>
-      <w:footerReference w:type="default" r:id="rId16"/>
+      <w:footerReference w:type="default" r:id="rId14"/>
       <w:pgSz w:w="12240" w:h="15840"/>
       <w:pgMar w:top="1440" w:right="1440" w:bottom="1440" w:left="1440" w:header="720" w:footer="720" w:gutter="0"/>
       <w:cols w:space="720"/>
@@ -16673,7 +16655,7 @@
 </file>
 
 <file path=customXml/itemProps1.xml><?xml version="1.0" encoding="utf-8"?>
-<ds:datastoreItem xmlns:ds="http://schemas.openxmlformats.org/officeDocument/2006/customXml" ds:itemID="{092BC927-870F-4C25-9E8C-BA658057938E}">
+<ds:datastoreItem xmlns:ds="http://schemas.openxmlformats.org/officeDocument/2006/customXml" ds:itemID="{A2B58079-CC2D-4CEB-B9D2-008CF21F0485}">
   <ds:schemaRefs>
     <ds:schemaRef ds:uri="http://schemas.openxmlformats.org/officeDocument/2006/bibliography"/>
   </ds:schemaRefs>

--- a/Documentation/DevelopmentEnvironment.docx
+++ b/Documentation/DevelopmentEnvironment.docx
@@ -132,7 +132,7 @@
         </w:rPr>
         <w:fldChar w:fldCharType="separate"/>
       </w:r>
-      <w:hyperlink w:anchor="_Toc229820390" w:history="1">
+      <w:hyperlink w:anchor="_Toc229855151" w:history="1">
         <w:r>
           <w:rPr>
             <w:rStyle w:val="Hyperlink"/>
@@ -155,7 +155,7 @@
           <w:rPr>
             <w:webHidden/>
           </w:rPr>
-          <w:instrText xml:space="preserve"> PAGEREF _Toc229820390 \h </w:instrText>
+          <w:instrText xml:space="preserve"> PAGEREF _Toc229855151 \h </w:instrText>
         </w:r>
         <w:r>
           <w:rPr>
@@ -193,7 +193,7 @@
           <w:lang w:eastAsia="en-US"/>
         </w:rPr>
       </w:pPr>
-      <w:hyperlink w:anchor="_Toc229820391" w:history="1">
+      <w:hyperlink w:anchor="_Toc229855152" w:history="1">
         <w:r>
           <w:rPr>
             <w:rStyle w:val="Hyperlink"/>
@@ -220,7 +220,7 @@
             <w:noProof/>
             <w:webHidden/>
           </w:rPr>
-          <w:instrText xml:space="preserve"> PAGEREF _Toc229820391 \h </w:instrText>
+          <w:instrText xml:space="preserve"> PAGEREF _Toc229855152 \h </w:instrText>
         </w:r>
         <w:r>
           <w:rPr>
@@ -262,7 +262,7 @@
           <w:lang w:eastAsia="en-US"/>
         </w:rPr>
       </w:pPr>
-      <w:hyperlink w:anchor="_Toc229820392" w:history="1">
+      <w:hyperlink w:anchor="_Toc229855153" w:history="1">
         <w:r>
           <w:rPr>
             <w:rStyle w:val="Hyperlink"/>
@@ -289,7 +289,7 @@
             <w:noProof/>
             <w:webHidden/>
           </w:rPr>
-          <w:instrText xml:space="preserve"> PAGEREF _Toc229820392 \h </w:instrText>
+          <w:instrText xml:space="preserve"> PAGEREF _Toc229855153 \h </w:instrText>
         </w:r>
         <w:r>
           <w:rPr>
@@ -331,7 +331,7 @@
           <w:lang w:eastAsia="en-US"/>
         </w:rPr>
       </w:pPr>
-      <w:hyperlink w:anchor="_Toc229820393" w:history="1">
+      <w:hyperlink w:anchor="_Toc229855154" w:history="1">
         <w:r>
           <w:rPr>
             <w:rStyle w:val="Hyperlink"/>
@@ -358,7 +358,7 @@
             <w:noProof/>
             <w:webHidden/>
           </w:rPr>
-          <w:instrText xml:space="preserve"> PAGEREF _Toc229820393 \h </w:instrText>
+          <w:instrText xml:space="preserve"> PAGEREF _Toc229855154 \h </w:instrText>
         </w:r>
         <w:r>
           <w:rPr>
@@ -400,7 +400,7 @@
           <w:lang w:eastAsia="en-US"/>
         </w:rPr>
       </w:pPr>
-      <w:hyperlink w:anchor="_Toc229820394" w:history="1">
+      <w:hyperlink w:anchor="_Toc229855155" w:history="1">
         <w:r>
           <w:rPr>
             <w:rStyle w:val="Hyperlink"/>
@@ -427,7 +427,7 @@
             <w:noProof/>
             <w:webHidden/>
           </w:rPr>
-          <w:instrText xml:space="preserve"> PAGEREF _Toc229820394 \h </w:instrText>
+          <w:instrText xml:space="preserve"> PAGEREF _Toc229855155 \h </w:instrText>
         </w:r>
         <w:r>
           <w:rPr>
@@ -469,7 +469,7 @@
           <w:lang w:eastAsia="en-US"/>
         </w:rPr>
       </w:pPr>
-      <w:hyperlink w:anchor="_Toc229820395" w:history="1">
+      <w:hyperlink w:anchor="_Toc229855156" w:history="1">
         <w:r>
           <w:rPr>
             <w:rStyle w:val="Hyperlink"/>
@@ -496,7 +496,7 @@
             <w:noProof/>
             <w:webHidden/>
           </w:rPr>
-          <w:instrText xml:space="preserve"> PAGEREF _Toc229820395 \h </w:instrText>
+          <w:instrText xml:space="preserve"> PAGEREF _Toc229855156 \h </w:instrText>
         </w:r>
         <w:r>
           <w:rPr>
@@ -538,7 +538,7 @@
           <w:lang w:eastAsia="en-US"/>
         </w:rPr>
       </w:pPr>
-      <w:hyperlink w:anchor="_Toc229820396" w:history="1">
+      <w:hyperlink w:anchor="_Toc229855157" w:history="1">
         <w:r>
           <w:rPr>
             <w:rStyle w:val="Hyperlink"/>
@@ -565,7 +565,7 @@
             <w:noProof/>
             <w:webHidden/>
           </w:rPr>
-          <w:instrText xml:space="preserve"> PAGEREF _Toc229820396 \h </w:instrText>
+          <w:instrText xml:space="preserve"> PAGEREF _Toc229855157 \h </w:instrText>
         </w:r>
         <w:r>
           <w:rPr>
@@ -607,7 +607,7 @@
           <w:lang w:eastAsia="en-US"/>
         </w:rPr>
       </w:pPr>
-      <w:hyperlink w:anchor="_Toc229820397" w:history="1">
+      <w:hyperlink w:anchor="_Toc229855158" w:history="1">
         <w:r>
           <w:rPr>
             <w:rStyle w:val="Hyperlink"/>
@@ -634,7 +634,7 @@
             <w:noProof/>
             <w:webHidden/>
           </w:rPr>
-          <w:instrText xml:space="preserve"> PAGEREF _Toc229820397 \h </w:instrText>
+          <w:instrText xml:space="preserve"> PAGEREF _Toc229855158 \h </w:instrText>
         </w:r>
         <w:r>
           <w:rPr>
@@ -676,7 +676,7 @@
           <w:lang w:eastAsia="en-US"/>
         </w:rPr>
       </w:pPr>
-      <w:hyperlink w:anchor="_Toc229820398" w:history="1">
+      <w:hyperlink w:anchor="_Toc229855159" w:history="1">
         <w:r>
           <w:rPr>
             <w:rStyle w:val="Hyperlink"/>
@@ -703,7 +703,7 @@
             <w:noProof/>
             <w:webHidden/>
           </w:rPr>
-          <w:instrText xml:space="preserve"> PAGEREF _Toc229820398 \h </w:instrText>
+          <w:instrText xml:space="preserve"> PAGEREF _Toc229855159 \h </w:instrText>
         </w:r>
         <w:r>
           <w:rPr>
@@ -745,7 +745,7 @@
           <w:lang w:eastAsia="en-US"/>
         </w:rPr>
       </w:pPr>
-      <w:hyperlink w:anchor="_Toc229820399" w:history="1">
+      <w:hyperlink w:anchor="_Toc229855160" w:history="1">
         <w:r>
           <w:rPr>
             <w:rStyle w:val="Hyperlink"/>
@@ -772,7 +772,7 @@
             <w:noProof/>
             <w:webHidden/>
           </w:rPr>
-          <w:instrText xml:space="preserve"> PAGEREF _Toc229820399 \h </w:instrText>
+          <w:instrText xml:space="preserve"> PAGEREF _Toc229855160 \h </w:instrText>
         </w:r>
         <w:r>
           <w:rPr>
@@ -814,7 +814,7 @@
           <w:lang w:eastAsia="en-US"/>
         </w:rPr>
       </w:pPr>
-      <w:hyperlink w:anchor="_Toc229820400" w:history="1">
+      <w:hyperlink w:anchor="_Toc229855161" w:history="1">
         <w:r>
           <w:rPr>
             <w:rStyle w:val="Hyperlink"/>
@@ -841,7 +841,7 @@
             <w:noProof/>
             <w:webHidden/>
           </w:rPr>
-          <w:instrText xml:space="preserve"> PAGEREF _Toc229820400 \h </w:instrText>
+          <w:instrText xml:space="preserve"> PAGEREF _Toc229855161 \h </w:instrText>
         </w:r>
         <w:r>
           <w:rPr>
@@ -883,7 +883,7 @@
           <w:lang w:eastAsia="en-US"/>
         </w:rPr>
       </w:pPr>
-      <w:hyperlink w:anchor="_Toc229820401" w:history="1">
+      <w:hyperlink w:anchor="_Toc229855162" w:history="1">
         <w:r>
           <w:rPr>
             <w:rStyle w:val="Hyperlink"/>
@@ -910,7 +910,7 @@
             <w:noProof/>
             <w:webHidden/>
           </w:rPr>
-          <w:instrText xml:space="preserve"> PAGEREF _Toc229820401 \h </w:instrText>
+          <w:instrText xml:space="preserve"> PAGEREF _Toc229855162 \h </w:instrText>
         </w:r>
         <w:r>
           <w:rPr>
@@ -952,7 +952,7 @@
           <w:lang w:eastAsia="en-US"/>
         </w:rPr>
       </w:pPr>
-      <w:hyperlink w:anchor="_Toc229820402" w:history="1">
+      <w:hyperlink w:anchor="_Toc229855163" w:history="1">
         <w:r>
           <w:rPr>
             <w:rStyle w:val="Hyperlink"/>
@@ -979,7 +979,7 @@
             <w:noProof/>
             <w:webHidden/>
           </w:rPr>
-          <w:instrText xml:space="preserve"> PAGEREF _Toc229820402 \h </w:instrText>
+          <w:instrText xml:space="preserve"> PAGEREF _Toc229855163 \h </w:instrText>
         </w:r>
         <w:r>
           <w:rPr>
@@ -1021,7 +1021,7 @@
           <w:lang w:eastAsia="en-US"/>
         </w:rPr>
       </w:pPr>
-      <w:hyperlink w:anchor="_Toc229820403" w:history="1">
+      <w:hyperlink w:anchor="_Toc229855164" w:history="1">
         <w:r>
           <w:rPr>
             <w:rStyle w:val="Hyperlink"/>
@@ -1048,7 +1048,7 @@
             <w:noProof/>
             <w:webHidden/>
           </w:rPr>
-          <w:instrText xml:space="preserve"> PAGEREF _Toc229820403 \h </w:instrText>
+          <w:instrText xml:space="preserve"> PAGEREF _Toc229855164 \h </w:instrText>
         </w:r>
         <w:r>
           <w:rPr>
@@ -1090,7 +1090,7 @@
           <w:lang w:eastAsia="en-US"/>
         </w:rPr>
       </w:pPr>
-      <w:hyperlink w:anchor="_Toc229820404" w:history="1">
+      <w:hyperlink w:anchor="_Toc229855165" w:history="1">
         <w:r>
           <w:rPr>
             <w:rStyle w:val="Hyperlink"/>
@@ -1117,7 +1117,7 @@
             <w:noProof/>
             <w:webHidden/>
           </w:rPr>
-          <w:instrText xml:space="preserve"> PAGEREF _Toc229820404 \h </w:instrText>
+          <w:instrText xml:space="preserve"> PAGEREF _Toc229855165 \h </w:instrText>
         </w:r>
         <w:r>
           <w:rPr>
@@ -1159,7 +1159,7 @@
           <w:lang w:eastAsia="en-US"/>
         </w:rPr>
       </w:pPr>
-      <w:hyperlink w:anchor="_Toc229820405" w:history="1">
+      <w:hyperlink w:anchor="_Toc229855166" w:history="1">
         <w:r>
           <w:rPr>
             <w:rStyle w:val="Hyperlink"/>
@@ -1186,7 +1186,7 @@
             <w:noProof/>
             <w:webHidden/>
           </w:rPr>
-          <w:instrText xml:space="preserve"> PAGEREF _Toc229820405 \h </w:instrText>
+          <w:instrText xml:space="preserve"> PAGEREF _Toc229855166 \h </w:instrText>
         </w:r>
         <w:r>
           <w:rPr>
@@ -1228,7 +1228,7 @@
           <w:lang w:eastAsia="en-US"/>
         </w:rPr>
       </w:pPr>
-      <w:hyperlink w:anchor="_Toc229820406" w:history="1">
+      <w:hyperlink w:anchor="_Toc229855167" w:history="1">
         <w:r>
           <w:rPr>
             <w:rStyle w:val="Hyperlink"/>
@@ -1255,7 +1255,7 @@
             <w:noProof/>
             <w:webHidden/>
           </w:rPr>
-          <w:instrText xml:space="preserve"> PAGEREF _Toc229820406 \h </w:instrText>
+          <w:instrText xml:space="preserve"> PAGEREF _Toc229855167 \h </w:instrText>
         </w:r>
         <w:r>
           <w:rPr>
@@ -1297,7 +1297,7 @@
           <w:lang w:eastAsia="en-US"/>
         </w:rPr>
       </w:pPr>
-      <w:hyperlink w:anchor="_Toc229820407" w:history="1">
+      <w:hyperlink w:anchor="_Toc229855168" w:history="1">
         <w:r>
           <w:rPr>
             <w:rStyle w:val="Hyperlink"/>
@@ -1324,7 +1324,7 @@
             <w:noProof/>
             <w:webHidden/>
           </w:rPr>
-          <w:instrText xml:space="preserve"> PAGEREF _Toc229820407 \h </w:instrText>
+          <w:instrText xml:space="preserve"> PAGEREF _Toc229855168 \h </w:instrText>
         </w:r>
         <w:r>
           <w:rPr>
@@ -1366,7 +1366,7 @@
           <w:lang w:eastAsia="en-US"/>
         </w:rPr>
       </w:pPr>
-      <w:hyperlink w:anchor="_Toc229820408" w:history="1">
+      <w:hyperlink w:anchor="_Toc229855169" w:history="1">
         <w:r>
           <w:rPr>
             <w:rStyle w:val="Hyperlink"/>
@@ -1393,7 +1393,7 @@
             <w:noProof/>
             <w:webHidden/>
           </w:rPr>
-          <w:instrText xml:space="preserve"> PAGEREF _Toc229820408 \h </w:instrText>
+          <w:instrText xml:space="preserve"> PAGEREF _Toc229855169 \h </w:instrText>
         </w:r>
         <w:r>
           <w:rPr>
@@ -1435,7 +1435,7 @@
           <w:lang w:eastAsia="en-US"/>
         </w:rPr>
       </w:pPr>
-      <w:hyperlink w:anchor="_Toc229820409" w:history="1">
+      <w:hyperlink w:anchor="_Toc229855170" w:history="1">
         <w:r>
           <w:rPr>
             <w:rStyle w:val="Hyperlink"/>
@@ -1462,7 +1462,7 @@
             <w:noProof/>
             <w:webHidden/>
           </w:rPr>
-          <w:instrText xml:space="preserve"> PAGEREF _Toc229820409 \h </w:instrText>
+          <w:instrText xml:space="preserve"> PAGEREF _Toc229855170 \h </w:instrText>
         </w:r>
         <w:r>
           <w:rPr>
@@ -1504,7 +1504,7 @@
           <w:lang w:eastAsia="en-US"/>
         </w:rPr>
       </w:pPr>
-      <w:hyperlink w:anchor="_Toc229820410" w:history="1">
+      <w:hyperlink w:anchor="_Toc229855171" w:history="1">
         <w:r>
           <w:rPr>
             <w:rStyle w:val="Hyperlink"/>
@@ -1531,7 +1531,7 @@
             <w:noProof/>
             <w:webHidden/>
           </w:rPr>
-          <w:instrText xml:space="preserve"> PAGEREF _Toc229820410 \h </w:instrText>
+          <w:instrText xml:space="preserve"> PAGEREF _Toc229855171 \h </w:instrText>
         </w:r>
         <w:r>
           <w:rPr>
@@ -1573,7 +1573,7 @@
           <w:lang w:eastAsia="en-US"/>
         </w:rPr>
       </w:pPr>
-      <w:hyperlink w:anchor="_Toc229820411" w:history="1">
+      <w:hyperlink w:anchor="_Toc229855172" w:history="1">
         <w:r>
           <w:rPr>
             <w:rStyle w:val="Hyperlink"/>
@@ -1600,7 +1600,7 @@
             <w:noProof/>
             <w:webHidden/>
           </w:rPr>
-          <w:instrText xml:space="preserve"> PAGEREF _Toc229820411 \h </w:instrText>
+          <w:instrText xml:space="preserve"> PAGEREF _Toc229855172 \h </w:instrText>
         </w:r>
         <w:r>
           <w:rPr>
@@ -1642,7 +1642,7 @@
           <w:lang w:eastAsia="en-US"/>
         </w:rPr>
       </w:pPr>
-      <w:hyperlink w:anchor="_Toc229820412" w:history="1">
+      <w:hyperlink w:anchor="_Toc229855173" w:history="1">
         <w:r>
           <w:rPr>
             <w:rStyle w:val="Hyperlink"/>
@@ -1669,7 +1669,7 @@
             <w:noProof/>
             <w:webHidden/>
           </w:rPr>
-          <w:instrText xml:space="preserve"> PAGEREF _Toc229820412 \h </w:instrText>
+          <w:instrText xml:space="preserve"> PAGEREF _Toc229855173 \h </w:instrText>
         </w:r>
         <w:r>
           <w:rPr>
@@ -1711,7 +1711,7 @@
           <w:lang w:eastAsia="en-US"/>
         </w:rPr>
       </w:pPr>
-      <w:hyperlink w:anchor="_Toc229820413" w:history="1">
+      <w:hyperlink w:anchor="_Toc229855174" w:history="1">
         <w:r>
           <w:rPr>
             <w:rStyle w:val="Hyperlink"/>
@@ -1738,7 +1738,7 @@
             <w:noProof/>
             <w:webHidden/>
           </w:rPr>
-          <w:instrText xml:space="preserve"> PAGEREF _Toc229820413 \h </w:instrText>
+          <w:instrText xml:space="preserve"> PAGEREF _Toc229855174 \h </w:instrText>
         </w:r>
         <w:r>
           <w:rPr>
@@ -1780,7 +1780,7 @@
           <w:lang w:eastAsia="en-US"/>
         </w:rPr>
       </w:pPr>
-      <w:hyperlink w:anchor="_Toc229820414" w:history="1">
+      <w:hyperlink w:anchor="_Toc229855175" w:history="1">
         <w:r>
           <w:rPr>
             <w:rStyle w:val="Hyperlink"/>
@@ -1807,7 +1807,7 @@
             <w:noProof/>
             <w:webHidden/>
           </w:rPr>
-          <w:instrText xml:space="preserve"> PAGEREF _Toc229820414 \h </w:instrText>
+          <w:instrText xml:space="preserve"> PAGEREF _Toc229855175 \h </w:instrText>
         </w:r>
         <w:r>
           <w:rPr>
@@ -1849,7 +1849,7 @@
           <w:lang w:eastAsia="en-US"/>
         </w:rPr>
       </w:pPr>
-      <w:hyperlink w:anchor="_Toc229820415" w:history="1">
+      <w:hyperlink w:anchor="_Toc229855176" w:history="1">
         <w:r>
           <w:rPr>
             <w:rStyle w:val="Hyperlink"/>
@@ -1872,7 +1872,7 @@
           <w:rPr>
             <w:webHidden/>
           </w:rPr>
-          <w:instrText xml:space="preserve"> PAGEREF _Toc229820415 \h </w:instrText>
+          <w:instrText xml:space="preserve"> PAGEREF _Toc229855176 \h </w:instrText>
         </w:r>
         <w:r>
           <w:rPr>
@@ -1910,7 +1910,7 @@
           <w:lang w:eastAsia="en-US"/>
         </w:rPr>
       </w:pPr>
-      <w:hyperlink w:anchor="_Toc229820416" w:history="1">
+      <w:hyperlink w:anchor="_Toc229855177" w:history="1">
         <w:r>
           <w:rPr>
             <w:rStyle w:val="Hyperlink"/>
@@ -1937,7 +1937,7 @@
             <w:noProof/>
             <w:webHidden/>
           </w:rPr>
-          <w:instrText xml:space="preserve"> PAGEREF _Toc229820416 \h </w:instrText>
+          <w:instrText xml:space="preserve"> PAGEREF _Toc229855177 \h </w:instrText>
         </w:r>
         <w:r>
           <w:rPr>
@@ -1979,7 +1979,7 @@
           <w:lang w:eastAsia="en-US"/>
         </w:rPr>
       </w:pPr>
-      <w:hyperlink w:anchor="_Toc229820417" w:history="1">
+      <w:hyperlink w:anchor="_Toc229855178" w:history="1">
         <w:r>
           <w:rPr>
             <w:rStyle w:val="Hyperlink"/>
@@ -2006,7 +2006,7 @@
             <w:noProof/>
             <w:webHidden/>
           </w:rPr>
-          <w:instrText xml:space="preserve"> PAGEREF _Toc229820417 \h </w:instrText>
+          <w:instrText xml:space="preserve"> PAGEREF _Toc229855178 \h </w:instrText>
         </w:r>
         <w:r>
           <w:rPr>
@@ -2048,7 +2048,7 @@
           <w:lang w:eastAsia="en-US"/>
         </w:rPr>
       </w:pPr>
-      <w:hyperlink w:anchor="_Toc229820418" w:history="1">
+      <w:hyperlink w:anchor="_Toc229855179" w:history="1">
         <w:r>
           <w:rPr>
             <w:rStyle w:val="Hyperlink"/>
@@ -2075,7 +2075,7 @@
             <w:noProof/>
             <w:webHidden/>
           </w:rPr>
-          <w:instrText xml:space="preserve"> PAGEREF _Toc229820418 \h </w:instrText>
+          <w:instrText xml:space="preserve"> PAGEREF _Toc229855179 \h </w:instrText>
         </w:r>
         <w:r>
           <w:rPr>
@@ -2117,7 +2117,7 @@
           <w:lang w:eastAsia="en-US"/>
         </w:rPr>
       </w:pPr>
-      <w:hyperlink w:anchor="_Toc229820419" w:history="1">
+      <w:hyperlink w:anchor="_Toc229855180" w:history="1">
         <w:r>
           <w:rPr>
             <w:rStyle w:val="Hyperlink"/>
@@ -2144,7 +2144,7 @@
             <w:noProof/>
             <w:webHidden/>
           </w:rPr>
-          <w:instrText xml:space="preserve"> PAGEREF _Toc229820419 \h </w:instrText>
+          <w:instrText xml:space="preserve"> PAGEREF _Toc229855180 \h </w:instrText>
         </w:r>
         <w:r>
           <w:rPr>
@@ -2186,7 +2186,7 @@
           <w:lang w:eastAsia="en-US"/>
         </w:rPr>
       </w:pPr>
-      <w:hyperlink w:anchor="_Toc229820420" w:history="1">
+      <w:hyperlink w:anchor="_Toc229855181" w:history="1">
         <w:r>
           <w:rPr>
             <w:rStyle w:val="Hyperlink"/>
@@ -2213,7 +2213,7 @@
             <w:noProof/>
             <w:webHidden/>
           </w:rPr>
-          <w:instrText xml:space="preserve"> PAGEREF _Toc229820420 \h </w:instrText>
+          <w:instrText xml:space="preserve"> PAGEREF _Toc229855181 \h </w:instrText>
         </w:r>
         <w:r>
           <w:rPr>
@@ -2255,7 +2255,7 @@
           <w:lang w:eastAsia="en-US"/>
         </w:rPr>
       </w:pPr>
-      <w:hyperlink w:anchor="_Toc229820421" w:history="1">
+      <w:hyperlink w:anchor="_Toc229855182" w:history="1">
         <w:r>
           <w:rPr>
             <w:rStyle w:val="Hyperlink"/>
@@ -2282,7 +2282,7 @@
             <w:noProof/>
             <w:webHidden/>
           </w:rPr>
-          <w:instrText xml:space="preserve"> PAGEREF _Toc229820421 \h </w:instrText>
+          <w:instrText xml:space="preserve"> PAGEREF _Toc229855182 \h </w:instrText>
         </w:r>
         <w:r>
           <w:rPr>
@@ -2324,7 +2324,7 @@
           <w:lang w:eastAsia="en-US"/>
         </w:rPr>
       </w:pPr>
-      <w:hyperlink w:anchor="_Toc229820422" w:history="1">
+      <w:hyperlink w:anchor="_Toc229855183" w:history="1">
         <w:r>
           <w:rPr>
             <w:rStyle w:val="Hyperlink"/>
@@ -2351,7 +2351,7 @@
             <w:noProof/>
             <w:webHidden/>
           </w:rPr>
-          <w:instrText xml:space="preserve"> PAGEREF _Toc229820422 \h </w:instrText>
+          <w:instrText xml:space="preserve"> PAGEREF _Toc229855183 \h </w:instrText>
         </w:r>
         <w:r>
           <w:rPr>
@@ -2393,7 +2393,7 @@
           <w:lang w:eastAsia="en-US"/>
         </w:rPr>
       </w:pPr>
-      <w:hyperlink w:anchor="_Toc229820423" w:history="1">
+      <w:hyperlink w:anchor="_Toc229855184" w:history="1">
         <w:r>
           <w:rPr>
             <w:rStyle w:val="Hyperlink"/>
@@ -2420,7 +2420,7 @@
             <w:noProof/>
             <w:webHidden/>
           </w:rPr>
-          <w:instrText xml:space="preserve"> PAGEREF _Toc229820423 \h </w:instrText>
+          <w:instrText xml:space="preserve"> PAGEREF _Toc229855184 \h </w:instrText>
         </w:r>
         <w:r>
           <w:rPr>
@@ -2462,7 +2462,7 @@
           <w:lang w:eastAsia="en-US"/>
         </w:rPr>
       </w:pPr>
-      <w:hyperlink w:anchor="_Toc229820424" w:history="1">
+      <w:hyperlink w:anchor="_Toc229855185" w:history="1">
         <w:r>
           <w:rPr>
             <w:rStyle w:val="Hyperlink"/>
@@ -2489,7 +2489,7 @@
             <w:noProof/>
             <w:webHidden/>
           </w:rPr>
-          <w:instrText xml:space="preserve"> PAGEREF _Toc229820424 \h </w:instrText>
+          <w:instrText xml:space="preserve"> PAGEREF _Toc229855185 \h </w:instrText>
         </w:r>
         <w:r>
           <w:rPr>
@@ -2531,7 +2531,7 @@
           <w:lang w:eastAsia="en-US"/>
         </w:rPr>
       </w:pPr>
-      <w:hyperlink w:anchor="_Toc229820425" w:history="1">
+      <w:hyperlink w:anchor="_Toc229855186" w:history="1">
         <w:r>
           <w:rPr>
             <w:rStyle w:val="Hyperlink"/>
@@ -2558,7 +2558,7 @@
             <w:noProof/>
             <w:webHidden/>
           </w:rPr>
-          <w:instrText xml:space="preserve"> PAGEREF _Toc229820425 \h </w:instrText>
+          <w:instrText xml:space="preserve"> PAGEREF _Toc229855186 \h </w:instrText>
         </w:r>
         <w:r>
           <w:rPr>
@@ -2600,7 +2600,7 @@
           <w:lang w:eastAsia="en-US"/>
         </w:rPr>
       </w:pPr>
-      <w:hyperlink w:anchor="_Toc229820426" w:history="1">
+      <w:hyperlink w:anchor="_Toc229855187" w:history="1">
         <w:r>
           <w:rPr>
             <w:rStyle w:val="Hyperlink"/>
@@ -2627,7 +2627,7 @@
             <w:noProof/>
             <w:webHidden/>
           </w:rPr>
-          <w:instrText xml:space="preserve"> PAGEREF _Toc229820426 \h </w:instrText>
+          <w:instrText xml:space="preserve"> PAGEREF _Toc229855187 \h </w:instrText>
         </w:r>
         <w:r>
           <w:rPr>
@@ -2669,7 +2669,7 @@
           <w:lang w:eastAsia="en-US"/>
         </w:rPr>
       </w:pPr>
-      <w:hyperlink w:anchor="_Toc229820427" w:history="1">
+      <w:hyperlink w:anchor="_Toc229855188" w:history="1">
         <w:r>
           <w:rPr>
             <w:rStyle w:val="Hyperlink"/>
@@ -2692,7 +2692,7 @@
           <w:rPr>
             <w:webHidden/>
           </w:rPr>
-          <w:instrText xml:space="preserve"> PAGEREF _Toc229820427 \h </w:instrText>
+          <w:instrText xml:space="preserve"> PAGEREF _Toc229855188 \h </w:instrText>
         </w:r>
         <w:r>
           <w:rPr>
@@ -2730,7 +2730,7 @@
           <w:lang w:eastAsia="en-US"/>
         </w:rPr>
       </w:pPr>
-      <w:hyperlink w:anchor="_Toc229820428" w:history="1">
+      <w:hyperlink w:anchor="_Toc229855189" w:history="1">
         <w:r>
           <w:rPr>
             <w:rStyle w:val="Hyperlink"/>
@@ -2757,7 +2757,7 @@
             <w:noProof/>
             <w:webHidden/>
           </w:rPr>
-          <w:instrText xml:space="preserve"> PAGEREF _Toc229820428 \h </w:instrText>
+          <w:instrText xml:space="preserve"> PAGEREF _Toc229855189 \h </w:instrText>
         </w:r>
         <w:r>
           <w:rPr>
@@ -2810,7 +2810,7 @@
       <w:pPr>
         <w:pStyle w:val="Heading1"/>
       </w:pPr>
-      <w:bookmarkStart w:id="0" w:name="_Toc229820390"/>
+      <w:bookmarkStart w:id="0" w:name="_Toc229855151"/>
       <w:r>
         <w:lastRenderedPageBreak/>
         <w:t>Source Control</w:t>
@@ -2836,25 +2836,15 @@
       <w:r>
         <w:t xml:space="preserve"> </w:t>
       </w:r>
-      <w:r>
-        <w:fldChar w:fldCharType="begin"/>
-      </w:r>
-      <w:r>
-        <w:instrText>HYPERLINK "https://git-scm.com/"</w:instrText>
-      </w:r>
-      <w:r>
-        <w:fldChar w:fldCharType="separate"/>
-      </w:r>
-      <w:r>
-        <w:rPr>
-          <w:rStyle w:val="Hyperlink"/>
-          <w:sz w:val="18"/>
-        </w:rPr>
-        <w:t>git-scm.com</w:t>
-      </w:r>
-      <w:r>
-        <w:fldChar w:fldCharType="end"/>
-      </w:r>
+      <w:hyperlink r:id="rId8" w:history="1">
+        <w:r>
+          <w:rPr>
+            <w:rStyle w:val="Hyperlink"/>
+            <w:sz w:val="18"/>
+          </w:rPr>
+          <w:t>git-scm.com</w:t>
+        </w:r>
+      </w:hyperlink>
       <w:r>
         <w:t>.</w:t>
       </w:r>
@@ -2890,25 +2880,15 @@
       <w:r>
         <w:t xml:space="preserve">at </w:t>
       </w:r>
-      <w:r>
-        <w:fldChar w:fldCharType="begin"/>
-      </w:r>
-      <w:r>
-        <w:instrText>HYPERLINK "https://github.com/"</w:instrText>
-      </w:r>
-      <w:r>
-        <w:fldChar w:fldCharType="separate"/>
-      </w:r>
-      <w:r>
-        <w:rPr>
-          <w:rStyle w:val="Hyperlink"/>
-          <w:sz w:val="18"/>
-        </w:rPr>
-        <w:t>github.com</w:t>
-      </w:r>
-      <w:r>
-        <w:fldChar w:fldCharType="end"/>
-      </w:r>
+      <w:hyperlink r:id="rId9" w:history="1">
+        <w:r>
+          <w:rPr>
+            <w:rStyle w:val="Hyperlink"/>
+            <w:sz w:val="18"/>
+          </w:rPr>
+          <w:t>github.com</w:t>
+        </w:r>
+      </w:hyperlink>
       <w:r>
         <w:t>.</w:t>
       </w:r>
@@ -2917,7 +2897,7 @@
       <w:pPr>
         <w:pStyle w:val="Heading2"/>
       </w:pPr>
-      <w:bookmarkStart w:id="1" w:name="_Toc229820391"/>
+      <w:bookmarkStart w:id="1" w:name="_Toc229855152"/>
       <w:r>
         <w:t>Repositories</w:t>
       </w:r>
@@ -3127,7 +3107,7 @@
       <w:pPr>
         <w:pStyle w:val="Heading3"/>
       </w:pPr>
-      <w:bookmarkStart w:id="2" w:name="_Toc229820392"/>
+      <w:bookmarkStart w:id="2" w:name="_Toc229855153"/>
       <w:r>
         <w:t>Authentication</w:t>
       </w:r>
@@ -3492,7 +3472,7 @@
       <w:pPr>
         <w:pStyle w:val="Heading2"/>
       </w:pPr>
-      <w:bookmarkStart w:id="3" w:name="_Toc229820393"/>
+      <w:bookmarkStart w:id="3" w:name="_Toc229855154"/>
       <w:r>
         <w:t>Branches</w:t>
       </w:r>
@@ -3717,7 +3697,7 @@
       <w:pPr>
         <w:pStyle w:val="Heading2"/>
       </w:pPr>
-      <w:bookmarkStart w:id="4" w:name="_Toc229820394"/>
+      <w:bookmarkStart w:id="4" w:name="_Toc229855155"/>
       <w:r>
         <w:t>Creat</w:t>
       </w:r>
@@ -5295,7 +5275,7 @@
       <w:pPr>
         <w:pStyle w:val="Heading2"/>
       </w:pPr>
-      <w:bookmarkStart w:id="5" w:name="_Toc229820395"/>
+      <w:bookmarkStart w:id="5" w:name="_Toc229855156"/>
       <w:r>
         <w:t xml:space="preserve">Using Git </w:t>
       </w:r>
@@ -5311,7 +5291,7 @@
       <w:pPr>
         <w:pStyle w:val="Heading3"/>
       </w:pPr>
-      <w:bookmarkStart w:id="6" w:name="_Toc229820396"/>
+      <w:bookmarkStart w:id="6" w:name="_Toc229855157"/>
       <w:r>
         <w:t>Configuration</w:t>
       </w:r>
@@ -5974,7 +5954,7 @@
       <w:pPr>
         <w:pStyle w:val="Heading3"/>
       </w:pPr>
-      <w:bookmarkStart w:id="7" w:name="_Toc229820397"/>
+      <w:bookmarkStart w:id="7" w:name="_Toc229855158"/>
       <w:r>
         <w:t>Create</w:t>
       </w:r>
@@ -6159,7 +6139,7 @@
       <w:pPr>
         <w:pStyle w:val="Heading3"/>
       </w:pPr>
-      <w:bookmarkStart w:id="8" w:name="_Toc229820398"/>
+      <w:bookmarkStart w:id="8" w:name="_Toc229855159"/>
       <w:r>
         <w:t>Create</w:t>
       </w:r>
@@ -6294,7 +6274,7 @@
       <w:pPr>
         <w:pStyle w:val="Heading3"/>
       </w:pPr>
-      <w:bookmarkStart w:id="9" w:name="_Toc229820399"/>
+      <w:bookmarkStart w:id="9" w:name="_Toc229855160"/>
       <w:r>
         <w:t>Synchronize with Remote Repository</w:t>
       </w:r>
@@ -6404,7 +6384,7 @@
       <w:pPr>
         <w:pStyle w:val="Heading3"/>
       </w:pPr>
-      <w:bookmarkStart w:id="10" w:name="_Toc229820400"/>
+      <w:bookmarkStart w:id="10" w:name="_Toc229855161"/>
       <w:r>
         <w:t>Get Status</w:t>
       </w:r>
@@ -6846,15 +6826,36 @@
       <w:pPr>
         <w:pStyle w:val="SourceCode"/>
       </w:pPr>
-      <w:r>
-        <w:t>$ git push</w:t>
+    </w:p>
+    <w:p>
+      <w:pPr>
+        <w:pStyle w:val="Body-Text"/>
+      </w:pPr>
+      <w:r>
+        <w:t>Sync with GitHub.</w:t>
+      </w:r>
+    </w:p>
+    <w:p>
+      <w:pPr>
+        <w:pStyle w:val="SourceCode"/>
+      </w:pPr>
+      <w:r>
+        <w:t xml:space="preserve">$ </w:t>
+      </w:r>
+      <w:proofErr w:type="gramStart"/>
+      <w:r>
+        <w:t>git</w:t>
+      </w:r>
+      <w:proofErr w:type="gramEnd"/>
+      <w:r>
+        <w:t xml:space="preserve"> push</w:t>
       </w:r>
     </w:p>
     <w:p>
       <w:pPr>
         <w:pStyle w:val="Heading3"/>
       </w:pPr>
-      <w:bookmarkStart w:id="11" w:name="_Toc229820401"/>
+      <w:bookmarkStart w:id="11" w:name="_Toc229855162"/>
       <w:r>
         <w:t>Select a Branch</w:t>
       </w:r>
@@ -7517,7 +7518,7 @@
       <w:pPr>
         <w:pStyle w:val="Heading3"/>
       </w:pPr>
-      <w:bookmarkStart w:id="12" w:name="_Toc229820402"/>
+      <w:bookmarkStart w:id="12" w:name="_Toc229855163"/>
       <w:r>
         <w:t>Create a New Branch</w:t>
       </w:r>
@@ -7658,6 +7659,7 @@
         <w:pStyle w:val="SourceCode"/>
       </w:pPr>
       <w:r>
+        <w:lastRenderedPageBreak/>
         <w:t xml:space="preserve">$ </w:t>
       </w:r>
       <w:proofErr w:type="spellStart"/>
@@ -7693,9 +7695,8 @@
       <w:pPr>
         <w:pStyle w:val="Heading3"/>
       </w:pPr>
-      <w:bookmarkStart w:id="13" w:name="_Toc229820403"/>
-      <w:r>
-        <w:lastRenderedPageBreak/>
+      <w:bookmarkStart w:id="13" w:name="_Toc229855164"/>
+      <w:r>
         <w:t>Add</w:t>
       </w:r>
       <w:r>
@@ -7931,7 +7932,7 @@
       <w:pPr>
         <w:pStyle w:val="Heading3"/>
       </w:pPr>
-      <w:bookmarkStart w:id="14" w:name="_Toc229820404"/>
+      <w:bookmarkStart w:id="14" w:name="_Toc229855165"/>
       <w:r>
         <w:t>Delete a file</w:t>
       </w:r>
@@ -8070,7 +8071,7 @@
       <w:pPr>
         <w:pStyle w:val="Heading3"/>
       </w:pPr>
-      <w:bookmarkStart w:id="15" w:name="_Toc229820405"/>
+      <w:bookmarkStart w:id="15" w:name="_Toc229855166"/>
       <w:r>
         <w:t>Change a File</w:t>
       </w:r>
@@ -8381,7 +8382,7 @@
       <w:pPr>
         <w:pStyle w:val="Heading3"/>
       </w:pPr>
-      <w:bookmarkStart w:id="16" w:name="_Toc229820406"/>
+      <w:bookmarkStart w:id="16" w:name="_Toc229855167"/>
       <w:r>
         <w:t>Stage a File</w:t>
       </w:r>
@@ -8768,7 +8769,7 @@
       <w:pPr>
         <w:pStyle w:val="Heading3"/>
       </w:pPr>
-      <w:bookmarkStart w:id="17" w:name="_Toc229820407"/>
+      <w:bookmarkStart w:id="17" w:name="_Toc229855168"/>
       <w:r>
         <w:t xml:space="preserve">Commit a </w:t>
       </w:r>
@@ -8899,7 +8900,7 @@
       <w:pPr>
         <w:pStyle w:val="Heading3"/>
       </w:pPr>
-      <w:bookmarkStart w:id="18" w:name="_Toc229820408"/>
+      <w:bookmarkStart w:id="18" w:name="_Toc229855169"/>
       <w:r>
         <w:t>Push Changes to the Remote Repository</w:t>
       </w:r>
@@ -9038,7 +9039,7 @@
       <w:pPr>
         <w:pStyle w:val="Heading3"/>
       </w:pPr>
-      <w:bookmarkStart w:id="19" w:name="_Toc229820409"/>
+      <w:bookmarkStart w:id="19" w:name="_Toc229855170"/>
       <w:r>
         <w:t>Make a Change</w:t>
       </w:r>
@@ -9545,7 +9546,7 @@
       <w:pPr>
         <w:pStyle w:val="Heading3"/>
       </w:pPr>
-      <w:bookmarkStart w:id="20" w:name="_Toc229820410"/>
+      <w:bookmarkStart w:id="20" w:name="_Toc229855171"/>
       <w:r>
         <w:t>Make Change to Main Branch</w:t>
       </w:r>
@@ -9856,7 +9857,7 @@
       <w:pPr>
         <w:pStyle w:val="Heading3"/>
       </w:pPr>
-      <w:bookmarkStart w:id="21" w:name="_Toc229820411"/>
+      <w:bookmarkStart w:id="21" w:name="_Toc229855172"/>
       <w:r>
         <w:t xml:space="preserve">Merge Development Branch into </w:t>
       </w:r>
@@ -10539,7 +10540,7 @@
       <w:pPr>
         <w:pStyle w:val="Heading3"/>
       </w:pPr>
-      <w:bookmarkStart w:id="22" w:name="_Toc229820412"/>
+      <w:bookmarkStart w:id="22" w:name="_Toc229855173"/>
       <w:r>
         <w:t>Get</w:t>
       </w:r>
@@ -10558,7 +10559,7 @@
       <w:pPr>
         <w:pStyle w:val="Heading2"/>
       </w:pPr>
-      <w:bookmarkStart w:id="23" w:name="_Toc229820413"/>
+      <w:bookmarkStart w:id="23" w:name="_Toc229855174"/>
       <w:r>
         <w:rPr>
           <w:lang w:eastAsia="ar-SA"/>
@@ -10589,7 +10590,7 @@
         <w:pStyle w:val="Body-Text-tight"/>
         <w:ind w:left="1440"/>
       </w:pPr>
-      <w:hyperlink r:id="rId8" w:history="1">
+      <w:hyperlink r:id="rId10" w:history="1">
         <w:r>
           <w:rPr>
             <w:rStyle w:val="Hyperlink"/>
@@ -10605,7 +10606,7 @@
         <w:pStyle w:val="Body-Text-tight"/>
         <w:ind w:left="1440"/>
       </w:pPr>
-      <w:hyperlink r:id="rId9" w:history="1">
+      <w:hyperlink r:id="rId11" w:history="1">
         <w:r>
           <w:rPr>
             <w:rStyle w:val="Hyperlink"/>
@@ -10866,7 +10867,7 @@
       <w:pPr>
         <w:pStyle w:val="Heading2"/>
       </w:pPr>
-      <w:bookmarkStart w:id="24" w:name="_Toc229820414"/>
+      <w:bookmarkStart w:id="24" w:name="_Toc229855175"/>
       <w:r>
         <w:t>Git Terminology</w:t>
       </w:r>
@@ -11164,7 +11165,7 @@
       <w:pPr>
         <w:pStyle w:val="Heading1"/>
       </w:pPr>
-      <w:bookmarkStart w:id="25" w:name="_Toc229820415"/>
+      <w:bookmarkStart w:id="25" w:name="_Toc229855176"/>
       <w:r>
         <w:t>Editing Tools</w:t>
       </w:r>
@@ -11175,7 +11176,7 @@
         <w:pStyle w:val="Heading2"/>
       </w:pPr>
       <w:bookmarkStart w:id="26" w:name="_Toc227669204"/>
-      <w:bookmarkStart w:id="27" w:name="_Toc229820416"/>
+      <w:bookmarkStart w:id="27" w:name="_Toc229855177"/>
       <w:r>
         <w:t>VS Code</w:t>
       </w:r>
@@ -11189,7 +11190,7 @@
       <w:r>
         <w:t xml:space="preserve">Visual Studio Code, usually called VS Code, is a popular, free editor for developers. There are many extensions that give it additional capabilities and interoperability with other tools, but it comes with build in support for HTML, CSS, and JavaScript. For more information on VS Code, go to </w:t>
       </w:r>
-      <w:hyperlink r:id="rId10" w:history="1">
+      <w:hyperlink r:id="rId12" w:history="1">
         <w:r>
           <w:rPr>
             <w:rStyle w:val="Hyperlink"/>
@@ -11205,7 +11206,7 @@
       <w:pPr>
         <w:pStyle w:val="Heading3"/>
       </w:pPr>
-      <w:bookmarkStart w:id="28" w:name="_Toc229820417"/>
+      <w:bookmarkStart w:id="28" w:name="_Toc229855178"/>
       <w:r>
         <w:t>Installation</w:t>
       </w:r>
@@ -11222,7 +11223,7 @@
       <w:r>
         <w:t xml:space="preserve">Go to </w:t>
       </w:r>
-      <w:hyperlink r:id="rId11" w:history="1">
+      <w:hyperlink r:id="rId13" w:history="1">
         <w:r>
           <w:rPr>
             <w:rStyle w:val="Hyperlink"/>
@@ -11377,7 +11378,7 @@
       <w:pPr>
         <w:pStyle w:val="Heading3"/>
       </w:pPr>
-      <w:bookmarkStart w:id="29" w:name="_Toc229820418"/>
+      <w:bookmarkStart w:id="29" w:name="_Toc229855179"/>
       <w:r>
         <w:t>Configuration Settings</w:t>
       </w:r>
@@ -11810,7 +11811,7 @@
       <w:pPr>
         <w:pStyle w:val="Heading3"/>
       </w:pPr>
-      <w:bookmarkStart w:id="30" w:name="_Toc229820419"/>
+      <w:bookmarkStart w:id="30" w:name="_Toc229855180"/>
       <w:r>
         <w:t>Extensions</w:t>
       </w:r>
@@ -11956,7 +11957,7 @@
       <w:pPr>
         <w:pStyle w:val="Heading3"/>
       </w:pPr>
-      <w:bookmarkStart w:id="31" w:name="_Toc229820420"/>
+      <w:bookmarkStart w:id="31" w:name="_Toc229855181"/>
       <w:r>
         <w:t>Command Summary</w:t>
       </w:r>
@@ -12126,12 +12127,12 @@
       <w:pPr>
         <w:pStyle w:val="Heading2"/>
       </w:pPr>
-      <w:bookmarkStart w:id="32" w:name="_Toc229820421"/>
-      <w:bookmarkStart w:id="33" w:name="_Toc227669205"/>
+      <w:bookmarkStart w:id="32" w:name="_Toc227669205"/>
+      <w:bookmarkStart w:id="33" w:name="_Toc229855182"/>
       <w:r>
         <w:t>Node and NPM</w:t>
       </w:r>
-      <w:bookmarkEnd w:id="32"/>
+      <w:bookmarkEnd w:id="33"/>
     </w:p>
     <w:p>
       <w:pPr>
@@ -12167,7 +12168,7 @@
       <w:pPr>
         <w:pStyle w:val="Heading3"/>
       </w:pPr>
-      <w:bookmarkStart w:id="34" w:name="_Toc229820422"/>
+      <w:bookmarkStart w:id="34" w:name="_Toc229855183"/>
       <w:r>
         <w:t>Installation</w:t>
       </w:r>
@@ -12184,7 +12185,7 @@
       <w:r>
         <w:t xml:space="preserve">Go to </w:t>
       </w:r>
-      <w:hyperlink r:id="rId12" w:history="1">
+      <w:hyperlink r:id="rId14" w:history="1">
         <w:r>
           <w:rPr>
             <w:rStyle w:val="Hyperlink"/>
@@ -12426,7 +12427,7 @@
       <w:pPr>
         <w:pStyle w:val="Heading3"/>
       </w:pPr>
-      <w:bookmarkStart w:id="35" w:name="_Toc229820423"/>
+      <w:bookmarkStart w:id="35" w:name="_Toc229855184"/>
       <w:r>
         <w:t>Prettier</w:t>
       </w:r>
@@ -12735,7 +12736,7 @@
       <w:pPr>
         <w:pStyle w:val="Heading3"/>
       </w:pPr>
-      <w:bookmarkStart w:id="36" w:name="_Toc229820424"/>
+      <w:bookmarkStart w:id="36" w:name="_Toc229855185"/>
       <w:proofErr w:type="spellStart"/>
       <w:r>
         <w:t>ESLint</w:t>
@@ -13081,7 +13082,7 @@
         <w:pStyle w:val="SourceCode"/>
       </w:pPr>
     </w:p>
-    <w:bookmarkEnd w:id="33"/>
+    <w:bookmarkEnd w:id="32"/>
     <w:p>
       <w:pPr>
         <w:pStyle w:val="Body-Text"/>
@@ -13106,7 +13107,7 @@
       <w:pPr>
         <w:pStyle w:val="Heading2"/>
       </w:pPr>
-      <w:bookmarkStart w:id="37" w:name="_Toc229820425"/>
+      <w:bookmarkStart w:id="37" w:name="_Toc229855186"/>
       <w:r>
         <w:t>Git</w:t>
       </w:r>
@@ -13124,7 +13125,7 @@
       <w:pPr>
         <w:pStyle w:val="Heading3"/>
       </w:pPr>
-      <w:bookmarkStart w:id="38" w:name="_Toc229820426"/>
+      <w:bookmarkStart w:id="38" w:name="_Toc229855187"/>
       <w:r>
         <w:t>Inst</w:t>
       </w:r>
@@ -13147,7 +13148,7 @@
       <w:r>
         <w:t xml:space="preserve">Go to </w:t>
       </w:r>
-      <w:hyperlink r:id="rId13" w:history="1">
+      <w:hyperlink r:id="rId15" w:history="1">
         <w:r>
           <w:rPr>
             <w:rStyle w:val="Hyperlink"/>
@@ -13250,7 +13251,7 @@
       <w:pPr>
         <w:pStyle w:val="Heading1"/>
       </w:pPr>
-      <w:bookmarkStart w:id="39" w:name="_Toc229820427"/>
+      <w:bookmarkStart w:id="39" w:name="_Toc229855188"/>
       <w:r>
         <w:t>Notes</w:t>
       </w:r>
@@ -13260,7 +13261,7 @@
       <w:pPr>
         <w:pStyle w:val="Heading2"/>
       </w:pPr>
-      <w:bookmarkStart w:id="40" w:name="_Toc229820428"/>
+      <w:bookmarkStart w:id="40" w:name="_Toc229855189"/>
       <w:r>
         <w:t>Coding Conventions</w:t>
       </w:r>
@@ -13351,7 +13352,7 @@
       </w:pPr>
     </w:p>
     <w:sectPr>
-      <w:footerReference w:type="default" r:id="rId14"/>
+      <w:footerReference w:type="default" r:id="rId16"/>
       <w:pgSz w:w="12240" w:h="15840"/>
       <w:pgMar w:top="1440" w:right="1440" w:bottom="1440" w:left="1440" w:header="720" w:footer="720" w:gutter="0"/>
       <w:cols w:space="720"/>
@@ -16655,7 +16656,7 @@
 </file>
 
 <file path=customXml/itemProps1.xml><?xml version="1.0" encoding="utf-8"?>
-<ds:datastoreItem xmlns:ds="http://schemas.openxmlformats.org/officeDocument/2006/customXml" ds:itemID="{A2B58079-CC2D-4CEB-B9D2-008CF21F0485}">
+<ds:datastoreItem xmlns:ds="http://schemas.openxmlformats.org/officeDocument/2006/customXml" ds:itemID="{DF1BE714-233E-4507-9438-46295FBB40C7}">
   <ds:schemaRefs>
     <ds:schemaRef ds:uri="http://schemas.openxmlformats.org/officeDocument/2006/bibliography"/>
   </ds:schemaRefs>

--- a/Documentation/DevelopmentEnvironment.docx
+++ b/Documentation/DevelopmentEnvironment.docx
@@ -47,7 +47,7 @@
         <w:rPr>
           <w:noProof/>
         </w:rPr>
-        <w:t>May 16, 2026</w:t>
+        <w:t>May 21, 2026</w:t>
       </w:r>
       <w:r>
         <w:rPr>
@@ -132,7 +132,7 @@
         </w:rPr>
         <w:fldChar w:fldCharType="separate"/>
       </w:r>
-      <w:hyperlink w:anchor="_Toc229855151" w:history="1">
+      <w:hyperlink w:anchor="_Toc230285570" w:history="1">
         <w:r>
           <w:rPr>
             <w:rStyle w:val="Hyperlink"/>
@@ -155,7 +155,7 @@
           <w:rPr>
             <w:webHidden/>
           </w:rPr>
-          <w:instrText xml:space="preserve"> PAGEREF _Toc229855151 \h </w:instrText>
+          <w:instrText xml:space="preserve"> PAGEREF _Toc230285570 \h </w:instrText>
         </w:r>
         <w:r>
           <w:rPr>
@@ -193,7 +193,7 @@
           <w:lang w:eastAsia="en-US"/>
         </w:rPr>
       </w:pPr>
-      <w:hyperlink w:anchor="_Toc229855152" w:history="1">
+      <w:hyperlink w:anchor="_Toc230285571" w:history="1">
         <w:r>
           <w:rPr>
             <w:rStyle w:val="Hyperlink"/>
@@ -220,7 +220,7 @@
             <w:noProof/>
             <w:webHidden/>
           </w:rPr>
-          <w:instrText xml:space="preserve"> PAGEREF _Toc229855152 \h </w:instrText>
+          <w:instrText xml:space="preserve"> PAGEREF _Toc230285571 \h </w:instrText>
         </w:r>
         <w:r>
           <w:rPr>
@@ -262,7 +262,7 @@
           <w:lang w:eastAsia="en-US"/>
         </w:rPr>
       </w:pPr>
-      <w:hyperlink w:anchor="_Toc229855153" w:history="1">
+      <w:hyperlink w:anchor="_Toc230285572" w:history="1">
         <w:r>
           <w:rPr>
             <w:rStyle w:val="Hyperlink"/>
@@ -289,7 +289,7 @@
             <w:noProof/>
             <w:webHidden/>
           </w:rPr>
-          <w:instrText xml:space="preserve"> PAGEREF _Toc229855153 \h </w:instrText>
+          <w:instrText xml:space="preserve"> PAGEREF _Toc230285572 \h </w:instrText>
         </w:r>
         <w:r>
           <w:rPr>
@@ -331,7 +331,7 @@
           <w:lang w:eastAsia="en-US"/>
         </w:rPr>
       </w:pPr>
-      <w:hyperlink w:anchor="_Toc229855154" w:history="1">
+      <w:hyperlink w:anchor="_Toc230285573" w:history="1">
         <w:r>
           <w:rPr>
             <w:rStyle w:val="Hyperlink"/>
@@ -358,7 +358,7 @@
             <w:noProof/>
             <w:webHidden/>
           </w:rPr>
-          <w:instrText xml:space="preserve"> PAGEREF _Toc229855154 \h </w:instrText>
+          <w:instrText xml:space="preserve"> PAGEREF _Toc230285573 \h </w:instrText>
         </w:r>
         <w:r>
           <w:rPr>
@@ -400,7 +400,7 @@
           <w:lang w:eastAsia="en-US"/>
         </w:rPr>
       </w:pPr>
-      <w:hyperlink w:anchor="_Toc229855155" w:history="1">
+      <w:hyperlink w:anchor="_Toc230285574" w:history="1">
         <w:r>
           <w:rPr>
             <w:rStyle w:val="Hyperlink"/>
@@ -427,7 +427,7 @@
             <w:noProof/>
             <w:webHidden/>
           </w:rPr>
-          <w:instrText xml:space="preserve"> PAGEREF _Toc229855155 \h </w:instrText>
+          <w:instrText xml:space="preserve"> PAGEREF _Toc230285574 \h </w:instrText>
         </w:r>
         <w:r>
           <w:rPr>
@@ -469,7 +469,7 @@
           <w:lang w:eastAsia="en-US"/>
         </w:rPr>
       </w:pPr>
-      <w:hyperlink w:anchor="_Toc229855156" w:history="1">
+      <w:hyperlink w:anchor="_Toc230285575" w:history="1">
         <w:r>
           <w:rPr>
             <w:rStyle w:val="Hyperlink"/>
@@ -496,7 +496,7 @@
             <w:noProof/>
             <w:webHidden/>
           </w:rPr>
-          <w:instrText xml:space="preserve"> PAGEREF _Toc229855156 \h </w:instrText>
+          <w:instrText xml:space="preserve"> PAGEREF _Toc230285575 \h </w:instrText>
         </w:r>
         <w:r>
           <w:rPr>
@@ -538,7 +538,7 @@
           <w:lang w:eastAsia="en-US"/>
         </w:rPr>
       </w:pPr>
-      <w:hyperlink w:anchor="_Toc229855157" w:history="1">
+      <w:hyperlink w:anchor="_Toc230285576" w:history="1">
         <w:r>
           <w:rPr>
             <w:rStyle w:val="Hyperlink"/>
@@ -565,7 +565,7 @@
             <w:noProof/>
             <w:webHidden/>
           </w:rPr>
-          <w:instrText xml:space="preserve"> PAGEREF _Toc229855157 \h </w:instrText>
+          <w:instrText xml:space="preserve"> PAGEREF _Toc230285576 \h </w:instrText>
         </w:r>
         <w:r>
           <w:rPr>
@@ -607,7 +607,7 @@
           <w:lang w:eastAsia="en-US"/>
         </w:rPr>
       </w:pPr>
-      <w:hyperlink w:anchor="_Toc229855158" w:history="1">
+      <w:hyperlink w:anchor="_Toc230285577" w:history="1">
         <w:r>
           <w:rPr>
             <w:rStyle w:val="Hyperlink"/>
@@ -634,7 +634,7 @@
             <w:noProof/>
             <w:webHidden/>
           </w:rPr>
-          <w:instrText xml:space="preserve"> PAGEREF _Toc229855158 \h </w:instrText>
+          <w:instrText xml:space="preserve"> PAGEREF _Toc230285577 \h </w:instrText>
         </w:r>
         <w:r>
           <w:rPr>
@@ -676,7 +676,7 @@
           <w:lang w:eastAsia="en-US"/>
         </w:rPr>
       </w:pPr>
-      <w:hyperlink w:anchor="_Toc229855159" w:history="1">
+      <w:hyperlink w:anchor="_Toc230285578" w:history="1">
         <w:r>
           <w:rPr>
             <w:rStyle w:val="Hyperlink"/>
@@ -703,7 +703,7 @@
             <w:noProof/>
             <w:webHidden/>
           </w:rPr>
-          <w:instrText xml:space="preserve"> PAGEREF _Toc229855159 \h </w:instrText>
+          <w:instrText xml:space="preserve"> PAGEREF _Toc230285578 \h </w:instrText>
         </w:r>
         <w:r>
           <w:rPr>
@@ -745,7 +745,7 @@
           <w:lang w:eastAsia="en-US"/>
         </w:rPr>
       </w:pPr>
-      <w:hyperlink w:anchor="_Toc229855160" w:history="1">
+      <w:hyperlink w:anchor="_Toc230285579" w:history="1">
         <w:r>
           <w:rPr>
             <w:rStyle w:val="Hyperlink"/>
@@ -772,7 +772,7 @@
             <w:noProof/>
             <w:webHidden/>
           </w:rPr>
-          <w:instrText xml:space="preserve"> PAGEREF _Toc229855160 \h </w:instrText>
+          <w:instrText xml:space="preserve"> PAGEREF _Toc230285579 \h </w:instrText>
         </w:r>
         <w:r>
           <w:rPr>
@@ -814,7 +814,7 @@
           <w:lang w:eastAsia="en-US"/>
         </w:rPr>
       </w:pPr>
-      <w:hyperlink w:anchor="_Toc229855161" w:history="1">
+      <w:hyperlink w:anchor="_Toc230285580" w:history="1">
         <w:r>
           <w:rPr>
             <w:rStyle w:val="Hyperlink"/>
@@ -841,7 +841,7 @@
             <w:noProof/>
             <w:webHidden/>
           </w:rPr>
-          <w:instrText xml:space="preserve"> PAGEREF _Toc229855161 \h </w:instrText>
+          <w:instrText xml:space="preserve"> PAGEREF _Toc230285580 \h </w:instrText>
         </w:r>
         <w:r>
           <w:rPr>
@@ -883,7 +883,7 @@
           <w:lang w:eastAsia="en-US"/>
         </w:rPr>
       </w:pPr>
-      <w:hyperlink w:anchor="_Toc229855162" w:history="1">
+      <w:hyperlink w:anchor="_Toc230285581" w:history="1">
         <w:r>
           <w:rPr>
             <w:rStyle w:val="Hyperlink"/>
@@ -910,7 +910,7 @@
             <w:noProof/>
             <w:webHidden/>
           </w:rPr>
-          <w:instrText xml:space="preserve"> PAGEREF _Toc229855162 \h </w:instrText>
+          <w:instrText xml:space="preserve"> PAGEREF _Toc230285581 \h </w:instrText>
         </w:r>
         <w:r>
           <w:rPr>
@@ -952,7 +952,7 @@
           <w:lang w:eastAsia="en-US"/>
         </w:rPr>
       </w:pPr>
-      <w:hyperlink w:anchor="_Toc229855163" w:history="1">
+      <w:hyperlink w:anchor="_Toc230285582" w:history="1">
         <w:r>
           <w:rPr>
             <w:rStyle w:val="Hyperlink"/>
@@ -979,7 +979,7 @@
             <w:noProof/>
             <w:webHidden/>
           </w:rPr>
-          <w:instrText xml:space="preserve"> PAGEREF _Toc229855163 \h </w:instrText>
+          <w:instrText xml:space="preserve"> PAGEREF _Toc230285582 \h </w:instrText>
         </w:r>
         <w:r>
           <w:rPr>
@@ -1021,7 +1021,7 @@
           <w:lang w:eastAsia="en-US"/>
         </w:rPr>
       </w:pPr>
-      <w:hyperlink w:anchor="_Toc229855164" w:history="1">
+      <w:hyperlink w:anchor="_Toc230285583" w:history="1">
         <w:r>
           <w:rPr>
             <w:rStyle w:val="Hyperlink"/>
@@ -1048,7 +1048,7 @@
             <w:noProof/>
             <w:webHidden/>
           </w:rPr>
-          <w:instrText xml:space="preserve"> PAGEREF _Toc229855164 \h </w:instrText>
+          <w:instrText xml:space="preserve"> PAGEREF _Toc230285583 \h </w:instrText>
         </w:r>
         <w:r>
           <w:rPr>
@@ -1090,7 +1090,7 @@
           <w:lang w:eastAsia="en-US"/>
         </w:rPr>
       </w:pPr>
-      <w:hyperlink w:anchor="_Toc229855165" w:history="1">
+      <w:hyperlink w:anchor="_Toc230285584" w:history="1">
         <w:r>
           <w:rPr>
             <w:rStyle w:val="Hyperlink"/>
@@ -1117,7 +1117,7 @@
             <w:noProof/>
             <w:webHidden/>
           </w:rPr>
-          <w:instrText xml:space="preserve"> PAGEREF _Toc229855165 \h </w:instrText>
+          <w:instrText xml:space="preserve"> PAGEREF _Toc230285584 \h </w:instrText>
         </w:r>
         <w:r>
           <w:rPr>
@@ -1159,7 +1159,7 @@
           <w:lang w:eastAsia="en-US"/>
         </w:rPr>
       </w:pPr>
-      <w:hyperlink w:anchor="_Toc229855166" w:history="1">
+      <w:hyperlink w:anchor="_Toc230285585" w:history="1">
         <w:r>
           <w:rPr>
             <w:rStyle w:val="Hyperlink"/>
@@ -1186,7 +1186,7 @@
             <w:noProof/>
             <w:webHidden/>
           </w:rPr>
-          <w:instrText xml:space="preserve"> PAGEREF _Toc229855166 \h </w:instrText>
+          <w:instrText xml:space="preserve"> PAGEREF _Toc230285585 \h </w:instrText>
         </w:r>
         <w:r>
           <w:rPr>
@@ -1228,7 +1228,7 @@
           <w:lang w:eastAsia="en-US"/>
         </w:rPr>
       </w:pPr>
-      <w:hyperlink w:anchor="_Toc229855167" w:history="1">
+      <w:hyperlink w:anchor="_Toc230285586" w:history="1">
         <w:r>
           <w:rPr>
             <w:rStyle w:val="Hyperlink"/>
@@ -1255,7 +1255,7 @@
             <w:noProof/>
             <w:webHidden/>
           </w:rPr>
-          <w:instrText xml:space="preserve"> PAGEREF _Toc229855167 \h </w:instrText>
+          <w:instrText xml:space="preserve"> PAGEREF _Toc230285586 \h </w:instrText>
         </w:r>
         <w:r>
           <w:rPr>
@@ -1297,7 +1297,7 @@
           <w:lang w:eastAsia="en-US"/>
         </w:rPr>
       </w:pPr>
-      <w:hyperlink w:anchor="_Toc229855168" w:history="1">
+      <w:hyperlink w:anchor="_Toc230285587" w:history="1">
         <w:r>
           <w:rPr>
             <w:rStyle w:val="Hyperlink"/>
@@ -1324,7 +1324,7 @@
             <w:noProof/>
             <w:webHidden/>
           </w:rPr>
-          <w:instrText xml:space="preserve"> PAGEREF _Toc229855168 \h </w:instrText>
+          <w:instrText xml:space="preserve"> PAGEREF _Toc230285587 \h </w:instrText>
         </w:r>
         <w:r>
           <w:rPr>
@@ -1366,7 +1366,7 @@
           <w:lang w:eastAsia="en-US"/>
         </w:rPr>
       </w:pPr>
-      <w:hyperlink w:anchor="_Toc229855169" w:history="1">
+      <w:hyperlink w:anchor="_Toc230285588" w:history="1">
         <w:r>
           <w:rPr>
             <w:rStyle w:val="Hyperlink"/>
@@ -1393,7 +1393,7 @@
             <w:noProof/>
             <w:webHidden/>
           </w:rPr>
-          <w:instrText xml:space="preserve"> PAGEREF _Toc229855169 \h </w:instrText>
+          <w:instrText xml:space="preserve"> PAGEREF _Toc230285588 \h </w:instrText>
         </w:r>
         <w:r>
           <w:rPr>
@@ -1435,7 +1435,7 @@
           <w:lang w:eastAsia="en-US"/>
         </w:rPr>
       </w:pPr>
-      <w:hyperlink w:anchor="_Toc229855170" w:history="1">
+      <w:hyperlink w:anchor="_Toc230285589" w:history="1">
         <w:r>
           <w:rPr>
             <w:rStyle w:val="Hyperlink"/>
@@ -1462,7 +1462,7 @@
             <w:noProof/>
             <w:webHidden/>
           </w:rPr>
-          <w:instrText xml:space="preserve"> PAGEREF _Toc229855170 \h </w:instrText>
+          <w:instrText xml:space="preserve"> PAGEREF _Toc230285589 \h </w:instrText>
         </w:r>
         <w:r>
           <w:rPr>
@@ -1504,7 +1504,7 @@
           <w:lang w:eastAsia="en-US"/>
         </w:rPr>
       </w:pPr>
-      <w:hyperlink w:anchor="_Toc229855171" w:history="1">
+      <w:hyperlink w:anchor="_Toc230285590" w:history="1">
         <w:r>
           <w:rPr>
             <w:rStyle w:val="Hyperlink"/>
@@ -1531,7 +1531,7 @@
             <w:noProof/>
             <w:webHidden/>
           </w:rPr>
-          <w:instrText xml:space="preserve"> PAGEREF _Toc229855171 \h </w:instrText>
+          <w:instrText xml:space="preserve"> PAGEREF _Toc230285590 \h </w:instrText>
         </w:r>
         <w:r>
           <w:rPr>
@@ -1573,7 +1573,7 @@
           <w:lang w:eastAsia="en-US"/>
         </w:rPr>
       </w:pPr>
-      <w:hyperlink w:anchor="_Toc229855172" w:history="1">
+      <w:hyperlink w:anchor="_Toc230285591" w:history="1">
         <w:r>
           <w:rPr>
             <w:rStyle w:val="Hyperlink"/>
@@ -1600,7 +1600,7 @@
             <w:noProof/>
             <w:webHidden/>
           </w:rPr>
-          <w:instrText xml:space="preserve"> PAGEREF _Toc229855172 \h </w:instrText>
+          <w:instrText xml:space="preserve"> PAGEREF _Toc230285591 \h </w:instrText>
         </w:r>
         <w:r>
           <w:rPr>
@@ -1642,7 +1642,7 @@
           <w:lang w:eastAsia="en-US"/>
         </w:rPr>
       </w:pPr>
-      <w:hyperlink w:anchor="_Toc229855173" w:history="1">
+      <w:hyperlink w:anchor="_Toc230285592" w:history="1">
         <w:r>
           <w:rPr>
             <w:rStyle w:val="Hyperlink"/>
@@ -1669,7 +1669,7 @@
             <w:noProof/>
             <w:webHidden/>
           </w:rPr>
-          <w:instrText xml:space="preserve"> PAGEREF _Toc229855173 \h </w:instrText>
+          <w:instrText xml:space="preserve"> PAGEREF _Toc230285592 \h </w:instrText>
         </w:r>
         <w:r>
           <w:rPr>
@@ -1711,7 +1711,7 @@
           <w:lang w:eastAsia="en-US"/>
         </w:rPr>
       </w:pPr>
-      <w:hyperlink w:anchor="_Toc229855174" w:history="1">
+      <w:hyperlink w:anchor="_Toc230285593" w:history="1">
         <w:r>
           <w:rPr>
             <w:rStyle w:val="Hyperlink"/>
@@ -1738,7 +1738,7 @@
             <w:noProof/>
             <w:webHidden/>
           </w:rPr>
-          <w:instrText xml:space="preserve"> PAGEREF _Toc229855174 \h </w:instrText>
+          <w:instrText xml:space="preserve"> PAGEREF _Toc230285593 \h </w:instrText>
         </w:r>
         <w:r>
           <w:rPr>
@@ -1780,7 +1780,7 @@
           <w:lang w:eastAsia="en-US"/>
         </w:rPr>
       </w:pPr>
-      <w:hyperlink w:anchor="_Toc229855175" w:history="1">
+      <w:hyperlink w:anchor="_Toc230285594" w:history="1">
         <w:r>
           <w:rPr>
             <w:rStyle w:val="Hyperlink"/>
@@ -1807,7 +1807,7 @@
             <w:noProof/>
             <w:webHidden/>
           </w:rPr>
-          <w:instrText xml:space="preserve"> PAGEREF _Toc229855175 \h </w:instrText>
+          <w:instrText xml:space="preserve"> PAGEREF _Toc230285594 \h </w:instrText>
         </w:r>
         <w:r>
           <w:rPr>
@@ -1849,7 +1849,7 @@
           <w:lang w:eastAsia="en-US"/>
         </w:rPr>
       </w:pPr>
-      <w:hyperlink w:anchor="_Toc229855176" w:history="1">
+      <w:hyperlink w:anchor="_Toc230285595" w:history="1">
         <w:r>
           <w:rPr>
             <w:rStyle w:val="Hyperlink"/>
@@ -1872,7 +1872,7 @@
           <w:rPr>
             <w:webHidden/>
           </w:rPr>
-          <w:instrText xml:space="preserve"> PAGEREF _Toc229855176 \h </w:instrText>
+          <w:instrText xml:space="preserve"> PAGEREF _Toc230285595 \h </w:instrText>
         </w:r>
         <w:r>
           <w:rPr>
@@ -1910,7 +1910,7 @@
           <w:lang w:eastAsia="en-US"/>
         </w:rPr>
       </w:pPr>
-      <w:hyperlink w:anchor="_Toc229855177" w:history="1">
+      <w:hyperlink w:anchor="_Toc230285596" w:history="1">
         <w:r>
           <w:rPr>
             <w:rStyle w:val="Hyperlink"/>
@@ -1937,7 +1937,7 @@
             <w:noProof/>
             <w:webHidden/>
           </w:rPr>
-          <w:instrText xml:space="preserve"> PAGEREF _Toc229855177 \h </w:instrText>
+          <w:instrText xml:space="preserve"> PAGEREF _Toc230285596 \h </w:instrText>
         </w:r>
         <w:r>
           <w:rPr>
@@ -1979,7 +1979,7 @@
           <w:lang w:eastAsia="en-US"/>
         </w:rPr>
       </w:pPr>
-      <w:hyperlink w:anchor="_Toc229855178" w:history="1">
+      <w:hyperlink w:anchor="_Toc230285597" w:history="1">
         <w:r>
           <w:rPr>
             <w:rStyle w:val="Hyperlink"/>
@@ -2006,7 +2006,7 @@
             <w:noProof/>
             <w:webHidden/>
           </w:rPr>
-          <w:instrText xml:space="preserve"> PAGEREF _Toc229855178 \h </w:instrText>
+          <w:instrText xml:space="preserve"> PAGEREF _Toc230285597 \h </w:instrText>
         </w:r>
         <w:r>
           <w:rPr>
@@ -2048,7 +2048,7 @@
           <w:lang w:eastAsia="en-US"/>
         </w:rPr>
       </w:pPr>
-      <w:hyperlink w:anchor="_Toc229855179" w:history="1">
+      <w:hyperlink w:anchor="_Toc230285598" w:history="1">
         <w:r>
           <w:rPr>
             <w:rStyle w:val="Hyperlink"/>
@@ -2075,7 +2075,7 @@
             <w:noProof/>
             <w:webHidden/>
           </w:rPr>
-          <w:instrText xml:space="preserve"> PAGEREF _Toc229855179 \h </w:instrText>
+          <w:instrText xml:space="preserve"> PAGEREF _Toc230285598 \h </w:instrText>
         </w:r>
         <w:r>
           <w:rPr>
@@ -2117,7 +2117,7 @@
           <w:lang w:eastAsia="en-US"/>
         </w:rPr>
       </w:pPr>
-      <w:hyperlink w:anchor="_Toc229855180" w:history="1">
+      <w:hyperlink w:anchor="_Toc230285599" w:history="1">
         <w:r>
           <w:rPr>
             <w:rStyle w:val="Hyperlink"/>
@@ -2144,7 +2144,7 @@
             <w:noProof/>
             <w:webHidden/>
           </w:rPr>
-          <w:instrText xml:space="preserve"> PAGEREF _Toc229855180 \h </w:instrText>
+          <w:instrText xml:space="preserve"> PAGEREF _Toc230285599 \h </w:instrText>
         </w:r>
         <w:r>
           <w:rPr>
@@ -2186,7 +2186,7 @@
           <w:lang w:eastAsia="en-US"/>
         </w:rPr>
       </w:pPr>
-      <w:hyperlink w:anchor="_Toc229855181" w:history="1">
+      <w:hyperlink w:anchor="_Toc230285600" w:history="1">
         <w:r>
           <w:rPr>
             <w:rStyle w:val="Hyperlink"/>
@@ -2213,7 +2213,7 @@
             <w:noProof/>
             <w:webHidden/>
           </w:rPr>
-          <w:instrText xml:space="preserve"> PAGEREF _Toc229855181 \h </w:instrText>
+          <w:instrText xml:space="preserve"> PAGEREF _Toc230285600 \h </w:instrText>
         </w:r>
         <w:r>
           <w:rPr>
@@ -2233,7 +2233,7 @@
             <w:noProof/>
             <w:webHidden/>
           </w:rPr>
-          <w:t>13</w:t>
+          <w:t>14</w:t>
         </w:r>
         <w:r>
           <w:rPr>
@@ -2255,7 +2255,7 @@
           <w:lang w:eastAsia="en-US"/>
         </w:rPr>
       </w:pPr>
-      <w:hyperlink w:anchor="_Toc229855182" w:history="1">
+      <w:hyperlink w:anchor="_Toc230285601" w:history="1">
         <w:r>
           <w:rPr>
             <w:rStyle w:val="Hyperlink"/>
@@ -2282,7 +2282,7 @@
             <w:noProof/>
             <w:webHidden/>
           </w:rPr>
-          <w:instrText xml:space="preserve"> PAGEREF _Toc229855182 \h </w:instrText>
+          <w:instrText xml:space="preserve"> PAGEREF _Toc230285601 \h </w:instrText>
         </w:r>
         <w:r>
           <w:rPr>
@@ -2324,7 +2324,7 @@
           <w:lang w:eastAsia="en-US"/>
         </w:rPr>
       </w:pPr>
-      <w:hyperlink w:anchor="_Toc229855183" w:history="1">
+      <w:hyperlink w:anchor="_Toc230285602" w:history="1">
         <w:r>
           <w:rPr>
             <w:rStyle w:val="Hyperlink"/>
@@ -2351,7 +2351,7 @@
             <w:noProof/>
             <w:webHidden/>
           </w:rPr>
-          <w:instrText xml:space="preserve"> PAGEREF _Toc229855183 \h </w:instrText>
+          <w:instrText xml:space="preserve"> PAGEREF _Toc230285602 \h </w:instrText>
         </w:r>
         <w:r>
           <w:rPr>
@@ -2393,7 +2393,7 @@
           <w:lang w:eastAsia="en-US"/>
         </w:rPr>
       </w:pPr>
-      <w:hyperlink w:anchor="_Toc229855184" w:history="1">
+      <w:hyperlink w:anchor="_Toc230285603" w:history="1">
         <w:r>
           <w:rPr>
             <w:rStyle w:val="Hyperlink"/>
@@ -2420,7 +2420,7 @@
             <w:noProof/>
             <w:webHidden/>
           </w:rPr>
-          <w:instrText xml:space="preserve"> PAGEREF _Toc229855184 \h </w:instrText>
+          <w:instrText xml:space="preserve"> PAGEREF _Toc230285603 \h </w:instrText>
         </w:r>
         <w:r>
           <w:rPr>
@@ -2462,7 +2462,7 @@
           <w:lang w:eastAsia="en-US"/>
         </w:rPr>
       </w:pPr>
-      <w:hyperlink w:anchor="_Toc229855185" w:history="1">
+      <w:hyperlink w:anchor="_Toc230285604" w:history="1">
         <w:r>
           <w:rPr>
             <w:rStyle w:val="Hyperlink"/>
@@ -2489,7 +2489,7 @@
             <w:noProof/>
             <w:webHidden/>
           </w:rPr>
-          <w:instrText xml:space="preserve"> PAGEREF _Toc229855185 \h </w:instrText>
+          <w:instrText xml:space="preserve"> PAGEREF _Toc230285604 \h </w:instrText>
         </w:r>
         <w:r>
           <w:rPr>
@@ -2531,7 +2531,7 @@
           <w:lang w:eastAsia="en-US"/>
         </w:rPr>
       </w:pPr>
-      <w:hyperlink w:anchor="_Toc229855186" w:history="1">
+      <w:hyperlink w:anchor="_Toc230285605" w:history="1">
         <w:r>
           <w:rPr>
             <w:rStyle w:val="Hyperlink"/>
@@ -2558,7 +2558,7 @@
             <w:noProof/>
             <w:webHidden/>
           </w:rPr>
-          <w:instrText xml:space="preserve"> PAGEREF _Toc229855186 \h </w:instrText>
+          <w:instrText xml:space="preserve"> PAGEREF _Toc230285605 \h </w:instrText>
         </w:r>
         <w:r>
           <w:rPr>
@@ -2600,7 +2600,7 @@
           <w:lang w:eastAsia="en-US"/>
         </w:rPr>
       </w:pPr>
-      <w:hyperlink w:anchor="_Toc229855187" w:history="1">
+      <w:hyperlink w:anchor="_Toc230285606" w:history="1">
         <w:r>
           <w:rPr>
             <w:rStyle w:val="Hyperlink"/>
@@ -2627,7 +2627,7 @@
             <w:noProof/>
             <w:webHidden/>
           </w:rPr>
-          <w:instrText xml:space="preserve"> PAGEREF _Toc229855187 \h </w:instrText>
+          <w:instrText xml:space="preserve"> PAGEREF _Toc230285606 \h </w:instrText>
         </w:r>
         <w:r>
           <w:rPr>
@@ -2669,7 +2669,7 @@
           <w:lang w:eastAsia="en-US"/>
         </w:rPr>
       </w:pPr>
-      <w:hyperlink w:anchor="_Toc229855188" w:history="1">
+      <w:hyperlink w:anchor="_Toc230285607" w:history="1">
         <w:r>
           <w:rPr>
             <w:rStyle w:val="Hyperlink"/>
@@ -2692,7 +2692,7 @@
           <w:rPr>
             <w:webHidden/>
           </w:rPr>
-          <w:instrText xml:space="preserve"> PAGEREF _Toc229855188 \h </w:instrText>
+          <w:instrText xml:space="preserve"> PAGEREF _Toc230285607 \h </w:instrText>
         </w:r>
         <w:r>
           <w:rPr>
@@ -2730,7 +2730,7 @@
           <w:lang w:eastAsia="en-US"/>
         </w:rPr>
       </w:pPr>
-      <w:hyperlink w:anchor="_Toc229855189" w:history="1">
+      <w:hyperlink w:anchor="_Toc230285608" w:history="1">
         <w:r>
           <w:rPr>
             <w:rStyle w:val="Hyperlink"/>
@@ -2757,7 +2757,7 @@
             <w:noProof/>
             <w:webHidden/>
           </w:rPr>
-          <w:instrText xml:space="preserve"> PAGEREF _Toc229855189 \h </w:instrText>
+          <w:instrText xml:space="preserve"> PAGEREF _Toc230285608 \h </w:instrText>
         </w:r>
         <w:r>
           <w:rPr>
@@ -2810,7 +2810,7 @@
       <w:pPr>
         <w:pStyle w:val="Heading1"/>
       </w:pPr>
-      <w:bookmarkStart w:id="0" w:name="_Toc229855151"/>
+      <w:bookmarkStart w:id="0" w:name="_Toc230285570"/>
       <w:r>
         <w:lastRenderedPageBreak/>
         <w:t>Source Control</w:t>
@@ -2897,7 +2897,7 @@
       <w:pPr>
         <w:pStyle w:val="Heading2"/>
       </w:pPr>
-      <w:bookmarkStart w:id="1" w:name="_Toc229855152"/>
+      <w:bookmarkStart w:id="1" w:name="_Toc230285571"/>
       <w:r>
         <w:t>Repositories</w:t>
       </w:r>
@@ -3107,7 +3107,7 @@
       <w:pPr>
         <w:pStyle w:val="Heading3"/>
       </w:pPr>
-      <w:bookmarkStart w:id="2" w:name="_Toc229855153"/>
+      <w:bookmarkStart w:id="2" w:name="_Toc230285572"/>
       <w:r>
         <w:t>Authentication</w:t>
       </w:r>
@@ -3472,7 +3472,7 @@
       <w:pPr>
         <w:pStyle w:val="Heading2"/>
       </w:pPr>
-      <w:bookmarkStart w:id="3" w:name="_Toc229855154"/>
+      <w:bookmarkStart w:id="3" w:name="_Toc230285573"/>
       <w:r>
         <w:t>Branches</w:t>
       </w:r>
@@ -3697,7 +3697,7 @@
       <w:pPr>
         <w:pStyle w:val="Heading2"/>
       </w:pPr>
-      <w:bookmarkStart w:id="4" w:name="_Toc229855155"/>
+      <w:bookmarkStart w:id="4" w:name="_Toc230285574"/>
       <w:r>
         <w:t>Creat</w:t>
       </w:r>
@@ -5275,7 +5275,7 @@
       <w:pPr>
         <w:pStyle w:val="Heading2"/>
       </w:pPr>
-      <w:bookmarkStart w:id="5" w:name="_Toc229855156"/>
+      <w:bookmarkStart w:id="5" w:name="_Toc230285575"/>
       <w:r>
         <w:t xml:space="preserve">Using Git </w:t>
       </w:r>
@@ -5291,7 +5291,7 @@
       <w:pPr>
         <w:pStyle w:val="Heading3"/>
       </w:pPr>
-      <w:bookmarkStart w:id="6" w:name="_Toc229855157"/>
+      <w:bookmarkStart w:id="6" w:name="_Toc230285576"/>
       <w:r>
         <w:t>Configuration</w:t>
       </w:r>
@@ -5954,7 +5954,7 @@
       <w:pPr>
         <w:pStyle w:val="Heading3"/>
       </w:pPr>
-      <w:bookmarkStart w:id="7" w:name="_Toc229855158"/>
+      <w:bookmarkStart w:id="7" w:name="_Toc230285577"/>
       <w:r>
         <w:t>Create</w:t>
       </w:r>
@@ -6139,7 +6139,7 @@
       <w:pPr>
         <w:pStyle w:val="Heading3"/>
       </w:pPr>
-      <w:bookmarkStart w:id="8" w:name="_Toc229855159"/>
+      <w:bookmarkStart w:id="8" w:name="_Toc230285578"/>
       <w:r>
         <w:t>Create</w:t>
       </w:r>
@@ -6274,7 +6274,7 @@
       <w:pPr>
         <w:pStyle w:val="Heading3"/>
       </w:pPr>
-      <w:bookmarkStart w:id="9" w:name="_Toc229855160"/>
+      <w:bookmarkStart w:id="9" w:name="_Toc230285579"/>
       <w:r>
         <w:t>Synchronize with Remote Repository</w:t>
       </w:r>
@@ -6384,7 +6384,7 @@
       <w:pPr>
         <w:pStyle w:val="Heading3"/>
       </w:pPr>
-      <w:bookmarkStart w:id="10" w:name="_Toc229855161"/>
+      <w:bookmarkStart w:id="10" w:name="_Toc230285580"/>
       <w:r>
         <w:t>Get Status</w:t>
       </w:r>
@@ -6855,7 +6855,7 @@
       <w:pPr>
         <w:pStyle w:val="Heading3"/>
       </w:pPr>
-      <w:bookmarkStart w:id="11" w:name="_Toc229855162"/>
+      <w:bookmarkStart w:id="11" w:name="_Toc230285581"/>
       <w:r>
         <w:t>Select a Branch</w:t>
       </w:r>
@@ -7518,7 +7518,7 @@
       <w:pPr>
         <w:pStyle w:val="Heading3"/>
       </w:pPr>
-      <w:bookmarkStart w:id="12" w:name="_Toc229855163"/>
+      <w:bookmarkStart w:id="12" w:name="_Toc230285582"/>
       <w:r>
         <w:t>Create a New Branch</w:t>
       </w:r>
@@ -7695,7 +7695,7 @@
       <w:pPr>
         <w:pStyle w:val="Heading3"/>
       </w:pPr>
-      <w:bookmarkStart w:id="13" w:name="_Toc229855164"/>
+      <w:bookmarkStart w:id="13" w:name="_Toc230285583"/>
       <w:r>
         <w:t>Add</w:t>
       </w:r>
@@ -7932,7 +7932,7 @@
       <w:pPr>
         <w:pStyle w:val="Heading3"/>
       </w:pPr>
-      <w:bookmarkStart w:id="14" w:name="_Toc229855165"/>
+      <w:bookmarkStart w:id="14" w:name="_Toc230285584"/>
       <w:r>
         <w:t>Delete a file</w:t>
       </w:r>
@@ -8071,7 +8071,7 @@
       <w:pPr>
         <w:pStyle w:val="Heading3"/>
       </w:pPr>
-      <w:bookmarkStart w:id="15" w:name="_Toc229855166"/>
+      <w:bookmarkStart w:id="15" w:name="_Toc230285585"/>
       <w:r>
         <w:t>Change a File</w:t>
       </w:r>
@@ -8382,7 +8382,7 @@
       <w:pPr>
         <w:pStyle w:val="Heading3"/>
       </w:pPr>
-      <w:bookmarkStart w:id="16" w:name="_Toc229855167"/>
+      <w:bookmarkStart w:id="16" w:name="_Toc230285586"/>
       <w:r>
         <w:t>Stage a File</w:t>
       </w:r>
@@ -8769,7 +8769,7 @@
       <w:pPr>
         <w:pStyle w:val="Heading3"/>
       </w:pPr>
-      <w:bookmarkStart w:id="17" w:name="_Toc229855168"/>
+      <w:bookmarkStart w:id="17" w:name="_Toc230285587"/>
       <w:r>
         <w:t xml:space="preserve">Commit a </w:t>
       </w:r>
@@ -8900,7 +8900,7 @@
       <w:pPr>
         <w:pStyle w:val="Heading3"/>
       </w:pPr>
-      <w:bookmarkStart w:id="18" w:name="_Toc229855169"/>
+      <w:bookmarkStart w:id="18" w:name="_Toc230285588"/>
       <w:r>
         <w:t>Push Changes to the Remote Repository</w:t>
       </w:r>
@@ -9039,7 +9039,7 @@
       <w:pPr>
         <w:pStyle w:val="Heading3"/>
       </w:pPr>
-      <w:bookmarkStart w:id="19" w:name="_Toc229855170"/>
+      <w:bookmarkStart w:id="19" w:name="_Toc230285589"/>
       <w:r>
         <w:t>Make a Change</w:t>
       </w:r>
@@ -9546,7 +9546,7 @@
       <w:pPr>
         <w:pStyle w:val="Heading3"/>
       </w:pPr>
-      <w:bookmarkStart w:id="20" w:name="_Toc229855171"/>
+      <w:bookmarkStart w:id="20" w:name="_Toc230285590"/>
       <w:r>
         <w:t>Make Change to Main Branch</w:t>
       </w:r>
@@ -9857,7 +9857,7 @@
       <w:pPr>
         <w:pStyle w:val="Heading3"/>
       </w:pPr>
-      <w:bookmarkStart w:id="21" w:name="_Toc229855172"/>
+      <w:bookmarkStart w:id="21" w:name="_Toc230285591"/>
       <w:r>
         <w:t xml:space="preserve">Merge Development Branch into </w:t>
       </w:r>
@@ -9888,11 +9888,17 @@
         <w:pStyle w:val="Body-Text"/>
         <w:numPr>
           <w:ilvl w:val="0"/>
-          <w:numId w:val="6"/>
+          <w:numId w:val="19"/>
         </w:numPr>
       </w:pPr>
       <w:r>
-        <w:t>Make sure there are no edited files in local repository.</w:t>
+        <w:t xml:space="preserve">Make sure there are no edited files in </w:t>
+      </w:r>
+      <w:r>
+        <w:t>the working directory</w:t>
+      </w:r>
+      <w:r>
+        <w:t>.</w:t>
       </w:r>
       <w:r>
         <w:t xml:space="preserve"> The </w:t>
@@ -9907,9 +9913,15 @@
       <w:proofErr w:type="spellEnd"/>
       <w:r>
         <w:rPr>
+          <w:lang w:eastAsia="ar-SA"/>
+        </w:rPr>
+        <w:t xml:space="preserve"> </w:t>
+      </w:r>
+      <w:r>
+        <w:rPr>
           <w:rStyle w:val="SourceCodechar"/>
         </w:rPr>
-        <w:t xml:space="preserve"> status</w:t>
+        <w:t>status</w:t>
       </w:r>
       <w:r>
         <w:t xml:space="preserve"> command </w:t>
@@ -9930,7 +9942,10 @@
         <w:t xml:space="preserve"> </w:t>
       </w:r>
       <w:r>
-        <w:t>local repository.</w:t>
+        <w:t>working directory</w:t>
+      </w:r>
+      <w:r>
+        <w:t>.</w:t>
       </w:r>
     </w:p>
     <w:p>
@@ -9964,7 +9979,7 @@
         <w:pStyle w:val="Body-Text"/>
         <w:numPr>
           <w:ilvl w:val="0"/>
-          <w:numId w:val="6"/>
+          <w:numId w:val="19"/>
         </w:numPr>
       </w:pPr>
       <w:r>
@@ -10027,7 +10042,7 @@
         <w:pStyle w:val="Body-Text"/>
         <w:numPr>
           <w:ilvl w:val="0"/>
-          <w:numId w:val="6"/>
+          <w:numId w:val="19"/>
         </w:numPr>
       </w:pPr>
       <w:r>
@@ -10062,7 +10077,7 @@
         <w:pStyle w:val="Body-Text"/>
         <w:numPr>
           <w:ilvl w:val="0"/>
-          <w:numId w:val="6"/>
+          <w:numId w:val="19"/>
         </w:numPr>
       </w:pPr>
       <w:r>
@@ -10075,19 +10090,40 @@
         <w:pStyle w:val="SourceCode"/>
       </w:pPr>
       <w:r>
-        <w:t>$ edit version.js version.html</w:t>
-      </w:r>
-    </w:p>
-    <w:p>
-      <w:pPr>
-        <w:pStyle w:val="SourceCode"/>
-      </w:pPr>
-      <w:r>
         <w:t xml:space="preserve">$ </w:t>
       </w:r>
       <w:proofErr w:type="spellStart"/>
       <w:proofErr w:type="gramStart"/>
       <w:r>
+        <w:t>cd</w:t>
+      </w:r>
+      <w:proofErr w:type="spellEnd"/>
+      <w:proofErr w:type="gramEnd"/>
+      <w:r>
+        <w:t xml:space="preserve"> Version</w:t>
+      </w:r>
+    </w:p>
+    <w:p>
+      <w:pPr>
+        <w:pStyle w:val="SourceCode"/>
+      </w:pPr>
+      <w:r>
+        <w:t xml:space="preserve">$ </w:t>
+      </w:r>
+      <w:r>
+        <w:t>edit version.js version.html</w:t>
+      </w:r>
+    </w:p>
+    <w:p>
+      <w:pPr>
+        <w:pStyle w:val="SourceCode"/>
+      </w:pPr>
+      <w:r>
+        <w:t xml:space="preserve">$ </w:t>
+      </w:r>
+      <w:proofErr w:type="spellStart"/>
+      <w:proofErr w:type="gramStart"/>
+      <w:r>
         <w:t>git</w:t>
       </w:r>
       <w:proofErr w:type="spellEnd"/>
@@ -10114,10 +10150,13 @@
         <w:t xml:space="preserve"> </w:t>
       </w:r>
       <w:r>
-        <w:t>commit –a</w:t>
-      </w:r>
-      <w:r>
-        <w:t xml:space="preserve"> “</w:t>
+        <w:t>commit</w:t>
+      </w:r>
+      <w:r>
+        <w:t xml:space="preserve"> –m </w:t>
+      </w:r>
+      <w:r>
+        <w:t>“</w:t>
       </w:r>
       <w:r>
         <w:t>Update version information</w:t>
@@ -10128,6 +10167,24 @@
       <w:r>
         <w:t>”</w:t>
       </w:r>
+    </w:p>
+    <w:p>
+      <w:pPr>
+        <w:pStyle w:val="SourceCode"/>
+      </w:pPr>
+      <w:r>
+        <w:t xml:space="preserve">$ </w:t>
+      </w:r>
+      <w:proofErr w:type="spellStart"/>
+      <w:proofErr w:type="gramStart"/>
+      <w:r>
+        <w:t>cd</w:t>
+      </w:r>
+      <w:proofErr w:type="spellEnd"/>
+      <w:r>
+        <w:t xml:space="preserve"> ..</w:t>
+      </w:r>
+      <w:proofErr w:type="gramEnd"/>
     </w:p>
     <w:p>
       <w:pPr>
@@ -10139,7 +10196,7 @@
         <w:pStyle w:val="Body-Text"/>
         <w:numPr>
           <w:ilvl w:val="0"/>
-          <w:numId w:val="6"/>
+          <w:numId w:val="19"/>
         </w:numPr>
       </w:pPr>
       <w:r>
@@ -10234,42 +10291,55 @@
       <w:proofErr w:type="spellEnd"/>
       <w:proofErr w:type="gramEnd"/>
       <w:r>
-        <w:t xml:space="preserve"> push origin</w:t>
-      </w:r>
-      <w:r>
-        <w:rPr>
-          <w:rStyle w:val="SourceCodenon-literal"/>
-          <w:rFonts w:ascii="Courier New" w:hAnsi="Courier New"/>
-          <w:i w:val="0"/>
-        </w:rPr>
-        <w:t xml:space="preserve"> </w:t>
-      </w:r>
-      <w:proofErr w:type="spellStart"/>
-      <w:r>
-        <w:rPr>
-          <w:rStyle w:val="SourceCodenon-literal"/>
-        </w:rPr>
-        <w:t>V</w:t>
-      </w:r>
-      <w:r>
-        <w:rPr>
-          <w:rStyle w:val="SourceCodenon-literal"/>
-        </w:rPr>
-        <w:t>ersion</w:t>
-      </w:r>
-      <w:r>
-        <w:rPr>
-          <w:rStyle w:val="SourceCodenon-literal"/>
-        </w:rPr>
-        <w:t>N</w:t>
-      </w:r>
-      <w:r>
-        <w:rPr>
-          <w:rStyle w:val="SourceCodenon-literal"/>
-        </w:rPr>
-        <w:t>umber</w:t>
-      </w:r>
-      <w:proofErr w:type="spellEnd"/>
+        <w:t xml:space="preserve"> push</w:t>
+      </w:r>
+      <w:r>
+        <w:tab/>
+      </w:r>
+      <w:r>
+        <w:tab/>
+      </w:r>
+      <w:r>
+        <w:tab/>
+      </w:r>
+      <w:r>
+        <w:tab/>
+        <w:t># Push the commits</w:t>
+      </w:r>
+    </w:p>
+    <w:p>
+      <w:pPr>
+        <w:pStyle w:val="SourceCode"/>
+      </w:pPr>
+      <w:r>
+        <w:t xml:space="preserve">$ </w:t>
+      </w:r>
+      <w:proofErr w:type="spellStart"/>
+      <w:proofErr w:type="gramStart"/>
+      <w:r>
+        <w:t>git</w:t>
+      </w:r>
+      <w:proofErr w:type="spellEnd"/>
+      <w:proofErr w:type="gramEnd"/>
+      <w:r>
+        <w:t xml:space="preserve"> push –-tags</w:t>
+      </w:r>
+      <w:r>
+        <w:tab/>
+      </w:r>
+      <w:r>
+        <w:tab/>
+      </w:r>
+      <w:r>
+        <w:tab/>
+        <w:t># Push the tags</w:t>
+      </w:r>
+      <w:r>
+        <w:tab/>
+      </w:r>
+      <w:r>
+        <w:tab/>
+      </w:r>
     </w:p>
     <w:p>
       <w:pPr>
@@ -10281,11 +10351,20 @@
         <w:pStyle w:val="Body-Text"/>
         <w:numPr>
           <w:ilvl w:val="0"/>
-          <w:numId w:val="6"/>
+          <w:numId w:val="19"/>
         </w:numPr>
       </w:pPr>
       <w:r>
-        <w:t>Rename local repository to name of release directory on the web.</w:t>
+        <w:t xml:space="preserve">Copy the release files to the release directory for pushing to the web page. The TaxTools working directory should still be in the </w:t>
+      </w:r>
+      <w:r>
+        <w:t>release</w:t>
+      </w:r>
+      <w:r>
+        <w:t xml:space="preserve"> branch</w:t>
+      </w:r>
+      <w:r>
+        <w:t xml:space="preserve"> (main).</w:t>
       </w:r>
     </w:p>
     <w:p>
@@ -10305,6 +10384,9 @@
       <w:r>
         <w:t xml:space="preserve"> $TAXTOOLS</w:t>
       </w:r>
+      <w:r>
+        <w:t>/..</w:t>
+      </w:r>
     </w:p>
     <w:p>
       <w:pPr>
@@ -10316,83 +10398,95 @@
       <w:proofErr w:type="spellStart"/>
       <w:proofErr w:type="gramStart"/>
       <w:r>
-        <w:t>mv</w:t>
+        <w:t>rm</w:t>
       </w:r>
       <w:proofErr w:type="spellEnd"/>
       <w:proofErr w:type="gramEnd"/>
       <w:r>
+        <w:t xml:space="preserve"> –</w:t>
+      </w:r>
+      <w:proofErr w:type="spellStart"/>
+      <w:r>
+        <w:t>rf</w:t>
+      </w:r>
+      <w:proofErr w:type="spellEnd"/>
+      <w:r>
         <w:t xml:space="preserve"> </w:t>
       </w:r>
       <w:proofErr w:type="spellStart"/>
       <w:r>
-        <w:t>oldDir</w:t>
-      </w:r>
-      <w:proofErr w:type="spellEnd"/>
-      <w:r>
-        <w:t xml:space="preserve"> </w:t>
-      </w:r>
-      <w:proofErr w:type="spellStart"/>
-      <w:r>
-        <w:t>newDir</w:t>
-      </w:r>
-      <w:proofErr w:type="spellEnd"/>
-    </w:p>
-    <w:p>
-      <w:pPr>
-        <w:pStyle w:val="SourceCode"/>
-      </w:pPr>
-      <w:r>
-        <w:t>$ Update TAXTOOLS environment variable.</w:t>
-      </w:r>
-    </w:p>
-    <w:p>
-      <w:pPr>
-        <w:pStyle w:val="SourceCode"/>
-      </w:pPr>
-      <w:r>
-        <w:t>$ Update desktop link to TaxTools</w:t>
-      </w:r>
-    </w:p>
-    <w:p>
-      <w:pPr>
-        <w:pStyle w:val="SourceCode"/>
-      </w:pPr>
-      <w:r>
-        <w:t xml:space="preserve">Open </w:t>
-      </w:r>
-      <w:proofErr w:type="spellStart"/>
-      <w:r>
-        <w:t>DreamWeaver</w:t>
-      </w:r>
-      <w:proofErr w:type="spellEnd"/>
-    </w:p>
-    <w:p>
-      <w:pPr>
-        <w:pStyle w:val="SourceCode"/>
-      </w:pPr>
-      <w:r>
-        <w:t>Push new TaxTools to web</w:t>
-      </w:r>
-    </w:p>
-    <w:p>
-      <w:pPr>
-        <w:pStyle w:val="SourceCode"/>
-      </w:pPr>
-      <w:r>
-        <w:t>Create TAR file of released files</w:t>
-      </w:r>
-    </w:p>
-    <w:p>
-      <w:pPr>
-        <w:pStyle w:val="SourceCode"/>
-      </w:pPr>
-      <w:r>
-        <w:t>Update Taxes/TaxTools/index.html to refer to new folder</w:t>
-      </w:r>
-    </w:p>
-    <w:p>
-      <w:pPr>
-        <w:pStyle w:val="SourceCode"/>
+        <w:t>TaxToolsNew</w:t>
+      </w:r>
+      <w:proofErr w:type="spellEnd"/>
+    </w:p>
+    <w:p>
+      <w:pPr>
+        <w:pStyle w:val="SourceCode"/>
+      </w:pPr>
+      <w:r>
+        <w:t xml:space="preserve">$ </w:t>
+      </w:r>
+      <w:proofErr w:type="spellStart"/>
+      <w:r>
+        <w:t>TaxToolsDev</w:t>
+      </w:r>
+      <w:proofErr w:type="spellEnd"/>
+      <w:r>
+        <w:t>/tools/</w:t>
+      </w:r>
+      <w:proofErr w:type="spellStart"/>
+      <w:r>
+        <w:t>UpdateRelease</w:t>
+      </w:r>
+      <w:proofErr w:type="spellEnd"/>
+      <w:r>
+        <w:tab/>
+      </w:r>
+      <w:r>
+        <w:tab/>
+        <w:t xml:space="preserve"># Copy </w:t>
+      </w:r>
+      <w:proofErr w:type="spellStart"/>
+      <w:r>
+        <w:t>TaxToolsDev</w:t>
+      </w:r>
+      <w:proofErr w:type="spellEnd"/>
+      <w:r>
+        <w:t xml:space="preserve"> to </w:t>
+      </w:r>
+      <w:proofErr w:type="spellStart"/>
+      <w:r>
+        <w:t>TaxToolsNew</w:t>
+      </w:r>
+      <w:proofErr w:type="spellEnd"/>
+    </w:p>
+    <w:p>
+      <w:pPr>
+        <w:pStyle w:val="SourceCode"/>
+      </w:pPr>
+      <w:r>
+        <w:t xml:space="preserve">$ </w:t>
+      </w:r>
+      <w:proofErr w:type="spellStart"/>
+      <w:proofErr w:type="gramStart"/>
+      <w:r>
+        <w:t>dircmp</w:t>
+      </w:r>
+      <w:proofErr w:type="spellEnd"/>
+      <w:proofErr w:type="gramEnd"/>
+      <w:r>
+        <w:t xml:space="preserve"> TaxTools </w:t>
+      </w:r>
+      <w:proofErr w:type="spellStart"/>
+      <w:r>
+        <w:t>TaxToolsNew</w:t>
+      </w:r>
+      <w:proofErr w:type="spellEnd"/>
+    </w:p>
+    <w:p>
+      <w:pPr>
+        <w:pStyle w:val="SourceCode"/>
+        <w:ind w:left="0"/>
       </w:pPr>
     </w:p>
     <w:p>
@@ -10400,34 +10494,201 @@
         <w:pStyle w:val="Body-Text"/>
         <w:numPr>
           <w:ilvl w:val="0"/>
-          <w:numId w:val="6"/>
+          <w:numId w:val="19"/>
         </w:numPr>
       </w:pPr>
       <w:r>
-        <w:t xml:space="preserve">Update the Web page with the new prototype version. Open </w:t>
-      </w:r>
-      <w:proofErr w:type="spellStart"/>
-      <w:r>
-        <w:t>DreamWeaver</w:t>
-      </w:r>
-      <w:proofErr w:type="spellEnd"/>
-      <w:r>
-        <w:t xml:space="preserve"> and push the TaxTools folder to the web.</w:t>
-      </w:r>
+        <w:t xml:space="preserve">If everything looks good, </w:t>
+      </w:r>
+      <w:r>
+        <w:t xml:space="preserve">make a backup copy and </w:t>
+      </w:r>
+      <w:r>
+        <w:t xml:space="preserve">replace the TaxTools directory with </w:t>
+      </w:r>
+      <w:proofErr w:type="spellStart"/>
+      <w:r>
+        <w:t>TaxToolsNew</w:t>
+      </w:r>
+      <w:proofErr w:type="spellEnd"/>
+      <w:r>
+        <w:t>.</w:t>
+      </w:r>
+    </w:p>
+    <w:p>
+      <w:pPr>
+        <w:pStyle w:val="SourceCode"/>
+      </w:pPr>
+      <w:r>
+        <w:t xml:space="preserve">$ $ </w:t>
+      </w:r>
+      <w:proofErr w:type="spellStart"/>
+      <w:r>
+        <w:t>mv</w:t>
+      </w:r>
+      <w:proofErr w:type="spellEnd"/>
+      <w:r>
+        <w:t xml:space="preserve"> </w:t>
+      </w:r>
+      <w:proofErr w:type="spellStart"/>
+      <w:r>
+        <w:t>TaxToolsNew</w:t>
+      </w:r>
+      <w:proofErr w:type="spellEnd"/>
+      <w:r>
+        <w:t xml:space="preserve"> TaxTools-</w:t>
+      </w:r>
+      <w:proofErr w:type="spellStart"/>
+      <w:r>
+        <w:rPr>
+          <w:rStyle w:val="SourceCodenon-literal"/>
+        </w:rPr>
+        <w:t>VersionNumber</w:t>
+      </w:r>
+      <w:proofErr w:type="spellEnd"/>
+    </w:p>
+    <w:p>
+      <w:pPr>
+        <w:pStyle w:val="SourceCode"/>
+        <w:rPr>
+          <w:rStyle w:val="SourceCodenon-literal"/>
+        </w:rPr>
+      </w:pPr>
+      <w:r>
+        <w:t xml:space="preserve">$ </w:t>
+      </w:r>
+      <w:proofErr w:type="gramStart"/>
+      <w:r>
+        <w:t>tar</w:t>
+      </w:r>
+      <w:proofErr w:type="gramEnd"/>
+      <w:r>
+        <w:t xml:space="preserve"> –</w:t>
+      </w:r>
+      <w:proofErr w:type="spellStart"/>
+      <w:r>
+        <w:t>cvf</w:t>
+      </w:r>
+      <w:proofErr w:type="spellEnd"/>
+      <w:r>
+        <w:t xml:space="preserve"> TaxTools-</w:t>
+      </w:r>
+      <w:r>
+        <w:rPr>
+          <w:rStyle w:val="SourceCodenon-literal"/>
+        </w:rPr>
+        <w:t>VersionNumber</w:t>
+      </w:r>
+      <w:r>
+        <w:t>.tgz TaxTools-</w:t>
+      </w:r>
+      <w:proofErr w:type="spellStart"/>
+      <w:r>
+        <w:rPr>
+          <w:rStyle w:val="SourceCodenon-literal"/>
+        </w:rPr>
+        <w:t>VersionNumber</w:t>
+      </w:r>
+      <w:proofErr w:type="spellEnd"/>
+    </w:p>
+    <w:p>
+      <w:pPr>
+        <w:pStyle w:val="SourceCode"/>
+      </w:pPr>
+      <w:r>
+        <w:t xml:space="preserve">$ </w:t>
+      </w:r>
+      <w:proofErr w:type="gramStart"/>
+      <w:r>
+        <w:t>cp</w:t>
+      </w:r>
+      <w:proofErr w:type="gramEnd"/>
+      <w:r>
+        <w:t xml:space="preserve"> TaxTools-</w:t>
+      </w:r>
+      <w:r>
+        <w:rPr>
+          <w:rStyle w:val="SourceCodenon-literal"/>
+        </w:rPr>
+        <w:t>VersionNumber</w:t>
+      </w:r>
+      <w:r>
+        <w:t>.tgz $ARCHIVE/TaxTools</w:t>
+      </w:r>
+    </w:p>
+    <w:p>
+      <w:pPr>
+        <w:pStyle w:val="SourceCode"/>
+      </w:pPr>
+      <w:r>
+        <w:t xml:space="preserve">$ </w:t>
+      </w:r>
+      <w:proofErr w:type="spellStart"/>
+      <w:proofErr w:type="gramStart"/>
+      <w:r>
+        <w:t>rm</w:t>
+      </w:r>
+      <w:proofErr w:type="spellEnd"/>
+      <w:proofErr w:type="gramEnd"/>
+      <w:r>
+        <w:t xml:space="preserve"> –</w:t>
+      </w:r>
+      <w:proofErr w:type="spellStart"/>
+      <w:r>
+        <w:t>rf</w:t>
+      </w:r>
+      <w:proofErr w:type="spellEnd"/>
+      <w:r>
+        <w:t xml:space="preserve"> TaxTools</w:t>
+      </w:r>
+    </w:p>
+    <w:p>
+      <w:pPr>
+        <w:pStyle w:val="SourceCode"/>
+      </w:pPr>
+      <w:r>
+        <w:t xml:space="preserve">$ </w:t>
+      </w:r>
+      <w:proofErr w:type="spellStart"/>
+      <w:proofErr w:type="gramStart"/>
+      <w:r>
+        <w:t>mv</w:t>
+      </w:r>
+      <w:proofErr w:type="spellEnd"/>
+      <w:proofErr w:type="gramEnd"/>
+      <w:r>
+        <w:t xml:space="preserve"> </w:t>
+      </w:r>
+      <w:r>
+        <w:t>TaxTools-</w:t>
+      </w:r>
+      <w:proofErr w:type="spellStart"/>
+      <w:r>
+        <w:rPr>
+          <w:rStyle w:val="SourceCodenon-literal"/>
+        </w:rPr>
+        <w:t>VersionNumber</w:t>
+      </w:r>
+      <w:proofErr w:type="spellEnd"/>
+      <w:r>
+        <w:t xml:space="preserve"> TaxTools</w:t>
+      </w:r>
+    </w:p>
+    <w:p>
+      <w:pPr>
+        <w:pStyle w:val="SourceCode"/>
+      </w:pPr>
     </w:p>
     <w:p>
       <w:pPr>
         <w:pStyle w:val="Body-Text"/>
         <w:numPr>
           <w:ilvl w:val="0"/>
-          <w:numId w:val="6"/>
+          <w:numId w:val="19"/>
         </w:numPr>
       </w:pPr>
       <w:r>
-        <w:t>Change the local repository back to the development branch</w:t>
-      </w:r>
-      <w:r>
-        <w:t>. Rename the local repository back to the name of the prototype version on the web.</w:t>
+        <w:t>Update the web with the new version of TaxTools.</w:t>
       </w:r>
     </w:p>
     <w:p>
@@ -10437,33 +10698,31 @@
       <w:r>
         <w:t xml:space="preserve">$ </w:t>
       </w:r>
-      <w:proofErr w:type="spellStart"/>
-      <w:proofErr w:type="gramStart"/>
-      <w:r>
-        <w:t>git</w:t>
-      </w:r>
-      <w:proofErr w:type="spellEnd"/>
-      <w:proofErr w:type="gramEnd"/>
-      <w:r>
-        <w:t xml:space="preserve"> checkout develop</w:t>
-      </w:r>
-    </w:p>
-    <w:p>
-      <w:pPr>
-        <w:pStyle w:val="SourceCode"/>
-      </w:pPr>
-      <w:r>
-        <w:t xml:space="preserve">$ </w:t>
-      </w:r>
-      <w:proofErr w:type="spellStart"/>
-      <w:proofErr w:type="gramStart"/>
-      <w:r>
-        <w:t>git</w:t>
-      </w:r>
-      <w:proofErr w:type="spellEnd"/>
-      <w:proofErr w:type="gramEnd"/>
-      <w:r>
-        <w:t xml:space="preserve"> pull</w:t>
+      <w:r>
+        <w:t xml:space="preserve">Open </w:t>
+      </w:r>
+      <w:proofErr w:type="spellStart"/>
+      <w:r>
+        <w:t>DreamWeaver</w:t>
+      </w:r>
+      <w:proofErr w:type="spellEnd"/>
+    </w:p>
+    <w:p>
+      <w:pPr>
+        <w:pStyle w:val="SourceCode"/>
+        <w:ind w:firstLine="720"/>
+      </w:pPr>
+      <w:r>
+        <w:t xml:space="preserve"># </w:t>
+      </w:r>
+      <w:r>
+        <w:t xml:space="preserve">Push </w:t>
+      </w:r>
+      <w:r>
+        <w:t xml:space="preserve">the </w:t>
+      </w:r>
+      <w:r>
+        <w:t>new TaxTools to web</w:t>
       </w:r>
     </w:p>
     <w:p>
@@ -10476,11 +10735,101 @@
         <w:pStyle w:val="Body-Text"/>
         <w:numPr>
           <w:ilvl w:val="0"/>
-          <w:numId w:val="6"/>
+          <w:numId w:val="19"/>
         </w:numPr>
       </w:pPr>
       <w:r>
-        <w:t>Update Version Information. Edit the version files directly in the main branch. Increment version number (second number) and update version log.</w:t>
+        <w:t>Change the local repository back to the development branch</w:t>
+      </w:r>
+      <w:r>
+        <w:t>.</w:t>
+      </w:r>
+    </w:p>
+    <w:p>
+      <w:pPr>
+        <w:pStyle w:val="SourceCode"/>
+      </w:pPr>
+      <w:r>
+        <w:t xml:space="preserve">$ </w:t>
+      </w:r>
+      <w:proofErr w:type="spellStart"/>
+      <w:proofErr w:type="gramStart"/>
+      <w:r>
+        <w:t>cd</w:t>
+      </w:r>
+      <w:proofErr w:type="spellEnd"/>
+      <w:proofErr w:type="gramEnd"/>
+      <w:r>
+        <w:t xml:space="preserve"> $TAXTOOLS</w:t>
+      </w:r>
+    </w:p>
+    <w:p>
+      <w:pPr>
+        <w:pStyle w:val="SourceCode"/>
+      </w:pPr>
+      <w:r>
+        <w:t xml:space="preserve">$ </w:t>
+      </w:r>
+      <w:proofErr w:type="spellStart"/>
+      <w:proofErr w:type="gramStart"/>
+      <w:r>
+        <w:t>git</w:t>
+      </w:r>
+      <w:proofErr w:type="spellEnd"/>
+      <w:proofErr w:type="gramEnd"/>
+      <w:r>
+        <w:t xml:space="preserve"> checkout develop</w:t>
+      </w:r>
+    </w:p>
+    <w:p>
+      <w:pPr>
+        <w:pStyle w:val="SourceCode"/>
+      </w:pPr>
+      <w:r>
+        <w:t xml:space="preserve">$ </w:t>
+      </w:r>
+      <w:proofErr w:type="spellStart"/>
+      <w:proofErr w:type="gramStart"/>
+      <w:r>
+        <w:t>git</w:t>
+      </w:r>
+      <w:proofErr w:type="spellEnd"/>
+      <w:proofErr w:type="gramEnd"/>
+      <w:r>
+        <w:t xml:space="preserve"> pull</w:t>
+      </w:r>
+      <w:r>
+        <w:tab/>
+        <w:t># Make sure it is up to date.</w:t>
+      </w:r>
+    </w:p>
+    <w:p>
+      <w:pPr>
+        <w:pStyle w:val="SourceCode"/>
+      </w:pPr>
+    </w:p>
+    <w:p>
+      <w:pPr>
+        <w:pStyle w:val="Body-Text"/>
+        <w:numPr>
+          <w:ilvl w:val="0"/>
+          <w:numId w:val="19"/>
+        </w:numPr>
+      </w:pPr>
+      <w:r>
+        <w:t xml:space="preserve">Update Version </w:t>
+      </w:r>
+      <w:r>
+        <w:t>i</w:t>
+      </w:r>
+      <w:r>
+        <w:t>nformation</w:t>
+      </w:r>
+      <w:r>
+        <w:t xml:space="preserve"> for the current development release</w:t>
+      </w:r>
+      <w:r>
+        <w:t>.</w:t>
       </w:r>
     </w:p>
     <w:p>
@@ -10506,7 +10855,16 @@
       <w:proofErr w:type="spellEnd"/>
       <w:proofErr w:type="gramEnd"/>
       <w:r>
-        <w:t xml:space="preserve"> add version.js version.html</w:t>
+        <w:t xml:space="preserve"> commit –a</w:t>
+      </w:r>
+      <w:r>
+        <w:t xml:space="preserve"> “</w:t>
+      </w:r>
+      <w:r>
+        <w:t>Start new development version.</w:t>
+      </w:r>
+      <w:r>
+        <w:t>”</w:t>
       </w:r>
     </w:p>
     <w:p>
@@ -10524,23 +10882,14 @@
       <w:proofErr w:type="spellEnd"/>
       <w:proofErr w:type="gramEnd"/>
       <w:r>
-        <w:t xml:space="preserve"> commit –a</w:t>
-      </w:r>
-      <w:r>
-        <w:t xml:space="preserve"> “</w:t>
-      </w:r>
-      <w:r>
-        <w:t>Start new development version.</w:t>
-      </w:r>
-      <w:r>
-        <w:t>”</w:t>
+        <w:t xml:space="preserve"> push</w:t>
       </w:r>
     </w:p>
     <w:p>
       <w:pPr>
         <w:pStyle w:val="Heading3"/>
       </w:pPr>
-      <w:bookmarkStart w:id="22" w:name="_Toc229855173"/>
+      <w:bookmarkStart w:id="22" w:name="_Toc230285592"/>
       <w:r>
         <w:t>Get</w:t>
       </w:r>
@@ -10559,7 +10908,7 @@
       <w:pPr>
         <w:pStyle w:val="Heading2"/>
       </w:pPr>
-      <w:bookmarkStart w:id="23" w:name="_Toc229855174"/>
+      <w:bookmarkStart w:id="23" w:name="_Toc230285593"/>
       <w:r>
         <w:rPr>
           <w:lang w:eastAsia="ar-SA"/>
@@ -10655,6 +11004,7 @@
         <w:pStyle w:val="SourceCode"/>
       </w:pPr>
       <w:r>
+        <w:lastRenderedPageBreak/>
         <w:t xml:space="preserve">$ </w:t>
       </w:r>
       <w:proofErr w:type="spellStart"/>
@@ -10867,7 +11217,7 @@
       <w:pPr>
         <w:pStyle w:val="Heading2"/>
       </w:pPr>
-      <w:bookmarkStart w:id="24" w:name="_Toc229855175"/>
+      <w:bookmarkStart w:id="24" w:name="_Toc230285594"/>
       <w:r>
         <w:t>Git Terminology</w:t>
       </w:r>
@@ -11165,7 +11515,7 @@
       <w:pPr>
         <w:pStyle w:val="Heading1"/>
       </w:pPr>
-      <w:bookmarkStart w:id="25" w:name="_Toc229855176"/>
+      <w:bookmarkStart w:id="25" w:name="_Toc230285595"/>
       <w:r>
         <w:t>Editing Tools</w:t>
       </w:r>
@@ -11176,7 +11526,7 @@
         <w:pStyle w:val="Heading2"/>
       </w:pPr>
       <w:bookmarkStart w:id="26" w:name="_Toc227669204"/>
-      <w:bookmarkStart w:id="27" w:name="_Toc229855177"/>
+      <w:bookmarkStart w:id="27" w:name="_Toc230285596"/>
       <w:r>
         <w:t>VS Code</w:t>
       </w:r>
@@ -11206,7 +11556,7 @@
       <w:pPr>
         <w:pStyle w:val="Heading3"/>
       </w:pPr>
-      <w:bookmarkStart w:id="28" w:name="_Toc229855178"/>
+      <w:bookmarkStart w:id="28" w:name="_Toc230285597"/>
       <w:r>
         <w:t>Installation</w:t>
       </w:r>
@@ -11277,6 +11627,7 @@
         </w:numPr>
       </w:pPr>
       <w:r>
+        <w:lastRenderedPageBreak/>
         <w:t xml:space="preserve">Check </w:t>
       </w:r>
       <w:r>
@@ -11328,7 +11679,6 @@
         </w:numPr>
       </w:pPr>
       <w:r>
-        <w:lastRenderedPageBreak/>
         <w:t xml:space="preserve">Check </w:t>
       </w:r>
       <w:r>
@@ -11378,7 +11728,7 @@
       <w:pPr>
         <w:pStyle w:val="Heading3"/>
       </w:pPr>
-      <w:bookmarkStart w:id="29" w:name="_Toc229855179"/>
+      <w:bookmarkStart w:id="29" w:name="_Toc230285598"/>
       <w:r>
         <w:t>Configuration Settings</w:t>
       </w:r>
@@ -11811,7 +12161,7 @@
       <w:pPr>
         <w:pStyle w:val="Heading3"/>
       </w:pPr>
-      <w:bookmarkStart w:id="30" w:name="_Toc229855180"/>
+      <w:bookmarkStart w:id="30" w:name="_Toc230285599"/>
       <w:r>
         <w:t>Extensions</w:t>
       </w:r>
@@ -11942,6 +12292,7 @@
         <w:spacing w:after="0"/>
       </w:pPr>
       <w:r>
+        <w:lastRenderedPageBreak/>
         <w:t xml:space="preserve">Open in Browser (by </w:t>
       </w:r>
       <w:proofErr w:type="spellStart"/>
@@ -11957,7 +12308,7 @@
       <w:pPr>
         <w:pStyle w:val="Heading3"/>
       </w:pPr>
-      <w:bookmarkStart w:id="31" w:name="_Toc229855181"/>
+      <w:bookmarkStart w:id="31" w:name="_Toc230285600"/>
       <w:r>
         <w:t>Command Summary</w:t>
       </w:r>
@@ -12000,7 +12351,6 @@
         <w:spacing w:after="0"/>
       </w:pPr>
       <w:r>
-        <w:lastRenderedPageBreak/>
         <w:t>Ctrl + S</w:t>
       </w:r>
       <w:r>
@@ -12128,7 +12478,7 @@
         <w:pStyle w:val="Heading2"/>
       </w:pPr>
       <w:bookmarkStart w:id="32" w:name="_Toc227669205"/>
-      <w:bookmarkStart w:id="33" w:name="_Toc229855182"/>
+      <w:bookmarkStart w:id="33" w:name="_Toc230285601"/>
       <w:r>
         <w:t>Node and NPM</w:t>
       </w:r>
@@ -12168,7 +12518,7 @@
       <w:pPr>
         <w:pStyle w:val="Heading3"/>
       </w:pPr>
-      <w:bookmarkStart w:id="34" w:name="_Toc229855183"/>
+      <w:bookmarkStart w:id="34" w:name="_Toc230285602"/>
       <w:r>
         <w:t>Installation</w:t>
       </w:r>
@@ -12427,7 +12777,7 @@
       <w:pPr>
         <w:pStyle w:val="Heading3"/>
       </w:pPr>
-      <w:bookmarkStart w:id="35" w:name="_Toc229855184"/>
+      <w:bookmarkStart w:id="35" w:name="_Toc230285603"/>
       <w:r>
         <w:t>Prettier</w:t>
       </w:r>
@@ -12573,6 +12923,7 @@
         <w:rPr>
           <w:lang w:eastAsia="ar-SA"/>
         </w:rPr>
+        <w:lastRenderedPageBreak/>
         <w:t>Run Prettier on a file.</w:t>
       </w:r>
     </w:p>
@@ -12623,7 +12974,6 @@
         <w:rPr>
           <w:lang w:eastAsia="ar-SA"/>
         </w:rPr>
-        <w:lastRenderedPageBreak/>
         <w:t>In VS Code, install the extension Prettier – Code Formatter and change the following configuration settings. Restart VS Code. Use the keyboard shortcut Shift + Alt + F to format the current document and use Ctrl + Z to undo the change.</w:t>
       </w:r>
     </w:p>
@@ -12736,7 +13086,7 @@
       <w:pPr>
         <w:pStyle w:val="Heading3"/>
       </w:pPr>
-      <w:bookmarkStart w:id="36" w:name="_Toc229855185"/>
+      <w:bookmarkStart w:id="36" w:name="_Toc230285604"/>
       <w:proofErr w:type="spellStart"/>
       <w:r>
         <w:t>ESLint</w:t>
@@ -13107,7 +13457,7 @@
       <w:pPr>
         <w:pStyle w:val="Heading2"/>
       </w:pPr>
-      <w:bookmarkStart w:id="37" w:name="_Toc229855186"/>
+      <w:bookmarkStart w:id="37" w:name="_Toc230285605"/>
       <w:r>
         <w:t>Git</w:t>
       </w:r>
@@ -13125,7 +13475,7 @@
       <w:pPr>
         <w:pStyle w:val="Heading3"/>
       </w:pPr>
-      <w:bookmarkStart w:id="38" w:name="_Toc229855187"/>
+      <w:bookmarkStart w:id="38" w:name="_Toc230285606"/>
       <w:r>
         <w:t>Inst</w:t>
       </w:r>
@@ -13251,7 +13601,7 @@
       <w:pPr>
         <w:pStyle w:val="Heading1"/>
       </w:pPr>
-      <w:bookmarkStart w:id="39" w:name="_Toc229855188"/>
+      <w:bookmarkStart w:id="39" w:name="_Toc230285607"/>
       <w:r>
         <w:t>Notes</w:t>
       </w:r>
@@ -13261,7 +13611,7 @@
       <w:pPr>
         <w:pStyle w:val="Heading2"/>
       </w:pPr>
-      <w:bookmarkStart w:id="40" w:name="_Toc229855189"/>
+      <w:bookmarkStart w:id="40" w:name="_Toc230285608"/>
       <w:r>
         <w:t>Coding Conventions</w:t>
       </w:r>
@@ -13312,6 +13662,7 @@
         </w:numPr>
       </w:pPr>
       <w:r>
+        <w:lastRenderedPageBreak/>
         <w:t>Class</w:t>
       </w:r>
       <w:r>
@@ -13342,7 +13693,6 @@
         </w:numPr>
       </w:pPr>
       <w:r>
-        <w:lastRenderedPageBreak/>
         <w:t>Do not use var.</w:t>
       </w:r>
     </w:p>
@@ -13553,6 +13903,92 @@
 <file path=word/numbering.xml><?xml version="1.0" encoding="utf-8"?>
 <w:numbering xmlns:ve="http://schemas.openxmlformats.org/markup-compatibility/2006" xmlns:o="urn:schemas-microsoft-com:office:office" xmlns:r="http://schemas.openxmlformats.org/officeDocument/2006/relationships" xmlns:m="http://schemas.openxmlformats.org/officeDocument/2006/math" xmlns:v="urn:schemas-microsoft-com:vml" xmlns:wp="http://schemas.openxmlformats.org/drawingml/2006/wordprocessingDrawing" xmlns:w10="urn:schemas-microsoft-com:office:word" xmlns:w="http://schemas.openxmlformats.org/wordprocessingml/2006/main" xmlns:wne="http://schemas.microsoft.com/office/word/2006/wordml">
   <w:abstractNum w:abstractNumId="0">
+    <w:nsid w:val="054713D1"/>
+    <w:multiLevelType w:val="hybridMultilevel"/>
+    <w:tmpl w:val="E7D210CA"/>
+    <w:lvl w:ilvl="0" w:tplc="0409000F">
+      <w:start w:val="1"/>
+      <w:numFmt w:val="decimal"/>
+      <w:lvlText w:val="%1."/>
+      <w:lvlJc w:val="left"/>
+      <w:pPr>
+        <w:ind w:left="1440" w:hanging="360"/>
+      </w:pPr>
+    </w:lvl>
+    <w:lvl w:ilvl="1" w:tplc="04090019" w:tentative="1">
+      <w:start w:val="1"/>
+      <w:numFmt w:val="lowerLetter"/>
+      <w:lvlText w:val="%2."/>
+      <w:lvlJc w:val="left"/>
+      <w:pPr>
+        <w:ind w:left="2160" w:hanging="360"/>
+      </w:pPr>
+    </w:lvl>
+    <w:lvl w:ilvl="2" w:tplc="0409001B" w:tentative="1">
+      <w:start w:val="1"/>
+      <w:numFmt w:val="lowerRoman"/>
+      <w:lvlText w:val="%3."/>
+      <w:lvlJc w:val="right"/>
+      <w:pPr>
+        <w:ind w:left="2880" w:hanging="180"/>
+      </w:pPr>
+    </w:lvl>
+    <w:lvl w:ilvl="3" w:tplc="0409000F" w:tentative="1">
+      <w:start w:val="1"/>
+      <w:numFmt w:val="decimal"/>
+      <w:lvlText w:val="%4."/>
+      <w:lvlJc w:val="left"/>
+      <w:pPr>
+        <w:ind w:left="3600" w:hanging="360"/>
+      </w:pPr>
+    </w:lvl>
+    <w:lvl w:ilvl="4" w:tplc="04090019" w:tentative="1">
+      <w:start w:val="1"/>
+      <w:numFmt w:val="lowerLetter"/>
+      <w:lvlText w:val="%5."/>
+      <w:lvlJc w:val="left"/>
+      <w:pPr>
+        <w:ind w:left="4320" w:hanging="360"/>
+      </w:pPr>
+    </w:lvl>
+    <w:lvl w:ilvl="5" w:tplc="0409001B" w:tentative="1">
+      <w:start w:val="1"/>
+      <w:numFmt w:val="lowerRoman"/>
+      <w:lvlText w:val="%6."/>
+      <w:lvlJc w:val="right"/>
+      <w:pPr>
+        <w:ind w:left="5040" w:hanging="180"/>
+      </w:pPr>
+    </w:lvl>
+    <w:lvl w:ilvl="6" w:tplc="0409000F" w:tentative="1">
+      <w:start w:val="1"/>
+      <w:numFmt w:val="decimal"/>
+      <w:lvlText w:val="%7."/>
+      <w:lvlJc w:val="left"/>
+      <w:pPr>
+        <w:ind w:left="5760" w:hanging="360"/>
+      </w:pPr>
+    </w:lvl>
+    <w:lvl w:ilvl="7" w:tplc="04090019" w:tentative="1">
+      <w:start w:val="1"/>
+      <w:numFmt w:val="lowerLetter"/>
+      <w:lvlText w:val="%8."/>
+      <w:lvlJc w:val="left"/>
+      <w:pPr>
+        <w:ind w:left="6480" w:hanging="360"/>
+      </w:pPr>
+    </w:lvl>
+    <w:lvl w:ilvl="8" w:tplc="0409001B" w:tentative="1">
+      <w:start w:val="1"/>
+      <w:numFmt w:val="lowerRoman"/>
+      <w:lvlText w:val="%9."/>
+      <w:lvlJc w:val="right"/>
+      <w:pPr>
+        <w:ind w:left="7200" w:hanging="180"/>
+      </w:pPr>
+    </w:lvl>
+  </w:abstractNum>
+  <w:abstractNum w:abstractNumId="1">
     <w:nsid w:val="1405286F"/>
     <w:multiLevelType w:val="hybridMultilevel"/>
     <w:tmpl w:val="7E2E17D6"/>
@@ -13641,7 +14077,7 @@
       </w:pPr>
     </w:lvl>
   </w:abstractNum>
-  <w:abstractNum w:abstractNumId="1">
+  <w:abstractNum w:abstractNumId="2">
     <w:nsid w:val="163115D9"/>
     <w:multiLevelType w:val="hybridMultilevel"/>
     <w:tmpl w:val="97DAFCAE"/>
@@ -13755,7 +14191,7 @@
       </w:rPr>
     </w:lvl>
   </w:abstractNum>
-  <w:abstractNum w:abstractNumId="2">
+  <w:abstractNum w:abstractNumId="3">
     <w:nsid w:val="18E53416"/>
     <w:multiLevelType w:val="hybridMultilevel"/>
     <w:tmpl w:val="609492D8"/>
@@ -13844,7 +14280,7 @@
       </w:pPr>
     </w:lvl>
   </w:abstractNum>
-  <w:abstractNum w:abstractNumId="3">
+  <w:abstractNum w:abstractNumId="4">
     <w:nsid w:val="1D980FED"/>
     <w:multiLevelType w:val="hybridMultilevel"/>
     <w:tmpl w:val="7AA22E22"/>
@@ -13930,7 +14366,7 @@
       </w:pPr>
     </w:lvl>
   </w:abstractNum>
-  <w:abstractNum w:abstractNumId="4">
+  <w:abstractNum w:abstractNumId="5">
     <w:nsid w:val="1DD236C9"/>
     <w:multiLevelType w:val="hybridMultilevel"/>
     <w:tmpl w:val="3F202548"/>
@@ -14019,7 +14455,7 @@
       </w:pPr>
     </w:lvl>
   </w:abstractNum>
-  <w:abstractNum w:abstractNumId="5">
+  <w:abstractNum w:abstractNumId="6">
     <w:nsid w:val="1E6A0613"/>
     <w:multiLevelType w:val="hybridMultilevel"/>
     <w:tmpl w:val="7A9041E8"/>
@@ -14105,7 +14541,7 @@
       </w:pPr>
     </w:lvl>
   </w:abstractNum>
-  <w:abstractNum w:abstractNumId="6">
+  <w:abstractNum w:abstractNumId="7">
     <w:nsid w:val="216A24BC"/>
     <w:multiLevelType w:val="hybridMultilevel"/>
     <w:tmpl w:val="AC1E665A"/>
@@ -14191,7 +14627,7 @@
       </w:pPr>
     </w:lvl>
   </w:abstractNum>
-  <w:abstractNum w:abstractNumId="7">
+  <w:abstractNum w:abstractNumId="8">
     <w:nsid w:val="2FF46446"/>
     <w:multiLevelType w:val="hybridMultilevel"/>
     <w:tmpl w:val="AC1E665A"/>
@@ -14277,7 +14713,7 @@
       </w:pPr>
     </w:lvl>
   </w:abstractNum>
-  <w:abstractNum w:abstractNumId="8">
+  <w:abstractNum w:abstractNumId="9">
     <w:nsid w:val="327C0ACA"/>
     <w:multiLevelType w:val="hybridMultilevel"/>
     <w:tmpl w:val="AC1E665A"/>
@@ -14363,7 +14799,7 @@
       </w:pPr>
     </w:lvl>
   </w:abstractNum>
-  <w:abstractNum w:abstractNumId="9">
+  <w:abstractNum w:abstractNumId="10">
     <w:nsid w:val="345028FA"/>
     <w:multiLevelType w:val="hybridMultilevel"/>
     <w:tmpl w:val="38C67E34"/>
@@ -14452,7 +14888,7 @@
       </w:pPr>
     </w:lvl>
   </w:abstractNum>
-  <w:abstractNum w:abstractNumId="10">
+  <w:abstractNum w:abstractNumId="11">
     <w:nsid w:val="3D3B424D"/>
     <w:multiLevelType w:val="hybridMultilevel"/>
     <w:tmpl w:val="58C8616C"/>
@@ -14566,7 +15002,7 @@
       </w:rPr>
     </w:lvl>
   </w:abstractNum>
-  <w:abstractNum w:abstractNumId="11">
+  <w:abstractNum w:abstractNumId="12">
     <w:nsid w:val="41936094"/>
     <w:multiLevelType w:val="hybridMultilevel"/>
     <w:tmpl w:val="D0107CD2"/>
@@ -14680,7 +15116,7 @@
       </w:rPr>
     </w:lvl>
   </w:abstractNum>
-  <w:abstractNum w:abstractNumId="12">
+  <w:abstractNum w:abstractNumId="13">
     <w:nsid w:val="42E80F5A"/>
     <w:multiLevelType w:val="hybridMultilevel"/>
     <w:tmpl w:val="84B6DDA2"/>
@@ -14766,7 +15202,7 @@
       </w:pPr>
     </w:lvl>
   </w:abstractNum>
-  <w:abstractNum w:abstractNumId="13">
+  <w:abstractNum w:abstractNumId="14">
     <w:nsid w:val="42FF05A0"/>
     <w:multiLevelType w:val="hybridMultilevel"/>
     <w:tmpl w:val="FB98B948"/>
@@ -14852,7 +15288,7 @@
       </w:pPr>
     </w:lvl>
   </w:abstractNum>
-  <w:abstractNum w:abstractNumId="14">
+  <w:abstractNum w:abstractNumId="15">
     <w:nsid w:val="4D6431E7"/>
     <w:multiLevelType w:val="hybridMultilevel"/>
     <w:tmpl w:val="066E09E4"/>
@@ -14938,7 +15374,7 @@
       </w:pPr>
     </w:lvl>
   </w:abstractNum>
-  <w:abstractNum w:abstractNumId="15">
+  <w:abstractNum w:abstractNumId="16">
     <w:nsid w:val="4F012578"/>
     <w:multiLevelType w:val="hybridMultilevel"/>
     <w:tmpl w:val="E7D210CA"/>
@@ -15024,7 +15460,7 @@
       </w:pPr>
     </w:lvl>
   </w:abstractNum>
-  <w:abstractNum w:abstractNumId="16">
+  <w:abstractNum w:abstractNumId="17">
     <w:nsid w:val="604620B9"/>
     <w:multiLevelType w:val="hybridMultilevel"/>
     <w:tmpl w:val="7E2E17D6"/>
@@ -15113,7 +15549,7 @@
       </w:pPr>
     </w:lvl>
   </w:abstractNum>
-  <w:abstractNum w:abstractNumId="17">
+  <w:abstractNum w:abstractNumId="18">
     <w:nsid w:val="62193609"/>
     <w:multiLevelType w:val="hybridMultilevel"/>
     <w:tmpl w:val="07A45704"/>
@@ -15203,58 +15639,61 @@
     </w:lvl>
   </w:abstractNum>
   <w:num w:numId="1">
+    <w:abstractNumId w:val="11"/>
+  </w:num>
+  <w:num w:numId="2">
+    <w:abstractNumId w:val="12"/>
+  </w:num>
+  <w:num w:numId="3">
+    <w:abstractNumId w:val="2"/>
+  </w:num>
+  <w:num w:numId="4">
+    <w:abstractNumId w:val="15"/>
+  </w:num>
+  <w:num w:numId="5">
+    <w:abstractNumId w:val="4"/>
+  </w:num>
+  <w:num w:numId="6">
+    <w:abstractNumId w:val="16"/>
+  </w:num>
+  <w:num w:numId="7">
+    <w:abstractNumId w:val="6"/>
+  </w:num>
+  <w:num w:numId="8">
+    <w:abstractNumId w:val="7"/>
+  </w:num>
+  <w:num w:numId="9">
+    <w:abstractNumId w:val="8"/>
+  </w:num>
+  <w:num w:numId="10">
+    <w:abstractNumId w:val="9"/>
+  </w:num>
+  <w:num w:numId="11">
+    <w:abstractNumId w:val="13"/>
+  </w:num>
+  <w:num w:numId="12">
+    <w:abstractNumId w:val="3"/>
+  </w:num>
+  <w:num w:numId="13">
     <w:abstractNumId w:val="10"/>
   </w:num>
-  <w:num w:numId="2">
-    <w:abstractNumId w:val="11"/>
+  <w:num w:numId="14">
+    <w:abstractNumId w:val="14"/>
   </w:num>
-  <w:num w:numId="3">
+  <w:num w:numId="15">
     <w:abstractNumId w:val="1"/>
   </w:num>
-  <w:num w:numId="4">
-    <w:abstractNumId w:val="14"/>
+  <w:num w:numId="16">
+    <w:abstractNumId w:val="17"/>
   </w:num>
-  <w:num w:numId="5">
-    <w:abstractNumId w:val="3"/>
-  </w:num>
-  <w:num w:numId="6">
-    <w:abstractNumId w:val="15"/>
-  </w:num>
-  <w:num w:numId="7">
+  <w:num w:numId="17">
     <w:abstractNumId w:val="5"/>
   </w:num>
-  <w:num w:numId="8">
-    <w:abstractNumId w:val="6"/>
+  <w:num w:numId="18">
+    <w:abstractNumId w:val="18"/>
   </w:num>
-  <w:num w:numId="9">
-    <w:abstractNumId w:val="7"/>
-  </w:num>
-  <w:num w:numId="10">
-    <w:abstractNumId w:val="8"/>
-  </w:num>
-  <w:num w:numId="11">
-    <w:abstractNumId w:val="12"/>
-  </w:num>
-  <w:num w:numId="12">
-    <w:abstractNumId w:val="2"/>
-  </w:num>
-  <w:num w:numId="13">
-    <w:abstractNumId w:val="9"/>
-  </w:num>
-  <w:num w:numId="14">
-    <w:abstractNumId w:val="13"/>
-  </w:num>
-  <w:num w:numId="15">
+  <w:num w:numId="19">
     <w:abstractNumId w:val="0"/>
-  </w:num>
-  <w:num w:numId="16">
-    <w:abstractNumId w:val="16"/>
-  </w:num>
-  <w:num w:numId="17">
-    <w:abstractNumId w:val="4"/>
-  </w:num>
-  <w:num w:numId="18">
-    <w:abstractNumId w:val="17"/>
   </w:num>
   <w:numIdMacAtCleanup w:val="11"/>
 </w:numbering>
@@ -16656,7 +17095,7 @@
 </file>
 
 <file path=customXml/itemProps1.xml><?xml version="1.0" encoding="utf-8"?>
-<ds:datastoreItem xmlns:ds="http://schemas.openxmlformats.org/officeDocument/2006/customXml" ds:itemID="{DF1BE714-233E-4507-9438-46295FBB40C7}">
+<ds:datastoreItem xmlns:ds="http://schemas.openxmlformats.org/officeDocument/2006/customXml" ds:itemID="{C63D077E-958D-42D0-9227-D5133C7CACE3}">
   <ds:schemaRefs>
     <ds:schemaRef ds:uri="http://schemas.openxmlformats.org/officeDocument/2006/bibliography"/>
   </ds:schemaRefs>

--- a/Documentation/DevelopmentEnvironment.docx
+++ b/Documentation/DevelopmentEnvironment.docx
@@ -10322,7 +10322,13 @@
       <w:proofErr w:type="spellEnd"/>
       <w:proofErr w:type="gramEnd"/>
       <w:r>
-        <w:t xml:space="preserve"> push –-tags</w:t>
+        <w:t xml:space="preserve"> push </w:t>
+      </w:r>
+      <w:r>
+        <w:t>-</w:t>
+      </w:r>
+      <w:r>
+        <w:t>-tags</w:t>
       </w:r>
       <w:r>
         <w:tab/>
@@ -12477,12 +12483,12 @@
       <w:pPr>
         <w:pStyle w:val="Heading2"/>
       </w:pPr>
-      <w:bookmarkStart w:id="32" w:name="_Toc227669205"/>
-      <w:bookmarkStart w:id="33" w:name="_Toc230285601"/>
+      <w:bookmarkStart w:id="32" w:name="_Toc230285601"/>
+      <w:bookmarkStart w:id="33" w:name="_Toc227669205"/>
       <w:r>
         <w:t>Node and NPM</w:t>
       </w:r>
-      <w:bookmarkEnd w:id="33"/>
+      <w:bookmarkEnd w:id="32"/>
     </w:p>
     <w:p>
       <w:pPr>
@@ -13432,7 +13438,7 @@
         <w:pStyle w:val="SourceCode"/>
       </w:pPr>
     </w:p>
-    <w:bookmarkEnd w:id="32"/>
+    <w:bookmarkEnd w:id="33"/>
     <w:p>
       <w:pPr>
         <w:pStyle w:val="Body-Text"/>
@@ -13861,7 +13867,7 @@
         <w:szCs w:val="24"/>
         <w:lang w:eastAsia="en-US"/>
       </w:rPr>
-      <w:t>15</w:t>
+      <w:t>11</w:t>
     </w:r>
     <w:r>
       <w:rPr>
@@ -17095,7 +17101,7 @@
 </file>
 
 <file path=customXml/itemProps1.xml><?xml version="1.0" encoding="utf-8"?>
-<ds:datastoreItem xmlns:ds="http://schemas.openxmlformats.org/officeDocument/2006/customXml" ds:itemID="{C63D077E-958D-42D0-9227-D5133C7CACE3}">
+<ds:datastoreItem xmlns:ds="http://schemas.openxmlformats.org/officeDocument/2006/customXml" ds:itemID="{5A1AE78D-AA9B-4AF1-B8BF-DC47FB46A9F4}">
   <ds:schemaRefs>
     <ds:schemaRef ds:uri="http://schemas.openxmlformats.org/officeDocument/2006/bibliography"/>
   </ds:schemaRefs>

--- a/Documentation/DevelopmentEnvironment.docx
+++ b/Documentation/DevelopmentEnvironment.docx
@@ -47,7 +47,7 @@
         <w:rPr>
           <w:noProof/>
         </w:rPr>
-        <w:t>May 21, 2026</w:t>
+        <w:t>May 22, 2026</w:t>
       </w:r>
       <w:r>
         <w:rPr>
@@ -132,7 +132,7 @@
         </w:rPr>
         <w:fldChar w:fldCharType="separate"/>
       </w:r>
-      <w:hyperlink w:anchor="_Toc230285570" w:history="1">
+      <w:hyperlink w:anchor="_Toc230347862" w:history="1">
         <w:r>
           <w:rPr>
             <w:rStyle w:val="Hyperlink"/>
@@ -155,7 +155,7 @@
           <w:rPr>
             <w:webHidden/>
           </w:rPr>
-          <w:instrText xml:space="preserve"> PAGEREF _Toc230285570 \h </w:instrText>
+          <w:instrText xml:space="preserve"> PAGEREF _Toc230347862 \h </w:instrText>
         </w:r>
         <w:r>
           <w:rPr>
@@ -193,7 +193,7 @@
           <w:lang w:eastAsia="en-US"/>
         </w:rPr>
       </w:pPr>
-      <w:hyperlink w:anchor="_Toc230285571" w:history="1">
+      <w:hyperlink w:anchor="_Toc230347863" w:history="1">
         <w:r>
           <w:rPr>
             <w:rStyle w:val="Hyperlink"/>
@@ -220,7 +220,7 @@
             <w:noProof/>
             <w:webHidden/>
           </w:rPr>
-          <w:instrText xml:space="preserve"> PAGEREF _Toc230285571 \h </w:instrText>
+          <w:instrText xml:space="preserve"> PAGEREF _Toc230347863 \h </w:instrText>
         </w:r>
         <w:r>
           <w:rPr>
@@ -262,7 +262,7 @@
           <w:lang w:eastAsia="en-US"/>
         </w:rPr>
       </w:pPr>
-      <w:hyperlink w:anchor="_Toc230285572" w:history="1">
+      <w:hyperlink w:anchor="_Toc230347864" w:history="1">
         <w:r>
           <w:rPr>
             <w:rStyle w:val="Hyperlink"/>
@@ -289,7 +289,7 @@
             <w:noProof/>
             <w:webHidden/>
           </w:rPr>
-          <w:instrText xml:space="preserve"> PAGEREF _Toc230285572 \h </w:instrText>
+          <w:instrText xml:space="preserve"> PAGEREF _Toc230347864 \h </w:instrText>
         </w:r>
         <w:r>
           <w:rPr>
@@ -331,7 +331,7 @@
           <w:lang w:eastAsia="en-US"/>
         </w:rPr>
       </w:pPr>
-      <w:hyperlink w:anchor="_Toc230285573" w:history="1">
+      <w:hyperlink w:anchor="_Toc230347865" w:history="1">
         <w:r>
           <w:rPr>
             <w:rStyle w:val="Hyperlink"/>
@@ -358,7 +358,7 @@
             <w:noProof/>
             <w:webHidden/>
           </w:rPr>
-          <w:instrText xml:space="preserve"> PAGEREF _Toc230285573 \h </w:instrText>
+          <w:instrText xml:space="preserve"> PAGEREF _Toc230347865 \h </w:instrText>
         </w:r>
         <w:r>
           <w:rPr>
@@ -400,7 +400,7 @@
           <w:lang w:eastAsia="en-US"/>
         </w:rPr>
       </w:pPr>
-      <w:hyperlink w:anchor="_Toc230285574" w:history="1">
+      <w:hyperlink w:anchor="_Toc230347866" w:history="1">
         <w:r>
           <w:rPr>
             <w:rStyle w:val="Hyperlink"/>
@@ -427,7 +427,7 @@
             <w:noProof/>
             <w:webHidden/>
           </w:rPr>
-          <w:instrText xml:space="preserve"> PAGEREF _Toc230285574 \h </w:instrText>
+          <w:instrText xml:space="preserve"> PAGEREF _Toc230347866 \h </w:instrText>
         </w:r>
         <w:r>
           <w:rPr>
@@ -469,7 +469,7 @@
           <w:lang w:eastAsia="en-US"/>
         </w:rPr>
       </w:pPr>
-      <w:hyperlink w:anchor="_Toc230285575" w:history="1">
+      <w:hyperlink w:anchor="_Toc230347867" w:history="1">
         <w:r>
           <w:rPr>
             <w:rStyle w:val="Hyperlink"/>
@@ -496,7 +496,7 @@
             <w:noProof/>
             <w:webHidden/>
           </w:rPr>
-          <w:instrText xml:space="preserve"> PAGEREF _Toc230285575 \h </w:instrText>
+          <w:instrText xml:space="preserve"> PAGEREF _Toc230347867 \h </w:instrText>
         </w:r>
         <w:r>
           <w:rPr>
@@ -538,7 +538,7 @@
           <w:lang w:eastAsia="en-US"/>
         </w:rPr>
       </w:pPr>
-      <w:hyperlink w:anchor="_Toc230285576" w:history="1">
+      <w:hyperlink w:anchor="_Toc230347868" w:history="1">
         <w:r>
           <w:rPr>
             <w:rStyle w:val="Hyperlink"/>
@@ -565,7 +565,7 @@
             <w:noProof/>
             <w:webHidden/>
           </w:rPr>
-          <w:instrText xml:space="preserve"> PAGEREF _Toc230285576 \h </w:instrText>
+          <w:instrText xml:space="preserve"> PAGEREF _Toc230347868 \h </w:instrText>
         </w:r>
         <w:r>
           <w:rPr>
@@ -607,7 +607,7 @@
           <w:lang w:eastAsia="en-US"/>
         </w:rPr>
       </w:pPr>
-      <w:hyperlink w:anchor="_Toc230285577" w:history="1">
+      <w:hyperlink w:anchor="_Toc230347869" w:history="1">
         <w:r>
           <w:rPr>
             <w:rStyle w:val="Hyperlink"/>
@@ -634,7 +634,7 @@
             <w:noProof/>
             <w:webHidden/>
           </w:rPr>
-          <w:instrText xml:space="preserve"> PAGEREF _Toc230285577 \h </w:instrText>
+          <w:instrText xml:space="preserve"> PAGEREF _Toc230347869 \h </w:instrText>
         </w:r>
         <w:r>
           <w:rPr>
@@ -676,7 +676,7 @@
           <w:lang w:eastAsia="en-US"/>
         </w:rPr>
       </w:pPr>
-      <w:hyperlink w:anchor="_Toc230285578" w:history="1">
+      <w:hyperlink w:anchor="_Toc230347870" w:history="1">
         <w:r>
           <w:rPr>
             <w:rStyle w:val="Hyperlink"/>
@@ -703,7 +703,7 @@
             <w:noProof/>
             <w:webHidden/>
           </w:rPr>
-          <w:instrText xml:space="preserve"> PAGEREF _Toc230285578 \h </w:instrText>
+          <w:instrText xml:space="preserve"> PAGEREF _Toc230347870 \h </w:instrText>
         </w:r>
         <w:r>
           <w:rPr>
@@ -745,7 +745,7 @@
           <w:lang w:eastAsia="en-US"/>
         </w:rPr>
       </w:pPr>
-      <w:hyperlink w:anchor="_Toc230285579" w:history="1">
+      <w:hyperlink w:anchor="_Toc230347871" w:history="1">
         <w:r>
           <w:rPr>
             <w:rStyle w:val="Hyperlink"/>
@@ -772,7 +772,7 @@
             <w:noProof/>
             <w:webHidden/>
           </w:rPr>
-          <w:instrText xml:space="preserve"> PAGEREF _Toc230285579 \h </w:instrText>
+          <w:instrText xml:space="preserve"> PAGEREF _Toc230347871 \h </w:instrText>
         </w:r>
         <w:r>
           <w:rPr>
@@ -814,7 +814,7 @@
           <w:lang w:eastAsia="en-US"/>
         </w:rPr>
       </w:pPr>
-      <w:hyperlink w:anchor="_Toc230285580" w:history="1">
+      <w:hyperlink w:anchor="_Toc230347872" w:history="1">
         <w:r>
           <w:rPr>
             <w:rStyle w:val="Hyperlink"/>
@@ -841,7 +841,7 @@
             <w:noProof/>
             <w:webHidden/>
           </w:rPr>
-          <w:instrText xml:space="preserve"> PAGEREF _Toc230285580 \h </w:instrText>
+          <w:instrText xml:space="preserve"> PAGEREF _Toc230347872 \h </w:instrText>
         </w:r>
         <w:r>
           <w:rPr>
@@ -883,7 +883,7 @@
           <w:lang w:eastAsia="en-US"/>
         </w:rPr>
       </w:pPr>
-      <w:hyperlink w:anchor="_Toc230285581" w:history="1">
+      <w:hyperlink w:anchor="_Toc230347873" w:history="1">
         <w:r>
           <w:rPr>
             <w:rStyle w:val="Hyperlink"/>
@@ -910,7 +910,7 @@
             <w:noProof/>
             <w:webHidden/>
           </w:rPr>
-          <w:instrText xml:space="preserve"> PAGEREF _Toc230285581 \h </w:instrText>
+          <w:instrText xml:space="preserve"> PAGEREF _Toc230347873 \h </w:instrText>
         </w:r>
         <w:r>
           <w:rPr>
@@ -952,7 +952,7 @@
           <w:lang w:eastAsia="en-US"/>
         </w:rPr>
       </w:pPr>
-      <w:hyperlink w:anchor="_Toc230285582" w:history="1">
+      <w:hyperlink w:anchor="_Toc230347874" w:history="1">
         <w:r>
           <w:rPr>
             <w:rStyle w:val="Hyperlink"/>
@@ -979,7 +979,7 @@
             <w:noProof/>
             <w:webHidden/>
           </w:rPr>
-          <w:instrText xml:space="preserve"> PAGEREF _Toc230285582 \h </w:instrText>
+          <w:instrText xml:space="preserve"> PAGEREF _Toc230347874 \h </w:instrText>
         </w:r>
         <w:r>
           <w:rPr>
@@ -1021,7 +1021,7 @@
           <w:lang w:eastAsia="en-US"/>
         </w:rPr>
       </w:pPr>
-      <w:hyperlink w:anchor="_Toc230285583" w:history="1">
+      <w:hyperlink w:anchor="_Toc230347875" w:history="1">
         <w:r>
           <w:rPr>
             <w:rStyle w:val="Hyperlink"/>
@@ -1048,7 +1048,7 @@
             <w:noProof/>
             <w:webHidden/>
           </w:rPr>
-          <w:instrText xml:space="preserve"> PAGEREF _Toc230285583 \h </w:instrText>
+          <w:instrText xml:space="preserve"> PAGEREF _Toc230347875 \h </w:instrText>
         </w:r>
         <w:r>
           <w:rPr>
@@ -1090,7 +1090,7 @@
           <w:lang w:eastAsia="en-US"/>
         </w:rPr>
       </w:pPr>
-      <w:hyperlink w:anchor="_Toc230285584" w:history="1">
+      <w:hyperlink w:anchor="_Toc230347876" w:history="1">
         <w:r>
           <w:rPr>
             <w:rStyle w:val="Hyperlink"/>
@@ -1117,7 +1117,7 @@
             <w:noProof/>
             <w:webHidden/>
           </w:rPr>
-          <w:instrText xml:space="preserve"> PAGEREF _Toc230285584 \h </w:instrText>
+          <w:instrText xml:space="preserve"> PAGEREF _Toc230347876 \h </w:instrText>
         </w:r>
         <w:r>
           <w:rPr>
@@ -1159,7 +1159,7 @@
           <w:lang w:eastAsia="en-US"/>
         </w:rPr>
       </w:pPr>
-      <w:hyperlink w:anchor="_Toc230285585" w:history="1">
+      <w:hyperlink w:anchor="_Toc230347877" w:history="1">
         <w:r>
           <w:rPr>
             <w:rStyle w:val="Hyperlink"/>
@@ -1186,7 +1186,7 @@
             <w:noProof/>
             <w:webHidden/>
           </w:rPr>
-          <w:instrText xml:space="preserve"> PAGEREF _Toc230285585 \h </w:instrText>
+          <w:instrText xml:space="preserve"> PAGEREF _Toc230347877 \h </w:instrText>
         </w:r>
         <w:r>
           <w:rPr>
@@ -1228,7 +1228,7 @@
           <w:lang w:eastAsia="en-US"/>
         </w:rPr>
       </w:pPr>
-      <w:hyperlink w:anchor="_Toc230285586" w:history="1">
+      <w:hyperlink w:anchor="_Toc230347878" w:history="1">
         <w:r>
           <w:rPr>
             <w:rStyle w:val="Hyperlink"/>
@@ -1255,7 +1255,7 @@
             <w:noProof/>
             <w:webHidden/>
           </w:rPr>
-          <w:instrText xml:space="preserve"> PAGEREF _Toc230285586 \h </w:instrText>
+          <w:instrText xml:space="preserve"> PAGEREF _Toc230347878 \h </w:instrText>
         </w:r>
         <w:r>
           <w:rPr>
@@ -1297,7 +1297,7 @@
           <w:lang w:eastAsia="en-US"/>
         </w:rPr>
       </w:pPr>
-      <w:hyperlink w:anchor="_Toc230285587" w:history="1">
+      <w:hyperlink w:anchor="_Toc230347879" w:history="1">
         <w:r>
           <w:rPr>
             <w:rStyle w:val="Hyperlink"/>
@@ -1324,7 +1324,7 @@
             <w:noProof/>
             <w:webHidden/>
           </w:rPr>
-          <w:instrText xml:space="preserve"> PAGEREF _Toc230285587 \h </w:instrText>
+          <w:instrText xml:space="preserve"> PAGEREF _Toc230347879 \h </w:instrText>
         </w:r>
         <w:r>
           <w:rPr>
@@ -1366,7 +1366,7 @@
           <w:lang w:eastAsia="en-US"/>
         </w:rPr>
       </w:pPr>
-      <w:hyperlink w:anchor="_Toc230285588" w:history="1">
+      <w:hyperlink w:anchor="_Toc230347880" w:history="1">
         <w:r>
           <w:rPr>
             <w:rStyle w:val="Hyperlink"/>
@@ -1393,7 +1393,7 @@
             <w:noProof/>
             <w:webHidden/>
           </w:rPr>
-          <w:instrText xml:space="preserve"> PAGEREF _Toc230285588 \h </w:instrText>
+          <w:instrText xml:space="preserve"> PAGEREF _Toc230347880 \h </w:instrText>
         </w:r>
         <w:r>
           <w:rPr>
@@ -1435,7 +1435,7 @@
           <w:lang w:eastAsia="en-US"/>
         </w:rPr>
       </w:pPr>
-      <w:hyperlink w:anchor="_Toc230285589" w:history="1">
+      <w:hyperlink w:anchor="_Toc230347881" w:history="1">
         <w:r>
           <w:rPr>
             <w:rStyle w:val="Hyperlink"/>
@@ -1462,7 +1462,7 @@
             <w:noProof/>
             <w:webHidden/>
           </w:rPr>
-          <w:instrText xml:space="preserve"> PAGEREF _Toc230285589 \h </w:instrText>
+          <w:instrText xml:space="preserve"> PAGEREF _Toc230347881 \h </w:instrText>
         </w:r>
         <w:r>
           <w:rPr>
@@ -1504,7 +1504,7 @@
           <w:lang w:eastAsia="en-US"/>
         </w:rPr>
       </w:pPr>
-      <w:hyperlink w:anchor="_Toc230285590" w:history="1">
+      <w:hyperlink w:anchor="_Toc230347882" w:history="1">
         <w:r>
           <w:rPr>
             <w:rStyle w:val="Hyperlink"/>
@@ -1531,7 +1531,7 @@
             <w:noProof/>
             <w:webHidden/>
           </w:rPr>
-          <w:instrText xml:space="preserve"> PAGEREF _Toc230285590 \h </w:instrText>
+          <w:instrText xml:space="preserve"> PAGEREF _Toc230347882 \h </w:instrText>
         </w:r>
         <w:r>
           <w:rPr>
@@ -1573,7 +1573,7 @@
           <w:lang w:eastAsia="en-US"/>
         </w:rPr>
       </w:pPr>
-      <w:hyperlink w:anchor="_Toc230285591" w:history="1">
+      <w:hyperlink w:anchor="_Toc230347883" w:history="1">
         <w:r>
           <w:rPr>
             <w:rStyle w:val="Hyperlink"/>
@@ -1600,7 +1600,7 @@
             <w:noProof/>
             <w:webHidden/>
           </w:rPr>
-          <w:instrText xml:space="preserve"> PAGEREF _Toc230285591 \h </w:instrText>
+          <w:instrText xml:space="preserve"> PAGEREF _Toc230347883 \h </w:instrText>
         </w:r>
         <w:r>
           <w:rPr>
@@ -1642,7 +1642,7 @@
           <w:lang w:eastAsia="en-US"/>
         </w:rPr>
       </w:pPr>
-      <w:hyperlink w:anchor="_Toc230285592" w:history="1">
+      <w:hyperlink w:anchor="_Toc230347884" w:history="1">
         <w:r>
           <w:rPr>
             <w:rStyle w:val="Hyperlink"/>
@@ -1669,7 +1669,7 @@
             <w:noProof/>
             <w:webHidden/>
           </w:rPr>
-          <w:instrText xml:space="preserve"> PAGEREF _Toc230285592 \h </w:instrText>
+          <w:instrText xml:space="preserve"> PAGEREF _Toc230347884 \h </w:instrText>
         </w:r>
         <w:r>
           <w:rPr>
@@ -1711,7 +1711,7 @@
           <w:lang w:eastAsia="en-US"/>
         </w:rPr>
       </w:pPr>
-      <w:hyperlink w:anchor="_Toc230285593" w:history="1">
+      <w:hyperlink w:anchor="_Toc230347885" w:history="1">
         <w:r>
           <w:rPr>
             <w:rStyle w:val="Hyperlink"/>
@@ -1738,7 +1738,7 @@
             <w:noProof/>
             <w:webHidden/>
           </w:rPr>
-          <w:instrText xml:space="preserve"> PAGEREF _Toc230285593 \h </w:instrText>
+          <w:instrText xml:space="preserve"> PAGEREF _Toc230347885 \h </w:instrText>
         </w:r>
         <w:r>
           <w:rPr>
@@ -1780,7 +1780,7 @@
           <w:lang w:eastAsia="en-US"/>
         </w:rPr>
       </w:pPr>
-      <w:hyperlink w:anchor="_Toc230285594" w:history="1">
+      <w:hyperlink w:anchor="_Toc230347886" w:history="1">
         <w:r>
           <w:rPr>
             <w:rStyle w:val="Hyperlink"/>
@@ -1807,7 +1807,7 @@
             <w:noProof/>
             <w:webHidden/>
           </w:rPr>
-          <w:instrText xml:space="preserve"> PAGEREF _Toc230285594 \h </w:instrText>
+          <w:instrText xml:space="preserve"> PAGEREF _Toc230347886 \h </w:instrText>
         </w:r>
         <w:r>
           <w:rPr>
@@ -1849,7 +1849,7 @@
           <w:lang w:eastAsia="en-US"/>
         </w:rPr>
       </w:pPr>
-      <w:hyperlink w:anchor="_Toc230285595" w:history="1">
+      <w:hyperlink w:anchor="_Toc230347887" w:history="1">
         <w:r>
           <w:rPr>
             <w:rStyle w:val="Hyperlink"/>
@@ -1872,7 +1872,7 @@
           <w:rPr>
             <w:webHidden/>
           </w:rPr>
-          <w:instrText xml:space="preserve"> PAGEREF _Toc230285595 \h </w:instrText>
+          <w:instrText xml:space="preserve"> PAGEREF _Toc230347887 \h </w:instrText>
         </w:r>
         <w:r>
           <w:rPr>
@@ -1910,7 +1910,7 @@
           <w:lang w:eastAsia="en-US"/>
         </w:rPr>
       </w:pPr>
-      <w:hyperlink w:anchor="_Toc230285596" w:history="1">
+      <w:hyperlink w:anchor="_Toc230347888" w:history="1">
         <w:r>
           <w:rPr>
             <w:rStyle w:val="Hyperlink"/>
@@ -1937,7 +1937,7 @@
             <w:noProof/>
             <w:webHidden/>
           </w:rPr>
-          <w:instrText xml:space="preserve"> PAGEREF _Toc230285596 \h </w:instrText>
+          <w:instrText xml:space="preserve"> PAGEREF _Toc230347888 \h </w:instrText>
         </w:r>
         <w:r>
           <w:rPr>
@@ -1979,7 +1979,7 @@
           <w:lang w:eastAsia="en-US"/>
         </w:rPr>
       </w:pPr>
-      <w:hyperlink w:anchor="_Toc230285597" w:history="1">
+      <w:hyperlink w:anchor="_Toc230347889" w:history="1">
         <w:r>
           <w:rPr>
             <w:rStyle w:val="Hyperlink"/>
@@ -2006,7 +2006,7 @@
             <w:noProof/>
             <w:webHidden/>
           </w:rPr>
-          <w:instrText xml:space="preserve"> PAGEREF _Toc230285597 \h </w:instrText>
+          <w:instrText xml:space="preserve"> PAGEREF _Toc230347889 \h </w:instrText>
         </w:r>
         <w:r>
           <w:rPr>
@@ -2048,7 +2048,7 @@
           <w:lang w:eastAsia="en-US"/>
         </w:rPr>
       </w:pPr>
-      <w:hyperlink w:anchor="_Toc230285598" w:history="1">
+      <w:hyperlink w:anchor="_Toc230347890" w:history="1">
         <w:r>
           <w:rPr>
             <w:rStyle w:val="Hyperlink"/>
@@ -2075,7 +2075,7 @@
             <w:noProof/>
             <w:webHidden/>
           </w:rPr>
-          <w:instrText xml:space="preserve"> PAGEREF _Toc230285598 \h </w:instrText>
+          <w:instrText xml:space="preserve"> PAGEREF _Toc230347890 \h </w:instrText>
         </w:r>
         <w:r>
           <w:rPr>
@@ -2117,7 +2117,7 @@
           <w:lang w:eastAsia="en-US"/>
         </w:rPr>
       </w:pPr>
-      <w:hyperlink w:anchor="_Toc230285599" w:history="1">
+      <w:hyperlink w:anchor="_Toc230347891" w:history="1">
         <w:r>
           <w:rPr>
             <w:rStyle w:val="Hyperlink"/>
@@ -2144,7 +2144,7 @@
             <w:noProof/>
             <w:webHidden/>
           </w:rPr>
-          <w:instrText xml:space="preserve"> PAGEREF _Toc230285599 \h </w:instrText>
+          <w:instrText xml:space="preserve"> PAGEREF _Toc230347891 \h </w:instrText>
         </w:r>
         <w:r>
           <w:rPr>
@@ -2186,7 +2186,7 @@
           <w:lang w:eastAsia="en-US"/>
         </w:rPr>
       </w:pPr>
-      <w:hyperlink w:anchor="_Toc230285600" w:history="1">
+      <w:hyperlink w:anchor="_Toc230347892" w:history="1">
         <w:r>
           <w:rPr>
             <w:rStyle w:val="Hyperlink"/>
@@ -2213,7 +2213,7 @@
             <w:noProof/>
             <w:webHidden/>
           </w:rPr>
-          <w:instrText xml:space="preserve"> PAGEREF _Toc230285600 \h </w:instrText>
+          <w:instrText xml:space="preserve"> PAGEREF _Toc230347892 \h </w:instrText>
         </w:r>
         <w:r>
           <w:rPr>
@@ -2255,7 +2255,7 @@
           <w:lang w:eastAsia="en-US"/>
         </w:rPr>
       </w:pPr>
-      <w:hyperlink w:anchor="_Toc230285601" w:history="1">
+      <w:hyperlink w:anchor="_Toc230347893" w:history="1">
         <w:r>
           <w:rPr>
             <w:rStyle w:val="Hyperlink"/>
@@ -2282,7 +2282,7 @@
             <w:noProof/>
             <w:webHidden/>
           </w:rPr>
-          <w:instrText xml:space="preserve"> PAGEREF _Toc230285601 \h </w:instrText>
+          <w:instrText xml:space="preserve"> PAGEREF _Toc230347893 \h </w:instrText>
         </w:r>
         <w:r>
           <w:rPr>
@@ -2324,7 +2324,7 @@
           <w:lang w:eastAsia="en-US"/>
         </w:rPr>
       </w:pPr>
-      <w:hyperlink w:anchor="_Toc230285602" w:history="1">
+      <w:hyperlink w:anchor="_Toc230347894" w:history="1">
         <w:r>
           <w:rPr>
             <w:rStyle w:val="Hyperlink"/>
@@ -2351,7 +2351,7 @@
             <w:noProof/>
             <w:webHidden/>
           </w:rPr>
-          <w:instrText xml:space="preserve"> PAGEREF _Toc230285602 \h </w:instrText>
+          <w:instrText xml:space="preserve"> PAGEREF _Toc230347894 \h </w:instrText>
         </w:r>
         <w:r>
           <w:rPr>
@@ -2393,7 +2393,7 @@
           <w:lang w:eastAsia="en-US"/>
         </w:rPr>
       </w:pPr>
-      <w:hyperlink w:anchor="_Toc230285603" w:history="1">
+      <w:hyperlink w:anchor="_Toc230347895" w:history="1">
         <w:r>
           <w:rPr>
             <w:rStyle w:val="Hyperlink"/>
@@ -2420,7 +2420,7 @@
             <w:noProof/>
             <w:webHidden/>
           </w:rPr>
-          <w:instrText xml:space="preserve"> PAGEREF _Toc230285603 \h </w:instrText>
+          <w:instrText xml:space="preserve"> PAGEREF _Toc230347895 \h </w:instrText>
         </w:r>
         <w:r>
           <w:rPr>
@@ -2462,7 +2462,7 @@
           <w:lang w:eastAsia="en-US"/>
         </w:rPr>
       </w:pPr>
-      <w:hyperlink w:anchor="_Toc230285604" w:history="1">
+      <w:hyperlink w:anchor="_Toc230347896" w:history="1">
         <w:r>
           <w:rPr>
             <w:rStyle w:val="Hyperlink"/>
@@ -2489,7 +2489,7 @@
             <w:noProof/>
             <w:webHidden/>
           </w:rPr>
-          <w:instrText xml:space="preserve"> PAGEREF _Toc230285604 \h </w:instrText>
+          <w:instrText xml:space="preserve"> PAGEREF _Toc230347896 \h </w:instrText>
         </w:r>
         <w:r>
           <w:rPr>
@@ -2531,7 +2531,7 @@
           <w:lang w:eastAsia="en-US"/>
         </w:rPr>
       </w:pPr>
-      <w:hyperlink w:anchor="_Toc230285605" w:history="1">
+      <w:hyperlink w:anchor="_Toc230347897" w:history="1">
         <w:r>
           <w:rPr>
             <w:rStyle w:val="Hyperlink"/>
@@ -2558,7 +2558,7 @@
             <w:noProof/>
             <w:webHidden/>
           </w:rPr>
-          <w:instrText xml:space="preserve"> PAGEREF _Toc230285605 \h </w:instrText>
+          <w:instrText xml:space="preserve"> PAGEREF _Toc230347897 \h </w:instrText>
         </w:r>
         <w:r>
           <w:rPr>
@@ -2600,7 +2600,7 @@
           <w:lang w:eastAsia="en-US"/>
         </w:rPr>
       </w:pPr>
-      <w:hyperlink w:anchor="_Toc230285606" w:history="1">
+      <w:hyperlink w:anchor="_Toc230347898" w:history="1">
         <w:r>
           <w:rPr>
             <w:rStyle w:val="Hyperlink"/>
@@ -2627,7 +2627,7 @@
             <w:noProof/>
             <w:webHidden/>
           </w:rPr>
-          <w:instrText xml:space="preserve"> PAGEREF _Toc230285606 \h </w:instrText>
+          <w:instrText xml:space="preserve"> PAGEREF _Toc230347898 \h </w:instrText>
         </w:r>
         <w:r>
           <w:rPr>
@@ -2669,7 +2669,7 @@
           <w:lang w:eastAsia="en-US"/>
         </w:rPr>
       </w:pPr>
-      <w:hyperlink w:anchor="_Toc230285607" w:history="1">
+      <w:hyperlink w:anchor="_Toc230347899" w:history="1">
         <w:r>
           <w:rPr>
             <w:rStyle w:val="Hyperlink"/>
@@ -2692,7 +2692,7 @@
           <w:rPr>
             <w:webHidden/>
           </w:rPr>
-          <w:instrText xml:space="preserve"> PAGEREF _Toc230285607 \h </w:instrText>
+          <w:instrText xml:space="preserve"> PAGEREF _Toc230347899 \h </w:instrText>
         </w:r>
         <w:r>
           <w:rPr>
@@ -2730,7 +2730,7 @@
           <w:lang w:eastAsia="en-US"/>
         </w:rPr>
       </w:pPr>
-      <w:hyperlink w:anchor="_Toc230285608" w:history="1">
+      <w:hyperlink w:anchor="_Toc230347900" w:history="1">
         <w:r>
           <w:rPr>
             <w:rStyle w:val="Hyperlink"/>
@@ -2757,7 +2757,7 @@
             <w:noProof/>
             <w:webHidden/>
           </w:rPr>
-          <w:instrText xml:space="preserve"> PAGEREF _Toc230285608 \h </w:instrText>
+          <w:instrText xml:space="preserve"> PAGEREF _Toc230347900 \h </w:instrText>
         </w:r>
         <w:r>
           <w:rPr>
@@ -2810,7 +2810,7 @@
       <w:pPr>
         <w:pStyle w:val="Heading1"/>
       </w:pPr>
-      <w:bookmarkStart w:id="0" w:name="_Toc230285570"/>
+      <w:bookmarkStart w:id="0" w:name="_Toc230347862"/>
       <w:r>
         <w:lastRenderedPageBreak/>
         <w:t>Source Control</w:t>
@@ -2897,7 +2897,7 @@
       <w:pPr>
         <w:pStyle w:val="Heading2"/>
       </w:pPr>
-      <w:bookmarkStart w:id="1" w:name="_Toc230285571"/>
+      <w:bookmarkStart w:id="1" w:name="_Toc230347863"/>
       <w:r>
         <w:t>Repositories</w:t>
       </w:r>
@@ -3107,7 +3107,7 @@
       <w:pPr>
         <w:pStyle w:val="Heading3"/>
       </w:pPr>
-      <w:bookmarkStart w:id="2" w:name="_Toc230285572"/>
+      <w:bookmarkStart w:id="2" w:name="_Toc230347864"/>
       <w:r>
         <w:t>Authentication</w:t>
       </w:r>
@@ -3472,7 +3472,7 @@
       <w:pPr>
         <w:pStyle w:val="Heading2"/>
       </w:pPr>
-      <w:bookmarkStart w:id="3" w:name="_Toc230285573"/>
+      <w:bookmarkStart w:id="3" w:name="_Toc230347865"/>
       <w:r>
         <w:t>Branches</w:t>
       </w:r>
@@ -3697,7 +3697,7 @@
       <w:pPr>
         <w:pStyle w:val="Heading2"/>
       </w:pPr>
-      <w:bookmarkStart w:id="4" w:name="_Toc230285574"/>
+      <w:bookmarkStart w:id="4" w:name="_Toc230347866"/>
       <w:r>
         <w:t>Creat</w:t>
       </w:r>
@@ -4848,7 +4848,80 @@
         <w:t xml:space="preserve"> </w:t>
       </w:r>
       <w:r>
-        <w:t>remote add origin https://github.com/bb3413/TaxTools.git</w:t>
+        <w:t xml:space="preserve">remote add origin </w:t>
+      </w:r>
+      <w:r>
+        <w:t>git@github.com:bb3413/TaxTools.git</w:t>
+      </w:r>
+    </w:p>
+    <w:p>
+      <w:pPr>
+        <w:pStyle w:val="SourceCode"/>
+      </w:pPr>
+      <w:r>
+        <w:t xml:space="preserve">$ </w:t>
+      </w:r>
+      <w:proofErr w:type="spellStart"/>
+      <w:proofErr w:type="gramStart"/>
+      <w:r>
+        <w:t>git</w:t>
+      </w:r>
+      <w:proofErr w:type="spellEnd"/>
+      <w:proofErr w:type="gramEnd"/>
+      <w:r>
+        <w:t xml:space="preserve"> </w:t>
+      </w:r>
+      <w:r>
+        <w:t xml:space="preserve">remote add </w:t>
+      </w:r>
+      <w:proofErr w:type="spellStart"/>
+      <w:r>
+        <w:t>origin</w:t>
+      </w:r>
+      <w:r>
+        <w:t>SSH</w:t>
+      </w:r>
+      <w:proofErr w:type="spellEnd"/>
+      <w:r>
+        <w:t xml:space="preserve"> </w:t>
+      </w:r>
+      <w:r>
+        <w:t>git@github.com:bb3413/TaxTools.git</w:t>
+      </w:r>
+    </w:p>
+    <w:p>
+      <w:pPr>
+        <w:pStyle w:val="SourceCode"/>
+      </w:pPr>
+      <w:r>
+        <w:t xml:space="preserve">$ </w:t>
+      </w:r>
+      <w:proofErr w:type="spellStart"/>
+      <w:proofErr w:type="gramStart"/>
+      <w:r>
+        <w:t>git</w:t>
+      </w:r>
+      <w:proofErr w:type="spellEnd"/>
+      <w:proofErr w:type="gramEnd"/>
+      <w:r>
+        <w:t xml:space="preserve"> </w:t>
+      </w:r>
+      <w:r>
+        <w:t xml:space="preserve">remote add </w:t>
+      </w:r>
+      <w:proofErr w:type="spellStart"/>
+      <w:r>
+        <w:t>origin</w:t>
+      </w:r>
+      <w:r>
+        <w:t>HTML</w:t>
+      </w:r>
+      <w:proofErr w:type="spellEnd"/>
+      <w:r>
+        <w:t xml:space="preserve"> </w:t>
+      </w:r>
+      <w:r>
+        <w:t>https://github.com/bb3413/TaxTools.git</w:t>
       </w:r>
     </w:p>
     <w:p>
@@ -5275,7 +5348,7 @@
       <w:pPr>
         <w:pStyle w:val="Heading2"/>
       </w:pPr>
-      <w:bookmarkStart w:id="5" w:name="_Toc230285575"/>
+      <w:bookmarkStart w:id="5" w:name="_Toc230347867"/>
       <w:r>
         <w:t xml:space="preserve">Using Git </w:t>
       </w:r>
@@ -5291,7 +5364,7 @@
       <w:pPr>
         <w:pStyle w:val="Heading3"/>
       </w:pPr>
-      <w:bookmarkStart w:id="6" w:name="_Toc230285576"/>
+      <w:bookmarkStart w:id="6" w:name="_Toc230347868"/>
       <w:r>
         <w:t>Configuration</w:t>
       </w:r>
@@ -5525,6 +5598,7 @@
         <w:pStyle w:val="Heading4"/>
       </w:pPr>
       <w:r>
+        <w:lastRenderedPageBreak/>
         <w:t>User Settings</w:t>
       </w:r>
     </w:p>
@@ -5607,7 +5681,6 @@
         <w:rPr>
           <w:lang w:eastAsia="ar-SA"/>
         </w:rPr>
-        <w:lastRenderedPageBreak/>
         <w:t xml:space="preserve">$ </w:t>
       </w:r>
       <w:proofErr w:type="spellStart"/>
@@ -5954,7 +6027,7 @@
       <w:pPr>
         <w:pStyle w:val="Heading3"/>
       </w:pPr>
-      <w:bookmarkStart w:id="7" w:name="_Toc230285577"/>
+      <w:bookmarkStart w:id="7" w:name="_Toc230347869"/>
       <w:r>
         <w:t>Create</w:t>
       </w:r>
@@ -6139,7 +6212,7 @@
       <w:pPr>
         <w:pStyle w:val="Heading3"/>
       </w:pPr>
-      <w:bookmarkStart w:id="8" w:name="_Toc230285578"/>
+      <w:bookmarkStart w:id="8" w:name="_Toc230347870"/>
       <w:r>
         <w:t>Create</w:t>
       </w:r>
@@ -6274,7 +6347,7 @@
       <w:pPr>
         <w:pStyle w:val="Heading3"/>
       </w:pPr>
-      <w:bookmarkStart w:id="9" w:name="_Toc230285579"/>
+      <w:bookmarkStart w:id="9" w:name="_Toc230347871"/>
       <w:r>
         <w:t>Synchronize with Remote Repository</w:t>
       </w:r>
@@ -6384,7 +6457,7 @@
       <w:pPr>
         <w:pStyle w:val="Heading3"/>
       </w:pPr>
-      <w:bookmarkStart w:id="10" w:name="_Toc230285580"/>
+      <w:bookmarkStart w:id="10" w:name="_Toc230347872"/>
       <w:r>
         <w:t>Get Status</w:t>
       </w:r>
@@ -6578,6 +6651,7 @@
         <w:pStyle w:val="SourceCode"/>
       </w:pPr>
       <w:r>
+        <w:lastRenderedPageBreak/>
         <w:t xml:space="preserve">$ </w:t>
       </w:r>
       <w:proofErr w:type="spellStart"/>
@@ -6619,7 +6693,6 @@
         <w:pStyle w:val="Body-Text"/>
       </w:pPr>
       <w:r>
-        <w:lastRenderedPageBreak/>
         <w:t xml:space="preserve">From the files that are listed, if they are already being tracked by Git, then you can use the </w:t>
       </w:r>
       <w:proofErr w:type="spellStart"/>
@@ -6855,7 +6928,7 @@
       <w:pPr>
         <w:pStyle w:val="Heading3"/>
       </w:pPr>
-      <w:bookmarkStart w:id="11" w:name="_Toc230285581"/>
+      <w:bookmarkStart w:id="11" w:name="_Toc230347873"/>
       <w:r>
         <w:t>Select a Branch</w:t>
       </w:r>
@@ -7518,7 +7591,7 @@
       <w:pPr>
         <w:pStyle w:val="Heading3"/>
       </w:pPr>
-      <w:bookmarkStart w:id="12" w:name="_Toc230285582"/>
+      <w:bookmarkStart w:id="12" w:name="_Toc230347874"/>
       <w:r>
         <w:t>Create a New Branch</w:t>
       </w:r>
@@ -7659,7 +7732,6 @@
         <w:pStyle w:val="SourceCode"/>
       </w:pPr>
       <w:r>
-        <w:lastRenderedPageBreak/>
         <w:t xml:space="preserve">$ </w:t>
       </w:r>
       <w:proofErr w:type="spellStart"/>
@@ -7695,7 +7767,7 @@
       <w:pPr>
         <w:pStyle w:val="Heading3"/>
       </w:pPr>
-      <w:bookmarkStart w:id="13" w:name="_Toc230285583"/>
+      <w:bookmarkStart w:id="13" w:name="_Toc230347875"/>
       <w:r>
         <w:t>Add</w:t>
       </w:r>
@@ -7932,7 +8004,7 @@
       <w:pPr>
         <w:pStyle w:val="Heading3"/>
       </w:pPr>
-      <w:bookmarkStart w:id="14" w:name="_Toc230285584"/>
+      <w:bookmarkStart w:id="14" w:name="_Toc230347876"/>
       <w:r>
         <w:t>Delete a file</w:t>
       </w:r>
@@ -8071,7 +8143,7 @@
       <w:pPr>
         <w:pStyle w:val="Heading3"/>
       </w:pPr>
-      <w:bookmarkStart w:id="15" w:name="_Toc230285585"/>
+      <w:bookmarkStart w:id="15" w:name="_Toc230347877"/>
       <w:r>
         <w:t>Change a File</w:t>
       </w:r>
@@ -8382,7 +8454,7 @@
       <w:pPr>
         <w:pStyle w:val="Heading3"/>
       </w:pPr>
-      <w:bookmarkStart w:id="16" w:name="_Toc230285586"/>
+      <w:bookmarkStart w:id="16" w:name="_Toc230347878"/>
       <w:r>
         <w:t>Stage a File</w:t>
       </w:r>
@@ -8494,6 +8566,7 @@
         </w:rPr>
       </w:pPr>
       <w:r>
+        <w:lastRenderedPageBreak/>
         <w:t xml:space="preserve">$ </w:t>
       </w:r>
       <w:proofErr w:type="spellStart"/>
@@ -8532,7 +8605,6 @@
         <w:rPr>
           <w:lang w:eastAsia="ar-SA"/>
         </w:rPr>
-        <w:lastRenderedPageBreak/>
         <w:t>If you stage a file and then make another change to the file, you need to re-stage the file; otherwise, only the first change will be committed, but the second change will remain in the file in the working directory.</w:t>
       </w:r>
     </w:p>
@@ -8769,7 +8841,7 @@
       <w:pPr>
         <w:pStyle w:val="Heading3"/>
       </w:pPr>
-      <w:bookmarkStart w:id="17" w:name="_Toc230285587"/>
+      <w:bookmarkStart w:id="17" w:name="_Toc230347879"/>
       <w:r>
         <w:t xml:space="preserve">Commit a </w:t>
       </w:r>
@@ -8900,7 +8972,7 @@
       <w:pPr>
         <w:pStyle w:val="Heading3"/>
       </w:pPr>
-      <w:bookmarkStart w:id="18" w:name="_Toc230285588"/>
+      <w:bookmarkStart w:id="18" w:name="_Toc230347880"/>
       <w:r>
         <w:t>Push Changes to the Remote Repository</w:t>
       </w:r>
@@ -9039,7 +9111,7 @@
       <w:pPr>
         <w:pStyle w:val="Heading3"/>
       </w:pPr>
-      <w:bookmarkStart w:id="19" w:name="_Toc230285589"/>
+      <w:bookmarkStart w:id="19" w:name="_Toc230347881"/>
       <w:r>
         <w:t>Make a Change</w:t>
       </w:r>
@@ -9373,7 +9445,6 @@
         <w:pStyle w:val="SourceCode"/>
       </w:pPr>
       <w:r>
-        <w:lastRenderedPageBreak/>
         <w:t xml:space="preserve">$ </w:t>
       </w:r>
       <w:proofErr w:type="spellStart"/>
@@ -9546,7 +9617,7 @@
       <w:pPr>
         <w:pStyle w:val="Heading3"/>
       </w:pPr>
-      <w:bookmarkStart w:id="20" w:name="_Toc230285590"/>
+      <w:bookmarkStart w:id="20" w:name="_Toc230347882"/>
       <w:r>
         <w:t>Make Change to Main Branch</w:t>
       </w:r>
@@ -9857,7 +9928,7 @@
       <w:pPr>
         <w:pStyle w:val="Heading3"/>
       </w:pPr>
-      <w:bookmarkStart w:id="21" w:name="_Toc230285591"/>
+      <w:bookmarkStart w:id="21" w:name="_Toc230347883"/>
       <w:r>
         <w:t xml:space="preserve">Merge Development Branch into </w:t>
       </w:r>
@@ -10054,6 +10125,7 @@
         <w:pStyle w:val="SourceCode"/>
       </w:pPr>
       <w:r>
+        <w:lastRenderedPageBreak/>
         <w:t xml:space="preserve">$ </w:t>
       </w:r>
       <w:proofErr w:type="spellStart"/>
@@ -10081,7 +10153,6 @@
         </w:numPr>
       </w:pPr>
       <w:r>
-        <w:lastRenderedPageBreak/>
         <w:t>Update Version Information. Edit the version files directly in the main branch. Increment version number (second number) and update version log.</w:t>
       </w:r>
     </w:p>
@@ -10895,7 +10966,7 @@
       <w:pPr>
         <w:pStyle w:val="Heading3"/>
       </w:pPr>
-      <w:bookmarkStart w:id="22" w:name="_Toc230285592"/>
+      <w:bookmarkStart w:id="22" w:name="_Toc230347884"/>
       <w:r>
         <w:t>Get</w:t>
       </w:r>
@@ -10914,7 +10985,7 @@
       <w:pPr>
         <w:pStyle w:val="Heading2"/>
       </w:pPr>
-      <w:bookmarkStart w:id="23" w:name="_Toc230285593"/>
+      <w:bookmarkStart w:id="23" w:name="_Toc230347885"/>
       <w:r>
         <w:rPr>
           <w:lang w:eastAsia="ar-SA"/>
@@ -11002,6 +11073,7 @@
         <w:rPr>
           <w:lang w:eastAsia="ar-SA"/>
         </w:rPr>
+        <w:lastRenderedPageBreak/>
         <w:t>To show the command line syntax and a list of common Git commands:</w:t>
       </w:r>
     </w:p>
@@ -11010,7 +11082,6 @@
         <w:pStyle w:val="SourceCode"/>
       </w:pPr>
       <w:r>
-        <w:lastRenderedPageBreak/>
         <w:t xml:space="preserve">$ </w:t>
       </w:r>
       <w:proofErr w:type="spellStart"/>
@@ -11223,7 +11294,7 @@
       <w:pPr>
         <w:pStyle w:val="Heading2"/>
       </w:pPr>
-      <w:bookmarkStart w:id="24" w:name="_Toc230285594"/>
+      <w:bookmarkStart w:id="24" w:name="_Toc230347886"/>
       <w:r>
         <w:t>Git Terminology</w:t>
       </w:r>
@@ -11521,7 +11592,7 @@
       <w:pPr>
         <w:pStyle w:val="Heading1"/>
       </w:pPr>
-      <w:bookmarkStart w:id="25" w:name="_Toc230285595"/>
+      <w:bookmarkStart w:id="25" w:name="_Toc230347887"/>
       <w:r>
         <w:t>Editing Tools</w:t>
       </w:r>
@@ -11532,7 +11603,7 @@
         <w:pStyle w:val="Heading2"/>
       </w:pPr>
       <w:bookmarkStart w:id="26" w:name="_Toc227669204"/>
-      <w:bookmarkStart w:id="27" w:name="_Toc230285596"/>
+      <w:bookmarkStart w:id="27" w:name="_Toc230347888"/>
       <w:r>
         <w:t>VS Code</w:t>
       </w:r>
@@ -11562,7 +11633,7 @@
       <w:pPr>
         <w:pStyle w:val="Heading3"/>
       </w:pPr>
-      <w:bookmarkStart w:id="28" w:name="_Toc230285597"/>
+      <w:bookmarkStart w:id="28" w:name="_Toc230347889"/>
       <w:r>
         <w:t>Installation</w:t>
       </w:r>
@@ -11621,6 +11692,7 @@
         </w:numPr>
       </w:pPr>
       <w:r>
+        <w:lastRenderedPageBreak/>
         <w:t>Execute the installer</w:t>
       </w:r>
     </w:p>
@@ -11633,7 +11705,6 @@
         </w:numPr>
       </w:pPr>
       <w:r>
-        <w:lastRenderedPageBreak/>
         <w:t xml:space="preserve">Check </w:t>
       </w:r>
       <w:r>
@@ -11734,7 +11805,7 @@
       <w:pPr>
         <w:pStyle w:val="Heading3"/>
       </w:pPr>
-      <w:bookmarkStart w:id="29" w:name="_Toc230285598"/>
+      <w:bookmarkStart w:id="29" w:name="_Toc230347890"/>
       <w:r>
         <w:t>Configuration Settings</w:t>
       </w:r>
@@ -12167,7 +12238,7 @@
       <w:pPr>
         <w:pStyle w:val="Heading3"/>
       </w:pPr>
-      <w:bookmarkStart w:id="30" w:name="_Toc230285599"/>
+      <w:bookmarkStart w:id="30" w:name="_Toc230347891"/>
       <w:r>
         <w:t>Extensions</w:t>
       </w:r>
@@ -12280,6 +12351,7 @@
         <w:spacing w:after="0"/>
       </w:pPr>
       <w:r>
+        <w:lastRenderedPageBreak/>
         <w:t>GitHub Copilot</w:t>
       </w:r>
     </w:p>
@@ -12298,7 +12370,6 @@
         <w:spacing w:after="0"/>
       </w:pPr>
       <w:r>
-        <w:lastRenderedPageBreak/>
         <w:t xml:space="preserve">Open in Browser (by </w:t>
       </w:r>
       <w:proofErr w:type="spellStart"/>
@@ -12314,7 +12385,7 @@
       <w:pPr>
         <w:pStyle w:val="Heading3"/>
       </w:pPr>
-      <w:bookmarkStart w:id="31" w:name="_Toc230285600"/>
+      <w:bookmarkStart w:id="31" w:name="_Toc230347892"/>
       <w:r>
         <w:t>Command Summary</w:t>
       </w:r>
@@ -12483,12 +12554,12 @@
       <w:pPr>
         <w:pStyle w:val="Heading2"/>
       </w:pPr>
-      <w:bookmarkStart w:id="32" w:name="_Toc230285601"/>
-      <w:bookmarkStart w:id="33" w:name="_Toc227669205"/>
+      <w:bookmarkStart w:id="32" w:name="_Toc227669205"/>
+      <w:bookmarkStart w:id="33" w:name="_Toc230347893"/>
       <w:r>
         <w:t>Node and NPM</w:t>
       </w:r>
-      <w:bookmarkEnd w:id="32"/>
+      <w:bookmarkEnd w:id="33"/>
     </w:p>
     <w:p>
       <w:pPr>
@@ -12524,7 +12595,7 @@
       <w:pPr>
         <w:pStyle w:val="Heading3"/>
       </w:pPr>
-      <w:bookmarkStart w:id="34" w:name="_Toc230285602"/>
+      <w:bookmarkStart w:id="34" w:name="_Toc230347894"/>
       <w:r>
         <w:t>Installation</w:t>
       </w:r>
@@ -12783,7 +12854,7 @@
       <w:pPr>
         <w:pStyle w:val="Heading3"/>
       </w:pPr>
-      <w:bookmarkStart w:id="35" w:name="_Toc230285603"/>
+      <w:bookmarkStart w:id="35" w:name="_Toc230347895"/>
       <w:r>
         <w:t>Prettier</w:t>
       </w:r>
@@ -12887,6 +12958,7 @@
         <w:rPr>
           <w:lang w:eastAsia="ar-SA"/>
         </w:rPr>
+        <w:lastRenderedPageBreak/>
         <w:t xml:space="preserve">$ </w:t>
       </w:r>
       <w:proofErr w:type="spellStart"/>
@@ -12929,7 +13001,6 @@
         <w:rPr>
           <w:lang w:eastAsia="ar-SA"/>
         </w:rPr>
-        <w:lastRenderedPageBreak/>
         <w:t>Run Prettier on a file.</w:t>
       </w:r>
     </w:p>
@@ -13092,7 +13163,7 @@
       <w:pPr>
         <w:pStyle w:val="Heading3"/>
       </w:pPr>
-      <w:bookmarkStart w:id="36" w:name="_Toc230285604"/>
+      <w:bookmarkStart w:id="36" w:name="_Toc230347896"/>
       <w:proofErr w:type="spellStart"/>
       <w:r>
         <w:t>ESLint</w:t>
@@ -13438,7 +13509,7 @@
         <w:pStyle w:val="SourceCode"/>
       </w:pPr>
     </w:p>
-    <w:bookmarkEnd w:id="33"/>
+    <w:bookmarkEnd w:id="32"/>
     <w:p>
       <w:pPr>
         <w:pStyle w:val="Body-Text"/>
@@ -13463,7 +13534,7 @@
       <w:pPr>
         <w:pStyle w:val="Heading2"/>
       </w:pPr>
-      <w:bookmarkStart w:id="37" w:name="_Toc230285605"/>
+      <w:bookmarkStart w:id="37" w:name="_Toc230347897"/>
       <w:r>
         <w:t>Git</w:t>
       </w:r>
@@ -13481,7 +13552,7 @@
       <w:pPr>
         <w:pStyle w:val="Heading3"/>
       </w:pPr>
-      <w:bookmarkStart w:id="38" w:name="_Toc230285606"/>
+      <w:bookmarkStart w:id="38" w:name="_Toc230347898"/>
       <w:r>
         <w:t>Inst</w:t>
       </w:r>
@@ -13607,7 +13678,7 @@
       <w:pPr>
         <w:pStyle w:val="Heading1"/>
       </w:pPr>
-      <w:bookmarkStart w:id="39" w:name="_Toc230285607"/>
+      <w:bookmarkStart w:id="39" w:name="_Toc230347899"/>
       <w:r>
         <w:t>Notes</w:t>
       </w:r>
@@ -13617,7 +13688,7 @@
       <w:pPr>
         <w:pStyle w:val="Heading2"/>
       </w:pPr>
-      <w:bookmarkStart w:id="40" w:name="_Toc230285608"/>
+      <w:bookmarkStart w:id="40" w:name="_Toc230347900"/>
       <w:r>
         <w:t>Coding Conventions</w:t>
       </w:r>
@@ -13656,6 +13727,7 @@
         </w:numPr>
       </w:pPr>
       <w:r>
+        <w:lastRenderedPageBreak/>
         <w:t>Function and method names begin with a lower case letter.</w:t>
       </w:r>
     </w:p>
@@ -13668,7 +13740,6 @@
         </w:numPr>
       </w:pPr>
       <w:r>
-        <w:lastRenderedPageBreak/>
         <w:t>Class</w:t>
       </w:r>
       <w:r>
@@ -13867,7 +13938,7 @@
         <w:szCs w:val="24"/>
         <w:lang w:eastAsia="en-US"/>
       </w:rPr>
-      <w:t>11</w:t>
+      <w:t>15</w:t>
     </w:r>
     <w:r>
       <w:rPr>
@@ -17101,7 +17172,7 @@
 </file>
 
 <file path=customXml/itemProps1.xml><?xml version="1.0" encoding="utf-8"?>
-<ds:datastoreItem xmlns:ds="http://schemas.openxmlformats.org/officeDocument/2006/customXml" ds:itemID="{5A1AE78D-AA9B-4AF1-B8BF-DC47FB46A9F4}">
+<ds:datastoreItem xmlns:ds="http://schemas.openxmlformats.org/officeDocument/2006/customXml" ds:itemID="{318D069D-1BE9-4D2F-990F-19CFA005431D}">
   <ds:schemaRefs>
     <ds:schemaRef ds:uri="http://schemas.openxmlformats.org/officeDocument/2006/bibliography"/>
   </ds:schemaRefs>

--- a/Documentation/DevelopmentEnvironment.docx
+++ b/Documentation/DevelopmentEnvironment.docx
@@ -47,7 +47,7 @@
         <w:rPr>
           <w:noProof/>
         </w:rPr>
-        <w:t>May 22, 2026</w:t>
+        <w:t>May 26, 2026</w:t>
       </w:r>
       <w:r>
         <w:rPr>
@@ -132,7 +132,7 @@
         </w:rPr>
         <w:fldChar w:fldCharType="separate"/>
       </w:r>
-      <w:hyperlink w:anchor="_Toc230347862" w:history="1">
+      <w:hyperlink w:anchor="_Toc230681441" w:history="1">
         <w:r>
           <w:rPr>
             <w:rStyle w:val="Hyperlink"/>
@@ -155,7 +155,7 @@
           <w:rPr>
             <w:webHidden/>
           </w:rPr>
-          <w:instrText xml:space="preserve"> PAGEREF _Toc230347862 \h </w:instrText>
+          <w:instrText xml:space="preserve"> PAGEREF _Toc230681441 \h </w:instrText>
         </w:r>
         <w:r>
           <w:rPr>
@@ -193,7 +193,7 @@
           <w:lang w:eastAsia="en-US"/>
         </w:rPr>
       </w:pPr>
-      <w:hyperlink w:anchor="_Toc230347863" w:history="1">
+      <w:hyperlink w:anchor="_Toc230681442" w:history="1">
         <w:r>
           <w:rPr>
             <w:rStyle w:val="Hyperlink"/>
@@ -220,7 +220,7 @@
             <w:noProof/>
             <w:webHidden/>
           </w:rPr>
-          <w:instrText xml:space="preserve"> PAGEREF _Toc230347863 \h </w:instrText>
+          <w:instrText xml:space="preserve"> PAGEREF _Toc230681442 \h </w:instrText>
         </w:r>
         <w:r>
           <w:rPr>
@@ -262,7 +262,7 @@
           <w:lang w:eastAsia="en-US"/>
         </w:rPr>
       </w:pPr>
-      <w:hyperlink w:anchor="_Toc230347864" w:history="1">
+      <w:hyperlink w:anchor="_Toc230681443" w:history="1">
         <w:r>
           <w:rPr>
             <w:rStyle w:val="Hyperlink"/>
@@ -289,7 +289,7 @@
             <w:noProof/>
             <w:webHidden/>
           </w:rPr>
-          <w:instrText xml:space="preserve"> PAGEREF _Toc230347864 \h </w:instrText>
+          <w:instrText xml:space="preserve"> PAGEREF _Toc230681443 \h </w:instrText>
         </w:r>
         <w:r>
           <w:rPr>
@@ -331,7 +331,7 @@
           <w:lang w:eastAsia="en-US"/>
         </w:rPr>
       </w:pPr>
-      <w:hyperlink w:anchor="_Toc230347865" w:history="1">
+      <w:hyperlink w:anchor="_Toc230681444" w:history="1">
         <w:r>
           <w:rPr>
             <w:rStyle w:val="Hyperlink"/>
@@ -358,7 +358,7 @@
             <w:noProof/>
             <w:webHidden/>
           </w:rPr>
-          <w:instrText xml:space="preserve"> PAGEREF _Toc230347865 \h </w:instrText>
+          <w:instrText xml:space="preserve"> PAGEREF _Toc230681444 \h </w:instrText>
         </w:r>
         <w:r>
           <w:rPr>
@@ -400,7 +400,7 @@
           <w:lang w:eastAsia="en-US"/>
         </w:rPr>
       </w:pPr>
-      <w:hyperlink w:anchor="_Toc230347866" w:history="1">
+      <w:hyperlink w:anchor="_Toc230681445" w:history="1">
         <w:r>
           <w:rPr>
             <w:rStyle w:val="Hyperlink"/>
@@ -427,7 +427,7 @@
             <w:noProof/>
             <w:webHidden/>
           </w:rPr>
-          <w:instrText xml:space="preserve"> PAGEREF _Toc230347866 \h </w:instrText>
+          <w:instrText xml:space="preserve"> PAGEREF _Toc230681445 \h </w:instrText>
         </w:r>
         <w:r>
           <w:rPr>
@@ -469,7 +469,7 @@
           <w:lang w:eastAsia="en-US"/>
         </w:rPr>
       </w:pPr>
-      <w:hyperlink w:anchor="_Toc230347867" w:history="1">
+      <w:hyperlink w:anchor="_Toc230681446" w:history="1">
         <w:r>
           <w:rPr>
             <w:rStyle w:val="Hyperlink"/>
@@ -496,7 +496,7 @@
             <w:noProof/>
             <w:webHidden/>
           </w:rPr>
-          <w:instrText xml:space="preserve"> PAGEREF _Toc230347867 \h </w:instrText>
+          <w:instrText xml:space="preserve"> PAGEREF _Toc230681446 \h </w:instrText>
         </w:r>
         <w:r>
           <w:rPr>
@@ -538,7 +538,7 @@
           <w:lang w:eastAsia="en-US"/>
         </w:rPr>
       </w:pPr>
-      <w:hyperlink w:anchor="_Toc230347868" w:history="1">
+      <w:hyperlink w:anchor="_Toc230681447" w:history="1">
         <w:r>
           <w:rPr>
             <w:rStyle w:val="Hyperlink"/>
@@ -565,7 +565,7 @@
             <w:noProof/>
             <w:webHidden/>
           </w:rPr>
-          <w:instrText xml:space="preserve"> PAGEREF _Toc230347868 \h </w:instrText>
+          <w:instrText xml:space="preserve"> PAGEREF _Toc230681447 \h </w:instrText>
         </w:r>
         <w:r>
           <w:rPr>
@@ -607,7 +607,7 @@
           <w:lang w:eastAsia="en-US"/>
         </w:rPr>
       </w:pPr>
-      <w:hyperlink w:anchor="_Toc230347869" w:history="1">
+      <w:hyperlink w:anchor="_Toc230681448" w:history="1">
         <w:r>
           <w:rPr>
             <w:rStyle w:val="Hyperlink"/>
@@ -634,7 +634,7 @@
             <w:noProof/>
             <w:webHidden/>
           </w:rPr>
-          <w:instrText xml:space="preserve"> PAGEREF _Toc230347869 \h </w:instrText>
+          <w:instrText xml:space="preserve"> PAGEREF _Toc230681448 \h </w:instrText>
         </w:r>
         <w:r>
           <w:rPr>
@@ -676,7 +676,7 @@
           <w:lang w:eastAsia="en-US"/>
         </w:rPr>
       </w:pPr>
-      <w:hyperlink w:anchor="_Toc230347870" w:history="1">
+      <w:hyperlink w:anchor="_Toc230681449" w:history="1">
         <w:r>
           <w:rPr>
             <w:rStyle w:val="Hyperlink"/>
@@ -703,7 +703,7 @@
             <w:noProof/>
             <w:webHidden/>
           </w:rPr>
-          <w:instrText xml:space="preserve"> PAGEREF _Toc230347870 \h </w:instrText>
+          <w:instrText xml:space="preserve"> PAGEREF _Toc230681449 \h </w:instrText>
         </w:r>
         <w:r>
           <w:rPr>
@@ -745,7 +745,7 @@
           <w:lang w:eastAsia="en-US"/>
         </w:rPr>
       </w:pPr>
-      <w:hyperlink w:anchor="_Toc230347871" w:history="1">
+      <w:hyperlink w:anchor="_Toc230681450" w:history="1">
         <w:r>
           <w:rPr>
             <w:rStyle w:val="Hyperlink"/>
@@ -772,7 +772,7 @@
             <w:noProof/>
             <w:webHidden/>
           </w:rPr>
-          <w:instrText xml:space="preserve"> PAGEREF _Toc230347871 \h </w:instrText>
+          <w:instrText xml:space="preserve"> PAGEREF _Toc230681450 \h </w:instrText>
         </w:r>
         <w:r>
           <w:rPr>
@@ -814,7 +814,7 @@
           <w:lang w:eastAsia="en-US"/>
         </w:rPr>
       </w:pPr>
-      <w:hyperlink w:anchor="_Toc230347872" w:history="1">
+      <w:hyperlink w:anchor="_Toc230681451" w:history="1">
         <w:r>
           <w:rPr>
             <w:rStyle w:val="Hyperlink"/>
@@ -841,7 +841,7 @@
             <w:noProof/>
             <w:webHidden/>
           </w:rPr>
-          <w:instrText xml:space="preserve"> PAGEREF _Toc230347872 \h </w:instrText>
+          <w:instrText xml:space="preserve"> PAGEREF _Toc230681451 \h </w:instrText>
         </w:r>
         <w:r>
           <w:rPr>
@@ -883,7 +883,7 @@
           <w:lang w:eastAsia="en-US"/>
         </w:rPr>
       </w:pPr>
-      <w:hyperlink w:anchor="_Toc230347873" w:history="1">
+      <w:hyperlink w:anchor="_Toc230681452" w:history="1">
         <w:r>
           <w:rPr>
             <w:rStyle w:val="Hyperlink"/>
@@ -910,7 +910,7 @@
             <w:noProof/>
             <w:webHidden/>
           </w:rPr>
-          <w:instrText xml:space="preserve"> PAGEREF _Toc230347873 \h </w:instrText>
+          <w:instrText xml:space="preserve"> PAGEREF _Toc230681452 \h </w:instrText>
         </w:r>
         <w:r>
           <w:rPr>
@@ -952,7 +952,7 @@
           <w:lang w:eastAsia="en-US"/>
         </w:rPr>
       </w:pPr>
-      <w:hyperlink w:anchor="_Toc230347874" w:history="1">
+      <w:hyperlink w:anchor="_Toc230681453" w:history="1">
         <w:r>
           <w:rPr>
             <w:rStyle w:val="Hyperlink"/>
@@ -979,7 +979,7 @@
             <w:noProof/>
             <w:webHidden/>
           </w:rPr>
-          <w:instrText xml:space="preserve"> PAGEREF _Toc230347874 \h </w:instrText>
+          <w:instrText xml:space="preserve"> PAGEREF _Toc230681453 \h </w:instrText>
         </w:r>
         <w:r>
           <w:rPr>
@@ -1021,7 +1021,7 @@
           <w:lang w:eastAsia="en-US"/>
         </w:rPr>
       </w:pPr>
-      <w:hyperlink w:anchor="_Toc230347875" w:history="1">
+      <w:hyperlink w:anchor="_Toc230681454" w:history="1">
         <w:r>
           <w:rPr>
             <w:rStyle w:val="Hyperlink"/>
@@ -1048,7 +1048,7 @@
             <w:noProof/>
             <w:webHidden/>
           </w:rPr>
-          <w:instrText xml:space="preserve"> PAGEREF _Toc230347875 \h </w:instrText>
+          <w:instrText xml:space="preserve"> PAGEREF _Toc230681454 \h </w:instrText>
         </w:r>
         <w:r>
           <w:rPr>
@@ -1090,7 +1090,7 @@
           <w:lang w:eastAsia="en-US"/>
         </w:rPr>
       </w:pPr>
-      <w:hyperlink w:anchor="_Toc230347876" w:history="1">
+      <w:hyperlink w:anchor="_Toc230681455" w:history="1">
         <w:r>
           <w:rPr>
             <w:rStyle w:val="Hyperlink"/>
@@ -1117,7 +1117,7 @@
             <w:noProof/>
             <w:webHidden/>
           </w:rPr>
-          <w:instrText xml:space="preserve"> PAGEREF _Toc230347876 \h </w:instrText>
+          <w:instrText xml:space="preserve"> PAGEREF _Toc230681455 \h </w:instrText>
         </w:r>
         <w:r>
           <w:rPr>
@@ -1159,7 +1159,7 @@
           <w:lang w:eastAsia="en-US"/>
         </w:rPr>
       </w:pPr>
-      <w:hyperlink w:anchor="_Toc230347877" w:history="1">
+      <w:hyperlink w:anchor="_Toc230681456" w:history="1">
         <w:r>
           <w:rPr>
             <w:rStyle w:val="Hyperlink"/>
@@ -1186,7 +1186,7 @@
             <w:noProof/>
             <w:webHidden/>
           </w:rPr>
-          <w:instrText xml:space="preserve"> PAGEREF _Toc230347877 \h </w:instrText>
+          <w:instrText xml:space="preserve"> PAGEREF _Toc230681456 \h </w:instrText>
         </w:r>
         <w:r>
           <w:rPr>
@@ -1228,7 +1228,7 @@
           <w:lang w:eastAsia="en-US"/>
         </w:rPr>
       </w:pPr>
-      <w:hyperlink w:anchor="_Toc230347878" w:history="1">
+      <w:hyperlink w:anchor="_Toc230681457" w:history="1">
         <w:r>
           <w:rPr>
             <w:rStyle w:val="Hyperlink"/>
@@ -1255,7 +1255,7 @@
             <w:noProof/>
             <w:webHidden/>
           </w:rPr>
-          <w:instrText xml:space="preserve"> PAGEREF _Toc230347878 \h </w:instrText>
+          <w:instrText xml:space="preserve"> PAGEREF _Toc230681457 \h </w:instrText>
         </w:r>
         <w:r>
           <w:rPr>
@@ -1297,7 +1297,7 @@
           <w:lang w:eastAsia="en-US"/>
         </w:rPr>
       </w:pPr>
-      <w:hyperlink w:anchor="_Toc230347879" w:history="1">
+      <w:hyperlink w:anchor="_Toc230681458" w:history="1">
         <w:r>
           <w:rPr>
             <w:rStyle w:val="Hyperlink"/>
@@ -1324,7 +1324,7 @@
             <w:noProof/>
             <w:webHidden/>
           </w:rPr>
-          <w:instrText xml:space="preserve"> PAGEREF _Toc230347879 \h </w:instrText>
+          <w:instrText xml:space="preserve"> PAGEREF _Toc230681458 \h </w:instrText>
         </w:r>
         <w:r>
           <w:rPr>
@@ -1366,7 +1366,7 @@
           <w:lang w:eastAsia="en-US"/>
         </w:rPr>
       </w:pPr>
-      <w:hyperlink w:anchor="_Toc230347880" w:history="1">
+      <w:hyperlink w:anchor="_Toc230681459" w:history="1">
         <w:r>
           <w:rPr>
             <w:rStyle w:val="Hyperlink"/>
@@ -1393,7 +1393,7 @@
             <w:noProof/>
             <w:webHidden/>
           </w:rPr>
-          <w:instrText xml:space="preserve"> PAGEREF _Toc230347880 \h </w:instrText>
+          <w:instrText xml:space="preserve"> PAGEREF _Toc230681459 \h </w:instrText>
         </w:r>
         <w:r>
           <w:rPr>
@@ -1435,7 +1435,7 @@
           <w:lang w:eastAsia="en-US"/>
         </w:rPr>
       </w:pPr>
-      <w:hyperlink w:anchor="_Toc230347881" w:history="1">
+      <w:hyperlink w:anchor="_Toc230681460" w:history="1">
         <w:r>
           <w:rPr>
             <w:rStyle w:val="Hyperlink"/>
@@ -1462,7 +1462,7 @@
             <w:noProof/>
             <w:webHidden/>
           </w:rPr>
-          <w:instrText xml:space="preserve"> PAGEREF _Toc230347881 \h </w:instrText>
+          <w:instrText xml:space="preserve"> PAGEREF _Toc230681460 \h </w:instrText>
         </w:r>
         <w:r>
           <w:rPr>
@@ -1504,7 +1504,7 @@
           <w:lang w:eastAsia="en-US"/>
         </w:rPr>
       </w:pPr>
-      <w:hyperlink w:anchor="_Toc230347882" w:history="1">
+      <w:hyperlink w:anchor="_Toc230681461" w:history="1">
         <w:r>
           <w:rPr>
             <w:rStyle w:val="Hyperlink"/>
@@ -1531,7 +1531,7 @@
             <w:noProof/>
             <w:webHidden/>
           </w:rPr>
-          <w:instrText xml:space="preserve"> PAGEREF _Toc230347882 \h </w:instrText>
+          <w:instrText xml:space="preserve"> PAGEREF _Toc230681461 \h </w:instrText>
         </w:r>
         <w:r>
           <w:rPr>
@@ -1573,7 +1573,7 @@
           <w:lang w:eastAsia="en-US"/>
         </w:rPr>
       </w:pPr>
-      <w:hyperlink w:anchor="_Toc230347883" w:history="1">
+      <w:hyperlink w:anchor="_Toc230681462" w:history="1">
         <w:r>
           <w:rPr>
             <w:rStyle w:val="Hyperlink"/>
@@ -1600,7 +1600,7 @@
             <w:noProof/>
             <w:webHidden/>
           </w:rPr>
-          <w:instrText xml:space="preserve"> PAGEREF _Toc230347883 \h </w:instrText>
+          <w:instrText xml:space="preserve"> PAGEREF _Toc230681462 \h </w:instrText>
         </w:r>
         <w:r>
           <w:rPr>
@@ -1642,7 +1642,7 @@
           <w:lang w:eastAsia="en-US"/>
         </w:rPr>
       </w:pPr>
-      <w:hyperlink w:anchor="_Toc230347884" w:history="1">
+      <w:hyperlink w:anchor="_Toc230681463" w:history="1">
         <w:r>
           <w:rPr>
             <w:rStyle w:val="Hyperlink"/>
@@ -1669,7 +1669,7 @@
             <w:noProof/>
             <w:webHidden/>
           </w:rPr>
-          <w:instrText xml:space="preserve"> PAGEREF _Toc230347884 \h </w:instrText>
+          <w:instrText xml:space="preserve"> PAGEREF _Toc230681463 \h </w:instrText>
         </w:r>
         <w:r>
           <w:rPr>
@@ -1711,7 +1711,7 @@
           <w:lang w:eastAsia="en-US"/>
         </w:rPr>
       </w:pPr>
-      <w:hyperlink w:anchor="_Toc230347885" w:history="1">
+      <w:hyperlink w:anchor="_Toc230681464" w:history="1">
         <w:r>
           <w:rPr>
             <w:rStyle w:val="Hyperlink"/>
@@ -1738,7 +1738,7 @@
             <w:noProof/>
             <w:webHidden/>
           </w:rPr>
-          <w:instrText xml:space="preserve"> PAGEREF _Toc230347885 \h </w:instrText>
+          <w:instrText xml:space="preserve"> PAGEREF _Toc230681464 \h </w:instrText>
         </w:r>
         <w:r>
           <w:rPr>
@@ -1780,7 +1780,7 @@
           <w:lang w:eastAsia="en-US"/>
         </w:rPr>
       </w:pPr>
-      <w:hyperlink w:anchor="_Toc230347886" w:history="1">
+      <w:hyperlink w:anchor="_Toc230681465" w:history="1">
         <w:r>
           <w:rPr>
             <w:rStyle w:val="Hyperlink"/>
@@ -1807,7 +1807,7 @@
             <w:noProof/>
             <w:webHidden/>
           </w:rPr>
-          <w:instrText xml:space="preserve"> PAGEREF _Toc230347886 \h </w:instrText>
+          <w:instrText xml:space="preserve"> PAGEREF _Toc230681465 \h </w:instrText>
         </w:r>
         <w:r>
           <w:rPr>
@@ -1849,7 +1849,7 @@
           <w:lang w:eastAsia="en-US"/>
         </w:rPr>
       </w:pPr>
-      <w:hyperlink w:anchor="_Toc230347887" w:history="1">
+      <w:hyperlink w:anchor="_Toc230681466" w:history="1">
         <w:r>
           <w:rPr>
             <w:rStyle w:val="Hyperlink"/>
@@ -1872,7 +1872,7 @@
           <w:rPr>
             <w:webHidden/>
           </w:rPr>
-          <w:instrText xml:space="preserve"> PAGEREF _Toc230347887 \h </w:instrText>
+          <w:instrText xml:space="preserve"> PAGEREF _Toc230681466 \h </w:instrText>
         </w:r>
         <w:r>
           <w:rPr>
@@ -1910,7 +1910,7 @@
           <w:lang w:eastAsia="en-US"/>
         </w:rPr>
       </w:pPr>
-      <w:hyperlink w:anchor="_Toc230347888" w:history="1">
+      <w:hyperlink w:anchor="_Toc230681467" w:history="1">
         <w:r>
           <w:rPr>
             <w:rStyle w:val="Hyperlink"/>
@@ -1937,7 +1937,7 @@
             <w:noProof/>
             <w:webHidden/>
           </w:rPr>
-          <w:instrText xml:space="preserve"> PAGEREF _Toc230347888 \h </w:instrText>
+          <w:instrText xml:space="preserve"> PAGEREF _Toc230681467 \h </w:instrText>
         </w:r>
         <w:r>
           <w:rPr>
@@ -1979,7 +1979,7 @@
           <w:lang w:eastAsia="en-US"/>
         </w:rPr>
       </w:pPr>
-      <w:hyperlink w:anchor="_Toc230347889" w:history="1">
+      <w:hyperlink w:anchor="_Toc230681468" w:history="1">
         <w:r>
           <w:rPr>
             <w:rStyle w:val="Hyperlink"/>
@@ -2006,7 +2006,7 @@
             <w:noProof/>
             <w:webHidden/>
           </w:rPr>
-          <w:instrText xml:space="preserve"> PAGEREF _Toc230347889 \h </w:instrText>
+          <w:instrText xml:space="preserve"> PAGEREF _Toc230681468 \h </w:instrText>
         </w:r>
         <w:r>
           <w:rPr>
@@ -2048,7 +2048,7 @@
           <w:lang w:eastAsia="en-US"/>
         </w:rPr>
       </w:pPr>
-      <w:hyperlink w:anchor="_Toc230347890" w:history="1">
+      <w:hyperlink w:anchor="_Toc230681469" w:history="1">
         <w:r>
           <w:rPr>
             <w:rStyle w:val="Hyperlink"/>
@@ -2075,7 +2075,7 @@
             <w:noProof/>
             <w:webHidden/>
           </w:rPr>
-          <w:instrText xml:space="preserve"> PAGEREF _Toc230347890 \h </w:instrText>
+          <w:instrText xml:space="preserve"> PAGEREF _Toc230681469 \h </w:instrText>
         </w:r>
         <w:r>
           <w:rPr>
@@ -2117,7 +2117,7 @@
           <w:lang w:eastAsia="en-US"/>
         </w:rPr>
       </w:pPr>
-      <w:hyperlink w:anchor="_Toc230347891" w:history="1">
+      <w:hyperlink w:anchor="_Toc230681470" w:history="1">
         <w:r>
           <w:rPr>
             <w:rStyle w:val="Hyperlink"/>
@@ -2144,7 +2144,7 @@
             <w:noProof/>
             <w:webHidden/>
           </w:rPr>
-          <w:instrText xml:space="preserve"> PAGEREF _Toc230347891 \h </w:instrText>
+          <w:instrText xml:space="preserve"> PAGEREF _Toc230681470 \h </w:instrText>
         </w:r>
         <w:r>
           <w:rPr>
@@ -2186,7 +2186,7 @@
           <w:lang w:eastAsia="en-US"/>
         </w:rPr>
       </w:pPr>
-      <w:hyperlink w:anchor="_Toc230347892" w:history="1">
+      <w:hyperlink w:anchor="_Toc230681471" w:history="1">
         <w:r>
           <w:rPr>
             <w:rStyle w:val="Hyperlink"/>
@@ -2213,7 +2213,7 @@
             <w:noProof/>
             <w:webHidden/>
           </w:rPr>
-          <w:instrText xml:space="preserve"> PAGEREF _Toc230347892 \h </w:instrText>
+          <w:instrText xml:space="preserve"> PAGEREF _Toc230681471 \h </w:instrText>
         </w:r>
         <w:r>
           <w:rPr>
@@ -2255,7 +2255,7 @@
           <w:lang w:eastAsia="en-US"/>
         </w:rPr>
       </w:pPr>
-      <w:hyperlink w:anchor="_Toc230347893" w:history="1">
+      <w:hyperlink w:anchor="_Toc230681472" w:history="1">
         <w:r>
           <w:rPr>
             <w:rStyle w:val="Hyperlink"/>
@@ -2282,7 +2282,7 @@
             <w:noProof/>
             <w:webHidden/>
           </w:rPr>
-          <w:instrText xml:space="preserve"> PAGEREF _Toc230347893 \h </w:instrText>
+          <w:instrText xml:space="preserve"> PAGEREF _Toc230681472 \h </w:instrText>
         </w:r>
         <w:r>
           <w:rPr>
@@ -2324,7 +2324,7 @@
           <w:lang w:eastAsia="en-US"/>
         </w:rPr>
       </w:pPr>
-      <w:hyperlink w:anchor="_Toc230347894" w:history="1">
+      <w:hyperlink w:anchor="_Toc230681473" w:history="1">
         <w:r>
           <w:rPr>
             <w:rStyle w:val="Hyperlink"/>
@@ -2351,7 +2351,7 @@
             <w:noProof/>
             <w:webHidden/>
           </w:rPr>
-          <w:instrText xml:space="preserve"> PAGEREF _Toc230347894 \h </w:instrText>
+          <w:instrText xml:space="preserve"> PAGEREF _Toc230681473 \h </w:instrText>
         </w:r>
         <w:r>
           <w:rPr>
@@ -2393,7 +2393,7 @@
           <w:lang w:eastAsia="en-US"/>
         </w:rPr>
       </w:pPr>
-      <w:hyperlink w:anchor="_Toc230347895" w:history="1">
+      <w:hyperlink w:anchor="_Toc230681474" w:history="1">
         <w:r>
           <w:rPr>
             <w:rStyle w:val="Hyperlink"/>
@@ -2420,7 +2420,7 @@
             <w:noProof/>
             <w:webHidden/>
           </w:rPr>
-          <w:instrText xml:space="preserve"> PAGEREF _Toc230347895 \h </w:instrText>
+          <w:instrText xml:space="preserve"> PAGEREF _Toc230681474 \h </w:instrText>
         </w:r>
         <w:r>
           <w:rPr>
@@ -2462,7 +2462,7 @@
           <w:lang w:eastAsia="en-US"/>
         </w:rPr>
       </w:pPr>
-      <w:hyperlink w:anchor="_Toc230347896" w:history="1">
+      <w:hyperlink w:anchor="_Toc230681475" w:history="1">
         <w:r>
           <w:rPr>
             <w:rStyle w:val="Hyperlink"/>
@@ -2489,7 +2489,7 @@
             <w:noProof/>
             <w:webHidden/>
           </w:rPr>
-          <w:instrText xml:space="preserve"> PAGEREF _Toc230347896 \h </w:instrText>
+          <w:instrText xml:space="preserve"> PAGEREF _Toc230681475 \h </w:instrText>
         </w:r>
         <w:r>
           <w:rPr>
@@ -2531,7 +2531,7 @@
           <w:lang w:eastAsia="en-US"/>
         </w:rPr>
       </w:pPr>
-      <w:hyperlink w:anchor="_Toc230347897" w:history="1">
+      <w:hyperlink w:anchor="_Toc230681476" w:history="1">
         <w:r>
           <w:rPr>
             <w:rStyle w:val="Hyperlink"/>
@@ -2558,7 +2558,7 @@
             <w:noProof/>
             <w:webHidden/>
           </w:rPr>
-          <w:instrText xml:space="preserve"> PAGEREF _Toc230347897 \h </w:instrText>
+          <w:instrText xml:space="preserve"> PAGEREF _Toc230681476 \h </w:instrText>
         </w:r>
         <w:r>
           <w:rPr>
@@ -2600,7 +2600,7 @@
           <w:lang w:eastAsia="en-US"/>
         </w:rPr>
       </w:pPr>
-      <w:hyperlink w:anchor="_Toc230347898" w:history="1">
+      <w:hyperlink w:anchor="_Toc230681477" w:history="1">
         <w:r>
           <w:rPr>
             <w:rStyle w:val="Hyperlink"/>
@@ -2627,7 +2627,7 @@
             <w:noProof/>
             <w:webHidden/>
           </w:rPr>
-          <w:instrText xml:space="preserve"> PAGEREF _Toc230347898 \h </w:instrText>
+          <w:instrText xml:space="preserve"> PAGEREF _Toc230681477 \h </w:instrText>
         </w:r>
         <w:r>
           <w:rPr>
@@ -2669,7 +2669,7 @@
           <w:lang w:eastAsia="en-US"/>
         </w:rPr>
       </w:pPr>
-      <w:hyperlink w:anchor="_Toc230347899" w:history="1">
+      <w:hyperlink w:anchor="_Toc230681478" w:history="1">
         <w:r>
           <w:rPr>
             <w:rStyle w:val="Hyperlink"/>
@@ -2692,7 +2692,7 @@
           <w:rPr>
             <w:webHidden/>
           </w:rPr>
-          <w:instrText xml:space="preserve"> PAGEREF _Toc230347899 \h </w:instrText>
+          <w:instrText xml:space="preserve"> PAGEREF _Toc230681478 \h </w:instrText>
         </w:r>
         <w:r>
           <w:rPr>
@@ -2709,7 +2709,7 @@
           <w:rPr>
             <w:webHidden/>
           </w:rPr>
-          <w:t>15</w:t>
+          <w:t>16</w:t>
         </w:r>
         <w:r>
           <w:rPr>
@@ -2730,7 +2730,7 @@
           <w:lang w:eastAsia="en-US"/>
         </w:rPr>
       </w:pPr>
-      <w:hyperlink w:anchor="_Toc230347900" w:history="1">
+      <w:hyperlink w:anchor="_Toc230681479" w:history="1">
         <w:r>
           <w:rPr>
             <w:rStyle w:val="Hyperlink"/>
@@ -2757,7 +2757,7 @@
             <w:noProof/>
             <w:webHidden/>
           </w:rPr>
-          <w:instrText xml:space="preserve"> PAGEREF _Toc230347900 \h </w:instrText>
+          <w:instrText xml:space="preserve"> PAGEREF _Toc230681479 \h </w:instrText>
         </w:r>
         <w:r>
           <w:rPr>
@@ -2777,7 +2777,7 @@
             <w:noProof/>
             <w:webHidden/>
           </w:rPr>
-          <w:t>15</w:t>
+          <w:t>16</w:t>
         </w:r>
         <w:r>
           <w:rPr>
@@ -2810,7 +2810,7 @@
       <w:pPr>
         <w:pStyle w:val="Heading1"/>
       </w:pPr>
-      <w:bookmarkStart w:id="0" w:name="_Toc230347862"/>
+      <w:bookmarkStart w:id="0" w:name="_Toc230681441"/>
       <w:r>
         <w:lastRenderedPageBreak/>
         <w:t>Source Control</w:t>
@@ -2897,7 +2897,7 @@
       <w:pPr>
         <w:pStyle w:val="Heading2"/>
       </w:pPr>
-      <w:bookmarkStart w:id="1" w:name="_Toc230347863"/>
+      <w:bookmarkStart w:id="1" w:name="_Toc230681442"/>
       <w:r>
         <w:t>Repositories</w:t>
       </w:r>
@@ -3107,7 +3107,7 @@
       <w:pPr>
         <w:pStyle w:val="Heading3"/>
       </w:pPr>
-      <w:bookmarkStart w:id="2" w:name="_Toc230347864"/>
+      <w:bookmarkStart w:id="2" w:name="_Toc230681443"/>
       <w:r>
         <w:t>Authentication</w:t>
       </w:r>
@@ -3453,7 +3453,27 @@
         <w:rPr>
           <w:lang w:eastAsia="ar-SA"/>
         </w:rPr>
-        <w:t xml:space="preserve"> It only makes a difference in how you are authenticated. In addition to providing authentication, you need to be added as a “collaborator” on the project by the owner of the repository</w:t>
+        <w:t xml:space="preserve"> It only makes a difference in how y</w:t>
+      </w:r>
+      <w:r>
+        <w:rPr>
+          <w:lang w:eastAsia="ar-SA"/>
+        </w:rPr>
+        <w:t>ou are authenticated.</w:t>
+      </w:r>
+    </w:p>
+    <w:p>
+      <w:pPr>
+        <w:pStyle w:val="Body-Text"/>
+        <w:rPr>
+          <w:lang w:eastAsia="ar-SA"/>
+        </w:rPr>
+      </w:pPr>
+      <w:r>
+        <w:rPr>
+          <w:lang w:eastAsia="ar-SA"/>
+        </w:rPr>
+        <w:t>In addition to providing authentication, you need to be added as a “collaborator” on the project by the owner of the repository</w:t>
       </w:r>
       <w:r>
         <w:rPr>
@@ -3472,7 +3492,7 @@
       <w:pPr>
         <w:pStyle w:val="Heading2"/>
       </w:pPr>
-      <w:bookmarkStart w:id="3" w:name="_Toc230347865"/>
+      <w:bookmarkStart w:id="3" w:name="_Toc230681444"/>
       <w:r>
         <w:t>Branches</w:t>
       </w:r>
@@ -3483,7 +3503,21 @@
         <w:pStyle w:val="Body-Text"/>
       </w:pPr>
       <w:r>
-        <w:t xml:space="preserve">A branch refers to when to separate versions of the same code exist. The original version continues in one branch and a separate branch is created to keep copies of changes </w:t>
+        <w:t xml:space="preserve">A branch refers </w:t>
+      </w:r>
+      <w:proofErr w:type="gramStart"/>
+      <w:r>
+        <w:t xml:space="preserve">to </w:t>
+      </w:r>
+      <w:r>
+        <w:t>a</w:t>
+      </w:r>
+      <w:r>
+        <w:t xml:space="preserve"> separate versions</w:t>
+      </w:r>
+      <w:proofErr w:type="gramEnd"/>
+      <w:r>
+        <w:t xml:space="preserve"> of the same code. The original version continues in one branch and a separate branch is created to keep copies of changes </w:t>
       </w:r>
       <w:r>
         <w:t xml:space="preserve">that </w:t>
@@ -3697,7 +3731,7 @@
       <w:pPr>
         <w:pStyle w:val="Heading2"/>
       </w:pPr>
-      <w:bookmarkStart w:id="4" w:name="_Toc230347866"/>
+      <w:bookmarkStart w:id="4" w:name="_Toc230681445"/>
       <w:r>
         <w:t>Creat</w:t>
       </w:r>
@@ -3863,6 +3897,7 @@
         <w:spacing w:after="0"/>
       </w:pPr>
       <w:r>
+        <w:lastRenderedPageBreak/>
         <w:t>Enter the account password.</w:t>
       </w:r>
     </w:p>
@@ -3872,7 +3907,6 @@
         <w:spacing w:after="0"/>
       </w:pPr>
       <w:r>
-        <w:lastRenderedPageBreak/>
         <w:t>Note:</w:t>
       </w:r>
       <w:r>
@@ -5348,7 +5382,7 @@
       <w:pPr>
         <w:pStyle w:val="Heading2"/>
       </w:pPr>
-      <w:bookmarkStart w:id="5" w:name="_Toc230347867"/>
+      <w:bookmarkStart w:id="5" w:name="_Toc230681446"/>
       <w:r>
         <w:t xml:space="preserve">Using Git </w:t>
       </w:r>
@@ -5364,7 +5398,7 @@
       <w:pPr>
         <w:pStyle w:val="Heading3"/>
       </w:pPr>
-      <w:bookmarkStart w:id="6" w:name="_Toc230347868"/>
+      <w:bookmarkStart w:id="6" w:name="_Toc230681447"/>
       <w:r>
         <w:t>Configuration</w:t>
       </w:r>
@@ -6027,7 +6061,7 @@
       <w:pPr>
         <w:pStyle w:val="Heading3"/>
       </w:pPr>
-      <w:bookmarkStart w:id="7" w:name="_Toc230347869"/>
+      <w:bookmarkStart w:id="7" w:name="_Toc230681448"/>
       <w:r>
         <w:t>Create</w:t>
       </w:r>
@@ -6059,7 +6093,13 @@
         <w:t xml:space="preserve">, you can make a local copy of the </w:t>
       </w:r>
       <w:r>
-        <w:t>TaxTools repository (i.e., source code + Git tracking information) by</w:t>
+        <w:t xml:space="preserve">TaxTools repository (i.e., source code </w:t>
+      </w:r>
+      <w:r>
+        <w:t>+</w:t>
+      </w:r>
+      <w:r>
+        <w:t xml:space="preserve"> Git tracking information) by</w:t>
       </w:r>
       <w:r>
         <w:t xml:space="preserve"> c</w:t>
@@ -6212,7 +6252,7 @@
       <w:pPr>
         <w:pStyle w:val="Heading3"/>
       </w:pPr>
-      <w:bookmarkStart w:id="8" w:name="_Toc230347870"/>
+      <w:bookmarkStart w:id="8" w:name="_Toc230681449"/>
       <w:r>
         <w:t>Create</w:t>
       </w:r>
@@ -6347,7 +6387,7 @@
       <w:pPr>
         <w:pStyle w:val="Heading3"/>
       </w:pPr>
-      <w:bookmarkStart w:id="9" w:name="_Toc230347871"/>
+      <w:bookmarkStart w:id="9" w:name="_Toc230681450"/>
       <w:r>
         <w:t>Synchronize with Remote Repository</w:t>
       </w:r>
@@ -6457,7 +6497,7 @@
       <w:pPr>
         <w:pStyle w:val="Heading3"/>
       </w:pPr>
-      <w:bookmarkStart w:id="10" w:name="_Toc230347872"/>
+      <w:bookmarkStart w:id="10" w:name="_Toc230681451"/>
       <w:r>
         <w:t>Get Status</w:t>
       </w:r>
@@ -6928,7 +6968,7 @@
       <w:pPr>
         <w:pStyle w:val="Heading3"/>
       </w:pPr>
-      <w:bookmarkStart w:id="11" w:name="_Toc230347873"/>
+      <w:bookmarkStart w:id="11" w:name="_Toc230681452"/>
       <w:r>
         <w:t>Select a Branch</w:t>
       </w:r>
@@ -7591,7 +7631,7 @@
       <w:pPr>
         <w:pStyle w:val="Heading3"/>
       </w:pPr>
-      <w:bookmarkStart w:id="12" w:name="_Toc230347874"/>
+      <w:bookmarkStart w:id="12" w:name="_Toc230681453"/>
       <w:r>
         <w:t>Create a New Branch</w:t>
       </w:r>
@@ -7767,7 +7807,7 @@
       <w:pPr>
         <w:pStyle w:val="Heading3"/>
       </w:pPr>
-      <w:bookmarkStart w:id="13" w:name="_Toc230347875"/>
+      <w:bookmarkStart w:id="13" w:name="_Toc230681454"/>
       <w:r>
         <w:t>Add</w:t>
       </w:r>
@@ -8004,7 +8044,7 @@
       <w:pPr>
         <w:pStyle w:val="Heading3"/>
       </w:pPr>
-      <w:bookmarkStart w:id="14" w:name="_Toc230347876"/>
+      <w:bookmarkStart w:id="14" w:name="_Toc230681455"/>
       <w:r>
         <w:t>Delete a file</w:t>
       </w:r>
@@ -8143,7 +8183,7 @@
       <w:pPr>
         <w:pStyle w:val="Heading3"/>
       </w:pPr>
-      <w:bookmarkStart w:id="15" w:name="_Toc230347877"/>
+      <w:bookmarkStart w:id="15" w:name="_Toc230681456"/>
       <w:r>
         <w:t>Change a File</w:t>
       </w:r>
@@ -8454,7 +8494,7 @@
       <w:pPr>
         <w:pStyle w:val="Heading3"/>
       </w:pPr>
-      <w:bookmarkStart w:id="16" w:name="_Toc230347878"/>
+      <w:bookmarkStart w:id="16" w:name="_Toc230681457"/>
       <w:r>
         <w:t>Stage a File</w:t>
       </w:r>
@@ -8841,7 +8881,7 @@
       <w:pPr>
         <w:pStyle w:val="Heading3"/>
       </w:pPr>
-      <w:bookmarkStart w:id="17" w:name="_Toc230347879"/>
+      <w:bookmarkStart w:id="17" w:name="_Toc230681458"/>
       <w:r>
         <w:t xml:space="preserve">Commit a </w:t>
       </w:r>
@@ -8972,7 +9012,7 @@
       <w:pPr>
         <w:pStyle w:val="Heading3"/>
       </w:pPr>
-      <w:bookmarkStart w:id="18" w:name="_Toc230347880"/>
+      <w:bookmarkStart w:id="18" w:name="_Toc230681459"/>
       <w:r>
         <w:t>Push Changes to the Remote Repository</w:t>
       </w:r>
@@ -9111,7 +9151,7 @@
       <w:pPr>
         <w:pStyle w:val="Heading3"/>
       </w:pPr>
-      <w:bookmarkStart w:id="19" w:name="_Toc230347881"/>
+      <w:bookmarkStart w:id="19" w:name="_Toc230681460"/>
       <w:r>
         <w:t>Make a Change</w:t>
       </w:r>
@@ -9457,6 +9497,10 @@
       <w:r>
         <w:t xml:space="preserve"> checkout develop</w:t>
       </w:r>
+      <w:r>
+        <w:tab/>
+        <w:t># Change back to the development branch</w:t>
+      </w:r>
     </w:p>
     <w:p>
       <w:pPr>
@@ -9483,6 +9527,13 @@
           <w:rStyle w:val="SourceCodenon-literal"/>
         </w:rPr>
         <w:t>branch</w:t>
+      </w:r>
+      <w:r>
+        <w:tab/>
+      </w:r>
+      <w:r>
+        <w:tab/>
+        <w:t># Merge the changes</w:t>
       </w:r>
     </w:p>
     <w:p>
@@ -9617,7 +9668,7 @@
       <w:pPr>
         <w:pStyle w:val="Heading3"/>
       </w:pPr>
-      <w:bookmarkStart w:id="20" w:name="_Toc230347882"/>
+      <w:bookmarkStart w:id="20" w:name="_Toc230681461"/>
       <w:r>
         <w:t>Make Change to Main Branch</w:t>
       </w:r>
@@ -9928,7 +9979,7 @@
       <w:pPr>
         <w:pStyle w:val="Heading3"/>
       </w:pPr>
-      <w:bookmarkStart w:id="21" w:name="_Toc230347883"/>
+      <w:bookmarkStart w:id="21" w:name="_Toc230681462"/>
       <w:r>
         <w:t xml:space="preserve">Merge Development Branch into </w:t>
       </w:r>
@@ -10054,7 +10105,7 @@
         </w:numPr>
       </w:pPr>
       <w:r>
-        <w:t>Change to the release branch (main).</w:t>
+        <w:t>Change to the development branch (develop).</w:t>
       </w:r>
     </w:p>
     <w:p>
@@ -10072,7 +10123,7 @@
       <w:proofErr w:type="spellEnd"/>
       <w:proofErr w:type="gramEnd"/>
       <w:r>
-        <w:t xml:space="preserve"> checkout main</w:t>
+        <w:t xml:space="preserve"> checkout develop</w:t>
       </w:r>
     </w:p>
     <w:p>
@@ -10117,7 +10168,7 @@
         </w:numPr>
       </w:pPr>
       <w:r>
-        <w:t>Merge the development branch.</w:t>
+        <w:t>Update Version Information. Set the version number for the next release and make an entry in the log file.</w:t>
       </w:r>
     </w:p>
     <w:p>
@@ -10131,13 +10182,84 @@
       <w:proofErr w:type="spellStart"/>
       <w:proofErr w:type="gramStart"/>
       <w:r>
+        <w:t>cd</w:t>
+      </w:r>
+      <w:proofErr w:type="spellEnd"/>
+      <w:proofErr w:type="gramEnd"/>
+      <w:r>
+        <w:t xml:space="preserve"> Version</w:t>
+      </w:r>
+    </w:p>
+    <w:p>
+      <w:pPr>
+        <w:pStyle w:val="SourceCode"/>
+      </w:pPr>
+      <w:r>
+        <w:t>$ edit version.js version.html</w:t>
+      </w:r>
+    </w:p>
+    <w:p>
+      <w:pPr>
+        <w:pStyle w:val="SourceCode"/>
+      </w:pPr>
+      <w:r>
+        <w:t xml:space="preserve">$ </w:t>
+      </w:r>
+      <w:proofErr w:type="spellStart"/>
+      <w:proofErr w:type="gramStart"/>
+      <w:r>
         <w:t>git</w:t>
       </w:r>
       <w:proofErr w:type="spellEnd"/>
       <w:proofErr w:type="gramEnd"/>
       <w:r>
-        <w:t xml:space="preserve"> merge develop</w:t>
-      </w:r>
+        <w:t xml:space="preserve"> commit </w:t>
+      </w:r>
+      <w:r>
+        <w:t xml:space="preserve">–a </w:t>
+      </w:r>
+      <w:r>
+        <w:t xml:space="preserve">–m </w:t>
+      </w:r>
+      <w:r>
+        <w:t>“Update version information</w:t>
+      </w:r>
+      <w:r>
+        <w:t>.</w:t>
+      </w:r>
+      <w:r>
+        <w:t>”</w:t>
+      </w:r>
+      <w:r>
+        <w:tab/>
+        <w:t xml:space="preserve"># </w:t>
+      </w:r>
+      <w:proofErr w:type="gramStart"/>
+      <w:r>
+        <w:t>Add</w:t>
+      </w:r>
+      <w:proofErr w:type="gramEnd"/>
+      <w:r>
+        <w:t xml:space="preserve"> and commit</w:t>
+      </w:r>
+    </w:p>
+    <w:p>
+      <w:pPr>
+        <w:pStyle w:val="SourceCode"/>
+      </w:pPr>
+      <w:r>
+        <w:t xml:space="preserve">$ </w:t>
+      </w:r>
+      <w:proofErr w:type="spellStart"/>
+      <w:proofErr w:type="gramStart"/>
+      <w:r>
+        <w:t>cd</w:t>
+      </w:r>
+      <w:proofErr w:type="spellEnd"/>
+      <w:r>
+        <w:t xml:space="preserve"> ..</w:t>
+      </w:r>
+      <w:proofErr w:type="gramEnd"/>
     </w:p>
     <w:p>
       <w:pPr>
@@ -10153,7 +10275,7 @@
         </w:numPr>
       </w:pPr>
       <w:r>
-        <w:t>Update Version Information. Edit the version files directly in the main branch. Increment version number (second number) and update version log.</w:t>
+        <w:t>Change to the release branch (main).</w:t>
       </w:r>
     </w:p>
     <w:p>
@@ -10166,12 +10288,12 @@
       <w:proofErr w:type="spellStart"/>
       <w:proofErr w:type="gramStart"/>
       <w:r>
-        <w:t>cd</w:t>
+        <w:t>git</w:t>
       </w:r>
       <w:proofErr w:type="spellEnd"/>
       <w:proofErr w:type="gramEnd"/>
       <w:r>
-        <w:t xml:space="preserve"> Version</w:t>
+        <w:t xml:space="preserve"> checkout main</w:t>
       </w:r>
     </w:p>
     <w:p>
@@ -10181,17 +10303,6 @@
       <w:r>
         <w:t xml:space="preserve">$ </w:t>
       </w:r>
-      <w:r>
-        <w:t>edit version.js version.html</w:t>
-      </w:r>
-    </w:p>
-    <w:p>
-      <w:pPr>
-        <w:pStyle w:val="SourceCode"/>
-      </w:pPr>
-      <w:r>
-        <w:t xml:space="preserve">$ </w:t>
-      </w:r>
       <w:proofErr w:type="spellStart"/>
       <w:proofErr w:type="gramStart"/>
       <w:r>
@@ -10200,62 +10311,18 @@
       <w:proofErr w:type="spellEnd"/>
       <w:proofErr w:type="gramEnd"/>
       <w:r>
-        <w:t xml:space="preserve"> add version.js version.html</w:t>
-      </w:r>
-    </w:p>
-    <w:p>
-      <w:pPr>
-        <w:pStyle w:val="SourceCode"/>
-      </w:pPr>
-      <w:r>
-        <w:t xml:space="preserve">$ </w:t>
-      </w:r>
-      <w:proofErr w:type="spellStart"/>
-      <w:proofErr w:type="gramStart"/>
-      <w:r>
-        <w:t>git</w:t>
-      </w:r>
-      <w:proofErr w:type="spellEnd"/>
-      <w:proofErr w:type="gramEnd"/>
-      <w:r>
-        <w:t xml:space="preserve"> </w:t>
-      </w:r>
-      <w:r>
-        <w:t>commit</w:t>
-      </w:r>
-      <w:r>
-        <w:t xml:space="preserve"> –m </w:t>
-      </w:r>
-      <w:r>
-        <w:t>“</w:t>
-      </w:r>
-      <w:r>
-        <w:t>Update version information</w:t>
-      </w:r>
-      <w:r>
-        <w:t>.</w:t>
-      </w:r>
-      <w:r>
-        <w:t>”</w:t>
-      </w:r>
-    </w:p>
-    <w:p>
-      <w:pPr>
-        <w:pStyle w:val="SourceCode"/>
-      </w:pPr>
-      <w:r>
-        <w:t xml:space="preserve">$ </w:t>
-      </w:r>
-      <w:proofErr w:type="spellStart"/>
-      <w:proofErr w:type="gramStart"/>
-      <w:r>
-        <w:t>cd</w:t>
-      </w:r>
-      <w:proofErr w:type="spellEnd"/>
-      <w:r>
-        <w:t xml:space="preserve"> ..</w:t>
-      </w:r>
-      <w:proofErr w:type="gramEnd"/>
+        <w:t xml:space="preserve"> pull</w:t>
+      </w:r>
+      <w:r>
+        <w:tab/>
+      </w:r>
+      <w:r>
+        <w:tab/>
+      </w:r>
+      <w:r>
+        <w:tab/>
+        <w:t># Make sure the branch is up to date.</w:t>
+      </w:r>
     </w:p>
     <w:p>
       <w:pPr>
@@ -10271,7 +10338,7 @@
         </w:numPr>
       </w:pPr>
       <w:r>
-        <w:t>Create a Release Tag.</w:t>
+        <w:t>Merge the development branch.</w:t>
       </w:r>
     </w:p>
     <w:p>
@@ -10289,133 +10356,7 @@
       <w:proofErr w:type="spellEnd"/>
       <w:proofErr w:type="gramEnd"/>
       <w:r>
-        <w:t xml:space="preserve"> tag </w:t>
-      </w:r>
-      <w:proofErr w:type="spellStart"/>
-      <w:r>
-        <w:rPr>
-          <w:rStyle w:val="SourceCodenon-literal"/>
-        </w:rPr>
-        <w:t>V</w:t>
-      </w:r>
-      <w:r>
-        <w:rPr>
-          <w:rStyle w:val="SourceCodenon-literal"/>
-        </w:rPr>
-        <w:t>ersion</w:t>
-      </w:r>
-      <w:r>
-        <w:rPr>
-          <w:rStyle w:val="SourceCodenon-literal"/>
-        </w:rPr>
-        <w:t>N</w:t>
-      </w:r>
-      <w:r>
-        <w:rPr>
-          <w:rStyle w:val="SourceCodenon-literal"/>
-        </w:rPr>
-        <w:t>umber</w:t>
-      </w:r>
-      <w:proofErr w:type="spellEnd"/>
-      <w:r>
-        <w:rPr>
-          <w:rStyle w:val="SourceCodenon-literal"/>
-          <w:rFonts w:ascii="Courier New" w:hAnsi="Courier New"/>
-          <w:i w:val="0"/>
-        </w:rPr>
-        <w:tab/>
-      </w:r>
-      <w:r>
-        <w:rPr>
-          <w:rStyle w:val="SourceCodenon-literal"/>
-          <w:rFonts w:ascii="Courier New" w:hAnsi="Courier New"/>
-          <w:i w:val="0"/>
-        </w:rPr>
-        <w:tab/>
-        <w:t>#</w:t>
-      </w:r>
-      <w:r>
-        <w:t xml:space="preserve"> e.g., </w:t>
-      </w:r>
-      <w:r>
-        <w:t>“</w:t>
-      </w:r>
-      <w:r>
-        <w:t>v2025.08</w:t>
-      </w:r>
-      <w:r>
-        <w:t>”</w:t>
-      </w:r>
-    </w:p>
-    <w:p>
-      <w:pPr>
-        <w:pStyle w:val="SourceCode"/>
-      </w:pPr>
-      <w:r>
-        <w:t xml:space="preserve">$ </w:t>
-      </w:r>
-      <w:proofErr w:type="spellStart"/>
-      <w:proofErr w:type="gramStart"/>
-      <w:r>
-        <w:t>git</w:t>
-      </w:r>
-      <w:proofErr w:type="spellEnd"/>
-      <w:proofErr w:type="gramEnd"/>
-      <w:r>
-        <w:t xml:space="preserve"> push</w:t>
-      </w:r>
-      <w:r>
-        <w:tab/>
-      </w:r>
-      <w:r>
-        <w:tab/>
-      </w:r>
-      <w:r>
-        <w:tab/>
-      </w:r>
-      <w:r>
-        <w:tab/>
-        <w:t># Push the commits</w:t>
-      </w:r>
-    </w:p>
-    <w:p>
-      <w:pPr>
-        <w:pStyle w:val="SourceCode"/>
-      </w:pPr>
-      <w:r>
-        <w:t xml:space="preserve">$ </w:t>
-      </w:r>
-      <w:proofErr w:type="spellStart"/>
-      <w:proofErr w:type="gramStart"/>
-      <w:r>
-        <w:t>git</w:t>
-      </w:r>
-      <w:proofErr w:type="spellEnd"/>
-      <w:proofErr w:type="gramEnd"/>
-      <w:r>
-        <w:t xml:space="preserve"> push </w:t>
-      </w:r>
-      <w:r>
-        <w:t>-</w:t>
-      </w:r>
-      <w:r>
-        <w:t>-tags</w:t>
-      </w:r>
-      <w:r>
-        <w:tab/>
-      </w:r>
-      <w:r>
-        <w:tab/>
-      </w:r>
-      <w:r>
-        <w:tab/>
-        <w:t># Push the tags</w:t>
-      </w:r>
-      <w:r>
-        <w:tab/>
-      </w:r>
-      <w:r>
-        <w:tab/>
+        <w:t xml:space="preserve"> merge develop</w:t>
       </w:r>
     </w:p>
     <w:p>
@@ -10432,16 +10373,7 @@
         </w:numPr>
       </w:pPr>
       <w:r>
-        <w:t xml:space="preserve">Copy the release files to the release directory for pushing to the web page. The TaxTools working directory should still be in the </w:t>
-      </w:r>
-      <w:r>
-        <w:t>release</w:t>
-      </w:r>
-      <w:r>
-        <w:t xml:space="preserve"> branch</w:t>
-      </w:r>
-      <w:r>
-        <w:t xml:space="preserve"> (main).</w:t>
+        <w:t>Create a Release Tag.</w:t>
       </w:r>
     </w:p>
     <w:p>
@@ -10454,15 +10386,66 @@
       <w:proofErr w:type="spellStart"/>
       <w:proofErr w:type="gramStart"/>
       <w:r>
-        <w:t>cd</w:t>
+        <w:t>git</w:t>
       </w:r>
       <w:proofErr w:type="spellEnd"/>
       <w:proofErr w:type="gramEnd"/>
       <w:r>
-        <w:t xml:space="preserve"> $TAXTOOLS</w:t>
-      </w:r>
-      <w:r>
-        <w:t>/..</w:t>
+        <w:t xml:space="preserve"> tag </w:t>
+      </w:r>
+      <w:proofErr w:type="spellStart"/>
+      <w:r>
+        <w:rPr>
+          <w:rStyle w:val="SourceCodenon-literal"/>
+        </w:rPr>
+        <w:t>V</w:t>
+      </w:r>
+      <w:r>
+        <w:rPr>
+          <w:rStyle w:val="SourceCodenon-literal"/>
+        </w:rPr>
+        <w:t>ersion</w:t>
+      </w:r>
+      <w:r>
+        <w:rPr>
+          <w:rStyle w:val="SourceCodenon-literal"/>
+        </w:rPr>
+        <w:t>N</w:t>
+      </w:r>
+      <w:r>
+        <w:rPr>
+          <w:rStyle w:val="SourceCodenon-literal"/>
+        </w:rPr>
+        <w:t>umber</w:t>
+      </w:r>
+      <w:proofErr w:type="spellEnd"/>
+      <w:r>
+        <w:rPr>
+          <w:rStyle w:val="SourceCodenon-literal"/>
+          <w:rFonts w:ascii="Courier New" w:hAnsi="Courier New"/>
+          <w:i w:val="0"/>
+        </w:rPr>
+        <w:tab/>
+      </w:r>
+      <w:r>
+        <w:rPr>
+          <w:rStyle w:val="SourceCodenon-literal"/>
+          <w:rFonts w:ascii="Courier New" w:hAnsi="Courier New"/>
+          <w:i w:val="0"/>
+        </w:rPr>
+        <w:t>#</w:t>
+      </w:r>
+      <w:r>
+        <w:t xml:space="preserve"> e.g., </w:t>
+      </w:r>
+      <w:r>
+        <w:t>“</w:t>
+      </w:r>
+      <w:r>
+        <w:t>v2025.08</w:t>
+      </w:r>
+      <w:r>
+        <w:t>”</w:t>
       </w:r>
     </w:p>
     <w:p>
@@ -10475,26 +10458,23 @@
       <w:proofErr w:type="spellStart"/>
       <w:proofErr w:type="gramStart"/>
       <w:r>
-        <w:t>rm</w:t>
+        <w:t>git</w:t>
       </w:r>
       <w:proofErr w:type="spellEnd"/>
       <w:proofErr w:type="gramEnd"/>
       <w:r>
-        <w:t xml:space="preserve"> –</w:t>
-      </w:r>
-      <w:proofErr w:type="spellStart"/>
-      <w:r>
-        <w:t>rf</w:t>
-      </w:r>
-      <w:proofErr w:type="spellEnd"/>
-      <w:r>
-        <w:t xml:space="preserve"> </w:t>
-      </w:r>
-      <w:proofErr w:type="spellStart"/>
-      <w:r>
-        <w:t>TaxToolsNew</w:t>
-      </w:r>
-      <w:proofErr w:type="spellEnd"/>
+        <w:t xml:space="preserve"> push</w:t>
+      </w:r>
+      <w:r>
+        <w:tab/>
+      </w:r>
+      <w:r>
+        <w:tab/>
+      </w:r>
+      <w:r>
+        <w:tab/>
+        <w:t># Push the commits</w:t>
+      </w:r>
     </w:p>
     <w:p>
       <w:pPr>
@@ -10504,66 +10484,38 @@
         <w:t xml:space="preserve">$ </w:t>
       </w:r>
       <w:proofErr w:type="spellStart"/>
-      <w:r>
-        <w:t>TaxToolsDev</w:t>
-      </w:r>
-      <w:proofErr w:type="spellEnd"/>
-      <w:r>
-        <w:t>/tools/</w:t>
-      </w:r>
-      <w:proofErr w:type="spellStart"/>
-      <w:r>
-        <w:t>UpdateRelease</w:t>
-      </w:r>
-      <w:proofErr w:type="spellEnd"/>
+      <w:proofErr w:type="gramStart"/>
+      <w:r>
+        <w:t>git</w:t>
+      </w:r>
+      <w:proofErr w:type="spellEnd"/>
+      <w:proofErr w:type="gramEnd"/>
+      <w:r>
+        <w:t xml:space="preserve"> push </w:t>
+      </w:r>
+      <w:r>
+        <w:t>-</w:t>
+      </w:r>
+      <w:r>
+        <w:t>-tags</w:t>
+      </w:r>
       <w:r>
         <w:tab/>
       </w:r>
       <w:r>
         <w:tab/>
-        <w:t xml:space="preserve"># Copy </w:t>
-      </w:r>
-      <w:proofErr w:type="spellStart"/>
-      <w:r>
-        <w:t>TaxToolsDev</w:t>
-      </w:r>
-      <w:proofErr w:type="spellEnd"/>
-      <w:r>
-        <w:t xml:space="preserve"> to </w:t>
-      </w:r>
-      <w:proofErr w:type="spellStart"/>
-      <w:r>
-        <w:t>TaxToolsNew</w:t>
-      </w:r>
-      <w:proofErr w:type="spellEnd"/>
-    </w:p>
-    <w:p>
-      <w:pPr>
-        <w:pStyle w:val="SourceCode"/>
-      </w:pPr>
-      <w:r>
-        <w:t xml:space="preserve">$ </w:t>
-      </w:r>
-      <w:proofErr w:type="spellStart"/>
-      <w:proofErr w:type="gramStart"/>
-      <w:r>
-        <w:t>dircmp</w:t>
-      </w:r>
-      <w:proofErr w:type="spellEnd"/>
-      <w:proofErr w:type="gramEnd"/>
-      <w:r>
-        <w:t xml:space="preserve"> TaxTools </w:t>
-      </w:r>
-      <w:proofErr w:type="spellStart"/>
-      <w:r>
-        <w:t>TaxToolsNew</w:t>
-      </w:r>
-      <w:proofErr w:type="spellEnd"/>
-    </w:p>
-    <w:p>
-      <w:pPr>
-        <w:pStyle w:val="SourceCode"/>
-        <w:ind w:left="0"/>
+        <w:t># Push the tags</w:t>
+      </w:r>
+      <w:r>
+        <w:tab/>
+      </w:r>
+      <w:r>
+        <w:tab/>
+      </w:r>
+    </w:p>
+    <w:p>
+      <w:pPr>
+        <w:pStyle w:val="SourceCode"/>
       </w:pPr>
     </w:p>
     <w:p>
@@ -10575,185 +10527,159 @@
         </w:numPr>
       </w:pPr>
       <w:r>
-        <w:t xml:space="preserve">If everything looks good, </w:t>
-      </w:r>
-      <w:r>
-        <w:t xml:space="preserve">make a backup copy and </w:t>
-      </w:r>
-      <w:r>
-        <w:t xml:space="preserve">replace the TaxTools directory with </w:t>
+        <w:t xml:space="preserve">Copy the release files to the release directory for pushing to the web page. The </w:t>
+      </w:r>
+      <w:r>
+        <w:t xml:space="preserve">current branch </w:t>
+      </w:r>
+      <w:r>
+        <w:t xml:space="preserve">should still be in </w:t>
+      </w:r>
+      <w:r>
+        <w:t>release</w:t>
+      </w:r>
+      <w:r>
+        <w:t xml:space="preserve"> branch</w:t>
+      </w:r>
+      <w:r>
+        <w:t xml:space="preserve"> (</w:t>
+      </w:r>
+      <w:proofErr w:type="gramStart"/>
+      <w:r>
+        <w:t>main</w:t>
+      </w:r>
+      <w:proofErr w:type="gramEnd"/>
+      <w:r>
+        <w:t>).</w:t>
+      </w:r>
+    </w:p>
+    <w:p>
+      <w:pPr>
+        <w:pStyle w:val="SourceCode"/>
+      </w:pPr>
+      <w:r>
+        <w:t xml:space="preserve">$ </w:t>
+      </w:r>
+      <w:proofErr w:type="spellStart"/>
+      <w:proofErr w:type="gramStart"/>
+      <w:r>
+        <w:t>cd</w:t>
+      </w:r>
+      <w:proofErr w:type="spellEnd"/>
+      <w:proofErr w:type="gramEnd"/>
+      <w:r>
+        <w:t xml:space="preserve"> $TAXTOOLS</w:t>
+      </w:r>
+      <w:r>
+        <w:t>/..</w:t>
+      </w:r>
+    </w:p>
+    <w:p>
+      <w:pPr>
+        <w:pStyle w:val="SourceCode"/>
+      </w:pPr>
+      <w:r>
+        <w:t xml:space="preserve">$ </w:t>
+      </w:r>
+      <w:proofErr w:type="spellStart"/>
+      <w:proofErr w:type="gramStart"/>
+      <w:r>
+        <w:t>rm</w:t>
+      </w:r>
+      <w:proofErr w:type="spellEnd"/>
+      <w:proofErr w:type="gramEnd"/>
+      <w:r>
+        <w:t xml:space="preserve"> –</w:t>
+      </w:r>
+      <w:proofErr w:type="spellStart"/>
+      <w:r>
+        <w:t>rf</w:t>
+      </w:r>
+      <w:proofErr w:type="spellEnd"/>
+      <w:r>
+        <w:t xml:space="preserve"> </w:t>
       </w:r>
       <w:proofErr w:type="spellStart"/>
       <w:r>
         <w:t>TaxToolsNew</w:t>
       </w:r>
       <w:proofErr w:type="spellEnd"/>
-      <w:r>
-        <w:t>.</w:t>
-      </w:r>
-    </w:p>
-    <w:p>
-      <w:pPr>
-        <w:pStyle w:val="SourceCode"/>
-      </w:pPr>
-      <w:r>
-        <w:t xml:space="preserve">$ $ </w:t>
-      </w:r>
-      <w:proofErr w:type="spellStart"/>
-      <w:r>
-        <w:t>mv</w:t>
-      </w:r>
-      <w:proofErr w:type="spellEnd"/>
-      <w:r>
-        <w:t xml:space="preserve"> </w:t>
+    </w:p>
+    <w:p>
+      <w:pPr>
+        <w:pStyle w:val="SourceCode"/>
+      </w:pPr>
+      <w:r>
+        <w:t xml:space="preserve">$ </w:t>
+      </w:r>
+      <w:proofErr w:type="spellStart"/>
+      <w:r>
+        <w:t>TaxToolsDev</w:t>
+      </w:r>
+      <w:proofErr w:type="spellEnd"/>
+      <w:r>
+        <w:t>/tools/</w:t>
+      </w:r>
+      <w:proofErr w:type="spellStart"/>
+      <w:r>
+        <w:t>UpdateRelease</w:t>
+      </w:r>
+      <w:proofErr w:type="spellEnd"/>
+      <w:r>
+        <w:tab/>
+      </w:r>
+      <w:r>
+        <w:tab/>
+        <w:t xml:space="preserve"># Copy </w:t>
+      </w:r>
+      <w:proofErr w:type="spellStart"/>
+      <w:r>
+        <w:t>TaxToolsDev</w:t>
+      </w:r>
+      <w:proofErr w:type="spellEnd"/>
+      <w:r>
+        <w:t xml:space="preserve"> to </w:t>
       </w:r>
       <w:proofErr w:type="spellStart"/>
       <w:r>
         <w:t>TaxToolsNew</w:t>
       </w:r>
       <w:proofErr w:type="spellEnd"/>
-      <w:r>
-        <w:t xml:space="preserve"> TaxTools-</w:t>
-      </w:r>
-      <w:proofErr w:type="spellStart"/>
-      <w:r>
-        <w:rPr>
-          <w:rStyle w:val="SourceCodenon-literal"/>
-        </w:rPr>
-        <w:t>VersionNumber</w:t>
-      </w:r>
-      <w:proofErr w:type="spellEnd"/>
-    </w:p>
-    <w:p>
-      <w:pPr>
-        <w:pStyle w:val="SourceCode"/>
-        <w:rPr>
-          <w:rStyle w:val="SourceCodenon-literal"/>
-        </w:rPr>
+    </w:p>
+    <w:p>
+      <w:pPr>
+        <w:pStyle w:val="SourceCode"/>
       </w:pPr>
       <w:r>
         <w:t xml:space="preserve">$ </w:t>
       </w:r>
+      <w:proofErr w:type="spellStart"/>
       <w:proofErr w:type="gramStart"/>
       <w:r>
-        <w:t>tar</w:t>
-      </w:r>
+        <w:t>dircmp</w:t>
+      </w:r>
+      <w:proofErr w:type="spellEnd"/>
       <w:proofErr w:type="gramEnd"/>
       <w:r>
-        <w:t xml:space="preserve"> –</w:t>
-      </w:r>
-      <w:proofErr w:type="spellStart"/>
-      <w:r>
-        <w:t>cvf</w:t>
-      </w:r>
-      <w:proofErr w:type="spellEnd"/>
-      <w:r>
-        <w:t xml:space="preserve"> TaxTools-</w:t>
-      </w:r>
-      <w:r>
-        <w:rPr>
-          <w:rStyle w:val="SourceCodenon-literal"/>
-        </w:rPr>
-        <w:t>VersionNumber</w:t>
-      </w:r>
-      <w:r>
-        <w:t>.tgz TaxTools-</w:t>
-      </w:r>
-      <w:proofErr w:type="spellStart"/>
-      <w:r>
-        <w:rPr>
-          <w:rStyle w:val="SourceCodenon-literal"/>
-        </w:rPr>
-        <w:t>VersionNumber</w:t>
-      </w:r>
-      <w:proofErr w:type="spellEnd"/>
-    </w:p>
-    <w:p>
-      <w:pPr>
-        <w:pStyle w:val="SourceCode"/>
-      </w:pPr>
-      <w:r>
-        <w:t xml:space="preserve">$ </w:t>
-      </w:r>
-      <w:proofErr w:type="gramStart"/>
-      <w:r>
-        <w:t>cp</w:t>
-      </w:r>
-      <w:proofErr w:type="gramEnd"/>
-      <w:r>
-        <w:t xml:space="preserve"> TaxTools-</w:t>
-      </w:r>
-      <w:r>
-        <w:rPr>
-          <w:rStyle w:val="SourceCodenon-literal"/>
-        </w:rPr>
-        <w:t>VersionNumber</w:t>
-      </w:r>
-      <w:r>
-        <w:t>.tgz $ARCHIVE/TaxTools</w:t>
-      </w:r>
-    </w:p>
-    <w:p>
-      <w:pPr>
-        <w:pStyle w:val="SourceCode"/>
-      </w:pPr>
-      <w:r>
-        <w:t xml:space="preserve">$ </w:t>
-      </w:r>
-      <w:proofErr w:type="spellStart"/>
-      <w:proofErr w:type="gramStart"/>
-      <w:r>
-        <w:t>rm</w:t>
-      </w:r>
-      <w:proofErr w:type="spellEnd"/>
-      <w:proofErr w:type="gramEnd"/>
-      <w:r>
-        <w:t xml:space="preserve"> –</w:t>
-      </w:r>
-      <w:proofErr w:type="spellStart"/>
-      <w:r>
-        <w:t>rf</w:t>
-      </w:r>
-      <w:proofErr w:type="spellEnd"/>
-      <w:r>
-        <w:t xml:space="preserve"> TaxTools</w:t>
-      </w:r>
-    </w:p>
-    <w:p>
-      <w:pPr>
-        <w:pStyle w:val="SourceCode"/>
-      </w:pPr>
-      <w:r>
-        <w:t xml:space="preserve">$ </w:t>
-      </w:r>
-      <w:proofErr w:type="spellStart"/>
-      <w:proofErr w:type="gramStart"/>
-      <w:r>
-        <w:t>mv</w:t>
-      </w:r>
-      <w:proofErr w:type="spellEnd"/>
-      <w:proofErr w:type="gramEnd"/>
-      <w:r>
-        <w:t xml:space="preserve"> </w:t>
-      </w:r>
-      <w:r>
-        <w:t>TaxTools-</w:t>
-      </w:r>
-      <w:proofErr w:type="spellStart"/>
-      <w:r>
-        <w:rPr>
-          <w:rStyle w:val="SourceCodenon-literal"/>
-        </w:rPr>
-        <w:t>VersionNumber</w:t>
-      </w:r>
-      <w:proofErr w:type="spellEnd"/>
-      <w:r>
-        <w:t xml:space="preserve"> TaxTools</w:t>
-      </w:r>
-    </w:p>
-    <w:p>
-      <w:pPr>
-        <w:pStyle w:val="SourceCode"/>
+        <w:t xml:space="preserve"> TaxTools </w:t>
+      </w:r>
+      <w:proofErr w:type="spellStart"/>
+      <w:r>
+        <w:t>TaxToolsNew</w:t>
+      </w:r>
+      <w:proofErr w:type="spellEnd"/>
+      <w:r>
+        <w:tab/>
+      </w:r>
+      <w:r>
+        <w:tab/>
+        <w:t># Compare with previous release</w:t>
+      </w:r>
+    </w:p>
+    <w:p>
+      <w:pPr>
+        <w:pStyle w:val="SourceCode"/>
+        <w:ind w:left="0"/>
       </w:pPr>
     </w:p>
     <w:p>
@@ -10765,41 +10691,197 @@
         </w:numPr>
       </w:pPr>
       <w:r>
-        <w:t>Update the web with the new version of TaxTools.</w:t>
-      </w:r>
-    </w:p>
-    <w:p>
-      <w:pPr>
-        <w:pStyle w:val="SourceCode"/>
+        <w:t xml:space="preserve">If everything looks good, </w:t>
+      </w:r>
+      <w:r>
+        <w:t xml:space="preserve">make a backup copy and </w:t>
+      </w:r>
+      <w:r>
+        <w:t xml:space="preserve">replace the TaxTools directory with </w:t>
+      </w:r>
+      <w:proofErr w:type="spellStart"/>
+      <w:r>
+        <w:t>TaxToolsNew</w:t>
+      </w:r>
+      <w:proofErr w:type="spellEnd"/>
+      <w:r>
+        <w:t>.</w:t>
+      </w:r>
+    </w:p>
+    <w:p>
+      <w:pPr>
+        <w:pStyle w:val="SourceCode"/>
+      </w:pPr>
+      <w:r>
+        <w:t xml:space="preserve">$ $ </w:t>
+      </w:r>
+      <w:proofErr w:type="spellStart"/>
+      <w:r>
+        <w:t>mv</w:t>
+      </w:r>
+      <w:proofErr w:type="spellEnd"/>
+      <w:r>
+        <w:t xml:space="preserve"> </w:t>
+      </w:r>
+      <w:proofErr w:type="spellStart"/>
+      <w:r>
+        <w:t>TaxToolsNew</w:t>
+      </w:r>
+      <w:proofErr w:type="spellEnd"/>
+      <w:r>
+        <w:t xml:space="preserve"> TaxTools-</w:t>
+      </w:r>
+      <w:proofErr w:type="spellStart"/>
+      <w:r>
+        <w:rPr>
+          <w:rStyle w:val="SourceCodenon-literal"/>
+        </w:rPr>
+        <w:t>VersionNumber</w:t>
+      </w:r>
+      <w:proofErr w:type="spellEnd"/>
+    </w:p>
+    <w:p>
+      <w:pPr>
+        <w:pStyle w:val="SourceCode"/>
+        <w:rPr>
+          <w:rStyle w:val="SourceCodenon-literal"/>
+        </w:rPr>
       </w:pPr>
       <w:r>
         <w:t xml:space="preserve">$ </w:t>
       </w:r>
-      <w:r>
-        <w:t xml:space="preserve">Open </w:t>
-      </w:r>
-      <w:proofErr w:type="spellStart"/>
-      <w:r>
-        <w:t>DreamWeaver</w:t>
-      </w:r>
-      <w:proofErr w:type="spellEnd"/>
-    </w:p>
-    <w:p>
-      <w:pPr>
-        <w:pStyle w:val="SourceCode"/>
-        <w:ind w:firstLine="720"/>
-      </w:pPr>
-      <w:r>
-        <w:t xml:space="preserve"># </w:t>
-      </w:r>
-      <w:r>
-        <w:t xml:space="preserve">Push </w:t>
-      </w:r>
-      <w:r>
-        <w:t xml:space="preserve">the </w:t>
-      </w:r>
-      <w:r>
-        <w:t>new TaxTools to web</w:t>
+      <w:proofErr w:type="gramStart"/>
+      <w:r>
+        <w:t>tar</w:t>
+      </w:r>
+      <w:proofErr w:type="gramEnd"/>
+      <w:r>
+        <w:t xml:space="preserve"> –</w:t>
+      </w:r>
+      <w:proofErr w:type="spellStart"/>
+      <w:r>
+        <w:t>cvf</w:t>
+      </w:r>
+      <w:proofErr w:type="spellEnd"/>
+      <w:r>
+        <w:t xml:space="preserve"> TaxTools-</w:t>
+      </w:r>
+      <w:r>
+        <w:rPr>
+          <w:rStyle w:val="SourceCodenon-literal"/>
+        </w:rPr>
+        <w:t>VersionNumber</w:t>
+      </w:r>
+      <w:r>
+        <w:t>.tgz TaxTools-</w:t>
+      </w:r>
+      <w:proofErr w:type="spellStart"/>
+      <w:r>
+        <w:rPr>
+          <w:rStyle w:val="SourceCodenon-literal"/>
+        </w:rPr>
+        <w:t>VersionNumber</w:t>
+      </w:r>
+      <w:proofErr w:type="spellEnd"/>
+    </w:p>
+    <w:p>
+      <w:pPr>
+        <w:pStyle w:val="SourceCode"/>
+      </w:pPr>
+      <w:r>
+        <w:t xml:space="preserve">$ </w:t>
+      </w:r>
+      <w:proofErr w:type="gramStart"/>
+      <w:r>
+        <w:t>cp</w:t>
+      </w:r>
+      <w:proofErr w:type="gramEnd"/>
+      <w:r>
+        <w:t xml:space="preserve"> TaxTools-</w:t>
+      </w:r>
+      <w:r>
+        <w:rPr>
+          <w:rStyle w:val="SourceCodenon-literal"/>
+        </w:rPr>
+        <w:t>VersionNumber</w:t>
+      </w:r>
+      <w:r>
+        <w:t>.tgz $ARCHIVE/TaxTools</w:t>
+      </w:r>
+    </w:p>
+    <w:p>
+      <w:pPr>
+        <w:pStyle w:val="SourceCode"/>
+      </w:pPr>
+      <w:r>
+        <w:t xml:space="preserve">$ </w:t>
+      </w:r>
+      <w:proofErr w:type="spellStart"/>
+      <w:proofErr w:type="gramStart"/>
+      <w:r>
+        <w:t>rm</w:t>
+      </w:r>
+      <w:proofErr w:type="spellEnd"/>
+      <w:proofErr w:type="gramEnd"/>
+      <w:r>
+        <w:t xml:space="preserve"> –</w:t>
+      </w:r>
+      <w:proofErr w:type="spellStart"/>
+      <w:r>
+        <w:t>rf</w:t>
+      </w:r>
+      <w:proofErr w:type="spellEnd"/>
+      <w:r>
+        <w:t xml:space="preserve"> TaxTools</w:t>
+      </w:r>
+      <w:r>
+        <w:tab/>
+      </w:r>
+      <w:r>
+        <w:tab/>
+      </w:r>
+      <w:r>
+        <w:tab/>
+      </w:r>
+      <w:r>
+        <w:tab/>
+        <w:t># Remove old release files</w:t>
+      </w:r>
+    </w:p>
+    <w:p>
+      <w:pPr>
+        <w:pStyle w:val="SourceCode"/>
+      </w:pPr>
+      <w:r>
+        <w:t xml:space="preserve">$ </w:t>
+      </w:r>
+      <w:proofErr w:type="spellStart"/>
+      <w:proofErr w:type="gramStart"/>
+      <w:r>
+        <w:t>mv</w:t>
+      </w:r>
+      <w:proofErr w:type="spellEnd"/>
+      <w:proofErr w:type="gramEnd"/>
+      <w:r>
+        <w:t xml:space="preserve"> </w:t>
+      </w:r>
+      <w:r>
+        <w:t>TaxTools-</w:t>
+      </w:r>
+      <w:proofErr w:type="spellStart"/>
+      <w:r>
+        <w:rPr>
+          <w:rStyle w:val="SourceCodenon-literal"/>
+        </w:rPr>
+        <w:t>VersionNumber</w:t>
+      </w:r>
+      <w:proofErr w:type="spellEnd"/>
+      <w:r>
+        <w:t xml:space="preserve"> TaxTools</w:t>
+      </w:r>
+      <w:r>
+        <w:tab/>
+        <w:t># Replace with new files</w:t>
       </w:r>
     </w:p>
     <w:p>
@@ -10816,10 +10898,7 @@
         </w:numPr>
       </w:pPr>
       <w:r>
-        <w:t>Change the local repository back to the development branch</w:t>
-      </w:r>
-      <w:r>
-        <w:t>.</w:t>
+        <w:t>Update the web with the new version of TaxTools.</w:t>
       </w:r>
     </w:p>
     <w:p>
@@ -10829,55 +10908,31 @@
       <w:r>
         <w:t xml:space="preserve">$ </w:t>
       </w:r>
-      <w:proofErr w:type="spellStart"/>
-      <w:proofErr w:type="gramStart"/>
-      <w:r>
-        <w:t>cd</w:t>
-      </w:r>
-      <w:proofErr w:type="spellEnd"/>
-      <w:proofErr w:type="gramEnd"/>
-      <w:r>
-        <w:t xml:space="preserve"> $TAXTOOLS</w:t>
-      </w:r>
-    </w:p>
-    <w:p>
-      <w:pPr>
-        <w:pStyle w:val="SourceCode"/>
-      </w:pPr>
-      <w:r>
-        <w:t xml:space="preserve">$ </w:t>
-      </w:r>
-      <w:proofErr w:type="spellStart"/>
-      <w:proofErr w:type="gramStart"/>
-      <w:r>
-        <w:t>git</w:t>
-      </w:r>
-      <w:proofErr w:type="spellEnd"/>
-      <w:proofErr w:type="gramEnd"/>
-      <w:r>
-        <w:t xml:space="preserve"> checkout develop</w:t>
-      </w:r>
-    </w:p>
-    <w:p>
-      <w:pPr>
-        <w:pStyle w:val="SourceCode"/>
-      </w:pPr>
-      <w:r>
-        <w:t xml:space="preserve">$ </w:t>
-      </w:r>
-      <w:proofErr w:type="spellStart"/>
-      <w:proofErr w:type="gramStart"/>
-      <w:r>
-        <w:t>git</w:t>
-      </w:r>
-      <w:proofErr w:type="spellEnd"/>
-      <w:proofErr w:type="gramEnd"/>
-      <w:r>
-        <w:t xml:space="preserve"> pull</w:t>
-      </w:r>
-      <w:r>
-        <w:tab/>
-        <w:t># Make sure it is up to date.</w:t>
+      <w:r>
+        <w:t xml:space="preserve">Open </w:t>
+      </w:r>
+      <w:proofErr w:type="spellStart"/>
+      <w:r>
+        <w:t>DreamWeaver</w:t>
+      </w:r>
+      <w:proofErr w:type="spellEnd"/>
+    </w:p>
+    <w:p>
+      <w:pPr>
+        <w:pStyle w:val="SourceCode"/>
+        <w:ind w:firstLine="720"/>
+      </w:pPr>
+      <w:r>
+        <w:t xml:space="preserve"># </w:t>
+      </w:r>
+      <w:r>
+        <w:t xml:space="preserve">Push </w:t>
+      </w:r>
+      <w:r>
+        <w:t xml:space="preserve">the </w:t>
+      </w:r>
+      <w:r>
+        <w:t>new TaxTools to web</w:t>
       </w:r>
     </w:p>
     <w:p>
@@ -10894,6 +10949,84 @@
         </w:numPr>
       </w:pPr>
       <w:r>
+        <w:t>Change the local repository back to the development branch</w:t>
+      </w:r>
+      <w:r>
+        <w:t>.</w:t>
+      </w:r>
+    </w:p>
+    <w:p>
+      <w:pPr>
+        <w:pStyle w:val="SourceCode"/>
+      </w:pPr>
+      <w:r>
+        <w:t xml:space="preserve">$ </w:t>
+      </w:r>
+      <w:proofErr w:type="spellStart"/>
+      <w:proofErr w:type="gramStart"/>
+      <w:r>
+        <w:t>cd</w:t>
+      </w:r>
+      <w:proofErr w:type="spellEnd"/>
+      <w:proofErr w:type="gramEnd"/>
+      <w:r>
+        <w:t xml:space="preserve"> $TAXTOOLS</w:t>
+      </w:r>
+    </w:p>
+    <w:p>
+      <w:pPr>
+        <w:pStyle w:val="SourceCode"/>
+      </w:pPr>
+      <w:r>
+        <w:t xml:space="preserve">$ </w:t>
+      </w:r>
+      <w:proofErr w:type="spellStart"/>
+      <w:proofErr w:type="gramStart"/>
+      <w:r>
+        <w:t>git</w:t>
+      </w:r>
+      <w:proofErr w:type="spellEnd"/>
+      <w:proofErr w:type="gramEnd"/>
+      <w:r>
+        <w:t xml:space="preserve"> checkout develop</w:t>
+      </w:r>
+    </w:p>
+    <w:p>
+      <w:pPr>
+        <w:pStyle w:val="SourceCode"/>
+      </w:pPr>
+      <w:r>
+        <w:t xml:space="preserve">$ </w:t>
+      </w:r>
+      <w:proofErr w:type="spellStart"/>
+      <w:proofErr w:type="gramStart"/>
+      <w:r>
+        <w:t>git</w:t>
+      </w:r>
+      <w:proofErr w:type="spellEnd"/>
+      <w:proofErr w:type="gramEnd"/>
+      <w:r>
+        <w:t xml:space="preserve"> pull</w:t>
+      </w:r>
+      <w:r>
+        <w:tab/>
+        <w:t># Make sure it is up to date.</w:t>
+      </w:r>
+    </w:p>
+    <w:p>
+      <w:pPr>
+        <w:pStyle w:val="SourceCode"/>
+      </w:pPr>
+    </w:p>
+    <w:p>
+      <w:pPr>
+        <w:pStyle w:val="Body-Text"/>
+        <w:numPr>
+          <w:ilvl w:val="0"/>
+          <w:numId w:val="19"/>
+        </w:numPr>
+      </w:pPr>
+      <w:r>
         <w:t xml:space="preserve">Update Version </w:t>
       </w:r>
       <w:r>
@@ -10966,7 +11099,7 @@
       <w:pPr>
         <w:pStyle w:val="Heading3"/>
       </w:pPr>
-      <w:bookmarkStart w:id="22" w:name="_Toc230347884"/>
+      <w:bookmarkStart w:id="22" w:name="_Toc230681463"/>
       <w:r>
         <w:t>Get</w:t>
       </w:r>
@@ -10985,7 +11118,7 @@
       <w:pPr>
         <w:pStyle w:val="Heading2"/>
       </w:pPr>
-      <w:bookmarkStart w:id="23" w:name="_Toc230347885"/>
+      <w:bookmarkStart w:id="23" w:name="_Toc230681464"/>
       <w:r>
         <w:rPr>
           <w:lang w:eastAsia="ar-SA"/>
@@ -11073,7 +11206,6 @@
         <w:rPr>
           <w:lang w:eastAsia="ar-SA"/>
         </w:rPr>
-        <w:lastRenderedPageBreak/>
         <w:t>To show the command line syntax and a list of common Git commands:</w:t>
       </w:r>
     </w:p>
@@ -11294,7 +11426,7 @@
       <w:pPr>
         <w:pStyle w:val="Heading2"/>
       </w:pPr>
-      <w:bookmarkStart w:id="24" w:name="_Toc230347886"/>
+      <w:bookmarkStart w:id="24" w:name="_Toc230681465"/>
       <w:r>
         <w:t>Git Terminology</w:t>
       </w:r>
@@ -11592,7 +11724,7 @@
       <w:pPr>
         <w:pStyle w:val="Heading1"/>
       </w:pPr>
-      <w:bookmarkStart w:id="25" w:name="_Toc230347887"/>
+      <w:bookmarkStart w:id="25" w:name="_Toc230681466"/>
       <w:r>
         <w:t>Editing Tools</w:t>
       </w:r>
@@ -11603,7 +11735,7 @@
         <w:pStyle w:val="Heading2"/>
       </w:pPr>
       <w:bookmarkStart w:id="26" w:name="_Toc227669204"/>
-      <w:bookmarkStart w:id="27" w:name="_Toc230347888"/>
+      <w:bookmarkStart w:id="27" w:name="_Toc230681467"/>
       <w:r>
         <w:t>VS Code</w:t>
       </w:r>
@@ -11633,7 +11765,7 @@
       <w:pPr>
         <w:pStyle w:val="Heading3"/>
       </w:pPr>
-      <w:bookmarkStart w:id="28" w:name="_Toc230347889"/>
+      <w:bookmarkStart w:id="28" w:name="_Toc230681468"/>
       <w:r>
         <w:t>Installation</w:t>
       </w:r>
@@ -11668,6 +11800,7 @@
         </w:numPr>
       </w:pPr>
       <w:r>
+        <w:lastRenderedPageBreak/>
         <w:t>Click on the correct install option (for Windows, all the options result in the same installer).</w:t>
       </w:r>
     </w:p>
@@ -11692,7 +11825,6 @@
         </w:numPr>
       </w:pPr>
       <w:r>
-        <w:lastRenderedPageBreak/>
         <w:t>Execute the installer</w:t>
       </w:r>
     </w:p>
@@ -11805,7 +11937,7 @@
       <w:pPr>
         <w:pStyle w:val="Heading3"/>
       </w:pPr>
-      <w:bookmarkStart w:id="29" w:name="_Toc230347890"/>
+      <w:bookmarkStart w:id="29" w:name="_Toc230681469"/>
       <w:r>
         <w:t>Configuration Settings</w:t>
       </w:r>
@@ -12238,7 +12370,7 @@
       <w:pPr>
         <w:pStyle w:val="Heading3"/>
       </w:pPr>
-      <w:bookmarkStart w:id="30" w:name="_Toc230347891"/>
+      <w:bookmarkStart w:id="30" w:name="_Toc230681470"/>
       <w:r>
         <w:t>Extensions</w:t>
       </w:r>
@@ -12323,6 +12455,7 @@
       </w:pPr>
       <w:proofErr w:type="spellStart"/>
       <w:r>
+        <w:lastRenderedPageBreak/>
         <w:t>GitLens</w:t>
       </w:r>
       <w:proofErr w:type="spellEnd"/>
@@ -12351,7 +12484,6 @@
         <w:spacing w:after="0"/>
       </w:pPr>
       <w:r>
-        <w:lastRenderedPageBreak/>
         <w:t>GitHub Copilot</w:t>
       </w:r>
     </w:p>
@@ -12385,7 +12517,7 @@
       <w:pPr>
         <w:pStyle w:val="Heading3"/>
       </w:pPr>
-      <w:bookmarkStart w:id="31" w:name="_Toc230347892"/>
+      <w:bookmarkStart w:id="31" w:name="_Toc230681471"/>
       <w:r>
         <w:t>Command Summary</w:t>
       </w:r>
@@ -12555,7 +12687,7 @@
         <w:pStyle w:val="Heading2"/>
       </w:pPr>
       <w:bookmarkStart w:id="32" w:name="_Toc227669205"/>
-      <w:bookmarkStart w:id="33" w:name="_Toc230347893"/>
+      <w:bookmarkStart w:id="33" w:name="_Toc230681472"/>
       <w:r>
         <w:t>Node and NPM</w:t>
       </w:r>
@@ -12595,7 +12727,7 @@
       <w:pPr>
         <w:pStyle w:val="Heading3"/>
       </w:pPr>
-      <w:bookmarkStart w:id="34" w:name="_Toc230347894"/>
+      <w:bookmarkStart w:id="34" w:name="_Toc230681473"/>
       <w:r>
         <w:t>Installation</w:t>
       </w:r>
@@ -12854,7 +12986,7 @@
       <w:pPr>
         <w:pStyle w:val="Heading3"/>
       </w:pPr>
-      <w:bookmarkStart w:id="35" w:name="_Toc230347895"/>
+      <w:bookmarkStart w:id="35" w:name="_Toc230681474"/>
       <w:r>
         <w:t>Prettier</w:t>
       </w:r>
@@ -12889,6 +13021,7 @@
         <w:rPr>
           <w:lang w:eastAsia="ar-SA"/>
         </w:rPr>
+        <w:lastRenderedPageBreak/>
         <w:t xml:space="preserve">Install the prettier package. The </w:t>
       </w:r>
       <w:r>
@@ -12958,7 +13091,6 @@
         <w:rPr>
           <w:lang w:eastAsia="ar-SA"/>
         </w:rPr>
-        <w:lastRenderedPageBreak/>
         <w:t xml:space="preserve">$ </w:t>
       </w:r>
       <w:proofErr w:type="spellStart"/>
@@ -13163,7 +13295,7 @@
       <w:pPr>
         <w:pStyle w:val="Heading3"/>
       </w:pPr>
-      <w:bookmarkStart w:id="36" w:name="_Toc230347896"/>
+      <w:bookmarkStart w:id="36" w:name="_Toc230681475"/>
       <w:proofErr w:type="spellStart"/>
       <w:r>
         <w:t>ESLint</w:t>
@@ -13534,7 +13666,7 @@
       <w:pPr>
         <w:pStyle w:val="Heading2"/>
       </w:pPr>
-      <w:bookmarkStart w:id="37" w:name="_Toc230347897"/>
+      <w:bookmarkStart w:id="37" w:name="_Toc230681476"/>
       <w:r>
         <w:t>Git</w:t>
       </w:r>
@@ -13552,7 +13684,7 @@
       <w:pPr>
         <w:pStyle w:val="Heading3"/>
       </w:pPr>
-      <w:bookmarkStart w:id="38" w:name="_Toc230347898"/>
+      <w:bookmarkStart w:id="38" w:name="_Toc230681477"/>
       <w:r>
         <w:t>Inst</w:t>
       </w:r>
@@ -13678,8 +13810,9 @@
       <w:pPr>
         <w:pStyle w:val="Heading1"/>
       </w:pPr>
-      <w:bookmarkStart w:id="39" w:name="_Toc230347899"/>
-      <w:r>
+      <w:bookmarkStart w:id="39" w:name="_Toc230681478"/>
+      <w:r>
+        <w:lastRenderedPageBreak/>
         <w:t>Notes</w:t>
       </w:r>
       <w:bookmarkEnd w:id="39"/>
@@ -13688,7 +13821,7 @@
       <w:pPr>
         <w:pStyle w:val="Heading2"/>
       </w:pPr>
-      <w:bookmarkStart w:id="40" w:name="_Toc230347900"/>
+      <w:bookmarkStart w:id="40" w:name="_Toc230681479"/>
       <w:r>
         <w:t>Coding Conventions</w:t>
       </w:r>
@@ -13727,7 +13860,6 @@
         </w:numPr>
       </w:pPr>
       <w:r>
-        <w:lastRenderedPageBreak/>
         <w:t>Function and method names begin with a lower case letter.</w:t>
       </w:r>
     </w:p>
@@ -17172,7 +17304,7 @@
 </file>
 
 <file path=customXml/itemProps1.xml><?xml version="1.0" encoding="utf-8"?>
-<ds:datastoreItem xmlns:ds="http://schemas.openxmlformats.org/officeDocument/2006/customXml" ds:itemID="{318D069D-1BE9-4D2F-990F-19CFA005431D}">
+<ds:datastoreItem xmlns:ds="http://schemas.openxmlformats.org/officeDocument/2006/customXml" ds:itemID="{C1467773-C6BF-4385-8226-0AF8A07530A6}">
   <ds:schemaRefs>
     <ds:schemaRef ds:uri="http://schemas.openxmlformats.org/officeDocument/2006/bibliography"/>
   </ds:schemaRefs>

--- a/Documentation/DevelopmentEnvironment.docx
+++ b/Documentation/DevelopmentEnvironment.docx
@@ -2026,7 +2026,7 @@
             <w:noProof/>
             <w:webHidden/>
           </w:rPr>
-          <w:t>12</w:t>
+          <w:t>13</w:t>
         </w:r>
         <w:r>
           <w:rPr>
@@ -2440,7 +2440,7 @@
             <w:noProof/>
             <w:webHidden/>
           </w:rPr>
-          <w:t>14</w:t>
+          <w:t>15</w:t>
         </w:r>
         <w:r>
           <w:rPr>
@@ -2836,15 +2836,25 @@
       <w:r>
         <w:t xml:space="preserve"> </w:t>
       </w:r>
-      <w:hyperlink r:id="rId8" w:history="1">
-        <w:r>
-          <w:rPr>
-            <w:rStyle w:val="Hyperlink"/>
-            <w:sz w:val="18"/>
-          </w:rPr>
-          <w:t>git-scm.com</w:t>
-        </w:r>
-      </w:hyperlink>
+      <w:r>
+        <w:fldChar w:fldCharType="begin"/>
+      </w:r>
+      <w:r>
+        <w:instrText>HYPERLINK "https://git-scm.com/"</w:instrText>
+      </w:r>
+      <w:r>
+        <w:fldChar w:fldCharType="separate"/>
+      </w:r>
+      <w:r>
+        <w:rPr>
+          <w:rStyle w:val="Hyperlink"/>
+          <w:sz w:val="18"/>
+        </w:rPr>
+        <w:t>git-scm.com</w:t>
+      </w:r>
+      <w:r>
+        <w:fldChar w:fldCharType="end"/>
+      </w:r>
       <w:r>
         <w:t>.</w:t>
       </w:r>
@@ -2880,15 +2890,25 @@
       <w:r>
         <w:t xml:space="preserve">at </w:t>
       </w:r>
-      <w:hyperlink r:id="rId9" w:history="1">
-        <w:r>
-          <w:rPr>
-            <w:rStyle w:val="Hyperlink"/>
-            <w:sz w:val="18"/>
-          </w:rPr>
-          <w:t>github.com</w:t>
-        </w:r>
-      </w:hyperlink>
+      <w:r>
+        <w:fldChar w:fldCharType="begin"/>
+      </w:r>
+      <w:r>
+        <w:instrText>HYPERLINK "https://github.com/"</w:instrText>
+      </w:r>
+      <w:r>
+        <w:fldChar w:fldCharType="separate"/>
+      </w:r>
+      <w:r>
+        <w:rPr>
+          <w:rStyle w:val="Hyperlink"/>
+          <w:sz w:val="18"/>
+        </w:rPr>
+        <w:t>github.com</w:t>
+      </w:r>
+      <w:r>
+        <w:fldChar w:fldCharType="end"/>
+      </w:r>
       <w:r>
         <w:t>.</w:t>
       </w:r>
@@ -10265,6 +10285,24 @@
       <w:pPr>
         <w:pStyle w:val="SourceCode"/>
       </w:pPr>
+      <w:r>
+        <w:t xml:space="preserve">$ </w:t>
+      </w:r>
+      <w:proofErr w:type="spellStart"/>
+      <w:proofErr w:type="gramStart"/>
+      <w:r>
+        <w:t>git</w:t>
+      </w:r>
+      <w:proofErr w:type="spellEnd"/>
+      <w:proofErr w:type="gramEnd"/>
+      <w:r>
+        <w:t xml:space="preserve"> push</w:t>
+      </w:r>
+    </w:p>
+    <w:p>
+      <w:pPr>
+        <w:pStyle w:val="SourceCode"/>
+      </w:pPr>
     </w:p>
     <w:p>
       <w:pPr>
@@ -10713,13 +10751,18 @@
         <w:pStyle w:val="SourceCode"/>
       </w:pPr>
       <w:r>
-        <w:t xml:space="preserve">$ $ </w:t>
-      </w:r>
-      <w:proofErr w:type="spellStart"/>
+        <w:t>$</w:t>
+      </w:r>
+      <w:r>
+        <w:t xml:space="preserve"> </w:t>
+      </w:r>
+      <w:proofErr w:type="spellStart"/>
+      <w:proofErr w:type="gramStart"/>
       <w:r>
         <w:t>mv</w:t>
       </w:r>
       <w:proofErr w:type="spellEnd"/>
+      <w:proofErr w:type="gramEnd"/>
       <w:r>
         <w:t xml:space="preserve"> </w:t>
       </w:r>
@@ -10760,7 +10803,13 @@
       </w:r>
       <w:proofErr w:type="spellStart"/>
       <w:r>
-        <w:t>cvf</w:t>
+        <w:t>cv</w:t>
+      </w:r>
+      <w:r>
+        <w:t>z</w:t>
+      </w:r>
+      <w:r>
+        <w:t>f</w:t>
       </w:r>
       <w:proofErr w:type="spellEnd"/>
       <w:r>
@@ -10926,13 +10975,22 @@
         <w:t xml:space="preserve"># </w:t>
       </w:r>
       <w:r>
-        <w:t xml:space="preserve">Push </w:t>
+        <w:t>Copy</w:t>
+      </w:r>
+      <w:r>
+        <w:t xml:space="preserve"> </w:t>
       </w:r>
       <w:r>
         <w:t xml:space="preserve">the </w:t>
       </w:r>
       <w:r>
-        <w:t>new TaxTools to web</w:t>
+        <w:t xml:space="preserve">new TaxTools to </w:t>
+      </w:r>
+      <w:r>
+        <w:t xml:space="preserve">the </w:t>
+      </w:r>
+      <w:r>
+        <w:t>web</w:t>
       </w:r>
     </w:p>
     <w:p>
@@ -11149,7 +11207,7 @@
         <w:pStyle w:val="Body-Text-tight"/>
         <w:ind w:left="1440"/>
       </w:pPr>
-      <w:hyperlink r:id="rId10" w:history="1">
+      <w:hyperlink r:id="rId8" w:history="1">
         <w:r>
           <w:rPr>
             <w:rStyle w:val="Hyperlink"/>
@@ -11165,7 +11223,7 @@
         <w:pStyle w:val="Body-Text-tight"/>
         <w:ind w:left="1440"/>
       </w:pPr>
-      <w:hyperlink r:id="rId11" w:history="1">
+      <w:hyperlink r:id="rId9" w:history="1">
         <w:r>
           <w:rPr>
             <w:rStyle w:val="Hyperlink"/>
@@ -11749,7 +11807,7 @@
       <w:r>
         <w:t xml:space="preserve">Visual Studio Code, usually called VS Code, is a popular, free editor for developers. There are many extensions that give it additional capabilities and interoperability with other tools, but it comes with build in support for HTML, CSS, and JavaScript. For more information on VS Code, go to </w:t>
       </w:r>
-      <w:hyperlink r:id="rId12" w:history="1">
+      <w:hyperlink r:id="rId10" w:history="1">
         <w:r>
           <w:rPr>
             <w:rStyle w:val="Hyperlink"/>
@@ -11767,6 +11825,7 @@
       </w:pPr>
       <w:bookmarkStart w:id="28" w:name="_Toc230681468"/>
       <w:r>
+        <w:lastRenderedPageBreak/>
         <w:t>Installation</w:t>
       </w:r>
       <w:bookmarkEnd w:id="28"/>
@@ -11782,7 +11841,7 @@
       <w:r>
         <w:t xml:space="preserve">Go to </w:t>
       </w:r>
-      <w:hyperlink r:id="rId13" w:history="1">
+      <w:hyperlink r:id="rId11" w:history="1">
         <w:r>
           <w:rPr>
             <w:rStyle w:val="Hyperlink"/>
@@ -11800,7 +11859,6 @@
         </w:numPr>
       </w:pPr>
       <w:r>
-        <w:lastRenderedPageBreak/>
         <w:t>Click on the correct install option (for Windows, all the options result in the same installer).</w:t>
       </w:r>
     </w:p>
@@ -12455,7 +12513,6 @@
       </w:pPr>
       <w:proofErr w:type="spellStart"/>
       <w:r>
-        <w:lastRenderedPageBreak/>
         <w:t>GitLens</w:t>
       </w:r>
       <w:proofErr w:type="spellEnd"/>
@@ -12686,12 +12743,12 @@
       <w:pPr>
         <w:pStyle w:val="Heading2"/>
       </w:pPr>
-      <w:bookmarkStart w:id="32" w:name="_Toc227669205"/>
-      <w:bookmarkStart w:id="33" w:name="_Toc230681472"/>
+      <w:bookmarkStart w:id="32" w:name="_Toc230681472"/>
+      <w:bookmarkStart w:id="33" w:name="_Toc227669205"/>
       <w:r>
         <w:t>Node and NPM</w:t>
       </w:r>
-      <w:bookmarkEnd w:id="33"/>
+      <w:bookmarkEnd w:id="32"/>
     </w:p>
     <w:p>
       <w:pPr>
@@ -12744,7 +12801,7 @@
       <w:r>
         <w:t xml:space="preserve">Go to </w:t>
       </w:r>
-      <w:hyperlink r:id="rId14" w:history="1">
+      <w:hyperlink r:id="rId12" w:history="1">
         <w:r>
           <w:rPr>
             <w:rStyle w:val="Hyperlink"/>
@@ -12988,6 +13045,7 @@
       </w:pPr>
       <w:bookmarkStart w:id="35" w:name="_Toc230681474"/>
       <w:r>
+        <w:lastRenderedPageBreak/>
         <w:t>Prettier</w:t>
       </w:r>
       <w:bookmarkEnd w:id="35"/>
@@ -13021,7 +13079,6 @@
         <w:rPr>
           <w:lang w:eastAsia="ar-SA"/>
         </w:rPr>
-        <w:lastRenderedPageBreak/>
         <w:t xml:space="preserve">Install the prettier package. The </w:t>
       </w:r>
       <w:r>
@@ -13641,7 +13698,7 @@
         <w:pStyle w:val="SourceCode"/>
       </w:pPr>
     </w:p>
-    <w:bookmarkEnd w:id="32"/>
+    <w:bookmarkEnd w:id="33"/>
     <w:p>
       <w:pPr>
         <w:pStyle w:val="Body-Text"/>
@@ -13707,7 +13764,7 @@
       <w:r>
         <w:t xml:space="preserve">Go to </w:t>
       </w:r>
-      <w:hyperlink r:id="rId15" w:history="1">
+      <w:hyperlink r:id="rId13" w:history="1">
         <w:r>
           <w:rPr>
             <w:rStyle w:val="Hyperlink"/>
@@ -13911,7 +13968,7 @@
       </w:pPr>
     </w:p>
     <w:sectPr>
-      <w:footerReference w:type="default" r:id="rId16"/>
+      <w:footerReference w:type="default" r:id="rId14"/>
       <w:pgSz w:w="12240" w:h="15840"/>
       <w:pgMar w:top="1440" w:right="1440" w:bottom="1440" w:left="1440" w:header="720" w:footer="720" w:gutter="0"/>
       <w:cols w:space="720"/>
@@ -17304,7 +17361,7 @@
 </file>
 
 <file path=customXml/itemProps1.xml><?xml version="1.0" encoding="utf-8"?>
-<ds:datastoreItem xmlns:ds="http://schemas.openxmlformats.org/officeDocument/2006/customXml" ds:itemID="{C1467773-C6BF-4385-8226-0AF8A07530A6}">
+<ds:datastoreItem xmlns:ds="http://schemas.openxmlformats.org/officeDocument/2006/customXml" ds:itemID="{A562AB57-CDAC-48D7-BD58-B05543B46A08}">
   <ds:schemaRefs>
     <ds:schemaRef ds:uri="http://schemas.openxmlformats.org/officeDocument/2006/bibliography"/>
   </ds:schemaRefs>

--- a/Documentation/DevelopmentEnvironment.docx
+++ b/Documentation/DevelopmentEnvironment.docx
@@ -132,7 +132,7 @@
         </w:rPr>
         <w:fldChar w:fldCharType="separate"/>
       </w:r>
-      <w:hyperlink w:anchor="_Toc230681441" w:history="1">
+      <w:hyperlink w:anchor="_Toc230700091" w:history="1">
         <w:r>
           <w:rPr>
             <w:rStyle w:val="Hyperlink"/>
@@ -155,7 +155,7 @@
           <w:rPr>
             <w:webHidden/>
           </w:rPr>
-          <w:instrText xml:space="preserve"> PAGEREF _Toc230681441 \h </w:instrText>
+          <w:instrText xml:space="preserve"> PAGEREF _Toc230700091 \h </w:instrText>
         </w:r>
         <w:r>
           <w:rPr>
@@ -172,7 +172,7 @@
           <w:rPr>
             <w:webHidden/>
           </w:rPr>
-          <w:t>2</w:t>
+          <w:t>1</w:t>
         </w:r>
         <w:r>
           <w:rPr>
@@ -193,7 +193,7 @@
           <w:lang w:eastAsia="en-US"/>
         </w:rPr>
       </w:pPr>
-      <w:hyperlink w:anchor="_Toc230681442" w:history="1">
+      <w:hyperlink w:anchor="_Toc230700092" w:history="1">
         <w:r>
           <w:rPr>
             <w:rStyle w:val="Hyperlink"/>
@@ -220,7 +220,7 @@
             <w:noProof/>
             <w:webHidden/>
           </w:rPr>
-          <w:instrText xml:space="preserve"> PAGEREF _Toc230681442 \h </w:instrText>
+          <w:instrText xml:space="preserve"> PAGEREF _Toc230700092 \h </w:instrText>
         </w:r>
         <w:r>
           <w:rPr>
@@ -262,7 +262,7 @@
           <w:lang w:eastAsia="en-US"/>
         </w:rPr>
       </w:pPr>
-      <w:hyperlink w:anchor="_Toc230681443" w:history="1">
+      <w:hyperlink w:anchor="_Toc230700093" w:history="1">
         <w:r>
           <w:rPr>
             <w:rStyle w:val="Hyperlink"/>
@@ -289,7 +289,7 @@
             <w:noProof/>
             <w:webHidden/>
           </w:rPr>
-          <w:instrText xml:space="preserve"> PAGEREF _Toc230681443 \h </w:instrText>
+          <w:instrText xml:space="preserve"> PAGEREF _Toc230700093 \h </w:instrText>
         </w:r>
         <w:r>
           <w:rPr>
@@ -331,7 +331,7 @@
           <w:lang w:eastAsia="en-US"/>
         </w:rPr>
       </w:pPr>
-      <w:hyperlink w:anchor="_Toc230681444" w:history="1">
+      <w:hyperlink w:anchor="_Toc230700094" w:history="1">
         <w:r>
           <w:rPr>
             <w:rStyle w:val="Hyperlink"/>
@@ -358,7 +358,7 @@
             <w:noProof/>
             <w:webHidden/>
           </w:rPr>
-          <w:instrText xml:space="preserve"> PAGEREF _Toc230681444 \h </w:instrText>
+          <w:instrText xml:space="preserve"> PAGEREF _Toc230700094 \h </w:instrText>
         </w:r>
         <w:r>
           <w:rPr>
@@ -400,7 +400,7 @@
           <w:lang w:eastAsia="en-US"/>
         </w:rPr>
       </w:pPr>
-      <w:hyperlink w:anchor="_Toc230681445" w:history="1">
+      <w:hyperlink w:anchor="_Toc230700095" w:history="1">
         <w:r>
           <w:rPr>
             <w:rStyle w:val="Hyperlink"/>
@@ -427,7 +427,7 @@
             <w:noProof/>
             <w:webHidden/>
           </w:rPr>
-          <w:instrText xml:space="preserve"> PAGEREF _Toc230681445 \h </w:instrText>
+          <w:instrText xml:space="preserve"> PAGEREF _Toc230700095 \h </w:instrText>
         </w:r>
         <w:r>
           <w:rPr>
@@ -469,7 +469,7 @@
           <w:lang w:eastAsia="en-US"/>
         </w:rPr>
       </w:pPr>
-      <w:hyperlink w:anchor="_Toc230681446" w:history="1">
+      <w:hyperlink w:anchor="_Toc230700096" w:history="1">
         <w:r>
           <w:rPr>
             <w:rStyle w:val="Hyperlink"/>
@@ -496,7 +496,7 @@
             <w:noProof/>
             <w:webHidden/>
           </w:rPr>
-          <w:instrText xml:space="preserve"> PAGEREF _Toc230681446 \h </w:instrText>
+          <w:instrText xml:space="preserve"> PAGEREF _Toc230700096 \h </w:instrText>
         </w:r>
         <w:r>
           <w:rPr>
@@ -538,7 +538,7 @@
           <w:lang w:eastAsia="en-US"/>
         </w:rPr>
       </w:pPr>
-      <w:hyperlink w:anchor="_Toc230681447" w:history="1">
+      <w:hyperlink w:anchor="_Toc230700097" w:history="1">
         <w:r>
           <w:rPr>
             <w:rStyle w:val="Hyperlink"/>
@@ -565,7 +565,7 @@
             <w:noProof/>
             <w:webHidden/>
           </w:rPr>
-          <w:instrText xml:space="preserve"> PAGEREF _Toc230681447 \h </w:instrText>
+          <w:instrText xml:space="preserve"> PAGEREF _Toc230700097 \h </w:instrText>
         </w:r>
         <w:r>
           <w:rPr>
@@ -607,7 +607,7 @@
           <w:lang w:eastAsia="en-US"/>
         </w:rPr>
       </w:pPr>
-      <w:hyperlink w:anchor="_Toc230681448" w:history="1">
+      <w:hyperlink w:anchor="_Toc230700098" w:history="1">
         <w:r>
           <w:rPr>
             <w:rStyle w:val="Hyperlink"/>
@@ -634,7 +634,7 @@
             <w:noProof/>
             <w:webHidden/>
           </w:rPr>
-          <w:instrText xml:space="preserve"> PAGEREF _Toc230681448 \h </w:instrText>
+          <w:instrText xml:space="preserve"> PAGEREF _Toc230700098 \h </w:instrText>
         </w:r>
         <w:r>
           <w:rPr>
@@ -676,7 +676,7 @@
           <w:lang w:eastAsia="en-US"/>
         </w:rPr>
       </w:pPr>
-      <w:hyperlink w:anchor="_Toc230681449" w:history="1">
+      <w:hyperlink w:anchor="_Toc230700099" w:history="1">
         <w:r>
           <w:rPr>
             <w:rStyle w:val="Hyperlink"/>
@@ -703,7 +703,7 @@
             <w:noProof/>
             <w:webHidden/>
           </w:rPr>
-          <w:instrText xml:space="preserve"> PAGEREF _Toc230681449 \h </w:instrText>
+          <w:instrText xml:space="preserve"> PAGEREF _Toc230700099 \h </w:instrText>
         </w:r>
         <w:r>
           <w:rPr>
@@ -745,7 +745,7 @@
           <w:lang w:eastAsia="en-US"/>
         </w:rPr>
       </w:pPr>
-      <w:hyperlink w:anchor="_Toc230681450" w:history="1">
+      <w:hyperlink w:anchor="_Toc230700100" w:history="1">
         <w:r>
           <w:rPr>
             <w:rStyle w:val="Hyperlink"/>
@@ -772,7 +772,7 @@
             <w:noProof/>
             <w:webHidden/>
           </w:rPr>
-          <w:instrText xml:space="preserve"> PAGEREF _Toc230681450 \h </w:instrText>
+          <w:instrText xml:space="preserve"> PAGEREF _Toc230700100 \h </w:instrText>
         </w:r>
         <w:r>
           <w:rPr>
@@ -814,7 +814,7 @@
           <w:lang w:eastAsia="en-US"/>
         </w:rPr>
       </w:pPr>
-      <w:hyperlink w:anchor="_Toc230681451" w:history="1">
+      <w:hyperlink w:anchor="_Toc230700101" w:history="1">
         <w:r>
           <w:rPr>
             <w:rStyle w:val="Hyperlink"/>
@@ -841,7 +841,7 @@
             <w:noProof/>
             <w:webHidden/>
           </w:rPr>
-          <w:instrText xml:space="preserve"> PAGEREF _Toc230681451 \h </w:instrText>
+          <w:instrText xml:space="preserve"> PAGEREF _Toc230700101 \h </w:instrText>
         </w:r>
         <w:r>
           <w:rPr>
@@ -883,7 +883,7 @@
           <w:lang w:eastAsia="en-US"/>
         </w:rPr>
       </w:pPr>
-      <w:hyperlink w:anchor="_Toc230681452" w:history="1">
+      <w:hyperlink w:anchor="_Toc230700102" w:history="1">
         <w:r>
           <w:rPr>
             <w:rStyle w:val="Hyperlink"/>
@@ -910,7 +910,7 @@
             <w:noProof/>
             <w:webHidden/>
           </w:rPr>
-          <w:instrText xml:space="preserve"> PAGEREF _Toc230681452 \h </w:instrText>
+          <w:instrText xml:space="preserve"> PAGEREF _Toc230700102 \h </w:instrText>
         </w:r>
         <w:r>
           <w:rPr>
@@ -952,7 +952,7 @@
           <w:lang w:eastAsia="en-US"/>
         </w:rPr>
       </w:pPr>
-      <w:hyperlink w:anchor="_Toc230681453" w:history="1">
+      <w:hyperlink w:anchor="_Toc230700103" w:history="1">
         <w:r>
           <w:rPr>
             <w:rStyle w:val="Hyperlink"/>
@@ -979,7 +979,7 @@
             <w:noProof/>
             <w:webHidden/>
           </w:rPr>
-          <w:instrText xml:space="preserve"> PAGEREF _Toc230681453 \h </w:instrText>
+          <w:instrText xml:space="preserve"> PAGEREF _Toc230700103 \h </w:instrText>
         </w:r>
         <w:r>
           <w:rPr>
@@ -1021,7 +1021,7 @@
           <w:lang w:eastAsia="en-US"/>
         </w:rPr>
       </w:pPr>
-      <w:hyperlink w:anchor="_Toc230681454" w:history="1">
+      <w:hyperlink w:anchor="_Toc230700104" w:history="1">
         <w:r>
           <w:rPr>
             <w:rStyle w:val="Hyperlink"/>
@@ -1048,7 +1048,7 @@
             <w:noProof/>
             <w:webHidden/>
           </w:rPr>
-          <w:instrText xml:space="preserve"> PAGEREF _Toc230681454 \h </w:instrText>
+          <w:instrText xml:space="preserve"> PAGEREF _Toc230700104 \h </w:instrText>
         </w:r>
         <w:r>
           <w:rPr>
@@ -1090,7 +1090,7 @@
           <w:lang w:eastAsia="en-US"/>
         </w:rPr>
       </w:pPr>
-      <w:hyperlink w:anchor="_Toc230681455" w:history="1">
+      <w:hyperlink w:anchor="_Toc230700105" w:history="1">
         <w:r>
           <w:rPr>
             <w:rStyle w:val="Hyperlink"/>
@@ -1117,7 +1117,7 @@
             <w:noProof/>
             <w:webHidden/>
           </w:rPr>
-          <w:instrText xml:space="preserve"> PAGEREF _Toc230681455 \h </w:instrText>
+          <w:instrText xml:space="preserve"> PAGEREF _Toc230700105 \h </w:instrText>
         </w:r>
         <w:r>
           <w:rPr>
@@ -1159,7 +1159,7 @@
           <w:lang w:eastAsia="en-US"/>
         </w:rPr>
       </w:pPr>
-      <w:hyperlink w:anchor="_Toc230681456" w:history="1">
+      <w:hyperlink w:anchor="_Toc230700106" w:history="1">
         <w:r>
           <w:rPr>
             <w:rStyle w:val="Hyperlink"/>
@@ -1186,7 +1186,7 @@
             <w:noProof/>
             <w:webHidden/>
           </w:rPr>
-          <w:instrText xml:space="preserve"> PAGEREF _Toc230681456 \h </w:instrText>
+          <w:instrText xml:space="preserve"> PAGEREF _Toc230700106 \h </w:instrText>
         </w:r>
         <w:r>
           <w:rPr>
@@ -1228,7 +1228,7 @@
           <w:lang w:eastAsia="en-US"/>
         </w:rPr>
       </w:pPr>
-      <w:hyperlink w:anchor="_Toc230681457" w:history="1">
+      <w:hyperlink w:anchor="_Toc230700107" w:history="1">
         <w:r>
           <w:rPr>
             <w:rStyle w:val="Hyperlink"/>
@@ -1255,7 +1255,7 @@
             <w:noProof/>
             <w:webHidden/>
           </w:rPr>
-          <w:instrText xml:space="preserve"> PAGEREF _Toc230681457 \h </w:instrText>
+          <w:instrText xml:space="preserve"> PAGEREF _Toc230700107 \h </w:instrText>
         </w:r>
         <w:r>
           <w:rPr>
@@ -1297,7 +1297,7 @@
           <w:lang w:eastAsia="en-US"/>
         </w:rPr>
       </w:pPr>
-      <w:hyperlink w:anchor="_Toc230681458" w:history="1">
+      <w:hyperlink w:anchor="_Toc230700108" w:history="1">
         <w:r>
           <w:rPr>
             <w:rStyle w:val="Hyperlink"/>
@@ -1324,7 +1324,7 @@
             <w:noProof/>
             <w:webHidden/>
           </w:rPr>
-          <w:instrText xml:space="preserve"> PAGEREF _Toc230681458 \h </w:instrText>
+          <w:instrText xml:space="preserve"> PAGEREF _Toc230700108 \h </w:instrText>
         </w:r>
         <w:r>
           <w:rPr>
@@ -1366,7 +1366,7 @@
           <w:lang w:eastAsia="en-US"/>
         </w:rPr>
       </w:pPr>
-      <w:hyperlink w:anchor="_Toc230681459" w:history="1">
+      <w:hyperlink w:anchor="_Toc230700109" w:history="1">
         <w:r>
           <w:rPr>
             <w:rStyle w:val="Hyperlink"/>
@@ -1393,7 +1393,7 @@
             <w:noProof/>
             <w:webHidden/>
           </w:rPr>
-          <w:instrText xml:space="preserve"> PAGEREF _Toc230681459 \h </w:instrText>
+          <w:instrText xml:space="preserve"> PAGEREF _Toc230700109 \h </w:instrText>
         </w:r>
         <w:r>
           <w:rPr>
@@ -1435,7 +1435,7 @@
           <w:lang w:eastAsia="en-US"/>
         </w:rPr>
       </w:pPr>
-      <w:hyperlink w:anchor="_Toc230681460" w:history="1">
+      <w:hyperlink w:anchor="_Toc230700110" w:history="1">
         <w:r>
           <w:rPr>
             <w:rStyle w:val="Hyperlink"/>
@@ -1462,7 +1462,7 @@
             <w:noProof/>
             <w:webHidden/>
           </w:rPr>
-          <w:instrText xml:space="preserve"> PAGEREF _Toc230681460 \h </w:instrText>
+          <w:instrText xml:space="preserve"> PAGEREF _Toc230700110 \h </w:instrText>
         </w:r>
         <w:r>
           <w:rPr>
@@ -1504,7 +1504,7 @@
           <w:lang w:eastAsia="en-US"/>
         </w:rPr>
       </w:pPr>
-      <w:hyperlink w:anchor="_Toc230681461" w:history="1">
+      <w:hyperlink w:anchor="_Toc230700111" w:history="1">
         <w:r>
           <w:rPr>
             <w:rStyle w:val="Hyperlink"/>
@@ -1531,7 +1531,7 @@
             <w:noProof/>
             <w:webHidden/>
           </w:rPr>
-          <w:instrText xml:space="preserve"> PAGEREF _Toc230681461 \h </w:instrText>
+          <w:instrText xml:space="preserve"> PAGEREF _Toc230700111 \h </w:instrText>
         </w:r>
         <w:r>
           <w:rPr>
@@ -1573,7 +1573,7 @@
           <w:lang w:eastAsia="en-US"/>
         </w:rPr>
       </w:pPr>
-      <w:hyperlink w:anchor="_Toc230681462" w:history="1">
+      <w:hyperlink w:anchor="_Toc230700112" w:history="1">
         <w:r>
           <w:rPr>
             <w:rStyle w:val="Hyperlink"/>
@@ -1600,7 +1600,7 @@
             <w:noProof/>
             <w:webHidden/>
           </w:rPr>
-          <w:instrText xml:space="preserve"> PAGEREF _Toc230681462 \h </w:instrText>
+          <w:instrText xml:space="preserve"> PAGEREF _Toc230700112 \h </w:instrText>
         </w:r>
         <w:r>
           <w:rPr>
@@ -1642,7 +1642,7 @@
           <w:lang w:eastAsia="en-US"/>
         </w:rPr>
       </w:pPr>
-      <w:hyperlink w:anchor="_Toc230681463" w:history="1">
+      <w:hyperlink w:anchor="_Toc230700113" w:history="1">
         <w:r>
           <w:rPr>
             <w:rStyle w:val="Hyperlink"/>
@@ -1669,7 +1669,7 @@
             <w:noProof/>
             <w:webHidden/>
           </w:rPr>
-          <w:instrText xml:space="preserve"> PAGEREF _Toc230681463 \h </w:instrText>
+          <w:instrText xml:space="preserve"> PAGEREF _Toc230700113 \h </w:instrText>
         </w:r>
         <w:r>
           <w:rPr>
@@ -1702,7 +1702,7 @@
     </w:p>
     <w:p>
       <w:pPr>
-        <w:pStyle w:val="TOC2"/>
+        <w:pStyle w:val="TOC3"/>
         <w:rPr>
           <w:rFonts w:eastAsiaTheme="minorEastAsia" w:cstheme="minorBidi"/>
           <w:noProof/>
@@ -1711,13 +1711,13 @@
           <w:lang w:eastAsia="en-US"/>
         </w:rPr>
       </w:pPr>
-      <w:hyperlink w:anchor="_Toc230681464" w:history="1">
+      <w:hyperlink w:anchor="_Toc230700114" w:history="1">
         <w:r>
           <w:rPr>
             <w:rStyle w:val="Hyperlink"/>
             <w:noProof/>
           </w:rPr>
-          <w:t>Git Help</w:t>
+          <w:t>Create a Tag</w:t>
         </w:r>
         <w:r>
           <w:rPr>
@@ -1738,7 +1738,7 @@
             <w:noProof/>
             <w:webHidden/>
           </w:rPr>
-          <w:instrText xml:space="preserve"> PAGEREF _Toc230681464 \h </w:instrText>
+          <w:instrText xml:space="preserve"> PAGEREF _Toc230700114 \h </w:instrText>
         </w:r>
         <w:r>
           <w:rPr>
@@ -1780,12 +1780,81 @@
           <w:lang w:eastAsia="en-US"/>
         </w:rPr>
       </w:pPr>
-      <w:hyperlink w:anchor="_Toc230681465" w:history="1">
+      <w:hyperlink w:anchor="_Toc230700115" w:history="1">
         <w:r>
           <w:rPr>
             <w:rStyle w:val="Hyperlink"/>
             <w:noProof/>
           </w:rPr>
+          <w:t>Git Help</w:t>
+        </w:r>
+        <w:r>
+          <w:rPr>
+            <w:noProof/>
+            <w:webHidden/>
+          </w:rPr>
+          <w:tab/>
+        </w:r>
+        <w:r>
+          <w:rPr>
+            <w:noProof/>
+            <w:webHidden/>
+          </w:rPr>
+          <w:fldChar w:fldCharType="begin"/>
+        </w:r>
+        <w:r>
+          <w:rPr>
+            <w:noProof/>
+            <w:webHidden/>
+          </w:rPr>
+          <w:instrText xml:space="preserve"> PAGEREF _Toc230700115 \h </w:instrText>
+        </w:r>
+        <w:r>
+          <w:rPr>
+            <w:noProof/>
+            <w:webHidden/>
+          </w:rPr>
+        </w:r>
+        <w:r>
+          <w:rPr>
+            <w:noProof/>
+            <w:webHidden/>
+          </w:rPr>
+          <w:fldChar w:fldCharType="separate"/>
+        </w:r>
+        <w:r>
+          <w:rPr>
+            <w:noProof/>
+            <w:webHidden/>
+          </w:rPr>
+          <w:t>12</w:t>
+        </w:r>
+        <w:r>
+          <w:rPr>
+            <w:noProof/>
+            <w:webHidden/>
+          </w:rPr>
+          <w:fldChar w:fldCharType="end"/>
+        </w:r>
+      </w:hyperlink>
+    </w:p>
+    <w:p>
+      <w:pPr>
+        <w:pStyle w:val="TOC2"/>
+        <w:rPr>
+          <w:rFonts w:eastAsiaTheme="minorEastAsia" w:cstheme="minorBidi"/>
+          <w:noProof/>
+          <w:sz w:val="22"/>
+          <w:szCs w:val="22"/>
+          <w:lang w:eastAsia="en-US"/>
+        </w:rPr>
+      </w:pPr>
+      <w:hyperlink w:anchor="_Toc230700116" w:history="1">
+        <w:r>
+          <w:rPr>
+            <w:rStyle w:val="Hyperlink"/>
+            <w:noProof/>
+          </w:rPr>
           <w:t>Git Terminology</w:t>
         </w:r>
         <w:r>
@@ -1807,7 +1876,7 @@
             <w:noProof/>
             <w:webHidden/>
           </w:rPr>
-          <w:instrText xml:space="preserve"> PAGEREF _Toc230681465 \h </w:instrText>
+          <w:instrText xml:space="preserve"> PAGEREF _Toc230700116 \h </w:instrText>
         </w:r>
         <w:r>
           <w:rPr>
@@ -1849,7 +1918,7 @@
           <w:lang w:eastAsia="en-US"/>
         </w:rPr>
       </w:pPr>
-      <w:hyperlink w:anchor="_Toc230681466" w:history="1">
+      <w:hyperlink w:anchor="_Toc230700117" w:history="1">
         <w:r>
           <w:rPr>
             <w:rStyle w:val="Hyperlink"/>
@@ -1872,7 +1941,7 @@
           <w:rPr>
             <w:webHidden/>
           </w:rPr>
-          <w:instrText xml:space="preserve"> PAGEREF _Toc230681466 \h </w:instrText>
+          <w:instrText xml:space="preserve"> PAGEREF _Toc230700117 \h </w:instrText>
         </w:r>
         <w:r>
           <w:rPr>
@@ -1889,7 +1958,7 @@
           <w:rPr>
             <w:webHidden/>
           </w:rPr>
-          <w:t>12</w:t>
+          <w:t>13</w:t>
         </w:r>
         <w:r>
           <w:rPr>
@@ -1910,7 +1979,7 @@
           <w:lang w:eastAsia="en-US"/>
         </w:rPr>
       </w:pPr>
-      <w:hyperlink w:anchor="_Toc230681467" w:history="1">
+      <w:hyperlink w:anchor="_Toc230700118" w:history="1">
         <w:r>
           <w:rPr>
             <w:rStyle w:val="Hyperlink"/>
@@ -1937,7 +2006,7 @@
             <w:noProof/>
             <w:webHidden/>
           </w:rPr>
-          <w:instrText xml:space="preserve"> PAGEREF _Toc230681467 \h </w:instrText>
+          <w:instrText xml:space="preserve"> PAGEREF _Toc230700118 \h </w:instrText>
         </w:r>
         <w:r>
           <w:rPr>
@@ -1957,7 +2026,7 @@
             <w:noProof/>
             <w:webHidden/>
           </w:rPr>
-          <w:t>12</w:t>
+          <w:t>13</w:t>
         </w:r>
         <w:r>
           <w:rPr>
@@ -1979,7 +2048,7 @@
           <w:lang w:eastAsia="en-US"/>
         </w:rPr>
       </w:pPr>
-      <w:hyperlink w:anchor="_Toc230681468" w:history="1">
+      <w:hyperlink w:anchor="_Toc230700119" w:history="1">
         <w:r>
           <w:rPr>
             <w:rStyle w:val="Hyperlink"/>
@@ -2006,7 +2075,7 @@
             <w:noProof/>
             <w:webHidden/>
           </w:rPr>
-          <w:instrText xml:space="preserve"> PAGEREF _Toc230681468 \h </w:instrText>
+          <w:instrText xml:space="preserve"> PAGEREF _Toc230700119 \h </w:instrText>
         </w:r>
         <w:r>
           <w:rPr>
@@ -2048,7 +2117,7 @@
           <w:lang w:eastAsia="en-US"/>
         </w:rPr>
       </w:pPr>
-      <w:hyperlink w:anchor="_Toc230681469" w:history="1">
+      <w:hyperlink w:anchor="_Toc230700120" w:history="1">
         <w:r>
           <w:rPr>
             <w:rStyle w:val="Hyperlink"/>
@@ -2075,7 +2144,7 @@
             <w:noProof/>
             <w:webHidden/>
           </w:rPr>
-          <w:instrText xml:space="preserve"> PAGEREF _Toc230681469 \h </w:instrText>
+          <w:instrText xml:space="preserve"> PAGEREF _Toc230700120 \h </w:instrText>
         </w:r>
         <w:r>
           <w:rPr>
@@ -2117,7 +2186,7 @@
           <w:lang w:eastAsia="en-US"/>
         </w:rPr>
       </w:pPr>
-      <w:hyperlink w:anchor="_Toc230681470" w:history="1">
+      <w:hyperlink w:anchor="_Toc230700121" w:history="1">
         <w:r>
           <w:rPr>
             <w:rStyle w:val="Hyperlink"/>
@@ -2144,7 +2213,7 @@
             <w:noProof/>
             <w:webHidden/>
           </w:rPr>
-          <w:instrText xml:space="preserve"> PAGEREF _Toc230681470 \h </w:instrText>
+          <w:instrText xml:space="preserve"> PAGEREF _Toc230700121 \h </w:instrText>
         </w:r>
         <w:r>
           <w:rPr>
@@ -2164,7 +2233,7 @@
             <w:noProof/>
             <w:webHidden/>
           </w:rPr>
-          <w:t>13</w:t>
+          <w:t>14</w:t>
         </w:r>
         <w:r>
           <w:rPr>
@@ -2186,7 +2255,7 @@
           <w:lang w:eastAsia="en-US"/>
         </w:rPr>
       </w:pPr>
-      <w:hyperlink w:anchor="_Toc230681471" w:history="1">
+      <w:hyperlink w:anchor="_Toc230700122" w:history="1">
         <w:r>
           <w:rPr>
             <w:rStyle w:val="Hyperlink"/>
@@ -2213,7 +2282,7 @@
             <w:noProof/>
             <w:webHidden/>
           </w:rPr>
-          <w:instrText xml:space="preserve"> PAGEREF _Toc230681471 \h </w:instrText>
+          <w:instrText xml:space="preserve"> PAGEREF _Toc230700122 \h </w:instrText>
         </w:r>
         <w:r>
           <w:rPr>
@@ -2255,7 +2324,7 @@
           <w:lang w:eastAsia="en-US"/>
         </w:rPr>
       </w:pPr>
-      <w:hyperlink w:anchor="_Toc230681472" w:history="1">
+      <w:hyperlink w:anchor="_Toc230700123" w:history="1">
         <w:r>
           <w:rPr>
             <w:rStyle w:val="Hyperlink"/>
@@ -2282,7 +2351,7 @@
             <w:noProof/>
             <w:webHidden/>
           </w:rPr>
-          <w:instrText xml:space="preserve"> PAGEREF _Toc230681472 \h </w:instrText>
+          <w:instrText xml:space="preserve"> PAGEREF _Toc230700123 \h </w:instrText>
         </w:r>
         <w:r>
           <w:rPr>
@@ -2324,7 +2393,7 @@
           <w:lang w:eastAsia="en-US"/>
         </w:rPr>
       </w:pPr>
-      <w:hyperlink w:anchor="_Toc230681473" w:history="1">
+      <w:hyperlink w:anchor="_Toc230700124" w:history="1">
         <w:r>
           <w:rPr>
             <w:rStyle w:val="Hyperlink"/>
@@ -2351,7 +2420,7 @@
             <w:noProof/>
             <w:webHidden/>
           </w:rPr>
-          <w:instrText xml:space="preserve"> PAGEREF _Toc230681473 \h </w:instrText>
+          <w:instrText xml:space="preserve"> PAGEREF _Toc230700124 \h </w:instrText>
         </w:r>
         <w:r>
           <w:rPr>
@@ -2393,7 +2462,7 @@
           <w:lang w:eastAsia="en-US"/>
         </w:rPr>
       </w:pPr>
-      <w:hyperlink w:anchor="_Toc230681474" w:history="1">
+      <w:hyperlink w:anchor="_Toc230700125" w:history="1">
         <w:r>
           <w:rPr>
             <w:rStyle w:val="Hyperlink"/>
@@ -2420,7 +2489,7 @@
             <w:noProof/>
             <w:webHidden/>
           </w:rPr>
-          <w:instrText xml:space="preserve"> PAGEREF _Toc230681474 \h </w:instrText>
+          <w:instrText xml:space="preserve"> PAGEREF _Toc230700125 \h </w:instrText>
         </w:r>
         <w:r>
           <w:rPr>
@@ -2462,7 +2531,7 @@
           <w:lang w:eastAsia="en-US"/>
         </w:rPr>
       </w:pPr>
-      <w:hyperlink w:anchor="_Toc230681475" w:history="1">
+      <w:hyperlink w:anchor="_Toc230700126" w:history="1">
         <w:r>
           <w:rPr>
             <w:rStyle w:val="Hyperlink"/>
@@ -2489,7 +2558,7 @@
             <w:noProof/>
             <w:webHidden/>
           </w:rPr>
-          <w:instrText xml:space="preserve"> PAGEREF _Toc230681475 \h </w:instrText>
+          <w:instrText xml:space="preserve"> PAGEREF _Toc230700126 \h </w:instrText>
         </w:r>
         <w:r>
           <w:rPr>
@@ -2531,7 +2600,7 @@
           <w:lang w:eastAsia="en-US"/>
         </w:rPr>
       </w:pPr>
-      <w:hyperlink w:anchor="_Toc230681476" w:history="1">
+      <w:hyperlink w:anchor="_Toc230700127" w:history="1">
         <w:r>
           <w:rPr>
             <w:rStyle w:val="Hyperlink"/>
@@ -2558,7 +2627,7 @@
             <w:noProof/>
             <w:webHidden/>
           </w:rPr>
-          <w:instrText xml:space="preserve"> PAGEREF _Toc230681476 \h </w:instrText>
+          <w:instrText xml:space="preserve"> PAGEREF _Toc230700127 \h </w:instrText>
         </w:r>
         <w:r>
           <w:rPr>
@@ -2600,7 +2669,7 @@
           <w:lang w:eastAsia="en-US"/>
         </w:rPr>
       </w:pPr>
-      <w:hyperlink w:anchor="_Toc230681477" w:history="1">
+      <w:hyperlink w:anchor="_Toc230700128" w:history="1">
         <w:r>
           <w:rPr>
             <w:rStyle w:val="Hyperlink"/>
@@ -2627,7 +2696,7 @@
             <w:noProof/>
             <w:webHidden/>
           </w:rPr>
-          <w:instrText xml:space="preserve"> PAGEREF _Toc230681477 \h </w:instrText>
+          <w:instrText xml:space="preserve"> PAGEREF _Toc230700128 \h </w:instrText>
         </w:r>
         <w:r>
           <w:rPr>
@@ -2669,7 +2738,7 @@
           <w:lang w:eastAsia="en-US"/>
         </w:rPr>
       </w:pPr>
-      <w:hyperlink w:anchor="_Toc230681478" w:history="1">
+      <w:hyperlink w:anchor="_Toc230700129" w:history="1">
         <w:r>
           <w:rPr>
             <w:rStyle w:val="Hyperlink"/>
@@ -2692,7 +2761,7 @@
           <w:rPr>
             <w:webHidden/>
           </w:rPr>
-          <w:instrText xml:space="preserve"> PAGEREF _Toc230681478 \h </w:instrText>
+          <w:instrText xml:space="preserve"> PAGEREF _Toc230700129 \h </w:instrText>
         </w:r>
         <w:r>
           <w:rPr>
@@ -2730,7 +2799,7 @@
           <w:lang w:eastAsia="en-US"/>
         </w:rPr>
       </w:pPr>
-      <w:hyperlink w:anchor="_Toc230681479" w:history="1">
+      <w:hyperlink w:anchor="_Toc230700130" w:history="1">
         <w:r>
           <w:rPr>
             <w:rStyle w:val="Hyperlink"/>
@@ -2757,7 +2826,7 @@
             <w:noProof/>
             <w:webHidden/>
           </w:rPr>
-          <w:instrText xml:space="preserve"> PAGEREF _Toc230681479 \h </w:instrText>
+          <w:instrText xml:space="preserve"> PAGEREF _Toc230700130 \h </w:instrText>
         </w:r>
         <w:r>
           <w:rPr>
@@ -2810,7 +2879,7 @@
       <w:pPr>
         <w:pStyle w:val="Heading1"/>
       </w:pPr>
-      <w:bookmarkStart w:id="0" w:name="_Toc230681441"/>
+      <w:bookmarkStart w:id="0" w:name="_Toc230700091"/>
       <w:r>
         <w:lastRenderedPageBreak/>
         <w:t>Source Control</w:t>
@@ -2836,25 +2905,15 @@
       <w:r>
         <w:t xml:space="preserve"> </w:t>
       </w:r>
-      <w:r>
-        <w:fldChar w:fldCharType="begin"/>
-      </w:r>
-      <w:r>
-        <w:instrText>HYPERLINK "https://git-scm.com/"</w:instrText>
-      </w:r>
-      <w:r>
-        <w:fldChar w:fldCharType="separate"/>
-      </w:r>
-      <w:r>
-        <w:rPr>
-          <w:rStyle w:val="Hyperlink"/>
-          <w:sz w:val="18"/>
-        </w:rPr>
-        <w:t>git-scm.com</w:t>
-      </w:r>
-      <w:r>
-        <w:fldChar w:fldCharType="end"/>
-      </w:r>
+      <w:hyperlink r:id="rId8" w:history="1">
+        <w:r>
+          <w:rPr>
+            <w:rStyle w:val="Hyperlink"/>
+            <w:sz w:val="18"/>
+          </w:rPr>
+          <w:t>git-scm.com</w:t>
+        </w:r>
+      </w:hyperlink>
       <w:r>
         <w:t>.</w:t>
       </w:r>
@@ -2890,25 +2949,15 @@
       <w:r>
         <w:t xml:space="preserve">at </w:t>
       </w:r>
-      <w:r>
-        <w:fldChar w:fldCharType="begin"/>
-      </w:r>
-      <w:r>
-        <w:instrText>HYPERLINK "https://github.com/"</w:instrText>
-      </w:r>
-      <w:r>
-        <w:fldChar w:fldCharType="separate"/>
-      </w:r>
-      <w:r>
-        <w:rPr>
-          <w:rStyle w:val="Hyperlink"/>
-          <w:sz w:val="18"/>
-        </w:rPr>
-        <w:t>github.com</w:t>
-      </w:r>
-      <w:r>
-        <w:fldChar w:fldCharType="end"/>
-      </w:r>
+      <w:hyperlink r:id="rId9" w:history="1">
+        <w:r>
+          <w:rPr>
+            <w:rStyle w:val="Hyperlink"/>
+            <w:sz w:val="18"/>
+          </w:rPr>
+          <w:t>github.com</w:t>
+        </w:r>
+      </w:hyperlink>
       <w:r>
         <w:t>.</w:t>
       </w:r>
@@ -2917,7 +2966,7 @@
       <w:pPr>
         <w:pStyle w:val="Heading2"/>
       </w:pPr>
-      <w:bookmarkStart w:id="1" w:name="_Toc230681442"/>
+      <w:bookmarkStart w:id="1" w:name="_Toc230700092"/>
       <w:r>
         <w:t>Repositories</w:t>
       </w:r>
@@ -3127,7 +3176,7 @@
       <w:pPr>
         <w:pStyle w:val="Heading3"/>
       </w:pPr>
-      <w:bookmarkStart w:id="2" w:name="_Toc230681443"/>
+      <w:bookmarkStart w:id="2" w:name="_Toc230700093"/>
       <w:r>
         <w:t>Authentication</w:t>
       </w:r>
@@ -3512,7 +3561,7 @@
       <w:pPr>
         <w:pStyle w:val="Heading2"/>
       </w:pPr>
-      <w:bookmarkStart w:id="3" w:name="_Toc230681444"/>
+      <w:bookmarkStart w:id="3" w:name="_Toc230700094"/>
       <w:r>
         <w:t>Branches</w:t>
       </w:r>
@@ -3751,7 +3800,7 @@
       <w:pPr>
         <w:pStyle w:val="Heading2"/>
       </w:pPr>
-      <w:bookmarkStart w:id="4" w:name="_Toc230681445"/>
+      <w:bookmarkStart w:id="4" w:name="_Toc230700095"/>
       <w:r>
         <w:t>Creat</w:t>
       </w:r>
@@ -5402,7 +5451,7 @@
       <w:pPr>
         <w:pStyle w:val="Heading2"/>
       </w:pPr>
-      <w:bookmarkStart w:id="5" w:name="_Toc230681446"/>
+      <w:bookmarkStart w:id="5" w:name="_Toc230700096"/>
       <w:r>
         <w:t xml:space="preserve">Using Git </w:t>
       </w:r>
@@ -5418,7 +5467,7 @@
       <w:pPr>
         <w:pStyle w:val="Heading3"/>
       </w:pPr>
-      <w:bookmarkStart w:id="6" w:name="_Toc230681447"/>
+      <w:bookmarkStart w:id="6" w:name="_Toc230700097"/>
       <w:r>
         <w:t>Configuration</w:t>
       </w:r>
@@ -6081,7 +6130,7 @@
       <w:pPr>
         <w:pStyle w:val="Heading3"/>
       </w:pPr>
-      <w:bookmarkStart w:id="7" w:name="_Toc230681448"/>
+      <w:bookmarkStart w:id="7" w:name="_Toc230700098"/>
       <w:r>
         <w:t>Create</w:t>
       </w:r>
@@ -6272,7 +6321,7 @@
       <w:pPr>
         <w:pStyle w:val="Heading3"/>
       </w:pPr>
-      <w:bookmarkStart w:id="8" w:name="_Toc230681449"/>
+      <w:bookmarkStart w:id="8" w:name="_Toc230700099"/>
       <w:r>
         <w:t>Create</w:t>
       </w:r>
@@ -6407,7 +6456,7 @@
       <w:pPr>
         <w:pStyle w:val="Heading3"/>
       </w:pPr>
-      <w:bookmarkStart w:id="9" w:name="_Toc230681450"/>
+      <w:bookmarkStart w:id="9" w:name="_Toc230700100"/>
       <w:r>
         <w:t>Synchronize with Remote Repository</w:t>
       </w:r>
@@ -6517,7 +6566,7 @@
       <w:pPr>
         <w:pStyle w:val="Heading3"/>
       </w:pPr>
-      <w:bookmarkStart w:id="10" w:name="_Toc230681451"/>
+      <w:bookmarkStart w:id="10" w:name="_Toc230700101"/>
       <w:r>
         <w:t>Get Status</w:t>
       </w:r>
@@ -6988,7 +7037,7 @@
       <w:pPr>
         <w:pStyle w:val="Heading3"/>
       </w:pPr>
-      <w:bookmarkStart w:id="11" w:name="_Toc230681452"/>
+      <w:bookmarkStart w:id="11" w:name="_Toc230700102"/>
       <w:r>
         <w:t>Select a Branch</w:t>
       </w:r>
@@ -7651,7 +7700,7 @@
       <w:pPr>
         <w:pStyle w:val="Heading3"/>
       </w:pPr>
-      <w:bookmarkStart w:id="12" w:name="_Toc230681453"/>
+      <w:bookmarkStart w:id="12" w:name="_Toc230700103"/>
       <w:r>
         <w:t>Create a New Branch</w:t>
       </w:r>
@@ -7827,7 +7876,7 @@
       <w:pPr>
         <w:pStyle w:val="Heading3"/>
       </w:pPr>
-      <w:bookmarkStart w:id="13" w:name="_Toc230681454"/>
+      <w:bookmarkStart w:id="13" w:name="_Toc230700104"/>
       <w:r>
         <w:t>Add</w:t>
       </w:r>
@@ -8064,7 +8113,7 @@
       <w:pPr>
         <w:pStyle w:val="Heading3"/>
       </w:pPr>
-      <w:bookmarkStart w:id="14" w:name="_Toc230681455"/>
+      <w:bookmarkStart w:id="14" w:name="_Toc230700105"/>
       <w:r>
         <w:t>Delete a file</w:t>
       </w:r>
@@ -8203,7 +8252,7 @@
       <w:pPr>
         <w:pStyle w:val="Heading3"/>
       </w:pPr>
-      <w:bookmarkStart w:id="15" w:name="_Toc230681456"/>
+      <w:bookmarkStart w:id="15" w:name="_Toc230700106"/>
       <w:r>
         <w:t>Change a File</w:t>
       </w:r>
@@ -8514,7 +8563,7 @@
       <w:pPr>
         <w:pStyle w:val="Heading3"/>
       </w:pPr>
-      <w:bookmarkStart w:id="16" w:name="_Toc230681457"/>
+      <w:bookmarkStart w:id="16" w:name="_Toc230700107"/>
       <w:r>
         <w:t>Stage a File</w:t>
       </w:r>
@@ -8901,7 +8950,7 @@
       <w:pPr>
         <w:pStyle w:val="Heading3"/>
       </w:pPr>
-      <w:bookmarkStart w:id="17" w:name="_Toc230681458"/>
+      <w:bookmarkStart w:id="17" w:name="_Toc230700108"/>
       <w:r>
         <w:t xml:space="preserve">Commit a </w:t>
       </w:r>
@@ -9032,7 +9081,7 @@
       <w:pPr>
         <w:pStyle w:val="Heading3"/>
       </w:pPr>
-      <w:bookmarkStart w:id="18" w:name="_Toc230681459"/>
+      <w:bookmarkStart w:id="18" w:name="_Toc230700109"/>
       <w:r>
         <w:t>Push Changes to the Remote Repository</w:t>
       </w:r>
@@ -9171,7 +9220,7 @@
       <w:pPr>
         <w:pStyle w:val="Heading3"/>
       </w:pPr>
-      <w:bookmarkStart w:id="19" w:name="_Toc230681460"/>
+      <w:bookmarkStart w:id="19" w:name="_Toc230700110"/>
       <w:r>
         <w:t>Make a Change</w:t>
       </w:r>
@@ -9688,7 +9737,7 @@
       <w:pPr>
         <w:pStyle w:val="Heading3"/>
       </w:pPr>
-      <w:bookmarkStart w:id="20" w:name="_Toc230681461"/>
+      <w:bookmarkStart w:id="20" w:name="_Toc230700111"/>
       <w:r>
         <w:t>Make Change to Main Branch</w:t>
       </w:r>
@@ -9999,7 +10048,7 @@
       <w:pPr>
         <w:pStyle w:val="Heading3"/>
       </w:pPr>
-      <w:bookmarkStart w:id="21" w:name="_Toc230681462"/>
+      <w:bookmarkStart w:id="21" w:name="_Toc230700112"/>
       <w:r>
         <w:t xml:space="preserve">Merge Development Branch into </w:t>
       </w:r>
@@ -11157,26 +11206,304 @@
       <w:pPr>
         <w:pStyle w:val="Heading3"/>
       </w:pPr>
-      <w:bookmarkStart w:id="22" w:name="_Toc230681463"/>
-      <w:r>
-        <w:t>Get</w:t>
-      </w:r>
-      <w:r>
-        <w:t xml:space="preserve"> a </w:t>
-      </w:r>
-      <w:r>
-        <w:t>Past</w:t>
-      </w:r>
-      <w:r>
-        <w:t xml:space="preserve"> Version of TaxTools</w:t>
+      <w:bookmarkStart w:id="22" w:name="_Toc230700113"/>
+      <w:r>
+        <w:t>Get a Past Version of TaxTools</w:t>
       </w:r>
       <w:bookmarkEnd w:id="22"/>
     </w:p>
     <w:p>
       <w:pPr>
+        <w:pStyle w:val="Heading3"/>
+      </w:pPr>
+      <w:bookmarkStart w:id="23" w:name="_Toc230700114"/>
+      <w:r>
+        <w:t>Create a Tag</w:t>
+      </w:r>
+      <w:bookmarkEnd w:id="23"/>
+    </w:p>
+    <w:p>
+      <w:pPr>
+        <w:pStyle w:val="Body-Text"/>
+      </w:pPr>
+      <w:r>
+        <w:t xml:space="preserve">You create a tag with the </w:t>
+      </w:r>
+      <w:proofErr w:type="spellStart"/>
+      <w:r>
+        <w:rPr>
+          <w:rStyle w:val="SourceCodechar"/>
+        </w:rPr>
+        <w:t>git</w:t>
+      </w:r>
+      <w:proofErr w:type="spellEnd"/>
+      <w:r>
+        <w:t xml:space="preserve"> </w:t>
+      </w:r>
+      <w:r>
+        <w:rPr>
+          <w:rStyle w:val="SourceCodechar"/>
+        </w:rPr>
+        <w:t>tag</w:t>
+      </w:r>
+      <w:r>
+        <w:t xml:space="preserve"> command. When you push commits to the remote repository, it does not push the tags; they must be pushed in a separate step.</w:t>
+      </w:r>
+    </w:p>
+    <w:p>
+      <w:pPr>
+        <w:pStyle w:val="SourceCode"/>
+      </w:pPr>
+      <w:r>
+        <w:t xml:space="preserve">$ </w:t>
+      </w:r>
+      <w:proofErr w:type="spellStart"/>
+      <w:proofErr w:type="gramStart"/>
+      <w:r>
+        <w:t>git</w:t>
+      </w:r>
+      <w:proofErr w:type="spellEnd"/>
+      <w:proofErr w:type="gramEnd"/>
+      <w:r>
+        <w:t xml:space="preserve"> tag </w:t>
+      </w:r>
+      <w:proofErr w:type="spellStart"/>
+      <w:r>
+        <w:rPr>
+          <w:rStyle w:val="SourceCodenon-literal"/>
+        </w:rPr>
+        <w:t>V</w:t>
+      </w:r>
+      <w:r>
+        <w:rPr>
+          <w:rStyle w:val="SourceCodenon-literal"/>
+        </w:rPr>
+        <w:t>ersion</w:t>
+      </w:r>
+      <w:r>
+        <w:rPr>
+          <w:rStyle w:val="SourceCodenon-literal"/>
+        </w:rPr>
+        <w:t>N</w:t>
+      </w:r>
+      <w:r>
+        <w:rPr>
+          <w:rStyle w:val="SourceCodenon-literal"/>
+        </w:rPr>
+        <w:t>umber</w:t>
+      </w:r>
+      <w:proofErr w:type="spellEnd"/>
+      <w:r>
+        <w:rPr>
+          <w:rStyle w:val="SourceCodenon-literal"/>
+          <w:rFonts w:ascii="Courier New" w:hAnsi="Courier New"/>
+          <w:i w:val="0"/>
+        </w:rPr>
+        <w:tab/>
+        <w:t>#</w:t>
+      </w:r>
+      <w:r>
+        <w:t xml:space="preserve"> e.g., </w:t>
+      </w:r>
+      <w:r>
+        <w:t>“</w:t>
+      </w:r>
+      <w:r>
+        <w:t>v2025.08</w:t>
+      </w:r>
+      <w:r>
+        <w:t>”</w:t>
+      </w:r>
+    </w:p>
+    <w:p>
+      <w:pPr>
+        <w:pStyle w:val="SourceCode"/>
+      </w:pPr>
+      <w:r>
+        <w:t xml:space="preserve">$ </w:t>
+      </w:r>
+      <w:proofErr w:type="spellStart"/>
+      <w:proofErr w:type="gramStart"/>
+      <w:r>
+        <w:t>git</w:t>
+      </w:r>
+      <w:proofErr w:type="spellEnd"/>
+      <w:proofErr w:type="gramEnd"/>
+      <w:r>
+        <w:t xml:space="preserve"> push</w:t>
+      </w:r>
+      <w:r>
+        <w:tab/>
+      </w:r>
+      <w:r>
+        <w:tab/>
+      </w:r>
+      <w:r>
+        <w:tab/>
+        <w:t># Push the commits</w:t>
+      </w:r>
+    </w:p>
+    <w:p>
+      <w:pPr>
+        <w:pStyle w:val="SourceCode"/>
+      </w:pPr>
+      <w:r>
+        <w:lastRenderedPageBreak/>
+        <w:t xml:space="preserve">$ </w:t>
+      </w:r>
+      <w:proofErr w:type="spellStart"/>
+      <w:proofErr w:type="gramStart"/>
+      <w:r>
+        <w:t>git</w:t>
+      </w:r>
+      <w:proofErr w:type="spellEnd"/>
+      <w:proofErr w:type="gramEnd"/>
+      <w:r>
+        <w:t xml:space="preserve"> push --tags</w:t>
+      </w:r>
+      <w:r>
+        <w:tab/>
+      </w:r>
+      <w:r>
+        <w:tab/>
+        <w:t># Push the tags</w:t>
+      </w:r>
+    </w:p>
+    <w:p>
+      <w:pPr>
+        <w:pStyle w:val="SourceCode"/>
+        <w:rPr>
+          <w:lang w:eastAsia="ar-SA"/>
+        </w:rPr>
+      </w:pPr>
+      <w:r>
+        <w:tab/>
+      </w:r>
+    </w:p>
+    <w:p>
+      <w:pPr>
+        <w:pStyle w:val="Body-Text"/>
+        <w:rPr>
+          <w:lang w:eastAsia="ar-SA"/>
+        </w:rPr>
+      </w:pPr>
+      <w:r>
+        <w:rPr>
+          <w:lang w:eastAsia="ar-SA"/>
+        </w:rPr>
+        <w:t xml:space="preserve">You delete a tag with </w:t>
+      </w:r>
+      <w:r>
+        <w:t xml:space="preserve">the </w:t>
+      </w:r>
+      <w:proofErr w:type="spellStart"/>
+      <w:r>
+        <w:rPr>
+          <w:rStyle w:val="SourceCodechar"/>
+        </w:rPr>
+        <w:t>git</w:t>
+      </w:r>
+      <w:proofErr w:type="spellEnd"/>
+      <w:r>
+        <w:t xml:space="preserve"> </w:t>
+      </w:r>
+      <w:r>
+        <w:rPr>
+          <w:rStyle w:val="SourceCodechar"/>
+        </w:rPr>
+        <w:t>tag</w:t>
+      </w:r>
+      <w:r>
+        <w:t xml:space="preserve"> command</w:t>
+      </w:r>
+      <w:r>
+        <w:rPr>
+          <w:lang w:eastAsia="ar-SA"/>
+        </w:rPr>
+        <w:t xml:space="preserve"> as well.</w:t>
+      </w:r>
+    </w:p>
+    <w:p>
+      <w:pPr>
+        <w:pStyle w:val="SourceCode"/>
+      </w:pPr>
+      <w:r>
+        <w:t xml:space="preserve">$ </w:t>
+      </w:r>
+      <w:proofErr w:type="spellStart"/>
+      <w:proofErr w:type="gramStart"/>
+      <w:r>
+        <w:t>git</w:t>
+      </w:r>
+      <w:proofErr w:type="spellEnd"/>
+      <w:proofErr w:type="gramEnd"/>
+      <w:r>
+        <w:t xml:space="preserve"> tag  --delete </w:t>
+      </w:r>
+      <w:proofErr w:type="spellStart"/>
+      <w:r>
+        <w:rPr>
+          <w:rStyle w:val="SourceCodenon-literal"/>
+        </w:rPr>
+        <w:t>tagName</w:t>
+      </w:r>
+      <w:proofErr w:type="spellEnd"/>
+      <w:r>
+        <w:rPr>
+          <w:rStyle w:val="SourceCodenon-literal"/>
+          <w:rFonts w:ascii="Courier New" w:hAnsi="Courier New"/>
+          <w:i w:val="0"/>
+        </w:rPr>
+        <w:tab/>
+        <w:t>#</w:t>
+      </w:r>
+      <w:r>
+        <w:t xml:space="preserve"> e.g., </w:t>
+      </w:r>
+      <w:r>
+        <w:t>“</w:t>
+      </w:r>
+      <w:r>
+        <w:t>v2025.08</w:t>
+      </w:r>
+      <w:r>
+        <w:t>”</w:t>
+      </w:r>
+    </w:p>
+    <w:p>
+      <w:pPr>
+        <w:pStyle w:val="SourceCode"/>
+      </w:pPr>
+      <w:r>
+        <w:t xml:space="preserve">$ </w:t>
+      </w:r>
+      <w:proofErr w:type="spellStart"/>
+      <w:proofErr w:type="gramStart"/>
+      <w:r>
+        <w:t>git</w:t>
+      </w:r>
+      <w:proofErr w:type="spellEnd"/>
+      <w:proofErr w:type="gramEnd"/>
+      <w:r>
+        <w:t xml:space="preserve"> push --delete </w:t>
+      </w:r>
+      <w:proofErr w:type="spellStart"/>
+      <w:r>
+        <w:rPr>
+          <w:rStyle w:val="SourceCodenon-literal"/>
+        </w:rPr>
+        <w:t>tagName</w:t>
+      </w:r>
+      <w:proofErr w:type="spellEnd"/>
+      <w:r>
+        <w:tab/>
+      </w:r>
+    </w:p>
+    <w:p>
+      <w:pPr>
         <w:pStyle w:val="Heading2"/>
       </w:pPr>
-      <w:bookmarkStart w:id="23" w:name="_Toc230681464"/>
+      <w:bookmarkStart w:id="24" w:name="_Toc230700115"/>
       <w:r>
         <w:rPr>
           <w:lang w:eastAsia="ar-SA"/>
@@ -11186,7 +11513,7 @@
       <w:r>
         <w:t>Help</w:t>
       </w:r>
-      <w:bookmarkEnd w:id="23"/>
+      <w:bookmarkEnd w:id="24"/>
     </w:p>
     <w:p>
       <w:pPr>
@@ -11207,7 +11534,7 @@
         <w:pStyle w:val="Body-Text-tight"/>
         <w:ind w:left="1440"/>
       </w:pPr>
-      <w:hyperlink r:id="rId8" w:history="1">
+      <w:hyperlink r:id="rId10" w:history="1">
         <w:r>
           <w:rPr>
             <w:rStyle w:val="Hyperlink"/>
@@ -11223,7 +11550,7 @@
         <w:pStyle w:val="Body-Text-tight"/>
         <w:ind w:left="1440"/>
       </w:pPr>
-      <w:hyperlink r:id="rId9" w:history="1">
+      <w:hyperlink r:id="rId11" w:history="1">
         <w:r>
           <w:rPr>
             <w:rStyle w:val="Hyperlink"/>
@@ -11484,11 +11811,11 @@
       <w:pPr>
         <w:pStyle w:val="Heading2"/>
       </w:pPr>
-      <w:bookmarkStart w:id="24" w:name="_Toc230681465"/>
+      <w:bookmarkStart w:id="25" w:name="_Toc230700116"/>
       <w:r>
         <w:t>Git Terminology</w:t>
       </w:r>
-      <w:bookmarkEnd w:id="24"/>
+      <w:bookmarkEnd w:id="25"/>
     </w:p>
     <w:p>
       <w:pPr>
@@ -11782,23 +12109,24 @@
       <w:pPr>
         <w:pStyle w:val="Heading1"/>
       </w:pPr>
-      <w:bookmarkStart w:id="25" w:name="_Toc230681466"/>
-      <w:r>
+      <w:bookmarkStart w:id="26" w:name="_Toc230700117"/>
+      <w:r>
+        <w:lastRenderedPageBreak/>
         <w:t>Editing Tools</w:t>
       </w:r>
-      <w:bookmarkEnd w:id="25"/>
+      <w:bookmarkEnd w:id="26"/>
     </w:p>
     <w:p>
       <w:pPr>
         <w:pStyle w:val="Heading2"/>
       </w:pPr>
-      <w:bookmarkStart w:id="26" w:name="_Toc227669204"/>
-      <w:bookmarkStart w:id="27" w:name="_Toc230681467"/>
+      <w:bookmarkStart w:id="27" w:name="_Toc227669204"/>
+      <w:bookmarkStart w:id="28" w:name="_Toc230700118"/>
       <w:r>
         <w:t>VS Code</w:t>
       </w:r>
-      <w:bookmarkEnd w:id="26"/>
       <w:bookmarkEnd w:id="27"/>
+      <w:bookmarkEnd w:id="28"/>
     </w:p>
     <w:p>
       <w:pPr>
@@ -11807,7 +12135,7 @@
       <w:r>
         <w:t xml:space="preserve">Visual Studio Code, usually called VS Code, is a popular, free editor for developers. There are many extensions that give it additional capabilities and interoperability with other tools, but it comes with build in support for HTML, CSS, and JavaScript. For more information on VS Code, go to </w:t>
       </w:r>
-      <w:hyperlink r:id="rId10" w:history="1">
+      <w:hyperlink r:id="rId12" w:history="1">
         <w:r>
           <w:rPr>
             <w:rStyle w:val="Hyperlink"/>
@@ -11823,12 +12151,11 @@
       <w:pPr>
         <w:pStyle w:val="Heading3"/>
       </w:pPr>
-      <w:bookmarkStart w:id="28" w:name="_Toc230681468"/>
-      <w:r>
-        <w:lastRenderedPageBreak/>
+      <w:bookmarkStart w:id="29" w:name="_Toc230700119"/>
+      <w:r>
         <w:t>Installation</w:t>
       </w:r>
-      <w:bookmarkEnd w:id="28"/>
+      <w:bookmarkEnd w:id="29"/>
     </w:p>
     <w:p>
       <w:pPr>
@@ -11841,7 +12168,7 @@
       <w:r>
         <w:t xml:space="preserve">Go to </w:t>
       </w:r>
-      <w:hyperlink r:id="rId11" w:history="1">
+      <w:hyperlink r:id="rId13" w:history="1">
         <w:r>
           <w:rPr>
             <w:rStyle w:val="Hyperlink"/>
@@ -11995,11 +12322,11 @@
       <w:pPr>
         <w:pStyle w:val="Heading3"/>
       </w:pPr>
-      <w:bookmarkStart w:id="29" w:name="_Toc230681469"/>
+      <w:bookmarkStart w:id="30" w:name="_Toc230700120"/>
       <w:r>
         <w:t>Configuration Settings</w:t>
       </w:r>
-      <w:bookmarkEnd w:id="29"/>
+      <w:bookmarkEnd w:id="30"/>
     </w:p>
     <w:p>
       <w:pPr>
@@ -12407,6 +12734,7 @@
         <w:ind w:left="1440"/>
       </w:pPr>
       <w:r>
+        <w:lastRenderedPageBreak/>
         <w:t>Files</w:t>
       </w:r>
       <w:r>
@@ -12428,11 +12756,11 @@
       <w:pPr>
         <w:pStyle w:val="Heading3"/>
       </w:pPr>
-      <w:bookmarkStart w:id="30" w:name="_Toc230681470"/>
+      <w:bookmarkStart w:id="31" w:name="_Toc230700121"/>
       <w:r>
         <w:t>Extensions</w:t>
       </w:r>
-      <w:bookmarkEnd w:id="30"/>
+      <w:bookmarkEnd w:id="31"/>
     </w:p>
     <w:p>
       <w:pPr>
@@ -12574,11 +12902,11 @@
       <w:pPr>
         <w:pStyle w:val="Heading3"/>
       </w:pPr>
-      <w:bookmarkStart w:id="31" w:name="_Toc230681471"/>
+      <w:bookmarkStart w:id="32" w:name="_Toc230700122"/>
       <w:r>
         <w:t>Command Summary</w:t>
       </w:r>
-      <w:bookmarkEnd w:id="31"/>
+      <w:bookmarkEnd w:id="32"/>
     </w:p>
     <w:p>
       <w:pPr>
@@ -12743,12 +13071,12 @@
       <w:pPr>
         <w:pStyle w:val="Heading2"/>
       </w:pPr>
-      <w:bookmarkStart w:id="32" w:name="_Toc230681472"/>
       <w:bookmarkStart w:id="33" w:name="_Toc227669205"/>
+      <w:bookmarkStart w:id="34" w:name="_Toc230700123"/>
       <w:r>
         <w:t>Node and NPM</w:t>
       </w:r>
-      <w:bookmarkEnd w:id="32"/>
+      <w:bookmarkEnd w:id="34"/>
     </w:p>
     <w:p>
       <w:pPr>
@@ -12784,11 +13112,11 @@
       <w:pPr>
         <w:pStyle w:val="Heading3"/>
       </w:pPr>
-      <w:bookmarkStart w:id="34" w:name="_Toc230681473"/>
+      <w:bookmarkStart w:id="35" w:name="_Toc230700124"/>
       <w:r>
         <w:t>Installation</w:t>
       </w:r>
-      <w:bookmarkEnd w:id="34"/>
+      <w:bookmarkEnd w:id="35"/>
     </w:p>
     <w:p>
       <w:pPr>
@@ -12801,7 +13129,7 @@
       <w:r>
         <w:t xml:space="preserve">Go to </w:t>
       </w:r>
-      <w:hyperlink r:id="rId12" w:history="1">
+      <w:hyperlink r:id="rId14" w:history="1">
         <w:r>
           <w:rPr>
             <w:rStyle w:val="Hyperlink"/>
@@ -12853,6 +13181,7 @@
         <w:pStyle w:val="SourceCode"/>
       </w:pPr>
       <w:r>
+        <w:lastRenderedPageBreak/>
         <w:t xml:space="preserve">$ </w:t>
       </w:r>
       <w:proofErr w:type="spellStart"/>
@@ -13043,12 +13372,11 @@
       <w:pPr>
         <w:pStyle w:val="Heading3"/>
       </w:pPr>
-      <w:bookmarkStart w:id="35" w:name="_Toc230681474"/>
-      <w:r>
-        <w:lastRenderedPageBreak/>
+      <w:bookmarkStart w:id="36" w:name="_Toc230700125"/>
+      <w:r>
         <w:t>Prettier</w:t>
       </w:r>
-      <w:bookmarkEnd w:id="35"/>
+      <w:bookmarkEnd w:id="36"/>
     </w:p>
     <w:p>
       <w:pPr>
@@ -13352,12 +13680,12 @@
       <w:pPr>
         <w:pStyle w:val="Heading3"/>
       </w:pPr>
-      <w:bookmarkStart w:id="36" w:name="_Toc230681475"/>
+      <w:bookmarkStart w:id="37" w:name="_Toc230700126"/>
       <w:proofErr w:type="spellStart"/>
       <w:r>
         <w:t>ESLint</w:t>
       </w:r>
-      <w:bookmarkEnd w:id="36"/>
+      <w:bookmarkEnd w:id="37"/>
       <w:proofErr w:type="spellEnd"/>
     </w:p>
     <w:p>
@@ -13723,11 +14051,11 @@
       <w:pPr>
         <w:pStyle w:val="Heading2"/>
       </w:pPr>
-      <w:bookmarkStart w:id="37" w:name="_Toc230681476"/>
+      <w:bookmarkStart w:id="38" w:name="_Toc230700127"/>
       <w:r>
         <w:t>Git</w:t>
       </w:r>
-      <w:bookmarkEnd w:id="37"/>
+      <w:bookmarkEnd w:id="38"/>
     </w:p>
     <w:p>
       <w:pPr>
@@ -13741,7 +14069,7 @@
       <w:pPr>
         <w:pStyle w:val="Heading3"/>
       </w:pPr>
-      <w:bookmarkStart w:id="38" w:name="_Toc230681477"/>
+      <w:bookmarkStart w:id="39" w:name="_Toc230700128"/>
       <w:r>
         <w:t>Inst</w:t>
       </w:r>
@@ -13751,7 +14079,7 @@
       <w:r>
         <w:t>llation</w:t>
       </w:r>
-      <w:bookmarkEnd w:id="38"/>
+      <w:bookmarkEnd w:id="39"/>
     </w:p>
     <w:p>
       <w:pPr>
@@ -13764,7 +14092,7 @@
       <w:r>
         <w:t xml:space="preserve">Go to </w:t>
       </w:r>
-      <w:hyperlink r:id="rId13" w:history="1">
+      <w:hyperlink r:id="rId15" w:history="1">
         <w:r>
           <w:rPr>
             <w:rStyle w:val="Hyperlink"/>
@@ -13785,6 +14113,7 @@
         </w:numPr>
       </w:pPr>
       <w:r>
+        <w:lastRenderedPageBreak/>
         <w:t>Select the Windows tab.</w:t>
       </w:r>
     </w:p>
@@ -13867,22 +14196,21 @@
       <w:pPr>
         <w:pStyle w:val="Heading1"/>
       </w:pPr>
-      <w:bookmarkStart w:id="39" w:name="_Toc230681478"/>
-      <w:r>
-        <w:lastRenderedPageBreak/>
+      <w:bookmarkStart w:id="40" w:name="_Toc230700129"/>
+      <w:r>
         <w:t>Notes</w:t>
       </w:r>
-      <w:bookmarkEnd w:id="39"/>
+      <w:bookmarkEnd w:id="40"/>
     </w:p>
     <w:p>
       <w:pPr>
         <w:pStyle w:val="Heading2"/>
       </w:pPr>
-      <w:bookmarkStart w:id="40" w:name="_Toc230681479"/>
+      <w:bookmarkStart w:id="41" w:name="_Toc230700130"/>
       <w:r>
         <w:t>Coding Conventions</w:t>
       </w:r>
-      <w:bookmarkEnd w:id="40"/>
+      <w:bookmarkEnd w:id="41"/>
     </w:p>
     <w:p>
       <w:pPr>
@@ -13968,7 +14296,7 @@
       </w:pPr>
     </w:p>
     <w:sectPr>
-      <w:footerReference w:type="default" r:id="rId14"/>
+      <w:footerReference w:type="default" r:id="rId16"/>
       <w:pgSz w:w="12240" w:h="15840"/>
       <w:pgMar w:top="1440" w:right="1440" w:bottom="1440" w:left="1440" w:header="720" w:footer="720" w:gutter="0"/>
       <w:cols w:space="720"/>
@@ -14127,7 +14455,7 @@
         <w:szCs w:val="24"/>
         <w:lang w:eastAsia="en-US"/>
       </w:rPr>
-      <w:t>15</w:t>
+      <w:t>16</w:t>
     </w:r>
     <w:r>
       <w:rPr>
@@ -15830,6 +16158,92 @@
       <w:rPr>
         <w:rFonts w:ascii="Symbol" w:hAnsi="Symbol" w:hint="default"/>
       </w:rPr>
+    </w:lvl>
+    <w:lvl w:ilvl="1" w:tplc="04090019" w:tentative="1">
+      <w:start w:val="1"/>
+      <w:numFmt w:val="lowerLetter"/>
+      <w:lvlText w:val="%2."/>
+      <w:lvlJc w:val="left"/>
+      <w:pPr>
+        <w:ind w:left="2160" w:hanging="360"/>
+      </w:pPr>
+    </w:lvl>
+    <w:lvl w:ilvl="2" w:tplc="0409001B" w:tentative="1">
+      <w:start w:val="1"/>
+      <w:numFmt w:val="lowerRoman"/>
+      <w:lvlText w:val="%3."/>
+      <w:lvlJc w:val="right"/>
+      <w:pPr>
+        <w:ind w:left="2880" w:hanging="180"/>
+      </w:pPr>
+    </w:lvl>
+    <w:lvl w:ilvl="3" w:tplc="0409000F" w:tentative="1">
+      <w:start w:val="1"/>
+      <w:numFmt w:val="decimal"/>
+      <w:lvlText w:val="%4."/>
+      <w:lvlJc w:val="left"/>
+      <w:pPr>
+        <w:ind w:left="3600" w:hanging="360"/>
+      </w:pPr>
+    </w:lvl>
+    <w:lvl w:ilvl="4" w:tplc="04090019" w:tentative="1">
+      <w:start w:val="1"/>
+      <w:numFmt w:val="lowerLetter"/>
+      <w:lvlText w:val="%5."/>
+      <w:lvlJc w:val="left"/>
+      <w:pPr>
+        <w:ind w:left="4320" w:hanging="360"/>
+      </w:pPr>
+    </w:lvl>
+    <w:lvl w:ilvl="5" w:tplc="0409001B" w:tentative="1">
+      <w:start w:val="1"/>
+      <w:numFmt w:val="lowerRoman"/>
+      <w:lvlText w:val="%6."/>
+      <w:lvlJc w:val="right"/>
+      <w:pPr>
+        <w:ind w:left="5040" w:hanging="180"/>
+      </w:pPr>
+    </w:lvl>
+    <w:lvl w:ilvl="6" w:tplc="0409000F" w:tentative="1">
+      <w:start w:val="1"/>
+      <w:numFmt w:val="decimal"/>
+      <w:lvlText w:val="%7."/>
+      <w:lvlJc w:val="left"/>
+      <w:pPr>
+        <w:ind w:left="5760" w:hanging="360"/>
+      </w:pPr>
+    </w:lvl>
+    <w:lvl w:ilvl="7" w:tplc="04090019" w:tentative="1">
+      <w:start w:val="1"/>
+      <w:numFmt w:val="lowerLetter"/>
+      <w:lvlText w:val="%8."/>
+      <w:lvlJc w:val="left"/>
+      <w:pPr>
+        <w:ind w:left="6480" w:hanging="360"/>
+      </w:pPr>
+    </w:lvl>
+    <w:lvl w:ilvl="8" w:tplc="0409001B" w:tentative="1">
+      <w:start w:val="1"/>
+      <w:numFmt w:val="lowerRoman"/>
+      <w:lvlText w:val="%9."/>
+      <w:lvlJc w:val="right"/>
+      <w:pPr>
+        <w:ind w:left="7200" w:hanging="180"/>
+      </w:pPr>
+    </w:lvl>
+  </w:abstractNum>
+  <w:abstractNum w:abstractNumId="19">
+    <w:nsid w:val="67B54F56"/>
+    <w:multiLevelType w:val="hybridMultilevel"/>
+    <w:tmpl w:val="E7D210CA"/>
+    <w:lvl w:ilvl="0" w:tplc="0409000F">
+      <w:start w:val="1"/>
+      <w:numFmt w:val="decimal"/>
+      <w:lvlText w:val="%1."/>
+      <w:lvlJc w:val="left"/>
+      <w:pPr>
+        <w:ind w:left="1440" w:hanging="360"/>
+      </w:pPr>
     </w:lvl>
     <w:lvl w:ilvl="1" w:tplc="04090019" w:tentative="1">
       <w:start w:val="1"/>
@@ -15960,6 +16374,9 @@
   </w:num>
   <w:num w:numId="19">
     <w:abstractNumId w:val="0"/>
+  </w:num>
+  <w:num w:numId="20">
+    <w:abstractNumId w:val="19"/>
   </w:num>
   <w:numIdMacAtCleanup w:val="11"/>
 </w:numbering>
@@ -17361,7 +17778,7 @@
 </file>
 
 <file path=customXml/itemProps1.xml><?xml version="1.0" encoding="utf-8"?>
-<ds:datastoreItem xmlns:ds="http://schemas.openxmlformats.org/officeDocument/2006/customXml" ds:itemID="{A562AB57-CDAC-48D7-BD58-B05543B46A08}">
+<ds:datastoreItem xmlns:ds="http://schemas.openxmlformats.org/officeDocument/2006/customXml" ds:itemID="{C9A76D16-646E-4783-BF72-F9241D16C026}">
   <ds:schemaRefs>
     <ds:schemaRef ds:uri="http://schemas.openxmlformats.org/officeDocument/2006/bibliography"/>
   </ds:schemaRefs>

--- a/Documentation/DevelopmentEnvironment.docx
+++ b/Documentation/DevelopmentEnvironment.docx
@@ -11431,14 +11431,15 @@
         <w:t xml:space="preserve">$ </w:t>
       </w:r>
       <w:proofErr w:type="spellStart"/>
-      <w:proofErr w:type="gramStart"/>
       <w:r>
         <w:t>git</w:t>
       </w:r>
       <w:proofErr w:type="spellEnd"/>
-      <w:proofErr w:type="gramEnd"/>
-      <w:r>
-        <w:t xml:space="preserve"> tag  --delete </w:t>
+      <w:r>
+        <w:t xml:space="preserve"> tag </w:t>
+      </w:r>
+      <w:r>
+        <w:t xml:space="preserve">--delete </w:t>
       </w:r>
       <w:proofErr w:type="spellStart"/>
       <w:r>
@@ -11485,7 +11486,13 @@
       <w:proofErr w:type="spellEnd"/>
       <w:proofErr w:type="gramEnd"/>
       <w:r>
-        <w:t xml:space="preserve"> push --delete </w:t>
+        <w:t xml:space="preserve"> push </w:t>
+      </w:r>
+      <w:r>
+        <w:t xml:space="preserve">origin </w:t>
+      </w:r>
+      <w:r>
+        <w:t xml:space="preserve">--delete </w:t>
       </w:r>
       <w:proofErr w:type="spellStart"/>
       <w:r>
@@ -13071,12 +13078,12 @@
       <w:pPr>
         <w:pStyle w:val="Heading2"/>
       </w:pPr>
-      <w:bookmarkStart w:id="33" w:name="_Toc227669205"/>
-      <w:bookmarkStart w:id="34" w:name="_Toc230700123"/>
+      <w:bookmarkStart w:id="33" w:name="_Toc230700123"/>
+      <w:bookmarkStart w:id="34" w:name="_Toc227669205"/>
       <w:r>
         <w:t>Node and NPM</w:t>
       </w:r>
-      <w:bookmarkEnd w:id="34"/>
+      <w:bookmarkEnd w:id="33"/>
     </w:p>
     <w:p>
       <w:pPr>
@@ -14026,7 +14033,7 @@
         <w:pStyle w:val="SourceCode"/>
       </w:pPr>
     </w:p>
-    <w:bookmarkEnd w:id="33"/>
+    <w:bookmarkEnd w:id="34"/>
     <w:p>
       <w:pPr>
         <w:pStyle w:val="Body-Text"/>
@@ -14455,7 +14462,7 @@
         <w:szCs w:val="24"/>
         <w:lang w:eastAsia="en-US"/>
       </w:rPr>
-      <w:t>16</w:t>
+      <w:t>12</w:t>
     </w:r>
     <w:r>
       <w:rPr>
@@ -17778,7 +17785,7 @@
 </file>
 
 <file path=customXml/itemProps1.xml><?xml version="1.0" encoding="utf-8"?>
-<ds:datastoreItem xmlns:ds="http://schemas.openxmlformats.org/officeDocument/2006/customXml" ds:itemID="{C9A76D16-646E-4783-BF72-F9241D16C026}">
+<ds:datastoreItem xmlns:ds="http://schemas.openxmlformats.org/officeDocument/2006/customXml" ds:itemID="{FE71F5B3-1A0D-4D73-B0A0-7D1F187375C0}">
   <ds:schemaRefs>
     <ds:schemaRef ds:uri="http://schemas.openxmlformats.org/officeDocument/2006/bibliography"/>
   </ds:schemaRefs>

--- a/Documentation/DevelopmentEnvironment.docx
+++ b/Documentation/DevelopmentEnvironment.docx
@@ -47,7 +47,7 @@
         <w:rPr>
           <w:noProof/>
         </w:rPr>
-        <w:t>May 26, 2026</w:t>
+        <w:t>May 31, 2026</w:t>
       </w:r>
       <w:r>
         <w:rPr>
@@ -132,7 +132,7 @@
         </w:rPr>
         <w:fldChar w:fldCharType="separate"/>
       </w:r>
-      <w:hyperlink w:anchor="_Toc230700091" w:history="1">
+      <w:hyperlink w:anchor="_Toc231118424" w:history="1">
         <w:r>
           <w:rPr>
             <w:rStyle w:val="Hyperlink"/>
@@ -155,7 +155,7 @@
           <w:rPr>
             <w:webHidden/>
           </w:rPr>
-          <w:instrText xml:space="preserve"> PAGEREF _Toc230700091 \h </w:instrText>
+          <w:instrText xml:space="preserve"> PAGEREF _Toc231118424 \h </w:instrText>
         </w:r>
         <w:r>
           <w:rPr>
@@ -172,7 +172,7 @@
           <w:rPr>
             <w:webHidden/>
           </w:rPr>
-          <w:t>1</w:t>
+          <w:t>2</w:t>
         </w:r>
         <w:r>
           <w:rPr>
@@ -193,7 +193,7 @@
           <w:lang w:eastAsia="en-US"/>
         </w:rPr>
       </w:pPr>
-      <w:hyperlink w:anchor="_Toc230700092" w:history="1">
+      <w:hyperlink w:anchor="_Toc231118425" w:history="1">
         <w:r>
           <w:rPr>
             <w:rStyle w:val="Hyperlink"/>
@@ -220,7 +220,7 @@
             <w:noProof/>
             <w:webHidden/>
           </w:rPr>
-          <w:instrText xml:space="preserve"> PAGEREF _Toc230700092 \h </w:instrText>
+          <w:instrText xml:space="preserve"> PAGEREF _Toc231118425 \h </w:instrText>
         </w:r>
         <w:r>
           <w:rPr>
@@ -262,7 +262,7 @@
           <w:lang w:eastAsia="en-US"/>
         </w:rPr>
       </w:pPr>
-      <w:hyperlink w:anchor="_Toc230700093" w:history="1">
+      <w:hyperlink w:anchor="_Toc231118426" w:history="1">
         <w:r>
           <w:rPr>
             <w:rStyle w:val="Hyperlink"/>
@@ -289,7 +289,7 @@
             <w:noProof/>
             <w:webHidden/>
           </w:rPr>
-          <w:instrText xml:space="preserve"> PAGEREF _Toc230700093 \h </w:instrText>
+          <w:instrText xml:space="preserve"> PAGEREF _Toc231118426 \h </w:instrText>
         </w:r>
         <w:r>
           <w:rPr>
@@ -331,7 +331,7 @@
           <w:lang w:eastAsia="en-US"/>
         </w:rPr>
       </w:pPr>
-      <w:hyperlink w:anchor="_Toc230700094" w:history="1">
+      <w:hyperlink w:anchor="_Toc231118427" w:history="1">
         <w:r>
           <w:rPr>
             <w:rStyle w:val="Hyperlink"/>
@@ -358,7 +358,7 @@
             <w:noProof/>
             <w:webHidden/>
           </w:rPr>
-          <w:instrText xml:space="preserve"> PAGEREF _Toc230700094 \h </w:instrText>
+          <w:instrText xml:space="preserve"> PAGEREF _Toc231118427 \h </w:instrText>
         </w:r>
         <w:r>
           <w:rPr>
@@ -400,7 +400,7 @@
           <w:lang w:eastAsia="en-US"/>
         </w:rPr>
       </w:pPr>
-      <w:hyperlink w:anchor="_Toc230700095" w:history="1">
+      <w:hyperlink w:anchor="_Toc231118428" w:history="1">
         <w:r>
           <w:rPr>
             <w:rStyle w:val="Hyperlink"/>
@@ -427,7 +427,7 @@
             <w:noProof/>
             <w:webHidden/>
           </w:rPr>
-          <w:instrText xml:space="preserve"> PAGEREF _Toc230700095 \h </w:instrText>
+          <w:instrText xml:space="preserve"> PAGEREF _Toc231118428 \h </w:instrText>
         </w:r>
         <w:r>
           <w:rPr>
@@ -469,7 +469,7 @@
           <w:lang w:eastAsia="en-US"/>
         </w:rPr>
       </w:pPr>
-      <w:hyperlink w:anchor="_Toc230700096" w:history="1">
+      <w:hyperlink w:anchor="_Toc231118429" w:history="1">
         <w:r>
           <w:rPr>
             <w:rStyle w:val="Hyperlink"/>
@@ -496,7 +496,7 @@
             <w:noProof/>
             <w:webHidden/>
           </w:rPr>
-          <w:instrText xml:space="preserve"> PAGEREF _Toc230700096 \h </w:instrText>
+          <w:instrText xml:space="preserve"> PAGEREF _Toc231118429 \h </w:instrText>
         </w:r>
         <w:r>
           <w:rPr>
@@ -538,7 +538,7 @@
           <w:lang w:eastAsia="en-US"/>
         </w:rPr>
       </w:pPr>
-      <w:hyperlink w:anchor="_Toc230700097" w:history="1">
+      <w:hyperlink w:anchor="_Toc231118430" w:history="1">
         <w:r>
           <w:rPr>
             <w:rStyle w:val="Hyperlink"/>
@@ -565,7 +565,7 @@
             <w:noProof/>
             <w:webHidden/>
           </w:rPr>
-          <w:instrText xml:space="preserve"> PAGEREF _Toc230700097 \h </w:instrText>
+          <w:instrText xml:space="preserve"> PAGEREF _Toc231118430 \h </w:instrText>
         </w:r>
         <w:r>
           <w:rPr>
@@ -607,7 +607,7 @@
           <w:lang w:eastAsia="en-US"/>
         </w:rPr>
       </w:pPr>
-      <w:hyperlink w:anchor="_Toc230700098" w:history="1">
+      <w:hyperlink w:anchor="_Toc231118431" w:history="1">
         <w:r>
           <w:rPr>
             <w:rStyle w:val="Hyperlink"/>
@@ -634,7 +634,7 @@
             <w:noProof/>
             <w:webHidden/>
           </w:rPr>
-          <w:instrText xml:space="preserve"> PAGEREF _Toc230700098 \h </w:instrText>
+          <w:instrText xml:space="preserve"> PAGEREF _Toc231118431 \h </w:instrText>
         </w:r>
         <w:r>
           <w:rPr>
@@ -676,7 +676,7 @@
           <w:lang w:eastAsia="en-US"/>
         </w:rPr>
       </w:pPr>
-      <w:hyperlink w:anchor="_Toc230700099" w:history="1">
+      <w:hyperlink w:anchor="_Toc231118432" w:history="1">
         <w:r>
           <w:rPr>
             <w:rStyle w:val="Hyperlink"/>
@@ -703,7 +703,7 @@
             <w:noProof/>
             <w:webHidden/>
           </w:rPr>
-          <w:instrText xml:space="preserve"> PAGEREF _Toc230700099 \h </w:instrText>
+          <w:instrText xml:space="preserve"> PAGEREF _Toc231118432 \h </w:instrText>
         </w:r>
         <w:r>
           <w:rPr>
@@ -745,7 +745,7 @@
           <w:lang w:eastAsia="en-US"/>
         </w:rPr>
       </w:pPr>
-      <w:hyperlink w:anchor="_Toc230700100" w:history="1">
+      <w:hyperlink w:anchor="_Toc231118433" w:history="1">
         <w:r>
           <w:rPr>
             <w:rStyle w:val="Hyperlink"/>
@@ -772,7 +772,7 @@
             <w:noProof/>
             <w:webHidden/>
           </w:rPr>
-          <w:instrText xml:space="preserve"> PAGEREF _Toc230700100 \h </w:instrText>
+          <w:instrText xml:space="preserve"> PAGEREF _Toc231118433 \h </w:instrText>
         </w:r>
         <w:r>
           <w:rPr>
@@ -814,7 +814,7 @@
           <w:lang w:eastAsia="en-US"/>
         </w:rPr>
       </w:pPr>
-      <w:hyperlink w:anchor="_Toc230700101" w:history="1">
+      <w:hyperlink w:anchor="_Toc231118434" w:history="1">
         <w:r>
           <w:rPr>
             <w:rStyle w:val="Hyperlink"/>
@@ -841,7 +841,7 @@
             <w:noProof/>
             <w:webHidden/>
           </w:rPr>
-          <w:instrText xml:space="preserve"> PAGEREF _Toc230700101 \h </w:instrText>
+          <w:instrText xml:space="preserve"> PAGEREF _Toc231118434 \h </w:instrText>
         </w:r>
         <w:r>
           <w:rPr>
@@ -883,7 +883,7 @@
           <w:lang w:eastAsia="en-US"/>
         </w:rPr>
       </w:pPr>
-      <w:hyperlink w:anchor="_Toc230700102" w:history="1">
+      <w:hyperlink w:anchor="_Toc231118435" w:history="1">
         <w:r>
           <w:rPr>
             <w:rStyle w:val="Hyperlink"/>
@@ -910,7 +910,7 @@
             <w:noProof/>
             <w:webHidden/>
           </w:rPr>
-          <w:instrText xml:space="preserve"> PAGEREF _Toc230700102 \h </w:instrText>
+          <w:instrText xml:space="preserve"> PAGEREF _Toc231118435 \h </w:instrText>
         </w:r>
         <w:r>
           <w:rPr>
@@ -952,7 +952,7 @@
           <w:lang w:eastAsia="en-US"/>
         </w:rPr>
       </w:pPr>
-      <w:hyperlink w:anchor="_Toc230700103" w:history="1">
+      <w:hyperlink w:anchor="_Toc231118436" w:history="1">
         <w:r>
           <w:rPr>
             <w:rStyle w:val="Hyperlink"/>
@@ -979,7 +979,7 @@
             <w:noProof/>
             <w:webHidden/>
           </w:rPr>
-          <w:instrText xml:space="preserve"> PAGEREF _Toc230700103 \h </w:instrText>
+          <w:instrText xml:space="preserve"> PAGEREF _Toc231118436 \h </w:instrText>
         </w:r>
         <w:r>
           <w:rPr>
@@ -1021,7 +1021,7 @@
           <w:lang w:eastAsia="en-US"/>
         </w:rPr>
       </w:pPr>
-      <w:hyperlink w:anchor="_Toc230700104" w:history="1">
+      <w:hyperlink w:anchor="_Toc231118437" w:history="1">
         <w:r>
           <w:rPr>
             <w:rStyle w:val="Hyperlink"/>
@@ -1048,7 +1048,7 @@
             <w:noProof/>
             <w:webHidden/>
           </w:rPr>
-          <w:instrText xml:space="preserve"> PAGEREF _Toc230700104 \h </w:instrText>
+          <w:instrText xml:space="preserve"> PAGEREF _Toc231118437 \h </w:instrText>
         </w:r>
         <w:r>
           <w:rPr>
@@ -1090,7 +1090,7 @@
           <w:lang w:eastAsia="en-US"/>
         </w:rPr>
       </w:pPr>
-      <w:hyperlink w:anchor="_Toc230700105" w:history="1">
+      <w:hyperlink w:anchor="_Toc231118438" w:history="1">
         <w:r>
           <w:rPr>
             <w:rStyle w:val="Hyperlink"/>
@@ -1117,7 +1117,7 @@
             <w:noProof/>
             <w:webHidden/>
           </w:rPr>
-          <w:instrText xml:space="preserve"> PAGEREF _Toc230700105 \h </w:instrText>
+          <w:instrText xml:space="preserve"> PAGEREF _Toc231118438 \h </w:instrText>
         </w:r>
         <w:r>
           <w:rPr>
@@ -1159,7 +1159,7 @@
           <w:lang w:eastAsia="en-US"/>
         </w:rPr>
       </w:pPr>
-      <w:hyperlink w:anchor="_Toc230700106" w:history="1">
+      <w:hyperlink w:anchor="_Toc231118439" w:history="1">
         <w:r>
           <w:rPr>
             <w:rStyle w:val="Hyperlink"/>
@@ -1186,7 +1186,7 @@
             <w:noProof/>
             <w:webHidden/>
           </w:rPr>
-          <w:instrText xml:space="preserve"> PAGEREF _Toc230700106 \h </w:instrText>
+          <w:instrText xml:space="preserve"> PAGEREF _Toc231118439 \h </w:instrText>
         </w:r>
         <w:r>
           <w:rPr>
@@ -1228,7 +1228,7 @@
           <w:lang w:eastAsia="en-US"/>
         </w:rPr>
       </w:pPr>
-      <w:hyperlink w:anchor="_Toc230700107" w:history="1">
+      <w:hyperlink w:anchor="_Toc231118440" w:history="1">
         <w:r>
           <w:rPr>
             <w:rStyle w:val="Hyperlink"/>
@@ -1255,7 +1255,7 @@
             <w:noProof/>
             <w:webHidden/>
           </w:rPr>
-          <w:instrText xml:space="preserve"> PAGEREF _Toc230700107 \h </w:instrText>
+          <w:instrText xml:space="preserve"> PAGEREF _Toc231118440 \h </w:instrText>
         </w:r>
         <w:r>
           <w:rPr>
@@ -1297,7 +1297,7 @@
           <w:lang w:eastAsia="en-US"/>
         </w:rPr>
       </w:pPr>
-      <w:hyperlink w:anchor="_Toc230700108" w:history="1">
+      <w:hyperlink w:anchor="_Toc231118441" w:history="1">
         <w:r>
           <w:rPr>
             <w:rStyle w:val="Hyperlink"/>
@@ -1324,7 +1324,7 @@
             <w:noProof/>
             <w:webHidden/>
           </w:rPr>
-          <w:instrText xml:space="preserve"> PAGEREF _Toc230700108 \h </w:instrText>
+          <w:instrText xml:space="preserve"> PAGEREF _Toc231118441 \h </w:instrText>
         </w:r>
         <w:r>
           <w:rPr>
@@ -1366,7 +1366,7 @@
           <w:lang w:eastAsia="en-US"/>
         </w:rPr>
       </w:pPr>
-      <w:hyperlink w:anchor="_Toc230700109" w:history="1">
+      <w:hyperlink w:anchor="_Toc231118442" w:history="1">
         <w:r>
           <w:rPr>
             <w:rStyle w:val="Hyperlink"/>
@@ -1393,7 +1393,7 @@
             <w:noProof/>
             <w:webHidden/>
           </w:rPr>
-          <w:instrText xml:space="preserve"> PAGEREF _Toc230700109 \h </w:instrText>
+          <w:instrText xml:space="preserve"> PAGEREF _Toc231118442 \h </w:instrText>
         </w:r>
         <w:r>
           <w:rPr>
@@ -1435,7 +1435,7 @@
           <w:lang w:eastAsia="en-US"/>
         </w:rPr>
       </w:pPr>
-      <w:hyperlink w:anchor="_Toc230700110" w:history="1">
+      <w:hyperlink w:anchor="_Toc231118443" w:history="1">
         <w:r>
           <w:rPr>
             <w:rStyle w:val="Hyperlink"/>
@@ -1462,7 +1462,7 @@
             <w:noProof/>
             <w:webHidden/>
           </w:rPr>
-          <w:instrText xml:space="preserve"> PAGEREF _Toc230700110 \h </w:instrText>
+          <w:instrText xml:space="preserve"> PAGEREF _Toc231118443 \h </w:instrText>
         </w:r>
         <w:r>
           <w:rPr>
@@ -1504,7 +1504,7 @@
           <w:lang w:eastAsia="en-US"/>
         </w:rPr>
       </w:pPr>
-      <w:hyperlink w:anchor="_Toc230700111" w:history="1">
+      <w:hyperlink w:anchor="_Toc231118444" w:history="1">
         <w:r>
           <w:rPr>
             <w:rStyle w:val="Hyperlink"/>
@@ -1531,7 +1531,7 @@
             <w:noProof/>
             <w:webHidden/>
           </w:rPr>
-          <w:instrText xml:space="preserve"> PAGEREF _Toc230700111 \h </w:instrText>
+          <w:instrText xml:space="preserve"> PAGEREF _Toc231118444 \h </w:instrText>
         </w:r>
         <w:r>
           <w:rPr>
@@ -1573,7 +1573,7 @@
           <w:lang w:eastAsia="en-US"/>
         </w:rPr>
       </w:pPr>
-      <w:hyperlink w:anchor="_Toc230700112" w:history="1">
+      <w:hyperlink w:anchor="_Toc231118445" w:history="1">
         <w:r>
           <w:rPr>
             <w:rStyle w:val="Hyperlink"/>
@@ -1600,7 +1600,7 @@
             <w:noProof/>
             <w:webHidden/>
           </w:rPr>
-          <w:instrText xml:space="preserve"> PAGEREF _Toc230700112 \h </w:instrText>
+          <w:instrText xml:space="preserve"> PAGEREF _Toc231118445 \h </w:instrText>
         </w:r>
         <w:r>
           <w:rPr>
@@ -1642,7 +1642,7 @@
           <w:lang w:eastAsia="en-US"/>
         </w:rPr>
       </w:pPr>
-      <w:hyperlink w:anchor="_Toc230700113" w:history="1">
+      <w:hyperlink w:anchor="_Toc231118446" w:history="1">
         <w:r>
           <w:rPr>
             <w:rStyle w:val="Hyperlink"/>
@@ -1669,7 +1669,7 @@
             <w:noProof/>
             <w:webHidden/>
           </w:rPr>
-          <w:instrText xml:space="preserve"> PAGEREF _Toc230700113 \h </w:instrText>
+          <w:instrText xml:space="preserve"> PAGEREF _Toc231118446 \h </w:instrText>
         </w:r>
         <w:r>
           <w:rPr>
@@ -1711,7 +1711,7 @@
           <w:lang w:eastAsia="en-US"/>
         </w:rPr>
       </w:pPr>
-      <w:hyperlink w:anchor="_Toc230700114" w:history="1">
+      <w:hyperlink w:anchor="_Toc231118447" w:history="1">
         <w:r>
           <w:rPr>
             <w:rStyle w:val="Hyperlink"/>
@@ -1738,7 +1738,7 @@
             <w:noProof/>
             <w:webHidden/>
           </w:rPr>
-          <w:instrText xml:space="preserve"> PAGEREF _Toc230700114 \h </w:instrText>
+          <w:instrText xml:space="preserve"> PAGEREF _Toc231118447 \h </w:instrText>
         </w:r>
         <w:r>
           <w:rPr>
@@ -1780,7 +1780,7 @@
           <w:lang w:eastAsia="en-US"/>
         </w:rPr>
       </w:pPr>
-      <w:hyperlink w:anchor="_Toc230700115" w:history="1">
+      <w:hyperlink w:anchor="_Toc231118448" w:history="1">
         <w:r>
           <w:rPr>
             <w:rStyle w:val="Hyperlink"/>
@@ -1807,7 +1807,7 @@
             <w:noProof/>
             <w:webHidden/>
           </w:rPr>
-          <w:instrText xml:space="preserve"> PAGEREF _Toc230700115 \h </w:instrText>
+          <w:instrText xml:space="preserve"> PAGEREF _Toc231118448 \h </w:instrText>
         </w:r>
         <w:r>
           <w:rPr>
@@ -1849,7 +1849,7 @@
           <w:lang w:eastAsia="en-US"/>
         </w:rPr>
       </w:pPr>
-      <w:hyperlink w:anchor="_Toc230700116" w:history="1">
+      <w:hyperlink w:anchor="_Toc231118449" w:history="1">
         <w:r>
           <w:rPr>
             <w:rStyle w:val="Hyperlink"/>
@@ -1876,7 +1876,7 @@
             <w:noProof/>
             <w:webHidden/>
           </w:rPr>
-          <w:instrText xml:space="preserve"> PAGEREF _Toc230700116 \h </w:instrText>
+          <w:instrText xml:space="preserve"> PAGEREF _Toc231118449 \h </w:instrText>
         </w:r>
         <w:r>
           <w:rPr>
@@ -1918,7 +1918,7 @@
           <w:lang w:eastAsia="en-US"/>
         </w:rPr>
       </w:pPr>
-      <w:hyperlink w:anchor="_Toc230700117" w:history="1">
+      <w:hyperlink w:anchor="_Toc231118450" w:history="1">
         <w:r>
           <w:rPr>
             <w:rStyle w:val="Hyperlink"/>
@@ -1941,7 +1941,7 @@
           <w:rPr>
             <w:webHidden/>
           </w:rPr>
-          <w:instrText xml:space="preserve"> PAGEREF _Toc230700117 \h </w:instrText>
+          <w:instrText xml:space="preserve"> PAGEREF _Toc231118450 \h </w:instrText>
         </w:r>
         <w:r>
           <w:rPr>
@@ -1979,7 +1979,7 @@
           <w:lang w:eastAsia="en-US"/>
         </w:rPr>
       </w:pPr>
-      <w:hyperlink w:anchor="_Toc230700118" w:history="1">
+      <w:hyperlink w:anchor="_Toc231118451" w:history="1">
         <w:r>
           <w:rPr>
             <w:rStyle w:val="Hyperlink"/>
@@ -2006,7 +2006,7 @@
             <w:noProof/>
             <w:webHidden/>
           </w:rPr>
-          <w:instrText xml:space="preserve"> PAGEREF _Toc230700118 \h </w:instrText>
+          <w:instrText xml:space="preserve"> PAGEREF _Toc231118451 \h </w:instrText>
         </w:r>
         <w:r>
           <w:rPr>
@@ -2048,7 +2048,7 @@
           <w:lang w:eastAsia="en-US"/>
         </w:rPr>
       </w:pPr>
-      <w:hyperlink w:anchor="_Toc230700119" w:history="1">
+      <w:hyperlink w:anchor="_Toc231118452" w:history="1">
         <w:r>
           <w:rPr>
             <w:rStyle w:val="Hyperlink"/>
@@ -2075,7 +2075,7 @@
             <w:noProof/>
             <w:webHidden/>
           </w:rPr>
-          <w:instrText xml:space="preserve"> PAGEREF _Toc230700119 \h </w:instrText>
+          <w:instrText xml:space="preserve"> PAGEREF _Toc231118452 \h </w:instrText>
         </w:r>
         <w:r>
           <w:rPr>
@@ -2117,7 +2117,7 @@
           <w:lang w:eastAsia="en-US"/>
         </w:rPr>
       </w:pPr>
-      <w:hyperlink w:anchor="_Toc230700120" w:history="1">
+      <w:hyperlink w:anchor="_Toc231118453" w:history="1">
         <w:r>
           <w:rPr>
             <w:rStyle w:val="Hyperlink"/>
@@ -2144,7 +2144,7 @@
             <w:noProof/>
             <w:webHidden/>
           </w:rPr>
-          <w:instrText xml:space="preserve"> PAGEREF _Toc230700120 \h </w:instrText>
+          <w:instrText xml:space="preserve"> PAGEREF _Toc231118453 \h </w:instrText>
         </w:r>
         <w:r>
           <w:rPr>
@@ -2186,7 +2186,7 @@
           <w:lang w:eastAsia="en-US"/>
         </w:rPr>
       </w:pPr>
-      <w:hyperlink w:anchor="_Toc230700121" w:history="1">
+      <w:hyperlink w:anchor="_Toc231118454" w:history="1">
         <w:r>
           <w:rPr>
             <w:rStyle w:val="Hyperlink"/>
@@ -2213,7 +2213,7 @@
             <w:noProof/>
             <w:webHidden/>
           </w:rPr>
-          <w:instrText xml:space="preserve"> PAGEREF _Toc230700121 \h </w:instrText>
+          <w:instrText xml:space="preserve"> PAGEREF _Toc231118454 \h </w:instrText>
         </w:r>
         <w:r>
           <w:rPr>
@@ -2255,7 +2255,7 @@
           <w:lang w:eastAsia="en-US"/>
         </w:rPr>
       </w:pPr>
-      <w:hyperlink w:anchor="_Toc230700122" w:history="1">
+      <w:hyperlink w:anchor="_Toc231118455" w:history="1">
         <w:r>
           <w:rPr>
             <w:rStyle w:val="Hyperlink"/>
@@ -2282,7 +2282,7 @@
             <w:noProof/>
             <w:webHidden/>
           </w:rPr>
-          <w:instrText xml:space="preserve"> PAGEREF _Toc230700122 \h </w:instrText>
+          <w:instrText xml:space="preserve"> PAGEREF _Toc231118455 \h </w:instrText>
         </w:r>
         <w:r>
           <w:rPr>
@@ -2324,7 +2324,7 @@
           <w:lang w:eastAsia="en-US"/>
         </w:rPr>
       </w:pPr>
-      <w:hyperlink w:anchor="_Toc230700123" w:history="1">
+      <w:hyperlink w:anchor="_Toc231118456" w:history="1">
         <w:r>
           <w:rPr>
             <w:rStyle w:val="Hyperlink"/>
@@ -2351,7 +2351,7 @@
             <w:noProof/>
             <w:webHidden/>
           </w:rPr>
-          <w:instrText xml:space="preserve"> PAGEREF _Toc230700123 \h </w:instrText>
+          <w:instrText xml:space="preserve"> PAGEREF _Toc231118456 \h </w:instrText>
         </w:r>
         <w:r>
           <w:rPr>
@@ -2393,7 +2393,7 @@
           <w:lang w:eastAsia="en-US"/>
         </w:rPr>
       </w:pPr>
-      <w:hyperlink w:anchor="_Toc230700124" w:history="1">
+      <w:hyperlink w:anchor="_Toc231118457" w:history="1">
         <w:r>
           <w:rPr>
             <w:rStyle w:val="Hyperlink"/>
@@ -2420,7 +2420,7 @@
             <w:noProof/>
             <w:webHidden/>
           </w:rPr>
-          <w:instrText xml:space="preserve"> PAGEREF _Toc230700124 \h </w:instrText>
+          <w:instrText xml:space="preserve"> PAGEREF _Toc231118457 \h </w:instrText>
         </w:r>
         <w:r>
           <w:rPr>
@@ -2462,7 +2462,7 @@
           <w:lang w:eastAsia="en-US"/>
         </w:rPr>
       </w:pPr>
-      <w:hyperlink w:anchor="_Toc230700125" w:history="1">
+      <w:hyperlink w:anchor="_Toc231118458" w:history="1">
         <w:r>
           <w:rPr>
             <w:rStyle w:val="Hyperlink"/>
@@ -2489,7 +2489,7 @@
             <w:noProof/>
             <w:webHidden/>
           </w:rPr>
-          <w:instrText xml:space="preserve"> PAGEREF _Toc230700125 \h </w:instrText>
+          <w:instrText xml:space="preserve"> PAGEREF _Toc231118458 \h </w:instrText>
         </w:r>
         <w:r>
           <w:rPr>
@@ -2531,7 +2531,7 @@
           <w:lang w:eastAsia="en-US"/>
         </w:rPr>
       </w:pPr>
-      <w:hyperlink w:anchor="_Toc230700126" w:history="1">
+      <w:hyperlink w:anchor="_Toc231118459" w:history="1">
         <w:r>
           <w:rPr>
             <w:rStyle w:val="Hyperlink"/>
@@ -2558,7 +2558,7 @@
             <w:noProof/>
             <w:webHidden/>
           </w:rPr>
-          <w:instrText xml:space="preserve"> PAGEREF _Toc230700126 \h </w:instrText>
+          <w:instrText xml:space="preserve"> PAGEREF _Toc231118459 \h </w:instrText>
         </w:r>
         <w:r>
           <w:rPr>
@@ -2600,7 +2600,7 @@
           <w:lang w:eastAsia="en-US"/>
         </w:rPr>
       </w:pPr>
-      <w:hyperlink w:anchor="_Toc230700127" w:history="1">
+      <w:hyperlink w:anchor="_Toc231118460" w:history="1">
         <w:r>
           <w:rPr>
             <w:rStyle w:val="Hyperlink"/>
@@ -2627,7 +2627,7 @@
             <w:noProof/>
             <w:webHidden/>
           </w:rPr>
-          <w:instrText xml:space="preserve"> PAGEREF _Toc230700127 \h </w:instrText>
+          <w:instrText xml:space="preserve"> PAGEREF _Toc231118460 \h </w:instrText>
         </w:r>
         <w:r>
           <w:rPr>
@@ -2669,7 +2669,7 @@
           <w:lang w:eastAsia="en-US"/>
         </w:rPr>
       </w:pPr>
-      <w:hyperlink w:anchor="_Toc230700128" w:history="1">
+      <w:hyperlink w:anchor="_Toc231118461" w:history="1">
         <w:r>
           <w:rPr>
             <w:rStyle w:val="Hyperlink"/>
@@ -2696,7 +2696,7 @@
             <w:noProof/>
             <w:webHidden/>
           </w:rPr>
-          <w:instrText xml:space="preserve"> PAGEREF _Toc230700128 \h </w:instrText>
+          <w:instrText xml:space="preserve"> PAGEREF _Toc231118461 \h </w:instrText>
         </w:r>
         <w:r>
           <w:rPr>
@@ -2738,7 +2738,7 @@
           <w:lang w:eastAsia="en-US"/>
         </w:rPr>
       </w:pPr>
-      <w:hyperlink w:anchor="_Toc230700129" w:history="1">
+      <w:hyperlink w:anchor="_Toc231118462" w:history="1">
         <w:r>
           <w:rPr>
             <w:rStyle w:val="Hyperlink"/>
@@ -2761,7 +2761,7 @@
           <w:rPr>
             <w:webHidden/>
           </w:rPr>
-          <w:instrText xml:space="preserve"> PAGEREF _Toc230700129 \h </w:instrText>
+          <w:instrText xml:space="preserve"> PAGEREF _Toc231118462 \h </w:instrText>
         </w:r>
         <w:r>
           <w:rPr>
@@ -2799,7 +2799,7 @@
           <w:lang w:eastAsia="en-US"/>
         </w:rPr>
       </w:pPr>
-      <w:hyperlink w:anchor="_Toc230700130" w:history="1">
+      <w:hyperlink w:anchor="_Toc231118463" w:history="1">
         <w:r>
           <w:rPr>
             <w:rStyle w:val="Hyperlink"/>
@@ -2826,7 +2826,7 @@
             <w:noProof/>
             <w:webHidden/>
           </w:rPr>
-          <w:instrText xml:space="preserve"> PAGEREF _Toc230700130 \h </w:instrText>
+          <w:instrText xml:space="preserve"> PAGEREF _Toc231118463 \h </w:instrText>
         </w:r>
         <w:r>
           <w:rPr>
@@ -2879,7 +2879,7 @@
       <w:pPr>
         <w:pStyle w:val="Heading1"/>
       </w:pPr>
-      <w:bookmarkStart w:id="0" w:name="_Toc230700091"/>
+      <w:bookmarkStart w:id="0" w:name="_Toc231118424"/>
       <w:r>
         <w:lastRenderedPageBreak/>
         <w:t>Source Control</w:t>
@@ -2966,7 +2966,7 @@
       <w:pPr>
         <w:pStyle w:val="Heading2"/>
       </w:pPr>
-      <w:bookmarkStart w:id="1" w:name="_Toc230700092"/>
+      <w:bookmarkStart w:id="1" w:name="_Toc231118425"/>
       <w:r>
         <w:t>Repositories</w:t>
       </w:r>
@@ -3176,7 +3176,7 @@
       <w:pPr>
         <w:pStyle w:val="Heading3"/>
       </w:pPr>
-      <w:bookmarkStart w:id="2" w:name="_Toc230700093"/>
+      <w:bookmarkStart w:id="2" w:name="_Toc231118426"/>
       <w:r>
         <w:t>Authentication</w:t>
       </w:r>
@@ -3561,7 +3561,7 @@
       <w:pPr>
         <w:pStyle w:val="Heading2"/>
       </w:pPr>
-      <w:bookmarkStart w:id="3" w:name="_Toc230700094"/>
+      <w:bookmarkStart w:id="3" w:name="_Toc231118427"/>
       <w:r>
         <w:t>Branches</w:t>
       </w:r>
@@ -3800,7 +3800,7 @@
       <w:pPr>
         <w:pStyle w:val="Heading2"/>
       </w:pPr>
-      <w:bookmarkStart w:id="4" w:name="_Toc230700095"/>
+      <w:bookmarkStart w:id="4" w:name="_Toc231118428"/>
       <w:r>
         <w:t>Creat</w:t>
       </w:r>
@@ -5451,7 +5451,7 @@
       <w:pPr>
         <w:pStyle w:val="Heading2"/>
       </w:pPr>
-      <w:bookmarkStart w:id="5" w:name="_Toc230700096"/>
+      <w:bookmarkStart w:id="5" w:name="_Toc231118429"/>
       <w:r>
         <w:t xml:space="preserve">Using Git </w:t>
       </w:r>
@@ -5467,7 +5467,7 @@
       <w:pPr>
         <w:pStyle w:val="Heading3"/>
       </w:pPr>
-      <w:bookmarkStart w:id="6" w:name="_Toc230700097"/>
+      <w:bookmarkStart w:id="6" w:name="_Toc231118430"/>
       <w:r>
         <w:t>Configuration</w:t>
       </w:r>
@@ -6130,7 +6130,7 @@
       <w:pPr>
         <w:pStyle w:val="Heading3"/>
       </w:pPr>
-      <w:bookmarkStart w:id="7" w:name="_Toc230700098"/>
+      <w:bookmarkStart w:id="7" w:name="_Toc231118431"/>
       <w:r>
         <w:t>Create</w:t>
       </w:r>
@@ -6321,7 +6321,7 @@
       <w:pPr>
         <w:pStyle w:val="Heading3"/>
       </w:pPr>
-      <w:bookmarkStart w:id="8" w:name="_Toc230700099"/>
+      <w:bookmarkStart w:id="8" w:name="_Toc231118432"/>
       <w:r>
         <w:t>Create</w:t>
       </w:r>
@@ -6456,7 +6456,7 @@
       <w:pPr>
         <w:pStyle w:val="Heading3"/>
       </w:pPr>
-      <w:bookmarkStart w:id="9" w:name="_Toc230700100"/>
+      <w:bookmarkStart w:id="9" w:name="_Toc231118433"/>
       <w:r>
         <w:t>Synchronize with Remote Repository</w:t>
       </w:r>
@@ -6566,7 +6566,7 @@
       <w:pPr>
         <w:pStyle w:val="Heading3"/>
       </w:pPr>
-      <w:bookmarkStart w:id="10" w:name="_Toc230700101"/>
+      <w:bookmarkStart w:id="10" w:name="_Toc231118434"/>
       <w:r>
         <w:t>Get Status</w:t>
       </w:r>
@@ -7037,7 +7037,7 @@
       <w:pPr>
         <w:pStyle w:val="Heading3"/>
       </w:pPr>
-      <w:bookmarkStart w:id="11" w:name="_Toc230700102"/>
+      <w:bookmarkStart w:id="11" w:name="_Toc231118435"/>
       <w:r>
         <w:t>Select a Branch</w:t>
       </w:r>
@@ -7700,7 +7700,7 @@
       <w:pPr>
         <w:pStyle w:val="Heading3"/>
       </w:pPr>
-      <w:bookmarkStart w:id="12" w:name="_Toc230700103"/>
+      <w:bookmarkStart w:id="12" w:name="_Toc231118436"/>
       <w:r>
         <w:t>Create a New Branch</w:t>
       </w:r>
@@ -7876,7 +7876,7 @@
       <w:pPr>
         <w:pStyle w:val="Heading3"/>
       </w:pPr>
-      <w:bookmarkStart w:id="13" w:name="_Toc230700104"/>
+      <w:bookmarkStart w:id="13" w:name="_Toc231118437"/>
       <w:r>
         <w:t>Add</w:t>
       </w:r>
@@ -8113,7 +8113,7 @@
       <w:pPr>
         <w:pStyle w:val="Heading3"/>
       </w:pPr>
-      <w:bookmarkStart w:id="14" w:name="_Toc230700105"/>
+      <w:bookmarkStart w:id="14" w:name="_Toc231118438"/>
       <w:r>
         <w:t>Delete a file</w:t>
       </w:r>
@@ -8252,7 +8252,7 @@
       <w:pPr>
         <w:pStyle w:val="Heading3"/>
       </w:pPr>
-      <w:bookmarkStart w:id="15" w:name="_Toc230700106"/>
+      <w:bookmarkStart w:id="15" w:name="_Toc231118439"/>
       <w:r>
         <w:t>Change a File</w:t>
       </w:r>
@@ -8563,7 +8563,7 @@
       <w:pPr>
         <w:pStyle w:val="Heading3"/>
       </w:pPr>
-      <w:bookmarkStart w:id="16" w:name="_Toc230700107"/>
+      <w:bookmarkStart w:id="16" w:name="_Toc231118440"/>
       <w:r>
         <w:t>Stage a File</w:t>
       </w:r>
@@ -8950,7 +8950,7 @@
       <w:pPr>
         <w:pStyle w:val="Heading3"/>
       </w:pPr>
-      <w:bookmarkStart w:id="17" w:name="_Toc230700108"/>
+      <w:bookmarkStart w:id="17" w:name="_Toc231118441"/>
       <w:r>
         <w:t xml:space="preserve">Commit a </w:t>
       </w:r>
@@ -9081,7 +9081,7 @@
       <w:pPr>
         <w:pStyle w:val="Heading3"/>
       </w:pPr>
-      <w:bookmarkStart w:id="18" w:name="_Toc230700109"/>
+      <w:bookmarkStart w:id="18" w:name="_Toc231118442"/>
       <w:r>
         <w:t>Push Changes to the Remote Repository</w:t>
       </w:r>
@@ -9220,7 +9220,7 @@
       <w:pPr>
         <w:pStyle w:val="Heading3"/>
       </w:pPr>
-      <w:bookmarkStart w:id="19" w:name="_Toc230700110"/>
+      <w:bookmarkStart w:id="19" w:name="_Toc231118443"/>
       <w:r>
         <w:t>Make a Change</w:t>
       </w:r>
@@ -9737,7 +9737,7 @@
       <w:pPr>
         <w:pStyle w:val="Heading3"/>
       </w:pPr>
-      <w:bookmarkStart w:id="20" w:name="_Toc230700111"/>
+      <w:bookmarkStart w:id="20" w:name="_Toc231118444"/>
       <w:r>
         <w:t>Make Change to Main Branch</w:t>
       </w:r>
@@ -10048,7 +10048,7 @@
       <w:pPr>
         <w:pStyle w:val="Heading3"/>
       </w:pPr>
-      <w:bookmarkStart w:id="21" w:name="_Toc230700112"/>
+      <w:bookmarkStart w:id="21" w:name="_Toc231118445"/>
       <w:r>
         <w:t xml:space="preserve">Merge Development Branch into </w:t>
       </w:r>
@@ -11206,7 +11206,7 @@
       <w:pPr>
         <w:pStyle w:val="Heading3"/>
       </w:pPr>
-      <w:bookmarkStart w:id="22" w:name="_Toc230700113"/>
+      <w:bookmarkStart w:id="22" w:name="_Toc231118446"/>
       <w:r>
         <w:t>Get a Past Version of TaxTools</w:t>
       </w:r>
@@ -11216,7 +11216,7 @@
       <w:pPr>
         <w:pStyle w:val="Heading3"/>
       </w:pPr>
-      <w:bookmarkStart w:id="23" w:name="_Toc230700114"/>
+      <w:bookmarkStart w:id="23" w:name="_Toc231118447"/>
       <w:r>
         <w:t>Create a Tag</w:t>
       </w:r>
@@ -11510,7 +11510,7 @@
       <w:pPr>
         <w:pStyle w:val="Heading2"/>
       </w:pPr>
-      <w:bookmarkStart w:id="24" w:name="_Toc230700115"/>
+      <w:bookmarkStart w:id="24" w:name="_Toc231118448"/>
       <w:r>
         <w:rPr>
           <w:lang w:eastAsia="ar-SA"/>
@@ -11818,7 +11818,7 @@
       <w:pPr>
         <w:pStyle w:val="Heading2"/>
       </w:pPr>
-      <w:bookmarkStart w:id="25" w:name="_Toc230700116"/>
+      <w:bookmarkStart w:id="25" w:name="_Toc231118449"/>
       <w:r>
         <w:t>Git Terminology</w:t>
       </w:r>
@@ -12116,7 +12116,7 @@
       <w:pPr>
         <w:pStyle w:val="Heading1"/>
       </w:pPr>
-      <w:bookmarkStart w:id="26" w:name="_Toc230700117"/>
+      <w:bookmarkStart w:id="26" w:name="_Toc231118450"/>
       <w:r>
         <w:lastRenderedPageBreak/>
         <w:t>Editing Tools</w:t>
@@ -12128,7 +12128,7 @@
         <w:pStyle w:val="Heading2"/>
       </w:pPr>
       <w:bookmarkStart w:id="27" w:name="_Toc227669204"/>
-      <w:bookmarkStart w:id="28" w:name="_Toc230700118"/>
+      <w:bookmarkStart w:id="28" w:name="_Toc231118451"/>
       <w:r>
         <w:t>VS Code</w:t>
       </w:r>
@@ -12158,7 +12158,7 @@
       <w:pPr>
         <w:pStyle w:val="Heading3"/>
       </w:pPr>
-      <w:bookmarkStart w:id="29" w:name="_Toc230700119"/>
+      <w:bookmarkStart w:id="29" w:name="_Toc231118452"/>
       <w:r>
         <w:t>Installation</w:t>
       </w:r>
@@ -12329,7 +12329,7 @@
       <w:pPr>
         <w:pStyle w:val="Heading3"/>
       </w:pPr>
-      <w:bookmarkStart w:id="30" w:name="_Toc230700120"/>
+      <w:bookmarkStart w:id="30" w:name="_Toc231118453"/>
       <w:r>
         <w:t>Configuration Settings</w:t>
       </w:r>
@@ -12763,7 +12763,7 @@
       <w:pPr>
         <w:pStyle w:val="Heading3"/>
       </w:pPr>
-      <w:bookmarkStart w:id="31" w:name="_Toc230700121"/>
+      <w:bookmarkStart w:id="31" w:name="_Toc231118454"/>
       <w:r>
         <w:t>Extensions</w:t>
       </w:r>
@@ -12909,7 +12909,7 @@
       <w:pPr>
         <w:pStyle w:val="Heading3"/>
       </w:pPr>
-      <w:bookmarkStart w:id="32" w:name="_Toc230700122"/>
+      <w:bookmarkStart w:id="32" w:name="_Toc231118455"/>
       <w:r>
         <w:t>Command Summary</w:t>
       </w:r>
@@ -13078,12 +13078,12 @@
       <w:pPr>
         <w:pStyle w:val="Heading2"/>
       </w:pPr>
-      <w:bookmarkStart w:id="33" w:name="_Toc230700123"/>
-      <w:bookmarkStart w:id="34" w:name="_Toc227669205"/>
+      <w:bookmarkStart w:id="33" w:name="_Toc227669205"/>
+      <w:bookmarkStart w:id="34" w:name="_Toc231118456"/>
       <w:r>
         <w:t>Node and NPM</w:t>
       </w:r>
-      <w:bookmarkEnd w:id="33"/>
+      <w:bookmarkEnd w:id="34"/>
     </w:p>
     <w:p>
       <w:pPr>
@@ -13119,7 +13119,7 @@
       <w:pPr>
         <w:pStyle w:val="Heading3"/>
       </w:pPr>
-      <w:bookmarkStart w:id="35" w:name="_Toc230700124"/>
+      <w:bookmarkStart w:id="35" w:name="_Toc231118457"/>
       <w:r>
         <w:t>Installation</w:t>
       </w:r>
@@ -13379,7 +13379,7 @@
       <w:pPr>
         <w:pStyle w:val="Heading3"/>
       </w:pPr>
-      <w:bookmarkStart w:id="36" w:name="_Toc230700125"/>
+      <w:bookmarkStart w:id="36" w:name="_Toc231118458"/>
       <w:r>
         <w:t>Prettier</w:t>
       </w:r>
@@ -13687,7 +13687,7 @@
       <w:pPr>
         <w:pStyle w:val="Heading3"/>
       </w:pPr>
-      <w:bookmarkStart w:id="37" w:name="_Toc230700126"/>
+      <w:bookmarkStart w:id="37" w:name="_Toc231118459"/>
       <w:proofErr w:type="spellStart"/>
       <w:r>
         <w:t>ESLint</w:t>
@@ -14033,7 +14033,7 @@
         <w:pStyle w:val="SourceCode"/>
       </w:pPr>
     </w:p>
-    <w:bookmarkEnd w:id="34"/>
+    <w:bookmarkEnd w:id="33"/>
     <w:p>
       <w:pPr>
         <w:pStyle w:val="Body-Text"/>
@@ -14058,7 +14058,7 @@
       <w:pPr>
         <w:pStyle w:val="Heading2"/>
       </w:pPr>
-      <w:bookmarkStart w:id="38" w:name="_Toc230700127"/>
+      <w:bookmarkStart w:id="38" w:name="_Toc231118460"/>
       <w:r>
         <w:t>Git</w:t>
       </w:r>
@@ -14076,7 +14076,7 @@
       <w:pPr>
         <w:pStyle w:val="Heading3"/>
       </w:pPr>
-      <w:bookmarkStart w:id="39" w:name="_Toc230700128"/>
+      <w:bookmarkStart w:id="39" w:name="_Toc231118461"/>
       <w:r>
         <w:t>Inst</w:t>
       </w:r>
@@ -14203,7 +14203,7 @@
       <w:pPr>
         <w:pStyle w:val="Heading1"/>
       </w:pPr>
-      <w:bookmarkStart w:id="40" w:name="_Toc230700129"/>
+      <w:bookmarkStart w:id="40" w:name="_Toc231118462"/>
       <w:r>
         <w:t>Notes</w:t>
       </w:r>
@@ -14213,7 +14213,7 @@
       <w:pPr>
         <w:pStyle w:val="Heading2"/>
       </w:pPr>
-      <w:bookmarkStart w:id="41" w:name="_Toc230700130"/>
+      <w:bookmarkStart w:id="41" w:name="_Toc231118463"/>
       <w:r>
         <w:t>Coding Conventions</w:t>
       </w:r>
@@ -14240,7 +14240,22 @@
         </w:numPr>
       </w:pPr>
       <w:r>
-        <w:t>Variable, function, property, and method names use camel case.</w:t>
+        <w:t>Variable names are all lower case with words separated by underscores.</w:t>
+      </w:r>
+    </w:p>
+    <w:p>
+      <w:pPr>
+        <w:pStyle w:val="Body-Text"/>
+        <w:numPr>
+          <w:ilvl w:val="0"/>
+          <w:numId w:val="18"/>
+        </w:numPr>
+      </w:pPr>
+      <w:r>
+        <w:t>F</w:t>
+      </w:r>
+      <w:r>
+        <w:t>unction, property, and method names use camel case.</w:t>
       </w:r>
     </w:p>
     <w:p>
@@ -14462,7 +14477,7 @@
         <w:szCs w:val="24"/>
         <w:lang w:eastAsia="en-US"/>
       </w:rPr>
-      <w:t>12</w:t>
+      <w:t>15</w:t>
     </w:r>
     <w:r>
       <w:rPr>
@@ -17785,7 +17800,7 @@
 </file>
 
 <file path=customXml/itemProps1.xml><?xml version="1.0" encoding="utf-8"?>
-<ds:datastoreItem xmlns:ds="http://schemas.openxmlformats.org/officeDocument/2006/customXml" ds:itemID="{FE71F5B3-1A0D-4D73-B0A0-7D1F187375C0}">
+<ds:datastoreItem xmlns:ds="http://schemas.openxmlformats.org/officeDocument/2006/customXml" ds:itemID="{612DA385-1603-4E27-B6DD-6D217654FA3E}">
   <ds:schemaRefs>
     <ds:schemaRef ds:uri="http://schemas.openxmlformats.org/officeDocument/2006/bibliography"/>
   </ds:schemaRefs>

--- a/Documentation/DevelopmentEnvironment.docx
+++ b/Documentation/DevelopmentEnvironment.docx
@@ -47,7 +47,7 @@
         <w:rPr>
           <w:noProof/>
         </w:rPr>
-        <w:t>May 31, 2026</w:t>
+        <w:t>June 1, 2026</w:t>
       </w:r>
       <w:r>
         <w:rPr>
@@ -13078,12 +13078,12 @@
       <w:pPr>
         <w:pStyle w:val="Heading2"/>
       </w:pPr>
-      <w:bookmarkStart w:id="33" w:name="_Toc227669205"/>
-      <w:bookmarkStart w:id="34" w:name="_Toc231118456"/>
+      <w:bookmarkStart w:id="33" w:name="_Toc231118456"/>
+      <w:bookmarkStart w:id="34" w:name="_Toc227669205"/>
       <w:r>
         <w:t>Node and NPM</w:t>
       </w:r>
-      <w:bookmarkEnd w:id="34"/>
+      <w:bookmarkEnd w:id="33"/>
     </w:p>
     <w:p>
       <w:pPr>
@@ -14033,7 +14033,7 @@
         <w:pStyle w:val="SourceCode"/>
       </w:pPr>
     </w:p>
-    <w:bookmarkEnd w:id="33"/>
+    <w:bookmarkEnd w:id="34"/>
     <w:p>
       <w:pPr>
         <w:pStyle w:val="Body-Text"/>
@@ -14368,44 +14368,6 @@
         <w:lang w:eastAsia="en-US"/>
       </w:rPr>
     </w:pPr>
-    <w:r>
-      <w:rPr>
-        <w:rFonts w:eastAsia="Times New Roman"/>
-        <w:b/>
-        <w:szCs w:val="24"/>
-        <w:lang w:eastAsia="en-US"/>
-      </w:rPr>
-      <w:t>Copyright © 202</w:t>
-    </w:r>
-    <w:r>
-      <w:rPr>
-        <w:rFonts w:eastAsia="Times New Roman"/>
-        <w:b/>
-        <w:szCs w:val="24"/>
-        <w:lang w:eastAsia="en-US"/>
-      </w:rPr>
-      <w:t>6</w:t>
-    </w:r>
-    <w:r>
-      <w:rPr>
-        <w:rFonts w:eastAsia="Times New Roman"/>
-        <w:b/>
-        <w:szCs w:val="24"/>
-        <w:lang w:eastAsia="en-US"/>
-      </w:rPr>
-      <w:t xml:space="preserve"> by Bruce </w:t>
-    </w:r>
-    <w:proofErr w:type="spellStart"/>
-    <w:r>
-      <w:rPr>
-        <w:rFonts w:eastAsia="Times New Roman"/>
-        <w:b/>
-        <w:szCs w:val="24"/>
-        <w:lang w:eastAsia="en-US"/>
-      </w:rPr>
-      <w:t>Blinn</w:t>
-    </w:r>
-    <w:proofErr w:type="spellEnd"/>
     <w:r>
       <w:rPr>
         <w:rFonts w:eastAsia="Times New Roman"/>
@@ -17800,7 +17762,7 @@
 </file>
 
 <file path=customXml/itemProps1.xml><?xml version="1.0" encoding="utf-8"?>
-<ds:datastoreItem xmlns:ds="http://schemas.openxmlformats.org/officeDocument/2006/customXml" ds:itemID="{612DA385-1603-4E27-B6DD-6D217654FA3E}">
+<ds:datastoreItem xmlns:ds="http://schemas.openxmlformats.org/officeDocument/2006/customXml" ds:itemID="{7932500F-86DB-4A4A-A59F-EBFD4DE5B9A8}">
   <ds:schemaRefs>
     <ds:schemaRef ds:uri="http://schemas.openxmlformats.org/officeDocument/2006/bibliography"/>
   </ds:schemaRefs>

--- a/Documentation/DevelopmentEnvironment.docx
+++ b/Documentation/DevelopmentEnvironment.docx
@@ -47,7 +47,7 @@
         <w:rPr>
           <w:noProof/>
         </w:rPr>
-        <w:t>June 1, 2026</w:t>
+        <w:t>June 3, 2026</w:t>
       </w:r>
       <w:r>
         <w:rPr>
@@ -132,7 +132,7 @@
         </w:rPr>
         <w:fldChar w:fldCharType="separate"/>
       </w:r>
-      <w:hyperlink w:anchor="_Toc231118424" w:history="1">
+      <w:hyperlink w:anchor="_Toc231337594" w:history="1">
         <w:r>
           <w:rPr>
             <w:rStyle w:val="Hyperlink"/>
@@ -155,7 +155,7 @@
           <w:rPr>
             <w:webHidden/>
           </w:rPr>
-          <w:instrText xml:space="preserve"> PAGEREF _Toc231118424 \h </w:instrText>
+          <w:instrText xml:space="preserve"> PAGEREF _Toc231337594 \h </w:instrText>
         </w:r>
         <w:r>
           <w:rPr>
@@ -193,7 +193,7 @@
           <w:lang w:eastAsia="en-US"/>
         </w:rPr>
       </w:pPr>
-      <w:hyperlink w:anchor="_Toc231118425" w:history="1">
+      <w:hyperlink w:anchor="_Toc231337595" w:history="1">
         <w:r>
           <w:rPr>
             <w:rStyle w:val="Hyperlink"/>
@@ -220,7 +220,7 @@
             <w:noProof/>
             <w:webHidden/>
           </w:rPr>
-          <w:instrText xml:space="preserve"> PAGEREF _Toc231118425 \h </w:instrText>
+          <w:instrText xml:space="preserve"> PAGEREF _Toc231337595 \h </w:instrText>
         </w:r>
         <w:r>
           <w:rPr>
@@ -262,7 +262,7 @@
           <w:lang w:eastAsia="en-US"/>
         </w:rPr>
       </w:pPr>
-      <w:hyperlink w:anchor="_Toc231118426" w:history="1">
+      <w:hyperlink w:anchor="_Toc231337596" w:history="1">
         <w:r>
           <w:rPr>
             <w:rStyle w:val="Hyperlink"/>
@@ -289,7 +289,7 @@
             <w:noProof/>
             <w:webHidden/>
           </w:rPr>
-          <w:instrText xml:space="preserve"> PAGEREF _Toc231118426 \h </w:instrText>
+          <w:instrText xml:space="preserve"> PAGEREF _Toc231337596 \h </w:instrText>
         </w:r>
         <w:r>
           <w:rPr>
@@ -331,7 +331,7 @@
           <w:lang w:eastAsia="en-US"/>
         </w:rPr>
       </w:pPr>
-      <w:hyperlink w:anchor="_Toc231118427" w:history="1">
+      <w:hyperlink w:anchor="_Toc231337597" w:history="1">
         <w:r>
           <w:rPr>
             <w:rStyle w:val="Hyperlink"/>
@@ -358,7 +358,7 @@
             <w:noProof/>
             <w:webHidden/>
           </w:rPr>
-          <w:instrText xml:space="preserve"> PAGEREF _Toc231118427 \h </w:instrText>
+          <w:instrText xml:space="preserve"> PAGEREF _Toc231337597 \h </w:instrText>
         </w:r>
         <w:r>
           <w:rPr>
@@ -400,7 +400,7 @@
           <w:lang w:eastAsia="en-US"/>
         </w:rPr>
       </w:pPr>
-      <w:hyperlink w:anchor="_Toc231118428" w:history="1">
+      <w:hyperlink w:anchor="_Toc231337598" w:history="1">
         <w:r>
           <w:rPr>
             <w:rStyle w:val="Hyperlink"/>
@@ -427,7 +427,7 @@
             <w:noProof/>
             <w:webHidden/>
           </w:rPr>
-          <w:instrText xml:space="preserve"> PAGEREF _Toc231118428 \h </w:instrText>
+          <w:instrText xml:space="preserve"> PAGEREF _Toc231337598 \h </w:instrText>
         </w:r>
         <w:r>
           <w:rPr>
@@ -469,7 +469,7 @@
           <w:lang w:eastAsia="en-US"/>
         </w:rPr>
       </w:pPr>
-      <w:hyperlink w:anchor="_Toc231118429" w:history="1">
+      <w:hyperlink w:anchor="_Toc231337599" w:history="1">
         <w:r>
           <w:rPr>
             <w:rStyle w:val="Hyperlink"/>
@@ -496,7 +496,7 @@
             <w:noProof/>
             <w:webHidden/>
           </w:rPr>
-          <w:instrText xml:space="preserve"> PAGEREF _Toc231118429 \h </w:instrText>
+          <w:instrText xml:space="preserve"> PAGEREF _Toc231337599 \h </w:instrText>
         </w:r>
         <w:r>
           <w:rPr>
@@ -538,7 +538,7 @@
           <w:lang w:eastAsia="en-US"/>
         </w:rPr>
       </w:pPr>
-      <w:hyperlink w:anchor="_Toc231118430" w:history="1">
+      <w:hyperlink w:anchor="_Toc231337600" w:history="1">
         <w:r>
           <w:rPr>
             <w:rStyle w:val="Hyperlink"/>
@@ -565,7 +565,7 @@
             <w:noProof/>
             <w:webHidden/>
           </w:rPr>
-          <w:instrText xml:space="preserve"> PAGEREF _Toc231118430 \h </w:instrText>
+          <w:instrText xml:space="preserve"> PAGEREF _Toc231337600 \h </w:instrText>
         </w:r>
         <w:r>
           <w:rPr>
@@ -607,7 +607,7 @@
           <w:lang w:eastAsia="en-US"/>
         </w:rPr>
       </w:pPr>
-      <w:hyperlink w:anchor="_Toc231118431" w:history="1">
+      <w:hyperlink w:anchor="_Toc231337601" w:history="1">
         <w:r>
           <w:rPr>
             <w:rStyle w:val="Hyperlink"/>
@@ -634,7 +634,7 @@
             <w:noProof/>
             <w:webHidden/>
           </w:rPr>
-          <w:instrText xml:space="preserve"> PAGEREF _Toc231118431 \h </w:instrText>
+          <w:instrText xml:space="preserve"> PAGEREF _Toc231337601 \h </w:instrText>
         </w:r>
         <w:r>
           <w:rPr>
@@ -676,7 +676,7 @@
           <w:lang w:eastAsia="en-US"/>
         </w:rPr>
       </w:pPr>
-      <w:hyperlink w:anchor="_Toc231118432" w:history="1">
+      <w:hyperlink w:anchor="_Toc231337602" w:history="1">
         <w:r>
           <w:rPr>
             <w:rStyle w:val="Hyperlink"/>
@@ -703,7 +703,7 @@
             <w:noProof/>
             <w:webHidden/>
           </w:rPr>
-          <w:instrText xml:space="preserve"> PAGEREF _Toc231118432 \h </w:instrText>
+          <w:instrText xml:space="preserve"> PAGEREF _Toc231337602 \h </w:instrText>
         </w:r>
         <w:r>
           <w:rPr>
@@ -745,7 +745,7 @@
           <w:lang w:eastAsia="en-US"/>
         </w:rPr>
       </w:pPr>
-      <w:hyperlink w:anchor="_Toc231118433" w:history="1">
+      <w:hyperlink w:anchor="_Toc231337603" w:history="1">
         <w:r>
           <w:rPr>
             <w:rStyle w:val="Hyperlink"/>
@@ -772,7 +772,7 @@
             <w:noProof/>
             <w:webHidden/>
           </w:rPr>
-          <w:instrText xml:space="preserve"> PAGEREF _Toc231118433 \h </w:instrText>
+          <w:instrText xml:space="preserve"> PAGEREF _Toc231337603 \h </w:instrText>
         </w:r>
         <w:r>
           <w:rPr>
@@ -814,7 +814,7 @@
           <w:lang w:eastAsia="en-US"/>
         </w:rPr>
       </w:pPr>
-      <w:hyperlink w:anchor="_Toc231118434" w:history="1">
+      <w:hyperlink w:anchor="_Toc231337604" w:history="1">
         <w:r>
           <w:rPr>
             <w:rStyle w:val="Hyperlink"/>
@@ -841,7 +841,7 @@
             <w:noProof/>
             <w:webHidden/>
           </w:rPr>
-          <w:instrText xml:space="preserve"> PAGEREF _Toc231118434 \h </w:instrText>
+          <w:instrText xml:space="preserve"> PAGEREF _Toc231337604 \h </w:instrText>
         </w:r>
         <w:r>
           <w:rPr>
@@ -883,7 +883,7 @@
           <w:lang w:eastAsia="en-US"/>
         </w:rPr>
       </w:pPr>
-      <w:hyperlink w:anchor="_Toc231118435" w:history="1">
+      <w:hyperlink w:anchor="_Toc231337605" w:history="1">
         <w:r>
           <w:rPr>
             <w:rStyle w:val="Hyperlink"/>
@@ -910,7 +910,7 @@
             <w:noProof/>
             <w:webHidden/>
           </w:rPr>
-          <w:instrText xml:space="preserve"> PAGEREF _Toc231118435 \h </w:instrText>
+          <w:instrText xml:space="preserve"> PAGEREF _Toc231337605 \h </w:instrText>
         </w:r>
         <w:r>
           <w:rPr>
@@ -952,7 +952,7 @@
           <w:lang w:eastAsia="en-US"/>
         </w:rPr>
       </w:pPr>
-      <w:hyperlink w:anchor="_Toc231118436" w:history="1">
+      <w:hyperlink w:anchor="_Toc231337606" w:history="1">
         <w:r>
           <w:rPr>
             <w:rStyle w:val="Hyperlink"/>
@@ -979,7 +979,7 @@
             <w:noProof/>
             <w:webHidden/>
           </w:rPr>
-          <w:instrText xml:space="preserve"> PAGEREF _Toc231118436 \h </w:instrText>
+          <w:instrText xml:space="preserve"> PAGEREF _Toc231337606 \h </w:instrText>
         </w:r>
         <w:r>
           <w:rPr>
@@ -1021,7 +1021,7 @@
           <w:lang w:eastAsia="en-US"/>
         </w:rPr>
       </w:pPr>
-      <w:hyperlink w:anchor="_Toc231118437" w:history="1">
+      <w:hyperlink w:anchor="_Toc231337607" w:history="1">
         <w:r>
           <w:rPr>
             <w:rStyle w:val="Hyperlink"/>
@@ -1048,7 +1048,7 @@
             <w:noProof/>
             <w:webHidden/>
           </w:rPr>
-          <w:instrText xml:space="preserve"> PAGEREF _Toc231118437 \h </w:instrText>
+          <w:instrText xml:space="preserve"> PAGEREF _Toc231337607 \h </w:instrText>
         </w:r>
         <w:r>
           <w:rPr>
@@ -1090,7 +1090,7 @@
           <w:lang w:eastAsia="en-US"/>
         </w:rPr>
       </w:pPr>
-      <w:hyperlink w:anchor="_Toc231118438" w:history="1">
+      <w:hyperlink w:anchor="_Toc231337608" w:history="1">
         <w:r>
           <w:rPr>
             <w:rStyle w:val="Hyperlink"/>
@@ -1117,7 +1117,7 @@
             <w:noProof/>
             <w:webHidden/>
           </w:rPr>
-          <w:instrText xml:space="preserve"> PAGEREF _Toc231118438 \h </w:instrText>
+          <w:instrText xml:space="preserve"> PAGEREF _Toc231337608 \h </w:instrText>
         </w:r>
         <w:r>
           <w:rPr>
@@ -1159,7 +1159,7 @@
           <w:lang w:eastAsia="en-US"/>
         </w:rPr>
       </w:pPr>
-      <w:hyperlink w:anchor="_Toc231118439" w:history="1">
+      <w:hyperlink w:anchor="_Toc231337609" w:history="1">
         <w:r>
           <w:rPr>
             <w:rStyle w:val="Hyperlink"/>
@@ -1186,7 +1186,7 @@
             <w:noProof/>
             <w:webHidden/>
           </w:rPr>
-          <w:instrText xml:space="preserve"> PAGEREF _Toc231118439 \h </w:instrText>
+          <w:instrText xml:space="preserve"> PAGEREF _Toc231337609 \h </w:instrText>
         </w:r>
         <w:r>
           <w:rPr>
@@ -1228,7 +1228,7 @@
           <w:lang w:eastAsia="en-US"/>
         </w:rPr>
       </w:pPr>
-      <w:hyperlink w:anchor="_Toc231118440" w:history="1">
+      <w:hyperlink w:anchor="_Toc231337610" w:history="1">
         <w:r>
           <w:rPr>
             <w:rStyle w:val="Hyperlink"/>
@@ -1255,7 +1255,7 @@
             <w:noProof/>
             <w:webHidden/>
           </w:rPr>
-          <w:instrText xml:space="preserve"> PAGEREF _Toc231118440 \h </w:instrText>
+          <w:instrText xml:space="preserve"> PAGEREF _Toc231337610 \h </w:instrText>
         </w:r>
         <w:r>
           <w:rPr>
@@ -1297,7 +1297,7 @@
           <w:lang w:eastAsia="en-US"/>
         </w:rPr>
       </w:pPr>
-      <w:hyperlink w:anchor="_Toc231118441" w:history="1">
+      <w:hyperlink w:anchor="_Toc231337611" w:history="1">
         <w:r>
           <w:rPr>
             <w:rStyle w:val="Hyperlink"/>
@@ -1324,7 +1324,7 @@
             <w:noProof/>
             <w:webHidden/>
           </w:rPr>
-          <w:instrText xml:space="preserve"> PAGEREF _Toc231118441 \h </w:instrText>
+          <w:instrText xml:space="preserve"> PAGEREF _Toc231337611 \h </w:instrText>
         </w:r>
         <w:r>
           <w:rPr>
@@ -1366,7 +1366,7 @@
           <w:lang w:eastAsia="en-US"/>
         </w:rPr>
       </w:pPr>
-      <w:hyperlink w:anchor="_Toc231118442" w:history="1">
+      <w:hyperlink w:anchor="_Toc231337612" w:history="1">
         <w:r>
           <w:rPr>
             <w:rStyle w:val="Hyperlink"/>
@@ -1393,7 +1393,7 @@
             <w:noProof/>
             <w:webHidden/>
           </w:rPr>
-          <w:instrText xml:space="preserve"> PAGEREF _Toc231118442 \h </w:instrText>
+          <w:instrText xml:space="preserve"> PAGEREF _Toc231337612 \h </w:instrText>
         </w:r>
         <w:r>
           <w:rPr>
@@ -1435,7 +1435,7 @@
           <w:lang w:eastAsia="en-US"/>
         </w:rPr>
       </w:pPr>
-      <w:hyperlink w:anchor="_Toc231118443" w:history="1">
+      <w:hyperlink w:anchor="_Toc231337613" w:history="1">
         <w:r>
           <w:rPr>
             <w:rStyle w:val="Hyperlink"/>
@@ -1462,7 +1462,7 @@
             <w:noProof/>
             <w:webHidden/>
           </w:rPr>
-          <w:instrText xml:space="preserve"> PAGEREF _Toc231118443 \h </w:instrText>
+          <w:instrText xml:space="preserve"> PAGEREF _Toc231337613 \h </w:instrText>
         </w:r>
         <w:r>
           <w:rPr>
@@ -1504,7 +1504,7 @@
           <w:lang w:eastAsia="en-US"/>
         </w:rPr>
       </w:pPr>
-      <w:hyperlink w:anchor="_Toc231118444" w:history="1">
+      <w:hyperlink w:anchor="_Toc231337614" w:history="1">
         <w:r>
           <w:rPr>
             <w:rStyle w:val="Hyperlink"/>
@@ -1531,7 +1531,7 @@
             <w:noProof/>
             <w:webHidden/>
           </w:rPr>
-          <w:instrText xml:space="preserve"> PAGEREF _Toc231118444 \h </w:instrText>
+          <w:instrText xml:space="preserve"> PAGEREF _Toc231337614 \h </w:instrText>
         </w:r>
         <w:r>
           <w:rPr>
@@ -1573,7 +1573,7 @@
           <w:lang w:eastAsia="en-US"/>
         </w:rPr>
       </w:pPr>
-      <w:hyperlink w:anchor="_Toc231118445" w:history="1">
+      <w:hyperlink w:anchor="_Toc231337615" w:history="1">
         <w:r>
           <w:rPr>
             <w:rStyle w:val="Hyperlink"/>
@@ -1600,7 +1600,7 @@
             <w:noProof/>
             <w:webHidden/>
           </w:rPr>
-          <w:instrText xml:space="preserve"> PAGEREF _Toc231118445 \h </w:instrText>
+          <w:instrText xml:space="preserve"> PAGEREF _Toc231337615 \h </w:instrText>
         </w:r>
         <w:r>
           <w:rPr>
@@ -1642,7 +1642,7 @@
           <w:lang w:eastAsia="en-US"/>
         </w:rPr>
       </w:pPr>
-      <w:hyperlink w:anchor="_Toc231118446" w:history="1">
+      <w:hyperlink w:anchor="_Toc231337616" w:history="1">
         <w:r>
           <w:rPr>
             <w:rStyle w:val="Hyperlink"/>
@@ -1669,7 +1669,7 @@
             <w:noProof/>
             <w:webHidden/>
           </w:rPr>
-          <w:instrText xml:space="preserve"> PAGEREF _Toc231118446 \h </w:instrText>
+          <w:instrText xml:space="preserve"> PAGEREF _Toc231337616 \h </w:instrText>
         </w:r>
         <w:r>
           <w:rPr>
@@ -1711,7 +1711,7 @@
           <w:lang w:eastAsia="en-US"/>
         </w:rPr>
       </w:pPr>
-      <w:hyperlink w:anchor="_Toc231118447" w:history="1">
+      <w:hyperlink w:anchor="_Toc231337617" w:history="1">
         <w:r>
           <w:rPr>
             <w:rStyle w:val="Hyperlink"/>
@@ -1738,7 +1738,7 @@
             <w:noProof/>
             <w:webHidden/>
           </w:rPr>
-          <w:instrText xml:space="preserve"> PAGEREF _Toc231118447 \h </w:instrText>
+          <w:instrText xml:space="preserve"> PAGEREF _Toc231337617 \h </w:instrText>
         </w:r>
         <w:r>
           <w:rPr>
@@ -1780,7 +1780,7 @@
           <w:lang w:eastAsia="en-US"/>
         </w:rPr>
       </w:pPr>
-      <w:hyperlink w:anchor="_Toc231118448" w:history="1">
+      <w:hyperlink w:anchor="_Toc231337618" w:history="1">
         <w:r>
           <w:rPr>
             <w:rStyle w:val="Hyperlink"/>
@@ -1807,7 +1807,7 @@
             <w:noProof/>
             <w:webHidden/>
           </w:rPr>
-          <w:instrText xml:space="preserve"> PAGEREF _Toc231118448 \h </w:instrText>
+          <w:instrText xml:space="preserve"> PAGEREF _Toc231337618 \h </w:instrText>
         </w:r>
         <w:r>
           <w:rPr>
@@ -1849,7 +1849,7 @@
           <w:lang w:eastAsia="en-US"/>
         </w:rPr>
       </w:pPr>
-      <w:hyperlink w:anchor="_Toc231118449" w:history="1">
+      <w:hyperlink w:anchor="_Toc231337619" w:history="1">
         <w:r>
           <w:rPr>
             <w:rStyle w:val="Hyperlink"/>
@@ -1876,7 +1876,7 @@
             <w:noProof/>
             <w:webHidden/>
           </w:rPr>
-          <w:instrText xml:space="preserve"> PAGEREF _Toc231118449 \h </w:instrText>
+          <w:instrText xml:space="preserve"> PAGEREF _Toc231337619 \h </w:instrText>
         </w:r>
         <w:r>
           <w:rPr>
@@ -1918,7 +1918,7 @@
           <w:lang w:eastAsia="en-US"/>
         </w:rPr>
       </w:pPr>
-      <w:hyperlink w:anchor="_Toc231118450" w:history="1">
+      <w:hyperlink w:anchor="_Toc231337620" w:history="1">
         <w:r>
           <w:rPr>
             <w:rStyle w:val="Hyperlink"/>
@@ -1941,7 +1941,7 @@
           <w:rPr>
             <w:webHidden/>
           </w:rPr>
-          <w:instrText xml:space="preserve"> PAGEREF _Toc231118450 \h </w:instrText>
+          <w:instrText xml:space="preserve"> PAGEREF _Toc231337620 \h </w:instrText>
         </w:r>
         <w:r>
           <w:rPr>
@@ -1979,7 +1979,7 @@
           <w:lang w:eastAsia="en-US"/>
         </w:rPr>
       </w:pPr>
-      <w:hyperlink w:anchor="_Toc231118451" w:history="1">
+      <w:hyperlink w:anchor="_Toc231337621" w:history="1">
         <w:r>
           <w:rPr>
             <w:rStyle w:val="Hyperlink"/>
@@ -2006,7 +2006,7 @@
             <w:noProof/>
             <w:webHidden/>
           </w:rPr>
-          <w:instrText xml:space="preserve"> PAGEREF _Toc231118451 \h </w:instrText>
+          <w:instrText xml:space="preserve"> PAGEREF _Toc231337621 \h </w:instrText>
         </w:r>
         <w:r>
           <w:rPr>
@@ -2048,7 +2048,7 @@
           <w:lang w:eastAsia="en-US"/>
         </w:rPr>
       </w:pPr>
-      <w:hyperlink w:anchor="_Toc231118452" w:history="1">
+      <w:hyperlink w:anchor="_Toc231337622" w:history="1">
         <w:r>
           <w:rPr>
             <w:rStyle w:val="Hyperlink"/>
@@ -2075,7 +2075,7 @@
             <w:noProof/>
             <w:webHidden/>
           </w:rPr>
-          <w:instrText xml:space="preserve"> PAGEREF _Toc231118452 \h </w:instrText>
+          <w:instrText xml:space="preserve"> PAGEREF _Toc231337622 \h </w:instrText>
         </w:r>
         <w:r>
           <w:rPr>
@@ -2117,7 +2117,7 @@
           <w:lang w:eastAsia="en-US"/>
         </w:rPr>
       </w:pPr>
-      <w:hyperlink w:anchor="_Toc231118453" w:history="1">
+      <w:hyperlink w:anchor="_Toc231337623" w:history="1">
         <w:r>
           <w:rPr>
             <w:rStyle w:val="Hyperlink"/>
@@ -2144,7 +2144,7 @@
             <w:noProof/>
             <w:webHidden/>
           </w:rPr>
-          <w:instrText xml:space="preserve"> PAGEREF _Toc231118453 \h </w:instrText>
+          <w:instrText xml:space="preserve"> PAGEREF _Toc231337623 \h </w:instrText>
         </w:r>
         <w:r>
           <w:rPr>
@@ -2186,7 +2186,7 @@
           <w:lang w:eastAsia="en-US"/>
         </w:rPr>
       </w:pPr>
-      <w:hyperlink w:anchor="_Toc231118454" w:history="1">
+      <w:hyperlink w:anchor="_Toc231337624" w:history="1">
         <w:r>
           <w:rPr>
             <w:rStyle w:val="Hyperlink"/>
@@ -2213,7 +2213,7 @@
             <w:noProof/>
             <w:webHidden/>
           </w:rPr>
-          <w:instrText xml:space="preserve"> PAGEREF _Toc231118454 \h </w:instrText>
+          <w:instrText xml:space="preserve"> PAGEREF _Toc231337624 \h </w:instrText>
         </w:r>
         <w:r>
           <w:rPr>
@@ -2255,7 +2255,7 @@
           <w:lang w:eastAsia="en-US"/>
         </w:rPr>
       </w:pPr>
-      <w:hyperlink w:anchor="_Toc231118455" w:history="1">
+      <w:hyperlink w:anchor="_Toc231337625" w:history="1">
         <w:r>
           <w:rPr>
             <w:rStyle w:val="Hyperlink"/>
@@ -2282,7 +2282,7 @@
             <w:noProof/>
             <w:webHidden/>
           </w:rPr>
-          <w:instrText xml:space="preserve"> PAGEREF _Toc231118455 \h </w:instrText>
+          <w:instrText xml:space="preserve"> PAGEREF _Toc231337625 \h </w:instrText>
         </w:r>
         <w:r>
           <w:rPr>
@@ -2324,7 +2324,7 @@
           <w:lang w:eastAsia="en-US"/>
         </w:rPr>
       </w:pPr>
-      <w:hyperlink w:anchor="_Toc231118456" w:history="1">
+      <w:hyperlink w:anchor="_Toc231337626" w:history="1">
         <w:r>
           <w:rPr>
             <w:rStyle w:val="Hyperlink"/>
@@ -2351,7 +2351,7 @@
             <w:noProof/>
             <w:webHidden/>
           </w:rPr>
-          <w:instrText xml:space="preserve"> PAGEREF _Toc231118456 \h </w:instrText>
+          <w:instrText xml:space="preserve"> PAGEREF _Toc231337626 \h </w:instrText>
         </w:r>
         <w:r>
           <w:rPr>
@@ -2393,7 +2393,7 @@
           <w:lang w:eastAsia="en-US"/>
         </w:rPr>
       </w:pPr>
-      <w:hyperlink w:anchor="_Toc231118457" w:history="1">
+      <w:hyperlink w:anchor="_Toc231337627" w:history="1">
         <w:r>
           <w:rPr>
             <w:rStyle w:val="Hyperlink"/>
@@ -2420,7 +2420,7 @@
             <w:noProof/>
             <w:webHidden/>
           </w:rPr>
-          <w:instrText xml:space="preserve"> PAGEREF _Toc231118457 \h </w:instrText>
+          <w:instrText xml:space="preserve"> PAGEREF _Toc231337627 \h </w:instrText>
         </w:r>
         <w:r>
           <w:rPr>
@@ -2462,7 +2462,7 @@
           <w:lang w:eastAsia="en-US"/>
         </w:rPr>
       </w:pPr>
-      <w:hyperlink w:anchor="_Toc231118458" w:history="1">
+      <w:hyperlink w:anchor="_Toc231337628" w:history="1">
         <w:r>
           <w:rPr>
             <w:rStyle w:val="Hyperlink"/>
@@ -2489,7 +2489,7 @@
             <w:noProof/>
             <w:webHidden/>
           </w:rPr>
-          <w:instrText xml:space="preserve"> PAGEREF _Toc231118458 \h </w:instrText>
+          <w:instrText xml:space="preserve"> PAGEREF _Toc231337628 \h </w:instrText>
         </w:r>
         <w:r>
           <w:rPr>
@@ -2531,7 +2531,7 @@
           <w:lang w:eastAsia="en-US"/>
         </w:rPr>
       </w:pPr>
-      <w:hyperlink w:anchor="_Toc231118459" w:history="1">
+      <w:hyperlink w:anchor="_Toc231337629" w:history="1">
         <w:r>
           <w:rPr>
             <w:rStyle w:val="Hyperlink"/>
@@ -2558,7 +2558,7 @@
             <w:noProof/>
             <w:webHidden/>
           </w:rPr>
-          <w:instrText xml:space="preserve"> PAGEREF _Toc231118459 \h </w:instrText>
+          <w:instrText xml:space="preserve"> PAGEREF _Toc231337629 \h </w:instrText>
         </w:r>
         <w:r>
           <w:rPr>
@@ -2600,7 +2600,7 @@
           <w:lang w:eastAsia="en-US"/>
         </w:rPr>
       </w:pPr>
-      <w:hyperlink w:anchor="_Toc231118460" w:history="1">
+      <w:hyperlink w:anchor="_Toc231337630" w:history="1">
         <w:r>
           <w:rPr>
             <w:rStyle w:val="Hyperlink"/>
@@ -2627,7 +2627,7 @@
             <w:noProof/>
             <w:webHidden/>
           </w:rPr>
-          <w:instrText xml:space="preserve"> PAGEREF _Toc231118460 \h </w:instrText>
+          <w:instrText xml:space="preserve"> PAGEREF _Toc231337630 \h </w:instrText>
         </w:r>
         <w:r>
           <w:rPr>
@@ -2669,7 +2669,7 @@
           <w:lang w:eastAsia="en-US"/>
         </w:rPr>
       </w:pPr>
-      <w:hyperlink w:anchor="_Toc231118461" w:history="1">
+      <w:hyperlink w:anchor="_Toc231337631" w:history="1">
         <w:r>
           <w:rPr>
             <w:rStyle w:val="Hyperlink"/>
@@ -2696,7 +2696,7 @@
             <w:noProof/>
             <w:webHidden/>
           </w:rPr>
-          <w:instrText xml:space="preserve"> PAGEREF _Toc231118461 \h </w:instrText>
+          <w:instrText xml:space="preserve"> PAGEREF _Toc231337631 \h </w:instrText>
         </w:r>
         <w:r>
           <w:rPr>
@@ -2738,7 +2738,7 @@
           <w:lang w:eastAsia="en-US"/>
         </w:rPr>
       </w:pPr>
-      <w:hyperlink w:anchor="_Toc231118462" w:history="1">
+      <w:hyperlink w:anchor="_Toc231337632" w:history="1">
         <w:r>
           <w:rPr>
             <w:rStyle w:val="Hyperlink"/>
@@ -2761,7 +2761,7 @@
           <w:rPr>
             <w:webHidden/>
           </w:rPr>
-          <w:instrText xml:space="preserve"> PAGEREF _Toc231118462 \h </w:instrText>
+          <w:instrText xml:space="preserve"> PAGEREF _Toc231337632 \h </w:instrText>
         </w:r>
         <w:r>
           <w:rPr>
@@ -2799,7 +2799,7 @@
           <w:lang w:eastAsia="en-US"/>
         </w:rPr>
       </w:pPr>
-      <w:hyperlink w:anchor="_Toc231118463" w:history="1">
+      <w:hyperlink w:anchor="_Toc231337633" w:history="1">
         <w:r>
           <w:rPr>
             <w:rStyle w:val="Hyperlink"/>
@@ -2826,7 +2826,7 @@
             <w:noProof/>
             <w:webHidden/>
           </w:rPr>
-          <w:instrText xml:space="preserve"> PAGEREF _Toc231118463 \h </w:instrText>
+          <w:instrText xml:space="preserve"> PAGEREF _Toc231337633 \h </w:instrText>
         </w:r>
         <w:r>
           <w:rPr>
@@ -2879,7 +2879,7 @@
       <w:pPr>
         <w:pStyle w:val="Heading1"/>
       </w:pPr>
-      <w:bookmarkStart w:id="0" w:name="_Toc231118424"/>
+      <w:bookmarkStart w:id="0" w:name="_Toc231337594"/>
       <w:r>
         <w:lastRenderedPageBreak/>
         <w:t>Source Control</w:t>
@@ -2966,7 +2966,7 @@
       <w:pPr>
         <w:pStyle w:val="Heading2"/>
       </w:pPr>
-      <w:bookmarkStart w:id="1" w:name="_Toc231118425"/>
+      <w:bookmarkStart w:id="1" w:name="_Toc231337595"/>
       <w:r>
         <w:t>Repositories</w:t>
       </w:r>
@@ -3176,7 +3176,7 @@
       <w:pPr>
         <w:pStyle w:val="Heading3"/>
       </w:pPr>
-      <w:bookmarkStart w:id="2" w:name="_Toc231118426"/>
+      <w:bookmarkStart w:id="2" w:name="_Toc231337596"/>
       <w:r>
         <w:t>Authentication</w:t>
       </w:r>
@@ -3561,7 +3561,7 @@
       <w:pPr>
         <w:pStyle w:val="Heading2"/>
       </w:pPr>
-      <w:bookmarkStart w:id="3" w:name="_Toc231118427"/>
+      <w:bookmarkStart w:id="3" w:name="_Toc231337597"/>
       <w:r>
         <w:t>Branches</w:t>
       </w:r>
@@ -3800,7 +3800,7 @@
       <w:pPr>
         <w:pStyle w:val="Heading2"/>
       </w:pPr>
-      <w:bookmarkStart w:id="4" w:name="_Toc231118428"/>
+      <w:bookmarkStart w:id="4" w:name="_Toc231337598"/>
       <w:r>
         <w:t>Creat</w:t>
       </w:r>
@@ -5451,7 +5451,7 @@
       <w:pPr>
         <w:pStyle w:val="Heading2"/>
       </w:pPr>
-      <w:bookmarkStart w:id="5" w:name="_Toc231118429"/>
+      <w:bookmarkStart w:id="5" w:name="_Toc231337599"/>
       <w:r>
         <w:t xml:space="preserve">Using Git </w:t>
       </w:r>
@@ -5467,7 +5467,7 @@
       <w:pPr>
         <w:pStyle w:val="Heading3"/>
       </w:pPr>
-      <w:bookmarkStart w:id="6" w:name="_Toc231118430"/>
+      <w:bookmarkStart w:id="6" w:name="_Toc231337600"/>
       <w:r>
         <w:t>Configuration</w:t>
       </w:r>
@@ -6130,7 +6130,7 @@
       <w:pPr>
         <w:pStyle w:val="Heading3"/>
       </w:pPr>
-      <w:bookmarkStart w:id="7" w:name="_Toc231118431"/>
+      <w:bookmarkStart w:id="7" w:name="_Toc231337601"/>
       <w:r>
         <w:t>Create</w:t>
       </w:r>
@@ -6321,7 +6321,7 @@
       <w:pPr>
         <w:pStyle w:val="Heading3"/>
       </w:pPr>
-      <w:bookmarkStart w:id="8" w:name="_Toc231118432"/>
+      <w:bookmarkStart w:id="8" w:name="_Toc231337602"/>
       <w:r>
         <w:t>Create</w:t>
       </w:r>
@@ -6456,7 +6456,7 @@
       <w:pPr>
         <w:pStyle w:val="Heading3"/>
       </w:pPr>
-      <w:bookmarkStart w:id="9" w:name="_Toc231118433"/>
+      <w:bookmarkStart w:id="9" w:name="_Toc231337603"/>
       <w:r>
         <w:t>Synchronize with Remote Repository</w:t>
       </w:r>
@@ -6566,7 +6566,7 @@
       <w:pPr>
         <w:pStyle w:val="Heading3"/>
       </w:pPr>
-      <w:bookmarkStart w:id="10" w:name="_Toc231118434"/>
+      <w:bookmarkStart w:id="10" w:name="_Toc231337604"/>
       <w:r>
         <w:t>Get Status</w:t>
       </w:r>
@@ -7037,7 +7037,7 @@
       <w:pPr>
         <w:pStyle w:val="Heading3"/>
       </w:pPr>
-      <w:bookmarkStart w:id="11" w:name="_Toc231118435"/>
+      <w:bookmarkStart w:id="11" w:name="_Toc231337605"/>
       <w:r>
         <w:t>Select a Branch</w:t>
       </w:r>
@@ -7700,7 +7700,7 @@
       <w:pPr>
         <w:pStyle w:val="Heading3"/>
       </w:pPr>
-      <w:bookmarkStart w:id="12" w:name="_Toc231118436"/>
+      <w:bookmarkStart w:id="12" w:name="_Toc231337606"/>
       <w:r>
         <w:t>Create a New Branch</w:t>
       </w:r>
@@ -7876,7 +7876,7 @@
       <w:pPr>
         <w:pStyle w:val="Heading3"/>
       </w:pPr>
-      <w:bookmarkStart w:id="13" w:name="_Toc231118437"/>
+      <w:bookmarkStart w:id="13" w:name="_Toc231337607"/>
       <w:r>
         <w:t>Add</w:t>
       </w:r>
@@ -8113,7 +8113,7 @@
       <w:pPr>
         <w:pStyle w:val="Heading3"/>
       </w:pPr>
-      <w:bookmarkStart w:id="14" w:name="_Toc231118438"/>
+      <w:bookmarkStart w:id="14" w:name="_Toc231337608"/>
       <w:r>
         <w:t>Delete a file</w:t>
       </w:r>
@@ -8252,7 +8252,7 @@
       <w:pPr>
         <w:pStyle w:val="Heading3"/>
       </w:pPr>
-      <w:bookmarkStart w:id="15" w:name="_Toc231118439"/>
+      <w:bookmarkStart w:id="15" w:name="_Toc231337609"/>
       <w:r>
         <w:t>Change a File</w:t>
       </w:r>
@@ -8563,7 +8563,7 @@
       <w:pPr>
         <w:pStyle w:val="Heading3"/>
       </w:pPr>
-      <w:bookmarkStart w:id="16" w:name="_Toc231118440"/>
+      <w:bookmarkStart w:id="16" w:name="_Toc231337610"/>
       <w:r>
         <w:t>Stage a File</w:t>
       </w:r>
@@ -8950,7 +8950,7 @@
       <w:pPr>
         <w:pStyle w:val="Heading3"/>
       </w:pPr>
-      <w:bookmarkStart w:id="17" w:name="_Toc231118441"/>
+      <w:bookmarkStart w:id="17" w:name="_Toc231337611"/>
       <w:r>
         <w:t xml:space="preserve">Commit a </w:t>
       </w:r>
@@ -9081,7 +9081,7 @@
       <w:pPr>
         <w:pStyle w:val="Heading3"/>
       </w:pPr>
-      <w:bookmarkStart w:id="18" w:name="_Toc231118442"/>
+      <w:bookmarkStart w:id="18" w:name="_Toc231337612"/>
       <w:r>
         <w:t>Push Changes to the Remote Repository</w:t>
       </w:r>
@@ -9220,7 +9220,7 @@
       <w:pPr>
         <w:pStyle w:val="Heading3"/>
       </w:pPr>
-      <w:bookmarkStart w:id="19" w:name="_Toc231118443"/>
+      <w:bookmarkStart w:id="19" w:name="_Toc231337613"/>
       <w:r>
         <w:t>Make a Change</w:t>
       </w:r>
@@ -9737,7 +9737,7 @@
       <w:pPr>
         <w:pStyle w:val="Heading3"/>
       </w:pPr>
-      <w:bookmarkStart w:id="20" w:name="_Toc231118444"/>
+      <w:bookmarkStart w:id="20" w:name="_Toc231337614"/>
       <w:r>
         <w:t>Make Change to Main Branch</w:t>
       </w:r>
@@ -10048,7 +10048,7 @@
       <w:pPr>
         <w:pStyle w:val="Heading3"/>
       </w:pPr>
-      <w:bookmarkStart w:id="21" w:name="_Toc231118445"/>
+      <w:bookmarkStart w:id="21" w:name="_Toc231337615"/>
       <w:r>
         <w:t xml:space="preserve">Merge Development Branch into </w:t>
       </w:r>
@@ -11206,7 +11206,7 @@
       <w:pPr>
         <w:pStyle w:val="Heading3"/>
       </w:pPr>
-      <w:bookmarkStart w:id="22" w:name="_Toc231118446"/>
+      <w:bookmarkStart w:id="22" w:name="_Toc231337616"/>
       <w:r>
         <w:t>Get a Past Version of TaxTools</w:t>
       </w:r>
@@ -11216,7 +11216,7 @@
       <w:pPr>
         <w:pStyle w:val="Heading3"/>
       </w:pPr>
-      <w:bookmarkStart w:id="23" w:name="_Toc231118447"/>
+      <w:bookmarkStart w:id="23" w:name="_Toc231337617"/>
       <w:r>
         <w:t>Create a Tag</w:t>
       </w:r>
@@ -11510,7 +11510,7 @@
       <w:pPr>
         <w:pStyle w:val="Heading2"/>
       </w:pPr>
-      <w:bookmarkStart w:id="24" w:name="_Toc231118448"/>
+      <w:bookmarkStart w:id="24" w:name="_Toc231337618"/>
       <w:r>
         <w:rPr>
           <w:lang w:eastAsia="ar-SA"/>
@@ -11818,7 +11818,7 @@
       <w:pPr>
         <w:pStyle w:val="Heading2"/>
       </w:pPr>
-      <w:bookmarkStart w:id="25" w:name="_Toc231118449"/>
+      <w:bookmarkStart w:id="25" w:name="_Toc231337619"/>
       <w:r>
         <w:t>Git Terminology</w:t>
       </w:r>
@@ -12076,10 +12076,10 @@
         <w:tab/>
       </w:r>
       <w:r>
-        <w:t>T</w:t>
-      </w:r>
-      <w:r>
-        <w:t>he general term for the source code directory</w:t>
+        <w:t xml:space="preserve">The directory containing the source files for the branch you are currently working on. Thus, it is the </w:t>
+      </w:r>
+      <w:r>
+        <w:t>general term for the source code directory</w:t>
       </w:r>
       <w:r>
         <w:t xml:space="preserve"> where you do your work</w:t>
@@ -12088,35 +12088,23 @@
         <w:t xml:space="preserve">. </w:t>
       </w:r>
       <w:r>
-        <w:t xml:space="preserve">This is also the local Git repository. </w:t>
-      </w:r>
-      <w:r>
-        <w:t>A file in the working directory may be modified, staged, or committed.</w:t>
-      </w:r>
-      <w:r>
-        <w:t xml:space="preserve"> A modified file, has been changed, but not yet staged. A staged file has been added to the staging area and is read</w:t>
-      </w:r>
-      <w:r>
-        <w:t xml:space="preserve">y to be committed. </w:t>
-      </w:r>
-      <w:r>
-        <w:t>Once committed, t</w:t>
-      </w:r>
-      <w:r>
-        <w:t>he changes</w:t>
-      </w:r>
-      <w:r>
-        <w:t xml:space="preserve"> to the file</w:t>
-      </w:r>
-      <w:r>
-        <w:t xml:space="preserve"> are permanently recorded in the repository.</w:t>
+        <w:t xml:space="preserve">It </w:t>
+      </w:r>
+      <w:r>
+        <w:t xml:space="preserve">is also the </w:t>
+      </w:r>
+      <w:r>
+        <w:t xml:space="preserve">current branch in the </w:t>
+      </w:r>
+      <w:r>
+        <w:t>local Git repository.</w:t>
       </w:r>
     </w:p>
     <w:p>
       <w:pPr>
         <w:pStyle w:val="Heading1"/>
       </w:pPr>
-      <w:bookmarkStart w:id="26" w:name="_Toc231118450"/>
+      <w:bookmarkStart w:id="26" w:name="_Toc231337620"/>
       <w:r>
         <w:lastRenderedPageBreak/>
         <w:t>Editing Tools</w:t>
@@ -12128,7 +12116,7 @@
         <w:pStyle w:val="Heading2"/>
       </w:pPr>
       <w:bookmarkStart w:id="27" w:name="_Toc227669204"/>
-      <w:bookmarkStart w:id="28" w:name="_Toc231118451"/>
+      <w:bookmarkStart w:id="28" w:name="_Toc231337621"/>
       <w:r>
         <w:t>VS Code</w:t>
       </w:r>
@@ -12158,7 +12146,7 @@
       <w:pPr>
         <w:pStyle w:val="Heading3"/>
       </w:pPr>
-      <w:bookmarkStart w:id="29" w:name="_Toc231118452"/>
+      <w:bookmarkStart w:id="29" w:name="_Toc231337622"/>
       <w:r>
         <w:t>Installation</w:t>
       </w:r>
@@ -12329,7 +12317,7 @@
       <w:pPr>
         <w:pStyle w:val="Heading3"/>
       </w:pPr>
-      <w:bookmarkStart w:id="30" w:name="_Toc231118453"/>
+      <w:bookmarkStart w:id="30" w:name="_Toc231337623"/>
       <w:r>
         <w:t>Configuration Settings</w:t>
       </w:r>
@@ -12763,7 +12751,7 @@
       <w:pPr>
         <w:pStyle w:val="Heading3"/>
       </w:pPr>
-      <w:bookmarkStart w:id="31" w:name="_Toc231118454"/>
+      <w:bookmarkStart w:id="31" w:name="_Toc231337624"/>
       <w:r>
         <w:t>Extensions</w:t>
       </w:r>
@@ -12909,7 +12897,7 @@
       <w:pPr>
         <w:pStyle w:val="Heading3"/>
       </w:pPr>
-      <w:bookmarkStart w:id="32" w:name="_Toc231118455"/>
+      <w:bookmarkStart w:id="32" w:name="_Toc231337625"/>
       <w:r>
         <w:t>Command Summary</w:t>
       </w:r>
@@ -13078,12 +13066,12 @@
       <w:pPr>
         <w:pStyle w:val="Heading2"/>
       </w:pPr>
-      <w:bookmarkStart w:id="33" w:name="_Toc231118456"/>
-      <w:bookmarkStart w:id="34" w:name="_Toc227669205"/>
+      <w:bookmarkStart w:id="33" w:name="_Toc227669205"/>
+      <w:bookmarkStart w:id="34" w:name="_Toc231337626"/>
       <w:r>
         <w:t>Node and NPM</w:t>
       </w:r>
-      <w:bookmarkEnd w:id="33"/>
+      <w:bookmarkEnd w:id="34"/>
     </w:p>
     <w:p>
       <w:pPr>
@@ -13119,7 +13107,7 @@
       <w:pPr>
         <w:pStyle w:val="Heading3"/>
       </w:pPr>
-      <w:bookmarkStart w:id="35" w:name="_Toc231118457"/>
+      <w:bookmarkStart w:id="35" w:name="_Toc231337627"/>
       <w:r>
         <w:t>Installation</w:t>
       </w:r>
@@ -13379,7 +13367,7 @@
       <w:pPr>
         <w:pStyle w:val="Heading3"/>
       </w:pPr>
-      <w:bookmarkStart w:id="36" w:name="_Toc231118458"/>
+      <w:bookmarkStart w:id="36" w:name="_Toc231337628"/>
       <w:r>
         <w:t>Prettier</w:t>
       </w:r>
@@ -13687,7 +13675,7 @@
       <w:pPr>
         <w:pStyle w:val="Heading3"/>
       </w:pPr>
-      <w:bookmarkStart w:id="37" w:name="_Toc231118459"/>
+      <w:bookmarkStart w:id="37" w:name="_Toc231337629"/>
       <w:proofErr w:type="spellStart"/>
       <w:r>
         <w:t>ESLint</w:t>
@@ -14033,7 +14021,7 @@
         <w:pStyle w:val="SourceCode"/>
       </w:pPr>
     </w:p>
-    <w:bookmarkEnd w:id="34"/>
+    <w:bookmarkEnd w:id="33"/>
     <w:p>
       <w:pPr>
         <w:pStyle w:val="Body-Text"/>
@@ -14058,7 +14046,7 @@
       <w:pPr>
         <w:pStyle w:val="Heading2"/>
       </w:pPr>
-      <w:bookmarkStart w:id="38" w:name="_Toc231118460"/>
+      <w:bookmarkStart w:id="38" w:name="_Toc231337630"/>
       <w:r>
         <w:t>Git</w:t>
       </w:r>
@@ -14076,7 +14064,7 @@
       <w:pPr>
         <w:pStyle w:val="Heading3"/>
       </w:pPr>
-      <w:bookmarkStart w:id="39" w:name="_Toc231118461"/>
+      <w:bookmarkStart w:id="39" w:name="_Toc231337631"/>
       <w:r>
         <w:t>Inst</w:t>
       </w:r>
@@ -14203,7 +14191,7 @@
       <w:pPr>
         <w:pStyle w:val="Heading1"/>
       </w:pPr>
-      <w:bookmarkStart w:id="40" w:name="_Toc231118462"/>
+      <w:bookmarkStart w:id="40" w:name="_Toc231337632"/>
       <w:r>
         <w:t>Notes</w:t>
       </w:r>
@@ -14213,7 +14201,7 @@
       <w:pPr>
         <w:pStyle w:val="Heading2"/>
       </w:pPr>
-      <w:bookmarkStart w:id="41" w:name="_Toc231118463"/>
+      <w:bookmarkStart w:id="41" w:name="_Toc231337633"/>
       <w:r>
         <w:t>Coding Conventions</w:t>
       </w:r>
@@ -17762,7 +17750,7 @@
 </file>
 
 <file path=customXml/itemProps1.xml><?xml version="1.0" encoding="utf-8"?>
-<ds:datastoreItem xmlns:ds="http://schemas.openxmlformats.org/officeDocument/2006/customXml" ds:itemID="{7932500F-86DB-4A4A-A59F-EBFD4DE5B9A8}">
+<ds:datastoreItem xmlns:ds="http://schemas.openxmlformats.org/officeDocument/2006/customXml" ds:itemID="{610B58DB-AA6B-4608-80A7-A20395A52E59}">
   <ds:schemaRefs>
     <ds:schemaRef ds:uri="http://schemas.openxmlformats.org/officeDocument/2006/bibliography"/>
   </ds:schemaRefs>

--- a/Documentation/DevelopmentEnvironment.docx
+++ b/Documentation/DevelopmentEnvironment.docx
@@ -47,7 +47,7 @@
         <w:rPr>
           <w:noProof/>
         </w:rPr>
-        <w:t>June 3, 2026</w:t>
+        <w:t>June 5, 2026</w:t>
       </w:r>
       <w:r>
         <w:rPr>
@@ -132,7 +132,7 @@
         </w:rPr>
         <w:fldChar w:fldCharType="separate"/>
       </w:r>
-      <w:hyperlink w:anchor="_Toc231337594" w:history="1">
+      <w:hyperlink w:anchor="_Toc231566005" w:history="1">
         <w:r>
           <w:rPr>
             <w:rStyle w:val="Hyperlink"/>
@@ -155,7 +155,7 @@
           <w:rPr>
             <w:webHidden/>
           </w:rPr>
-          <w:instrText xml:space="preserve"> PAGEREF _Toc231337594 \h </w:instrText>
+          <w:instrText xml:space="preserve"> PAGEREF _Toc231566005 \h </w:instrText>
         </w:r>
         <w:r>
           <w:rPr>
@@ -193,7 +193,7 @@
           <w:lang w:eastAsia="en-US"/>
         </w:rPr>
       </w:pPr>
-      <w:hyperlink w:anchor="_Toc231337595" w:history="1">
+      <w:hyperlink w:anchor="_Toc231566006" w:history="1">
         <w:r>
           <w:rPr>
             <w:rStyle w:val="Hyperlink"/>
@@ -220,7 +220,7 @@
             <w:noProof/>
             <w:webHidden/>
           </w:rPr>
-          <w:instrText xml:space="preserve"> PAGEREF _Toc231337595 \h </w:instrText>
+          <w:instrText xml:space="preserve"> PAGEREF _Toc231566006 \h </w:instrText>
         </w:r>
         <w:r>
           <w:rPr>
@@ -262,7 +262,7 @@
           <w:lang w:eastAsia="en-US"/>
         </w:rPr>
       </w:pPr>
-      <w:hyperlink w:anchor="_Toc231337596" w:history="1">
+      <w:hyperlink w:anchor="_Toc231566007" w:history="1">
         <w:r>
           <w:rPr>
             <w:rStyle w:val="Hyperlink"/>
@@ -289,7 +289,7 @@
             <w:noProof/>
             <w:webHidden/>
           </w:rPr>
-          <w:instrText xml:space="preserve"> PAGEREF _Toc231337596 \h </w:instrText>
+          <w:instrText xml:space="preserve"> PAGEREF _Toc231566007 \h </w:instrText>
         </w:r>
         <w:r>
           <w:rPr>
@@ -331,7 +331,7 @@
           <w:lang w:eastAsia="en-US"/>
         </w:rPr>
       </w:pPr>
-      <w:hyperlink w:anchor="_Toc231337597" w:history="1">
+      <w:hyperlink w:anchor="_Toc231566008" w:history="1">
         <w:r>
           <w:rPr>
             <w:rStyle w:val="Hyperlink"/>
@@ -358,7 +358,7 @@
             <w:noProof/>
             <w:webHidden/>
           </w:rPr>
-          <w:instrText xml:space="preserve"> PAGEREF _Toc231337597 \h </w:instrText>
+          <w:instrText xml:space="preserve"> PAGEREF _Toc231566008 \h </w:instrText>
         </w:r>
         <w:r>
           <w:rPr>
@@ -400,7 +400,7 @@
           <w:lang w:eastAsia="en-US"/>
         </w:rPr>
       </w:pPr>
-      <w:hyperlink w:anchor="_Toc231337598" w:history="1">
+      <w:hyperlink w:anchor="_Toc231566009" w:history="1">
         <w:r>
           <w:rPr>
             <w:rStyle w:val="Hyperlink"/>
@@ -427,7 +427,7 @@
             <w:noProof/>
             <w:webHidden/>
           </w:rPr>
-          <w:instrText xml:space="preserve"> PAGEREF _Toc231337598 \h </w:instrText>
+          <w:instrText xml:space="preserve"> PAGEREF _Toc231566009 \h </w:instrText>
         </w:r>
         <w:r>
           <w:rPr>
@@ -469,13 +469,13 @@
           <w:lang w:eastAsia="en-US"/>
         </w:rPr>
       </w:pPr>
-      <w:hyperlink w:anchor="_Toc231337599" w:history="1">
+      <w:hyperlink w:anchor="_Toc231566010" w:history="1">
         <w:r>
           <w:rPr>
             <w:rStyle w:val="Hyperlink"/>
             <w:noProof/>
           </w:rPr>
-          <w:t>Using Git with TaxTools</w:t>
+          <w:t>Using Git with the Tax Planning Tools</w:t>
         </w:r>
         <w:r>
           <w:rPr>
@@ -496,7 +496,7 @@
             <w:noProof/>
             <w:webHidden/>
           </w:rPr>
-          <w:instrText xml:space="preserve"> PAGEREF _Toc231337599 \h </w:instrText>
+          <w:instrText xml:space="preserve"> PAGEREF _Toc231566010 \h </w:instrText>
         </w:r>
         <w:r>
           <w:rPr>
@@ -538,7 +538,7 @@
           <w:lang w:eastAsia="en-US"/>
         </w:rPr>
       </w:pPr>
-      <w:hyperlink w:anchor="_Toc231337600" w:history="1">
+      <w:hyperlink w:anchor="_Toc231566011" w:history="1">
         <w:r>
           <w:rPr>
             <w:rStyle w:val="Hyperlink"/>
@@ -565,7 +565,7 @@
             <w:noProof/>
             <w:webHidden/>
           </w:rPr>
-          <w:instrText xml:space="preserve"> PAGEREF _Toc231337600 \h </w:instrText>
+          <w:instrText xml:space="preserve"> PAGEREF _Toc231566011 \h </w:instrText>
         </w:r>
         <w:r>
           <w:rPr>
@@ -607,7 +607,7 @@
           <w:lang w:eastAsia="en-US"/>
         </w:rPr>
       </w:pPr>
-      <w:hyperlink w:anchor="_Toc231337601" w:history="1">
+      <w:hyperlink w:anchor="_Toc231566012" w:history="1">
         <w:r>
           <w:rPr>
             <w:rStyle w:val="Hyperlink"/>
@@ -634,7 +634,7 @@
             <w:noProof/>
             <w:webHidden/>
           </w:rPr>
-          <w:instrText xml:space="preserve"> PAGEREF _Toc231337601 \h </w:instrText>
+          <w:instrText xml:space="preserve"> PAGEREF _Toc231566012 \h </w:instrText>
         </w:r>
         <w:r>
           <w:rPr>
@@ -676,7 +676,7 @@
           <w:lang w:eastAsia="en-US"/>
         </w:rPr>
       </w:pPr>
-      <w:hyperlink w:anchor="_Toc231337602" w:history="1">
+      <w:hyperlink w:anchor="_Toc231566013" w:history="1">
         <w:r>
           <w:rPr>
             <w:rStyle w:val="Hyperlink"/>
@@ -703,7 +703,7 @@
             <w:noProof/>
             <w:webHidden/>
           </w:rPr>
-          <w:instrText xml:space="preserve"> PAGEREF _Toc231337602 \h </w:instrText>
+          <w:instrText xml:space="preserve"> PAGEREF _Toc231566013 \h </w:instrText>
         </w:r>
         <w:r>
           <w:rPr>
@@ -745,7 +745,7 @@
           <w:lang w:eastAsia="en-US"/>
         </w:rPr>
       </w:pPr>
-      <w:hyperlink w:anchor="_Toc231337603" w:history="1">
+      <w:hyperlink w:anchor="_Toc231566014" w:history="1">
         <w:r>
           <w:rPr>
             <w:rStyle w:val="Hyperlink"/>
@@ -772,7 +772,7 @@
             <w:noProof/>
             <w:webHidden/>
           </w:rPr>
-          <w:instrText xml:space="preserve"> PAGEREF _Toc231337603 \h </w:instrText>
+          <w:instrText xml:space="preserve"> PAGEREF _Toc231566014 \h </w:instrText>
         </w:r>
         <w:r>
           <w:rPr>
@@ -814,7 +814,7 @@
           <w:lang w:eastAsia="en-US"/>
         </w:rPr>
       </w:pPr>
-      <w:hyperlink w:anchor="_Toc231337604" w:history="1">
+      <w:hyperlink w:anchor="_Toc231566015" w:history="1">
         <w:r>
           <w:rPr>
             <w:rStyle w:val="Hyperlink"/>
@@ -841,7 +841,7 @@
             <w:noProof/>
             <w:webHidden/>
           </w:rPr>
-          <w:instrText xml:space="preserve"> PAGEREF _Toc231337604 \h </w:instrText>
+          <w:instrText xml:space="preserve"> PAGEREF _Toc231566015 \h </w:instrText>
         </w:r>
         <w:r>
           <w:rPr>
@@ -883,7 +883,7 @@
           <w:lang w:eastAsia="en-US"/>
         </w:rPr>
       </w:pPr>
-      <w:hyperlink w:anchor="_Toc231337605" w:history="1">
+      <w:hyperlink w:anchor="_Toc231566016" w:history="1">
         <w:r>
           <w:rPr>
             <w:rStyle w:val="Hyperlink"/>
@@ -910,7 +910,7 @@
             <w:noProof/>
             <w:webHidden/>
           </w:rPr>
-          <w:instrText xml:space="preserve"> PAGEREF _Toc231337605 \h </w:instrText>
+          <w:instrText xml:space="preserve"> PAGEREF _Toc231566016 \h </w:instrText>
         </w:r>
         <w:r>
           <w:rPr>
@@ -952,7 +952,7 @@
           <w:lang w:eastAsia="en-US"/>
         </w:rPr>
       </w:pPr>
-      <w:hyperlink w:anchor="_Toc231337606" w:history="1">
+      <w:hyperlink w:anchor="_Toc231566017" w:history="1">
         <w:r>
           <w:rPr>
             <w:rStyle w:val="Hyperlink"/>
@@ -979,7 +979,7 @@
             <w:noProof/>
             <w:webHidden/>
           </w:rPr>
-          <w:instrText xml:space="preserve"> PAGEREF _Toc231337606 \h </w:instrText>
+          <w:instrText xml:space="preserve"> PAGEREF _Toc231566017 \h </w:instrText>
         </w:r>
         <w:r>
           <w:rPr>
@@ -1021,7 +1021,7 @@
           <w:lang w:eastAsia="en-US"/>
         </w:rPr>
       </w:pPr>
-      <w:hyperlink w:anchor="_Toc231337607" w:history="1">
+      <w:hyperlink w:anchor="_Toc231566018" w:history="1">
         <w:r>
           <w:rPr>
             <w:rStyle w:val="Hyperlink"/>
@@ -1048,7 +1048,7 @@
             <w:noProof/>
             <w:webHidden/>
           </w:rPr>
-          <w:instrText xml:space="preserve"> PAGEREF _Toc231337607 \h </w:instrText>
+          <w:instrText xml:space="preserve"> PAGEREF _Toc231566018 \h </w:instrText>
         </w:r>
         <w:r>
           <w:rPr>
@@ -1090,7 +1090,7 @@
           <w:lang w:eastAsia="en-US"/>
         </w:rPr>
       </w:pPr>
-      <w:hyperlink w:anchor="_Toc231337608" w:history="1">
+      <w:hyperlink w:anchor="_Toc231566019" w:history="1">
         <w:r>
           <w:rPr>
             <w:rStyle w:val="Hyperlink"/>
@@ -1117,7 +1117,7 @@
             <w:noProof/>
             <w:webHidden/>
           </w:rPr>
-          <w:instrText xml:space="preserve"> PAGEREF _Toc231337608 \h </w:instrText>
+          <w:instrText xml:space="preserve"> PAGEREF _Toc231566019 \h </w:instrText>
         </w:r>
         <w:r>
           <w:rPr>
@@ -1159,7 +1159,7 @@
           <w:lang w:eastAsia="en-US"/>
         </w:rPr>
       </w:pPr>
-      <w:hyperlink w:anchor="_Toc231337609" w:history="1">
+      <w:hyperlink w:anchor="_Toc231566020" w:history="1">
         <w:r>
           <w:rPr>
             <w:rStyle w:val="Hyperlink"/>
@@ -1186,7 +1186,7 @@
             <w:noProof/>
             <w:webHidden/>
           </w:rPr>
-          <w:instrText xml:space="preserve"> PAGEREF _Toc231337609 \h </w:instrText>
+          <w:instrText xml:space="preserve"> PAGEREF _Toc231566020 \h </w:instrText>
         </w:r>
         <w:r>
           <w:rPr>
@@ -1228,7 +1228,7 @@
           <w:lang w:eastAsia="en-US"/>
         </w:rPr>
       </w:pPr>
-      <w:hyperlink w:anchor="_Toc231337610" w:history="1">
+      <w:hyperlink w:anchor="_Toc231566021" w:history="1">
         <w:r>
           <w:rPr>
             <w:rStyle w:val="Hyperlink"/>
@@ -1255,7 +1255,7 @@
             <w:noProof/>
             <w:webHidden/>
           </w:rPr>
-          <w:instrText xml:space="preserve"> PAGEREF _Toc231337610 \h </w:instrText>
+          <w:instrText xml:space="preserve"> PAGEREF _Toc231566021 \h </w:instrText>
         </w:r>
         <w:r>
           <w:rPr>
@@ -1275,7 +1275,7 @@
             <w:noProof/>
             <w:webHidden/>
           </w:rPr>
-          <w:t>8</w:t>
+          <w:t>9</w:t>
         </w:r>
         <w:r>
           <w:rPr>
@@ -1297,7 +1297,7 @@
           <w:lang w:eastAsia="en-US"/>
         </w:rPr>
       </w:pPr>
-      <w:hyperlink w:anchor="_Toc231337611" w:history="1">
+      <w:hyperlink w:anchor="_Toc231566022" w:history="1">
         <w:r>
           <w:rPr>
             <w:rStyle w:val="Hyperlink"/>
@@ -1324,7 +1324,7 @@
             <w:noProof/>
             <w:webHidden/>
           </w:rPr>
-          <w:instrText xml:space="preserve"> PAGEREF _Toc231337611 \h </w:instrText>
+          <w:instrText xml:space="preserve"> PAGEREF _Toc231566022 \h </w:instrText>
         </w:r>
         <w:r>
           <w:rPr>
@@ -1366,7 +1366,7 @@
           <w:lang w:eastAsia="en-US"/>
         </w:rPr>
       </w:pPr>
-      <w:hyperlink w:anchor="_Toc231337612" w:history="1">
+      <w:hyperlink w:anchor="_Toc231566023" w:history="1">
         <w:r>
           <w:rPr>
             <w:rStyle w:val="Hyperlink"/>
@@ -1393,7 +1393,7 @@
             <w:noProof/>
             <w:webHidden/>
           </w:rPr>
-          <w:instrText xml:space="preserve"> PAGEREF _Toc231337612 \h </w:instrText>
+          <w:instrText xml:space="preserve"> PAGEREF _Toc231566023 \h </w:instrText>
         </w:r>
         <w:r>
           <w:rPr>
@@ -1435,7 +1435,7 @@
           <w:lang w:eastAsia="en-US"/>
         </w:rPr>
       </w:pPr>
-      <w:hyperlink w:anchor="_Toc231337613" w:history="1">
+      <w:hyperlink w:anchor="_Toc231566024" w:history="1">
         <w:r>
           <w:rPr>
             <w:rStyle w:val="Hyperlink"/>
@@ -1462,7 +1462,7 @@
             <w:noProof/>
             <w:webHidden/>
           </w:rPr>
-          <w:instrText xml:space="preserve"> PAGEREF _Toc231337613 \h </w:instrText>
+          <w:instrText xml:space="preserve"> PAGEREF _Toc231566024 \h </w:instrText>
         </w:r>
         <w:r>
           <w:rPr>
@@ -1504,7 +1504,7 @@
           <w:lang w:eastAsia="en-US"/>
         </w:rPr>
       </w:pPr>
-      <w:hyperlink w:anchor="_Toc231337614" w:history="1">
+      <w:hyperlink w:anchor="_Toc231566025" w:history="1">
         <w:r>
           <w:rPr>
             <w:rStyle w:val="Hyperlink"/>
@@ -1531,7 +1531,7 @@
             <w:noProof/>
             <w:webHidden/>
           </w:rPr>
-          <w:instrText xml:space="preserve"> PAGEREF _Toc231337614 \h </w:instrText>
+          <w:instrText xml:space="preserve"> PAGEREF _Toc231566025 \h </w:instrText>
         </w:r>
         <w:r>
           <w:rPr>
@@ -1573,7 +1573,7 @@
           <w:lang w:eastAsia="en-US"/>
         </w:rPr>
       </w:pPr>
-      <w:hyperlink w:anchor="_Toc231337615" w:history="1">
+      <w:hyperlink w:anchor="_Toc231566026" w:history="1">
         <w:r>
           <w:rPr>
             <w:rStyle w:val="Hyperlink"/>
@@ -1600,7 +1600,7 @@
             <w:noProof/>
             <w:webHidden/>
           </w:rPr>
-          <w:instrText xml:space="preserve"> PAGEREF _Toc231337615 \h </w:instrText>
+          <w:instrText xml:space="preserve"> PAGEREF _Toc231566026 \h </w:instrText>
         </w:r>
         <w:r>
           <w:rPr>
@@ -1642,7 +1642,7 @@
           <w:lang w:eastAsia="en-US"/>
         </w:rPr>
       </w:pPr>
-      <w:hyperlink w:anchor="_Toc231337616" w:history="1">
+      <w:hyperlink w:anchor="_Toc231566027" w:history="1">
         <w:r>
           <w:rPr>
             <w:rStyle w:val="Hyperlink"/>
@@ -1669,7 +1669,7 @@
             <w:noProof/>
             <w:webHidden/>
           </w:rPr>
-          <w:instrText xml:space="preserve"> PAGEREF _Toc231337616 \h </w:instrText>
+          <w:instrText xml:space="preserve"> PAGEREF _Toc231566027 \h </w:instrText>
         </w:r>
         <w:r>
           <w:rPr>
@@ -1689,7 +1689,7 @@
             <w:noProof/>
             <w:webHidden/>
           </w:rPr>
-          <w:t>11</w:t>
+          <w:t>12</w:t>
         </w:r>
         <w:r>
           <w:rPr>
@@ -1711,7 +1711,7 @@
           <w:lang w:eastAsia="en-US"/>
         </w:rPr>
       </w:pPr>
-      <w:hyperlink w:anchor="_Toc231337617" w:history="1">
+      <w:hyperlink w:anchor="_Toc231566028" w:history="1">
         <w:r>
           <w:rPr>
             <w:rStyle w:val="Hyperlink"/>
@@ -1738,7 +1738,7 @@
             <w:noProof/>
             <w:webHidden/>
           </w:rPr>
-          <w:instrText xml:space="preserve"> PAGEREF _Toc231337617 \h </w:instrText>
+          <w:instrText xml:space="preserve"> PAGEREF _Toc231566028 \h </w:instrText>
         </w:r>
         <w:r>
           <w:rPr>
@@ -1758,7 +1758,7 @@
             <w:noProof/>
             <w:webHidden/>
           </w:rPr>
-          <w:t>11</w:t>
+          <w:t>12</w:t>
         </w:r>
         <w:r>
           <w:rPr>
@@ -1780,7 +1780,7 @@
           <w:lang w:eastAsia="en-US"/>
         </w:rPr>
       </w:pPr>
-      <w:hyperlink w:anchor="_Toc231337618" w:history="1">
+      <w:hyperlink w:anchor="_Toc231566029" w:history="1">
         <w:r>
           <w:rPr>
             <w:rStyle w:val="Hyperlink"/>
@@ -1807,7 +1807,7 @@
             <w:noProof/>
             <w:webHidden/>
           </w:rPr>
-          <w:instrText xml:space="preserve"> PAGEREF _Toc231337618 \h </w:instrText>
+          <w:instrText xml:space="preserve"> PAGEREF _Toc231566029 \h </w:instrText>
         </w:r>
         <w:r>
           <w:rPr>
@@ -1849,7 +1849,7 @@
           <w:lang w:eastAsia="en-US"/>
         </w:rPr>
       </w:pPr>
-      <w:hyperlink w:anchor="_Toc231337619" w:history="1">
+      <w:hyperlink w:anchor="_Toc231566030" w:history="1">
         <w:r>
           <w:rPr>
             <w:rStyle w:val="Hyperlink"/>
@@ -1876,7 +1876,7 @@
             <w:noProof/>
             <w:webHidden/>
           </w:rPr>
-          <w:instrText xml:space="preserve"> PAGEREF _Toc231337619 \h </w:instrText>
+          <w:instrText xml:space="preserve"> PAGEREF _Toc231566030 \h </w:instrText>
         </w:r>
         <w:r>
           <w:rPr>
@@ -1918,7 +1918,7 @@
           <w:lang w:eastAsia="en-US"/>
         </w:rPr>
       </w:pPr>
-      <w:hyperlink w:anchor="_Toc231337620" w:history="1">
+      <w:hyperlink w:anchor="_Toc231566031" w:history="1">
         <w:r>
           <w:rPr>
             <w:rStyle w:val="Hyperlink"/>
@@ -1941,7 +1941,7 @@
           <w:rPr>
             <w:webHidden/>
           </w:rPr>
-          <w:instrText xml:space="preserve"> PAGEREF _Toc231337620 \h </w:instrText>
+          <w:instrText xml:space="preserve"> PAGEREF _Toc231566031 \h </w:instrText>
         </w:r>
         <w:r>
           <w:rPr>
@@ -1979,7 +1979,7 @@
           <w:lang w:eastAsia="en-US"/>
         </w:rPr>
       </w:pPr>
-      <w:hyperlink w:anchor="_Toc231337621" w:history="1">
+      <w:hyperlink w:anchor="_Toc231566032" w:history="1">
         <w:r>
           <w:rPr>
             <w:rStyle w:val="Hyperlink"/>
@@ -2006,7 +2006,7 @@
             <w:noProof/>
             <w:webHidden/>
           </w:rPr>
-          <w:instrText xml:space="preserve"> PAGEREF _Toc231337621 \h </w:instrText>
+          <w:instrText xml:space="preserve"> PAGEREF _Toc231566032 \h </w:instrText>
         </w:r>
         <w:r>
           <w:rPr>
@@ -2048,7 +2048,7 @@
           <w:lang w:eastAsia="en-US"/>
         </w:rPr>
       </w:pPr>
-      <w:hyperlink w:anchor="_Toc231337622" w:history="1">
+      <w:hyperlink w:anchor="_Toc231566033" w:history="1">
         <w:r>
           <w:rPr>
             <w:rStyle w:val="Hyperlink"/>
@@ -2075,7 +2075,7 @@
             <w:noProof/>
             <w:webHidden/>
           </w:rPr>
-          <w:instrText xml:space="preserve"> PAGEREF _Toc231337622 \h </w:instrText>
+          <w:instrText xml:space="preserve"> PAGEREF _Toc231566033 \h </w:instrText>
         </w:r>
         <w:r>
           <w:rPr>
@@ -2117,7 +2117,7 @@
           <w:lang w:eastAsia="en-US"/>
         </w:rPr>
       </w:pPr>
-      <w:hyperlink w:anchor="_Toc231337623" w:history="1">
+      <w:hyperlink w:anchor="_Toc231566034" w:history="1">
         <w:r>
           <w:rPr>
             <w:rStyle w:val="Hyperlink"/>
@@ -2144,7 +2144,7 @@
             <w:noProof/>
             <w:webHidden/>
           </w:rPr>
-          <w:instrText xml:space="preserve"> PAGEREF _Toc231337623 \h </w:instrText>
+          <w:instrText xml:space="preserve"> PAGEREF _Toc231566034 \h </w:instrText>
         </w:r>
         <w:r>
           <w:rPr>
@@ -2186,7 +2186,7 @@
           <w:lang w:eastAsia="en-US"/>
         </w:rPr>
       </w:pPr>
-      <w:hyperlink w:anchor="_Toc231337624" w:history="1">
+      <w:hyperlink w:anchor="_Toc231566035" w:history="1">
         <w:r>
           <w:rPr>
             <w:rStyle w:val="Hyperlink"/>
@@ -2213,7 +2213,7 @@
             <w:noProof/>
             <w:webHidden/>
           </w:rPr>
-          <w:instrText xml:space="preserve"> PAGEREF _Toc231337624 \h </w:instrText>
+          <w:instrText xml:space="preserve"> PAGEREF _Toc231566035 \h </w:instrText>
         </w:r>
         <w:r>
           <w:rPr>
@@ -2255,7 +2255,7 @@
           <w:lang w:eastAsia="en-US"/>
         </w:rPr>
       </w:pPr>
-      <w:hyperlink w:anchor="_Toc231337625" w:history="1">
+      <w:hyperlink w:anchor="_Toc231566036" w:history="1">
         <w:r>
           <w:rPr>
             <w:rStyle w:val="Hyperlink"/>
@@ -2282,7 +2282,7 @@
             <w:noProof/>
             <w:webHidden/>
           </w:rPr>
-          <w:instrText xml:space="preserve"> PAGEREF _Toc231337625 \h </w:instrText>
+          <w:instrText xml:space="preserve"> PAGEREF _Toc231566036 \h </w:instrText>
         </w:r>
         <w:r>
           <w:rPr>
@@ -2324,7 +2324,7 @@
           <w:lang w:eastAsia="en-US"/>
         </w:rPr>
       </w:pPr>
-      <w:hyperlink w:anchor="_Toc231337626" w:history="1">
+      <w:hyperlink w:anchor="_Toc231566037" w:history="1">
         <w:r>
           <w:rPr>
             <w:rStyle w:val="Hyperlink"/>
@@ -2351,7 +2351,7 @@
             <w:noProof/>
             <w:webHidden/>
           </w:rPr>
-          <w:instrText xml:space="preserve"> PAGEREF _Toc231337626 \h </w:instrText>
+          <w:instrText xml:space="preserve"> PAGEREF _Toc231566037 \h </w:instrText>
         </w:r>
         <w:r>
           <w:rPr>
@@ -2393,7 +2393,7 @@
           <w:lang w:eastAsia="en-US"/>
         </w:rPr>
       </w:pPr>
-      <w:hyperlink w:anchor="_Toc231337627" w:history="1">
+      <w:hyperlink w:anchor="_Toc231566038" w:history="1">
         <w:r>
           <w:rPr>
             <w:rStyle w:val="Hyperlink"/>
@@ -2420,7 +2420,7 @@
             <w:noProof/>
             <w:webHidden/>
           </w:rPr>
-          <w:instrText xml:space="preserve"> PAGEREF _Toc231337627 \h </w:instrText>
+          <w:instrText xml:space="preserve"> PAGEREF _Toc231566038 \h </w:instrText>
         </w:r>
         <w:r>
           <w:rPr>
@@ -2440,7 +2440,7 @@
             <w:noProof/>
             <w:webHidden/>
           </w:rPr>
-          <w:t>14</w:t>
+          <w:t>15</w:t>
         </w:r>
         <w:r>
           <w:rPr>
@@ -2462,7 +2462,7 @@
           <w:lang w:eastAsia="en-US"/>
         </w:rPr>
       </w:pPr>
-      <w:hyperlink w:anchor="_Toc231337628" w:history="1">
+      <w:hyperlink w:anchor="_Toc231566039" w:history="1">
         <w:r>
           <w:rPr>
             <w:rStyle w:val="Hyperlink"/>
@@ -2489,7 +2489,7 @@
             <w:noProof/>
             <w:webHidden/>
           </w:rPr>
-          <w:instrText xml:space="preserve"> PAGEREF _Toc231337628 \h </w:instrText>
+          <w:instrText xml:space="preserve"> PAGEREF _Toc231566039 \h </w:instrText>
         </w:r>
         <w:r>
           <w:rPr>
@@ -2531,7 +2531,7 @@
           <w:lang w:eastAsia="en-US"/>
         </w:rPr>
       </w:pPr>
-      <w:hyperlink w:anchor="_Toc231337629" w:history="1">
+      <w:hyperlink w:anchor="_Toc231566040" w:history="1">
         <w:r>
           <w:rPr>
             <w:rStyle w:val="Hyperlink"/>
@@ -2558,7 +2558,7 @@
             <w:noProof/>
             <w:webHidden/>
           </w:rPr>
-          <w:instrText xml:space="preserve"> PAGEREF _Toc231337629 \h </w:instrText>
+          <w:instrText xml:space="preserve"> PAGEREF _Toc231566040 \h </w:instrText>
         </w:r>
         <w:r>
           <w:rPr>
@@ -2600,7 +2600,7 @@
           <w:lang w:eastAsia="en-US"/>
         </w:rPr>
       </w:pPr>
-      <w:hyperlink w:anchor="_Toc231337630" w:history="1">
+      <w:hyperlink w:anchor="_Toc231566041" w:history="1">
         <w:r>
           <w:rPr>
             <w:rStyle w:val="Hyperlink"/>
@@ -2627,7 +2627,7 @@
             <w:noProof/>
             <w:webHidden/>
           </w:rPr>
-          <w:instrText xml:space="preserve"> PAGEREF _Toc231337630 \h </w:instrText>
+          <w:instrText xml:space="preserve"> PAGEREF _Toc231566041 \h </w:instrText>
         </w:r>
         <w:r>
           <w:rPr>
@@ -2647,7 +2647,7 @@
             <w:noProof/>
             <w:webHidden/>
           </w:rPr>
-          <w:t>15</w:t>
+          <w:t>16</w:t>
         </w:r>
         <w:r>
           <w:rPr>
@@ -2669,7 +2669,7 @@
           <w:lang w:eastAsia="en-US"/>
         </w:rPr>
       </w:pPr>
-      <w:hyperlink w:anchor="_Toc231337631" w:history="1">
+      <w:hyperlink w:anchor="_Toc231566042" w:history="1">
         <w:r>
           <w:rPr>
             <w:rStyle w:val="Hyperlink"/>
@@ -2696,7 +2696,7 @@
             <w:noProof/>
             <w:webHidden/>
           </w:rPr>
-          <w:instrText xml:space="preserve"> PAGEREF _Toc231337631 \h </w:instrText>
+          <w:instrText xml:space="preserve"> PAGEREF _Toc231566042 \h </w:instrText>
         </w:r>
         <w:r>
           <w:rPr>
@@ -2716,7 +2716,7 @@
             <w:noProof/>
             <w:webHidden/>
           </w:rPr>
-          <w:t>15</w:t>
+          <w:t>16</w:t>
         </w:r>
         <w:r>
           <w:rPr>
@@ -2738,7 +2738,7 @@
           <w:lang w:eastAsia="en-US"/>
         </w:rPr>
       </w:pPr>
-      <w:hyperlink w:anchor="_Toc231337632" w:history="1">
+      <w:hyperlink w:anchor="_Toc231566043" w:history="1">
         <w:r>
           <w:rPr>
             <w:rStyle w:val="Hyperlink"/>
@@ -2761,7 +2761,7 @@
           <w:rPr>
             <w:webHidden/>
           </w:rPr>
-          <w:instrText xml:space="preserve"> PAGEREF _Toc231337632 \h </w:instrText>
+          <w:instrText xml:space="preserve"> PAGEREF _Toc231566043 \h </w:instrText>
         </w:r>
         <w:r>
           <w:rPr>
@@ -2799,7 +2799,7 @@
           <w:lang w:eastAsia="en-US"/>
         </w:rPr>
       </w:pPr>
-      <w:hyperlink w:anchor="_Toc231337633" w:history="1">
+      <w:hyperlink w:anchor="_Toc231566044" w:history="1">
         <w:r>
           <w:rPr>
             <w:rStyle w:val="Hyperlink"/>
@@ -2826,7 +2826,7 @@
             <w:noProof/>
             <w:webHidden/>
           </w:rPr>
-          <w:instrText xml:space="preserve"> PAGEREF _Toc231337633 \h </w:instrText>
+          <w:instrText xml:space="preserve"> PAGEREF _Toc231566044 \h </w:instrText>
         </w:r>
         <w:r>
           <w:rPr>
@@ -2879,7 +2879,7 @@
       <w:pPr>
         <w:pStyle w:val="Heading1"/>
       </w:pPr>
-      <w:bookmarkStart w:id="0" w:name="_Toc231337594"/>
+      <w:bookmarkStart w:id="0" w:name="_Toc231566005"/>
       <w:r>
         <w:lastRenderedPageBreak/>
         <w:t>Source Control</w:t>
@@ -2891,7 +2891,21 @@
         <w:pStyle w:val="Body-Text"/>
       </w:pPr>
       <w:r>
-        <w:t xml:space="preserve">Source code version control for the TaxTools is implemented using Git and GitHub. Git is a distributed version control system originally developed for the Linux kernel, but </w:t>
+        <w:t>The project name, the repository name, and the folder name that contain the source code for the Tax Planning Tools is “TaxTools”. Therefore, you will frequently see the name “TaxTools” used to refer to the Tax Planning Tools in this document.</w:t>
+      </w:r>
+    </w:p>
+    <w:p>
+      <w:pPr>
+        <w:pStyle w:val="Body-Text"/>
+      </w:pPr>
+      <w:r>
+        <w:t xml:space="preserve">Source code version control for the </w:t>
+      </w:r>
+      <w:r>
+        <w:t>Tax Planning Tools</w:t>
+      </w:r>
+      <w:r>
+        <w:t xml:space="preserve"> is implemented using Git and GitHub. Git is a distributed version control system originally developed for the Linux kernel, but </w:t>
       </w:r>
       <w:r>
         <w:t>can be</w:t>
@@ -2966,7 +2980,7 @@
       <w:pPr>
         <w:pStyle w:val="Heading2"/>
       </w:pPr>
-      <w:bookmarkStart w:id="1" w:name="_Toc231337595"/>
+      <w:bookmarkStart w:id="1" w:name="_Toc231566006"/>
       <w:r>
         <w:t>Repositories</w:t>
       </w:r>
@@ -3055,7 +3069,13 @@
         <w:pStyle w:val="Body-Text"/>
       </w:pPr>
       <w:r>
-        <w:t xml:space="preserve">This is the case for TaxTools. The main repository for TaxTools is hosted on GitHub at </w:t>
+        <w:t xml:space="preserve">This is the case for </w:t>
+      </w:r>
+      <w:r>
+        <w:t>the Tax Planning Tools</w:t>
+      </w:r>
+      <w:r>
+        <w:t xml:space="preserve">. The main repository is hosted on GitHub at </w:t>
       </w:r>
       <w:r>
         <w:rPr>
@@ -3070,7 +3090,13 @@
         <w:t xml:space="preserve"> </w:t>
       </w:r>
       <w:r>
-        <w:t xml:space="preserve">To work on TaxTools, you start by </w:t>
+        <w:t xml:space="preserve">To work on </w:t>
+      </w:r>
+      <w:r>
+        <w:t>the Tax Planning Tools</w:t>
+      </w:r>
+      <w:r>
+        <w:t xml:space="preserve">, you start by </w:t>
       </w:r>
       <w:r>
         <w:t xml:space="preserve">cloning </w:t>
@@ -3176,7 +3202,7 @@
       <w:pPr>
         <w:pStyle w:val="Heading3"/>
       </w:pPr>
-      <w:bookmarkStart w:id="2" w:name="_Toc231337596"/>
+      <w:bookmarkStart w:id="2" w:name="_Toc231566007"/>
       <w:r>
         <w:t>Authentication</w:t>
       </w:r>
@@ -3211,7 +3237,19 @@
         <w:rPr>
           <w:lang w:eastAsia="ar-SA"/>
         </w:rPr>
-        <w:t xml:space="preserve"> The TaxTools repository is a public repository, so you can read from the repository</w:t>
+        <w:t xml:space="preserve"> The </w:t>
+      </w:r>
+      <w:r>
+        <w:rPr>
+          <w:lang w:eastAsia="ar-SA"/>
+        </w:rPr>
+        <w:t>Tax Planning Tools</w:t>
+      </w:r>
+      <w:r>
+        <w:rPr>
+          <w:lang w:eastAsia="ar-SA"/>
+        </w:rPr>
+        <w:t xml:space="preserve"> repository is a public repository, so you can read from the repository</w:t>
       </w:r>
       <w:r>
         <w:rPr>
@@ -3253,7 +3291,19 @@
         <w:rPr>
           <w:lang w:eastAsia="ar-SA"/>
         </w:rPr>
-        <w:t>You can access the TaxTools repository using the following HTTPS URL.</w:t>
+        <w:t xml:space="preserve">You can access the </w:t>
+      </w:r>
+      <w:r>
+        <w:rPr>
+          <w:lang w:eastAsia="ar-SA"/>
+        </w:rPr>
+        <w:t>Tax Planning Tools</w:t>
+      </w:r>
+      <w:r>
+        <w:rPr>
+          <w:lang w:eastAsia="ar-SA"/>
+        </w:rPr>
+        <w:t xml:space="preserve"> repository using the following HTTPS URL.</w:t>
       </w:r>
     </w:p>
     <w:p>
@@ -3352,7 +3402,6 @@
         </w:numPr>
       </w:pPr>
       <w:r>
-        <w:lastRenderedPageBreak/>
         <w:t xml:space="preserve">Execute the </w:t>
       </w:r>
       <w:proofErr w:type="spellStart"/>
@@ -3561,7 +3610,7 @@
       <w:pPr>
         <w:pStyle w:val="Heading2"/>
       </w:pPr>
-      <w:bookmarkStart w:id="3" w:name="_Toc231337597"/>
+      <w:bookmarkStart w:id="3" w:name="_Toc231566008"/>
       <w:r>
         <w:t>Branches</w:t>
       </w:r>
@@ -3603,7 +3652,13 @@
         <w:pStyle w:val="Body-Text"/>
       </w:pPr>
       <w:r>
-        <w:t>The TaxTools repository contains two branches.</w:t>
+        <w:t xml:space="preserve">The </w:t>
+      </w:r>
+      <w:r>
+        <w:t>Tax Planning Tools</w:t>
+      </w:r>
+      <w:r>
+        <w:t xml:space="preserve"> repository contains two branches.</w:t>
       </w:r>
       <w:r>
         <w:t xml:space="preserve"> </w:t>
@@ -3633,7 +3688,10 @@
         <w:t xml:space="preserve">currently </w:t>
       </w:r>
       <w:r>
-        <w:t>released version of TaxTools</w:t>
+        <w:t xml:space="preserve">released version of </w:t>
+      </w:r>
+      <w:r>
+        <w:t>the Tax Planning Tools</w:t>
       </w:r>
       <w:r>
         <w:t>.</w:t>
@@ -3800,7 +3858,7 @@
       <w:pPr>
         <w:pStyle w:val="Heading2"/>
       </w:pPr>
-      <w:bookmarkStart w:id="4" w:name="_Toc231337598"/>
+      <w:bookmarkStart w:id="4" w:name="_Toc231566009"/>
       <w:r>
         <w:t>Creat</w:t>
       </w:r>
@@ -3817,10 +3875,28 @@
         <w:pStyle w:val="Body-Text"/>
       </w:pPr>
       <w:r>
-        <w:t xml:space="preserve">Initially, TaxTools consisted of a local directory that contained all of the source code for the tax tools. This section describes the steps that were used to create the main repository for TaxTools on GitHub from the original source code. </w:t>
-      </w:r>
-      <w:r>
-        <w:t>This is for information only since TaxTools has already be</w:t>
+        <w:t xml:space="preserve">Initially, </w:t>
+      </w:r>
+      <w:r>
+        <w:t>the Tax Planning Tools</w:t>
+      </w:r>
+      <w:r>
+        <w:t xml:space="preserve"> consisted of a local directory that contained all of the source code for the tools. This section describes the steps that were used to create the main repository on GitHub from the original source code. </w:t>
+      </w:r>
+      <w:r>
+        <w:t xml:space="preserve">This is for information only since </w:t>
+      </w:r>
+      <w:r>
+        <w:t>the Tax Planning Tools</w:t>
+      </w:r>
+      <w:r>
+        <w:t xml:space="preserve"> ha</w:t>
+      </w:r>
+      <w:r>
+        <w:t>ve</w:t>
+      </w:r>
+      <w:r>
+        <w:t xml:space="preserve"> already be</w:t>
       </w:r>
       <w:r>
         <w:t>en</w:t>
@@ -3921,6 +3997,7 @@
         <w:ind w:left="1800"/>
       </w:pPr>
       <w:r>
+        <w:lastRenderedPageBreak/>
         <w:t>Go to</w:t>
       </w:r>
       <w:r>
@@ -3966,7 +4043,6 @@
         <w:spacing w:after="0"/>
       </w:pPr>
       <w:r>
-        <w:lastRenderedPageBreak/>
         <w:t>Enter the account password.</w:t>
       </w:r>
     </w:p>
@@ -4634,6 +4710,7 @@
         </w:numPr>
       </w:pPr>
       <w:r>
+        <w:lastRenderedPageBreak/>
         <w:t xml:space="preserve">Add the source </w:t>
       </w:r>
       <w:r>
@@ -4710,7 +4787,6 @@
         <w:pStyle w:val="SourceCode"/>
       </w:pPr>
       <w:r>
-        <w:lastRenderedPageBreak/>
         <w:t xml:space="preserve">$ </w:t>
       </w:r>
       <w:proofErr w:type="spellStart"/>
@@ -4806,7 +4882,13 @@
         </w:numPr>
       </w:pPr>
       <w:r>
-        <w:t>Mark the current version of TaxTools in the main branch with the release number.</w:t>
+        <w:t xml:space="preserve">Mark the current version of </w:t>
+      </w:r>
+      <w:r>
+        <w:t>the Tax Planning Tools</w:t>
+      </w:r>
+      <w:r>
+        <w:t xml:space="preserve"> in the main branch with the release number.</w:t>
       </w:r>
     </w:p>
     <w:p>
@@ -5405,7 +5487,13 @@
         <w:t>.</w:t>
       </w:r>
       <w:r>
-        <w:t xml:space="preserve"> The origin is still set to the TaxTools repository on GitHub.</w:t>
+        <w:t xml:space="preserve"> The origin is still set to </w:t>
+      </w:r>
+      <w:r>
+        <w:t>the Tax Planning Tools</w:t>
+      </w:r>
+      <w:r>
+        <w:t xml:space="preserve"> repository on GitHub.</w:t>
       </w:r>
     </w:p>
     <w:p>
@@ -5451,7 +5539,7 @@
       <w:pPr>
         <w:pStyle w:val="Heading2"/>
       </w:pPr>
-      <w:bookmarkStart w:id="5" w:name="_Toc231337599"/>
+      <w:bookmarkStart w:id="5" w:name="_Toc231566010"/>
       <w:r>
         <w:t xml:space="preserve">Using Git </w:t>
       </w:r>
@@ -5459,7 +5547,10 @@
         <w:t>with</w:t>
       </w:r>
       <w:r>
-        <w:t xml:space="preserve"> TaxTools</w:t>
+        <w:t xml:space="preserve"> </w:t>
+      </w:r>
+      <w:r>
+        <w:t>the Tax Planning Tools</w:t>
       </w:r>
       <w:bookmarkEnd w:id="5"/>
     </w:p>
@@ -5467,7 +5558,7 @@
       <w:pPr>
         <w:pStyle w:val="Heading3"/>
       </w:pPr>
-      <w:bookmarkStart w:id="6" w:name="_Toc231337600"/>
+      <w:bookmarkStart w:id="6" w:name="_Toc231566011"/>
       <w:r>
         <w:t>Configuration</w:t>
       </w:r>
@@ -5621,6 +5712,7 @@
         <w:rPr>
           <w:lang w:eastAsia="ar-SA"/>
         </w:rPr>
+        <w:lastRenderedPageBreak/>
         <w:t>User</w:t>
       </w:r>
       <w:r>
@@ -5701,7 +5793,6 @@
         <w:pStyle w:val="Heading4"/>
       </w:pPr>
       <w:r>
-        <w:lastRenderedPageBreak/>
         <w:t>User Settings</w:t>
       </w:r>
     </w:p>
@@ -6130,7 +6221,7 @@
       <w:pPr>
         <w:pStyle w:val="Heading3"/>
       </w:pPr>
-      <w:bookmarkStart w:id="7" w:name="_Toc231337601"/>
+      <w:bookmarkStart w:id="7" w:name="_Toc231566012"/>
       <w:r>
         <w:t>Create</w:t>
       </w:r>
@@ -6153,7 +6244,31 @@
         <w:rPr>
           <w:lang w:eastAsia="ar-SA"/>
         </w:rPr>
-        <w:t>Since TaxTools is available on GitHub</w:t>
+        <w:t xml:space="preserve">Since </w:t>
+      </w:r>
+      <w:r>
+        <w:rPr>
+          <w:lang w:eastAsia="ar-SA"/>
+        </w:rPr>
+        <w:t>the Tax Planning Tools</w:t>
+      </w:r>
+      <w:r>
+        <w:rPr>
+          <w:lang w:eastAsia="ar-SA"/>
+        </w:rPr>
+        <w:t xml:space="preserve"> </w:t>
+      </w:r>
+      <w:r>
+        <w:rPr>
+          <w:lang w:eastAsia="ar-SA"/>
+        </w:rPr>
+        <w:t>are</w:t>
+      </w:r>
+      <w:r>
+        <w:rPr>
+          <w:lang w:eastAsia="ar-SA"/>
+        </w:rPr>
+        <w:t xml:space="preserve"> available on GitHub</w:t>
       </w:r>
       <w:r>
         <w:rPr>
@@ -6162,7 +6277,7 @@
         <w:t xml:space="preserve">, you can make a local copy of the </w:t>
       </w:r>
       <w:r>
-        <w:t xml:space="preserve">TaxTools repository (i.e., source code </w:t>
+        <w:t xml:space="preserve">repository (i.e., source code </w:t>
       </w:r>
       <w:r>
         <w:t>+</w:t>
@@ -6321,7 +6436,7 @@
       <w:pPr>
         <w:pStyle w:val="Heading3"/>
       </w:pPr>
-      <w:bookmarkStart w:id="8" w:name="_Toc231337602"/>
+      <w:bookmarkStart w:id="8" w:name="_Toc231566013"/>
       <w:r>
         <w:t>Create</w:t>
       </w:r>
@@ -6335,7 +6450,13 @@
         <w:pStyle w:val="Body-Text"/>
       </w:pPr>
       <w:r>
-        <w:t>Once you have a local copy of the TaxTools repository</w:t>
+        <w:t xml:space="preserve">Once you have a local copy of </w:t>
+      </w:r>
+      <w:r>
+        <w:t>the Tax Planning Tools</w:t>
+      </w:r>
+      <w:r>
+        <w:t xml:space="preserve"> repository</w:t>
       </w:r>
       <w:r>
         <w:t>, you can make changes to the files</w:t>
@@ -6350,7 +6471,7 @@
         <w:t xml:space="preserve"> you will not be able push your changes to the remote repository so others can see them until you have a GitHub account and have been </w:t>
       </w:r>
       <w:r>
-        <w:t>added as a “collaborator” on the TaxTools repository on GitHub.</w:t>
+        <w:t>added as a “collaborator” on the repository on GitHub.</w:t>
       </w:r>
     </w:p>
     <w:p>
@@ -6389,7 +6510,7 @@
         <w:t>Ask</w:t>
       </w:r>
       <w:r>
-        <w:t xml:space="preserve"> the owner of the TaxTools repository on GitHub</w:t>
+        <w:t xml:space="preserve"> the owner of the repository on GitHub</w:t>
       </w:r>
       <w:r>
         <w:t xml:space="preserve"> to</w:t>
@@ -6398,40 +6519,25 @@
         <w:t xml:space="preserve"> </w:t>
       </w:r>
       <w:r>
-        <w:t>be added as a collaborator on</w:t>
-      </w:r>
-      <w:r>
-        <w:t xml:space="preserve"> the</w:t>
-      </w:r>
-      <w:r>
-        <w:t xml:space="preserve"> TaxTools </w:t>
+        <w:t>be added as a collaborator. The repository owner will need you</w:t>
       </w:r>
       <w:r>
         <w:t>r</w:t>
       </w:r>
       <w:r>
-        <w:t>epository</w:t>
-      </w:r>
-      <w:r>
-        <w:t>. The repository owner will need you</w:t>
+        <w:t xml:space="preserve"> GitHub account name. The owner can add you</w:t>
       </w:r>
       <w:r>
         <w:t>r</w:t>
       </w:r>
       <w:r>
-        <w:t xml:space="preserve"> GitHub account name. The owner can add you</w:t>
-      </w:r>
-      <w:r>
-        <w:t>r</w:t>
-      </w:r>
-      <w:r>
         <w:t xml:space="preserve"> account as a collaborator </w:t>
       </w:r>
       <w:r>
         <w:t xml:space="preserve">by going to the </w:t>
       </w:r>
       <w:r>
-        <w:t>TaxTools repository</w:t>
+        <w:t>repository</w:t>
       </w:r>
       <w:r>
         <w:t xml:space="preserve"> </w:t>
@@ -6456,7 +6562,7 @@
       <w:pPr>
         <w:pStyle w:val="Heading3"/>
       </w:pPr>
-      <w:bookmarkStart w:id="9" w:name="_Toc231337603"/>
+      <w:bookmarkStart w:id="9" w:name="_Toc231566014"/>
       <w:r>
         <w:t>Synchronize with Remote Repository</w:t>
       </w:r>
@@ -6470,7 +6576,19 @@
         <w:rPr>
           <w:lang w:eastAsia="ar-SA"/>
         </w:rPr>
-        <w:t xml:space="preserve">Before you make a change to the TaxTools source code, you want to make sure your local repository contains the most up to date version of the source code file. </w:t>
+        <w:t xml:space="preserve">Before you make a change to </w:t>
+      </w:r>
+      <w:r>
+        <w:rPr>
+          <w:lang w:eastAsia="ar-SA"/>
+        </w:rPr>
+        <w:t>the Tax Planning Tools</w:t>
+      </w:r>
+      <w:r>
+        <w:rPr>
+          <w:lang w:eastAsia="ar-SA"/>
+        </w:rPr>
+        <w:t xml:space="preserve"> source code, you want to make sure your local repository contains the most up to date version of the source code file. </w:t>
       </w:r>
       <w:r>
         <w:rPr>
@@ -6566,7 +6684,7 @@
       <w:pPr>
         <w:pStyle w:val="Heading3"/>
       </w:pPr>
-      <w:bookmarkStart w:id="10" w:name="_Toc231337604"/>
+      <w:bookmarkStart w:id="10" w:name="_Toc231566015"/>
       <w:r>
         <w:t>Get Status</w:t>
       </w:r>
@@ -6721,6 +6839,7 @@
         <w:pStyle w:val="Heading4"/>
       </w:pPr>
       <w:r>
+        <w:lastRenderedPageBreak/>
         <w:t>Example</w:t>
       </w:r>
     </w:p>
@@ -6760,7 +6879,6 @@
         <w:pStyle w:val="SourceCode"/>
       </w:pPr>
       <w:r>
-        <w:lastRenderedPageBreak/>
         <w:t xml:space="preserve">$ </w:t>
       </w:r>
       <w:proofErr w:type="spellStart"/>
@@ -7037,7 +7155,7 @@
       <w:pPr>
         <w:pStyle w:val="Heading3"/>
       </w:pPr>
-      <w:bookmarkStart w:id="11" w:name="_Toc231337605"/>
+      <w:bookmarkStart w:id="11" w:name="_Toc231566016"/>
       <w:r>
         <w:t>Select a Branch</w:t>
       </w:r>
@@ -7700,7 +7818,7 @@
       <w:pPr>
         <w:pStyle w:val="Heading3"/>
       </w:pPr>
-      <w:bookmarkStart w:id="12" w:name="_Toc231337606"/>
+      <w:bookmarkStart w:id="12" w:name="_Toc231566017"/>
       <w:r>
         <w:t>Create a New Branch</w:t>
       </w:r>
@@ -7731,6 +7849,7 @@
         <w:pStyle w:val="Body-Text"/>
       </w:pPr>
       <w:r>
+        <w:lastRenderedPageBreak/>
         <w:t>You can c</w:t>
       </w:r>
       <w:r>
@@ -7876,7 +7995,7 @@
       <w:pPr>
         <w:pStyle w:val="Heading3"/>
       </w:pPr>
-      <w:bookmarkStart w:id="13" w:name="_Toc231337607"/>
+      <w:bookmarkStart w:id="13" w:name="_Toc231566018"/>
       <w:r>
         <w:t>Add</w:t>
       </w:r>
@@ -8113,7 +8232,7 @@
       <w:pPr>
         <w:pStyle w:val="Heading3"/>
       </w:pPr>
-      <w:bookmarkStart w:id="14" w:name="_Toc231337608"/>
+      <w:bookmarkStart w:id="14" w:name="_Toc231566019"/>
       <w:r>
         <w:t>Delete a file</w:t>
       </w:r>
@@ -8252,7 +8371,7 @@
       <w:pPr>
         <w:pStyle w:val="Heading3"/>
       </w:pPr>
-      <w:bookmarkStart w:id="15" w:name="_Toc231337609"/>
+      <w:bookmarkStart w:id="15" w:name="_Toc231566020"/>
       <w:r>
         <w:t>Change a File</w:t>
       </w:r>
@@ -8563,8 +8682,9 @@
       <w:pPr>
         <w:pStyle w:val="Heading3"/>
       </w:pPr>
-      <w:bookmarkStart w:id="16" w:name="_Toc231337610"/>
-      <w:r>
+      <w:bookmarkStart w:id="16" w:name="_Toc231566021"/>
+      <w:r>
+        <w:lastRenderedPageBreak/>
         <w:t>Stage a File</w:t>
       </w:r>
       <w:bookmarkEnd w:id="16"/>
@@ -8675,7 +8795,6 @@
         </w:rPr>
       </w:pPr>
       <w:r>
-        <w:lastRenderedPageBreak/>
         <w:t xml:space="preserve">$ </w:t>
       </w:r>
       <w:proofErr w:type="spellStart"/>
@@ -8950,7 +9069,7 @@
       <w:pPr>
         <w:pStyle w:val="Heading3"/>
       </w:pPr>
-      <w:bookmarkStart w:id="17" w:name="_Toc231337611"/>
+      <w:bookmarkStart w:id="17" w:name="_Toc231566022"/>
       <w:r>
         <w:t xml:space="preserve">Commit a </w:t>
       </w:r>
@@ -9081,7 +9200,7 @@
       <w:pPr>
         <w:pStyle w:val="Heading3"/>
       </w:pPr>
-      <w:bookmarkStart w:id="18" w:name="_Toc231337612"/>
+      <w:bookmarkStart w:id="18" w:name="_Toc231566023"/>
       <w:r>
         <w:t>Push Changes to the Remote Repository</w:t>
       </w:r>
@@ -9098,7 +9217,19 @@
         <w:rPr>
           <w:lang w:eastAsia="ar-SA"/>
         </w:rPr>
-        <w:t xml:space="preserve">The repository on GitHub is considered the master repository. While Git is capable of distributed source management, it is common for a central repository to be used as a collection point for all changes and for making official releases. For TaxTools, the TaxTools repository on GitHub is that repository. The </w:t>
+        <w:t xml:space="preserve">The repository on GitHub is considered the master repository. While Git is capable of distributed source management, it is common for a central repository to be used as a collection point for all changes and for making official releases. For </w:t>
+      </w:r>
+      <w:r>
+        <w:rPr>
+          <w:lang w:eastAsia="ar-SA"/>
+        </w:rPr>
+        <w:t>the Tax Planning Tools</w:t>
+      </w:r>
+      <w:r>
+        <w:rPr>
+          <w:lang w:eastAsia="ar-SA"/>
+        </w:rPr>
+        <w:t xml:space="preserve">, the repository on GitHub is that repository. The </w:t>
       </w:r>
       <w:r>
         <w:rPr>
@@ -9140,7 +9271,7 @@
         <w:rPr>
           <w:lang w:eastAsia="ar-SA"/>
         </w:rPr>
-        <w:t>ote repository” refers to the TaxTools repository on GitHub.</w:t>
+        <w:t>ote repository” refers to the repository on GitHub.</w:t>
       </w:r>
     </w:p>
     <w:p>
@@ -9220,7 +9351,7 @@
       <w:pPr>
         <w:pStyle w:val="Heading3"/>
       </w:pPr>
-      <w:bookmarkStart w:id="19" w:name="_Toc231337613"/>
+      <w:bookmarkStart w:id="19" w:name="_Toc231566024"/>
       <w:r>
         <w:t>Make a Change</w:t>
       </w:r>
@@ -9424,6 +9555,7 @@
         <w:ind w:left="1800"/>
       </w:pPr>
       <w:r>
+        <w:lastRenderedPageBreak/>
         <w:t>Edit the files</w:t>
       </w:r>
       <w:r>
@@ -9730,14 +9862,26 @@
       </w:r>
       <w:proofErr w:type="spellEnd"/>
       <w:r>
-        <w:t xml:space="preserve"> and push the TaxTools folder to the web.</w:t>
+        <w:t xml:space="preserve"> and push </w:t>
+      </w:r>
+      <w:r>
+        <w:t xml:space="preserve">the </w:t>
+      </w:r>
+      <w:r>
+        <w:t>folder</w:t>
+      </w:r>
+      <w:r>
+        <w:t xml:space="preserve"> with the Tax Planning Tools</w:t>
+      </w:r>
+      <w:r>
+        <w:t xml:space="preserve"> to the web.</w:t>
       </w:r>
     </w:p>
     <w:p>
       <w:pPr>
         <w:pStyle w:val="Heading3"/>
       </w:pPr>
-      <w:bookmarkStart w:id="20" w:name="_Toc231337614"/>
+      <w:bookmarkStart w:id="20" w:name="_Toc231566025"/>
       <w:r>
         <w:t>Make Change to Main Branch</w:t>
       </w:r>
@@ -10048,7 +10192,7 @@
       <w:pPr>
         <w:pStyle w:val="Heading3"/>
       </w:pPr>
-      <w:bookmarkStart w:id="21" w:name="_Toc231337615"/>
+      <w:bookmarkStart w:id="21" w:name="_Toc231566026"/>
       <w:r>
         <w:t xml:space="preserve">Merge Development Branch into </w:t>
       </w:r>
@@ -10071,7 +10215,31 @@
         <w:rPr>
           <w:lang w:eastAsia="ar-SA"/>
         </w:rPr>
-        <w:t>Merging the development branch into the main branch creates a new release of TaxTools. The head of the main branch is always the current release of TaxTools.</w:t>
+        <w:t xml:space="preserve">Merging the development branch into the main branch creates a new release of </w:t>
+      </w:r>
+      <w:r>
+        <w:rPr>
+          <w:lang w:eastAsia="ar-SA"/>
+        </w:rPr>
+        <w:t>the Tax Planning Tools</w:t>
+      </w:r>
+      <w:r>
+        <w:rPr>
+          <w:lang w:eastAsia="ar-SA"/>
+        </w:rPr>
+        <w:t xml:space="preserve">. The head of the main branch is always the current release of </w:t>
+      </w:r>
+      <w:r>
+        <w:rPr>
+          <w:lang w:eastAsia="ar-SA"/>
+        </w:rPr>
+        <w:t>the Tax Planning Tools</w:t>
+      </w:r>
+      <w:r>
+        <w:rPr>
+          <w:lang w:eastAsia="ar-SA"/>
+        </w:rPr>
+        <w:t>.</w:t>
       </w:r>
     </w:p>
     <w:p>
@@ -10144,6 +10312,7 @@
         <w:pStyle w:val="SourceCode"/>
       </w:pPr>
       <w:r>
+        <w:lastRenderedPageBreak/>
         <w:t xml:space="preserve">$ </w:t>
       </w:r>
       <w:proofErr w:type="spellStart"/>
@@ -10245,7 +10414,6 @@
         <w:pStyle w:val="SourceCode"/>
       </w:pPr>
       <w:r>
-        <w:lastRenderedPageBreak/>
         <w:t xml:space="preserve">$ </w:t>
       </w:r>
       <w:proofErr w:type="spellStart"/>
@@ -10996,7 +11164,13 @@
         </w:numPr>
       </w:pPr>
       <w:r>
-        <w:t>Update the web with the new version of TaxTools.</w:t>
+        <w:t xml:space="preserve">Update the web with the new version of </w:t>
+      </w:r>
+      <w:r>
+        <w:t>the Tax Planning Tools</w:t>
+      </w:r>
+      <w:r>
+        <w:t>.</w:t>
       </w:r>
     </w:p>
     <w:p>
@@ -11033,7 +11207,13 @@
         <w:t xml:space="preserve">the </w:t>
       </w:r>
       <w:r>
-        <w:t xml:space="preserve">new TaxTools to </w:t>
+        <w:t xml:space="preserve">new </w:t>
+      </w:r>
+      <w:r>
+        <w:t>Tax Planning Tools</w:t>
+      </w:r>
+      <w:r>
+        <w:t xml:space="preserve"> to </w:t>
       </w:r>
       <w:r>
         <w:t xml:space="preserve">the </w:t>
@@ -11206,8 +11386,9 @@
       <w:pPr>
         <w:pStyle w:val="Heading3"/>
       </w:pPr>
-      <w:bookmarkStart w:id="22" w:name="_Toc231337616"/>
-      <w:r>
+      <w:bookmarkStart w:id="22" w:name="_Toc231566027"/>
+      <w:r>
+        <w:lastRenderedPageBreak/>
         <w:t>Get a Past Version of TaxTools</w:t>
       </w:r>
       <w:bookmarkEnd w:id="22"/>
@@ -11216,7 +11397,7 @@
       <w:pPr>
         <w:pStyle w:val="Heading3"/>
       </w:pPr>
-      <w:bookmarkStart w:id="23" w:name="_Toc231337617"/>
+      <w:bookmarkStart w:id="23" w:name="_Toc231566028"/>
       <w:r>
         <w:t>Create a Tag</w:t>
       </w:r>
@@ -11348,7 +11529,6 @@
         <w:pStyle w:val="SourceCode"/>
       </w:pPr>
       <w:r>
-        <w:lastRenderedPageBreak/>
         <w:t xml:space="preserve">$ </w:t>
       </w:r>
       <w:proofErr w:type="spellStart"/>
@@ -11510,7 +11690,7 @@
       <w:pPr>
         <w:pStyle w:val="Heading2"/>
       </w:pPr>
-      <w:bookmarkStart w:id="24" w:name="_Toc231337618"/>
+      <w:bookmarkStart w:id="24" w:name="_Toc231566029"/>
       <w:r>
         <w:rPr>
           <w:lang w:eastAsia="ar-SA"/>
@@ -11818,7 +11998,7 @@
       <w:pPr>
         <w:pStyle w:val="Heading2"/>
       </w:pPr>
-      <w:bookmarkStart w:id="25" w:name="_Toc231337619"/>
+      <w:bookmarkStart w:id="25" w:name="_Toc231566030"/>
       <w:r>
         <w:t>Git Terminology</w:t>
       </w:r>
@@ -11927,36 +12107,96 @@
         <w:tab/>
       </w:r>
       <w:r>
-        <w:t>O</w:t>
-      </w:r>
-      <w:r>
-        <w:t xml:space="preserve">r remote </w:t>
+        <w:t>Refers to the</w:t>
+      </w:r>
+      <w:r>
+        <w:t xml:space="preserve"> remote repository</w:t>
+      </w:r>
+      <w:r>
+        <w:t>,</w:t>
+      </w:r>
+      <w:r>
+        <w:t xml:space="preserve"> </w:t>
+      </w:r>
+      <w:r>
+        <w:t xml:space="preserve">which is the </w:t>
+      </w:r>
+      <w:r>
+        <w:t>same repository on a server somewhere</w:t>
+      </w:r>
+      <w:r>
+        <w:t>.</w:t>
+      </w:r>
+      <w:r>
+        <w:t xml:space="preserve"> In our case, it is </w:t>
+      </w:r>
+      <w:r>
+        <w:t>the Tax Planning Tools</w:t>
+      </w:r>
+      <w:r>
+        <w:t xml:space="preserve"> repository on GitHub.</w:t>
+      </w:r>
+    </w:p>
+    <w:p>
+      <w:pPr>
+        <w:pStyle w:val="Hang-Medium"/>
+      </w:pPr>
+      <w:r>
+        <w:t>Repository</w:t>
+      </w:r>
+      <w:r>
+        <w:tab/>
+      </w:r>
+      <w:r>
+        <w:t>I</w:t>
+      </w:r>
+      <w:r>
+        <w:t xml:space="preserve">s any directory that has been initialized by Git using the </w:t>
+      </w:r>
+      <w:proofErr w:type="spellStart"/>
+      <w:r>
+        <w:rPr>
+          <w:rStyle w:val="SourceCodechar"/>
+        </w:rPr>
+        <w:t>git</w:t>
+      </w:r>
+      <w:proofErr w:type="spellEnd"/>
+      <w:r>
+        <w:t xml:space="preserve"> </w:t>
+      </w:r>
+      <w:r>
+        <w:rPr>
+          <w:rStyle w:val="SourceCodechar"/>
+        </w:rPr>
+        <w:t>init</w:t>
+      </w:r>
+      <w:r>
+        <w:t xml:space="preserve"> </w:t>
       </w:r>
       <w:proofErr w:type="gramStart"/>
       <w:r>
-        <w:t>repository</w:t>
-      </w:r>
-      <w:r>
-        <w:t>,</w:t>
+        <w:t>command.</w:t>
       </w:r>
       <w:proofErr w:type="gramEnd"/>
       <w:r>
-        <w:t xml:space="preserve"> </w:t>
-      </w:r>
-      <w:r>
-        <w:t>refers to a remote version of the same repository</w:t>
-      </w:r>
-      <w:r>
-        <w:t xml:space="preserve">, </w:t>
-      </w:r>
-      <w:r>
-        <w:t>which is typically on a server somewhere</w:t>
-      </w:r>
-      <w:r>
+        <w:t xml:space="preserve"> Once initialized, the directory will have a subdirectory named </w:t>
+      </w:r>
+      <w:r>
+        <w:rPr>
+          <w:rStyle w:val="SourceCodechar"/>
+        </w:rPr>
         <w:t>.</w:t>
       </w:r>
-      <w:r>
-        <w:t xml:space="preserve"> In our case, it is the TaxTools repository on GitHub.</w:t>
+      <w:proofErr w:type="spellStart"/>
+      <w:r>
+        <w:rPr>
+          <w:rStyle w:val="SourceCodechar"/>
+        </w:rPr>
+        <w:t>git</w:t>
+      </w:r>
+      <w:proofErr w:type="spellEnd"/>
+      <w:r>
+        <w:t xml:space="preserve"> where Git stores all the information it needs to track changes to the files in the directory.</w:t>
       </w:r>
     </w:p>
     <w:p>
@@ -11964,61 +12204,41 @@
         <w:pStyle w:val="Hang-Medium"/>
       </w:pPr>
       <w:r>
-        <w:t>Repository</w:t>
+        <w:lastRenderedPageBreak/>
+        <w:t>Staging Area</w:t>
       </w:r>
       <w:r>
         <w:tab/>
       </w:r>
       <w:r>
-        <w:t>I</w:t>
-      </w:r>
-      <w:r>
-        <w:t xml:space="preserve">s any directory that has been initialized by Git using the </w:t>
-      </w:r>
-      <w:proofErr w:type="spellStart"/>
-      <w:r>
-        <w:rPr>
-          <w:rStyle w:val="SourceCodechar"/>
-        </w:rPr>
-        <w:t>git</w:t>
-      </w:r>
-      <w:proofErr w:type="spellEnd"/>
-      <w:r>
-        <w:t xml:space="preserve"> </w:t>
-      </w:r>
-      <w:r>
-        <w:rPr>
-          <w:rStyle w:val="SourceCodechar"/>
-        </w:rPr>
-        <w:t>init</w:t>
-      </w:r>
-      <w:r>
-        <w:t xml:space="preserve"> </w:t>
-      </w:r>
-      <w:proofErr w:type="gramStart"/>
-      <w:r>
-        <w:t>command.</w:t>
-      </w:r>
-      <w:proofErr w:type="gramEnd"/>
-      <w:r>
-        <w:t xml:space="preserve"> Once initialized, the directory will have a subdirectory named </w:t>
-      </w:r>
-      <w:r>
-        <w:rPr>
-          <w:rStyle w:val="SourceCodechar"/>
-        </w:rPr>
-        <w:t>.</w:t>
-      </w:r>
-      <w:proofErr w:type="spellStart"/>
-      <w:r>
-        <w:rPr>
-          <w:rStyle w:val="SourceCodechar"/>
-        </w:rPr>
-        <w:t>git</w:t>
-      </w:r>
-      <w:proofErr w:type="spellEnd"/>
-      <w:r>
-        <w:t xml:space="preserve"> where Git stores all the information it needs to track changes to the files in the directory.</w:t>
+        <w:t xml:space="preserve">Also called the </w:t>
+      </w:r>
+      <w:r>
+        <w:rPr>
+          <w:i/>
+        </w:rPr>
+        <w:t>index</w:t>
+      </w:r>
+      <w:r>
+        <w:t xml:space="preserve"> or the </w:t>
+      </w:r>
+      <w:r>
+        <w:rPr>
+          <w:i/>
+        </w:rPr>
+        <w:t>cache</w:t>
+      </w:r>
+      <w:r>
+        <w:t>. It is a</w:t>
+      </w:r>
+      <w:r>
+        <w:t xml:space="preserve"> temporary </w:t>
+      </w:r>
+      <w:r>
+        <w:t>area</w:t>
+      </w:r>
+      <w:r>
+        <w:t xml:space="preserve"> where you "stage" changes to be included in the next commit.</w:t>
       </w:r>
     </w:p>
     <w:p>
@@ -12026,56 +12246,15 @@
         <w:pStyle w:val="Hang-Medium"/>
       </w:pPr>
       <w:r>
-        <w:t>Staging Area</w:t>
+        <w:t>Work</w:t>
+      </w:r>
+      <w:r>
+        <w:t>ing Directory</w:t>
       </w:r>
       <w:r>
         <w:tab/>
       </w:r>
       <w:r>
-        <w:t xml:space="preserve">Also called the </w:t>
-      </w:r>
-      <w:r>
-        <w:rPr>
-          <w:i/>
-        </w:rPr>
-        <w:t>index</w:t>
-      </w:r>
-      <w:r>
-        <w:t xml:space="preserve"> or the </w:t>
-      </w:r>
-      <w:r>
-        <w:rPr>
-          <w:i/>
-        </w:rPr>
-        <w:t>cache</w:t>
-      </w:r>
-      <w:r>
-        <w:t>. It is a</w:t>
-      </w:r>
-      <w:r>
-        <w:t xml:space="preserve"> temporary </w:t>
-      </w:r>
-      <w:r>
-        <w:t>area</w:t>
-      </w:r>
-      <w:r>
-        <w:t xml:space="preserve"> where you "stage" changes to be included in the next commit.</w:t>
-      </w:r>
-    </w:p>
-    <w:p>
-      <w:pPr>
-        <w:pStyle w:val="Hang-Medium"/>
-      </w:pPr>
-      <w:r>
-        <w:t>Work</w:t>
-      </w:r>
-      <w:r>
-        <w:t>ing Directory</w:t>
-      </w:r>
-      <w:r>
-        <w:tab/>
-      </w:r>
-      <w:r>
         <w:t xml:space="preserve">The directory containing the source files for the branch you are currently working on. Thus, it is the </w:t>
       </w:r>
       <w:r>
@@ -12104,9 +12283,8 @@
       <w:pPr>
         <w:pStyle w:val="Heading1"/>
       </w:pPr>
-      <w:bookmarkStart w:id="26" w:name="_Toc231337620"/>
-      <w:r>
-        <w:lastRenderedPageBreak/>
+      <w:bookmarkStart w:id="26" w:name="_Toc231566031"/>
+      <w:r>
         <w:t>Editing Tools</w:t>
       </w:r>
       <w:bookmarkEnd w:id="26"/>
@@ -12116,7 +12294,7 @@
         <w:pStyle w:val="Heading2"/>
       </w:pPr>
       <w:bookmarkStart w:id="27" w:name="_Toc227669204"/>
-      <w:bookmarkStart w:id="28" w:name="_Toc231337621"/>
+      <w:bookmarkStart w:id="28" w:name="_Toc231566032"/>
       <w:r>
         <w:t>VS Code</w:t>
       </w:r>
@@ -12146,7 +12324,7 @@
       <w:pPr>
         <w:pStyle w:val="Heading3"/>
       </w:pPr>
-      <w:bookmarkStart w:id="29" w:name="_Toc231337622"/>
+      <w:bookmarkStart w:id="29" w:name="_Toc231566033"/>
       <w:r>
         <w:t>Installation</w:t>
       </w:r>
@@ -12317,7 +12495,7 @@
       <w:pPr>
         <w:pStyle w:val="Heading3"/>
       </w:pPr>
-      <w:bookmarkStart w:id="30" w:name="_Toc231337623"/>
+      <w:bookmarkStart w:id="30" w:name="_Toc231566034"/>
       <w:r>
         <w:t>Configuration Settings</w:t>
       </w:r>
@@ -12519,6 +12697,7 @@
         <w:rPr>
           <w:rStyle w:val="setting-item-label"/>
         </w:rPr>
+        <w:lastRenderedPageBreak/>
         <w:t>Workspace Settings</w:t>
       </w:r>
     </w:p>
@@ -12729,7 +12908,6 @@
         <w:ind w:left="1440"/>
       </w:pPr>
       <w:r>
-        <w:lastRenderedPageBreak/>
         <w:t>Files</w:t>
       </w:r>
       <w:r>
@@ -12751,7 +12929,7 @@
       <w:pPr>
         <w:pStyle w:val="Heading3"/>
       </w:pPr>
-      <w:bookmarkStart w:id="31" w:name="_Toc231337624"/>
+      <w:bookmarkStart w:id="31" w:name="_Toc231566035"/>
       <w:r>
         <w:t>Extensions</w:t>
       </w:r>
@@ -12897,7 +13075,7 @@
       <w:pPr>
         <w:pStyle w:val="Heading3"/>
       </w:pPr>
-      <w:bookmarkStart w:id="32" w:name="_Toc231337625"/>
+      <w:bookmarkStart w:id="32" w:name="_Toc231566036"/>
       <w:r>
         <w:t>Command Summary</w:t>
       </w:r>
@@ -13067,7 +13245,7 @@
         <w:pStyle w:val="Heading2"/>
       </w:pPr>
       <w:bookmarkStart w:id="33" w:name="_Toc227669205"/>
-      <w:bookmarkStart w:id="34" w:name="_Toc231337626"/>
+      <w:bookmarkStart w:id="34" w:name="_Toc231566037"/>
       <w:r>
         <w:t>Node and NPM</w:t>
       </w:r>
@@ -13107,8 +13285,9 @@
       <w:pPr>
         <w:pStyle w:val="Heading3"/>
       </w:pPr>
-      <w:bookmarkStart w:id="35" w:name="_Toc231337627"/>
-      <w:r>
+      <w:bookmarkStart w:id="35" w:name="_Toc231566038"/>
+      <w:r>
+        <w:lastRenderedPageBreak/>
         <w:t>Installation</w:t>
       </w:r>
       <w:bookmarkEnd w:id="35"/>
@@ -13157,7 +13336,7 @@
         </w:numPr>
       </w:pPr>
       <w:r>
-        <w:t xml:space="preserve">In a terminal window, initialize the package manager (NPM) for use with your project. This step only needs to be done once, so for TaxTools, this step has already been done. This step creates the file </w:t>
+        <w:t xml:space="preserve">In a terminal window, initialize the package manager (NPM) for use with your project. This step only needs to be done once, so this step has already been done. This step creates the file </w:t>
       </w:r>
       <w:proofErr w:type="spellStart"/>
       <w:r>
@@ -13176,7 +13355,6 @@
         <w:pStyle w:val="SourceCode"/>
       </w:pPr>
       <w:r>
-        <w:lastRenderedPageBreak/>
         <w:t xml:space="preserve">$ </w:t>
       </w:r>
       <w:proofErr w:type="spellStart"/>
@@ -13367,7 +13545,7 @@
       <w:pPr>
         <w:pStyle w:val="Heading3"/>
       </w:pPr>
-      <w:bookmarkStart w:id="36" w:name="_Toc231337628"/>
+      <w:bookmarkStart w:id="36" w:name="_Toc231566039"/>
       <w:r>
         <w:t>Prettier</w:t>
       </w:r>
@@ -13384,7 +13562,19 @@
         <w:rPr>
           <w:lang w:eastAsia="ar-SA"/>
         </w:rPr>
-        <w:t>Prettier - Code Formatter is the code formatter used by TaxTools.</w:t>
+        <w:t xml:space="preserve">Prettier - Code Formatter is the code formatter used by </w:t>
+      </w:r>
+      <w:r>
+        <w:rPr>
+          <w:lang w:eastAsia="ar-SA"/>
+        </w:rPr>
+        <w:t>the Tax Planning Tools</w:t>
+      </w:r>
+      <w:r>
+        <w:rPr>
+          <w:lang w:eastAsia="ar-SA"/>
+        </w:rPr>
+        <w:t>.</w:t>
       </w:r>
     </w:p>
     <w:p>
@@ -13675,7 +13865,7 @@
       <w:pPr>
         <w:pStyle w:val="Heading3"/>
       </w:pPr>
-      <w:bookmarkStart w:id="37" w:name="_Toc231337629"/>
+      <w:bookmarkStart w:id="37" w:name="_Toc231566040"/>
       <w:proofErr w:type="spellStart"/>
       <w:r>
         <w:t>ESLint</w:t>
@@ -13730,7 +13920,31 @@
         <w:rPr>
           <w:lang w:eastAsia="ar-SA"/>
         </w:rPr>
-        <w:t xml:space="preserve"> is the code checker used by TaxTools.</w:t>
+        <w:t xml:space="preserve"> is the code checker used </w:t>
+      </w:r>
+      <w:r>
+        <w:rPr>
+          <w:lang w:eastAsia="ar-SA"/>
+        </w:rPr>
+        <w:t>for</w:t>
+      </w:r>
+      <w:r>
+        <w:rPr>
+          <w:lang w:eastAsia="ar-SA"/>
+        </w:rPr>
+        <w:t xml:space="preserve"> </w:t>
+      </w:r>
+      <w:r>
+        <w:rPr>
+          <w:lang w:eastAsia="ar-SA"/>
+        </w:rPr>
+        <w:t>the Tax Planning Tools</w:t>
+      </w:r>
+      <w:r>
+        <w:rPr>
+          <w:lang w:eastAsia="ar-SA"/>
+        </w:rPr>
+        <w:t>.</w:t>
       </w:r>
     </w:p>
     <w:p>
@@ -14046,8 +14260,9 @@
       <w:pPr>
         <w:pStyle w:val="Heading2"/>
       </w:pPr>
-      <w:bookmarkStart w:id="38" w:name="_Toc231337630"/>
-      <w:r>
+      <w:bookmarkStart w:id="38" w:name="_Toc231566041"/>
+      <w:r>
+        <w:lastRenderedPageBreak/>
         <w:t>Git</w:t>
       </w:r>
       <w:bookmarkEnd w:id="38"/>
@@ -14057,14 +14272,32 @@
         <w:pStyle w:val="Body-Text"/>
       </w:pPr>
       <w:r>
-        <w:t>Git and GitHub are the source code version control tools used with TaxTools. This section describes the installation of Git, but there is a complete discussion on how these tools are used with TaxTools earlier in this document.</w:t>
+        <w:t xml:space="preserve">Git and GitHub are the source code version control tools used </w:t>
+      </w:r>
+      <w:r>
+        <w:t>for</w:t>
+      </w:r>
+      <w:r>
+        <w:t xml:space="preserve"> </w:t>
+      </w:r>
+      <w:r>
+        <w:t>the Tax Planning Tools</w:t>
+      </w:r>
+      <w:r>
+        <w:t xml:space="preserve">. This section describes the installation of Git, but there is a complete discussion on how these tools are used with </w:t>
+      </w:r>
+      <w:r>
+        <w:t>the Tax Planning Tools</w:t>
+      </w:r>
+      <w:r>
+        <w:t xml:space="preserve"> earlier in this document.</w:t>
       </w:r>
     </w:p>
     <w:p>
       <w:pPr>
         <w:pStyle w:val="Heading3"/>
       </w:pPr>
-      <w:bookmarkStart w:id="39" w:name="_Toc231337631"/>
+      <w:bookmarkStart w:id="39" w:name="_Toc231566042"/>
       <w:r>
         <w:t>Inst</w:t>
       </w:r>
@@ -14108,7 +14341,6 @@
         </w:numPr>
       </w:pPr>
       <w:r>
-        <w:lastRenderedPageBreak/>
         <w:t>Select the Windows tab.</w:t>
       </w:r>
     </w:p>
@@ -14191,7 +14423,7 @@
       <w:pPr>
         <w:pStyle w:val="Heading1"/>
       </w:pPr>
-      <w:bookmarkStart w:id="40" w:name="_Toc231337632"/>
+      <w:bookmarkStart w:id="40" w:name="_Toc231566043"/>
       <w:r>
         <w:t>Notes</w:t>
       </w:r>
@@ -14201,7 +14433,7 @@
       <w:pPr>
         <w:pStyle w:val="Heading2"/>
       </w:pPr>
-      <w:bookmarkStart w:id="41" w:name="_Toc231337633"/>
+      <w:bookmarkStart w:id="41" w:name="_Toc231566044"/>
       <w:r>
         <w:t>Coding Conventions</w:t>
       </w:r>
@@ -14427,7 +14659,7 @@
         <w:szCs w:val="24"/>
         <w:lang w:eastAsia="en-US"/>
       </w:rPr>
-      <w:t>15</w:t>
+      <w:t>16</w:t>
     </w:r>
     <w:r>
       <w:rPr>
@@ -17750,7 +17982,7 @@
 </file>
 
 <file path=customXml/itemProps1.xml><?xml version="1.0" encoding="utf-8"?>
-<ds:datastoreItem xmlns:ds="http://schemas.openxmlformats.org/officeDocument/2006/customXml" ds:itemID="{610B58DB-AA6B-4608-80A7-A20395A52E59}">
+<ds:datastoreItem xmlns:ds="http://schemas.openxmlformats.org/officeDocument/2006/customXml" ds:itemID="{4B68EA0A-40C5-4211-8F0D-B6C09D62F611}">
   <ds:schemaRefs>
     <ds:schemaRef ds:uri="http://schemas.openxmlformats.org/officeDocument/2006/bibliography"/>
   </ds:schemaRefs>

--- a/Documentation/DevelopmentEnvironment.docx
+++ b/Documentation/DevelopmentEnvironment.docx
@@ -47,7 +47,7 @@
         <w:rPr>
           <w:noProof/>
         </w:rPr>
-        <w:t>June 5, 2026</w:t>
+        <w:t>June 6, 2026</w:t>
       </w:r>
       <w:r>
         <w:rPr>
@@ -132,7 +132,7 @@
         </w:rPr>
         <w:fldChar w:fldCharType="separate"/>
       </w:r>
-      <w:hyperlink w:anchor="_Toc231566005" w:history="1">
+      <w:hyperlink w:anchor="_Toc231672364" w:history="1">
         <w:r>
           <w:rPr>
             <w:rStyle w:val="Hyperlink"/>
@@ -155,7 +155,7 @@
           <w:rPr>
             <w:webHidden/>
           </w:rPr>
-          <w:instrText xml:space="preserve"> PAGEREF _Toc231566005 \h </w:instrText>
+          <w:instrText xml:space="preserve"> PAGEREF _Toc231672364 \h </w:instrText>
         </w:r>
         <w:r>
           <w:rPr>
@@ -193,7 +193,7 @@
           <w:lang w:eastAsia="en-US"/>
         </w:rPr>
       </w:pPr>
-      <w:hyperlink w:anchor="_Toc231566006" w:history="1">
+      <w:hyperlink w:anchor="_Toc231672365" w:history="1">
         <w:r>
           <w:rPr>
             <w:rStyle w:val="Hyperlink"/>
@@ -220,7 +220,7 @@
             <w:noProof/>
             <w:webHidden/>
           </w:rPr>
-          <w:instrText xml:space="preserve"> PAGEREF _Toc231566006 \h </w:instrText>
+          <w:instrText xml:space="preserve"> PAGEREF _Toc231672365 \h </w:instrText>
         </w:r>
         <w:r>
           <w:rPr>
@@ -262,7 +262,7 @@
           <w:lang w:eastAsia="en-US"/>
         </w:rPr>
       </w:pPr>
-      <w:hyperlink w:anchor="_Toc231566007" w:history="1">
+      <w:hyperlink w:anchor="_Toc231672366" w:history="1">
         <w:r>
           <w:rPr>
             <w:rStyle w:val="Hyperlink"/>
@@ -289,7 +289,7 @@
             <w:noProof/>
             <w:webHidden/>
           </w:rPr>
-          <w:instrText xml:space="preserve"> PAGEREF _Toc231566007 \h </w:instrText>
+          <w:instrText xml:space="preserve"> PAGEREF _Toc231672366 \h </w:instrText>
         </w:r>
         <w:r>
           <w:rPr>
@@ -331,7 +331,7 @@
           <w:lang w:eastAsia="en-US"/>
         </w:rPr>
       </w:pPr>
-      <w:hyperlink w:anchor="_Toc231566008" w:history="1">
+      <w:hyperlink w:anchor="_Toc231672367" w:history="1">
         <w:r>
           <w:rPr>
             <w:rStyle w:val="Hyperlink"/>
@@ -358,7 +358,7 @@
             <w:noProof/>
             <w:webHidden/>
           </w:rPr>
-          <w:instrText xml:space="preserve"> PAGEREF _Toc231566008 \h </w:instrText>
+          <w:instrText xml:space="preserve"> PAGEREF _Toc231672367 \h </w:instrText>
         </w:r>
         <w:r>
           <w:rPr>
@@ -400,7 +400,7 @@
           <w:lang w:eastAsia="en-US"/>
         </w:rPr>
       </w:pPr>
-      <w:hyperlink w:anchor="_Toc231566009" w:history="1">
+      <w:hyperlink w:anchor="_Toc231672368" w:history="1">
         <w:r>
           <w:rPr>
             <w:rStyle w:val="Hyperlink"/>
@@ -427,7 +427,7 @@
             <w:noProof/>
             <w:webHidden/>
           </w:rPr>
-          <w:instrText xml:space="preserve"> PAGEREF _Toc231566009 \h </w:instrText>
+          <w:instrText xml:space="preserve"> PAGEREF _Toc231672368 \h </w:instrText>
         </w:r>
         <w:r>
           <w:rPr>
@@ -469,7 +469,7 @@
           <w:lang w:eastAsia="en-US"/>
         </w:rPr>
       </w:pPr>
-      <w:hyperlink w:anchor="_Toc231566010" w:history="1">
+      <w:hyperlink w:anchor="_Toc231672369" w:history="1">
         <w:r>
           <w:rPr>
             <w:rStyle w:val="Hyperlink"/>
@@ -496,7 +496,7 @@
             <w:noProof/>
             <w:webHidden/>
           </w:rPr>
-          <w:instrText xml:space="preserve"> PAGEREF _Toc231566010 \h </w:instrText>
+          <w:instrText xml:space="preserve"> PAGEREF _Toc231672369 \h </w:instrText>
         </w:r>
         <w:r>
           <w:rPr>
@@ -538,7 +538,7 @@
           <w:lang w:eastAsia="en-US"/>
         </w:rPr>
       </w:pPr>
-      <w:hyperlink w:anchor="_Toc231566011" w:history="1">
+      <w:hyperlink w:anchor="_Toc231672370" w:history="1">
         <w:r>
           <w:rPr>
             <w:rStyle w:val="Hyperlink"/>
@@ -565,7 +565,7 @@
             <w:noProof/>
             <w:webHidden/>
           </w:rPr>
-          <w:instrText xml:space="preserve"> PAGEREF _Toc231566011 \h </w:instrText>
+          <w:instrText xml:space="preserve"> PAGEREF _Toc231672370 \h </w:instrText>
         </w:r>
         <w:r>
           <w:rPr>
@@ -607,7 +607,7 @@
           <w:lang w:eastAsia="en-US"/>
         </w:rPr>
       </w:pPr>
-      <w:hyperlink w:anchor="_Toc231566012" w:history="1">
+      <w:hyperlink w:anchor="_Toc231672371" w:history="1">
         <w:r>
           <w:rPr>
             <w:rStyle w:val="Hyperlink"/>
@@ -634,7 +634,7 @@
             <w:noProof/>
             <w:webHidden/>
           </w:rPr>
-          <w:instrText xml:space="preserve"> PAGEREF _Toc231566012 \h </w:instrText>
+          <w:instrText xml:space="preserve"> PAGEREF _Toc231672371 \h </w:instrText>
         </w:r>
         <w:r>
           <w:rPr>
@@ -676,7 +676,7 @@
           <w:lang w:eastAsia="en-US"/>
         </w:rPr>
       </w:pPr>
-      <w:hyperlink w:anchor="_Toc231566013" w:history="1">
+      <w:hyperlink w:anchor="_Toc231672372" w:history="1">
         <w:r>
           <w:rPr>
             <w:rStyle w:val="Hyperlink"/>
@@ -703,7 +703,7 @@
             <w:noProof/>
             <w:webHidden/>
           </w:rPr>
-          <w:instrText xml:space="preserve"> PAGEREF _Toc231566013 \h </w:instrText>
+          <w:instrText xml:space="preserve"> PAGEREF _Toc231672372 \h </w:instrText>
         </w:r>
         <w:r>
           <w:rPr>
@@ -745,7 +745,7 @@
           <w:lang w:eastAsia="en-US"/>
         </w:rPr>
       </w:pPr>
-      <w:hyperlink w:anchor="_Toc231566014" w:history="1">
+      <w:hyperlink w:anchor="_Toc231672373" w:history="1">
         <w:r>
           <w:rPr>
             <w:rStyle w:val="Hyperlink"/>
@@ -772,7 +772,7 @@
             <w:noProof/>
             <w:webHidden/>
           </w:rPr>
-          <w:instrText xml:space="preserve"> PAGEREF _Toc231566014 \h </w:instrText>
+          <w:instrText xml:space="preserve"> PAGEREF _Toc231672373 \h </w:instrText>
         </w:r>
         <w:r>
           <w:rPr>
@@ -814,7 +814,7 @@
           <w:lang w:eastAsia="en-US"/>
         </w:rPr>
       </w:pPr>
-      <w:hyperlink w:anchor="_Toc231566015" w:history="1">
+      <w:hyperlink w:anchor="_Toc231672374" w:history="1">
         <w:r>
           <w:rPr>
             <w:rStyle w:val="Hyperlink"/>
@@ -841,7 +841,7 @@
             <w:noProof/>
             <w:webHidden/>
           </w:rPr>
-          <w:instrText xml:space="preserve"> PAGEREF _Toc231566015 \h </w:instrText>
+          <w:instrText xml:space="preserve"> PAGEREF _Toc231672374 \h </w:instrText>
         </w:r>
         <w:r>
           <w:rPr>
@@ -883,7 +883,7 @@
           <w:lang w:eastAsia="en-US"/>
         </w:rPr>
       </w:pPr>
-      <w:hyperlink w:anchor="_Toc231566016" w:history="1">
+      <w:hyperlink w:anchor="_Toc231672375" w:history="1">
         <w:r>
           <w:rPr>
             <w:rStyle w:val="Hyperlink"/>
@@ -910,7 +910,7 @@
             <w:noProof/>
             <w:webHidden/>
           </w:rPr>
-          <w:instrText xml:space="preserve"> PAGEREF _Toc231566016 \h </w:instrText>
+          <w:instrText xml:space="preserve"> PAGEREF _Toc231672375 \h </w:instrText>
         </w:r>
         <w:r>
           <w:rPr>
@@ -952,7 +952,7 @@
           <w:lang w:eastAsia="en-US"/>
         </w:rPr>
       </w:pPr>
-      <w:hyperlink w:anchor="_Toc231566017" w:history="1">
+      <w:hyperlink w:anchor="_Toc231672376" w:history="1">
         <w:r>
           <w:rPr>
             <w:rStyle w:val="Hyperlink"/>
@@ -979,7 +979,7 @@
             <w:noProof/>
             <w:webHidden/>
           </w:rPr>
-          <w:instrText xml:space="preserve"> PAGEREF _Toc231566017 \h </w:instrText>
+          <w:instrText xml:space="preserve"> PAGEREF _Toc231672376 \h </w:instrText>
         </w:r>
         <w:r>
           <w:rPr>
@@ -1021,7 +1021,7 @@
           <w:lang w:eastAsia="en-US"/>
         </w:rPr>
       </w:pPr>
-      <w:hyperlink w:anchor="_Toc231566018" w:history="1">
+      <w:hyperlink w:anchor="_Toc231672377" w:history="1">
         <w:r>
           <w:rPr>
             <w:rStyle w:val="Hyperlink"/>
@@ -1048,7 +1048,7 @@
             <w:noProof/>
             <w:webHidden/>
           </w:rPr>
-          <w:instrText xml:space="preserve"> PAGEREF _Toc231566018 \h </w:instrText>
+          <w:instrText xml:space="preserve"> PAGEREF _Toc231672377 \h </w:instrText>
         </w:r>
         <w:r>
           <w:rPr>
@@ -1090,7 +1090,7 @@
           <w:lang w:eastAsia="en-US"/>
         </w:rPr>
       </w:pPr>
-      <w:hyperlink w:anchor="_Toc231566019" w:history="1">
+      <w:hyperlink w:anchor="_Toc231672378" w:history="1">
         <w:r>
           <w:rPr>
             <w:rStyle w:val="Hyperlink"/>
@@ -1117,7 +1117,7 @@
             <w:noProof/>
             <w:webHidden/>
           </w:rPr>
-          <w:instrText xml:space="preserve"> PAGEREF _Toc231566019 \h </w:instrText>
+          <w:instrText xml:space="preserve"> PAGEREF _Toc231672378 \h </w:instrText>
         </w:r>
         <w:r>
           <w:rPr>
@@ -1159,7 +1159,7 @@
           <w:lang w:eastAsia="en-US"/>
         </w:rPr>
       </w:pPr>
-      <w:hyperlink w:anchor="_Toc231566020" w:history="1">
+      <w:hyperlink w:anchor="_Toc231672379" w:history="1">
         <w:r>
           <w:rPr>
             <w:rStyle w:val="Hyperlink"/>
@@ -1186,7 +1186,7 @@
             <w:noProof/>
             <w:webHidden/>
           </w:rPr>
-          <w:instrText xml:space="preserve"> PAGEREF _Toc231566020 \h </w:instrText>
+          <w:instrText xml:space="preserve"> PAGEREF _Toc231672379 \h </w:instrText>
         </w:r>
         <w:r>
           <w:rPr>
@@ -1228,7 +1228,7 @@
           <w:lang w:eastAsia="en-US"/>
         </w:rPr>
       </w:pPr>
-      <w:hyperlink w:anchor="_Toc231566021" w:history="1">
+      <w:hyperlink w:anchor="_Toc231672380" w:history="1">
         <w:r>
           <w:rPr>
             <w:rStyle w:val="Hyperlink"/>
@@ -1255,7 +1255,7 @@
             <w:noProof/>
             <w:webHidden/>
           </w:rPr>
-          <w:instrText xml:space="preserve"> PAGEREF _Toc231566021 \h </w:instrText>
+          <w:instrText xml:space="preserve"> PAGEREF _Toc231672380 \h </w:instrText>
         </w:r>
         <w:r>
           <w:rPr>
@@ -1297,7 +1297,7 @@
           <w:lang w:eastAsia="en-US"/>
         </w:rPr>
       </w:pPr>
-      <w:hyperlink w:anchor="_Toc231566022" w:history="1">
+      <w:hyperlink w:anchor="_Toc231672381" w:history="1">
         <w:r>
           <w:rPr>
             <w:rStyle w:val="Hyperlink"/>
@@ -1324,7 +1324,7 @@
             <w:noProof/>
             <w:webHidden/>
           </w:rPr>
-          <w:instrText xml:space="preserve"> PAGEREF _Toc231566022 \h </w:instrText>
+          <w:instrText xml:space="preserve"> PAGEREF _Toc231672381 \h </w:instrText>
         </w:r>
         <w:r>
           <w:rPr>
@@ -1366,7 +1366,7 @@
           <w:lang w:eastAsia="en-US"/>
         </w:rPr>
       </w:pPr>
-      <w:hyperlink w:anchor="_Toc231566023" w:history="1">
+      <w:hyperlink w:anchor="_Toc231672382" w:history="1">
         <w:r>
           <w:rPr>
             <w:rStyle w:val="Hyperlink"/>
@@ -1393,7 +1393,7 @@
             <w:noProof/>
             <w:webHidden/>
           </w:rPr>
-          <w:instrText xml:space="preserve"> PAGEREF _Toc231566023 \h </w:instrText>
+          <w:instrText xml:space="preserve"> PAGEREF _Toc231672382 \h </w:instrText>
         </w:r>
         <w:r>
           <w:rPr>
@@ -1435,7 +1435,7 @@
           <w:lang w:eastAsia="en-US"/>
         </w:rPr>
       </w:pPr>
-      <w:hyperlink w:anchor="_Toc231566024" w:history="1">
+      <w:hyperlink w:anchor="_Toc231672383" w:history="1">
         <w:r>
           <w:rPr>
             <w:rStyle w:val="Hyperlink"/>
@@ -1462,7 +1462,7 @@
             <w:noProof/>
             <w:webHidden/>
           </w:rPr>
-          <w:instrText xml:space="preserve"> PAGEREF _Toc231566024 \h </w:instrText>
+          <w:instrText xml:space="preserve"> PAGEREF _Toc231672383 \h </w:instrText>
         </w:r>
         <w:r>
           <w:rPr>
@@ -1504,7 +1504,7 @@
           <w:lang w:eastAsia="en-US"/>
         </w:rPr>
       </w:pPr>
-      <w:hyperlink w:anchor="_Toc231566025" w:history="1">
+      <w:hyperlink w:anchor="_Toc231672384" w:history="1">
         <w:r>
           <w:rPr>
             <w:rStyle w:val="Hyperlink"/>
@@ -1531,7 +1531,7 @@
             <w:noProof/>
             <w:webHidden/>
           </w:rPr>
-          <w:instrText xml:space="preserve"> PAGEREF _Toc231566025 \h </w:instrText>
+          <w:instrText xml:space="preserve"> PAGEREF _Toc231672384 \h </w:instrText>
         </w:r>
         <w:r>
           <w:rPr>
@@ -1573,13 +1573,13 @@
           <w:lang w:eastAsia="en-US"/>
         </w:rPr>
       </w:pPr>
-      <w:hyperlink w:anchor="_Toc231566026" w:history="1">
+      <w:hyperlink w:anchor="_Toc231672385" w:history="1">
         <w:r>
           <w:rPr>
             <w:rStyle w:val="Hyperlink"/>
             <w:noProof/>
           </w:rPr>
-          <w:t>Merge Development Branch into Release Branch</w:t>
+          <w:t>Merge Development Branch into Main Branch</w:t>
         </w:r>
         <w:r>
           <w:rPr>
@@ -1600,7 +1600,7 @@
             <w:noProof/>
             <w:webHidden/>
           </w:rPr>
-          <w:instrText xml:space="preserve"> PAGEREF _Toc231566026 \h </w:instrText>
+          <w:instrText xml:space="preserve"> PAGEREF _Toc231672385 \h </w:instrText>
         </w:r>
         <w:r>
           <w:rPr>
@@ -1642,7 +1642,7 @@
           <w:lang w:eastAsia="en-US"/>
         </w:rPr>
       </w:pPr>
-      <w:hyperlink w:anchor="_Toc231566027" w:history="1">
+      <w:hyperlink w:anchor="_Toc231672386" w:history="1">
         <w:r>
           <w:rPr>
             <w:rStyle w:val="Hyperlink"/>
@@ -1669,7 +1669,7 @@
             <w:noProof/>
             <w:webHidden/>
           </w:rPr>
-          <w:instrText xml:space="preserve"> PAGEREF _Toc231566027 \h </w:instrText>
+          <w:instrText xml:space="preserve"> PAGEREF _Toc231672386 \h </w:instrText>
         </w:r>
         <w:r>
           <w:rPr>
@@ -1711,7 +1711,7 @@
           <w:lang w:eastAsia="en-US"/>
         </w:rPr>
       </w:pPr>
-      <w:hyperlink w:anchor="_Toc231566028" w:history="1">
+      <w:hyperlink w:anchor="_Toc231672387" w:history="1">
         <w:r>
           <w:rPr>
             <w:rStyle w:val="Hyperlink"/>
@@ -1738,7 +1738,7 @@
             <w:noProof/>
             <w:webHidden/>
           </w:rPr>
-          <w:instrText xml:space="preserve"> PAGEREF _Toc231566028 \h </w:instrText>
+          <w:instrText xml:space="preserve"> PAGEREF _Toc231672387 \h </w:instrText>
         </w:r>
         <w:r>
           <w:rPr>
@@ -1780,7 +1780,7 @@
           <w:lang w:eastAsia="en-US"/>
         </w:rPr>
       </w:pPr>
-      <w:hyperlink w:anchor="_Toc231566029" w:history="1">
+      <w:hyperlink w:anchor="_Toc231672388" w:history="1">
         <w:r>
           <w:rPr>
             <w:rStyle w:val="Hyperlink"/>
@@ -1807,7 +1807,7 @@
             <w:noProof/>
             <w:webHidden/>
           </w:rPr>
-          <w:instrText xml:space="preserve"> PAGEREF _Toc231566029 \h </w:instrText>
+          <w:instrText xml:space="preserve"> PAGEREF _Toc231672388 \h </w:instrText>
         </w:r>
         <w:r>
           <w:rPr>
@@ -1849,7 +1849,7 @@
           <w:lang w:eastAsia="en-US"/>
         </w:rPr>
       </w:pPr>
-      <w:hyperlink w:anchor="_Toc231566030" w:history="1">
+      <w:hyperlink w:anchor="_Toc231672389" w:history="1">
         <w:r>
           <w:rPr>
             <w:rStyle w:val="Hyperlink"/>
@@ -1876,7 +1876,7 @@
             <w:noProof/>
             <w:webHidden/>
           </w:rPr>
-          <w:instrText xml:space="preserve"> PAGEREF _Toc231566030 \h </w:instrText>
+          <w:instrText xml:space="preserve"> PAGEREF _Toc231672389 \h </w:instrText>
         </w:r>
         <w:r>
           <w:rPr>
@@ -1918,7 +1918,7 @@
           <w:lang w:eastAsia="en-US"/>
         </w:rPr>
       </w:pPr>
-      <w:hyperlink w:anchor="_Toc231566031" w:history="1">
+      <w:hyperlink w:anchor="_Toc231672390" w:history="1">
         <w:r>
           <w:rPr>
             <w:rStyle w:val="Hyperlink"/>
@@ -1941,7 +1941,7 @@
           <w:rPr>
             <w:webHidden/>
           </w:rPr>
-          <w:instrText xml:space="preserve"> PAGEREF _Toc231566031 \h </w:instrText>
+          <w:instrText xml:space="preserve"> PAGEREF _Toc231672390 \h </w:instrText>
         </w:r>
         <w:r>
           <w:rPr>
@@ -1979,7 +1979,7 @@
           <w:lang w:eastAsia="en-US"/>
         </w:rPr>
       </w:pPr>
-      <w:hyperlink w:anchor="_Toc231566032" w:history="1">
+      <w:hyperlink w:anchor="_Toc231672391" w:history="1">
         <w:r>
           <w:rPr>
             <w:rStyle w:val="Hyperlink"/>
@@ -2006,7 +2006,7 @@
             <w:noProof/>
             <w:webHidden/>
           </w:rPr>
-          <w:instrText xml:space="preserve"> PAGEREF _Toc231566032 \h </w:instrText>
+          <w:instrText xml:space="preserve"> PAGEREF _Toc231672391 \h </w:instrText>
         </w:r>
         <w:r>
           <w:rPr>
@@ -2048,7 +2048,7 @@
           <w:lang w:eastAsia="en-US"/>
         </w:rPr>
       </w:pPr>
-      <w:hyperlink w:anchor="_Toc231566033" w:history="1">
+      <w:hyperlink w:anchor="_Toc231672392" w:history="1">
         <w:r>
           <w:rPr>
             <w:rStyle w:val="Hyperlink"/>
@@ -2075,7 +2075,7 @@
             <w:noProof/>
             <w:webHidden/>
           </w:rPr>
-          <w:instrText xml:space="preserve"> PAGEREF _Toc231566033 \h </w:instrText>
+          <w:instrText xml:space="preserve"> PAGEREF _Toc231672392 \h </w:instrText>
         </w:r>
         <w:r>
           <w:rPr>
@@ -2117,7 +2117,7 @@
           <w:lang w:eastAsia="en-US"/>
         </w:rPr>
       </w:pPr>
-      <w:hyperlink w:anchor="_Toc231566034" w:history="1">
+      <w:hyperlink w:anchor="_Toc231672393" w:history="1">
         <w:r>
           <w:rPr>
             <w:rStyle w:val="Hyperlink"/>
@@ -2144,7 +2144,7 @@
             <w:noProof/>
             <w:webHidden/>
           </w:rPr>
-          <w:instrText xml:space="preserve"> PAGEREF _Toc231566034 \h </w:instrText>
+          <w:instrText xml:space="preserve"> PAGEREF _Toc231672393 \h </w:instrText>
         </w:r>
         <w:r>
           <w:rPr>
@@ -2186,7 +2186,7 @@
           <w:lang w:eastAsia="en-US"/>
         </w:rPr>
       </w:pPr>
-      <w:hyperlink w:anchor="_Toc231566035" w:history="1">
+      <w:hyperlink w:anchor="_Toc231672394" w:history="1">
         <w:r>
           <w:rPr>
             <w:rStyle w:val="Hyperlink"/>
@@ -2213,7 +2213,7 @@
             <w:noProof/>
             <w:webHidden/>
           </w:rPr>
-          <w:instrText xml:space="preserve"> PAGEREF _Toc231566035 \h </w:instrText>
+          <w:instrText xml:space="preserve"> PAGEREF _Toc231672394 \h </w:instrText>
         </w:r>
         <w:r>
           <w:rPr>
@@ -2255,7 +2255,7 @@
           <w:lang w:eastAsia="en-US"/>
         </w:rPr>
       </w:pPr>
-      <w:hyperlink w:anchor="_Toc231566036" w:history="1">
+      <w:hyperlink w:anchor="_Toc231672395" w:history="1">
         <w:r>
           <w:rPr>
             <w:rStyle w:val="Hyperlink"/>
@@ -2282,7 +2282,7 @@
             <w:noProof/>
             <w:webHidden/>
           </w:rPr>
-          <w:instrText xml:space="preserve"> PAGEREF _Toc231566036 \h </w:instrText>
+          <w:instrText xml:space="preserve"> PAGEREF _Toc231672395 \h </w:instrText>
         </w:r>
         <w:r>
           <w:rPr>
@@ -2324,7 +2324,7 @@
           <w:lang w:eastAsia="en-US"/>
         </w:rPr>
       </w:pPr>
-      <w:hyperlink w:anchor="_Toc231566037" w:history="1">
+      <w:hyperlink w:anchor="_Toc231672396" w:history="1">
         <w:r>
           <w:rPr>
             <w:rStyle w:val="Hyperlink"/>
@@ -2351,7 +2351,7 @@
             <w:noProof/>
             <w:webHidden/>
           </w:rPr>
-          <w:instrText xml:space="preserve"> PAGEREF _Toc231566037 \h </w:instrText>
+          <w:instrText xml:space="preserve"> PAGEREF _Toc231672396 \h </w:instrText>
         </w:r>
         <w:r>
           <w:rPr>
@@ -2393,7 +2393,7 @@
           <w:lang w:eastAsia="en-US"/>
         </w:rPr>
       </w:pPr>
-      <w:hyperlink w:anchor="_Toc231566038" w:history="1">
+      <w:hyperlink w:anchor="_Toc231672397" w:history="1">
         <w:r>
           <w:rPr>
             <w:rStyle w:val="Hyperlink"/>
@@ -2420,7 +2420,7 @@
             <w:noProof/>
             <w:webHidden/>
           </w:rPr>
-          <w:instrText xml:space="preserve"> PAGEREF _Toc231566038 \h </w:instrText>
+          <w:instrText xml:space="preserve"> PAGEREF _Toc231672397 \h </w:instrText>
         </w:r>
         <w:r>
           <w:rPr>
@@ -2462,7 +2462,7 @@
           <w:lang w:eastAsia="en-US"/>
         </w:rPr>
       </w:pPr>
-      <w:hyperlink w:anchor="_Toc231566039" w:history="1">
+      <w:hyperlink w:anchor="_Toc231672398" w:history="1">
         <w:r>
           <w:rPr>
             <w:rStyle w:val="Hyperlink"/>
@@ -2489,7 +2489,7 @@
             <w:noProof/>
             <w:webHidden/>
           </w:rPr>
-          <w:instrText xml:space="preserve"> PAGEREF _Toc231566039 \h </w:instrText>
+          <w:instrText xml:space="preserve"> PAGEREF _Toc231672398 \h </w:instrText>
         </w:r>
         <w:r>
           <w:rPr>
@@ -2531,7 +2531,7 @@
           <w:lang w:eastAsia="en-US"/>
         </w:rPr>
       </w:pPr>
-      <w:hyperlink w:anchor="_Toc231566040" w:history="1">
+      <w:hyperlink w:anchor="_Toc231672399" w:history="1">
         <w:r>
           <w:rPr>
             <w:rStyle w:val="Hyperlink"/>
@@ -2558,7 +2558,7 @@
             <w:noProof/>
             <w:webHidden/>
           </w:rPr>
-          <w:instrText xml:space="preserve"> PAGEREF _Toc231566040 \h </w:instrText>
+          <w:instrText xml:space="preserve"> PAGEREF _Toc231672399 \h </w:instrText>
         </w:r>
         <w:r>
           <w:rPr>
@@ -2600,7 +2600,7 @@
           <w:lang w:eastAsia="en-US"/>
         </w:rPr>
       </w:pPr>
-      <w:hyperlink w:anchor="_Toc231566041" w:history="1">
+      <w:hyperlink w:anchor="_Toc231672400" w:history="1">
         <w:r>
           <w:rPr>
             <w:rStyle w:val="Hyperlink"/>
@@ -2627,7 +2627,7 @@
             <w:noProof/>
             <w:webHidden/>
           </w:rPr>
-          <w:instrText xml:space="preserve"> PAGEREF _Toc231566041 \h </w:instrText>
+          <w:instrText xml:space="preserve"> PAGEREF _Toc231672400 \h </w:instrText>
         </w:r>
         <w:r>
           <w:rPr>
@@ -2669,7 +2669,7 @@
           <w:lang w:eastAsia="en-US"/>
         </w:rPr>
       </w:pPr>
-      <w:hyperlink w:anchor="_Toc231566042" w:history="1">
+      <w:hyperlink w:anchor="_Toc231672401" w:history="1">
         <w:r>
           <w:rPr>
             <w:rStyle w:val="Hyperlink"/>
@@ -2696,7 +2696,7 @@
             <w:noProof/>
             <w:webHidden/>
           </w:rPr>
-          <w:instrText xml:space="preserve"> PAGEREF _Toc231566042 \h </w:instrText>
+          <w:instrText xml:space="preserve"> PAGEREF _Toc231672401 \h </w:instrText>
         </w:r>
         <w:r>
           <w:rPr>
@@ -2738,7 +2738,7 @@
           <w:lang w:eastAsia="en-US"/>
         </w:rPr>
       </w:pPr>
-      <w:hyperlink w:anchor="_Toc231566043" w:history="1">
+      <w:hyperlink w:anchor="_Toc231672402" w:history="1">
         <w:r>
           <w:rPr>
             <w:rStyle w:val="Hyperlink"/>
@@ -2761,7 +2761,7 @@
           <w:rPr>
             <w:webHidden/>
           </w:rPr>
-          <w:instrText xml:space="preserve"> PAGEREF _Toc231566043 \h </w:instrText>
+          <w:instrText xml:space="preserve"> PAGEREF _Toc231672402 \h </w:instrText>
         </w:r>
         <w:r>
           <w:rPr>
@@ -2799,7 +2799,7 @@
           <w:lang w:eastAsia="en-US"/>
         </w:rPr>
       </w:pPr>
-      <w:hyperlink w:anchor="_Toc231566044" w:history="1">
+      <w:hyperlink w:anchor="_Toc231672403" w:history="1">
         <w:r>
           <w:rPr>
             <w:rStyle w:val="Hyperlink"/>
@@ -2826,7 +2826,7 @@
             <w:noProof/>
             <w:webHidden/>
           </w:rPr>
-          <w:instrText xml:space="preserve"> PAGEREF _Toc231566044 \h </w:instrText>
+          <w:instrText xml:space="preserve"> PAGEREF _Toc231672403 \h </w:instrText>
         </w:r>
         <w:r>
           <w:rPr>
@@ -2879,7 +2879,7 @@
       <w:pPr>
         <w:pStyle w:val="Heading1"/>
       </w:pPr>
-      <w:bookmarkStart w:id="0" w:name="_Toc231566005"/>
+      <w:bookmarkStart w:id="0" w:name="_Toc231672364"/>
       <w:r>
         <w:lastRenderedPageBreak/>
         <w:t>Source Control</w:t>
@@ -2980,7 +2980,7 @@
       <w:pPr>
         <w:pStyle w:val="Heading2"/>
       </w:pPr>
-      <w:bookmarkStart w:id="1" w:name="_Toc231566006"/>
+      <w:bookmarkStart w:id="1" w:name="_Toc231672365"/>
       <w:r>
         <w:t>Repositories</w:t>
       </w:r>
@@ -3202,7 +3202,7 @@
       <w:pPr>
         <w:pStyle w:val="Heading3"/>
       </w:pPr>
-      <w:bookmarkStart w:id="2" w:name="_Toc231566007"/>
+      <w:bookmarkStart w:id="2" w:name="_Toc231672366"/>
       <w:r>
         <w:t>Authentication</w:t>
       </w:r>
@@ -3610,7 +3610,7 @@
       <w:pPr>
         <w:pStyle w:val="Heading2"/>
       </w:pPr>
-      <w:bookmarkStart w:id="3" w:name="_Toc231566008"/>
+      <w:bookmarkStart w:id="3" w:name="_Toc231672367"/>
       <w:r>
         <w:t>Branches</w:t>
       </w:r>
@@ -3858,7 +3858,7 @@
       <w:pPr>
         <w:pStyle w:val="Heading2"/>
       </w:pPr>
-      <w:bookmarkStart w:id="4" w:name="_Toc231566009"/>
+      <w:bookmarkStart w:id="4" w:name="_Toc231672368"/>
       <w:r>
         <w:t>Creat</w:t>
       </w:r>
@@ -5539,7 +5539,7 @@
       <w:pPr>
         <w:pStyle w:val="Heading2"/>
       </w:pPr>
-      <w:bookmarkStart w:id="5" w:name="_Toc231566010"/>
+      <w:bookmarkStart w:id="5" w:name="_Toc231672369"/>
       <w:r>
         <w:t xml:space="preserve">Using Git </w:t>
       </w:r>
@@ -5558,7 +5558,7 @@
       <w:pPr>
         <w:pStyle w:val="Heading3"/>
       </w:pPr>
-      <w:bookmarkStart w:id="6" w:name="_Toc231566011"/>
+      <w:bookmarkStart w:id="6" w:name="_Toc231672370"/>
       <w:r>
         <w:t>Configuration</w:t>
       </w:r>
@@ -6221,7 +6221,7 @@
       <w:pPr>
         <w:pStyle w:val="Heading3"/>
       </w:pPr>
-      <w:bookmarkStart w:id="7" w:name="_Toc231566012"/>
+      <w:bookmarkStart w:id="7" w:name="_Toc231672371"/>
       <w:r>
         <w:t>Create</w:t>
       </w:r>
@@ -6436,7 +6436,7 @@
       <w:pPr>
         <w:pStyle w:val="Heading3"/>
       </w:pPr>
-      <w:bookmarkStart w:id="8" w:name="_Toc231566013"/>
+      <w:bookmarkStart w:id="8" w:name="_Toc231672372"/>
       <w:r>
         <w:t>Create</w:t>
       </w:r>
@@ -6562,7 +6562,7 @@
       <w:pPr>
         <w:pStyle w:val="Heading3"/>
       </w:pPr>
-      <w:bookmarkStart w:id="9" w:name="_Toc231566014"/>
+      <w:bookmarkStart w:id="9" w:name="_Toc231672373"/>
       <w:r>
         <w:t>Synchronize with Remote Repository</w:t>
       </w:r>
@@ -6684,7 +6684,7 @@
       <w:pPr>
         <w:pStyle w:val="Heading3"/>
       </w:pPr>
-      <w:bookmarkStart w:id="10" w:name="_Toc231566015"/>
+      <w:bookmarkStart w:id="10" w:name="_Toc231672374"/>
       <w:r>
         <w:t>Get Status</w:t>
       </w:r>
@@ -7155,7 +7155,7 @@
       <w:pPr>
         <w:pStyle w:val="Heading3"/>
       </w:pPr>
-      <w:bookmarkStart w:id="11" w:name="_Toc231566016"/>
+      <w:bookmarkStart w:id="11" w:name="_Toc231672375"/>
       <w:r>
         <w:t>Select a Branch</w:t>
       </w:r>
@@ -7818,7 +7818,7 @@
       <w:pPr>
         <w:pStyle w:val="Heading3"/>
       </w:pPr>
-      <w:bookmarkStart w:id="12" w:name="_Toc231566017"/>
+      <w:bookmarkStart w:id="12" w:name="_Toc231672376"/>
       <w:r>
         <w:t>Create a New Branch</w:t>
       </w:r>
@@ -7995,7 +7995,7 @@
       <w:pPr>
         <w:pStyle w:val="Heading3"/>
       </w:pPr>
-      <w:bookmarkStart w:id="13" w:name="_Toc231566018"/>
+      <w:bookmarkStart w:id="13" w:name="_Toc231672377"/>
       <w:r>
         <w:t>Add</w:t>
       </w:r>
@@ -8232,7 +8232,7 @@
       <w:pPr>
         <w:pStyle w:val="Heading3"/>
       </w:pPr>
-      <w:bookmarkStart w:id="14" w:name="_Toc231566019"/>
+      <w:bookmarkStart w:id="14" w:name="_Toc231672378"/>
       <w:r>
         <w:t>Delete a file</w:t>
       </w:r>
@@ -8371,7 +8371,7 @@
       <w:pPr>
         <w:pStyle w:val="Heading3"/>
       </w:pPr>
-      <w:bookmarkStart w:id="15" w:name="_Toc231566020"/>
+      <w:bookmarkStart w:id="15" w:name="_Toc231672379"/>
       <w:r>
         <w:t>Change a File</w:t>
       </w:r>
@@ -8682,7 +8682,7 @@
       <w:pPr>
         <w:pStyle w:val="Heading3"/>
       </w:pPr>
-      <w:bookmarkStart w:id="16" w:name="_Toc231566021"/>
+      <w:bookmarkStart w:id="16" w:name="_Toc231672380"/>
       <w:r>
         <w:lastRenderedPageBreak/>
         <w:t>Stage a File</w:t>
@@ -9069,7 +9069,7 @@
       <w:pPr>
         <w:pStyle w:val="Heading3"/>
       </w:pPr>
-      <w:bookmarkStart w:id="17" w:name="_Toc231566022"/>
+      <w:bookmarkStart w:id="17" w:name="_Toc231672381"/>
       <w:r>
         <w:t xml:space="preserve">Commit a </w:t>
       </w:r>
@@ -9200,7 +9200,7 @@
       <w:pPr>
         <w:pStyle w:val="Heading3"/>
       </w:pPr>
-      <w:bookmarkStart w:id="18" w:name="_Toc231566023"/>
+      <w:bookmarkStart w:id="18" w:name="_Toc231672382"/>
       <w:r>
         <w:t>Push Changes to the Remote Repository</w:t>
       </w:r>
@@ -9351,7 +9351,7 @@
       <w:pPr>
         <w:pStyle w:val="Heading3"/>
       </w:pPr>
-      <w:bookmarkStart w:id="19" w:name="_Toc231566024"/>
+      <w:bookmarkStart w:id="19" w:name="_Toc231672383"/>
       <w:r>
         <w:t>Make a Change</w:t>
       </w:r>
@@ -9881,7 +9881,7 @@
       <w:pPr>
         <w:pStyle w:val="Heading3"/>
       </w:pPr>
-      <w:bookmarkStart w:id="20" w:name="_Toc231566025"/>
+      <w:bookmarkStart w:id="20" w:name="_Toc231672384"/>
       <w:r>
         <w:t>Make Change to Main Branch</w:t>
       </w:r>
@@ -10192,12 +10192,12 @@
       <w:pPr>
         <w:pStyle w:val="Heading3"/>
       </w:pPr>
-      <w:bookmarkStart w:id="21" w:name="_Toc231566026"/>
+      <w:bookmarkStart w:id="21" w:name="_Toc231672385"/>
       <w:r>
         <w:t xml:space="preserve">Merge Development Branch into </w:t>
       </w:r>
       <w:r>
-        <w:t>Release</w:t>
+        <w:t>Main</w:t>
       </w:r>
       <w:r>
         <w:t xml:space="preserve"> Branch</w:t>
@@ -11386,7 +11386,7 @@
       <w:pPr>
         <w:pStyle w:val="Heading3"/>
       </w:pPr>
-      <w:bookmarkStart w:id="22" w:name="_Toc231566027"/>
+      <w:bookmarkStart w:id="22" w:name="_Toc231672386"/>
       <w:r>
         <w:lastRenderedPageBreak/>
         <w:t>Get a Past Version of TaxTools</w:t>
@@ -11397,7 +11397,7 @@
       <w:pPr>
         <w:pStyle w:val="Heading3"/>
       </w:pPr>
-      <w:bookmarkStart w:id="23" w:name="_Toc231566028"/>
+      <w:bookmarkStart w:id="23" w:name="_Toc231672387"/>
       <w:r>
         <w:t>Create a Tag</w:t>
       </w:r>
@@ -11690,7 +11690,7 @@
       <w:pPr>
         <w:pStyle w:val="Heading2"/>
       </w:pPr>
-      <w:bookmarkStart w:id="24" w:name="_Toc231566029"/>
+      <w:bookmarkStart w:id="24" w:name="_Toc231672388"/>
       <w:r>
         <w:rPr>
           <w:lang w:eastAsia="ar-SA"/>
@@ -11998,7 +11998,7 @@
       <w:pPr>
         <w:pStyle w:val="Heading2"/>
       </w:pPr>
-      <w:bookmarkStart w:id="25" w:name="_Toc231566030"/>
+      <w:bookmarkStart w:id="25" w:name="_Toc231672389"/>
       <w:r>
         <w:t>Git Terminology</w:t>
       </w:r>
@@ -12283,7 +12283,7 @@
       <w:pPr>
         <w:pStyle w:val="Heading1"/>
       </w:pPr>
-      <w:bookmarkStart w:id="26" w:name="_Toc231566031"/>
+      <w:bookmarkStart w:id="26" w:name="_Toc231672390"/>
       <w:r>
         <w:t>Editing Tools</w:t>
       </w:r>
@@ -12294,7 +12294,7 @@
         <w:pStyle w:val="Heading2"/>
       </w:pPr>
       <w:bookmarkStart w:id="27" w:name="_Toc227669204"/>
-      <w:bookmarkStart w:id="28" w:name="_Toc231566032"/>
+      <w:bookmarkStart w:id="28" w:name="_Toc231672391"/>
       <w:r>
         <w:t>VS Code</w:t>
       </w:r>
@@ -12324,7 +12324,7 @@
       <w:pPr>
         <w:pStyle w:val="Heading3"/>
       </w:pPr>
-      <w:bookmarkStart w:id="29" w:name="_Toc231566033"/>
+      <w:bookmarkStart w:id="29" w:name="_Toc231672392"/>
       <w:r>
         <w:t>Installation</w:t>
       </w:r>
@@ -12495,7 +12495,7 @@
       <w:pPr>
         <w:pStyle w:val="Heading3"/>
       </w:pPr>
-      <w:bookmarkStart w:id="30" w:name="_Toc231566034"/>
+      <w:bookmarkStart w:id="30" w:name="_Toc231672393"/>
       <w:r>
         <w:t>Configuration Settings</w:t>
       </w:r>
@@ -12929,7 +12929,7 @@
       <w:pPr>
         <w:pStyle w:val="Heading3"/>
       </w:pPr>
-      <w:bookmarkStart w:id="31" w:name="_Toc231566035"/>
+      <w:bookmarkStart w:id="31" w:name="_Toc231672394"/>
       <w:r>
         <w:t>Extensions</w:t>
       </w:r>
@@ -13075,7 +13075,7 @@
       <w:pPr>
         <w:pStyle w:val="Heading3"/>
       </w:pPr>
-      <w:bookmarkStart w:id="32" w:name="_Toc231566036"/>
+      <w:bookmarkStart w:id="32" w:name="_Toc231672395"/>
       <w:r>
         <w:t>Command Summary</w:t>
       </w:r>
@@ -13245,7 +13245,7 @@
         <w:pStyle w:val="Heading2"/>
       </w:pPr>
       <w:bookmarkStart w:id="33" w:name="_Toc227669205"/>
-      <w:bookmarkStart w:id="34" w:name="_Toc231566037"/>
+      <w:bookmarkStart w:id="34" w:name="_Toc231672396"/>
       <w:r>
         <w:t>Node and NPM</w:t>
       </w:r>
@@ -13285,7 +13285,7 @@
       <w:pPr>
         <w:pStyle w:val="Heading3"/>
       </w:pPr>
-      <w:bookmarkStart w:id="35" w:name="_Toc231566038"/>
+      <w:bookmarkStart w:id="35" w:name="_Toc231672397"/>
       <w:r>
         <w:lastRenderedPageBreak/>
         <w:t>Installation</w:t>
@@ -13545,7 +13545,7 @@
       <w:pPr>
         <w:pStyle w:val="Heading3"/>
       </w:pPr>
-      <w:bookmarkStart w:id="36" w:name="_Toc231566039"/>
+      <w:bookmarkStart w:id="36" w:name="_Toc231672398"/>
       <w:r>
         <w:t>Prettier</w:t>
       </w:r>
@@ -13865,7 +13865,7 @@
       <w:pPr>
         <w:pStyle w:val="Heading3"/>
       </w:pPr>
-      <w:bookmarkStart w:id="37" w:name="_Toc231566040"/>
+      <w:bookmarkStart w:id="37" w:name="_Toc231672399"/>
       <w:proofErr w:type="spellStart"/>
       <w:r>
         <w:t>ESLint</w:t>
@@ -14260,7 +14260,7 @@
       <w:pPr>
         <w:pStyle w:val="Heading2"/>
       </w:pPr>
-      <w:bookmarkStart w:id="38" w:name="_Toc231566041"/>
+      <w:bookmarkStart w:id="38" w:name="_Toc231672400"/>
       <w:r>
         <w:lastRenderedPageBreak/>
         <w:t>Git</w:t>
@@ -14297,7 +14297,7 @@
       <w:pPr>
         <w:pStyle w:val="Heading3"/>
       </w:pPr>
-      <w:bookmarkStart w:id="39" w:name="_Toc231566042"/>
+      <w:bookmarkStart w:id="39" w:name="_Toc231672401"/>
       <w:r>
         <w:t>Inst</w:t>
       </w:r>
@@ -14423,7 +14423,7 @@
       <w:pPr>
         <w:pStyle w:val="Heading1"/>
       </w:pPr>
-      <w:bookmarkStart w:id="40" w:name="_Toc231566043"/>
+      <w:bookmarkStart w:id="40" w:name="_Toc231672402"/>
       <w:r>
         <w:t>Notes</w:t>
       </w:r>
@@ -14433,7 +14433,7 @@
       <w:pPr>
         <w:pStyle w:val="Heading2"/>
       </w:pPr>
-      <w:bookmarkStart w:id="41" w:name="_Toc231566044"/>
+      <w:bookmarkStart w:id="41" w:name="_Toc231672403"/>
       <w:r>
         <w:t>Coding Conventions</w:t>
       </w:r>
@@ -14659,7 +14659,7 @@
         <w:szCs w:val="24"/>
         <w:lang w:eastAsia="en-US"/>
       </w:rPr>
-      <w:t>16</w:t>
+      <w:t>1</w:t>
     </w:r>
     <w:r>
       <w:rPr>
@@ -17982,7 +17982,7 @@
 </file>
 
 <file path=customXml/itemProps1.xml><?xml version="1.0" encoding="utf-8"?>
-<ds:datastoreItem xmlns:ds="http://schemas.openxmlformats.org/officeDocument/2006/customXml" ds:itemID="{4B68EA0A-40C5-4211-8F0D-B6C09D62F611}">
+<ds:datastoreItem xmlns:ds="http://schemas.openxmlformats.org/officeDocument/2006/customXml" ds:itemID="{287FA169-1308-45D1-BB1A-D729F3ADF5C2}">
   <ds:schemaRefs>
     <ds:schemaRef ds:uri="http://schemas.openxmlformats.org/officeDocument/2006/bibliography"/>
   </ds:schemaRefs>

--- a/Documentation/DevelopmentEnvironment.docx
+++ b/Documentation/DevelopmentEnvironment.docx
@@ -47,7 +47,7 @@
         <w:rPr>
           <w:noProof/>
         </w:rPr>
-        <w:t>May 26, 2026</w:t>
+        <w:t>June 6, 2026</w:t>
       </w:r>
       <w:r>
         <w:rPr>
@@ -132,7 +132,7 @@
         </w:rPr>
         <w:fldChar w:fldCharType="separate"/>
       </w:r>
-      <w:hyperlink w:anchor="_Toc230700091" w:history="1">
+      <w:hyperlink w:anchor="_Toc231672364" w:history="1">
         <w:r>
           <w:rPr>
             <w:rStyle w:val="Hyperlink"/>
@@ -155,7 +155,7 @@
           <w:rPr>
             <w:webHidden/>
           </w:rPr>
-          <w:instrText xml:space="preserve"> PAGEREF _Toc230700091 \h </w:instrText>
+          <w:instrText xml:space="preserve"> PAGEREF _Toc231672364 \h </w:instrText>
         </w:r>
         <w:r>
           <w:rPr>
@@ -172,7 +172,7 @@
           <w:rPr>
             <w:webHidden/>
           </w:rPr>
-          <w:t>1</w:t>
+          <w:t>2</w:t>
         </w:r>
         <w:r>
           <w:rPr>
@@ -193,7 +193,7 @@
           <w:lang w:eastAsia="en-US"/>
         </w:rPr>
       </w:pPr>
-      <w:hyperlink w:anchor="_Toc230700092" w:history="1">
+      <w:hyperlink w:anchor="_Toc231672365" w:history="1">
         <w:r>
           <w:rPr>
             <w:rStyle w:val="Hyperlink"/>
@@ -220,7 +220,7 @@
             <w:noProof/>
             <w:webHidden/>
           </w:rPr>
-          <w:instrText xml:space="preserve"> PAGEREF _Toc230700092 \h </w:instrText>
+          <w:instrText xml:space="preserve"> PAGEREF _Toc231672365 \h </w:instrText>
         </w:r>
         <w:r>
           <w:rPr>
@@ -262,7 +262,7 @@
           <w:lang w:eastAsia="en-US"/>
         </w:rPr>
       </w:pPr>
-      <w:hyperlink w:anchor="_Toc230700093" w:history="1">
+      <w:hyperlink w:anchor="_Toc231672366" w:history="1">
         <w:r>
           <w:rPr>
             <w:rStyle w:val="Hyperlink"/>
@@ -289,7 +289,7 @@
             <w:noProof/>
             <w:webHidden/>
           </w:rPr>
-          <w:instrText xml:space="preserve"> PAGEREF _Toc230700093 \h </w:instrText>
+          <w:instrText xml:space="preserve"> PAGEREF _Toc231672366 \h </w:instrText>
         </w:r>
         <w:r>
           <w:rPr>
@@ -331,7 +331,7 @@
           <w:lang w:eastAsia="en-US"/>
         </w:rPr>
       </w:pPr>
-      <w:hyperlink w:anchor="_Toc230700094" w:history="1">
+      <w:hyperlink w:anchor="_Toc231672367" w:history="1">
         <w:r>
           <w:rPr>
             <w:rStyle w:val="Hyperlink"/>
@@ -358,7 +358,7 @@
             <w:noProof/>
             <w:webHidden/>
           </w:rPr>
-          <w:instrText xml:space="preserve"> PAGEREF _Toc230700094 \h </w:instrText>
+          <w:instrText xml:space="preserve"> PAGEREF _Toc231672367 \h </w:instrText>
         </w:r>
         <w:r>
           <w:rPr>
@@ -400,7 +400,7 @@
           <w:lang w:eastAsia="en-US"/>
         </w:rPr>
       </w:pPr>
-      <w:hyperlink w:anchor="_Toc230700095" w:history="1">
+      <w:hyperlink w:anchor="_Toc231672368" w:history="1">
         <w:r>
           <w:rPr>
             <w:rStyle w:val="Hyperlink"/>
@@ -427,7 +427,7 @@
             <w:noProof/>
             <w:webHidden/>
           </w:rPr>
-          <w:instrText xml:space="preserve"> PAGEREF _Toc230700095 \h </w:instrText>
+          <w:instrText xml:space="preserve"> PAGEREF _Toc231672368 \h </w:instrText>
         </w:r>
         <w:r>
           <w:rPr>
@@ -469,13 +469,13 @@
           <w:lang w:eastAsia="en-US"/>
         </w:rPr>
       </w:pPr>
-      <w:hyperlink w:anchor="_Toc230700096" w:history="1">
+      <w:hyperlink w:anchor="_Toc231672369" w:history="1">
         <w:r>
           <w:rPr>
             <w:rStyle w:val="Hyperlink"/>
             <w:noProof/>
           </w:rPr>
-          <w:t>Using Git with TaxTools</w:t>
+          <w:t>Using Git with the Tax Planning Tools</w:t>
         </w:r>
         <w:r>
           <w:rPr>
@@ -496,7 +496,7 @@
             <w:noProof/>
             <w:webHidden/>
           </w:rPr>
-          <w:instrText xml:space="preserve"> PAGEREF _Toc230700096 \h </w:instrText>
+          <w:instrText xml:space="preserve"> PAGEREF _Toc231672369 \h </w:instrText>
         </w:r>
         <w:r>
           <w:rPr>
@@ -538,7 +538,7 @@
           <w:lang w:eastAsia="en-US"/>
         </w:rPr>
       </w:pPr>
-      <w:hyperlink w:anchor="_Toc230700097" w:history="1">
+      <w:hyperlink w:anchor="_Toc231672370" w:history="1">
         <w:r>
           <w:rPr>
             <w:rStyle w:val="Hyperlink"/>
@@ -565,7 +565,7 @@
             <w:noProof/>
             <w:webHidden/>
           </w:rPr>
-          <w:instrText xml:space="preserve"> PAGEREF _Toc230700097 \h </w:instrText>
+          <w:instrText xml:space="preserve"> PAGEREF _Toc231672370 \h </w:instrText>
         </w:r>
         <w:r>
           <w:rPr>
@@ -607,7 +607,7 @@
           <w:lang w:eastAsia="en-US"/>
         </w:rPr>
       </w:pPr>
-      <w:hyperlink w:anchor="_Toc230700098" w:history="1">
+      <w:hyperlink w:anchor="_Toc231672371" w:history="1">
         <w:r>
           <w:rPr>
             <w:rStyle w:val="Hyperlink"/>
@@ -634,7 +634,7 @@
             <w:noProof/>
             <w:webHidden/>
           </w:rPr>
-          <w:instrText xml:space="preserve"> PAGEREF _Toc230700098 \h </w:instrText>
+          <w:instrText xml:space="preserve"> PAGEREF _Toc231672371 \h </w:instrText>
         </w:r>
         <w:r>
           <w:rPr>
@@ -676,7 +676,7 @@
           <w:lang w:eastAsia="en-US"/>
         </w:rPr>
       </w:pPr>
-      <w:hyperlink w:anchor="_Toc230700099" w:history="1">
+      <w:hyperlink w:anchor="_Toc231672372" w:history="1">
         <w:r>
           <w:rPr>
             <w:rStyle w:val="Hyperlink"/>
@@ -703,7 +703,7 @@
             <w:noProof/>
             <w:webHidden/>
           </w:rPr>
-          <w:instrText xml:space="preserve"> PAGEREF _Toc230700099 \h </w:instrText>
+          <w:instrText xml:space="preserve"> PAGEREF _Toc231672372 \h </w:instrText>
         </w:r>
         <w:r>
           <w:rPr>
@@ -745,7 +745,7 @@
           <w:lang w:eastAsia="en-US"/>
         </w:rPr>
       </w:pPr>
-      <w:hyperlink w:anchor="_Toc230700100" w:history="1">
+      <w:hyperlink w:anchor="_Toc231672373" w:history="1">
         <w:r>
           <w:rPr>
             <w:rStyle w:val="Hyperlink"/>
@@ -772,7 +772,7 @@
             <w:noProof/>
             <w:webHidden/>
           </w:rPr>
-          <w:instrText xml:space="preserve"> PAGEREF _Toc230700100 \h </w:instrText>
+          <w:instrText xml:space="preserve"> PAGEREF _Toc231672373 \h </w:instrText>
         </w:r>
         <w:r>
           <w:rPr>
@@ -814,7 +814,7 @@
           <w:lang w:eastAsia="en-US"/>
         </w:rPr>
       </w:pPr>
-      <w:hyperlink w:anchor="_Toc230700101" w:history="1">
+      <w:hyperlink w:anchor="_Toc231672374" w:history="1">
         <w:r>
           <w:rPr>
             <w:rStyle w:val="Hyperlink"/>
@@ -841,7 +841,7 @@
             <w:noProof/>
             <w:webHidden/>
           </w:rPr>
-          <w:instrText xml:space="preserve"> PAGEREF _Toc230700101 \h </w:instrText>
+          <w:instrText xml:space="preserve"> PAGEREF _Toc231672374 \h </w:instrText>
         </w:r>
         <w:r>
           <w:rPr>
@@ -883,7 +883,7 @@
           <w:lang w:eastAsia="en-US"/>
         </w:rPr>
       </w:pPr>
-      <w:hyperlink w:anchor="_Toc230700102" w:history="1">
+      <w:hyperlink w:anchor="_Toc231672375" w:history="1">
         <w:r>
           <w:rPr>
             <w:rStyle w:val="Hyperlink"/>
@@ -910,7 +910,7 @@
             <w:noProof/>
             <w:webHidden/>
           </w:rPr>
-          <w:instrText xml:space="preserve"> PAGEREF _Toc230700102 \h </w:instrText>
+          <w:instrText xml:space="preserve"> PAGEREF _Toc231672375 \h </w:instrText>
         </w:r>
         <w:r>
           <w:rPr>
@@ -952,7 +952,7 @@
           <w:lang w:eastAsia="en-US"/>
         </w:rPr>
       </w:pPr>
-      <w:hyperlink w:anchor="_Toc230700103" w:history="1">
+      <w:hyperlink w:anchor="_Toc231672376" w:history="1">
         <w:r>
           <w:rPr>
             <w:rStyle w:val="Hyperlink"/>
@@ -979,7 +979,7 @@
             <w:noProof/>
             <w:webHidden/>
           </w:rPr>
-          <w:instrText xml:space="preserve"> PAGEREF _Toc230700103 \h </w:instrText>
+          <w:instrText xml:space="preserve"> PAGEREF _Toc231672376 \h </w:instrText>
         </w:r>
         <w:r>
           <w:rPr>
@@ -1021,7 +1021,7 @@
           <w:lang w:eastAsia="en-US"/>
         </w:rPr>
       </w:pPr>
-      <w:hyperlink w:anchor="_Toc230700104" w:history="1">
+      <w:hyperlink w:anchor="_Toc231672377" w:history="1">
         <w:r>
           <w:rPr>
             <w:rStyle w:val="Hyperlink"/>
@@ -1048,7 +1048,7 @@
             <w:noProof/>
             <w:webHidden/>
           </w:rPr>
-          <w:instrText xml:space="preserve"> PAGEREF _Toc230700104 \h </w:instrText>
+          <w:instrText xml:space="preserve"> PAGEREF _Toc231672377 \h </w:instrText>
         </w:r>
         <w:r>
           <w:rPr>
@@ -1090,7 +1090,7 @@
           <w:lang w:eastAsia="en-US"/>
         </w:rPr>
       </w:pPr>
-      <w:hyperlink w:anchor="_Toc230700105" w:history="1">
+      <w:hyperlink w:anchor="_Toc231672378" w:history="1">
         <w:r>
           <w:rPr>
             <w:rStyle w:val="Hyperlink"/>
@@ -1117,7 +1117,7 @@
             <w:noProof/>
             <w:webHidden/>
           </w:rPr>
-          <w:instrText xml:space="preserve"> PAGEREF _Toc230700105 \h </w:instrText>
+          <w:instrText xml:space="preserve"> PAGEREF _Toc231672378 \h </w:instrText>
         </w:r>
         <w:r>
           <w:rPr>
@@ -1159,7 +1159,7 @@
           <w:lang w:eastAsia="en-US"/>
         </w:rPr>
       </w:pPr>
-      <w:hyperlink w:anchor="_Toc230700106" w:history="1">
+      <w:hyperlink w:anchor="_Toc231672379" w:history="1">
         <w:r>
           <w:rPr>
             <w:rStyle w:val="Hyperlink"/>
@@ -1186,7 +1186,7 @@
             <w:noProof/>
             <w:webHidden/>
           </w:rPr>
-          <w:instrText xml:space="preserve"> PAGEREF _Toc230700106 \h </w:instrText>
+          <w:instrText xml:space="preserve"> PAGEREF _Toc231672379 \h </w:instrText>
         </w:r>
         <w:r>
           <w:rPr>
@@ -1228,7 +1228,7 @@
           <w:lang w:eastAsia="en-US"/>
         </w:rPr>
       </w:pPr>
-      <w:hyperlink w:anchor="_Toc230700107" w:history="1">
+      <w:hyperlink w:anchor="_Toc231672380" w:history="1">
         <w:r>
           <w:rPr>
             <w:rStyle w:val="Hyperlink"/>
@@ -1255,7 +1255,7 @@
             <w:noProof/>
             <w:webHidden/>
           </w:rPr>
-          <w:instrText xml:space="preserve"> PAGEREF _Toc230700107 \h </w:instrText>
+          <w:instrText xml:space="preserve"> PAGEREF _Toc231672380 \h </w:instrText>
         </w:r>
         <w:r>
           <w:rPr>
@@ -1275,7 +1275,7 @@
             <w:noProof/>
             <w:webHidden/>
           </w:rPr>
-          <w:t>8</w:t>
+          <w:t>9</w:t>
         </w:r>
         <w:r>
           <w:rPr>
@@ -1297,7 +1297,7 @@
           <w:lang w:eastAsia="en-US"/>
         </w:rPr>
       </w:pPr>
-      <w:hyperlink w:anchor="_Toc230700108" w:history="1">
+      <w:hyperlink w:anchor="_Toc231672381" w:history="1">
         <w:r>
           <w:rPr>
             <w:rStyle w:val="Hyperlink"/>
@@ -1324,7 +1324,7 @@
             <w:noProof/>
             <w:webHidden/>
           </w:rPr>
-          <w:instrText xml:space="preserve"> PAGEREF _Toc230700108 \h </w:instrText>
+          <w:instrText xml:space="preserve"> PAGEREF _Toc231672381 \h </w:instrText>
         </w:r>
         <w:r>
           <w:rPr>
@@ -1366,7 +1366,7 @@
           <w:lang w:eastAsia="en-US"/>
         </w:rPr>
       </w:pPr>
-      <w:hyperlink w:anchor="_Toc230700109" w:history="1">
+      <w:hyperlink w:anchor="_Toc231672382" w:history="1">
         <w:r>
           <w:rPr>
             <w:rStyle w:val="Hyperlink"/>
@@ -1393,7 +1393,7 @@
             <w:noProof/>
             <w:webHidden/>
           </w:rPr>
-          <w:instrText xml:space="preserve"> PAGEREF _Toc230700109 \h </w:instrText>
+          <w:instrText xml:space="preserve"> PAGEREF _Toc231672382 \h </w:instrText>
         </w:r>
         <w:r>
           <w:rPr>
@@ -1435,7 +1435,7 @@
           <w:lang w:eastAsia="en-US"/>
         </w:rPr>
       </w:pPr>
-      <w:hyperlink w:anchor="_Toc230700110" w:history="1">
+      <w:hyperlink w:anchor="_Toc231672383" w:history="1">
         <w:r>
           <w:rPr>
             <w:rStyle w:val="Hyperlink"/>
@@ -1462,7 +1462,7 @@
             <w:noProof/>
             <w:webHidden/>
           </w:rPr>
-          <w:instrText xml:space="preserve"> PAGEREF _Toc230700110 \h </w:instrText>
+          <w:instrText xml:space="preserve"> PAGEREF _Toc231672383 \h </w:instrText>
         </w:r>
         <w:r>
           <w:rPr>
@@ -1504,7 +1504,7 @@
           <w:lang w:eastAsia="en-US"/>
         </w:rPr>
       </w:pPr>
-      <w:hyperlink w:anchor="_Toc230700111" w:history="1">
+      <w:hyperlink w:anchor="_Toc231672384" w:history="1">
         <w:r>
           <w:rPr>
             <w:rStyle w:val="Hyperlink"/>
@@ -1531,7 +1531,7 @@
             <w:noProof/>
             <w:webHidden/>
           </w:rPr>
-          <w:instrText xml:space="preserve"> PAGEREF _Toc230700111 \h </w:instrText>
+          <w:instrText xml:space="preserve"> PAGEREF _Toc231672384 \h </w:instrText>
         </w:r>
         <w:r>
           <w:rPr>
@@ -1573,13 +1573,13 @@
           <w:lang w:eastAsia="en-US"/>
         </w:rPr>
       </w:pPr>
-      <w:hyperlink w:anchor="_Toc230700112" w:history="1">
+      <w:hyperlink w:anchor="_Toc231672385" w:history="1">
         <w:r>
           <w:rPr>
             <w:rStyle w:val="Hyperlink"/>
             <w:noProof/>
           </w:rPr>
-          <w:t>Merge Development Branch into Release Branch</w:t>
+          <w:t>Merge Development Branch into Main Branch</w:t>
         </w:r>
         <w:r>
           <w:rPr>
@@ -1600,7 +1600,7 @@
             <w:noProof/>
             <w:webHidden/>
           </w:rPr>
-          <w:instrText xml:space="preserve"> PAGEREF _Toc230700112 \h </w:instrText>
+          <w:instrText xml:space="preserve"> PAGEREF _Toc231672385 \h </w:instrText>
         </w:r>
         <w:r>
           <w:rPr>
@@ -1642,7 +1642,7 @@
           <w:lang w:eastAsia="en-US"/>
         </w:rPr>
       </w:pPr>
-      <w:hyperlink w:anchor="_Toc230700113" w:history="1">
+      <w:hyperlink w:anchor="_Toc231672386" w:history="1">
         <w:r>
           <w:rPr>
             <w:rStyle w:val="Hyperlink"/>
@@ -1669,7 +1669,7 @@
             <w:noProof/>
             <w:webHidden/>
           </w:rPr>
-          <w:instrText xml:space="preserve"> PAGEREF _Toc230700113 \h </w:instrText>
+          <w:instrText xml:space="preserve"> PAGEREF _Toc231672386 \h </w:instrText>
         </w:r>
         <w:r>
           <w:rPr>
@@ -1689,7 +1689,7 @@
             <w:noProof/>
             <w:webHidden/>
           </w:rPr>
-          <w:t>11</w:t>
+          <w:t>12</w:t>
         </w:r>
         <w:r>
           <w:rPr>
@@ -1711,7 +1711,7 @@
           <w:lang w:eastAsia="en-US"/>
         </w:rPr>
       </w:pPr>
-      <w:hyperlink w:anchor="_Toc230700114" w:history="1">
+      <w:hyperlink w:anchor="_Toc231672387" w:history="1">
         <w:r>
           <w:rPr>
             <w:rStyle w:val="Hyperlink"/>
@@ -1738,7 +1738,7 @@
             <w:noProof/>
             <w:webHidden/>
           </w:rPr>
-          <w:instrText xml:space="preserve"> PAGEREF _Toc230700114 \h </w:instrText>
+          <w:instrText xml:space="preserve"> PAGEREF _Toc231672387 \h </w:instrText>
         </w:r>
         <w:r>
           <w:rPr>
@@ -1758,7 +1758,7 @@
             <w:noProof/>
             <w:webHidden/>
           </w:rPr>
-          <w:t>11</w:t>
+          <w:t>12</w:t>
         </w:r>
         <w:r>
           <w:rPr>
@@ -1780,7 +1780,7 @@
           <w:lang w:eastAsia="en-US"/>
         </w:rPr>
       </w:pPr>
-      <w:hyperlink w:anchor="_Toc230700115" w:history="1">
+      <w:hyperlink w:anchor="_Toc231672388" w:history="1">
         <w:r>
           <w:rPr>
             <w:rStyle w:val="Hyperlink"/>
@@ -1807,7 +1807,7 @@
             <w:noProof/>
             <w:webHidden/>
           </w:rPr>
-          <w:instrText xml:space="preserve"> PAGEREF _Toc230700115 \h </w:instrText>
+          <w:instrText xml:space="preserve"> PAGEREF _Toc231672388 \h </w:instrText>
         </w:r>
         <w:r>
           <w:rPr>
@@ -1849,7 +1849,7 @@
           <w:lang w:eastAsia="en-US"/>
         </w:rPr>
       </w:pPr>
-      <w:hyperlink w:anchor="_Toc230700116" w:history="1">
+      <w:hyperlink w:anchor="_Toc231672389" w:history="1">
         <w:r>
           <w:rPr>
             <w:rStyle w:val="Hyperlink"/>
@@ -1876,7 +1876,7 @@
             <w:noProof/>
             <w:webHidden/>
           </w:rPr>
-          <w:instrText xml:space="preserve"> PAGEREF _Toc230700116 \h </w:instrText>
+          <w:instrText xml:space="preserve"> PAGEREF _Toc231672389 \h </w:instrText>
         </w:r>
         <w:r>
           <w:rPr>
@@ -1918,7 +1918,7 @@
           <w:lang w:eastAsia="en-US"/>
         </w:rPr>
       </w:pPr>
-      <w:hyperlink w:anchor="_Toc230700117" w:history="1">
+      <w:hyperlink w:anchor="_Toc231672390" w:history="1">
         <w:r>
           <w:rPr>
             <w:rStyle w:val="Hyperlink"/>
@@ -1941,7 +1941,7 @@
           <w:rPr>
             <w:webHidden/>
           </w:rPr>
-          <w:instrText xml:space="preserve"> PAGEREF _Toc230700117 \h </w:instrText>
+          <w:instrText xml:space="preserve"> PAGEREF _Toc231672390 \h </w:instrText>
         </w:r>
         <w:r>
           <w:rPr>
@@ -1979,7 +1979,7 @@
           <w:lang w:eastAsia="en-US"/>
         </w:rPr>
       </w:pPr>
-      <w:hyperlink w:anchor="_Toc230700118" w:history="1">
+      <w:hyperlink w:anchor="_Toc231672391" w:history="1">
         <w:r>
           <w:rPr>
             <w:rStyle w:val="Hyperlink"/>
@@ -2006,7 +2006,7 @@
             <w:noProof/>
             <w:webHidden/>
           </w:rPr>
-          <w:instrText xml:space="preserve"> PAGEREF _Toc230700118 \h </w:instrText>
+          <w:instrText xml:space="preserve"> PAGEREF _Toc231672391 \h </w:instrText>
         </w:r>
         <w:r>
           <w:rPr>
@@ -2048,7 +2048,7 @@
           <w:lang w:eastAsia="en-US"/>
         </w:rPr>
       </w:pPr>
-      <w:hyperlink w:anchor="_Toc230700119" w:history="1">
+      <w:hyperlink w:anchor="_Toc231672392" w:history="1">
         <w:r>
           <w:rPr>
             <w:rStyle w:val="Hyperlink"/>
@@ -2075,7 +2075,7 @@
             <w:noProof/>
             <w:webHidden/>
           </w:rPr>
-          <w:instrText xml:space="preserve"> PAGEREF _Toc230700119 \h </w:instrText>
+          <w:instrText xml:space="preserve"> PAGEREF _Toc231672392 \h </w:instrText>
         </w:r>
         <w:r>
           <w:rPr>
@@ -2117,7 +2117,7 @@
           <w:lang w:eastAsia="en-US"/>
         </w:rPr>
       </w:pPr>
-      <w:hyperlink w:anchor="_Toc230700120" w:history="1">
+      <w:hyperlink w:anchor="_Toc231672393" w:history="1">
         <w:r>
           <w:rPr>
             <w:rStyle w:val="Hyperlink"/>
@@ -2144,7 +2144,7 @@
             <w:noProof/>
             <w:webHidden/>
           </w:rPr>
-          <w:instrText xml:space="preserve"> PAGEREF _Toc230700120 \h </w:instrText>
+          <w:instrText xml:space="preserve"> PAGEREF _Toc231672393 \h </w:instrText>
         </w:r>
         <w:r>
           <w:rPr>
@@ -2186,7 +2186,7 @@
           <w:lang w:eastAsia="en-US"/>
         </w:rPr>
       </w:pPr>
-      <w:hyperlink w:anchor="_Toc230700121" w:history="1">
+      <w:hyperlink w:anchor="_Toc231672394" w:history="1">
         <w:r>
           <w:rPr>
             <w:rStyle w:val="Hyperlink"/>
@@ -2213,7 +2213,7 @@
             <w:noProof/>
             <w:webHidden/>
           </w:rPr>
-          <w:instrText xml:space="preserve"> PAGEREF _Toc230700121 \h </w:instrText>
+          <w:instrText xml:space="preserve"> PAGEREF _Toc231672394 \h </w:instrText>
         </w:r>
         <w:r>
           <w:rPr>
@@ -2255,7 +2255,7 @@
           <w:lang w:eastAsia="en-US"/>
         </w:rPr>
       </w:pPr>
-      <w:hyperlink w:anchor="_Toc230700122" w:history="1">
+      <w:hyperlink w:anchor="_Toc231672395" w:history="1">
         <w:r>
           <w:rPr>
             <w:rStyle w:val="Hyperlink"/>
@@ -2282,7 +2282,7 @@
             <w:noProof/>
             <w:webHidden/>
           </w:rPr>
-          <w:instrText xml:space="preserve"> PAGEREF _Toc230700122 \h </w:instrText>
+          <w:instrText xml:space="preserve"> PAGEREF _Toc231672395 \h </w:instrText>
         </w:r>
         <w:r>
           <w:rPr>
@@ -2324,7 +2324,7 @@
           <w:lang w:eastAsia="en-US"/>
         </w:rPr>
       </w:pPr>
-      <w:hyperlink w:anchor="_Toc230700123" w:history="1">
+      <w:hyperlink w:anchor="_Toc231672396" w:history="1">
         <w:r>
           <w:rPr>
             <w:rStyle w:val="Hyperlink"/>
@@ -2351,7 +2351,7 @@
             <w:noProof/>
             <w:webHidden/>
           </w:rPr>
-          <w:instrText xml:space="preserve"> PAGEREF _Toc230700123 \h </w:instrText>
+          <w:instrText xml:space="preserve"> PAGEREF _Toc231672396 \h </w:instrText>
         </w:r>
         <w:r>
           <w:rPr>
@@ -2393,7 +2393,7 @@
           <w:lang w:eastAsia="en-US"/>
         </w:rPr>
       </w:pPr>
-      <w:hyperlink w:anchor="_Toc230700124" w:history="1">
+      <w:hyperlink w:anchor="_Toc231672397" w:history="1">
         <w:r>
           <w:rPr>
             <w:rStyle w:val="Hyperlink"/>
@@ -2420,7 +2420,7 @@
             <w:noProof/>
             <w:webHidden/>
           </w:rPr>
-          <w:instrText xml:space="preserve"> PAGEREF _Toc230700124 \h </w:instrText>
+          <w:instrText xml:space="preserve"> PAGEREF _Toc231672397 \h </w:instrText>
         </w:r>
         <w:r>
           <w:rPr>
@@ -2440,7 +2440,7 @@
             <w:noProof/>
             <w:webHidden/>
           </w:rPr>
-          <w:t>14</w:t>
+          <w:t>15</w:t>
         </w:r>
         <w:r>
           <w:rPr>
@@ -2462,7 +2462,7 @@
           <w:lang w:eastAsia="en-US"/>
         </w:rPr>
       </w:pPr>
-      <w:hyperlink w:anchor="_Toc230700125" w:history="1">
+      <w:hyperlink w:anchor="_Toc231672398" w:history="1">
         <w:r>
           <w:rPr>
             <w:rStyle w:val="Hyperlink"/>
@@ -2489,7 +2489,7 @@
             <w:noProof/>
             <w:webHidden/>
           </w:rPr>
-          <w:instrText xml:space="preserve"> PAGEREF _Toc230700125 \h </w:instrText>
+          <w:instrText xml:space="preserve"> PAGEREF _Toc231672398 \h </w:instrText>
         </w:r>
         <w:r>
           <w:rPr>
@@ -2531,7 +2531,7 @@
           <w:lang w:eastAsia="en-US"/>
         </w:rPr>
       </w:pPr>
-      <w:hyperlink w:anchor="_Toc230700126" w:history="1">
+      <w:hyperlink w:anchor="_Toc231672399" w:history="1">
         <w:r>
           <w:rPr>
             <w:rStyle w:val="Hyperlink"/>
@@ -2558,7 +2558,7 @@
             <w:noProof/>
             <w:webHidden/>
           </w:rPr>
-          <w:instrText xml:space="preserve"> PAGEREF _Toc230700126 \h </w:instrText>
+          <w:instrText xml:space="preserve"> PAGEREF _Toc231672399 \h </w:instrText>
         </w:r>
         <w:r>
           <w:rPr>
@@ -2600,7 +2600,7 @@
           <w:lang w:eastAsia="en-US"/>
         </w:rPr>
       </w:pPr>
-      <w:hyperlink w:anchor="_Toc230700127" w:history="1">
+      <w:hyperlink w:anchor="_Toc231672400" w:history="1">
         <w:r>
           <w:rPr>
             <w:rStyle w:val="Hyperlink"/>
@@ -2627,7 +2627,7 @@
             <w:noProof/>
             <w:webHidden/>
           </w:rPr>
-          <w:instrText xml:space="preserve"> PAGEREF _Toc230700127 \h </w:instrText>
+          <w:instrText xml:space="preserve"> PAGEREF _Toc231672400 \h </w:instrText>
         </w:r>
         <w:r>
           <w:rPr>
@@ -2647,7 +2647,7 @@
             <w:noProof/>
             <w:webHidden/>
           </w:rPr>
-          <w:t>15</w:t>
+          <w:t>16</w:t>
         </w:r>
         <w:r>
           <w:rPr>
@@ -2669,7 +2669,7 @@
           <w:lang w:eastAsia="en-US"/>
         </w:rPr>
       </w:pPr>
-      <w:hyperlink w:anchor="_Toc230700128" w:history="1">
+      <w:hyperlink w:anchor="_Toc231672401" w:history="1">
         <w:r>
           <w:rPr>
             <w:rStyle w:val="Hyperlink"/>
@@ -2696,7 +2696,7 @@
             <w:noProof/>
             <w:webHidden/>
           </w:rPr>
-          <w:instrText xml:space="preserve"> PAGEREF _Toc230700128 \h </w:instrText>
+          <w:instrText xml:space="preserve"> PAGEREF _Toc231672401 \h </w:instrText>
         </w:r>
         <w:r>
           <w:rPr>
@@ -2716,7 +2716,7 @@
             <w:noProof/>
             <w:webHidden/>
           </w:rPr>
-          <w:t>15</w:t>
+          <w:t>16</w:t>
         </w:r>
         <w:r>
           <w:rPr>
@@ -2738,7 +2738,7 @@
           <w:lang w:eastAsia="en-US"/>
         </w:rPr>
       </w:pPr>
-      <w:hyperlink w:anchor="_Toc230700129" w:history="1">
+      <w:hyperlink w:anchor="_Toc231672402" w:history="1">
         <w:r>
           <w:rPr>
             <w:rStyle w:val="Hyperlink"/>
@@ -2761,7 +2761,7 @@
           <w:rPr>
             <w:webHidden/>
           </w:rPr>
-          <w:instrText xml:space="preserve"> PAGEREF _Toc230700129 \h </w:instrText>
+          <w:instrText xml:space="preserve"> PAGEREF _Toc231672402 \h </w:instrText>
         </w:r>
         <w:r>
           <w:rPr>
@@ -2799,7 +2799,7 @@
           <w:lang w:eastAsia="en-US"/>
         </w:rPr>
       </w:pPr>
-      <w:hyperlink w:anchor="_Toc230700130" w:history="1">
+      <w:hyperlink w:anchor="_Toc231672403" w:history="1">
         <w:r>
           <w:rPr>
             <w:rStyle w:val="Hyperlink"/>
@@ -2826,7 +2826,7 @@
             <w:noProof/>
             <w:webHidden/>
           </w:rPr>
-          <w:instrText xml:space="preserve"> PAGEREF _Toc230700130 \h </w:instrText>
+          <w:instrText xml:space="preserve"> PAGEREF _Toc231672403 \h </w:instrText>
         </w:r>
         <w:r>
           <w:rPr>
@@ -2879,7 +2879,7 @@
       <w:pPr>
         <w:pStyle w:val="Heading1"/>
       </w:pPr>
-      <w:bookmarkStart w:id="0" w:name="_Toc230700091"/>
+      <w:bookmarkStart w:id="0" w:name="_Toc231672364"/>
       <w:r>
         <w:lastRenderedPageBreak/>
         <w:t>Source Control</w:t>
@@ -2891,7 +2891,21 @@
         <w:pStyle w:val="Body-Text"/>
       </w:pPr>
       <w:r>
-        <w:t xml:space="preserve">Source code version control for the TaxTools is implemented using Git and GitHub. Git is a distributed version control system originally developed for the Linux kernel, but </w:t>
+        <w:t>The project name, the repository name, and the folder name that contain the source code for the Tax Planning Tools is “TaxTools”. Therefore, you will frequently see the name “TaxTools” used to refer to the Tax Planning Tools in this document.</w:t>
+      </w:r>
+    </w:p>
+    <w:p>
+      <w:pPr>
+        <w:pStyle w:val="Body-Text"/>
+      </w:pPr>
+      <w:r>
+        <w:t xml:space="preserve">Source code version control for the </w:t>
+      </w:r>
+      <w:r>
+        <w:t>Tax Planning Tools</w:t>
+      </w:r>
+      <w:r>
+        <w:t xml:space="preserve"> is implemented using Git and GitHub. Git is a distributed version control system originally developed for the Linux kernel, but </w:t>
       </w:r>
       <w:r>
         <w:t>can be</w:t>
@@ -2966,7 +2980,7 @@
       <w:pPr>
         <w:pStyle w:val="Heading2"/>
       </w:pPr>
-      <w:bookmarkStart w:id="1" w:name="_Toc230700092"/>
+      <w:bookmarkStart w:id="1" w:name="_Toc231672365"/>
       <w:r>
         <w:t>Repositories</w:t>
       </w:r>
@@ -3055,7 +3069,13 @@
         <w:pStyle w:val="Body-Text"/>
       </w:pPr>
       <w:r>
-        <w:t xml:space="preserve">This is the case for TaxTools. The main repository for TaxTools is hosted on GitHub at </w:t>
+        <w:t xml:space="preserve">This is the case for </w:t>
+      </w:r>
+      <w:r>
+        <w:t>the Tax Planning Tools</w:t>
+      </w:r>
+      <w:r>
+        <w:t xml:space="preserve">. The main repository is hosted on GitHub at </w:t>
       </w:r>
       <w:r>
         <w:rPr>
@@ -3070,7 +3090,13 @@
         <w:t xml:space="preserve"> </w:t>
       </w:r>
       <w:r>
-        <w:t xml:space="preserve">To work on TaxTools, you start by </w:t>
+        <w:t xml:space="preserve">To work on </w:t>
+      </w:r>
+      <w:r>
+        <w:t>the Tax Planning Tools</w:t>
+      </w:r>
+      <w:r>
+        <w:t xml:space="preserve">, you start by </w:t>
       </w:r>
       <w:r>
         <w:t xml:space="preserve">cloning </w:t>
@@ -3176,7 +3202,7 @@
       <w:pPr>
         <w:pStyle w:val="Heading3"/>
       </w:pPr>
-      <w:bookmarkStart w:id="2" w:name="_Toc230700093"/>
+      <w:bookmarkStart w:id="2" w:name="_Toc231672366"/>
       <w:r>
         <w:t>Authentication</w:t>
       </w:r>
@@ -3211,7 +3237,19 @@
         <w:rPr>
           <w:lang w:eastAsia="ar-SA"/>
         </w:rPr>
-        <w:t xml:space="preserve"> The TaxTools repository is a public repository, so you can read from the repository</w:t>
+        <w:t xml:space="preserve"> The </w:t>
+      </w:r>
+      <w:r>
+        <w:rPr>
+          <w:lang w:eastAsia="ar-SA"/>
+        </w:rPr>
+        <w:t>Tax Planning Tools</w:t>
+      </w:r>
+      <w:r>
+        <w:rPr>
+          <w:lang w:eastAsia="ar-SA"/>
+        </w:rPr>
+        <w:t xml:space="preserve"> repository is a public repository, so you can read from the repository</w:t>
       </w:r>
       <w:r>
         <w:rPr>
@@ -3253,7 +3291,19 @@
         <w:rPr>
           <w:lang w:eastAsia="ar-SA"/>
         </w:rPr>
-        <w:t>You can access the TaxTools repository using the following HTTPS URL.</w:t>
+        <w:t xml:space="preserve">You can access the </w:t>
+      </w:r>
+      <w:r>
+        <w:rPr>
+          <w:lang w:eastAsia="ar-SA"/>
+        </w:rPr>
+        <w:t>Tax Planning Tools</w:t>
+      </w:r>
+      <w:r>
+        <w:rPr>
+          <w:lang w:eastAsia="ar-SA"/>
+        </w:rPr>
+        <w:t xml:space="preserve"> repository using the following HTTPS URL.</w:t>
       </w:r>
     </w:p>
     <w:p>
@@ -3352,7 +3402,6 @@
         </w:numPr>
       </w:pPr>
       <w:r>
-        <w:lastRenderedPageBreak/>
         <w:t xml:space="preserve">Execute the </w:t>
       </w:r>
       <w:proofErr w:type="spellStart"/>
@@ -3561,7 +3610,7 @@
       <w:pPr>
         <w:pStyle w:val="Heading2"/>
       </w:pPr>
-      <w:bookmarkStart w:id="3" w:name="_Toc230700094"/>
+      <w:bookmarkStart w:id="3" w:name="_Toc231672367"/>
       <w:r>
         <w:t>Branches</w:t>
       </w:r>
@@ -3603,7 +3652,13 @@
         <w:pStyle w:val="Body-Text"/>
       </w:pPr>
       <w:r>
-        <w:t>The TaxTools repository contains two branches.</w:t>
+        <w:t xml:space="preserve">The </w:t>
+      </w:r>
+      <w:r>
+        <w:t>Tax Planning Tools</w:t>
+      </w:r>
+      <w:r>
+        <w:t xml:space="preserve"> repository contains two branches.</w:t>
       </w:r>
       <w:r>
         <w:t xml:space="preserve"> </w:t>
@@ -3633,7 +3688,10 @@
         <w:t xml:space="preserve">currently </w:t>
       </w:r>
       <w:r>
-        <w:t>released version of TaxTools</w:t>
+        <w:t xml:space="preserve">released version of </w:t>
+      </w:r>
+      <w:r>
+        <w:t>the Tax Planning Tools</w:t>
       </w:r>
       <w:r>
         <w:t>.</w:t>
@@ -3800,7 +3858,7 @@
       <w:pPr>
         <w:pStyle w:val="Heading2"/>
       </w:pPr>
-      <w:bookmarkStart w:id="4" w:name="_Toc230700095"/>
+      <w:bookmarkStart w:id="4" w:name="_Toc231672368"/>
       <w:r>
         <w:t>Creat</w:t>
       </w:r>
@@ -3817,10 +3875,28 @@
         <w:pStyle w:val="Body-Text"/>
       </w:pPr>
       <w:r>
-        <w:t xml:space="preserve">Initially, TaxTools consisted of a local directory that contained all of the source code for the tax tools. This section describes the steps that were used to create the main repository for TaxTools on GitHub from the original source code. </w:t>
-      </w:r>
-      <w:r>
-        <w:t>This is for information only since TaxTools has already be</w:t>
+        <w:t xml:space="preserve">Initially, </w:t>
+      </w:r>
+      <w:r>
+        <w:t>the Tax Planning Tools</w:t>
+      </w:r>
+      <w:r>
+        <w:t xml:space="preserve"> consisted of a local directory that contained all of the source code for the tools. This section describes the steps that were used to create the main repository on GitHub from the original source code. </w:t>
+      </w:r>
+      <w:r>
+        <w:t xml:space="preserve">This is for information only since </w:t>
+      </w:r>
+      <w:r>
+        <w:t>the Tax Planning Tools</w:t>
+      </w:r>
+      <w:r>
+        <w:t xml:space="preserve"> ha</w:t>
+      </w:r>
+      <w:r>
+        <w:t>ve</w:t>
+      </w:r>
+      <w:r>
+        <w:t xml:space="preserve"> already be</w:t>
       </w:r>
       <w:r>
         <w:t>en</w:t>
@@ -3921,6 +3997,7 @@
         <w:ind w:left="1800"/>
       </w:pPr>
       <w:r>
+        <w:lastRenderedPageBreak/>
         <w:t>Go to</w:t>
       </w:r>
       <w:r>
@@ -3966,7 +4043,6 @@
         <w:spacing w:after="0"/>
       </w:pPr>
       <w:r>
-        <w:lastRenderedPageBreak/>
         <w:t>Enter the account password.</w:t>
       </w:r>
     </w:p>
@@ -4634,6 +4710,7 @@
         </w:numPr>
       </w:pPr>
       <w:r>
+        <w:lastRenderedPageBreak/>
         <w:t xml:space="preserve">Add the source </w:t>
       </w:r>
       <w:r>
@@ -4710,7 +4787,6 @@
         <w:pStyle w:val="SourceCode"/>
       </w:pPr>
       <w:r>
-        <w:lastRenderedPageBreak/>
         <w:t xml:space="preserve">$ </w:t>
       </w:r>
       <w:proofErr w:type="spellStart"/>
@@ -4806,7 +4882,13 @@
         </w:numPr>
       </w:pPr>
       <w:r>
-        <w:t>Mark the current version of TaxTools in the main branch with the release number.</w:t>
+        <w:t xml:space="preserve">Mark the current version of </w:t>
+      </w:r>
+      <w:r>
+        <w:t>the Tax Planning Tools</w:t>
+      </w:r>
+      <w:r>
+        <w:t xml:space="preserve"> in the main branch with the release number.</w:t>
       </w:r>
     </w:p>
     <w:p>
@@ -5405,7 +5487,13 @@
         <w:t>.</w:t>
       </w:r>
       <w:r>
-        <w:t xml:space="preserve"> The origin is still set to the TaxTools repository on GitHub.</w:t>
+        <w:t xml:space="preserve"> The origin is still set to </w:t>
+      </w:r>
+      <w:r>
+        <w:t>the Tax Planning Tools</w:t>
+      </w:r>
+      <w:r>
+        <w:t xml:space="preserve"> repository on GitHub.</w:t>
       </w:r>
     </w:p>
     <w:p>
@@ -5451,7 +5539,7 @@
       <w:pPr>
         <w:pStyle w:val="Heading2"/>
       </w:pPr>
-      <w:bookmarkStart w:id="5" w:name="_Toc230700096"/>
+      <w:bookmarkStart w:id="5" w:name="_Toc231672369"/>
       <w:r>
         <w:t xml:space="preserve">Using Git </w:t>
       </w:r>
@@ -5459,7 +5547,10 @@
         <w:t>with</w:t>
       </w:r>
       <w:r>
-        <w:t xml:space="preserve"> TaxTools</w:t>
+        <w:t xml:space="preserve"> </w:t>
+      </w:r>
+      <w:r>
+        <w:t>the Tax Planning Tools</w:t>
       </w:r>
       <w:bookmarkEnd w:id="5"/>
     </w:p>
@@ -5467,7 +5558,7 @@
       <w:pPr>
         <w:pStyle w:val="Heading3"/>
       </w:pPr>
-      <w:bookmarkStart w:id="6" w:name="_Toc230700097"/>
+      <w:bookmarkStart w:id="6" w:name="_Toc231672370"/>
       <w:r>
         <w:t>Configuration</w:t>
       </w:r>
@@ -5621,6 +5712,7 @@
         <w:rPr>
           <w:lang w:eastAsia="ar-SA"/>
         </w:rPr>
+        <w:lastRenderedPageBreak/>
         <w:t>User</w:t>
       </w:r>
       <w:r>
@@ -5701,7 +5793,6 @@
         <w:pStyle w:val="Heading4"/>
       </w:pPr>
       <w:r>
-        <w:lastRenderedPageBreak/>
         <w:t>User Settings</w:t>
       </w:r>
     </w:p>
@@ -6130,7 +6221,7 @@
       <w:pPr>
         <w:pStyle w:val="Heading3"/>
       </w:pPr>
-      <w:bookmarkStart w:id="7" w:name="_Toc230700098"/>
+      <w:bookmarkStart w:id="7" w:name="_Toc231672371"/>
       <w:r>
         <w:t>Create</w:t>
       </w:r>
@@ -6153,7 +6244,31 @@
         <w:rPr>
           <w:lang w:eastAsia="ar-SA"/>
         </w:rPr>
-        <w:t>Since TaxTools is available on GitHub</w:t>
+        <w:t xml:space="preserve">Since </w:t>
+      </w:r>
+      <w:r>
+        <w:rPr>
+          <w:lang w:eastAsia="ar-SA"/>
+        </w:rPr>
+        <w:t>the Tax Planning Tools</w:t>
+      </w:r>
+      <w:r>
+        <w:rPr>
+          <w:lang w:eastAsia="ar-SA"/>
+        </w:rPr>
+        <w:t xml:space="preserve"> </w:t>
+      </w:r>
+      <w:r>
+        <w:rPr>
+          <w:lang w:eastAsia="ar-SA"/>
+        </w:rPr>
+        <w:t>are</w:t>
+      </w:r>
+      <w:r>
+        <w:rPr>
+          <w:lang w:eastAsia="ar-SA"/>
+        </w:rPr>
+        <w:t xml:space="preserve"> available on GitHub</w:t>
       </w:r>
       <w:r>
         <w:rPr>
@@ -6162,7 +6277,7 @@
         <w:t xml:space="preserve">, you can make a local copy of the </w:t>
       </w:r>
       <w:r>
-        <w:t xml:space="preserve">TaxTools repository (i.e., source code </w:t>
+        <w:t xml:space="preserve">repository (i.e., source code </w:t>
       </w:r>
       <w:r>
         <w:t>+</w:t>
@@ -6321,7 +6436,7 @@
       <w:pPr>
         <w:pStyle w:val="Heading3"/>
       </w:pPr>
-      <w:bookmarkStart w:id="8" w:name="_Toc230700099"/>
+      <w:bookmarkStart w:id="8" w:name="_Toc231672372"/>
       <w:r>
         <w:t>Create</w:t>
       </w:r>
@@ -6335,7 +6450,13 @@
         <w:pStyle w:val="Body-Text"/>
       </w:pPr>
       <w:r>
-        <w:t>Once you have a local copy of the TaxTools repository</w:t>
+        <w:t xml:space="preserve">Once you have a local copy of </w:t>
+      </w:r>
+      <w:r>
+        <w:t>the Tax Planning Tools</w:t>
+      </w:r>
+      <w:r>
+        <w:t xml:space="preserve"> repository</w:t>
       </w:r>
       <w:r>
         <w:t>, you can make changes to the files</w:t>
@@ -6350,7 +6471,7 @@
         <w:t xml:space="preserve"> you will not be able push your changes to the remote repository so others can see them until you have a GitHub account and have been </w:t>
       </w:r>
       <w:r>
-        <w:t>added as a “collaborator” on the TaxTools repository on GitHub.</w:t>
+        <w:t>added as a “collaborator” on the repository on GitHub.</w:t>
       </w:r>
     </w:p>
     <w:p>
@@ -6389,7 +6510,7 @@
         <w:t>Ask</w:t>
       </w:r>
       <w:r>
-        <w:t xml:space="preserve"> the owner of the TaxTools repository on GitHub</w:t>
+        <w:t xml:space="preserve"> the owner of the repository on GitHub</w:t>
       </w:r>
       <w:r>
         <w:t xml:space="preserve"> to</w:t>
@@ -6398,40 +6519,25 @@
         <w:t xml:space="preserve"> </w:t>
       </w:r>
       <w:r>
-        <w:t>be added as a collaborator on</w:t>
-      </w:r>
-      <w:r>
-        <w:t xml:space="preserve"> the</w:t>
-      </w:r>
-      <w:r>
-        <w:t xml:space="preserve"> TaxTools </w:t>
+        <w:t>be added as a collaborator. The repository owner will need you</w:t>
       </w:r>
       <w:r>
         <w:t>r</w:t>
       </w:r>
       <w:r>
-        <w:t>epository</w:t>
-      </w:r>
-      <w:r>
-        <w:t>. The repository owner will need you</w:t>
+        <w:t xml:space="preserve"> GitHub account name. The owner can add you</w:t>
       </w:r>
       <w:r>
         <w:t>r</w:t>
       </w:r>
       <w:r>
-        <w:t xml:space="preserve"> GitHub account name. The owner can add you</w:t>
-      </w:r>
-      <w:r>
-        <w:t>r</w:t>
-      </w:r>
-      <w:r>
         <w:t xml:space="preserve"> account as a collaborator </w:t>
       </w:r>
       <w:r>
         <w:t xml:space="preserve">by going to the </w:t>
       </w:r>
       <w:r>
-        <w:t>TaxTools repository</w:t>
+        <w:t>repository</w:t>
       </w:r>
       <w:r>
         <w:t xml:space="preserve"> </w:t>
@@ -6456,7 +6562,7 @@
       <w:pPr>
         <w:pStyle w:val="Heading3"/>
       </w:pPr>
-      <w:bookmarkStart w:id="9" w:name="_Toc230700100"/>
+      <w:bookmarkStart w:id="9" w:name="_Toc231672373"/>
       <w:r>
         <w:t>Synchronize with Remote Repository</w:t>
       </w:r>
@@ -6470,7 +6576,19 @@
         <w:rPr>
           <w:lang w:eastAsia="ar-SA"/>
         </w:rPr>
-        <w:t xml:space="preserve">Before you make a change to the TaxTools source code, you want to make sure your local repository contains the most up to date version of the source code file. </w:t>
+        <w:t xml:space="preserve">Before you make a change to </w:t>
+      </w:r>
+      <w:r>
+        <w:rPr>
+          <w:lang w:eastAsia="ar-SA"/>
+        </w:rPr>
+        <w:t>the Tax Planning Tools</w:t>
+      </w:r>
+      <w:r>
+        <w:rPr>
+          <w:lang w:eastAsia="ar-SA"/>
+        </w:rPr>
+        <w:t xml:space="preserve"> source code, you want to make sure your local repository contains the most up to date version of the source code file. </w:t>
       </w:r>
       <w:r>
         <w:rPr>
@@ -6566,7 +6684,7 @@
       <w:pPr>
         <w:pStyle w:val="Heading3"/>
       </w:pPr>
-      <w:bookmarkStart w:id="10" w:name="_Toc230700101"/>
+      <w:bookmarkStart w:id="10" w:name="_Toc231672374"/>
       <w:r>
         <w:t>Get Status</w:t>
       </w:r>
@@ -6721,6 +6839,7 @@
         <w:pStyle w:val="Heading4"/>
       </w:pPr>
       <w:r>
+        <w:lastRenderedPageBreak/>
         <w:t>Example</w:t>
       </w:r>
     </w:p>
@@ -6760,7 +6879,6 @@
         <w:pStyle w:val="SourceCode"/>
       </w:pPr>
       <w:r>
-        <w:lastRenderedPageBreak/>
         <w:t xml:space="preserve">$ </w:t>
       </w:r>
       <w:proofErr w:type="spellStart"/>
@@ -7037,7 +7155,7 @@
       <w:pPr>
         <w:pStyle w:val="Heading3"/>
       </w:pPr>
-      <w:bookmarkStart w:id="11" w:name="_Toc230700102"/>
+      <w:bookmarkStart w:id="11" w:name="_Toc231672375"/>
       <w:r>
         <w:t>Select a Branch</w:t>
       </w:r>
@@ -7700,7 +7818,7 @@
       <w:pPr>
         <w:pStyle w:val="Heading3"/>
       </w:pPr>
-      <w:bookmarkStart w:id="12" w:name="_Toc230700103"/>
+      <w:bookmarkStart w:id="12" w:name="_Toc231672376"/>
       <w:r>
         <w:t>Create a New Branch</w:t>
       </w:r>
@@ -7731,6 +7849,7 @@
         <w:pStyle w:val="Body-Text"/>
       </w:pPr>
       <w:r>
+        <w:lastRenderedPageBreak/>
         <w:t>You can c</w:t>
       </w:r>
       <w:r>
@@ -7876,7 +7995,7 @@
       <w:pPr>
         <w:pStyle w:val="Heading3"/>
       </w:pPr>
-      <w:bookmarkStart w:id="13" w:name="_Toc230700104"/>
+      <w:bookmarkStart w:id="13" w:name="_Toc231672377"/>
       <w:r>
         <w:t>Add</w:t>
       </w:r>
@@ -8113,7 +8232,7 @@
       <w:pPr>
         <w:pStyle w:val="Heading3"/>
       </w:pPr>
-      <w:bookmarkStart w:id="14" w:name="_Toc230700105"/>
+      <w:bookmarkStart w:id="14" w:name="_Toc231672378"/>
       <w:r>
         <w:t>Delete a file</w:t>
       </w:r>
@@ -8252,7 +8371,7 @@
       <w:pPr>
         <w:pStyle w:val="Heading3"/>
       </w:pPr>
-      <w:bookmarkStart w:id="15" w:name="_Toc230700106"/>
+      <w:bookmarkStart w:id="15" w:name="_Toc231672379"/>
       <w:r>
         <w:t>Change a File</w:t>
       </w:r>
@@ -8563,8 +8682,9 @@
       <w:pPr>
         <w:pStyle w:val="Heading3"/>
       </w:pPr>
-      <w:bookmarkStart w:id="16" w:name="_Toc230700107"/>
-      <w:r>
+      <w:bookmarkStart w:id="16" w:name="_Toc231672380"/>
+      <w:r>
+        <w:lastRenderedPageBreak/>
         <w:t>Stage a File</w:t>
       </w:r>
       <w:bookmarkEnd w:id="16"/>
@@ -8675,7 +8795,6 @@
         </w:rPr>
       </w:pPr>
       <w:r>
-        <w:lastRenderedPageBreak/>
         <w:t xml:space="preserve">$ </w:t>
       </w:r>
       <w:proofErr w:type="spellStart"/>
@@ -8950,7 +9069,7 @@
       <w:pPr>
         <w:pStyle w:val="Heading3"/>
       </w:pPr>
-      <w:bookmarkStart w:id="17" w:name="_Toc230700108"/>
+      <w:bookmarkStart w:id="17" w:name="_Toc231672381"/>
       <w:r>
         <w:t xml:space="preserve">Commit a </w:t>
       </w:r>
@@ -9081,7 +9200,7 @@
       <w:pPr>
         <w:pStyle w:val="Heading3"/>
       </w:pPr>
-      <w:bookmarkStart w:id="18" w:name="_Toc230700109"/>
+      <w:bookmarkStart w:id="18" w:name="_Toc231672382"/>
       <w:r>
         <w:t>Push Changes to the Remote Repository</w:t>
       </w:r>
@@ -9098,7 +9217,19 @@
         <w:rPr>
           <w:lang w:eastAsia="ar-SA"/>
         </w:rPr>
-        <w:t xml:space="preserve">The repository on GitHub is considered the master repository. While Git is capable of distributed source management, it is common for a central repository to be used as a collection point for all changes and for making official releases. For TaxTools, the TaxTools repository on GitHub is that repository. The </w:t>
+        <w:t xml:space="preserve">The repository on GitHub is considered the master repository. While Git is capable of distributed source management, it is common for a central repository to be used as a collection point for all changes and for making official releases. For </w:t>
+      </w:r>
+      <w:r>
+        <w:rPr>
+          <w:lang w:eastAsia="ar-SA"/>
+        </w:rPr>
+        <w:t>the Tax Planning Tools</w:t>
+      </w:r>
+      <w:r>
+        <w:rPr>
+          <w:lang w:eastAsia="ar-SA"/>
+        </w:rPr>
+        <w:t xml:space="preserve">, the repository on GitHub is that repository. The </w:t>
       </w:r>
       <w:r>
         <w:rPr>
@@ -9140,7 +9271,7 @@
         <w:rPr>
           <w:lang w:eastAsia="ar-SA"/>
         </w:rPr>
-        <w:t>ote repository” refers to the TaxTools repository on GitHub.</w:t>
+        <w:t>ote repository” refers to the repository on GitHub.</w:t>
       </w:r>
     </w:p>
     <w:p>
@@ -9220,7 +9351,7 @@
       <w:pPr>
         <w:pStyle w:val="Heading3"/>
       </w:pPr>
-      <w:bookmarkStart w:id="19" w:name="_Toc230700110"/>
+      <w:bookmarkStart w:id="19" w:name="_Toc231672383"/>
       <w:r>
         <w:t>Make a Change</w:t>
       </w:r>
@@ -9424,6 +9555,7 @@
         <w:ind w:left="1800"/>
       </w:pPr>
       <w:r>
+        <w:lastRenderedPageBreak/>
         <w:t>Edit the files</w:t>
       </w:r>
       <w:r>
@@ -9730,14 +9862,26 @@
       </w:r>
       <w:proofErr w:type="spellEnd"/>
       <w:r>
-        <w:t xml:space="preserve"> and push the TaxTools folder to the web.</w:t>
+        <w:t xml:space="preserve"> and push </w:t>
+      </w:r>
+      <w:r>
+        <w:t xml:space="preserve">the </w:t>
+      </w:r>
+      <w:r>
+        <w:t>folder</w:t>
+      </w:r>
+      <w:r>
+        <w:t xml:space="preserve"> with the Tax Planning Tools</w:t>
+      </w:r>
+      <w:r>
+        <w:t xml:space="preserve"> to the web.</w:t>
       </w:r>
     </w:p>
     <w:p>
       <w:pPr>
         <w:pStyle w:val="Heading3"/>
       </w:pPr>
-      <w:bookmarkStart w:id="20" w:name="_Toc230700111"/>
+      <w:bookmarkStart w:id="20" w:name="_Toc231672384"/>
       <w:r>
         <w:t>Make Change to Main Branch</w:t>
       </w:r>
@@ -10048,12 +10192,12 @@
       <w:pPr>
         <w:pStyle w:val="Heading3"/>
       </w:pPr>
-      <w:bookmarkStart w:id="21" w:name="_Toc230700112"/>
+      <w:bookmarkStart w:id="21" w:name="_Toc231672385"/>
       <w:r>
         <w:t xml:space="preserve">Merge Development Branch into </w:t>
       </w:r>
       <w:r>
-        <w:t>Release</w:t>
+        <w:t>Main</w:t>
       </w:r>
       <w:r>
         <w:t xml:space="preserve"> Branch</w:t>
@@ -10071,7 +10215,31 @@
         <w:rPr>
           <w:lang w:eastAsia="ar-SA"/>
         </w:rPr>
-        <w:t>Merging the development branch into the main branch creates a new release of TaxTools. The head of the main branch is always the current release of TaxTools.</w:t>
+        <w:t xml:space="preserve">Merging the development branch into the main branch creates a new release of </w:t>
+      </w:r>
+      <w:r>
+        <w:rPr>
+          <w:lang w:eastAsia="ar-SA"/>
+        </w:rPr>
+        <w:t>the Tax Planning Tools</w:t>
+      </w:r>
+      <w:r>
+        <w:rPr>
+          <w:lang w:eastAsia="ar-SA"/>
+        </w:rPr>
+        <w:t xml:space="preserve">. The head of the main branch is always the current release of </w:t>
+      </w:r>
+      <w:r>
+        <w:rPr>
+          <w:lang w:eastAsia="ar-SA"/>
+        </w:rPr>
+        <w:t>the Tax Planning Tools</w:t>
+      </w:r>
+      <w:r>
+        <w:rPr>
+          <w:lang w:eastAsia="ar-SA"/>
+        </w:rPr>
+        <w:t>.</w:t>
       </w:r>
     </w:p>
     <w:p>
@@ -10144,6 +10312,7 @@
         <w:pStyle w:val="SourceCode"/>
       </w:pPr>
       <w:r>
+        <w:lastRenderedPageBreak/>
         <w:t xml:space="preserve">$ </w:t>
       </w:r>
       <w:proofErr w:type="spellStart"/>
@@ -10245,7 +10414,6 @@
         <w:pStyle w:val="SourceCode"/>
       </w:pPr>
       <w:r>
-        <w:lastRenderedPageBreak/>
         <w:t xml:space="preserve">$ </w:t>
       </w:r>
       <w:proofErr w:type="spellStart"/>
@@ -10996,7 +11164,13 @@
         </w:numPr>
       </w:pPr>
       <w:r>
-        <w:t>Update the web with the new version of TaxTools.</w:t>
+        <w:t xml:space="preserve">Update the web with the new version of </w:t>
+      </w:r>
+      <w:r>
+        <w:t>the Tax Planning Tools</w:t>
+      </w:r>
+      <w:r>
+        <w:t>.</w:t>
       </w:r>
     </w:p>
     <w:p>
@@ -11033,7 +11207,13 @@
         <w:t xml:space="preserve">the </w:t>
       </w:r>
       <w:r>
-        <w:t xml:space="preserve">new TaxTools to </w:t>
+        <w:t xml:space="preserve">new </w:t>
+      </w:r>
+      <w:r>
+        <w:t>Tax Planning Tools</w:t>
+      </w:r>
+      <w:r>
+        <w:t xml:space="preserve"> to </w:t>
       </w:r>
       <w:r>
         <w:t xml:space="preserve">the </w:t>
@@ -11206,8 +11386,9 @@
       <w:pPr>
         <w:pStyle w:val="Heading3"/>
       </w:pPr>
-      <w:bookmarkStart w:id="22" w:name="_Toc230700113"/>
-      <w:r>
+      <w:bookmarkStart w:id="22" w:name="_Toc231672386"/>
+      <w:r>
+        <w:lastRenderedPageBreak/>
         <w:t>Get a Past Version of TaxTools</w:t>
       </w:r>
       <w:bookmarkEnd w:id="22"/>
@@ -11216,7 +11397,7 @@
       <w:pPr>
         <w:pStyle w:val="Heading3"/>
       </w:pPr>
-      <w:bookmarkStart w:id="23" w:name="_Toc230700114"/>
+      <w:bookmarkStart w:id="23" w:name="_Toc231672387"/>
       <w:r>
         <w:t>Create a Tag</w:t>
       </w:r>
@@ -11348,7 +11529,6 @@
         <w:pStyle w:val="SourceCode"/>
       </w:pPr>
       <w:r>
-        <w:lastRenderedPageBreak/>
         <w:t xml:space="preserve">$ </w:t>
       </w:r>
       <w:proofErr w:type="spellStart"/>
@@ -11431,14 +11611,15 @@
         <w:t xml:space="preserve">$ </w:t>
       </w:r>
       <w:proofErr w:type="spellStart"/>
-      <w:proofErr w:type="gramStart"/>
       <w:r>
         <w:t>git</w:t>
       </w:r>
       <w:proofErr w:type="spellEnd"/>
-      <w:proofErr w:type="gramEnd"/>
-      <w:r>
-        <w:t xml:space="preserve"> tag  --delete </w:t>
+      <w:r>
+        <w:t xml:space="preserve"> tag </w:t>
+      </w:r>
+      <w:r>
+        <w:t xml:space="preserve">--delete </w:t>
       </w:r>
       <w:proofErr w:type="spellStart"/>
       <w:r>
@@ -11485,7 +11666,13 @@
       <w:proofErr w:type="spellEnd"/>
       <w:proofErr w:type="gramEnd"/>
       <w:r>
-        <w:t xml:space="preserve"> push --delete </w:t>
+        <w:t xml:space="preserve"> push </w:t>
+      </w:r>
+      <w:r>
+        <w:t xml:space="preserve">origin </w:t>
+      </w:r>
+      <w:r>
+        <w:t xml:space="preserve">--delete </w:t>
       </w:r>
       <w:proofErr w:type="spellStart"/>
       <w:r>
@@ -11503,7 +11690,7 @@
       <w:pPr>
         <w:pStyle w:val="Heading2"/>
       </w:pPr>
-      <w:bookmarkStart w:id="24" w:name="_Toc230700115"/>
+      <w:bookmarkStart w:id="24" w:name="_Toc231672388"/>
       <w:r>
         <w:rPr>
           <w:lang w:eastAsia="ar-SA"/>
@@ -11811,7 +11998,7 @@
       <w:pPr>
         <w:pStyle w:val="Heading2"/>
       </w:pPr>
-      <w:bookmarkStart w:id="25" w:name="_Toc230700116"/>
+      <w:bookmarkStart w:id="25" w:name="_Toc231672389"/>
       <w:r>
         <w:t>Git Terminology</w:t>
       </w:r>
@@ -11920,36 +12107,96 @@
         <w:tab/>
       </w:r>
       <w:r>
-        <w:t>O</w:t>
-      </w:r>
-      <w:r>
-        <w:t xml:space="preserve">r remote </w:t>
+        <w:t>Refers to the</w:t>
+      </w:r>
+      <w:r>
+        <w:t xml:space="preserve"> remote repository</w:t>
+      </w:r>
+      <w:r>
+        <w:t>,</w:t>
+      </w:r>
+      <w:r>
+        <w:t xml:space="preserve"> </w:t>
+      </w:r>
+      <w:r>
+        <w:t xml:space="preserve">which is the </w:t>
+      </w:r>
+      <w:r>
+        <w:t>same repository on a server somewhere</w:t>
+      </w:r>
+      <w:r>
+        <w:t>.</w:t>
+      </w:r>
+      <w:r>
+        <w:t xml:space="preserve"> In our case, it is </w:t>
+      </w:r>
+      <w:r>
+        <w:t>the Tax Planning Tools</w:t>
+      </w:r>
+      <w:r>
+        <w:t xml:space="preserve"> repository on GitHub.</w:t>
+      </w:r>
+    </w:p>
+    <w:p>
+      <w:pPr>
+        <w:pStyle w:val="Hang-Medium"/>
+      </w:pPr>
+      <w:r>
+        <w:t>Repository</w:t>
+      </w:r>
+      <w:r>
+        <w:tab/>
+      </w:r>
+      <w:r>
+        <w:t>I</w:t>
+      </w:r>
+      <w:r>
+        <w:t xml:space="preserve">s any directory that has been initialized by Git using the </w:t>
+      </w:r>
+      <w:proofErr w:type="spellStart"/>
+      <w:r>
+        <w:rPr>
+          <w:rStyle w:val="SourceCodechar"/>
+        </w:rPr>
+        <w:t>git</w:t>
+      </w:r>
+      <w:proofErr w:type="spellEnd"/>
+      <w:r>
+        <w:t xml:space="preserve"> </w:t>
+      </w:r>
+      <w:r>
+        <w:rPr>
+          <w:rStyle w:val="SourceCodechar"/>
+        </w:rPr>
+        <w:t>init</w:t>
+      </w:r>
+      <w:r>
+        <w:t xml:space="preserve"> </w:t>
       </w:r>
       <w:proofErr w:type="gramStart"/>
       <w:r>
-        <w:t>repository</w:t>
-      </w:r>
-      <w:r>
-        <w:t>,</w:t>
+        <w:t>command.</w:t>
       </w:r>
       <w:proofErr w:type="gramEnd"/>
       <w:r>
-        <w:t xml:space="preserve"> </w:t>
-      </w:r>
-      <w:r>
-        <w:t>refers to a remote version of the same repository</w:t>
-      </w:r>
-      <w:r>
-        <w:t xml:space="preserve">, </w:t>
-      </w:r>
-      <w:r>
-        <w:t>which is typically on a server somewhere</w:t>
-      </w:r>
-      <w:r>
+        <w:t xml:space="preserve"> Once initialized, the directory will have a subdirectory named </w:t>
+      </w:r>
+      <w:r>
+        <w:rPr>
+          <w:rStyle w:val="SourceCodechar"/>
+        </w:rPr>
         <w:t>.</w:t>
       </w:r>
-      <w:r>
-        <w:t xml:space="preserve"> In our case, it is the TaxTools repository on GitHub.</w:t>
+      <w:proofErr w:type="spellStart"/>
+      <w:r>
+        <w:rPr>
+          <w:rStyle w:val="SourceCodechar"/>
+        </w:rPr>
+        <w:t>git</w:t>
+      </w:r>
+      <w:proofErr w:type="spellEnd"/>
+      <w:r>
+        <w:t xml:space="preserve"> where Git stores all the information it needs to track changes to the files in the directory.</w:t>
       </w:r>
     </w:p>
     <w:p>
@@ -11957,61 +12204,41 @@
         <w:pStyle w:val="Hang-Medium"/>
       </w:pPr>
       <w:r>
-        <w:t>Repository</w:t>
+        <w:lastRenderedPageBreak/>
+        <w:t>Staging Area</w:t>
       </w:r>
       <w:r>
         <w:tab/>
       </w:r>
       <w:r>
-        <w:t>I</w:t>
-      </w:r>
-      <w:r>
-        <w:t xml:space="preserve">s any directory that has been initialized by Git using the </w:t>
-      </w:r>
-      <w:proofErr w:type="spellStart"/>
-      <w:r>
-        <w:rPr>
-          <w:rStyle w:val="SourceCodechar"/>
-        </w:rPr>
-        <w:t>git</w:t>
-      </w:r>
-      <w:proofErr w:type="spellEnd"/>
-      <w:r>
-        <w:t xml:space="preserve"> </w:t>
-      </w:r>
-      <w:r>
-        <w:rPr>
-          <w:rStyle w:val="SourceCodechar"/>
-        </w:rPr>
-        <w:t>init</w:t>
-      </w:r>
-      <w:r>
-        <w:t xml:space="preserve"> </w:t>
-      </w:r>
-      <w:proofErr w:type="gramStart"/>
-      <w:r>
-        <w:t>command.</w:t>
-      </w:r>
-      <w:proofErr w:type="gramEnd"/>
-      <w:r>
-        <w:t xml:space="preserve"> Once initialized, the directory will have a subdirectory named </w:t>
-      </w:r>
-      <w:r>
-        <w:rPr>
-          <w:rStyle w:val="SourceCodechar"/>
-        </w:rPr>
-        <w:t>.</w:t>
-      </w:r>
-      <w:proofErr w:type="spellStart"/>
-      <w:r>
-        <w:rPr>
-          <w:rStyle w:val="SourceCodechar"/>
-        </w:rPr>
-        <w:t>git</w:t>
-      </w:r>
-      <w:proofErr w:type="spellEnd"/>
-      <w:r>
-        <w:t xml:space="preserve"> where Git stores all the information it needs to track changes to the files in the directory.</w:t>
+        <w:t xml:space="preserve">Also called the </w:t>
+      </w:r>
+      <w:r>
+        <w:rPr>
+          <w:i/>
+        </w:rPr>
+        <w:t>index</w:t>
+      </w:r>
+      <w:r>
+        <w:t xml:space="preserve"> or the </w:t>
+      </w:r>
+      <w:r>
+        <w:rPr>
+          <w:i/>
+        </w:rPr>
+        <w:t>cache</w:t>
+      </w:r>
+      <w:r>
+        <w:t>. It is a</w:t>
+      </w:r>
+      <w:r>
+        <w:t xml:space="preserve"> temporary </w:t>
+      </w:r>
+      <w:r>
+        <w:t>area</w:t>
+      </w:r>
+      <w:r>
+        <w:t xml:space="preserve"> where you "stage" changes to be included in the next commit.</w:t>
       </w:r>
     </w:p>
     <w:p>
@@ -12019,60 +12246,19 @@
         <w:pStyle w:val="Hang-Medium"/>
       </w:pPr>
       <w:r>
-        <w:t>Staging Area</w:t>
+        <w:t>Work</w:t>
+      </w:r>
+      <w:r>
+        <w:t>ing Directory</w:t>
       </w:r>
       <w:r>
         <w:tab/>
       </w:r>
       <w:r>
-        <w:t xml:space="preserve">Also called the </w:t>
-      </w:r>
-      <w:r>
-        <w:rPr>
-          <w:i/>
-        </w:rPr>
-        <w:t>index</w:t>
-      </w:r>
-      <w:r>
-        <w:t xml:space="preserve"> or the </w:t>
-      </w:r>
-      <w:r>
-        <w:rPr>
-          <w:i/>
-        </w:rPr>
-        <w:t>cache</w:t>
-      </w:r>
-      <w:r>
-        <w:t>. It is a</w:t>
-      </w:r>
-      <w:r>
-        <w:t xml:space="preserve"> temporary </w:t>
-      </w:r>
-      <w:r>
-        <w:t>area</w:t>
-      </w:r>
-      <w:r>
-        <w:t xml:space="preserve"> where you "stage" changes to be included in the next commit.</w:t>
-      </w:r>
-    </w:p>
-    <w:p>
-      <w:pPr>
-        <w:pStyle w:val="Hang-Medium"/>
-      </w:pPr>
-      <w:r>
-        <w:t>Work</w:t>
-      </w:r>
-      <w:r>
-        <w:t>ing Directory</w:t>
-      </w:r>
-      <w:r>
-        <w:tab/>
-      </w:r>
-      <w:r>
-        <w:t>T</w:t>
-      </w:r>
-      <w:r>
-        <w:t>he general term for the source code directory</w:t>
+        <w:t xml:space="preserve">The directory containing the source files for the branch you are currently working on. Thus, it is the </w:t>
+      </w:r>
+      <w:r>
+        <w:t>general term for the source code directory</w:t>
       </w:r>
       <w:r>
         <w:t xml:space="preserve"> where you do your work</w:t>
@@ -12081,37 +12267,24 @@
         <w:t xml:space="preserve">. </w:t>
       </w:r>
       <w:r>
-        <w:t xml:space="preserve">This is also the local Git repository. </w:t>
-      </w:r>
-      <w:r>
-        <w:t>A file in the working directory may be modified, staged, or committed.</w:t>
-      </w:r>
-      <w:r>
-        <w:t xml:space="preserve"> A modified file, has been changed, but not yet staged. A staged file has been added to the staging area and is read</w:t>
-      </w:r>
-      <w:r>
-        <w:t xml:space="preserve">y to be committed. </w:t>
-      </w:r>
-      <w:r>
-        <w:t>Once committed, t</w:t>
-      </w:r>
-      <w:r>
-        <w:t>he changes</w:t>
-      </w:r>
-      <w:r>
-        <w:t xml:space="preserve"> to the file</w:t>
-      </w:r>
-      <w:r>
-        <w:t xml:space="preserve"> are permanently recorded in the repository.</w:t>
+        <w:t xml:space="preserve">It </w:t>
+      </w:r>
+      <w:r>
+        <w:t xml:space="preserve">is also the </w:t>
+      </w:r>
+      <w:r>
+        <w:t xml:space="preserve">current branch in the </w:t>
+      </w:r>
+      <w:r>
+        <w:t>local Git repository.</w:t>
       </w:r>
     </w:p>
     <w:p>
       <w:pPr>
         <w:pStyle w:val="Heading1"/>
       </w:pPr>
-      <w:bookmarkStart w:id="26" w:name="_Toc230700117"/>
-      <w:r>
-        <w:lastRenderedPageBreak/>
+      <w:bookmarkStart w:id="26" w:name="_Toc231672390"/>
+      <w:r>
         <w:t>Editing Tools</w:t>
       </w:r>
       <w:bookmarkEnd w:id="26"/>
@@ -12121,7 +12294,7 @@
         <w:pStyle w:val="Heading2"/>
       </w:pPr>
       <w:bookmarkStart w:id="27" w:name="_Toc227669204"/>
-      <w:bookmarkStart w:id="28" w:name="_Toc230700118"/>
+      <w:bookmarkStart w:id="28" w:name="_Toc231672391"/>
       <w:r>
         <w:t>VS Code</w:t>
       </w:r>
@@ -12151,7 +12324,7 @@
       <w:pPr>
         <w:pStyle w:val="Heading3"/>
       </w:pPr>
-      <w:bookmarkStart w:id="29" w:name="_Toc230700119"/>
+      <w:bookmarkStart w:id="29" w:name="_Toc231672392"/>
       <w:r>
         <w:t>Installation</w:t>
       </w:r>
@@ -12322,7 +12495,7 @@
       <w:pPr>
         <w:pStyle w:val="Heading3"/>
       </w:pPr>
-      <w:bookmarkStart w:id="30" w:name="_Toc230700120"/>
+      <w:bookmarkStart w:id="30" w:name="_Toc231672393"/>
       <w:r>
         <w:t>Configuration Settings</w:t>
       </w:r>
@@ -12524,6 +12697,7 @@
         <w:rPr>
           <w:rStyle w:val="setting-item-label"/>
         </w:rPr>
+        <w:lastRenderedPageBreak/>
         <w:t>Workspace Settings</w:t>
       </w:r>
     </w:p>
@@ -12734,7 +12908,6 @@
         <w:ind w:left="1440"/>
       </w:pPr>
       <w:r>
-        <w:lastRenderedPageBreak/>
         <w:t>Files</w:t>
       </w:r>
       <w:r>
@@ -12756,7 +12929,7 @@
       <w:pPr>
         <w:pStyle w:val="Heading3"/>
       </w:pPr>
-      <w:bookmarkStart w:id="31" w:name="_Toc230700121"/>
+      <w:bookmarkStart w:id="31" w:name="_Toc231672394"/>
       <w:r>
         <w:t>Extensions</w:t>
       </w:r>
@@ -12902,7 +13075,7 @@
       <w:pPr>
         <w:pStyle w:val="Heading3"/>
       </w:pPr>
-      <w:bookmarkStart w:id="32" w:name="_Toc230700122"/>
+      <w:bookmarkStart w:id="32" w:name="_Toc231672395"/>
       <w:r>
         <w:t>Command Summary</w:t>
       </w:r>
@@ -13072,7 +13245,7 @@
         <w:pStyle w:val="Heading2"/>
       </w:pPr>
       <w:bookmarkStart w:id="33" w:name="_Toc227669205"/>
-      <w:bookmarkStart w:id="34" w:name="_Toc230700123"/>
+      <w:bookmarkStart w:id="34" w:name="_Toc231672396"/>
       <w:r>
         <w:t>Node and NPM</w:t>
       </w:r>
@@ -13112,8 +13285,9 @@
       <w:pPr>
         <w:pStyle w:val="Heading3"/>
       </w:pPr>
-      <w:bookmarkStart w:id="35" w:name="_Toc230700124"/>
-      <w:r>
+      <w:bookmarkStart w:id="35" w:name="_Toc231672397"/>
+      <w:r>
+        <w:lastRenderedPageBreak/>
         <w:t>Installation</w:t>
       </w:r>
       <w:bookmarkEnd w:id="35"/>
@@ -13162,7 +13336,7 @@
         </w:numPr>
       </w:pPr>
       <w:r>
-        <w:t xml:space="preserve">In a terminal window, initialize the package manager (NPM) for use with your project. This step only needs to be done once, so for TaxTools, this step has already been done. This step creates the file </w:t>
+        <w:t xml:space="preserve">In a terminal window, initialize the package manager (NPM) for use with your project. This step only needs to be done once, so this step has already been done. This step creates the file </w:t>
       </w:r>
       <w:proofErr w:type="spellStart"/>
       <w:r>
@@ -13181,7 +13355,6 @@
         <w:pStyle w:val="SourceCode"/>
       </w:pPr>
       <w:r>
-        <w:lastRenderedPageBreak/>
         <w:t xml:space="preserve">$ </w:t>
       </w:r>
       <w:proofErr w:type="spellStart"/>
@@ -13372,7 +13545,7 @@
       <w:pPr>
         <w:pStyle w:val="Heading3"/>
       </w:pPr>
-      <w:bookmarkStart w:id="36" w:name="_Toc230700125"/>
+      <w:bookmarkStart w:id="36" w:name="_Toc231672398"/>
       <w:r>
         <w:t>Prettier</w:t>
       </w:r>
@@ -13389,7 +13562,19 @@
         <w:rPr>
           <w:lang w:eastAsia="ar-SA"/>
         </w:rPr>
-        <w:t>Prettier - Code Formatter is the code formatter used by TaxTools.</w:t>
+        <w:t xml:space="preserve">Prettier - Code Formatter is the code formatter used by </w:t>
+      </w:r>
+      <w:r>
+        <w:rPr>
+          <w:lang w:eastAsia="ar-SA"/>
+        </w:rPr>
+        <w:t>the Tax Planning Tools</w:t>
+      </w:r>
+      <w:r>
+        <w:rPr>
+          <w:lang w:eastAsia="ar-SA"/>
+        </w:rPr>
+        <w:t>.</w:t>
       </w:r>
     </w:p>
     <w:p>
@@ -13680,7 +13865,7 @@
       <w:pPr>
         <w:pStyle w:val="Heading3"/>
       </w:pPr>
-      <w:bookmarkStart w:id="37" w:name="_Toc230700126"/>
+      <w:bookmarkStart w:id="37" w:name="_Toc231672399"/>
       <w:proofErr w:type="spellStart"/>
       <w:r>
         <w:t>ESLint</w:t>
@@ -13735,7 +13920,31 @@
         <w:rPr>
           <w:lang w:eastAsia="ar-SA"/>
         </w:rPr>
-        <w:t xml:space="preserve"> is the code checker used by TaxTools.</w:t>
+        <w:t xml:space="preserve"> is the code checker used </w:t>
+      </w:r>
+      <w:r>
+        <w:rPr>
+          <w:lang w:eastAsia="ar-SA"/>
+        </w:rPr>
+        <w:t>for</w:t>
+      </w:r>
+      <w:r>
+        <w:rPr>
+          <w:lang w:eastAsia="ar-SA"/>
+        </w:rPr>
+        <w:t xml:space="preserve"> </w:t>
+      </w:r>
+      <w:r>
+        <w:rPr>
+          <w:lang w:eastAsia="ar-SA"/>
+        </w:rPr>
+        <w:t>the Tax Planning Tools</w:t>
+      </w:r>
+      <w:r>
+        <w:rPr>
+          <w:lang w:eastAsia="ar-SA"/>
+        </w:rPr>
+        <w:t>.</w:t>
       </w:r>
     </w:p>
     <w:p>
@@ -14051,8 +14260,9 @@
       <w:pPr>
         <w:pStyle w:val="Heading2"/>
       </w:pPr>
-      <w:bookmarkStart w:id="38" w:name="_Toc230700127"/>
-      <w:r>
+      <w:bookmarkStart w:id="38" w:name="_Toc231672400"/>
+      <w:r>
+        <w:lastRenderedPageBreak/>
         <w:t>Git</w:t>
       </w:r>
       <w:bookmarkEnd w:id="38"/>
@@ -14062,14 +14272,32 @@
         <w:pStyle w:val="Body-Text"/>
       </w:pPr>
       <w:r>
-        <w:t>Git and GitHub are the source code version control tools used with TaxTools. This section describes the installation of Git, but there is a complete discussion on how these tools are used with TaxTools earlier in this document.</w:t>
+        <w:t xml:space="preserve">Git and GitHub are the source code version control tools used </w:t>
+      </w:r>
+      <w:r>
+        <w:t>for</w:t>
+      </w:r>
+      <w:r>
+        <w:t xml:space="preserve"> </w:t>
+      </w:r>
+      <w:r>
+        <w:t>the Tax Planning Tools</w:t>
+      </w:r>
+      <w:r>
+        <w:t xml:space="preserve">. This section describes the installation of Git, but there is a complete discussion on how these tools are used with </w:t>
+      </w:r>
+      <w:r>
+        <w:t>the Tax Planning Tools</w:t>
+      </w:r>
+      <w:r>
+        <w:t xml:space="preserve"> earlier in this document.</w:t>
       </w:r>
     </w:p>
     <w:p>
       <w:pPr>
         <w:pStyle w:val="Heading3"/>
       </w:pPr>
-      <w:bookmarkStart w:id="39" w:name="_Toc230700128"/>
+      <w:bookmarkStart w:id="39" w:name="_Toc231672401"/>
       <w:r>
         <w:t>Inst</w:t>
       </w:r>
@@ -14113,7 +14341,6 @@
         </w:numPr>
       </w:pPr>
       <w:r>
-        <w:lastRenderedPageBreak/>
         <w:t>Select the Windows tab.</w:t>
       </w:r>
     </w:p>
@@ -14196,7 +14423,7 @@
       <w:pPr>
         <w:pStyle w:val="Heading1"/>
       </w:pPr>
-      <w:bookmarkStart w:id="40" w:name="_Toc230700129"/>
+      <w:bookmarkStart w:id="40" w:name="_Toc231672402"/>
       <w:r>
         <w:t>Notes</w:t>
       </w:r>
@@ -14206,7 +14433,7 @@
       <w:pPr>
         <w:pStyle w:val="Heading2"/>
       </w:pPr>
-      <w:bookmarkStart w:id="41" w:name="_Toc230700130"/>
+      <w:bookmarkStart w:id="41" w:name="_Toc231672403"/>
       <w:r>
         <w:t>Coding Conventions</w:t>
       </w:r>
@@ -14233,7 +14460,22 @@
         </w:numPr>
       </w:pPr>
       <w:r>
-        <w:t>Variable, function, property, and method names use camel case.</w:t>
+        <w:t>Variable names are all lower case with words separated by underscores.</w:t>
+      </w:r>
+    </w:p>
+    <w:p>
+      <w:pPr>
+        <w:pStyle w:val="Body-Text"/>
+        <w:numPr>
+          <w:ilvl w:val="0"/>
+          <w:numId w:val="18"/>
+        </w:numPr>
+      </w:pPr>
+      <w:r>
+        <w:t>F</w:t>
+      </w:r>
+      <w:r>
+        <w:t>unction, property, and method names use camel case.</w:t>
       </w:r>
     </w:p>
     <w:p>
@@ -14346,44 +14588,6 @@
         <w:lang w:eastAsia="en-US"/>
       </w:rPr>
     </w:pPr>
-    <w:r>
-      <w:rPr>
-        <w:rFonts w:eastAsia="Times New Roman"/>
-        <w:b/>
-        <w:szCs w:val="24"/>
-        <w:lang w:eastAsia="en-US"/>
-      </w:rPr>
-      <w:t>Copyright © 202</w:t>
-    </w:r>
-    <w:r>
-      <w:rPr>
-        <w:rFonts w:eastAsia="Times New Roman"/>
-        <w:b/>
-        <w:szCs w:val="24"/>
-        <w:lang w:eastAsia="en-US"/>
-      </w:rPr>
-      <w:t>6</w:t>
-    </w:r>
-    <w:r>
-      <w:rPr>
-        <w:rFonts w:eastAsia="Times New Roman"/>
-        <w:b/>
-        <w:szCs w:val="24"/>
-        <w:lang w:eastAsia="en-US"/>
-      </w:rPr>
-      <w:t xml:space="preserve"> by Bruce </w:t>
-    </w:r>
-    <w:proofErr w:type="spellStart"/>
-    <w:r>
-      <w:rPr>
-        <w:rFonts w:eastAsia="Times New Roman"/>
-        <w:b/>
-        <w:szCs w:val="24"/>
-        <w:lang w:eastAsia="en-US"/>
-      </w:rPr>
-      <w:t>Blinn</w:t>
-    </w:r>
-    <w:proofErr w:type="spellEnd"/>
     <w:r>
       <w:rPr>
         <w:rFonts w:eastAsia="Times New Roman"/>
@@ -14455,7 +14659,7 @@
         <w:szCs w:val="24"/>
         <w:lang w:eastAsia="en-US"/>
       </w:rPr>
-      <w:t>16</w:t>
+      <w:t>1</w:t>
     </w:r>
     <w:r>
       <w:rPr>
@@ -17778,7 +17982,7 @@
 </file>
 
 <file path=customXml/itemProps1.xml><?xml version="1.0" encoding="utf-8"?>
-<ds:datastoreItem xmlns:ds="http://schemas.openxmlformats.org/officeDocument/2006/customXml" ds:itemID="{C9A76D16-646E-4783-BF72-F9241D16C026}">
+<ds:datastoreItem xmlns:ds="http://schemas.openxmlformats.org/officeDocument/2006/customXml" ds:itemID="{287FA169-1308-45D1-BB1A-D729F3ADF5C2}">
   <ds:schemaRefs>
     <ds:schemaRef ds:uri="http://schemas.openxmlformats.org/officeDocument/2006/bibliography"/>
   </ds:schemaRefs>

--- a/Documentation/DevelopmentEnvironment.docx
+++ b/Documentation/DevelopmentEnvironment.docx
@@ -47,7 +47,7 @@
         <w:rPr>
           <w:noProof/>
         </w:rPr>
-        <w:t>June 6, 2026</w:t>
+        <w:t>June 15, 2026</w:t>
       </w:r>
       <w:r>
         <w:rPr>
@@ -132,7 +132,7 @@
         </w:rPr>
         <w:fldChar w:fldCharType="separate"/>
       </w:r>
-      <w:hyperlink w:anchor="_Toc231672364" w:history="1">
+      <w:hyperlink w:anchor="_Toc232425507" w:history="1">
         <w:r>
           <w:rPr>
             <w:rStyle w:val="Hyperlink"/>
@@ -155,7 +155,7 @@
           <w:rPr>
             <w:webHidden/>
           </w:rPr>
-          <w:instrText xml:space="preserve"> PAGEREF _Toc231672364 \h </w:instrText>
+          <w:instrText xml:space="preserve"> PAGEREF _Toc232425507 \h </w:instrText>
         </w:r>
         <w:r>
           <w:rPr>
@@ -193,7 +193,7 @@
           <w:lang w:eastAsia="en-US"/>
         </w:rPr>
       </w:pPr>
-      <w:hyperlink w:anchor="_Toc231672365" w:history="1">
+      <w:hyperlink w:anchor="_Toc232425508" w:history="1">
         <w:r>
           <w:rPr>
             <w:rStyle w:val="Hyperlink"/>
@@ -220,7 +220,7 @@
             <w:noProof/>
             <w:webHidden/>
           </w:rPr>
-          <w:instrText xml:space="preserve"> PAGEREF _Toc231672365 \h </w:instrText>
+          <w:instrText xml:space="preserve"> PAGEREF _Toc232425508 \h </w:instrText>
         </w:r>
         <w:r>
           <w:rPr>
@@ -262,7 +262,7 @@
           <w:lang w:eastAsia="en-US"/>
         </w:rPr>
       </w:pPr>
-      <w:hyperlink w:anchor="_Toc231672366" w:history="1">
+      <w:hyperlink w:anchor="_Toc232425509" w:history="1">
         <w:r>
           <w:rPr>
             <w:rStyle w:val="Hyperlink"/>
@@ -289,7 +289,7 @@
             <w:noProof/>
             <w:webHidden/>
           </w:rPr>
-          <w:instrText xml:space="preserve"> PAGEREF _Toc231672366 \h </w:instrText>
+          <w:instrText xml:space="preserve"> PAGEREF _Toc232425509 \h </w:instrText>
         </w:r>
         <w:r>
           <w:rPr>
@@ -331,7 +331,7 @@
           <w:lang w:eastAsia="en-US"/>
         </w:rPr>
       </w:pPr>
-      <w:hyperlink w:anchor="_Toc231672367" w:history="1">
+      <w:hyperlink w:anchor="_Toc232425510" w:history="1">
         <w:r>
           <w:rPr>
             <w:rStyle w:val="Hyperlink"/>
@@ -358,7 +358,7 @@
             <w:noProof/>
             <w:webHidden/>
           </w:rPr>
-          <w:instrText xml:space="preserve"> PAGEREF _Toc231672367 \h </w:instrText>
+          <w:instrText xml:space="preserve"> PAGEREF _Toc232425510 \h </w:instrText>
         </w:r>
         <w:r>
           <w:rPr>
@@ -400,7 +400,7 @@
           <w:lang w:eastAsia="en-US"/>
         </w:rPr>
       </w:pPr>
-      <w:hyperlink w:anchor="_Toc231672368" w:history="1">
+      <w:hyperlink w:anchor="_Toc232425511" w:history="1">
         <w:r>
           <w:rPr>
             <w:rStyle w:val="Hyperlink"/>
@@ -427,7 +427,7 @@
             <w:noProof/>
             <w:webHidden/>
           </w:rPr>
-          <w:instrText xml:space="preserve"> PAGEREF _Toc231672368 \h </w:instrText>
+          <w:instrText xml:space="preserve"> PAGEREF _Toc232425511 \h </w:instrText>
         </w:r>
         <w:r>
           <w:rPr>
@@ -469,7 +469,7 @@
           <w:lang w:eastAsia="en-US"/>
         </w:rPr>
       </w:pPr>
-      <w:hyperlink w:anchor="_Toc231672369" w:history="1">
+      <w:hyperlink w:anchor="_Toc232425512" w:history="1">
         <w:r>
           <w:rPr>
             <w:rStyle w:val="Hyperlink"/>
@@ -496,7 +496,7 @@
             <w:noProof/>
             <w:webHidden/>
           </w:rPr>
-          <w:instrText xml:space="preserve"> PAGEREF _Toc231672369 \h </w:instrText>
+          <w:instrText xml:space="preserve"> PAGEREF _Toc232425512 \h </w:instrText>
         </w:r>
         <w:r>
           <w:rPr>
@@ -538,7 +538,7 @@
           <w:lang w:eastAsia="en-US"/>
         </w:rPr>
       </w:pPr>
-      <w:hyperlink w:anchor="_Toc231672370" w:history="1">
+      <w:hyperlink w:anchor="_Toc232425513" w:history="1">
         <w:r>
           <w:rPr>
             <w:rStyle w:val="Hyperlink"/>
@@ -565,7 +565,7 @@
             <w:noProof/>
             <w:webHidden/>
           </w:rPr>
-          <w:instrText xml:space="preserve"> PAGEREF _Toc231672370 \h </w:instrText>
+          <w:instrText xml:space="preserve"> PAGEREF _Toc232425513 \h </w:instrText>
         </w:r>
         <w:r>
           <w:rPr>
@@ -607,7 +607,7 @@
           <w:lang w:eastAsia="en-US"/>
         </w:rPr>
       </w:pPr>
-      <w:hyperlink w:anchor="_Toc231672371" w:history="1">
+      <w:hyperlink w:anchor="_Toc232425514" w:history="1">
         <w:r>
           <w:rPr>
             <w:rStyle w:val="Hyperlink"/>
@@ -634,7 +634,7 @@
             <w:noProof/>
             <w:webHidden/>
           </w:rPr>
-          <w:instrText xml:space="preserve"> PAGEREF _Toc231672371 \h </w:instrText>
+          <w:instrText xml:space="preserve"> PAGEREF _Toc232425514 \h </w:instrText>
         </w:r>
         <w:r>
           <w:rPr>
@@ -676,7 +676,7 @@
           <w:lang w:eastAsia="en-US"/>
         </w:rPr>
       </w:pPr>
-      <w:hyperlink w:anchor="_Toc231672372" w:history="1">
+      <w:hyperlink w:anchor="_Toc232425515" w:history="1">
         <w:r>
           <w:rPr>
             <w:rStyle w:val="Hyperlink"/>
@@ -703,7 +703,7 @@
             <w:noProof/>
             <w:webHidden/>
           </w:rPr>
-          <w:instrText xml:space="preserve"> PAGEREF _Toc231672372 \h </w:instrText>
+          <w:instrText xml:space="preserve"> PAGEREF _Toc232425515 \h </w:instrText>
         </w:r>
         <w:r>
           <w:rPr>
@@ -745,7 +745,7 @@
           <w:lang w:eastAsia="en-US"/>
         </w:rPr>
       </w:pPr>
-      <w:hyperlink w:anchor="_Toc231672373" w:history="1">
+      <w:hyperlink w:anchor="_Toc232425516" w:history="1">
         <w:r>
           <w:rPr>
             <w:rStyle w:val="Hyperlink"/>
@@ -772,7 +772,7 @@
             <w:noProof/>
             <w:webHidden/>
           </w:rPr>
-          <w:instrText xml:space="preserve"> PAGEREF _Toc231672373 \h </w:instrText>
+          <w:instrText xml:space="preserve"> PAGEREF _Toc232425516 \h </w:instrText>
         </w:r>
         <w:r>
           <w:rPr>
@@ -814,7 +814,7 @@
           <w:lang w:eastAsia="en-US"/>
         </w:rPr>
       </w:pPr>
-      <w:hyperlink w:anchor="_Toc231672374" w:history="1">
+      <w:hyperlink w:anchor="_Toc232425517" w:history="1">
         <w:r>
           <w:rPr>
             <w:rStyle w:val="Hyperlink"/>
@@ -841,7 +841,7 @@
             <w:noProof/>
             <w:webHidden/>
           </w:rPr>
-          <w:instrText xml:space="preserve"> PAGEREF _Toc231672374 \h </w:instrText>
+          <w:instrText xml:space="preserve"> PAGEREF _Toc232425517 \h </w:instrText>
         </w:r>
         <w:r>
           <w:rPr>
@@ -883,7 +883,7 @@
           <w:lang w:eastAsia="en-US"/>
         </w:rPr>
       </w:pPr>
-      <w:hyperlink w:anchor="_Toc231672375" w:history="1">
+      <w:hyperlink w:anchor="_Toc232425518" w:history="1">
         <w:r>
           <w:rPr>
             <w:rStyle w:val="Hyperlink"/>
@@ -910,7 +910,7 @@
             <w:noProof/>
             <w:webHidden/>
           </w:rPr>
-          <w:instrText xml:space="preserve"> PAGEREF _Toc231672375 \h </w:instrText>
+          <w:instrText xml:space="preserve"> PAGEREF _Toc232425518 \h </w:instrText>
         </w:r>
         <w:r>
           <w:rPr>
@@ -952,7 +952,7 @@
           <w:lang w:eastAsia="en-US"/>
         </w:rPr>
       </w:pPr>
-      <w:hyperlink w:anchor="_Toc231672376" w:history="1">
+      <w:hyperlink w:anchor="_Toc232425519" w:history="1">
         <w:r>
           <w:rPr>
             <w:rStyle w:val="Hyperlink"/>
@@ -979,7 +979,7 @@
             <w:noProof/>
             <w:webHidden/>
           </w:rPr>
-          <w:instrText xml:space="preserve"> PAGEREF _Toc231672376 \h </w:instrText>
+          <w:instrText xml:space="preserve"> PAGEREF _Toc232425519 \h </w:instrText>
         </w:r>
         <w:r>
           <w:rPr>
@@ -1021,7 +1021,7 @@
           <w:lang w:eastAsia="en-US"/>
         </w:rPr>
       </w:pPr>
-      <w:hyperlink w:anchor="_Toc231672377" w:history="1">
+      <w:hyperlink w:anchor="_Toc232425520" w:history="1">
         <w:r>
           <w:rPr>
             <w:rStyle w:val="Hyperlink"/>
@@ -1048,7 +1048,7 @@
             <w:noProof/>
             <w:webHidden/>
           </w:rPr>
-          <w:instrText xml:space="preserve"> PAGEREF _Toc231672377 \h </w:instrText>
+          <w:instrText xml:space="preserve"> PAGEREF _Toc232425520 \h </w:instrText>
         </w:r>
         <w:r>
           <w:rPr>
@@ -1090,7 +1090,7 @@
           <w:lang w:eastAsia="en-US"/>
         </w:rPr>
       </w:pPr>
-      <w:hyperlink w:anchor="_Toc231672378" w:history="1">
+      <w:hyperlink w:anchor="_Toc232425521" w:history="1">
         <w:r>
           <w:rPr>
             <w:rStyle w:val="Hyperlink"/>
@@ -1117,7 +1117,7 @@
             <w:noProof/>
             <w:webHidden/>
           </w:rPr>
-          <w:instrText xml:space="preserve"> PAGEREF _Toc231672378 \h </w:instrText>
+          <w:instrText xml:space="preserve"> PAGEREF _Toc232425521 \h </w:instrText>
         </w:r>
         <w:r>
           <w:rPr>
@@ -1159,7 +1159,7 @@
           <w:lang w:eastAsia="en-US"/>
         </w:rPr>
       </w:pPr>
-      <w:hyperlink w:anchor="_Toc231672379" w:history="1">
+      <w:hyperlink w:anchor="_Toc232425522" w:history="1">
         <w:r>
           <w:rPr>
             <w:rStyle w:val="Hyperlink"/>
@@ -1186,7 +1186,7 @@
             <w:noProof/>
             <w:webHidden/>
           </w:rPr>
-          <w:instrText xml:space="preserve"> PAGEREF _Toc231672379 \h </w:instrText>
+          <w:instrText xml:space="preserve"> PAGEREF _Toc232425522 \h </w:instrText>
         </w:r>
         <w:r>
           <w:rPr>
@@ -1228,7 +1228,7 @@
           <w:lang w:eastAsia="en-US"/>
         </w:rPr>
       </w:pPr>
-      <w:hyperlink w:anchor="_Toc231672380" w:history="1">
+      <w:hyperlink w:anchor="_Toc232425523" w:history="1">
         <w:r>
           <w:rPr>
             <w:rStyle w:val="Hyperlink"/>
@@ -1255,7 +1255,7 @@
             <w:noProof/>
             <w:webHidden/>
           </w:rPr>
-          <w:instrText xml:space="preserve"> PAGEREF _Toc231672380 \h </w:instrText>
+          <w:instrText xml:space="preserve"> PAGEREF _Toc232425523 \h </w:instrText>
         </w:r>
         <w:r>
           <w:rPr>
@@ -1297,7 +1297,7 @@
           <w:lang w:eastAsia="en-US"/>
         </w:rPr>
       </w:pPr>
-      <w:hyperlink w:anchor="_Toc231672381" w:history="1">
+      <w:hyperlink w:anchor="_Toc232425524" w:history="1">
         <w:r>
           <w:rPr>
             <w:rStyle w:val="Hyperlink"/>
@@ -1324,7 +1324,7 @@
             <w:noProof/>
             <w:webHidden/>
           </w:rPr>
-          <w:instrText xml:space="preserve"> PAGEREF _Toc231672381 \h </w:instrText>
+          <w:instrText xml:space="preserve"> PAGEREF _Toc232425524 \h </w:instrText>
         </w:r>
         <w:r>
           <w:rPr>
@@ -1366,7 +1366,7 @@
           <w:lang w:eastAsia="en-US"/>
         </w:rPr>
       </w:pPr>
-      <w:hyperlink w:anchor="_Toc231672382" w:history="1">
+      <w:hyperlink w:anchor="_Toc232425525" w:history="1">
         <w:r>
           <w:rPr>
             <w:rStyle w:val="Hyperlink"/>
@@ -1393,7 +1393,7 @@
             <w:noProof/>
             <w:webHidden/>
           </w:rPr>
-          <w:instrText xml:space="preserve"> PAGEREF _Toc231672382 \h </w:instrText>
+          <w:instrText xml:space="preserve"> PAGEREF _Toc232425525 \h </w:instrText>
         </w:r>
         <w:r>
           <w:rPr>
@@ -1435,7 +1435,7 @@
           <w:lang w:eastAsia="en-US"/>
         </w:rPr>
       </w:pPr>
-      <w:hyperlink w:anchor="_Toc231672383" w:history="1">
+      <w:hyperlink w:anchor="_Toc232425526" w:history="1">
         <w:r>
           <w:rPr>
             <w:rStyle w:val="Hyperlink"/>
@@ -1462,7 +1462,7 @@
             <w:noProof/>
             <w:webHidden/>
           </w:rPr>
-          <w:instrText xml:space="preserve"> PAGEREF _Toc231672383 \h </w:instrText>
+          <w:instrText xml:space="preserve"> PAGEREF _Toc232425526 \h </w:instrText>
         </w:r>
         <w:r>
           <w:rPr>
@@ -1504,7 +1504,7 @@
           <w:lang w:eastAsia="en-US"/>
         </w:rPr>
       </w:pPr>
-      <w:hyperlink w:anchor="_Toc231672384" w:history="1">
+      <w:hyperlink w:anchor="_Toc232425527" w:history="1">
         <w:r>
           <w:rPr>
             <w:rStyle w:val="Hyperlink"/>
@@ -1531,7 +1531,7 @@
             <w:noProof/>
             <w:webHidden/>
           </w:rPr>
-          <w:instrText xml:space="preserve"> PAGEREF _Toc231672384 \h </w:instrText>
+          <w:instrText xml:space="preserve"> PAGEREF _Toc232425527 \h </w:instrText>
         </w:r>
         <w:r>
           <w:rPr>
@@ -1573,7 +1573,7 @@
           <w:lang w:eastAsia="en-US"/>
         </w:rPr>
       </w:pPr>
-      <w:hyperlink w:anchor="_Toc231672385" w:history="1">
+      <w:hyperlink w:anchor="_Toc232425528" w:history="1">
         <w:r>
           <w:rPr>
             <w:rStyle w:val="Hyperlink"/>
@@ -1600,7 +1600,7 @@
             <w:noProof/>
             <w:webHidden/>
           </w:rPr>
-          <w:instrText xml:space="preserve"> PAGEREF _Toc231672385 \h </w:instrText>
+          <w:instrText xml:space="preserve"> PAGEREF _Toc232425528 \h </w:instrText>
         </w:r>
         <w:r>
           <w:rPr>
@@ -1642,7 +1642,7 @@
           <w:lang w:eastAsia="en-US"/>
         </w:rPr>
       </w:pPr>
-      <w:hyperlink w:anchor="_Toc231672386" w:history="1">
+      <w:hyperlink w:anchor="_Toc232425529" w:history="1">
         <w:r>
           <w:rPr>
             <w:rStyle w:val="Hyperlink"/>
@@ -1669,7 +1669,7 @@
             <w:noProof/>
             <w:webHidden/>
           </w:rPr>
-          <w:instrText xml:space="preserve"> PAGEREF _Toc231672386 \h </w:instrText>
+          <w:instrText xml:space="preserve"> PAGEREF _Toc232425529 \h </w:instrText>
         </w:r>
         <w:r>
           <w:rPr>
@@ -1711,7 +1711,7 @@
           <w:lang w:eastAsia="en-US"/>
         </w:rPr>
       </w:pPr>
-      <w:hyperlink w:anchor="_Toc231672387" w:history="1">
+      <w:hyperlink w:anchor="_Toc232425530" w:history="1">
         <w:r>
           <w:rPr>
             <w:rStyle w:val="Hyperlink"/>
@@ -1738,7 +1738,7 @@
             <w:noProof/>
             <w:webHidden/>
           </w:rPr>
-          <w:instrText xml:space="preserve"> PAGEREF _Toc231672387 \h </w:instrText>
+          <w:instrText xml:space="preserve"> PAGEREF _Toc232425530 \h </w:instrText>
         </w:r>
         <w:r>
           <w:rPr>
@@ -1780,7 +1780,7 @@
           <w:lang w:eastAsia="en-US"/>
         </w:rPr>
       </w:pPr>
-      <w:hyperlink w:anchor="_Toc231672388" w:history="1">
+      <w:hyperlink w:anchor="_Toc232425531" w:history="1">
         <w:r>
           <w:rPr>
             <w:rStyle w:val="Hyperlink"/>
@@ -1807,7 +1807,7 @@
             <w:noProof/>
             <w:webHidden/>
           </w:rPr>
-          <w:instrText xml:space="preserve"> PAGEREF _Toc231672388 \h </w:instrText>
+          <w:instrText xml:space="preserve"> PAGEREF _Toc232425531 \h </w:instrText>
         </w:r>
         <w:r>
           <w:rPr>
@@ -1849,7 +1849,7 @@
           <w:lang w:eastAsia="en-US"/>
         </w:rPr>
       </w:pPr>
-      <w:hyperlink w:anchor="_Toc231672389" w:history="1">
+      <w:hyperlink w:anchor="_Toc232425532" w:history="1">
         <w:r>
           <w:rPr>
             <w:rStyle w:val="Hyperlink"/>
@@ -1876,7 +1876,7 @@
             <w:noProof/>
             <w:webHidden/>
           </w:rPr>
-          <w:instrText xml:space="preserve"> PAGEREF _Toc231672389 \h </w:instrText>
+          <w:instrText xml:space="preserve"> PAGEREF _Toc232425532 \h </w:instrText>
         </w:r>
         <w:r>
           <w:rPr>
@@ -1918,7 +1918,7 @@
           <w:lang w:eastAsia="en-US"/>
         </w:rPr>
       </w:pPr>
-      <w:hyperlink w:anchor="_Toc231672390" w:history="1">
+      <w:hyperlink w:anchor="_Toc232425533" w:history="1">
         <w:r>
           <w:rPr>
             <w:rStyle w:val="Hyperlink"/>
@@ -1941,7 +1941,7 @@
           <w:rPr>
             <w:webHidden/>
           </w:rPr>
-          <w:instrText xml:space="preserve"> PAGEREF _Toc231672390 \h </w:instrText>
+          <w:instrText xml:space="preserve"> PAGEREF _Toc232425533 \h </w:instrText>
         </w:r>
         <w:r>
           <w:rPr>
@@ -1979,7 +1979,7 @@
           <w:lang w:eastAsia="en-US"/>
         </w:rPr>
       </w:pPr>
-      <w:hyperlink w:anchor="_Toc231672391" w:history="1">
+      <w:hyperlink w:anchor="_Toc232425534" w:history="1">
         <w:r>
           <w:rPr>
             <w:rStyle w:val="Hyperlink"/>
@@ -2006,7 +2006,7 @@
             <w:noProof/>
             <w:webHidden/>
           </w:rPr>
-          <w:instrText xml:space="preserve"> PAGEREF _Toc231672391 \h </w:instrText>
+          <w:instrText xml:space="preserve"> PAGEREF _Toc232425534 \h </w:instrText>
         </w:r>
         <w:r>
           <w:rPr>
@@ -2048,7 +2048,7 @@
           <w:lang w:eastAsia="en-US"/>
         </w:rPr>
       </w:pPr>
-      <w:hyperlink w:anchor="_Toc231672392" w:history="1">
+      <w:hyperlink w:anchor="_Toc232425535" w:history="1">
         <w:r>
           <w:rPr>
             <w:rStyle w:val="Hyperlink"/>
@@ -2075,7 +2075,7 @@
             <w:noProof/>
             <w:webHidden/>
           </w:rPr>
-          <w:instrText xml:space="preserve"> PAGEREF _Toc231672392 \h </w:instrText>
+          <w:instrText xml:space="preserve"> PAGEREF _Toc232425535 \h </w:instrText>
         </w:r>
         <w:r>
           <w:rPr>
@@ -2117,7 +2117,7 @@
           <w:lang w:eastAsia="en-US"/>
         </w:rPr>
       </w:pPr>
-      <w:hyperlink w:anchor="_Toc231672393" w:history="1">
+      <w:hyperlink w:anchor="_Toc232425536" w:history="1">
         <w:r>
           <w:rPr>
             <w:rStyle w:val="Hyperlink"/>
@@ -2144,7 +2144,7 @@
             <w:noProof/>
             <w:webHidden/>
           </w:rPr>
-          <w:instrText xml:space="preserve"> PAGEREF _Toc231672393 \h </w:instrText>
+          <w:instrText xml:space="preserve"> PAGEREF _Toc232425536 \h </w:instrText>
         </w:r>
         <w:r>
           <w:rPr>
@@ -2186,7 +2186,7 @@
           <w:lang w:eastAsia="en-US"/>
         </w:rPr>
       </w:pPr>
-      <w:hyperlink w:anchor="_Toc231672394" w:history="1">
+      <w:hyperlink w:anchor="_Toc232425537" w:history="1">
         <w:r>
           <w:rPr>
             <w:rStyle w:val="Hyperlink"/>
@@ -2213,7 +2213,7 @@
             <w:noProof/>
             <w:webHidden/>
           </w:rPr>
-          <w:instrText xml:space="preserve"> PAGEREF _Toc231672394 \h </w:instrText>
+          <w:instrText xml:space="preserve"> PAGEREF _Toc232425537 \h </w:instrText>
         </w:r>
         <w:r>
           <w:rPr>
@@ -2255,7 +2255,7 @@
           <w:lang w:eastAsia="en-US"/>
         </w:rPr>
       </w:pPr>
-      <w:hyperlink w:anchor="_Toc231672395" w:history="1">
+      <w:hyperlink w:anchor="_Toc232425538" w:history="1">
         <w:r>
           <w:rPr>
             <w:rStyle w:val="Hyperlink"/>
@@ -2282,7 +2282,7 @@
             <w:noProof/>
             <w:webHidden/>
           </w:rPr>
-          <w:instrText xml:space="preserve"> PAGEREF _Toc231672395 \h </w:instrText>
+          <w:instrText xml:space="preserve"> PAGEREF _Toc232425538 \h </w:instrText>
         </w:r>
         <w:r>
           <w:rPr>
@@ -2324,7 +2324,7 @@
           <w:lang w:eastAsia="en-US"/>
         </w:rPr>
       </w:pPr>
-      <w:hyperlink w:anchor="_Toc231672396" w:history="1">
+      <w:hyperlink w:anchor="_Toc232425539" w:history="1">
         <w:r>
           <w:rPr>
             <w:rStyle w:val="Hyperlink"/>
@@ -2351,7 +2351,7 @@
             <w:noProof/>
             <w:webHidden/>
           </w:rPr>
-          <w:instrText xml:space="preserve"> PAGEREF _Toc231672396 \h </w:instrText>
+          <w:instrText xml:space="preserve"> PAGEREF _Toc232425539 \h </w:instrText>
         </w:r>
         <w:r>
           <w:rPr>
@@ -2393,7 +2393,7 @@
           <w:lang w:eastAsia="en-US"/>
         </w:rPr>
       </w:pPr>
-      <w:hyperlink w:anchor="_Toc231672397" w:history="1">
+      <w:hyperlink w:anchor="_Toc232425540" w:history="1">
         <w:r>
           <w:rPr>
             <w:rStyle w:val="Hyperlink"/>
@@ -2420,7 +2420,7 @@
             <w:noProof/>
             <w:webHidden/>
           </w:rPr>
-          <w:instrText xml:space="preserve"> PAGEREF _Toc231672397 \h </w:instrText>
+          <w:instrText xml:space="preserve"> PAGEREF _Toc232425540 \h </w:instrText>
         </w:r>
         <w:r>
           <w:rPr>
@@ -2462,7 +2462,7 @@
           <w:lang w:eastAsia="en-US"/>
         </w:rPr>
       </w:pPr>
-      <w:hyperlink w:anchor="_Toc231672398" w:history="1">
+      <w:hyperlink w:anchor="_Toc232425541" w:history="1">
         <w:r>
           <w:rPr>
             <w:rStyle w:val="Hyperlink"/>
@@ -2489,7 +2489,7 @@
             <w:noProof/>
             <w:webHidden/>
           </w:rPr>
-          <w:instrText xml:space="preserve"> PAGEREF _Toc231672398 \h </w:instrText>
+          <w:instrText xml:space="preserve"> PAGEREF _Toc232425541 \h </w:instrText>
         </w:r>
         <w:r>
           <w:rPr>
@@ -2531,7 +2531,7 @@
           <w:lang w:eastAsia="en-US"/>
         </w:rPr>
       </w:pPr>
-      <w:hyperlink w:anchor="_Toc231672399" w:history="1">
+      <w:hyperlink w:anchor="_Toc232425542" w:history="1">
         <w:r>
           <w:rPr>
             <w:rStyle w:val="Hyperlink"/>
@@ -2558,7 +2558,7 @@
             <w:noProof/>
             <w:webHidden/>
           </w:rPr>
-          <w:instrText xml:space="preserve"> PAGEREF _Toc231672399 \h </w:instrText>
+          <w:instrText xml:space="preserve"> PAGEREF _Toc232425542 \h </w:instrText>
         </w:r>
         <w:r>
           <w:rPr>
@@ -2600,7 +2600,7 @@
           <w:lang w:eastAsia="en-US"/>
         </w:rPr>
       </w:pPr>
-      <w:hyperlink w:anchor="_Toc231672400" w:history="1">
+      <w:hyperlink w:anchor="_Toc232425543" w:history="1">
         <w:r>
           <w:rPr>
             <w:rStyle w:val="Hyperlink"/>
@@ -2627,7 +2627,7 @@
             <w:noProof/>
             <w:webHidden/>
           </w:rPr>
-          <w:instrText xml:space="preserve"> PAGEREF _Toc231672400 \h </w:instrText>
+          <w:instrText xml:space="preserve"> PAGEREF _Toc232425543 \h </w:instrText>
         </w:r>
         <w:r>
           <w:rPr>
@@ -2669,7 +2669,7 @@
           <w:lang w:eastAsia="en-US"/>
         </w:rPr>
       </w:pPr>
-      <w:hyperlink w:anchor="_Toc231672401" w:history="1">
+      <w:hyperlink w:anchor="_Toc232425544" w:history="1">
         <w:r>
           <w:rPr>
             <w:rStyle w:val="Hyperlink"/>
@@ -2696,7 +2696,7 @@
             <w:noProof/>
             <w:webHidden/>
           </w:rPr>
-          <w:instrText xml:space="preserve"> PAGEREF _Toc231672401 \h </w:instrText>
+          <w:instrText xml:space="preserve"> PAGEREF _Toc232425544 \h </w:instrText>
         </w:r>
         <w:r>
           <w:rPr>
@@ -2738,7 +2738,7 @@
           <w:lang w:eastAsia="en-US"/>
         </w:rPr>
       </w:pPr>
-      <w:hyperlink w:anchor="_Toc231672402" w:history="1">
+      <w:hyperlink w:anchor="_Toc232425545" w:history="1">
         <w:r>
           <w:rPr>
             <w:rStyle w:val="Hyperlink"/>
@@ -2761,7 +2761,7 @@
           <w:rPr>
             <w:webHidden/>
           </w:rPr>
-          <w:instrText xml:space="preserve"> PAGEREF _Toc231672402 \h </w:instrText>
+          <w:instrText xml:space="preserve"> PAGEREF _Toc232425545 \h </w:instrText>
         </w:r>
         <w:r>
           <w:rPr>
@@ -2799,7 +2799,7 @@
           <w:lang w:eastAsia="en-US"/>
         </w:rPr>
       </w:pPr>
-      <w:hyperlink w:anchor="_Toc231672403" w:history="1">
+      <w:hyperlink w:anchor="_Toc232425546" w:history="1">
         <w:r>
           <w:rPr>
             <w:rStyle w:val="Hyperlink"/>
@@ -2826,7 +2826,7 @@
             <w:noProof/>
             <w:webHidden/>
           </w:rPr>
-          <w:instrText xml:space="preserve"> PAGEREF _Toc231672403 \h </w:instrText>
+          <w:instrText xml:space="preserve"> PAGEREF _Toc232425546 \h </w:instrText>
         </w:r>
         <w:r>
           <w:rPr>
@@ -2879,7 +2879,7 @@
       <w:pPr>
         <w:pStyle w:val="Heading1"/>
       </w:pPr>
-      <w:bookmarkStart w:id="0" w:name="_Toc231672364"/>
+      <w:bookmarkStart w:id="0" w:name="_Toc232425507"/>
       <w:r>
         <w:lastRenderedPageBreak/>
         <w:t>Source Control</w:t>
@@ -2980,7 +2980,7 @@
       <w:pPr>
         <w:pStyle w:val="Heading2"/>
       </w:pPr>
-      <w:bookmarkStart w:id="1" w:name="_Toc231672365"/>
+      <w:bookmarkStart w:id="1" w:name="_Toc232425508"/>
       <w:r>
         <w:t>Repositories</w:t>
       </w:r>
@@ -3202,7 +3202,7 @@
       <w:pPr>
         <w:pStyle w:val="Heading3"/>
       </w:pPr>
-      <w:bookmarkStart w:id="2" w:name="_Toc231672366"/>
+      <w:bookmarkStart w:id="2" w:name="_Toc232425509"/>
       <w:r>
         <w:t>Authentication</w:t>
       </w:r>
@@ -3610,7 +3610,7 @@
       <w:pPr>
         <w:pStyle w:val="Heading2"/>
       </w:pPr>
-      <w:bookmarkStart w:id="3" w:name="_Toc231672367"/>
+      <w:bookmarkStart w:id="3" w:name="_Toc232425510"/>
       <w:r>
         <w:t>Branches</w:t>
       </w:r>
@@ -3858,7 +3858,7 @@
       <w:pPr>
         <w:pStyle w:val="Heading2"/>
       </w:pPr>
-      <w:bookmarkStart w:id="4" w:name="_Toc231672368"/>
+      <w:bookmarkStart w:id="4" w:name="_Toc232425511"/>
       <w:r>
         <w:t>Creat</w:t>
       </w:r>
@@ -5539,7 +5539,7 @@
       <w:pPr>
         <w:pStyle w:val="Heading2"/>
       </w:pPr>
-      <w:bookmarkStart w:id="5" w:name="_Toc231672369"/>
+      <w:bookmarkStart w:id="5" w:name="_Toc232425512"/>
       <w:r>
         <w:t xml:space="preserve">Using Git </w:t>
       </w:r>
@@ -5558,7 +5558,7 @@
       <w:pPr>
         <w:pStyle w:val="Heading3"/>
       </w:pPr>
-      <w:bookmarkStart w:id="6" w:name="_Toc231672370"/>
+      <w:bookmarkStart w:id="6" w:name="_Toc232425513"/>
       <w:r>
         <w:t>Configuration</w:t>
       </w:r>
@@ -6221,7 +6221,7 @@
       <w:pPr>
         <w:pStyle w:val="Heading3"/>
       </w:pPr>
-      <w:bookmarkStart w:id="7" w:name="_Toc231672371"/>
+      <w:bookmarkStart w:id="7" w:name="_Toc232425514"/>
       <w:r>
         <w:t>Create</w:t>
       </w:r>
@@ -6436,7 +6436,7 @@
       <w:pPr>
         <w:pStyle w:val="Heading3"/>
       </w:pPr>
-      <w:bookmarkStart w:id="8" w:name="_Toc231672372"/>
+      <w:bookmarkStart w:id="8" w:name="_Toc232425515"/>
       <w:r>
         <w:t>Create</w:t>
       </w:r>
@@ -6562,7 +6562,7 @@
       <w:pPr>
         <w:pStyle w:val="Heading3"/>
       </w:pPr>
-      <w:bookmarkStart w:id="9" w:name="_Toc231672373"/>
+      <w:bookmarkStart w:id="9" w:name="_Toc232425516"/>
       <w:r>
         <w:t>Synchronize with Remote Repository</w:t>
       </w:r>
@@ -6684,7 +6684,7 @@
       <w:pPr>
         <w:pStyle w:val="Heading3"/>
       </w:pPr>
-      <w:bookmarkStart w:id="10" w:name="_Toc231672374"/>
+      <w:bookmarkStart w:id="10" w:name="_Toc232425517"/>
       <w:r>
         <w:t>Get Status</w:t>
       </w:r>
@@ -7155,7 +7155,7 @@
       <w:pPr>
         <w:pStyle w:val="Heading3"/>
       </w:pPr>
-      <w:bookmarkStart w:id="11" w:name="_Toc231672375"/>
+      <w:bookmarkStart w:id="11" w:name="_Toc232425518"/>
       <w:r>
         <w:t>Select a Branch</w:t>
       </w:r>
@@ -7818,7 +7818,7 @@
       <w:pPr>
         <w:pStyle w:val="Heading3"/>
       </w:pPr>
-      <w:bookmarkStart w:id="12" w:name="_Toc231672376"/>
+      <w:bookmarkStart w:id="12" w:name="_Toc232425519"/>
       <w:r>
         <w:t>Create a New Branch</w:t>
       </w:r>
@@ -7995,7 +7995,7 @@
       <w:pPr>
         <w:pStyle w:val="Heading3"/>
       </w:pPr>
-      <w:bookmarkStart w:id="13" w:name="_Toc231672377"/>
+      <w:bookmarkStart w:id="13" w:name="_Toc232425520"/>
       <w:r>
         <w:t>Add</w:t>
       </w:r>
@@ -8232,7 +8232,7 @@
       <w:pPr>
         <w:pStyle w:val="Heading3"/>
       </w:pPr>
-      <w:bookmarkStart w:id="14" w:name="_Toc231672378"/>
+      <w:bookmarkStart w:id="14" w:name="_Toc232425521"/>
       <w:r>
         <w:t>Delete a file</w:t>
       </w:r>
@@ -8371,7 +8371,7 @@
       <w:pPr>
         <w:pStyle w:val="Heading3"/>
       </w:pPr>
-      <w:bookmarkStart w:id="15" w:name="_Toc231672379"/>
+      <w:bookmarkStart w:id="15" w:name="_Toc232425522"/>
       <w:r>
         <w:t>Change a File</w:t>
       </w:r>
@@ -8682,7 +8682,7 @@
       <w:pPr>
         <w:pStyle w:val="Heading3"/>
       </w:pPr>
-      <w:bookmarkStart w:id="16" w:name="_Toc231672380"/>
+      <w:bookmarkStart w:id="16" w:name="_Toc232425523"/>
       <w:r>
         <w:lastRenderedPageBreak/>
         <w:t>Stage a File</w:t>
@@ -9069,7 +9069,7 @@
       <w:pPr>
         <w:pStyle w:val="Heading3"/>
       </w:pPr>
-      <w:bookmarkStart w:id="17" w:name="_Toc231672381"/>
+      <w:bookmarkStart w:id="17" w:name="_Toc232425524"/>
       <w:r>
         <w:t xml:space="preserve">Commit a </w:t>
       </w:r>
@@ -9200,7 +9200,7 @@
       <w:pPr>
         <w:pStyle w:val="Heading3"/>
       </w:pPr>
-      <w:bookmarkStart w:id="18" w:name="_Toc231672382"/>
+      <w:bookmarkStart w:id="18" w:name="_Toc232425525"/>
       <w:r>
         <w:t>Push Changes to the Remote Repository</w:t>
       </w:r>
@@ -9351,7 +9351,7 @@
       <w:pPr>
         <w:pStyle w:val="Heading3"/>
       </w:pPr>
-      <w:bookmarkStart w:id="19" w:name="_Toc231672383"/>
+      <w:bookmarkStart w:id="19" w:name="_Toc232425526"/>
       <w:r>
         <w:t>Make a Change</w:t>
       </w:r>
@@ -9881,7 +9881,7 @@
       <w:pPr>
         <w:pStyle w:val="Heading3"/>
       </w:pPr>
-      <w:bookmarkStart w:id="20" w:name="_Toc231672384"/>
+      <w:bookmarkStart w:id="20" w:name="_Toc232425527"/>
       <w:r>
         <w:t>Make Change to Main Branch</w:t>
       </w:r>
@@ -10192,7 +10192,7 @@
       <w:pPr>
         <w:pStyle w:val="Heading3"/>
       </w:pPr>
-      <w:bookmarkStart w:id="21" w:name="_Toc231672385"/>
+      <w:bookmarkStart w:id="21" w:name="_Toc232425528"/>
       <w:r>
         <w:t xml:space="preserve">Merge Development Branch into </w:t>
       </w:r>
@@ -10618,6 +10618,23 @@
       <w:pPr>
         <w:pStyle w:val="SourceCode"/>
       </w:pPr>
+      <w:r>
+        <w:t xml:space="preserve">$ git commit –a –m </w:t>
+      </w:r>
+      <w:r>
+        <w:t>“Update version information</w:t>
+      </w:r>
+      <w:r>
+        <w:t>.</w:t>
+      </w:r>
+      <w:r>
+        <w:t>”</w:t>
+      </w:r>
+    </w:p>
+    <w:p>
+      <w:pPr>
+        <w:pStyle w:val="SourceCode"/>
+      </w:pPr>
     </w:p>
     <w:p>
       <w:pPr>
@@ -11369,6 +11386,7 @@
         <w:pStyle w:val="SourceCode"/>
       </w:pPr>
       <w:r>
+        <w:lastRenderedPageBreak/>
         <w:t xml:space="preserve">$ </w:t>
       </w:r>
       <w:proofErr w:type="spellStart"/>
@@ -11386,9 +11404,8 @@
       <w:pPr>
         <w:pStyle w:val="Heading3"/>
       </w:pPr>
-      <w:bookmarkStart w:id="22" w:name="_Toc231672386"/>
-      <w:r>
-        <w:lastRenderedPageBreak/>
+      <w:bookmarkStart w:id="22" w:name="_Toc232425529"/>
+      <w:r>
         <w:t>Get a Past Version of TaxTools</w:t>
       </w:r>
       <w:bookmarkEnd w:id="22"/>
@@ -11397,7 +11414,7 @@
       <w:pPr>
         <w:pStyle w:val="Heading3"/>
       </w:pPr>
-      <w:bookmarkStart w:id="23" w:name="_Toc231672387"/>
+      <w:bookmarkStart w:id="23" w:name="_Toc232425530"/>
       <w:r>
         <w:t>Create a Tag</w:t>
       </w:r>
@@ -11690,7 +11707,7 @@
       <w:pPr>
         <w:pStyle w:val="Heading2"/>
       </w:pPr>
-      <w:bookmarkStart w:id="24" w:name="_Toc231672388"/>
+      <w:bookmarkStart w:id="24" w:name="_Toc232425531"/>
       <w:r>
         <w:rPr>
           <w:lang w:eastAsia="ar-SA"/>
@@ -11998,7 +12015,7 @@
       <w:pPr>
         <w:pStyle w:val="Heading2"/>
       </w:pPr>
-      <w:bookmarkStart w:id="25" w:name="_Toc231672389"/>
+      <w:bookmarkStart w:id="25" w:name="_Toc232425532"/>
       <w:r>
         <w:t>Git Terminology</w:t>
       </w:r>
@@ -12283,7 +12300,7 @@
       <w:pPr>
         <w:pStyle w:val="Heading1"/>
       </w:pPr>
-      <w:bookmarkStart w:id="26" w:name="_Toc231672390"/>
+      <w:bookmarkStart w:id="26" w:name="_Toc232425533"/>
       <w:r>
         <w:t>Editing Tools</w:t>
       </w:r>
@@ -12294,7 +12311,7 @@
         <w:pStyle w:val="Heading2"/>
       </w:pPr>
       <w:bookmarkStart w:id="27" w:name="_Toc227669204"/>
-      <w:bookmarkStart w:id="28" w:name="_Toc231672391"/>
+      <w:bookmarkStart w:id="28" w:name="_Toc232425534"/>
       <w:r>
         <w:t>VS Code</w:t>
       </w:r>
@@ -12324,7 +12341,7 @@
       <w:pPr>
         <w:pStyle w:val="Heading3"/>
       </w:pPr>
-      <w:bookmarkStart w:id="29" w:name="_Toc231672392"/>
+      <w:bookmarkStart w:id="29" w:name="_Toc232425535"/>
       <w:r>
         <w:t>Installation</w:t>
       </w:r>
@@ -12495,7 +12512,7 @@
       <w:pPr>
         <w:pStyle w:val="Heading3"/>
       </w:pPr>
-      <w:bookmarkStart w:id="30" w:name="_Toc231672393"/>
+      <w:bookmarkStart w:id="30" w:name="_Toc232425536"/>
       <w:r>
         <w:t>Configuration Settings</w:t>
       </w:r>
@@ -12929,7 +12946,7 @@
       <w:pPr>
         <w:pStyle w:val="Heading3"/>
       </w:pPr>
-      <w:bookmarkStart w:id="31" w:name="_Toc231672394"/>
+      <w:bookmarkStart w:id="31" w:name="_Toc232425537"/>
       <w:r>
         <w:t>Extensions</w:t>
       </w:r>
@@ -13075,7 +13092,7 @@
       <w:pPr>
         <w:pStyle w:val="Heading3"/>
       </w:pPr>
-      <w:bookmarkStart w:id="32" w:name="_Toc231672395"/>
+      <w:bookmarkStart w:id="32" w:name="_Toc232425538"/>
       <w:r>
         <w:t>Command Summary</w:t>
       </w:r>
@@ -13245,7 +13262,7 @@
         <w:pStyle w:val="Heading2"/>
       </w:pPr>
       <w:bookmarkStart w:id="33" w:name="_Toc227669205"/>
-      <w:bookmarkStart w:id="34" w:name="_Toc231672396"/>
+      <w:bookmarkStart w:id="34" w:name="_Toc232425539"/>
       <w:r>
         <w:t>Node and NPM</w:t>
       </w:r>
@@ -13285,7 +13302,7 @@
       <w:pPr>
         <w:pStyle w:val="Heading3"/>
       </w:pPr>
-      <w:bookmarkStart w:id="35" w:name="_Toc231672397"/>
+      <w:bookmarkStart w:id="35" w:name="_Toc232425540"/>
       <w:r>
         <w:lastRenderedPageBreak/>
         <w:t>Installation</w:t>
@@ -13545,7 +13562,7 @@
       <w:pPr>
         <w:pStyle w:val="Heading3"/>
       </w:pPr>
-      <w:bookmarkStart w:id="36" w:name="_Toc231672398"/>
+      <w:bookmarkStart w:id="36" w:name="_Toc232425541"/>
       <w:r>
         <w:t>Prettier</w:t>
       </w:r>
@@ -13865,7 +13882,7 @@
       <w:pPr>
         <w:pStyle w:val="Heading3"/>
       </w:pPr>
-      <w:bookmarkStart w:id="37" w:name="_Toc231672399"/>
+      <w:bookmarkStart w:id="37" w:name="_Toc232425542"/>
       <w:proofErr w:type="spellStart"/>
       <w:r>
         <w:t>ESLint</w:t>
@@ -14260,7 +14277,7 @@
       <w:pPr>
         <w:pStyle w:val="Heading2"/>
       </w:pPr>
-      <w:bookmarkStart w:id="38" w:name="_Toc231672400"/>
+      <w:bookmarkStart w:id="38" w:name="_Toc232425543"/>
       <w:r>
         <w:lastRenderedPageBreak/>
         <w:t>Git</w:t>
@@ -14297,7 +14314,7 @@
       <w:pPr>
         <w:pStyle w:val="Heading3"/>
       </w:pPr>
-      <w:bookmarkStart w:id="39" w:name="_Toc231672401"/>
+      <w:bookmarkStart w:id="39" w:name="_Toc232425544"/>
       <w:r>
         <w:t>Inst</w:t>
       </w:r>
@@ -14423,7 +14440,7 @@
       <w:pPr>
         <w:pStyle w:val="Heading1"/>
       </w:pPr>
-      <w:bookmarkStart w:id="40" w:name="_Toc231672402"/>
+      <w:bookmarkStart w:id="40" w:name="_Toc232425545"/>
       <w:r>
         <w:t>Notes</w:t>
       </w:r>
@@ -14433,7 +14450,7 @@
       <w:pPr>
         <w:pStyle w:val="Heading2"/>
       </w:pPr>
-      <w:bookmarkStart w:id="41" w:name="_Toc231672403"/>
+      <w:bookmarkStart w:id="41" w:name="_Toc232425546"/>
       <w:r>
         <w:t>Coding Conventions</w:t>
       </w:r>
@@ -14659,7 +14676,7 @@
         <w:szCs w:val="24"/>
         <w:lang w:eastAsia="en-US"/>
       </w:rPr>
-      <w:t>1</w:t>
+      <w:t>16</w:t>
     </w:r>
     <w:r>
       <w:rPr>
@@ -17982,7 +17999,7 @@
 </file>
 
 <file path=customXml/itemProps1.xml><?xml version="1.0" encoding="utf-8"?>
-<ds:datastoreItem xmlns:ds="http://schemas.openxmlformats.org/officeDocument/2006/customXml" ds:itemID="{287FA169-1308-45D1-BB1A-D729F3ADF5C2}">
+<ds:datastoreItem xmlns:ds="http://schemas.openxmlformats.org/officeDocument/2006/customXml" ds:itemID="{A7E32456-63E8-416C-9F4C-2E4636388AFE}">
   <ds:schemaRefs>
     <ds:schemaRef ds:uri="http://schemas.openxmlformats.org/officeDocument/2006/bibliography"/>
   </ds:schemaRefs>

--- a/Documentation/DevelopmentEnvironment.docx
+++ b/Documentation/DevelopmentEnvironment.docx
@@ -47,7 +47,7 @@
         <w:rPr>
           <w:noProof/>
         </w:rPr>
-        <w:t>June 15, 2026</w:t>
+        <w:t>June 16, 2026</w:t>
       </w:r>
       <w:r>
         <w:rPr>
@@ -2919,15 +2919,25 @@
       <w:r>
         <w:t xml:space="preserve"> </w:t>
       </w:r>
-      <w:hyperlink r:id="rId8" w:history="1">
-        <w:r>
-          <w:rPr>
-            <w:rStyle w:val="Hyperlink"/>
-            <w:sz w:val="18"/>
-          </w:rPr>
-          <w:t>git-scm.com</w:t>
-        </w:r>
-      </w:hyperlink>
+      <w:r>
+        <w:fldChar w:fldCharType="begin"/>
+      </w:r>
+      <w:r>
+        <w:instrText>HYPERLINK "https://git-scm.com/"</w:instrText>
+      </w:r>
+      <w:r>
+        <w:fldChar w:fldCharType="separate"/>
+      </w:r>
+      <w:r>
+        <w:rPr>
+          <w:rStyle w:val="Hyperlink"/>
+          <w:sz w:val="18"/>
+        </w:rPr>
+        <w:t>git-scm.com</w:t>
+      </w:r>
+      <w:r>
+        <w:fldChar w:fldCharType="end"/>
+      </w:r>
       <w:r>
         <w:t>.</w:t>
       </w:r>
@@ -2963,15 +2973,25 @@
       <w:r>
         <w:t xml:space="preserve">at </w:t>
       </w:r>
-      <w:hyperlink r:id="rId9" w:history="1">
-        <w:r>
-          <w:rPr>
-            <w:rStyle w:val="Hyperlink"/>
-            <w:sz w:val="18"/>
-          </w:rPr>
-          <w:t>github.com</w:t>
-        </w:r>
-      </w:hyperlink>
+      <w:r>
+        <w:fldChar w:fldCharType="begin"/>
+      </w:r>
+      <w:r>
+        <w:instrText>HYPERLINK "https://github.com/"</w:instrText>
+      </w:r>
+      <w:r>
+        <w:fldChar w:fldCharType="separate"/>
+      </w:r>
+      <w:r>
+        <w:rPr>
+          <w:rStyle w:val="Hyperlink"/>
+          <w:sz w:val="18"/>
+        </w:rPr>
+        <w:t>github.com</w:t>
+      </w:r>
+      <w:r>
+        <w:fldChar w:fldCharType="end"/>
+      </w:r>
       <w:r>
         <w:t>.</w:t>
       </w:r>
@@ -11738,32 +11758,52 @@
         <w:pStyle w:val="Body-Text-tight"/>
         <w:ind w:left="1440"/>
       </w:pPr>
-      <w:hyperlink r:id="rId10" w:history="1">
-        <w:r>
-          <w:rPr>
-            <w:rStyle w:val="Hyperlink"/>
-            <w:rFonts w:asciiTheme="minorHAnsi" w:hAnsiTheme="minorHAnsi"/>
-            <w:lang w:eastAsia="ar-SA"/>
-          </w:rPr>
-          <w:t>https://git.github.io/htmldocs/git.html</w:t>
-        </w:r>
-      </w:hyperlink>
+      <w:r>
+        <w:fldChar w:fldCharType="begin"/>
+      </w:r>
+      <w:r>
+        <w:instrText>HYPERLINK "https://git.github.io/htmldocs/git.html"</w:instrText>
+      </w:r>
+      <w:r>
+        <w:fldChar w:fldCharType="separate"/>
+      </w:r>
+      <w:r>
+        <w:rPr>
+          <w:rStyle w:val="Hyperlink"/>
+          <w:rFonts w:asciiTheme="minorHAnsi" w:hAnsiTheme="minorHAnsi"/>
+          <w:lang w:eastAsia="ar-SA"/>
+        </w:rPr>
+        <w:t>https://git.github.io/htmldocs/git.html</w:t>
+      </w:r>
+      <w:r>
+        <w:fldChar w:fldCharType="end"/>
+      </w:r>
     </w:p>
     <w:p>
       <w:pPr>
         <w:pStyle w:val="Body-Text-tight"/>
         <w:ind w:left="1440"/>
       </w:pPr>
-      <w:hyperlink r:id="rId11" w:history="1">
-        <w:r>
-          <w:rPr>
-            <w:rStyle w:val="Hyperlink"/>
-            <w:rFonts w:asciiTheme="minorHAnsi" w:hAnsiTheme="minorHAnsi"/>
-            <w:lang w:eastAsia="ar-SA"/>
-          </w:rPr>
-          <w:t>https://git-scm.com/docs</w:t>
-        </w:r>
-      </w:hyperlink>
+      <w:r>
+        <w:fldChar w:fldCharType="begin"/>
+      </w:r>
+      <w:r>
+        <w:instrText>HYPERLINK "https://git-scm.com/docs"</w:instrText>
+      </w:r>
+      <w:r>
+        <w:fldChar w:fldCharType="separate"/>
+      </w:r>
+      <w:r>
+        <w:rPr>
+          <w:rStyle w:val="Hyperlink"/>
+          <w:rFonts w:asciiTheme="minorHAnsi" w:hAnsiTheme="minorHAnsi"/>
+          <w:lang w:eastAsia="ar-SA"/>
+        </w:rPr>
+        <w:t>https://git-scm.com/docs</w:t>
+      </w:r>
+      <w:r>
+        <w:fldChar w:fldCharType="end"/>
+      </w:r>
     </w:p>
     <w:p>
       <w:pPr>
@@ -12325,14 +12365,24 @@
       <w:r>
         <w:t xml:space="preserve">Visual Studio Code, usually called VS Code, is a popular, free editor for developers. There are many extensions that give it additional capabilities and interoperability with other tools, but it comes with build in support for HTML, CSS, and JavaScript. For more information on VS Code, go to </w:t>
       </w:r>
-      <w:hyperlink r:id="rId12" w:history="1">
-        <w:r>
-          <w:rPr>
-            <w:rStyle w:val="Hyperlink"/>
-          </w:rPr>
-          <w:t>https://code.visualstudio.com</w:t>
-        </w:r>
-      </w:hyperlink>
+      <w:r>
+        <w:fldChar w:fldCharType="begin"/>
+      </w:r>
+      <w:r>
+        <w:instrText>HYPERLINK "https://code.visualstudio.com/"</w:instrText>
+      </w:r>
+      <w:r>
+        <w:fldChar w:fldCharType="separate"/>
+      </w:r>
+      <w:r>
+        <w:rPr>
+          <w:rStyle w:val="Hyperlink"/>
+        </w:rPr>
+        <w:t>https://code.visualstudio.com</w:t>
+      </w:r>
+      <w:r>
+        <w:fldChar w:fldCharType="end"/>
+      </w:r>
       <w:r>
         <w:t>.</w:t>
       </w:r>
@@ -12358,14 +12408,24 @@
       <w:r>
         <w:t xml:space="preserve">Go to </w:t>
       </w:r>
-      <w:hyperlink r:id="rId13" w:history="1">
-        <w:r>
-          <w:rPr>
-            <w:rStyle w:val="Hyperlink"/>
-          </w:rPr>
-          <w:t>https://code.visualstudio.com/download</w:t>
-        </w:r>
-      </w:hyperlink>
+      <w:r>
+        <w:fldChar w:fldCharType="begin"/>
+      </w:r>
+      <w:r>
+        <w:instrText>HYPERLINK "https://code.visualstudio.com/download"</w:instrText>
+      </w:r>
+      <w:r>
+        <w:fldChar w:fldCharType="separate"/>
+      </w:r>
+      <w:r>
+        <w:rPr>
+          <w:rStyle w:val="Hyperlink"/>
+        </w:rPr>
+        <w:t>https://code.visualstudio.com/download</w:t>
+      </w:r>
+      <w:r>
+        <w:fldChar w:fldCharType="end"/>
+      </w:r>
     </w:p>
     <w:p>
       <w:pPr>
@@ -13261,12 +13321,12 @@
       <w:pPr>
         <w:pStyle w:val="Heading2"/>
       </w:pPr>
-      <w:bookmarkStart w:id="33" w:name="_Toc227669205"/>
-      <w:bookmarkStart w:id="34" w:name="_Toc232425539"/>
+      <w:bookmarkStart w:id="33" w:name="_Toc232425539"/>
+      <w:bookmarkStart w:id="34" w:name="_Toc227669205"/>
       <w:r>
         <w:t>Node and NPM</w:t>
       </w:r>
-      <w:bookmarkEnd w:id="34"/>
+      <w:bookmarkEnd w:id="33"/>
     </w:p>
     <w:p>
       <w:pPr>
@@ -13320,14 +13380,24 @@
       <w:r>
         <w:t xml:space="preserve">Go to </w:t>
       </w:r>
-      <w:hyperlink r:id="rId14" w:history="1">
-        <w:r>
-          <w:rPr>
-            <w:rStyle w:val="Hyperlink"/>
-          </w:rPr>
-          <w:t>https://nodejs.org</w:t>
-        </w:r>
-      </w:hyperlink>
+      <w:r>
+        <w:fldChar w:fldCharType="begin"/>
+      </w:r>
+      <w:r>
+        <w:instrText>HYPERLINK "https://nodejs.org/"</w:instrText>
+      </w:r>
+      <w:r>
+        <w:fldChar w:fldCharType="separate"/>
+      </w:r>
+      <w:r>
+        <w:rPr>
+          <w:rStyle w:val="Hyperlink"/>
+        </w:rPr>
+        <w:t>https://nodejs.org</w:t>
+      </w:r>
+      <w:r>
+        <w:fldChar w:fldCharType="end"/>
+      </w:r>
       <w:r>
         <w:t xml:space="preserve"> </w:t>
       </w:r>
@@ -14252,7 +14322,7 @@
         <w:pStyle w:val="SourceCode"/>
       </w:pPr>
     </w:p>
-    <w:bookmarkEnd w:id="33"/>
+    <w:bookmarkEnd w:id="34"/>
     <w:p>
       <w:pPr>
         <w:pStyle w:val="Body-Text"/>
@@ -14337,14 +14407,24 @@
       <w:r>
         <w:t xml:space="preserve">Go to </w:t>
       </w:r>
-      <w:hyperlink r:id="rId15" w:history="1">
-        <w:r>
-          <w:rPr>
-            <w:rStyle w:val="Hyperlink"/>
-          </w:rPr>
-          <w:t>https://git-scm.com/install/windows</w:t>
-        </w:r>
-      </w:hyperlink>
+      <w:r>
+        <w:fldChar w:fldCharType="begin"/>
+      </w:r>
+      <w:r>
+        <w:instrText>HYPERLINK "https://git-scm.com/install/windows"</w:instrText>
+      </w:r>
+      <w:r>
+        <w:fldChar w:fldCharType="separate"/>
+      </w:r>
+      <w:r>
+        <w:rPr>
+          <w:rStyle w:val="Hyperlink"/>
+        </w:rPr>
+        <w:t>https://git-scm.com/install/windows</w:t>
+      </w:r>
+      <w:r>
+        <w:fldChar w:fldCharType="end"/>
+      </w:r>
       <w:r>
         <w:t>.</w:t>
       </w:r>
@@ -14492,7 +14572,13 @@
         <w:t>F</w:t>
       </w:r>
       <w:r>
-        <w:t>unction, property, and method names use camel case.</w:t>
+        <w:t>unction and method names use camel case</w:t>
+      </w:r>
+      <w:r>
+        <w:t>, but the first letter in the names is lowercase</w:t>
+      </w:r>
+      <w:r>
+        <w:t>.</w:t>
       </w:r>
     </w:p>
     <w:p>
@@ -14504,7 +14590,16 @@
         </w:numPr>
       </w:pPr>
       <w:r>
-        <w:t>Function and method names begin with a lower case letter.</w:t>
+        <w:t>Class</w:t>
+      </w:r>
+      <w:r>
+        <w:t xml:space="preserve"> and constructor</w:t>
+      </w:r>
+      <w:r>
+        <w:t xml:space="preserve"> names </w:t>
+      </w:r>
+      <w:r>
+        <w:t>use camel case with the first letter in the names is uppercase.</w:t>
       </w:r>
     </w:p>
     <w:p>
@@ -14516,13 +14611,15 @@
         </w:numPr>
       </w:pPr>
       <w:r>
-        <w:t>Class</w:t>
-      </w:r>
-      <w:r>
-        <w:t xml:space="preserve"> and constructor</w:t>
-      </w:r>
-      <w:r>
-        <w:t xml:space="preserve"> names begin with a capital letter.</w:t>
+        <w:t xml:space="preserve">HTML </w:t>
+      </w:r>
+      <w:proofErr w:type="gramStart"/>
+      <w:r>
+        <w:t>element IDs use</w:t>
+      </w:r>
+      <w:proofErr w:type="gramEnd"/>
+      <w:r>
+        <w:t xml:space="preserve"> camel case. HTML element objects are stored in variables with the same name as the ID (camel case). HTML element values are stored in variables with the same name, but lower case and words separated by underscores.</w:t>
       </w:r>
     </w:p>
     <w:p>
@@ -14555,7 +14652,7 @@
       </w:pPr>
     </w:p>
     <w:sectPr>
-      <w:footerReference w:type="default" r:id="rId16"/>
+      <w:footerReference w:type="default" r:id="rId8"/>
       <w:pgSz w:w="12240" w:h="15840"/>
       <w:pgMar w:top="1440" w:right="1440" w:bottom="1440" w:left="1440" w:header="720" w:footer="720" w:gutter="0"/>
       <w:cols w:space="720"/>
@@ -14676,7 +14773,7 @@
         <w:szCs w:val="24"/>
         <w:lang w:eastAsia="en-US"/>
       </w:rPr>
-      <w:t>16</w:t>
+      <w:t>1</w:t>
     </w:r>
     <w:r>
       <w:rPr>
@@ -17999,7 +18096,7 @@
 </file>
 
 <file path=customXml/itemProps1.xml><?xml version="1.0" encoding="utf-8"?>
-<ds:datastoreItem xmlns:ds="http://schemas.openxmlformats.org/officeDocument/2006/customXml" ds:itemID="{A7E32456-63E8-416C-9F4C-2E4636388AFE}">
+<ds:datastoreItem xmlns:ds="http://schemas.openxmlformats.org/officeDocument/2006/customXml" ds:itemID="{D2D46361-7BD0-4C37-BACD-FFF67113FEFC}">
   <ds:schemaRefs>
     <ds:schemaRef ds:uri="http://schemas.openxmlformats.org/officeDocument/2006/bibliography"/>
   </ds:schemaRefs>

--- a/Documentation/DevelopmentEnvironment.docx
+++ b/Documentation/DevelopmentEnvironment.docx
@@ -132,7 +132,7 @@
         </w:rPr>
         <w:fldChar w:fldCharType="separate"/>
       </w:r>
-      <w:hyperlink w:anchor="_Toc232425507" w:history="1">
+      <w:hyperlink w:anchor="_Toc232496320" w:history="1">
         <w:r>
           <w:rPr>
             <w:rStyle w:val="Hyperlink"/>
@@ -155,7 +155,7 @@
           <w:rPr>
             <w:webHidden/>
           </w:rPr>
-          <w:instrText xml:space="preserve"> PAGEREF _Toc232425507 \h </w:instrText>
+          <w:instrText xml:space="preserve"> PAGEREF _Toc232496320 \h </w:instrText>
         </w:r>
         <w:r>
           <w:rPr>
@@ -193,7 +193,7 @@
           <w:lang w:eastAsia="en-US"/>
         </w:rPr>
       </w:pPr>
-      <w:hyperlink w:anchor="_Toc232425508" w:history="1">
+      <w:hyperlink w:anchor="_Toc232496321" w:history="1">
         <w:r>
           <w:rPr>
             <w:rStyle w:val="Hyperlink"/>
@@ -220,7 +220,7 @@
             <w:noProof/>
             <w:webHidden/>
           </w:rPr>
-          <w:instrText xml:space="preserve"> PAGEREF _Toc232425508 \h </w:instrText>
+          <w:instrText xml:space="preserve"> PAGEREF _Toc232496321 \h </w:instrText>
         </w:r>
         <w:r>
           <w:rPr>
@@ -262,7 +262,7 @@
           <w:lang w:eastAsia="en-US"/>
         </w:rPr>
       </w:pPr>
-      <w:hyperlink w:anchor="_Toc232425509" w:history="1">
+      <w:hyperlink w:anchor="_Toc232496322" w:history="1">
         <w:r>
           <w:rPr>
             <w:rStyle w:val="Hyperlink"/>
@@ -289,7 +289,7 @@
             <w:noProof/>
             <w:webHidden/>
           </w:rPr>
-          <w:instrText xml:space="preserve"> PAGEREF _Toc232425509 \h </w:instrText>
+          <w:instrText xml:space="preserve"> PAGEREF _Toc232496322 \h </w:instrText>
         </w:r>
         <w:r>
           <w:rPr>
@@ -331,7 +331,7 @@
           <w:lang w:eastAsia="en-US"/>
         </w:rPr>
       </w:pPr>
-      <w:hyperlink w:anchor="_Toc232425510" w:history="1">
+      <w:hyperlink w:anchor="_Toc232496323" w:history="1">
         <w:r>
           <w:rPr>
             <w:rStyle w:val="Hyperlink"/>
@@ -358,7 +358,7 @@
             <w:noProof/>
             <w:webHidden/>
           </w:rPr>
-          <w:instrText xml:space="preserve"> PAGEREF _Toc232425510 \h </w:instrText>
+          <w:instrText xml:space="preserve"> PAGEREF _Toc232496323 \h </w:instrText>
         </w:r>
         <w:r>
           <w:rPr>
@@ -400,7 +400,7 @@
           <w:lang w:eastAsia="en-US"/>
         </w:rPr>
       </w:pPr>
-      <w:hyperlink w:anchor="_Toc232425511" w:history="1">
+      <w:hyperlink w:anchor="_Toc232496324" w:history="1">
         <w:r>
           <w:rPr>
             <w:rStyle w:val="Hyperlink"/>
@@ -427,7 +427,7 @@
             <w:noProof/>
             <w:webHidden/>
           </w:rPr>
-          <w:instrText xml:space="preserve"> PAGEREF _Toc232425511 \h </w:instrText>
+          <w:instrText xml:space="preserve"> PAGEREF _Toc232496324 \h </w:instrText>
         </w:r>
         <w:r>
           <w:rPr>
@@ -469,7 +469,7 @@
           <w:lang w:eastAsia="en-US"/>
         </w:rPr>
       </w:pPr>
-      <w:hyperlink w:anchor="_Toc232425512" w:history="1">
+      <w:hyperlink w:anchor="_Toc232496325" w:history="1">
         <w:r>
           <w:rPr>
             <w:rStyle w:val="Hyperlink"/>
@@ -496,7 +496,7 @@
             <w:noProof/>
             <w:webHidden/>
           </w:rPr>
-          <w:instrText xml:space="preserve"> PAGEREF _Toc232425512 \h </w:instrText>
+          <w:instrText xml:space="preserve"> PAGEREF _Toc232496325 \h </w:instrText>
         </w:r>
         <w:r>
           <w:rPr>
@@ -538,7 +538,7 @@
           <w:lang w:eastAsia="en-US"/>
         </w:rPr>
       </w:pPr>
-      <w:hyperlink w:anchor="_Toc232425513" w:history="1">
+      <w:hyperlink w:anchor="_Toc232496326" w:history="1">
         <w:r>
           <w:rPr>
             <w:rStyle w:val="Hyperlink"/>
@@ -565,7 +565,7 @@
             <w:noProof/>
             <w:webHidden/>
           </w:rPr>
-          <w:instrText xml:space="preserve"> PAGEREF _Toc232425513 \h </w:instrText>
+          <w:instrText xml:space="preserve"> PAGEREF _Toc232496326 \h </w:instrText>
         </w:r>
         <w:r>
           <w:rPr>
@@ -607,7 +607,7 @@
           <w:lang w:eastAsia="en-US"/>
         </w:rPr>
       </w:pPr>
-      <w:hyperlink w:anchor="_Toc232425514" w:history="1">
+      <w:hyperlink w:anchor="_Toc232496327" w:history="1">
         <w:r>
           <w:rPr>
             <w:rStyle w:val="Hyperlink"/>
@@ -634,7 +634,7 @@
             <w:noProof/>
             <w:webHidden/>
           </w:rPr>
-          <w:instrText xml:space="preserve"> PAGEREF _Toc232425514 \h </w:instrText>
+          <w:instrText xml:space="preserve"> PAGEREF _Toc232496327 \h </w:instrText>
         </w:r>
         <w:r>
           <w:rPr>
@@ -676,7 +676,7 @@
           <w:lang w:eastAsia="en-US"/>
         </w:rPr>
       </w:pPr>
-      <w:hyperlink w:anchor="_Toc232425515" w:history="1">
+      <w:hyperlink w:anchor="_Toc232496328" w:history="1">
         <w:r>
           <w:rPr>
             <w:rStyle w:val="Hyperlink"/>
@@ -703,7 +703,7 @@
             <w:noProof/>
             <w:webHidden/>
           </w:rPr>
-          <w:instrText xml:space="preserve"> PAGEREF _Toc232425515 \h </w:instrText>
+          <w:instrText xml:space="preserve"> PAGEREF _Toc232496328 \h </w:instrText>
         </w:r>
         <w:r>
           <w:rPr>
@@ -745,7 +745,7 @@
           <w:lang w:eastAsia="en-US"/>
         </w:rPr>
       </w:pPr>
-      <w:hyperlink w:anchor="_Toc232425516" w:history="1">
+      <w:hyperlink w:anchor="_Toc232496329" w:history="1">
         <w:r>
           <w:rPr>
             <w:rStyle w:val="Hyperlink"/>
@@ -772,7 +772,7 @@
             <w:noProof/>
             <w:webHidden/>
           </w:rPr>
-          <w:instrText xml:space="preserve"> PAGEREF _Toc232425516 \h </w:instrText>
+          <w:instrText xml:space="preserve"> PAGEREF _Toc232496329 \h </w:instrText>
         </w:r>
         <w:r>
           <w:rPr>
@@ -814,7 +814,7 @@
           <w:lang w:eastAsia="en-US"/>
         </w:rPr>
       </w:pPr>
-      <w:hyperlink w:anchor="_Toc232425517" w:history="1">
+      <w:hyperlink w:anchor="_Toc232496330" w:history="1">
         <w:r>
           <w:rPr>
             <w:rStyle w:val="Hyperlink"/>
@@ -841,7 +841,7 @@
             <w:noProof/>
             <w:webHidden/>
           </w:rPr>
-          <w:instrText xml:space="preserve"> PAGEREF _Toc232425517 \h </w:instrText>
+          <w:instrText xml:space="preserve"> PAGEREF _Toc232496330 \h </w:instrText>
         </w:r>
         <w:r>
           <w:rPr>
@@ -883,7 +883,7 @@
           <w:lang w:eastAsia="en-US"/>
         </w:rPr>
       </w:pPr>
-      <w:hyperlink w:anchor="_Toc232425518" w:history="1">
+      <w:hyperlink w:anchor="_Toc232496331" w:history="1">
         <w:r>
           <w:rPr>
             <w:rStyle w:val="Hyperlink"/>
@@ -910,7 +910,7 @@
             <w:noProof/>
             <w:webHidden/>
           </w:rPr>
-          <w:instrText xml:space="preserve"> PAGEREF _Toc232425518 \h </w:instrText>
+          <w:instrText xml:space="preserve"> PAGEREF _Toc232496331 \h </w:instrText>
         </w:r>
         <w:r>
           <w:rPr>
@@ -952,7 +952,7 @@
           <w:lang w:eastAsia="en-US"/>
         </w:rPr>
       </w:pPr>
-      <w:hyperlink w:anchor="_Toc232425519" w:history="1">
+      <w:hyperlink w:anchor="_Toc232496332" w:history="1">
         <w:r>
           <w:rPr>
             <w:rStyle w:val="Hyperlink"/>
@@ -979,7 +979,7 @@
             <w:noProof/>
             <w:webHidden/>
           </w:rPr>
-          <w:instrText xml:space="preserve"> PAGEREF _Toc232425519 \h </w:instrText>
+          <w:instrText xml:space="preserve"> PAGEREF _Toc232496332 \h </w:instrText>
         </w:r>
         <w:r>
           <w:rPr>
@@ -1021,7 +1021,7 @@
           <w:lang w:eastAsia="en-US"/>
         </w:rPr>
       </w:pPr>
-      <w:hyperlink w:anchor="_Toc232425520" w:history="1">
+      <w:hyperlink w:anchor="_Toc232496333" w:history="1">
         <w:r>
           <w:rPr>
             <w:rStyle w:val="Hyperlink"/>
@@ -1048,7 +1048,7 @@
             <w:noProof/>
             <w:webHidden/>
           </w:rPr>
-          <w:instrText xml:space="preserve"> PAGEREF _Toc232425520 \h </w:instrText>
+          <w:instrText xml:space="preserve"> PAGEREF _Toc232496333 \h </w:instrText>
         </w:r>
         <w:r>
           <w:rPr>
@@ -1090,7 +1090,7 @@
           <w:lang w:eastAsia="en-US"/>
         </w:rPr>
       </w:pPr>
-      <w:hyperlink w:anchor="_Toc232425521" w:history="1">
+      <w:hyperlink w:anchor="_Toc232496334" w:history="1">
         <w:r>
           <w:rPr>
             <w:rStyle w:val="Hyperlink"/>
@@ -1117,7 +1117,7 @@
             <w:noProof/>
             <w:webHidden/>
           </w:rPr>
-          <w:instrText xml:space="preserve"> PAGEREF _Toc232425521 \h </w:instrText>
+          <w:instrText xml:space="preserve"> PAGEREF _Toc232496334 \h </w:instrText>
         </w:r>
         <w:r>
           <w:rPr>
@@ -1159,7 +1159,7 @@
           <w:lang w:eastAsia="en-US"/>
         </w:rPr>
       </w:pPr>
-      <w:hyperlink w:anchor="_Toc232425522" w:history="1">
+      <w:hyperlink w:anchor="_Toc232496335" w:history="1">
         <w:r>
           <w:rPr>
             <w:rStyle w:val="Hyperlink"/>
@@ -1186,7 +1186,7 @@
             <w:noProof/>
             <w:webHidden/>
           </w:rPr>
-          <w:instrText xml:space="preserve"> PAGEREF _Toc232425522 \h </w:instrText>
+          <w:instrText xml:space="preserve"> PAGEREF _Toc232496335 \h </w:instrText>
         </w:r>
         <w:r>
           <w:rPr>
@@ -1228,7 +1228,7 @@
           <w:lang w:eastAsia="en-US"/>
         </w:rPr>
       </w:pPr>
-      <w:hyperlink w:anchor="_Toc232425523" w:history="1">
+      <w:hyperlink w:anchor="_Toc232496336" w:history="1">
         <w:r>
           <w:rPr>
             <w:rStyle w:val="Hyperlink"/>
@@ -1255,7 +1255,7 @@
             <w:noProof/>
             <w:webHidden/>
           </w:rPr>
-          <w:instrText xml:space="preserve"> PAGEREF _Toc232425523 \h </w:instrText>
+          <w:instrText xml:space="preserve"> PAGEREF _Toc232496336 \h </w:instrText>
         </w:r>
         <w:r>
           <w:rPr>
@@ -1297,7 +1297,7 @@
           <w:lang w:eastAsia="en-US"/>
         </w:rPr>
       </w:pPr>
-      <w:hyperlink w:anchor="_Toc232425524" w:history="1">
+      <w:hyperlink w:anchor="_Toc232496337" w:history="1">
         <w:r>
           <w:rPr>
             <w:rStyle w:val="Hyperlink"/>
@@ -1324,7 +1324,7 @@
             <w:noProof/>
             <w:webHidden/>
           </w:rPr>
-          <w:instrText xml:space="preserve"> PAGEREF _Toc232425524 \h </w:instrText>
+          <w:instrText xml:space="preserve"> PAGEREF _Toc232496337 \h </w:instrText>
         </w:r>
         <w:r>
           <w:rPr>
@@ -1366,7 +1366,7 @@
           <w:lang w:eastAsia="en-US"/>
         </w:rPr>
       </w:pPr>
-      <w:hyperlink w:anchor="_Toc232425525" w:history="1">
+      <w:hyperlink w:anchor="_Toc232496338" w:history="1">
         <w:r>
           <w:rPr>
             <w:rStyle w:val="Hyperlink"/>
@@ -1393,7 +1393,7 @@
             <w:noProof/>
             <w:webHidden/>
           </w:rPr>
-          <w:instrText xml:space="preserve"> PAGEREF _Toc232425525 \h </w:instrText>
+          <w:instrText xml:space="preserve"> PAGEREF _Toc232496338 \h </w:instrText>
         </w:r>
         <w:r>
           <w:rPr>
@@ -1435,7 +1435,7 @@
           <w:lang w:eastAsia="en-US"/>
         </w:rPr>
       </w:pPr>
-      <w:hyperlink w:anchor="_Toc232425526" w:history="1">
+      <w:hyperlink w:anchor="_Toc232496339" w:history="1">
         <w:r>
           <w:rPr>
             <w:rStyle w:val="Hyperlink"/>
@@ -1462,7 +1462,7 @@
             <w:noProof/>
             <w:webHidden/>
           </w:rPr>
-          <w:instrText xml:space="preserve"> PAGEREF _Toc232425526 \h </w:instrText>
+          <w:instrText xml:space="preserve"> PAGEREF _Toc232496339 \h </w:instrText>
         </w:r>
         <w:r>
           <w:rPr>
@@ -1504,7 +1504,7 @@
           <w:lang w:eastAsia="en-US"/>
         </w:rPr>
       </w:pPr>
-      <w:hyperlink w:anchor="_Toc232425527" w:history="1">
+      <w:hyperlink w:anchor="_Toc232496340" w:history="1">
         <w:r>
           <w:rPr>
             <w:rStyle w:val="Hyperlink"/>
@@ -1531,7 +1531,7 @@
             <w:noProof/>
             <w:webHidden/>
           </w:rPr>
-          <w:instrText xml:space="preserve"> PAGEREF _Toc232425527 \h </w:instrText>
+          <w:instrText xml:space="preserve"> PAGEREF _Toc232496340 \h </w:instrText>
         </w:r>
         <w:r>
           <w:rPr>
@@ -1573,7 +1573,7 @@
           <w:lang w:eastAsia="en-US"/>
         </w:rPr>
       </w:pPr>
-      <w:hyperlink w:anchor="_Toc232425528" w:history="1">
+      <w:hyperlink w:anchor="_Toc232496341" w:history="1">
         <w:r>
           <w:rPr>
             <w:rStyle w:val="Hyperlink"/>
@@ -1600,7 +1600,7 @@
             <w:noProof/>
             <w:webHidden/>
           </w:rPr>
-          <w:instrText xml:space="preserve"> PAGEREF _Toc232425528 \h </w:instrText>
+          <w:instrText xml:space="preserve"> PAGEREF _Toc232496341 \h </w:instrText>
         </w:r>
         <w:r>
           <w:rPr>
@@ -1642,7 +1642,7 @@
           <w:lang w:eastAsia="en-US"/>
         </w:rPr>
       </w:pPr>
-      <w:hyperlink w:anchor="_Toc232425529" w:history="1">
+      <w:hyperlink w:anchor="_Toc232496342" w:history="1">
         <w:r>
           <w:rPr>
             <w:rStyle w:val="Hyperlink"/>
@@ -1669,7 +1669,7 @@
             <w:noProof/>
             <w:webHidden/>
           </w:rPr>
-          <w:instrText xml:space="preserve"> PAGEREF _Toc232425529 \h </w:instrText>
+          <w:instrText xml:space="preserve"> PAGEREF _Toc232496342 \h </w:instrText>
         </w:r>
         <w:r>
           <w:rPr>
@@ -1711,7 +1711,7 @@
           <w:lang w:eastAsia="en-US"/>
         </w:rPr>
       </w:pPr>
-      <w:hyperlink w:anchor="_Toc232425530" w:history="1">
+      <w:hyperlink w:anchor="_Toc232496343" w:history="1">
         <w:r>
           <w:rPr>
             <w:rStyle w:val="Hyperlink"/>
@@ -1738,7 +1738,7 @@
             <w:noProof/>
             <w:webHidden/>
           </w:rPr>
-          <w:instrText xml:space="preserve"> PAGEREF _Toc232425530 \h </w:instrText>
+          <w:instrText xml:space="preserve"> PAGEREF _Toc232496343 \h </w:instrText>
         </w:r>
         <w:r>
           <w:rPr>
@@ -1780,7 +1780,7 @@
           <w:lang w:eastAsia="en-US"/>
         </w:rPr>
       </w:pPr>
-      <w:hyperlink w:anchor="_Toc232425531" w:history="1">
+      <w:hyperlink w:anchor="_Toc232496344" w:history="1">
         <w:r>
           <w:rPr>
             <w:rStyle w:val="Hyperlink"/>
@@ -1807,7 +1807,7 @@
             <w:noProof/>
             <w:webHidden/>
           </w:rPr>
-          <w:instrText xml:space="preserve"> PAGEREF _Toc232425531 \h </w:instrText>
+          <w:instrText xml:space="preserve"> PAGEREF _Toc232496344 \h </w:instrText>
         </w:r>
         <w:r>
           <w:rPr>
@@ -1849,7 +1849,7 @@
           <w:lang w:eastAsia="en-US"/>
         </w:rPr>
       </w:pPr>
-      <w:hyperlink w:anchor="_Toc232425532" w:history="1">
+      <w:hyperlink w:anchor="_Toc232496345" w:history="1">
         <w:r>
           <w:rPr>
             <w:rStyle w:val="Hyperlink"/>
@@ -1876,7 +1876,7 @@
             <w:noProof/>
             <w:webHidden/>
           </w:rPr>
-          <w:instrText xml:space="preserve"> PAGEREF _Toc232425532 \h </w:instrText>
+          <w:instrText xml:space="preserve"> PAGEREF _Toc232496345 \h </w:instrText>
         </w:r>
         <w:r>
           <w:rPr>
@@ -1918,7 +1918,7 @@
           <w:lang w:eastAsia="en-US"/>
         </w:rPr>
       </w:pPr>
-      <w:hyperlink w:anchor="_Toc232425533" w:history="1">
+      <w:hyperlink w:anchor="_Toc232496346" w:history="1">
         <w:r>
           <w:rPr>
             <w:rStyle w:val="Hyperlink"/>
@@ -1941,7 +1941,7 @@
           <w:rPr>
             <w:webHidden/>
           </w:rPr>
-          <w:instrText xml:space="preserve"> PAGEREF _Toc232425533 \h </w:instrText>
+          <w:instrText xml:space="preserve"> PAGEREF _Toc232496346 \h </w:instrText>
         </w:r>
         <w:r>
           <w:rPr>
@@ -1979,7 +1979,7 @@
           <w:lang w:eastAsia="en-US"/>
         </w:rPr>
       </w:pPr>
-      <w:hyperlink w:anchor="_Toc232425534" w:history="1">
+      <w:hyperlink w:anchor="_Toc232496347" w:history="1">
         <w:r>
           <w:rPr>
             <w:rStyle w:val="Hyperlink"/>
@@ -2006,7 +2006,7 @@
             <w:noProof/>
             <w:webHidden/>
           </w:rPr>
-          <w:instrText xml:space="preserve"> PAGEREF _Toc232425534 \h </w:instrText>
+          <w:instrText xml:space="preserve"> PAGEREF _Toc232496347 \h </w:instrText>
         </w:r>
         <w:r>
           <w:rPr>
@@ -2048,7 +2048,7 @@
           <w:lang w:eastAsia="en-US"/>
         </w:rPr>
       </w:pPr>
-      <w:hyperlink w:anchor="_Toc232425535" w:history="1">
+      <w:hyperlink w:anchor="_Toc232496348" w:history="1">
         <w:r>
           <w:rPr>
             <w:rStyle w:val="Hyperlink"/>
@@ -2075,7 +2075,7 @@
             <w:noProof/>
             <w:webHidden/>
           </w:rPr>
-          <w:instrText xml:space="preserve"> PAGEREF _Toc232425535 \h </w:instrText>
+          <w:instrText xml:space="preserve"> PAGEREF _Toc232496348 \h </w:instrText>
         </w:r>
         <w:r>
           <w:rPr>
@@ -2117,7 +2117,7 @@
           <w:lang w:eastAsia="en-US"/>
         </w:rPr>
       </w:pPr>
-      <w:hyperlink w:anchor="_Toc232425536" w:history="1">
+      <w:hyperlink w:anchor="_Toc232496349" w:history="1">
         <w:r>
           <w:rPr>
             <w:rStyle w:val="Hyperlink"/>
@@ -2144,7 +2144,7 @@
             <w:noProof/>
             <w:webHidden/>
           </w:rPr>
-          <w:instrText xml:space="preserve"> PAGEREF _Toc232425536 \h </w:instrText>
+          <w:instrText xml:space="preserve"> PAGEREF _Toc232496349 \h </w:instrText>
         </w:r>
         <w:r>
           <w:rPr>
@@ -2186,7 +2186,7 @@
           <w:lang w:eastAsia="en-US"/>
         </w:rPr>
       </w:pPr>
-      <w:hyperlink w:anchor="_Toc232425537" w:history="1">
+      <w:hyperlink w:anchor="_Toc232496350" w:history="1">
         <w:r>
           <w:rPr>
             <w:rStyle w:val="Hyperlink"/>
@@ -2213,7 +2213,7 @@
             <w:noProof/>
             <w:webHidden/>
           </w:rPr>
-          <w:instrText xml:space="preserve"> PAGEREF _Toc232425537 \h </w:instrText>
+          <w:instrText xml:space="preserve"> PAGEREF _Toc232496350 \h </w:instrText>
         </w:r>
         <w:r>
           <w:rPr>
@@ -2255,7 +2255,7 @@
           <w:lang w:eastAsia="en-US"/>
         </w:rPr>
       </w:pPr>
-      <w:hyperlink w:anchor="_Toc232425538" w:history="1">
+      <w:hyperlink w:anchor="_Toc232496351" w:history="1">
         <w:r>
           <w:rPr>
             <w:rStyle w:val="Hyperlink"/>
@@ -2282,7 +2282,7 @@
             <w:noProof/>
             <w:webHidden/>
           </w:rPr>
-          <w:instrText xml:space="preserve"> PAGEREF _Toc232425538 \h </w:instrText>
+          <w:instrText xml:space="preserve"> PAGEREF _Toc232496351 \h </w:instrText>
         </w:r>
         <w:r>
           <w:rPr>
@@ -2324,7 +2324,7 @@
           <w:lang w:eastAsia="en-US"/>
         </w:rPr>
       </w:pPr>
-      <w:hyperlink w:anchor="_Toc232425539" w:history="1">
+      <w:hyperlink w:anchor="_Toc232496352" w:history="1">
         <w:r>
           <w:rPr>
             <w:rStyle w:val="Hyperlink"/>
@@ -2351,7 +2351,7 @@
             <w:noProof/>
             <w:webHidden/>
           </w:rPr>
-          <w:instrText xml:space="preserve"> PAGEREF _Toc232425539 \h </w:instrText>
+          <w:instrText xml:space="preserve"> PAGEREF _Toc232496352 \h </w:instrText>
         </w:r>
         <w:r>
           <w:rPr>
@@ -2393,7 +2393,7 @@
           <w:lang w:eastAsia="en-US"/>
         </w:rPr>
       </w:pPr>
-      <w:hyperlink w:anchor="_Toc232425540" w:history="1">
+      <w:hyperlink w:anchor="_Toc232496353" w:history="1">
         <w:r>
           <w:rPr>
             <w:rStyle w:val="Hyperlink"/>
@@ -2420,7 +2420,7 @@
             <w:noProof/>
             <w:webHidden/>
           </w:rPr>
-          <w:instrText xml:space="preserve"> PAGEREF _Toc232425540 \h </w:instrText>
+          <w:instrText xml:space="preserve"> PAGEREF _Toc232496353 \h </w:instrText>
         </w:r>
         <w:r>
           <w:rPr>
@@ -2462,7 +2462,7 @@
           <w:lang w:eastAsia="en-US"/>
         </w:rPr>
       </w:pPr>
-      <w:hyperlink w:anchor="_Toc232425541" w:history="1">
+      <w:hyperlink w:anchor="_Toc232496354" w:history="1">
         <w:r>
           <w:rPr>
             <w:rStyle w:val="Hyperlink"/>
@@ -2489,7 +2489,7 @@
             <w:noProof/>
             <w:webHidden/>
           </w:rPr>
-          <w:instrText xml:space="preserve"> PAGEREF _Toc232425541 \h </w:instrText>
+          <w:instrText xml:space="preserve"> PAGEREF _Toc232496354 \h </w:instrText>
         </w:r>
         <w:r>
           <w:rPr>
@@ -2531,7 +2531,7 @@
           <w:lang w:eastAsia="en-US"/>
         </w:rPr>
       </w:pPr>
-      <w:hyperlink w:anchor="_Toc232425542" w:history="1">
+      <w:hyperlink w:anchor="_Toc232496355" w:history="1">
         <w:r>
           <w:rPr>
             <w:rStyle w:val="Hyperlink"/>
@@ -2558,7 +2558,7 @@
             <w:noProof/>
             <w:webHidden/>
           </w:rPr>
-          <w:instrText xml:space="preserve"> PAGEREF _Toc232425542 \h </w:instrText>
+          <w:instrText xml:space="preserve"> PAGEREF _Toc232496355 \h </w:instrText>
         </w:r>
         <w:r>
           <w:rPr>
@@ -2600,7 +2600,7 @@
           <w:lang w:eastAsia="en-US"/>
         </w:rPr>
       </w:pPr>
-      <w:hyperlink w:anchor="_Toc232425543" w:history="1">
+      <w:hyperlink w:anchor="_Toc232496356" w:history="1">
         <w:r>
           <w:rPr>
             <w:rStyle w:val="Hyperlink"/>
@@ -2627,7 +2627,7 @@
             <w:noProof/>
             <w:webHidden/>
           </w:rPr>
-          <w:instrText xml:space="preserve"> PAGEREF _Toc232425543 \h </w:instrText>
+          <w:instrText xml:space="preserve"> PAGEREF _Toc232496356 \h </w:instrText>
         </w:r>
         <w:r>
           <w:rPr>
@@ -2669,7 +2669,7 @@
           <w:lang w:eastAsia="en-US"/>
         </w:rPr>
       </w:pPr>
-      <w:hyperlink w:anchor="_Toc232425544" w:history="1">
+      <w:hyperlink w:anchor="_Toc232496357" w:history="1">
         <w:r>
           <w:rPr>
             <w:rStyle w:val="Hyperlink"/>
@@ -2696,7 +2696,7 @@
             <w:noProof/>
             <w:webHidden/>
           </w:rPr>
-          <w:instrText xml:space="preserve"> PAGEREF _Toc232425544 \h </w:instrText>
+          <w:instrText xml:space="preserve"> PAGEREF _Toc232496357 \h </w:instrText>
         </w:r>
         <w:r>
           <w:rPr>
@@ -2738,7 +2738,7 @@
           <w:lang w:eastAsia="en-US"/>
         </w:rPr>
       </w:pPr>
-      <w:hyperlink w:anchor="_Toc232425545" w:history="1">
+      <w:hyperlink w:anchor="_Toc232496358" w:history="1">
         <w:r>
           <w:rPr>
             <w:rStyle w:val="Hyperlink"/>
@@ -2761,7 +2761,7 @@
           <w:rPr>
             <w:webHidden/>
           </w:rPr>
-          <w:instrText xml:space="preserve"> PAGEREF _Toc232425545 \h </w:instrText>
+          <w:instrText xml:space="preserve"> PAGEREF _Toc232496358 \h </w:instrText>
         </w:r>
         <w:r>
           <w:rPr>
@@ -2799,7 +2799,7 @@
           <w:lang w:eastAsia="en-US"/>
         </w:rPr>
       </w:pPr>
-      <w:hyperlink w:anchor="_Toc232425546" w:history="1">
+      <w:hyperlink w:anchor="_Toc232496359" w:history="1">
         <w:r>
           <w:rPr>
             <w:rStyle w:val="Hyperlink"/>
@@ -2826,7 +2826,7 @@
             <w:noProof/>
             <w:webHidden/>
           </w:rPr>
-          <w:instrText xml:space="preserve"> PAGEREF _Toc232425546 \h </w:instrText>
+          <w:instrText xml:space="preserve"> PAGEREF _Toc232496359 \h </w:instrText>
         </w:r>
         <w:r>
           <w:rPr>
@@ -2879,7 +2879,7 @@
       <w:pPr>
         <w:pStyle w:val="Heading1"/>
       </w:pPr>
-      <w:bookmarkStart w:id="0" w:name="_Toc232425507"/>
+      <w:bookmarkStart w:id="0" w:name="_Toc232496320"/>
       <w:r>
         <w:lastRenderedPageBreak/>
         <w:t>Source Control</w:t>
@@ -2919,25 +2919,15 @@
       <w:r>
         <w:t xml:space="preserve"> </w:t>
       </w:r>
-      <w:r>
-        <w:fldChar w:fldCharType="begin"/>
-      </w:r>
-      <w:r>
-        <w:instrText>HYPERLINK "https://git-scm.com/"</w:instrText>
-      </w:r>
-      <w:r>
-        <w:fldChar w:fldCharType="separate"/>
-      </w:r>
-      <w:r>
-        <w:rPr>
-          <w:rStyle w:val="Hyperlink"/>
-          <w:sz w:val="18"/>
-        </w:rPr>
-        <w:t>git-scm.com</w:t>
-      </w:r>
-      <w:r>
-        <w:fldChar w:fldCharType="end"/>
-      </w:r>
+      <w:hyperlink r:id="rId8" w:history="1">
+        <w:r>
+          <w:rPr>
+            <w:rStyle w:val="Hyperlink"/>
+            <w:sz w:val="18"/>
+          </w:rPr>
+          <w:t>git-scm.com</w:t>
+        </w:r>
+      </w:hyperlink>
       <w:r>
         <w:t>.</w:t>
       </w:r>
@@ -2973,25 +2963,15 @@
       <w:r>
         <w:t xml:space="preserve">at </w:t>
       </w:r>
-      <w:r>
-        <w:fldChar w:fldCharType="begin"/>
-      </w:r>
-      <w:r>
-        <w:instrText>HYPERLINK "https://github.com/"</w:instrText>
-      </w:r>
-      <w:r>
-        <w:fldChar w:fldCharType="separate"/>
-      </w:r>
-      <w:r>
-        <w:rPr>
-          <w:rStyle w:val="Hyperlink"/>
-          <w:sz w:val="18"/>
-        </w:rPr>
-        <w:t>github.com</w:t>
-      </w:r>
-      <w:r>
-        <w:fldChar w:fldCharType="end"/>
-      </w:r>
+      <w:hyperlink r:id="rId9" w:history="1">
+        <w:r>
+          <w:rPr>
+            <w:rStyle w:val="Hyperlink"/>
+            <w:sz w:val="18"/>
+          </w:rPr>
+          <w:t>github.com</w:t>
+        </w:r>
+      </w:hyperlink>
       <w:r>
         <w:t>.</w:t>
       </w:r>
@@ -3000,7 +2980,7 @@
       <w:pPr>
         <w:pStyle w:val="Heading2"/>
       </w:pPr>
-      <w:bookmarkStart w:id="1" w:name="_Toc232425508"/>
+      <w:bookmarkStart w:id="1" w:name="_Toc232496321"/>
       <w:r>
         <w:t>Repositories</w:t>
       </w:r>
@@ -3222,7 +3202,7 @@
       <w:pPr>
         <w:pStyle w:val="Heading3"/>
       </w:pPr>
-      <w:bookmarkStart w:id="2" w:name="_Toc232425509"/>
+      <w:bookmarkStart w:id="2" w:name="_Toc232496322"/>
       <w:r>
         <w:t>Authentication</w:t>
       </w:r>
@@ -3630,7 +3610,7 @@
       <w:pPr>
         <w:pStyle w:val="Heading2"/>
       </w:pPr>
-      <w:bookmarkStart w:id="3" w:name="_Toc232425510"/>
+      <w:bookmarkStart w:id="3" w:name="_Toc232496323"/>
       <w:r>
         <w:t>Branches</w:t>
       </w:r>
@@ -3878,7 +3858,7 @@
       <w:pPr>
         <w:pStyle w:val="Heading2"/>
       </w:pPr>
-      <w:bookmarkStart w:id="4" w:name="_Toc232425511"/>
+      <w:bookmarkStart w:id="4" w:name="_Toc232496324"/>
       <w:r>
         <w:t>Creat</w:t>
       </w:r>
@@ -5559,7 +5539,7 @@
       <w:pPr>
         <w:pStyle w:val="Heading2"/>
       </w:pPr>
-      <w:bookmarkStart w:id="5" w:name="_Toc232425512"/>
+      <w:bookmarkStart w:id="5" w:name="_Toc232496325"/>
       <w:r>
         <w:t xml:space="preserve">Using Git </w:t>
       </w:r>
@@ -5578,7 +5558,7 @@
       <w:pPr>
         <w:pStyle w:val="Heading3"/>
       </w:pPr>
-      <w:bookmarkStart w:id="6" w:name="_Toc232425513"/>
+      <w:bookmarkStart w:id="6" w:name="_Toc232496326"/>
       <w:r>
         <w:t>Configuration</w:t>
       </w:r>
@@ -6241,7 +6221,7 @@
       <w:pPr>
         <w:pStyle w:val="Heading3"/>
       </w:pPr>
-      <w:bookmarkStart w:id="7" w:name="_Toc232425514"/>
+      <w:bookmarkStart w:id="7" w:name="_Toc232496327"/>
       <w:r>
         <w:t>Create</w:t>
       </w:r>
@@ -6456,7 +6436,7 @@
       <w:pPr>
         <w:pStyle w:val="Heading3"/>
       </w:pPr>
-      <w:bookmarkStart w:id="8" w:name="_Toc232425515"/>
+      <w:bookmarkStart w:id="8" w:name="_Toc232496328"/>
       <w:r>
         <w:t>Create</w:t>
       </w:r>
@@ -6582,7 +6562,7 @@
       <w:pPr>
         <w:pStyle w:val="Heading3"/>
       </w:pPr>
-      <w:bookmarkStart w:id="9" w:name="_Toc232425516"/>
+      <w:bookmarkStart w:id="9" w:name="_Toc232496329"/>
       <w:r>
         <w:t>Synchronize with Remote Repository</w:t>
       </w:r>
@@ -6704,7 +6684,7 @@
       <w:pPr>
         <w:pStyle w:val="Heading3"/>
       </w:pPr>
-      <w:bookmarkStart w:id="10" w:name="_Toc232425517"/>
+      <w:bookmarkStart w:id="10" w:name="_Toc232496330"/>
       <w:r>
         <w:t>Get Status</w:t>
       </w:r>
@@ -7175,7 +7155,7 @@
       <w:pPr>
         <w:pStyle w:val="Heading3"/>
       </w:pPr>
-      <w:bookmarkStart w:id="11" w:name="_Toc232425518"/>
+      <w:bookmarkStart w:id="11" w:name="_Toc232496331"/>
       <w:r>
         <w:t>Select a Branch</w:t>
       </w:r>
@@ -7838,7 +7818,7 @@
       <w:pPr>
         <w:pStyle w:val="Heading3"/>
       </w:pPr>
-      <w:bookmarkStart w:id="12" w:name="_Toc232425519"/>
+      <w:bookmarkStart w:id="12" w:name="_Toc232496332"/>
       <w:r>
         <w:t>Create a New Branch</w:t>
       </w:r>
@@ -7957,6 +7937,7 @@
     <w:p>
       <w:pPr>
         <w:pStyle w:val="SourceCode"/>
+        <w:ind w:left="0"/>
         <w:rPr>
           <w:rFonts w:ascii="Times New Roman" w:hAnsi="Times New Roman"/>
         </w:rPr>
@@ -7968,10 +7949,7 @@
       </w:pPr>
       <w:proofErr w:type="gramStart"/>
       <w:r>
-        <w:t>Or,</w:t>
-      </w:r>
-      <w:r>
-        <w:t xml:space="preserve"> one step.</w:t>
+        <w:t>Or, one step.</w:t>
       </w:r>
       <w:proofErr w:type="gramEnd"/>
     </w:p>
@@ -8013,9 +7991,183 @@
     </w:p>
     <w:p>
       <w:pPr>
+        <w:pStyle w:val="SourceCode"/>
+      </w:pPr>
+    </w:p>
+    <w:p>
+      <w:pPr>
+        <w:pStyle w:val="Body-Text"/>
+      </w:pPr>
+      <w:r>
+        <w:rPr>
+          <w:rStyle w:val="SourceCodenon-literal"/>
+          <w:rFonts w:asciiTheme="minorHAnsi" w:hAnsiTheme="minorHAnsi"/>
+          <w:i w:val="0"/>
+          <w:sz w:val="20"/>
+        </w:rPr>
+        <w:t xml:space="preserve">Set the default location for </w:t>
+      </w:r>
+      <w:proofErr w:type="spellStart"/>
+      <w:r>
+        <w:rPr>
+          <w:rStyle w:val="SourceCodechar"/>
+        </w:rPr>
+        <w:t>git</w:t>
+      </w:r>
+      <w:proofErr w:type="spellEnd"/>
+      <w:r>
+        <w:rPr>
+          <w:rStyle w:val="SourceCodenon-literal"/>
+          <w:rFonts w:asciiTheme="minorHAnsi" w:hAnsiTheme="minorHAnsi"/>
+          <w:i w:val="0"/>
+          <w:sz w:val="20"/>
+        </w:rPr>
+        <w:t xml:space="preserve"> </w:t>
+      </w:r>
+      <w:r>
+        <w:rPr>
+          <w:rStyle w:val="SourceCodechar"/>
+        </w:rPr>
+        <w:t>pull</w:t>
+      </w:r>
+      <w:r>
+        <w:rPr>
+          <w:rStyle w:val="SourceCodenon-literal"/>
+          <w:rFonts w:asciiTheme="minorHAnsi" w:hAnsiTheme="minorHAnsi"/>
+          <w:i w:val="0"/>
+          <w:sz w:val="20"/>
+        </w:rPr>
+        <w:t>.</w:t>
+      </w:r>
+    </w:p>
+    <w:p>
+      <w:pPr>
+        <w:pStyle w:val="SourceCode"/>
+        <w:rPr>
+          <w:rStyle w:val="SourceCodenon-literal"/>
+        </w:rPr>
+      </w:pPr>
+      <w:r>
+        <w:t xml:space="preserve">$ </w:t>
+      </w:r>
+      <w:proofErr w:type="spellStart"/>
+      <w:proofErr w:type="gramStart"/>
+      <w:r>
+        <w:t>git</w:t>
+      </w:r>
+      <w:proofErr w:type="spellEnd"/>
+      <w:proofErr w:type="gramEnd"/>
+      <w:r>
+        <w:t xml:space="preserve"> branch –set-upstream-to=develop </w:t>
+      </w:r>
+      <w:r>
+        <w:rPr>
+          <w:rStyle w:val="SourceCodenon-literal"/>
+        </w:rPr>
+        <w:t>branch</w:t>
+      </w:r>
+    </w:p>
+    <w:p>
+      <w:pPr>
+        <w:pStyle w:val="SourceCode"/>
+        <w:rPr>
+          <w:rStyle w:val="SourceCodenon-literal"/>
+          <w:rFonts w:ascii="Courier New" w:hAnsi="Courier New"/>
+          <w:i w:val="0"/>
+        </w:rPr>
+      </w:pPr>
+    </w:p>
+    <w:p>
+      <w:pPr>
+        <w:pStyle w:val="Body-Text"/>
+        <w:rPr>
+          <w:rStyle w:val="SourceCodenon-literal"/>
+          <w:rFonts w:asciiTheme="minorHAnsi" w:hAnsiTheme="minorHAnsi"/>
+          <w:i w:val="0"/>
+          <w:sz w:val="20"/>
+        </w:rPr>
+      </w:pPr>
+      <w:r>
+        <w:rPr>
+          <w:rStyle w:val="SourceCodenon-literal"/>
+          <w:rFonts w:asciiTheme="minorHAnsi" w:hAnsiTheme="minorHAnsi"/>
+          <w:i w:val="0"/>
+          <w:sz w:val="20"/>
+        </w:rPr>
+        <w:t xml:space="preserve">Set the default behavior for handling merge conflicts when you do a </w:t>
+      </w:r>
+      <w:proofErr w:type="spellStart"/>
+      <w:r>
+        <w:rPr>
+          <w:rStyle w:val="SourceCodechar"/>
+        </w:rPr>
+        <w:t>git</w:t>
+      </w:r>
+      <w:proofErr w:type="spellEnd"/>
+      <w:r>
+        <w:rPr>
+          <w:rStyle w:val="SourceCodenon-literal"/>
+          <w:rFonts w:asciiTheme="minorHAnsi" w:hAnsiTheme="minorHAnsi"/>
+          <w:i w:val="0"/>
+          <w:sz w:val="20"/>
+        </w:rPr>
+        <w:t xml:space="preserve"> </w:t>
+      </w:r>
+      <w:r>
+        <w:rPr>
+          <w:rStyle w:val="SourceCodechar"/>
+        </w:rPr>
+        <w:t>pull</w:t>
+      </w:r>
+      <w:r>
+        <w:rPr>
+          <w:rStyle w:val="SourceCodenon-literal"/>
+          <w:rFonts w:asciiTheme="minorHAnsi" w:hAnsiTheme="minorHAnsi"/>
+          <w:i w:val="0"/>
+          <w:sz w:val="20"/>
+        </w:rPr>
+        <w:t>.</w:t>
+      </w:r>
+    </w:p>
+    <w:p>
+      <w:pPr>
+        <w:pStyle w:val="SourceCode"/>
+      </w:pPr>
+      <w:r>
+        <w:t xml:space="preserve">$ </w:t>
+      </w:r>
+      <w:proofErr w:type="spellStart"/>
+      <w:proofErr w:type="gramStart"/>
+      <w:r>
+        <w:t>git</w:t>
+      </w:r>
+      <w:proofErr w:type="spellEnd"/>
+      <w:proofErr w:type="gramEnd"/>
+      <w:r>
+        <w:t xml:space="preserve"> </w:t>
+      </w:r>
+      <w:proofErr w:type="spellStart"/>
+      <w:r>
+        <w:t>config</w:t>
+      </w:r>
+      <w:proofErr w:type="spellEnd"/>
+      <w:r>
+        <w:t xml:space="preserve"> </w:t>
+      </w:r>
+      <w:proofErr w:type="spellStart"/>
+      <w:r>
+        <w:t>pull.rebase</w:t>
+      </w:r>
+      <w:proofErr w:type="spellEnd"/>
+      <w:r>
+        <w:t xml:space="preserve"> false</w:t>
+      </w:r>
+    </w:p>
+    <w:p>
+      <w:pPr>
         <w:pStyle w:val="Heading3"/>
       </w:pPr>
-      <w:bookmarkStart w:id="13" w:name="_Toc232425520"/>
+      <w:bookmarkStart w:id="13" w:name="_Toc232496333"/>
       <w:r>
         <w:t>Add</w:t>
       </w:r>
@@ -8252,7 +8404,7 @@
       <w:pPr>
         <w:pStyle w:val="Heading3"/>
       </w:pPr>
-      <w:bookmarkStart w:id="14" w:name="_Toc232425521"/>
+      <w:bookmarkStart w:id="14" w:name="_Toc232496334"/>
       <w:r>
         <w:t>Delete a file</w:t>
       </w:r>
@@ -8391,7 +8543,7 @@
       <w:pPr>
         <w:pStyle w:val="Heading3"/>
       </w:pPr>
-      <w:bookmarkStart w:id="15" w:name="_Toc232425522"/>
+      <w:bookmarkStart w:id="15" w:name="_Toc232496335"/>
       <w:r>
         <w:t>Change a File</w:t>
       </w:r>
@@ -8597,6 +8749,7 @@
         <w:rPr>
           <w:lang w:eastAsia="ar-SA"/>
         </w:rPr>
+        <w:lastRenderedPageBreak/>
         <w:t xml:space="preserve">$ </w:t>
       </w:r>
       <w:proofErr w:type="spellStart"/>
@@ -8702,9 +8855,8 @@
       <w:pPr>
         <w:pStyle w:val="Heading3"/>
       </w:pPr>
-      <w:bookmarkStart w:id="16" w:name="_Toc232425523"/>
-      <w:r>
-        <w:lastRenderedPageBreak/>
+      <w:bookmarkStart w:id="16" w:name="_Toc232496336"/>
+      <w:r>
         <w:t>Stage a File</w:t>
       </w:r>
       <w:bookmarkEnd w:id="16"/>
@@ -9089,7 +9241,7 @@
       <w:pPr>
         <w:pStyle w:val="Heading3"/>
       </w:pPr>
-      <w:bookmarkStart w:id="17" w:name="_Toc232425524"/>
+      <w:bookmarkStart w:id="17" w:name="_Toc232496337"/>
       <w:r>
         <w:t xml:space="preserve">Commit a </w:t>
       </w:r>
@@ -9220,7 +9372,7 @@
       <w:pPr>
         <w:pStyle w:val="Heading3"/>
       </w:pPr>
-      <w:bookmarkStart w:id="18" w:name="_Toc232425525"/>
+      <w:bookmarkStart w:id="18" w:name="_Toc232496338"/>
       <w:r>
         <w:t>Push Changes to the Remote Repository</w:t>
       </w:r>
@@ -9371,7 +9523,7 @@
       <w:pPr>
         <w:pStyle w:val="Heading3"/>
       </w:pPr>
-      <w:bookmarkStart w:id="19" w:name="_Toc232425526"/>
+      <w:bookmarkStart w:id="19" w:name="_Toc232496339"/>
       <w:r>
         <w:t>Make a Change</w:t>
       </w:r>
@@ -9516,6 +9668,7 @@
         <w:pStyle w:val="SourceCode"/>
       </w:pPr>
       <w:r>
+        <w:lastRenderedPageBreak/>
         <w:t xml:space="preserve">$ </w:t>
       </w:r>
       <w:proofErr w:type="spellStart"/>
@@ -9575,7 +9728,6 @@
         <w:ind w:left="1800"/>
       </w:pPr>
       <w:r>
-        <w:lastRenderedPageBreak/>
         <w:t>Edit the files</w:t>
       </w:r>
       <w:r>
@@ -9901,7 +10053,7 @@
       <w:pPr>
         <w:pStyle w:val="Heading3"/>
       </w:pPr>
-      <w:bookmarkStart w:id="20" w:name="_Toc232425527"/>
+      <w:bookmarkStart w:id="20" w:name="_Toc232496340"/>
       <w:r>
         <w:t>Make Change to Main Branch</w:t>
       </w:r>
@@ -10212,7 +10364,7 @@
       <w:pPr>
         <w:pStyle w:val="Heading3"/>
       </w:pPr>
-      <w:bookmarkStart w:id="21" w:name="_Toc232425528"/>
+      <w:bookmarkStart w:id="21" w:name="_Toc232496341"/>
       <w:r>
         <w:t xml:space="preserve">Merge Development Branch into </w:t>
       </w:r>
@@ -10271,6 +10423,7 @@
         </w:numPr>
       </w:pPr>
       <w:r>
+        <w:lastRenderedPageBreak/>
         <w:t xml:space="preserve">Make sure there are no edited files in </w:t>
       </w:r>
       <w:r>
@@ -10332,7 +10485,6 @@
         <w:pStyle w:val="SourceCode"/>
       </w:pPr>
       <w:r>
-        <w:lastRenderedPageBreak/>
         <w:t xml:space="preserve">$ </w:t>
       </w:r>
       <w:proofErr w:type="spellStart"/>
@@ -11371,6 +11523,7 @@
         <w:pStyle w:val="SourceCode"/>
       </w:pPr>
       <w:r>
+        <w:lastRenderedPageBreak/>
         <w:t>$ edit version.js version.html</w:t>
       </w:r>
     </w:p>
@@ -11406,7 +11559,6 @@
         <w:pStyle w:val="SourceCode"/>
       </w:pPr>
       <w:r>
-        <w:lastRenderedPageBreak/>
         <w:t xml:space="preserve">$ </w:t>
       </w:r>
       <w:proofErr w:type="spellStart"/>
@@ -11424,7 +11576,7 @@
       <w:pPr>
         <w:pStyle w:val="Heading3"/>
       </w:pPr>
-      <w:bookmarkStart w:id="22" w:name="_Toc232425529"/>
+      <w:bookmarkStart w:id="22" w:name="_Toc232496342"/>
       <w:r>
         <w:t>Get a Past Version of TaxTools</w:t>
       </w:r>
@@ -11434,7 +11586,7 @@
       <w:pPr>
         <w:pStyle w:val="Heading3"/>
       </w:pPr>
-      <w:bookmarkStart w:id="23" w:name="_Toc232425530"/>
+      <w:bookmarkStart w:id="23" w:name="_Toc232496343"/>
       <w:r>
         <w:t>Create a Tag</w:t>
       </w:r>
@@ -11727,7 +11879,7 @@
       <w:pPr>
         <w:pStyle w:val="Heading2"/>
       </w:pPr>
-      <w:bookmarkStart w:id="24" w:name="_Toc232425531"/>
+      <w:bookmarkStart w:id="24" w:name="_Toc232496344"/>
       <w:r>
         <w:rPr>
           <w:lang w:eastAsia="ar-SA"/>
@@ -11758,52 +11910,32 @@
         <w:pStyle w:val="Body-Text-tight"/>
         <w:ind w:left="1440"/>
       </w:pPr>
-      <w:r>
-        <w:fldChar w:fldCharType="begin"/>
-      </w:r>
-      <w:r>
-        <w:instrText>HYPERLINK "https://git.github.io/htmldocs/git.html"</w:instrText>
-      </w:r>
-      <w:r>
-        <w:fldChar w:fldCharType="separate"/>
-      </w:r>
-      <w:r>
-        <w:rPr>
-          <w:rStyle w:val="Hyperlink"/>
-          <w:rFonts w:asciiTheme="minorHAnsi" w:hAnsiTheme="minorHAnsi"/>
-          <w:lang w:eastAsia="ar-SA"/>
-        </w:rPr>
-        <w:t>https://git.github.io/htmldocs/git.html</w:t>
-      </w:r>
-      <w:r>
-        <w:fldChar w:fldCharType="end"/>
-      </w:r>
+      <w:hyperlink r:id="rId10" w:history="1">
+        <w:r>
+          <w:rPr>
+            <w:rStyle w:val="Hyperlink"/>
+            <w:rFonts w:asciiTheme="minorHAnsi" w:hAnsiTheme="minorHAnsi"/>
+            <w:lang w:eastAsia="ar-SA"/>
+          </w:rPr>
+          <w:t>https://git.github.io/htmldocs/git.html</w:t>
+        </w:r>
+      </w:hyperlink>
     </w:p>
     <w:p>
       <w:pPr>
         <w:pStyle w:val="Body-Text-tight"/>
         <w:ind w:left="1440"/>
       </w:pPr>
-      <w:r>
-        <w:fldChar w:fldCharType="begin"/>
-      </w:r>
-      <w:r>
-        <w:instrText>HYPERLINK "https://git-scm.com/docs"</w:instrText>
-      </w:r>
-      <w:r>
-        <w:fldChar w:fldCharType="separate"/>
-      </w:r>
-      <w:r>
-        <w:rPr>
-          <w:rStyle w:val="Hyperlink"/>
-          <w:rFonts w:asciiTheme="minorHAnsi" w:hAnsiTheme="minorHAnsi"/>
-          <w:lang w:eastAsia="ar-SA"/>
-        </w:rPr>
-        <w:t>https://git-scm.com/docs</w:t>
-      </w:r>
-      <w:r>
-        <w:fldChar w:fldCharType="end"/>
-      </w:r>
+      <w:hyperlink r:id="rId11" w:history="1">
+        <w:r>
+          <w:rPr>
+            <w:rStyle w:val="Hyperlink"/>
+            <w:rFonts w:asciiTheme="minorHAnsi" w:hAnsiTheme="minorHAnsi"/>
+            <w:lang w:eastAsia="ar-SA"/>
+          </w:rPr>
+          <w:t>https://git-scm.com/docs</w:t>
+        </w:r>
+      </w:hyperlink>
     </w:p>
     <w:p>
       <w:pPr>
@@ -12055,7 +12187,7 @@
       <w:pPr>
         <w:pStyle w:val="Heading2"/>
       </w:pPr>
-      <w:bookmarkStart w:id="25" w:name="_Toc232425532"/>
+      <w:bookmarkStart w:id="25" w:name="_Toc232496345"/>
       <w:r>
         <w:t>Git Terminology</w:t>
       </w:r>
@@ -12199,6 +12331,7 @@
         <w:pStyle w:val="Hang-Medium"/>
       </w:pPr>
       <w:r>
+        <w:lastRenderedPageBreak/>
         <w:t>Repository</w:t>
       </w:r>
       <w:r>
@@ -12261,7 +12394,6 @@
         <w:pStyle w:val="Hang-Medium"/>
       </w:pPr>
       <w:r>
-        <w:lastRenderedPageBreak/>
         <w:t>Staging Area</w:t>
       </w:r>
       <w:r>
@@ -12340,7 +12472,7 @@
       <w:pPr>
         <w:pStyle w:val="Heading1"/>
       </w:pPr>
-      <w:bookmarkStart w:id="26" w:name="_Toc232425533"/>
+      <w:bookmarkStart w:id="26" w:name="_Toc232496346"/>
       <w:r>
         <w:t>Editing Tools</w:t>
       </w:r>
@@ -12351,7 +12483,7 @@
         <w:pStyle w:val="Heading2"/>
       </w:pPr>
       <w:bookmarkStart w:id="27" w:name="_Toc227669204"/>
-      <w:bookmarkStart w:id="28" w:name="_Toc232425534"/>
+      <w:bookmarkStart w:id="28" w:name="_Toc232496347"/>
       <w:r>
         <w:t>VS Code</w:t>
       </w:r>
@@ -12365,24 +12497,14 @@
       <w:r>
         <w:t xml:space="preserve">Visual Studio Code, usually called VS Code, is a popular, free editor for developers. There are many extensions that give it additional capabilities and interoperability with other tools, but it comes with build in support for HTML, CSS, and JavaScript. For more information on VS Code, go to </w:t>
       </w:r>
-      <w:r>
-        <w:fldChar w:fldCharType="begin"/>
-      </w:r>
-      <w:r>
-        <w:instrText>HYPERLINK "https://code.visualstudio.com/"</w:instrText>
-      </w:r>
-      <w:r>
-        <w:fldChar w:fldCharType="separate"/>
-      </w:r>
-      <w:r>
-        <w:rPr>
-          <w:rStyle w:val="Hyperlink"/>
-        </w:rPr>
-        <w:t>https://code.visualstudio.com</w:t>
-      </w:r>
-      <w:r>
-        <w:fldChar w:fldCharType="end"/>
-      </w:r>
+      <w:hyperlink r:id="rId12" w:history="1">
+        <w:r>
+          <w:rPr>
+            <w:rStyle w:val="Hyperlink"/>
+          </w:rPr>
+          <w:t>https://code.visualstudio.com</w:t>
+        </w:r>
+      </w:hyperlink>
       <w:r>
         <w:t>.</w:t>
       </w:r>
@@ -12391,7 +12513,7 @@
       <w:pPr>
         <w:pStyle w:val="Heading3"/>
       </w:pPr>
-      <w:bookmarkStart w:id="29" w:name="_Toc232425535"/>
+      <w:bookmarkStart w:id="29" w:name="_Toc232496348"/>
       <w:r>
         <w:t>Installation</w:t>
       </w:r>
@@ -12408,24 +12530,14 @@
       <w:r>
         <w:t xml:space="preserve">Go to </w:t>
       </w:r>
-      <w:r>
-        <w:fldChar w:fldCharType="begin"/>
-      </w:r>
-      <w:r>
-        <w:instrText>HYPERLINK "https://code.visualstudio.com/download"</w:instrText>
-      </w:r>
-      <w:r>
-        <w:fldChar w:fldCharType="separate"/>
-      </w:r>
-      <w:r>
-        <w:rPr>
-          <w:rStyle w:val="Hyperlink"/>
-        </w:rPr>
-        <w:t>https://code.visualstudio.com/download</w:t>
-      </w:r>
-      <w:r>
-        <w:fldChar w:fldCharType="end"/>
-      </w:r>
+      <w:hyperlink r:id="rId13" w:history="1">
+        <w:r>
+          <w:rPr>
+            <w:rStyle w:val="Hyperlink"/>
+          </w:rPr>
+          <w:t>https://code.visualstudio.com/download</w:t>
+        </w:r>
+      </w:hyperlink>
     </w:p>
     <w:p>
       <w:pPr>
@@ -12572,7 +12684,7 @@
       <w:pPr>
         <w:pStyle w:val="Heading3"/>
       </w:pPr>
-      <w:bookmarkStart w:id="30" w:name="_Toc232425536"/>
+      <w:bookmarkStart w:id="30" w:name="_Toc232496349"/>
       <w:r>
         <w:t>Configuration Settings</w:t>
       </w:r>
@@ -13006,7 +13118,7 @@
       <w:pPr>
         <w:pStyle w:val="Heading3"/>
       </w:pPr>
-      <w:bookmarkStart w:id="31" w:name="_Toc232425537"/>
+      <w:bookmarkStart w:id="31" w:name="_Toc232496350"/>
       <w:r>
         <w:t>Extensions</w:t>
       </w:r>
@@ -13152,7 +13264,7 @@
       <w:pPr>
         <w:pStyle w:val="Heading3"/>
       </w:pPr>
-      <w:bookmarkStart w:id="32" w:name="_Toc232425538"/>
+      <w:bookmarkStart w:id="32" w:name="_Toc232496351"/>
       <w:r>
         <w:t>Command Summary</w:t>
       </w:r>
@@ -13321,12 +13433,12 @@
       <w:pPr>
         <w:pStyle w:val="Heading2"/>
       </w:pPr>
-      <w:bookmarkStart w:id="33" w:name="_Toc232425539"/>
-      <w:bookmarkStart w:id="34" w:name="_Toc227669205"/>
+      <w:bookmarkStart w:id="33" w:name="_Toc227669205"/>
+      <w:bookmarkStart w:id="34" w:name="_Toc232496352"/>
       <w:r>
         <w:t>Node and NPM</w:t>
       </w:r>
-      <w:bookmarkEnd w:id="33"/>
+      <w:bookmarkEnd w:id="34"/>
     </w:p>
     <w:p>
       <w:pPr>
@@ -13362,7 +13474,7 @@
       <w:pPr>
         <w:pStyle w:val="Heading3"/>
       </w:pPr>
-      <w:bookmarkStart w:id="35" w:name="_Toc232425540"/>
+      <w:bookmarkStart w:id="35" w:name="_Toc232496353"/>
       <w:r>
         <w:lastRenderedPageBreak/>
         <w:t>Installation</w:t>
@@ -13380,24 +13492,14 @@
       <w:r>
         <w:t xml:space="preserve">Go to </w:t>
       </w:r>
-      <w:r>
-        <w:fldChar w:fldCharType="begin"/>
-      </w:r>
-      <w:r>
-        <w:instrText>HYPERLINK "https://nodejs.org/"</w:instrText>
-      </w:r>
-      <w:r>
-        <w:fldChar w:fldCharType="separate"/>
-      </w:r>
-      <w:r>
-        <w:rPr>
-          <w:rStyle w:val="Hyperlink"/>
-        </w:rPr>
-        <w:t>https://nodejs.org</w:t>
-      </w:r>
-      <w:r>
-        <w:fldChar w:fldCharType="end"/>
-      </w:r>
+      <w:hyperlink r:id="rId14" w:history="1">
+        <w:r>
+          <w:rPr>
+            <w:rStyle w:val="Hyperlink"/>
+          </w:rPr>
+          <w:t>https://nodejs.org</w:t>
+        </w:r>
+      </w:hyperlink>
       <w:r>
         <w:t xml:space="preserve"> </w:t>
       </w:r>
@@ -13632,7 +13734,7 @@
       <w:pPr>
         <w:pStyle w:val="Heading3"/>
       </w:pPr>
-      <w:bookmarkStart w:id="36" w:name="_Toc232425541"/>
+      <w:bookmarkStart w:id="36" w:name="_Toc232496354"/>
       <w:r>
         <w:t>Prettier</w:t>
       </w:r>
@@ -13952,7 +14054,7 @@
       <w:pPr>
         <w:pStyle w:val="Heading3"/>
       </w:pPr>
-      <w:bookmarkStart w:id="37" w:name="_Toc232425542"/>
+      <w:bookmarkStart w:id="37" w:name="_Toc232496355"/>
       <w:proofErr w:type="spellStart"/>
       <w:r>
         <w:t>ESLint</w:t>
@@ -14322,7 +14424,7 @@
         <w:pStyle w:val="SourceCode"/>
       </w:pPr>
     </w:p>
-    <w:bookmarkEnd w:id="34"/>
+    <w:bookmarkEnd w:id="33"/>
     <w:p>
       <w:pPr>
         <w:pStyle w:val="Body-Text"/>
@@ -14347,7 +14449,7 @@
       <w:pPr>
         <w:pStyle w:val="Heading2"/>
       </w:pPr>
-      <w:bookmarkStart w:id="38" w:name="_Toc232425543"/>
+      <w:bookmarkStart w:id="38" w:name="_Toc232496356"/>
       <w:r>
         <w:lastRenderedPageBreak/>
         <w:t>Git</w:t>
@@ -14384,7 +14486,7 @@
       <w:pPr>
         <w:pStyle w:val="Heading3"/>
       </w:pPr>
-      <w:bookmarkStart w:id="39" w:name="_Toc232425544"/>
+      <w:bookmarkStart w:id="39" w:name="_Toc232496357"/>
       <w:r>
         <w:t>Inst</w:t>
       </w:r>
@@ -14407,24 +14509,14 @@
       <w:r>
         <w:t xml:space="preserve">Go to </w:t>
       </w:r>
-      <w:r>
-        <w:fldChar w:fldCharType="begin"/>
-      </w:r>
-      <w:r>
-        <w:instrText>HYPERLINK "https://git-scm.com/install/windows"</w:instrText>
-      </w:r>
-      <w:r>
-        <w:fldChar w:fldCharType="separate"/>
-      </w:r>
-      <w:r>
-        <w:rPr>
-          <w:rStyle w:val="Hyperlink"/>
-        </w:rPr>
-        <w:t>https://git-scm.com/install/windows</w:t>
-      </w:r>
-      <w:r>
-        <w:fldChar w:fldCharType="end"/>
-      </w:r>
+      <w:hyperlink r:id="rId15" w:history="1">
+        <w:r>
+          <w:rPr>
+            <w:rStyle w:val="Hyperlink"/>
+          </w:rPr>
+          <w:t>https://git-scm.com/install/windows</w:t>
+        </w:r>
+      </w:hyperlink>
       <w:r>
         <w:t>.</w:t>
       </w:r>
@@ -14520,7 +14612,7 @@
       <w:pPr>
         <w:pStyle w:val="Heading1"/>
       </w:pPr>
-      <w:bookmarkStart w:id="40" w:name="_Toc232425545"/>
+      <w:bookmarkStart w:id="40" w:name="_Toc232496358"/>
       <w:r>
         <w:t>Notes</w:t>
       </w:r>
@@ -14530,7 +14622,7 @@
       <w:pPr>
         <w:pStyle w:val="Heading2"/>
       </w:pPr>
-      <w:bookmarkStart w:id="41" w:name="_Toc232425546"/>
+      <w:bookmarkStart w:id="41" w:name="_Toc232496359"/>
       <w:r>
         <w:t>Coding Conventions</w:t>
       </w:r>
@@ -14652,7 +14744,7 @@
       </w:pPr>
     </w:p>
     <w:sectPr>
-      <w:footerReference w:type="default" r:id="rId8"/>
+      <w:footerReference w:type="default" r:id="rId16"/>
       <w:pgSz w:w="12240" w:h="15840"/>
       <w:pgMar w:top="1440" w:right="1440" w:bottom="1440" w:left="1440" w:header="720" w:footer="720" w:gutter="0"/>
       <w:cols w:space="720"/>
@@ -14773,7 +14865,7 @@
         <w:szCs w:val="24"/>
         <w:lang w:eastAsia="en-US"/>
       </w:rPr>
-      <w:t>1</w:t>
+      <w:t>16</w:t>
     </w:r>
     <w:r>
       <w:rPr>
@@ -18096,7 +18188,7 @@
 </file>
 
 <file path=customXml/itemProps1.xml><?xml version="1.0" encoding="utf-8"?>
-<ds:datastoreItem xmlns:ds="http://schemas.openxmlformats.org/officeDocument/2006/customXml" ds:itemID="{D2D46361-7BD0-4C37-BACD-FFF67113FEFC}">
+<ds:datastoreItem xmlns:ds="http://schemas.openxmlformats.org/officeDocument/2006/customXml" ds:itemID="{F8F741BD-70F2-4B75-AA09-38922FC487F7}">
   <ds:schemaRefs>
     <ds:schemaRef ds:uri="http://schemas.openxmlformats.org/officeDocument/2006/bibliography"/>
   </ds:schemaRefs>

--- a/Documentation/DevelopmentEnvironment.docx
+++ b/Documentation/DevelopmentEnvironment.docx
@@ -47,7 +47,7 @@
         <w:rPr>
           <w:noProof/>
         </w:rPr>
-        <w:t>June 16, 2026</w:t>
+        <w:t>July 17, 2026</w:t>
       </w:r>
       <w:r>
         <w:rPr>
@@ -132,7 +132,7 @@
         </w:rPr>
         <w:fldChar w:fldCharType="separate"/>
       </w:r>
-      <w:hyperlink w:anchor="_Toc232496320" w:history="1">
+      <w:hyperlink w:anchor="_Toc235196279" w:history="1">
         <w:r>
           <w:rPr>
             <w:rStyle w:val="Hyperlink"/>
@@ -155,7 +155,7 @@
           <w:rPr>
             <w:webHidden/>
           </w:rPr>
-          <w:instrText xml:space="preserve"> PAGEREF _Toc232496320 \h </w:instrText>
+          <w:instrText xml:space="preserve"> PAGEREF _Toc235196279 \h </w:instrText>
         </w:r>
         <w:r>
           <w:rPr>
@@ -193,7 +193,7 @@
           <w:lang w:eastAsia="en-US"/>
         </w:rPr>
       </w:pPr>
-      <w:hyperlink w:anchor="_Toc232496321" w:history="1">
+      <w:hyperlink w:anchor="_Toc235196280" w:history="1">
         <w:r>
           <w:rPr>
             <w:rStyle w:val="Hyperlink"/>
@@ -220,7 +220,7 @@
             <w:noProof/>
             <w:webHidden/>
           </w:rPr>
-          <w:instrText xml:space="preserve"> PAGEREF _Toc232496321 \h </w:instrText>
+          <w:instrText xml:space="preserve"> PAGEREF _Toc235196280 \h </w:instrText>
         </w:r>
         <w:r>
           <w:rPr>
@@ -262,7 +262,7 @@
           <w:lang w:eastAsia="en-US"/>
         </w:rPr>
       </w:pPr>
-      <w:hyperlink w:anchor="_Toc232496322" w:history="1">
+      <w:hyperlink w:anchor="_Toc235196281" w:history="1">
         <w:r>
           <w:rPr>
             <w:rStyle w:val="Hyperlink"/>
@@ -289,7 +289,7 @@
             <w:noProof/>
             <w:webHidden/>
           </w:rPr>
-          <w:instrText xml:space="preserve"> PAGEREF _Toc232496322 \h </w:instrText>
+          <w:instrText xml:space="preserve"> PAGEREF _Toc235196281 \h </w:instrText>
         </w:r>
         <w:r>
           <w:rPr>
@@ -322,7 +322,7 @@
     </w:p>
     <w:p>
       <w:pPr>
-        <w:pStyle w:val="TOC2"/>
+        <w:pStyle w:val="TOC3"/>
         <w:rPr>
           <w:rFonts w:eastAsiaTheme="minorEastAsia" w:cstheme="minorBidi"/>
           <w:noProof/>
@@ -331,13 +331,13 @@
           <w:lang w:eastAsia="en-US"/>
         </w:rPr>
       </w:pPr>
-      <w:hyperlink w:anchor="_Toc232496323" w:history="1">
+      <w:hyperlink w:anchor="_Toc235196282" w:history="1">
         <w:r>
           <w:rPr>
             <w:rStyle w:val="Hyperlink"/>
             <w:noProof/>
           </w:rPr>
-          <w:t>Branches</w:t>
+          <w:t>Creating a Token</w:t>
         </w:r>
         <w:r>
           <w:rPr>
@@ -358,7 +358,7 @@
             <w:noProof/>
             <w:webHidden/>
           </w:rPr>
-          <w:instrText xml:space="preserve"> PAGEREF _Toc232496323 \h </w:instrText>
+          <w:instrText xml:space="preserve"> PAGEREF _Toc235196282 \h </w:instrText>
         </w:r>
         <w:r>
           <w:rPr>
@@ -400,13 +400,13 @@
           <w:lang w:eastAsia="en-US"/>
         </w:rPr>
       </w:pPr>
-      <w:hyperlink w:anchor="_Toc232496324" w:history="1">
+      <w:hyperlink w:anchor="_Toc235196283" w:history="1">
         <w:r>
           <w:rPr>
             <w:rStyle w:val="Hyperlink"/>
             <w:noProof/>
           </w:rPr>
-          <w:t>Create the Initial Repository</w:t>
+          <w:t>Branches</w:t>
         </w:r>
         <w:r>
           <w:rPr>
@@ -427,7 +427,7 @@
             <w:noProof/>
             <w:webHidden/>
           </w:rPr>
-          <w:instrText xml:space="preserve"> PAGEREF _Toc232496324 \h </w:instrText>
+          <w:instrText xml:space="preserve"> PAGEREF _Toc235196283 \h </w:instrText>
         </w:r>
         <w:r>
           <w:rPr>
@@ -469,13 +469,13 @@
           <w:lang w:eastAsia="en-US"/>
         </w:rPr>
       </w:pPr>
-      <w:hyperlink w:anchor="_Toc232496325" w:history="1">
+      <w:hyperlink w:anchor="_Toc235196284" w:history="1">
         <w:r>
           <w:rPr>
             <w:rStyle w:val="Hyperlink"/>
             <w:noProof/>
           </w:rPr>
-          <w:t>Using Git with the Tax Planning Tools</w:t>
+          <w:t>Create the Initial Repository</w:t>
         </w:r>
         <w:r>
           <w:rPr>
@@ -496,7 +496,7 @@
             <w:noProof/>
             <w:webHidden/>
           </w:rPr>
-          <w:instrText xml:space="preserve"> PAGEREF _Toc232496325 \h </w:instrText>
+          <w:instrText xml:space="preserve"> PAGEREF _Toc235196284 \h </w:instrText>
         </w:r>
         <w:r>
           <w:rPr>
@@ -516,7 +516,7 @@
             <w:noProof/>
             <w:webHidden/>
           </w:rPr>
-          <w:t>5</w:t>
+          <w:t>4</w:t>
         </w:r>
         <w:r>
           <w:rPr>
@@ -529,7 +529,7 @@
     </w:p>
     <w:p>
       <w:pPr>
-        <w:pStyle w:val="TOC3"/>
+        <w:pStyle w:val="TOC2"/>
         <w:rPr>
           <w:rFonts w:eastAsiaTheme="minorEastAsia" w:cstheme="minorBidi"/>
           <w:noProof/>
@@ -538,13 +538,13 @@
           <w:lang w:eastAsia="en-US"/>
         </w:rPr>
       </w:pPr>
-      <w:hyperlink w:anchor="_Toc232496326" w:history="1">
+      <w:hyperlink w:anchor="_Toc235196285" w:history="1">
         <w:r>
           <w:rPr>
             <w:rStyle w:val="Hyperlink"/>
             <w:noProof/>
           </w:rPr>
-          <w:t>Configuration Settings</w:t>
+          <w:t>Using Git with the Tax Planning Tools</w:t>
         </w:r>
         <w:r>
           <w:rPr>
@@ -565,7 +565,7 @@
             <w:noProof/>
             <w:webHidden/>
           </w:rPr>
-          <w:instrText xml:space="preserve"> PAGEREF _Toc232496326 \h </w:instrText>
+          <w:instrText xml:space="preserve"> PAGEREF _Toc235196285 \h </w:instrText>
         </w:r>
         <w:r>
           <w:rPr>
@@ -585,7 +585,7 @@
             <w:noProof/>
             <w:webHidden/>
           </w:rPr>
-          <w:t>5</w:t>
+          <w:t>6</w:t>
         </w:r>
         <w:r>
           <w:rPr>
@@ -607,13 +607,13 @@
           <w:lang w:eastAsia="en-US"/>
         </w:rPr>
       </w:pPr>
-      <w:hyperlink w:anchor="_Toc232496327" w:history="1">
+      <w:hyperlink w:anchor="_Toc235196286" w:history="1">
         <w:r>
           <w:rPr>
             <w:rStyle w:val="Hyperlink"/>
             <w:noProof/>
           </w:rPr>
-          <w:t>Create Local Repository</w:t>
+          <w:t>Configuration Settings</w:t>
         </w:r>
         <w:r>
           <w:rPr>
@@ -634,7 +634,7 @@
             <w:noProof/>
             <w:webHidden/>
           </w:rPr>
-          <w:instrText xml:space="preserve"> PAGEREF _Toc232496327 \h </w:instrText>
+          <w:instrText xml:space="preserve"> PAGEREF _Toc235196286 \h </w:instrText>
         </w:r>
         <w:r>
           <w:rPr>
@@ -676,13 +676,13 @@
           <w:lang w:eastAsia="en-US"/>
         </w:rPr>
       </w:pPr>
-      <w:hyperlink w:anchor="_Toc232496328" w:history="1">
+      <w:hyperlink w:anchor="_Toc235196287" w:history="1">
         <w:r>
           <w:rPr>
             <w:rStyle w:val="Hyperlink"/>
             <w:noProof/>
           </w:rPr>
-          <w:t>Create Account on GitHub</w:t>
+          <w:t>Create Local Repository</w:t>
         </w:r>
         <w:r>
           <w:rPr>
@@ -703,7 +703,7 @@
             <w:noProof/>
             <w:webHidden/>
           </w:rPr>
-          <w:instrText xml:space="preserve"> PAGEREF _Toc232496328 \h </w:instrText>
+          <w:instrText xml:space="preserve"> PAGEREF _Toc235196287 \h </w:instrText>
         </w:r>
         <w:r>
           <w:rPr>
@@ -745,13 +745,13 @@
           <w:lang w:eastAsia="en-US"/>
         </w:rPr>
       </w:pPr>
-      <w:hyperlink w:anchor="_Toc232496329" w:history="1">
+      <w:hyperlink w:anchor="_Toc235196288" w:history="1">
         <w:r>
           <w:rPr>
             <w:rStyle w:val="Hyperlink"/>
             <w:noProof/>
           </w:rPr>
-          <w:t>Synchronize with Remote Repository</w:t>
+          <w:t>Create Account on GitHub</w:t>
         </w:r>
         <w:r>
           <w:rPr>
@@ -772,7 +772,7 @@
             <w:noProof/>
             <w:webHidden/>
           </w:rPr>
-          <w:instrText xml:space="preserve"> PAGEREF _Toc232496329 \h </w:instrText>
+          <w:instrText xml:space="preserve"> PAGEREF _Toc235196288 \h </w:instrText>
         </w:r>
         <w:r>
           <w:rPr>
@@ -814,13 +814,13 @@
           <w:lang w:eastAsia="en-US"/>
         </w:rPr>
       </w:pPr>
-      <w:hyperlink w:anchor="_Toc232496330" w:history="1">
+      <w:hyperlink w:anchor="_Toc235196289" w:history="1">
         <w:r>
           <w:rPr>
             <w:rStyle w:val="Hyperlink"/>
             <w:noProof/>
           </w:rPr>
-          <w:t>Get Status</w:t>
+          <w:t>Synchronize with Remote Repository</w:t>
         </w:r>
         <w:r>
           <w:rPr>
@@ -841,7 +841,7 @@
             <w:noProof/>
             <w:webHidden/>
           </w:rPr>
-          <w:instrText xml:space="preserve"> PAGEREF _Toc232496330 \h </w:instrText>
+          <w:instrText xml:space="preserve"> PAGEREF _Toc235196289 \h </w:instrText>
         </w:r>
         <w:r>
           <w:rPr>
@@ -861,7 +861,7 @@
             <w:noProof/>
             <w:webHidden/>
           </w:rPr>
-          <w:t>6</w:t>
+          <w:t>7</w:t>
         </w:r>
         <w:r>
           <w:rPr>
@@ -883,13 +883,13 @@
           <w:lang w:eastAsia="en-US"/>
         </w:rPr>
       </w:pPr>
-      <w:hyperlink w:anchor="_Toc232496331" w:history="1">
+      <w:hyperlink w:anchor="_Toc235196290" w:history="1">
         <w:r>
           <w:rPr>
             <w:rStyle w:val="Hyperlink"/>
             <w:noProof/>
           </w:rPr>
-          <w:t>Select a Branch</w:t>
+          <w:t>Get Status</w:t>
         </w:r>
         <w:r>
           <w:rPr>
@@ -910,7 +910,7 @@
             <w:noProof/>
             <w:webHidden/>
           </w:rPr>
-          <w:instrText xml:space="preserve"> PAGEREF _Toc232496331 \h </w:instrText>
+          <w:instrText xml:space="preserve"> PAGEREF _Toc235196290 \h </w:instrText>
         </w:r>
         <w:r>
           <w:rPr>
@@ -952,13 +952,13 @@
           <w:lang w:eastAsia="en-US"/>
         </w:rPr>
       </w:pPr>
-      <w:hyperlink w:anchor="_Toc232496332" w:history="1">
+      <w:hyperlink w:anchor="_Toc235196291" w:history="1">
         <w:r>
           <w:rPr>
             <w:rStyle w:val="Hyperlink"/>
             <w:noProof/>
           </w:rPr>
-          <w:t>Create a New Branch</w:t>
+          <w:t>Select a Branch</w:t>
         </w:r>
         <w:r>
           <w:rPr>
@@ -979,7 +979,7 @@
             <w:noProof/>
             <w:webHidden/>
           </w:rPr>
-          <w:instrText xml:space="preserve"> PAGEREF _Toc232496332 \h </w:instrText>
+          <w:instrText xml:space="preserve"> PAGEREF _Toc235196291 \h </w:instrText>
         </w:r>
         <w:r>
           <w:rPr>
@@ -1021,13 +1021,13 @@
           <w:lang w:eastAsia="en-US"/>
         </w:rPr>
       </w:pPr>
-      <w:hyperlink w:anchor="_Toc232496333" w:history="1">
+      <w:hyperlink w:anchor="_Toc235196292" w:history="1">
         <w:r>
           <w:rPr>
             <w:rStyle w:val="Hyperlink"/>
             <w:noProof/>
           </w:rPr>
-          <w:t>Add a New File</w:t>
+          <w:t>Create a New Branch</w:t>
         </w:r>
         <w:r>
           <w:rPr>
@@ -1048,7 +1048,7 @@
             <w:noProof/>
             <w:webHidden/>
           </w:rPr>
-          <w:instrText xml:space="preserve"> PAGEREF _Toc232496333 \h </w:instrText>
+          <w:instrText xml:space="preserve"> PAGEREF _Toc235196292 \h </w:instrText>
         </w:r>
         <w:r>
           <w:rPr>
@@ -1090,13 +1090,13 @@
           <w:lang w:eastAsia="en-US"/>
         </w:rPr>
       </w:pPr>
-      <w:hyperlink w:anchor="_Toc232496334" w:history="1">
+      <w:hyperlink w:anchor="_Toc235196293" w:history="1">
         <w:r>
           <w:rPr>
             <w:rStyle w:val="Hyperlink"/>
             <w:noProof/>
           </w:rPr>
-          <w:t>Delete a file</w:t>
+          <w:t>Add a New File</w:t>
         </w:r>
         <w:r>
           <w:rPr>
@@ -1117,7 +1117,7 @@
             <w:noProof/>
             <w:webHidden/>
           </w:rPr>
-          <w:instrText xml:space="preserve"> PAGEREF _Toc232496334 \h </w:instrText>
+          <w:instrText xml:space="preserve"> PAGEREF _Toc235196293 \h </w:instrText>
         </w:r>
         <w:r>
           <w:rPr>
@@ -1159,13 +1159,13 @@
           <w:lang w:eastAsia="en-US"/>
         </w:rPr>
       </w:pPr>
-      <w:hyperlink w:anchor="_Toc232496335" w:history="1">
+      <w:hyperlink w:anchor="_Toc235196294" w:history="1">
         <w:r>
           <w:rPr>
             <w:rStyle w:val="Hyperlink"/>
             <w:noProof/>
           </w:rPr>
-          <w:t>Change a File</w:t>
+          <w:t>Delete a file</w:t>
         </w:r>
         <w:r>
           <w:rPr>
@@ -1186,7 +1186,7 @@
             <w:noProof/>
             <w:webHidden/>
           </w:rPr>
-          <w:instrText xml:space="preserve"> PAGEREF _Toc232496335 \h </w:instrText>
+          <w:instrText xml:space="preserve"> PAGEREF _Toc235196294 \h </w:instrText>
         </w:r>
         <w:r>
           <w:rPr>
@@ -1228,13 +1228,13 @@
           <w:lang w:eastAsia="en-US"/>
         </w:rPr>
       </w:pPr>
-      <w:hyperlink w:anchor="_Toc232496336" w:history="1">
+      <w:hyperlink w:anchor="_Toc235196295" w:history="1">
         <w:r>
           <w:rPr>
             <w:rStyle w:val="Hyperlink"/>
             <w:noProof/>
           </w:rPr>
-          <w:t>Stage a File</w:t>
+          <w:t>Change a File</w:t>
         </w:r>
         <w:r>
           <w:rPr>
@@ -1255,7 +1255,7 @@
             <w:noProof/>
             <w:webHidden/>
           </w:rPr>
-          <w:instrText xml:space="preserve"> PAGEREF _Toc232496336 \h </w:instrText>
+          <w:instrText xml:space="preserve"> PAGEREF _Toc235196295 \h </w:instrText>
         </w:r>
         <w:r>
           <w:rPr>
@@ -1297,13 +1297,13 @@
           <w:lang w:eastAsia="en-US"/>
         </w:rPr>
       </w:pPr>
-      <w:hyperlink w:anchor="_Toc232496337" w:history="1">
+      <w:hyperlink w:anchor="_Toc235196296" w:history="1">
         <w:r>
           <w:rPr>
             <w:rStyle w:val="Hyperlink"/>
             <w:noProof/>
           </w:rPr>
-          <w:t>Commit a Change</w:t>
+          <w:t>Stage a File</w:t>
         </w:r>
         <w:r>
           <w:rPr>
@@ -1324,7 +1324,7 @@
             <w:noProof/>
             <w:webHidden/>
           </w:rPr>
-          <w:instrText xml:space="preserve"> PAGEREF _Toc232496337 \h </w:instrText>
+          <w:instrText xml:space="preserve"> PAGEREF _Toc235196296 \h </w:instrText>
         </w:r>
         <w:r>
           <w:rPr>
@@ -1366,13 +1366,13 @@
           <w:lang w:eastAsia="en-US"/>
         </w:rPr>
       </w:pPr>
-      <w:hyperlink w:anchor="_Toc232496338" w:history="1">
+      <w:hyperlink w:anchor="_Toc235196297" w:history="1">
         <w:r>
           <w:rPr>
             <w:rStyle w:val="Hyperlink"/>
             <w:noProof/>
           </w:rPr>
-          <w:t>Push Changes to the Remote Repository</w:t>
+          <w:t>Commit a Change</w:t>
         </w:r>
         <w:r>
           <w:rPr>
@@ -1393,7 +1393,7 @@
             <w:noProof/>
             <w:webHidden/>
           </w:rPr>
-          <w:instrText xml:space="preserve"> PAGEREF _Toc232496338 \h </w:instrText>
+          <w:instrText xml:space="preserve"> PAGEREF _Toc235196297 \h </w:instrText>
         </w:r>
         <w:r>
           <w:rPr>
@@ -1435,13 +1435,13 @@
           <w:lang w:eastAsia="en-US"/>
         </w:rPr>
       </w:pPr>
-      <w:hyperlink w:anchor="_Toc232496339" w:history="1">
+      <w:hyperlink w:anchor="_Toc235196298" w:history="1">
         <w:r>
           <w:rPr>
             <w:rStyle w:val="Hyperlink"/>
             <w:noProof/>
           </w:rPr>
-          <w:t>Make a Change to Development Branch</w:t>
+          <w:t>Push Changes to the Remote Repository</w:t>
         </w:r>
         <w:r>
           <w:rPr>
@@ -1462,7 +1462,7 @@
             <w:noProof/>
             <w:webHidden/>
           </w:rPr>
-          <w:instrText xml:space="preserve"> PAGEREF _Toc232496339 \h </w:instrText>
+          <w:instrText xml:space="preserve"> PAGEREF _Toc235196298 \h </w:instrText>
         </w:r>
         <w:r>
           <w:rPr>
@@ -1482,7 +1482,7 @@
             <w:noProof/>
             <w:webHidden/>
           </w:rPr>
-          <w:t>9</w:t>
+          <w:t>10</w:t>
         </w:r>
         <w:r>
           <w:rPr>
@@ -1504,13 +1504,13 @@
           <w:lang w:eastAsia="en-US"/>
         </w:rPr>
       </w:pPr>
-      <w:hyperlink w:anchor="_Toc232496340" w:history="1">
+      <w:hyperlink w:anchor="_Toc235196299" w:history="1">
         <w:r>
           <w:rPr>
             <w:rStyle w:val="Hyperlink"/>
             <w:noProof/>
           </w:rPr>
-          <w:t>Make Change to Main Branch</w:t>
+          <w:t>Make a Change to Development Branch</w:t>
         </w:r>
         <w:r>
           <w:rPr>
@@ -1531,7 +1531,7 @@
             <w:noProof/>
             <w:webHidden/>
           </w:rPr>
-          <w:instrText xml:space="preserve"> PAGEREF _Toc232496340 \h </w:instrText>
+          <w:instrText xml:space="preserve"> PAGEREF _Toc235196299 \h </w:instrText>
         </w:r>
         <w:r>
           <w:rPr>
@@ -1573,13 +1573,13 @@
           <w:lang w:eastAsia="en-US"/>
         </w:rPr>
       </w:pPr>
-      <w:hyperlink w:anchor="_Toc232496341" w:history="1">
+      <w:hyperlink w:anchor="_Toc235196300" w:history="1">
         <w:r>
           <w:rPr>
             <w:rStyle w:val="Hyperlink"/>
             <w:noProof/>
           </w:rPr>
-          <w:t>Merge Development Branch into Main Branch</w:t>
+          <w:t>Make Change to Main Branch</w:t>
         </w:r>
         <w:r>
           <w:rPr>
@@ -1600,7 +1600,7 @@
             <w:noProof/>
             <w:webHidden/>
           </w:rPr>
-          <w:instrText xml:space="preserve"> PAGEREF _Toc232496341 \h </w:instrText>
+          <w:instrText xml:space="preserve"> PAGEREF _Toc235196300 \h </w:instrText>
         </w:r>
         <w:r>
           <w:rPr>
@@ -1642,13 +1642,13 @@
           <w:lang w:eastAsia="en-US"/>
         </w:rPr>
       </w:pPr>
-      <w:hyperlink w:anchor="_Toc232496342" w:history="1">
+      <w:hyperlink w:anchor="_Toc235196301" w:history="1">
         <w:r>
           <w:rPr>
             <w:rStyle w:val="Hyperlink"/>
             <w:noProof/>
           </w:rPr>
-          <w:t>Get a Past Version of TaxTools</w:t>
+          <w:t>Merge Development Branch into Main Branch</w:t>
         </w:r>
         <w:r>
           <w:rPr>
@@ -1669,7 +1669,7 @@
             <w:noProof/>
             <w:webHidden/>
           </w:rPr>
-          <w:instrText xml:space="preserve"> PAGEREF _Toc232496342 \h </w:instrText>
+          <w:instrText xml:space="preserve"> PAGEREF _Toc235196301 \h </w:instrText>
         </w:r>
         <w:r>
           <w:rPr>
@@ -1689,7 +1689,7 @@
             <w:noProof/>
             <w:webHidden/>
           </w:rPr>
-          <w:t>12</w:t>
+          <w:t>11</w:t>
         </w:r>
         <w:r>
           <w:rPr>
@@ -1711,13 +1711,13 @@
           <w:lang w:eastAsia="en-US"/>
         </w:rPr>
       </w:pPr>
-      <w:hyperlink w:anchor="_Toc232496343" w:history="1">
+      <w:hyperlink w:anchor="_Toc235196302" w:history="1">
         <w:r>
           <w:rPr>
             <w:rStyle w:val="Hyperlink"/>
             <w:noProof/>
           </w:rPr>
-          <w:t>Create a Tag</w:t>
+          <w:t>Get a Past Version of TaxTools</w:t>
         </w:r>
         <w:r>
           <w:rPr>
@@ -1738,7 +1738,7 @@
             <w:noProof/>
             <w:webHidden/>
           </w:rPr>
-          <w:instrText xml:space="preserve"> PAGEREF _Toc232496343 \h </w:instrText>
+          <w:instrText xml:space="preserve"> PAGEREF _Toc235196302 \h </w:instrText>
         </w:r>
         <w:r>
           <w:rPr>
@@ -1771,7 +1771,7 @@
     </w:p>
     <w:p>
       <w:pPr>
-        <w:pStyle w:val="TOC2"/>
+        <w:pStyle w:val="TOC3"/>
         <w:rPr>
           <w:rFonts w:eastAsiaTheme="minorEastAsia" w:cstheme="minorBidi"/>
           <w:noProof/>
@@ -1780,13 +1780,13 @@
           <w:lang w:eastAsia="en-US"/>
         </w:rPr>
       </w:pPr>
-      <w:hyperlink w:anchor="_Toc232496344" w:history="1">
+      <w:hyperlink w:anchor="_Toc235196303" w:history="1">
         <w:r>
           <w:rPr>
             <w:rStyle w:val="Hyperlink"/>
             <w:noProof/>
           </w:rPr>
-          <w:t>Git Help</w:t>
+          <w:t>Create a Tag</w:t>
         </w:r>
         <w:r>
           <w:rPr>
@@ -1807,7 +1807,7 @@
             <w:noProof/>
             <w:webHidden/>
           </w:rPr>
-          <w:instrText xml:space="preserve"> PAGEREF _Toc232496344 \h </w:instrText>
+          <w:instrText xml:space="preserve"> PAGEREF _Toc235196303 \h </w:instrText>
         </w:r>
         <w:r>
           <w:rPr>
@@ -1849,12 +1849,81 @@
           <w:lang w:eastAsia="en-US"/>
         </w:rPr>
       </w:pPr>
-      <w:hyperlink w:anchor="_Toc232496345" w:history="1">
+      <w:hyperlink w:anchor="_Toc235196304" w:history="1">
         <w:r>
           <w:rPr>
             <w:rStyle w:val="Hyperlink"/>
             <w:noProof/>
           </w:rPr>
+          <w:t>Git Help</w:t>
+        </w:r>
+        <w:r>
+          <w:rPr>
+            <w:noProof/>
+            <w:webHidden/>
+          </w:rPr>
+          <w:tab/>
+        </w:r>
+        <w:r>
+          <w:rPr>
+            <w:noProof/>
+            <w:webHidden/>
+          </w:rPr>
+          <w:fldChar w:fldCharType="begin"/>
+        </w:r>
+        <w:r>
+          <w:rPr>
+            <w:noProof/>
+            <w:webHidden/>
+          </w:rPr>
+          <w:instrText xml:space="preserve"> PAGEREF _Toc235196304 \h </w:instrText>
+        </w:r>
+        <w:r>
+          <w:rPr>
+            <w:noProof/>
+            <w:webHidden/>
+          </w:rPr>
+        </w:r>
+        <w:r>
+          <w:rPr>
+            <w:noProof/>
+            <w:webHidden/>
+          </w:rPr>
+          <w:fldChar w:fldCharType="separate"/>
+        </w:r>
+        <w:r>
+          <w:rPr>
+            <w:noProof/>
+            <w:webHidden/>
+          </w:rPr>
+          <w:t>12</w:t>
+        </w:r>
+        <w:r>
+          <w:rPr>
+            <w:noProof/>
+            <w:webHidden/>
+          </w:rPr>
+          <w:fldChar w:fldCharType="end"/>
+        </w:r>
+      </w:hyperlink>
+    </w:p>
+    <w:p>
+      <w:pPr>
+        <w:pStyle w:val="TOC2"/>
+        <w:rPr>
+          <w:rFonts w:eastAsiaTheme="minorEastAsia" w:cstheme="minorBidi"/>
+          <w:noProof/>
+          <w:sz w:val="22"/>
+          <w:szCs w:val="22"/>
+          <w:lang w:eastAsia="en-US"/>
+        </w:rPr>
+      </w:pPr>
+      <w:hyperlink w:anchor="_Toc235196305" w:history="1">
+        <w:r>
+          <w:rPr>
+            <w:rStyle w:val="Hyperlink"/>
+            <w:noProof/>
+          </w:rPr>
           <w:t>Git Terminology</w:t>
         </w:r>
         <w:r>
@@ -1876,7 +1945,7 @@
             <w:noProof/>
             <w:webHidden/>
           </w:rPr>
-          <w:instrText xml:space="preserve"> PAGEREF _Toc232496345 \h </w:instrText>
+          <w:instrText xml:space="preserve"> PAGEREF _Toc235196305 \h </w:instrText>
         </w:r>
         <w:r>
           <w:rPr>
@@ -1896,7 +1965,7 @@
             <w:noProof/>
             <w:webHidden/>
           </w:rPr>
-          <w:t>12</w:t>
+          <w:t>13</w:t>
         </w:r>
         <w:r>
           <w:rPr>
@@ -1918,7 +1987,7 @@
           <w:lang w:eastAsia="en-US"/>
         </w:rPr>
       </w:pPr>
-      <w:hyperlink w:anchor="_Toc232496346" w:history="1">
+      <w:hyperlink w:anchor="_Toc235196306" w:history="1">
         <w:r>
           <w:rPr>
             <w:rStyle w:val="Hyperlink"/>
@@ -1941,7 +2010,7 @@
           <w:rPr>
             <w:webHidden/>
           </w:rPr>
-          <w:instrText xml:space="preserve"> PAGEREF _Toc232496346 \h </w:instrText>
+          <w:instrText xml:space="preserve"> PAGEREF _Toc235196306 \h </w:instrText>
         </w:r>
         <w:r>
           <w:rPr>
@@ -1979,7 +2048,7 @@
           <w:lang w:eastAsia="en-US"/>
         </w:rPr>
       </w:pPr>
-      <w:hyperlink w:anchor="_Toc232496347" w:history="1">
+      <w:hyperlink w:anchor="_Toc235196307" w:history="1">
         <w:r>
           <w:rPr>
             <w:rStyle w:val="Hyperlink"/>
@@ -2006,7 +2075,7 @@
             <w:noProof/>
             <w:webHidden/>
           </w:rPr>
-          <w:instrText xml:space="preserve"> PAGEREF _Toc232496347 \h </w:instrText>
+          <w:instrText xml:space="preserve"> PAGEREF _Toc235196307 \h </w:instrText>
         </w:r>
         <w:r>
           <w:rPr>
@@ -2048,7 +2117,7 @@
           <w:lang w:eastAsia="en-US"/>
         </w:rPr>
       </w:pPr>
-      <w:hyperlink w:anchor="_Toc232496348" w:history="1">
+      <w:hyperlink w:anchor="_Toc235196308" w:history="1">
         <w:r>
           <w:rPr>
             <w:rStyle w:val="Hyperlink"/>
@@ -2075,7 +2144,7 @@
             <w:noProof/>
             <w:webHidden/>
           </w:rPr>
-          <w:instrText xml:space="preserve"> PAGEREF _Toc232496348 \h </w:instrText>
+          <w:instrText xml:space="preserve"> PAGEREF _Toc235196308 \h </w:instrText>
         </w:r>
         <w:r>
           <w:rPr>
@@ -2117,7 +2186,7 @@
           <w:lang w:eastAsia="en-US"/>
         </w:rPr>
       </w:pPr>
-      <w:hyperlink w:anchor="_Toc232496349" w:history="1">
+      <w:hyperlink w:anchor="_Toc235196309" w:history="1">
         <w:r>
           <w:rPr>
             <w:rStyle w:val="Hyperlink"/>
@@ -2144,7 +2213,7 @@
             <w:noProof/>
             <w:webHidden/>
           </w:rPr>
-          <w:instrText xml:space="preserve"> PAGEREF _Toc232496349 \h </w:instrText>
+          <w:instrText xml:space="preserve"> PAGEREF _Toc235196309 \h </w:instrText>
         </w:r>
         <w:r>
           <w:rPr>
@@ -2164,7 +2233,7 @@
             <w:noProof/>
             <w:webHidden/>
           </w:rPr>
-          <w:t>13</w:t>
+          <w:t>14</w:t>
         </w:r>
         <w:r>
           <w:rPr>
@@ -2186,7 +2255,7 @@
           <w:lang w:eastAsia="en-US"/>
         </w:rPr>
       </w:pPr>
-      <w:hyperlink w:anchor="_Toc232496350" w:history="1">
+      <w:hyperlink w:anchor="_Toc235196310" w:history="1">
         <w:r>
           <w:rPr>
             <w:rStyle w:val="Hyperlink"/>
@@ -2213,7 +2282,7 @@
             <w:noProof/>
             <w:webHidden/>
           </w:rPr>
-          <w:instrText xml:space="preserve"> PAGEREF _Toc232496350 \h </w:instrText>
+          <w:instrText xml:space="preserve"> PAGEREF _Toc235196310 \h </w:instrText>
         </w:r>
         <w:r>
           <w:rPr>
@@ -2255,7 +2324,7 @@
           <w:lang w:eastAsia="en-US"/>
         </w:rPr>
       </w:pPr>
-      <w:hyperlink w:anchor="_Toc232496351" w:history="1">
+      <w:hyperlink w:anchor="_Toc235196311" w:history="1">
         <w:r>
           <w:rPr>
             <w:rStyle w:val="Hyperlink"/>
@@ -2282,7 +2351,7 @@
             <w:noProof/>
             <w:webHidden/>
           </w:rPr>
-          <w:instrText xml:space="preserve"> PAGEREF _Toc232496351 \h </w:instrText>
+          <w:instrText xml:space="preserve"> PAGEREF _Toc235196311 \h </w:instrText>
         </w:r>
         <w:r>
           <w:rPr>
@@ -2324,7 +2393,7 @@
           <w:lang w:eastAsia="en-US"/>
         </w:rPr>
       </w:pPr>
-      <w:hyperlink w:anchor="_Toc232496352" w:history="1">
+      <w:hyperlink w:anchor="_Toc235196312" w:history="1">
         <w:r>
           <w:rPr>
             <w:rStyle w:val="Hyperlink"/>
@@ -2351,7 +2420,7 @@
             <w:noProof/>
             <w:webHidden/>
           </w:rPr>
-          <w:instrText xml:space="preserve"> PAGEREF _Toc232496352 \h </w:instrText>
+          <w:instrText xml:space="preserve"> PAGEREF _Toc235196312 \h </w:instrText>
         </w:r>
         <w:r>
           <w:rPr>
@@ -2371,7 +2440,7 @@
             <w:noProof/>
             <w:webHidden/>
           </w:rPr>
-          <w:t>14</w:t>
+          <w:t>15</w:t>
         </w:r>
         <w:r>
           <w:rPr>
@@ -2393,7 +2462,7 @@
           <w:lang w:eastAsia="en-US"/>
         </w:rPr>
       </w:pPr>
-      <w:hyperlink w:anchor="_Toc232496353" w:history="1">
+      <w:hyperlink w:anchor="_Toc235196313" w:history="1">
         <w:r>
           <w:rPr>
             <w:rStyle w:val="Hyperlink"/>
@@ -2420,7 +2489,7 @@
             <w:noProof/>
             <w:webHidden/>
           </w:rPr>
-          <w:instrText xml:space="preserve"> PAGEREF _Toc232496353 \h </w:instrText>
+          <w:instrText xml:space="preserve"> PAGEREF _Toc235196313 \h </w:instrText>
         </w:r>
         <w:r>
           <w:rPr>
@@ -2462,7 +2531,7 @@
           <w:lang w:eastAsia="en-US"/>
         </w:rPr>
       </w:pPr>
-      <w:hyperlink w:anchor="_Toc232496354" w:history="1">
+      <w:hyperlink w:anchor="_Toc235196314" w:history="1">
         <w:r>
           <w:rPr>
             <w:rStyle w:val="Hyperlink"/>
@@ -2489,7 +2558,7 @@
             <w:noProof/>
             <w:webHidden/>
           </w:rPr>
-          <w:instrText xml:space="preserve"> PAGEREF _Toc232496354 \h </w:instrText>
+          <w:instrText xml:space="preserve"> PAGEREF _Toc235196314 \h </w:instrText>
         </w:r>
         <w:r>
           <w:rPr>
@@ -2531,7 +2600,7 @@
           <w:lang w:eastAsia="en-US"/>
         </w:rPr>
       </w:pPr>
-      <w:hyperlink w:anchor="_Toc232496355" w:history="1">
+      <w:hyperlink w:anchor="_Toc235196315" w:history="1">
         <w:r>
           <w:rPr>
             <w:rStyle w:val="Hyperlink"/>
@@ -2558,7 +2627,7 @@
             <w:noProof/>
             <w:webHidden/>
           </w:rPr>
-          <w:instrText xml:space="preserve"> PAGEREF _Toc232496355 \h </w:instrText>
+          <w:instrText xml:space="preserve"> PAGEREF _Toc235196315 \h </w:instrText>
         </w:r>
         <w:r>
           <w:rPr>
@@ -2578,7 +2647,7 @@
             <w:noProof/>
             <w:webHidden/>
           </w:rPr>
-          <w:t>15</w:t>
+          <w:t>16</w:t>
         </w:r>
         <w:r>
           <w:rPr>
@@ -2600,7 +2669,7 @@
           <w:lang w:eastAsia="en-US"/>
         </w:rPr>
       </w:pPr>
-      <w:hyperlink w:anchor="_Toc232496356" w:history="1">
+      <w:hyperlink w:anchor="_Toc235196316" w:history="1">
         <w:r>
           <w:rPr>
             <w:rStyle w:val="Hyperlink"/>
@@ -2627,7 +2696,7 @@
             <w:noProof/>
             <w:webHidden/>
           </w:rPr>
-          <w:instrText xml:space="preserve"> PAGEREF _Toc232496356 \h </w:instrText>
+          <w:instrText xml:space="preserve"> PAGEREF _Toc235196316 \h </w:instrText>
         </w:r>
         <w:r>
           <w:rPr>
@@ -2669,7 +2738,7 @@
           <w:lang w:eastAsia="en-US"/>
         </w:rPr>
       </w:pPr>
-      <w:hyperlink w:anchor="_Toc232496357" w:history="1">
+      <w:hyperlink w:anchor="_Toc235196317" w:history="1">
         <w:r>
           <w:rPr>
             <w:rStyle w:val="Hyperlink"/>
@@ -2696,7 +2765,7 @@
             <w:noProof/>
             <w:webHidden/>
           </w:rPr>
-          <w:instrText xml:space="preserve"> PAGEREF _Toc232496357 \h </w:instrText>
+          <w:instrText xml:space="preserve"> PAGEREF _Toc235196317 \h </w:instrText>
         </w:r>
         <w:r>
           <w:rPr>
@@ -2738,7 +2807,7 @@
           <w:lang w:eastAsia="en-US"/>
         </w:rPr>
       </w:pPr>
-      <w:hyperlink w:anchor="_Toc232496358" w:history="1">
+      <w:hyperlink w:anchor="_Toc235196318" w:history="1">
         <w:r>
           <w:rPr>
             <w:rStyle w:val="Hyperlink"/>
@@ -2761,7 +2830,7 @@
           <w:rPr>
             <w:webHidden/>
           </w:rPr>
-          <w:instrText xml:space="preserve"> PAGEREF _Toc232496358 \h </w:instrText>
+          <w:instrText xml:space="preserve"> PAGEREF _Toc235196318 \h </w:instrText>
         </w:r>
         <w:r>
           <w:rPr>
@@ -2799,7 +2868,7 @@
           <w:lang w:eastAsia="en-US"/>
         </w:rPr>
       </w:pPr>
-      <w:hyperlink w:anchor="_Toc232496359" w:history="1">
+      <w:hyperlink w:anchor="_Toc235196319" w:history="1">
         <w:r>
           <w:rPr>
             <w:rStyle w:val="Hyperlink"/>
@@ -2826,7 +2895,7 @@
             <w:noProof/>
             <w:webHidden/>
           </w:rPr>
-          <w:instrText xml:space="preserve"> PAGEREF _Toc232496359 \h </w:instrText>
+          <w:instrText xml:space="preserve"> PAGEREF _Toc235196319 \h </w:instrText>
         </w:r>
         <w:r>
           <w:rPr>
@@ -2879,7 +2948,7 @@
       <w:pPr>
         <w:pStyle w:val="Heading1"/>
       </w:pPr>
-      <w:bookmarkStart w:id="0" w:name="_Toc232496320"/>
+      <w:bookmarkStart w:id="0" w:name="_Toc235196279"/>
       <w:r>
         <w:lastRenderedPageBreak/>
         <w:t>Source Control</w:t>
@@ -2980,7 +3049,7 @@
       <w:pPr>
         <w:pStyle w:val="Heading2"/>
       </w:pPr>
-      <w:bookmarkStart w:id="1" w:name="_Toc232496321"/>
+      <w:bookmarkStart w:id="1" w:name="_Toc235196280"/>
       <w:r>
         <w:t>Repositories</w:t>
       </w:r>
@@ -3202,7 +3271,7 @@
       <w:pPr>
         <w:pStyle w:val="Heading3"/>
       </w:pPr>
-      <w:bookmarkStart w:id="2" w:name="_Toc232496322"/>
+      <w:bookmarkStart w:id="2" w:name="_Toc235196281"/>
       <w:r>
         <w:t>Authentication</w:t>
       </w:r>
@@ -3357,6 +3426,9 @@
       <w:r>
         <w:t>security token each time you write to the repository. This may work well when working from Windows, since the Windows Credential Manager will cache this information and supply it on subsequent commands.</w:t>
       </w:r>
+      <w:r>
+        <w:t xml:space="preserve"> See the next section for the steps to create a security token.</w:t>
+      </w:r>
     </w:p>
     <w:p>
       <w:pPr>
@@ -3376,6 +3448,7 @@
         <w:ind w:firstLine="720"/>
       </w:pPr>
       <w:r>
+        <w:lastRenderedPageBreak/>
         <w:t>git@github.com:bb3413/TaxTools.git</w:t>
       </w:r>
     </w:p>
@@ -3608,13 +3681,164 @@
     </w:p>
     <w:p>
       <w:pPr>
+        <w:pStyle w:val="Heading3"/>
+      </w:pPr>
+      <w:bookmarkStart w:id="3" w:name="_Toc235196282"/>
+      <w:r>
+        <w:t>Creating a Token</w:t>
+      </w:r>
+      <w:bookmarkEnd w:id="3"/>
+    </w:p>
+    <w:p>
+      <w:pPr>
+        <w:pStyle w:val="Body-Text"/>
+      </w:pPr>
+      <w:r>
+        <w:t xml:space="preserve">To create a </w:t>
+      </w:r>
+      <w:r>
+        <w:t>personal access token</w:t>
+      </w:r>
+      <w:r>
+        <w:t xml:space="preserve"> on GitHub, follow these steps:</w:t>
+      </w:r>
+    </w:p>
+    <w:p>
+      <w:pPr>
+        <w:pStyle w:val="List-Bullet050"/>
+        <w:spacing w:after="0"/>
+        <w:ind w:left="1800"/>
+      </w:pPr>
+      <w:r>
+        <w:t xml:space="preserve">In a web browser, go to </w:t>
+      </w:r>
+      <w:r>
+        <w:t>github.com</w:t>
+      </w:r>
+      <w:r>
+        <w:t>.</w:t>
+      </w:r>
+    </w:p>
+    <w:p>
+      <w:pPr>
+        <w:pStyle w:val="List-Bullet050"/>
+        <w:spacing w:after="0"/>
+        <w:ind w:left="1800"/>
+      </w:pPr>
+      <w:r>
+        <w:t xml:space="preserve">Log into account </w:t>
+      </w:r>
+      <w:r>
+        <w:t>bb3413</w:t>
+      </w:r>
+      <w:r>
+        <w:t>. Use password for account bb3413.</w:t>
+      </w:r>
+    </w:p>
+    <w:p>
+      <w:pPr>
+        <w:pStyle w:val="List-Bullet050"/>
+        <w:spacing w:after="0"/>
+        <w:ind w:left="1800"/>
+      </w:pPr>
+      <w:r>
+        <w:t>Go to</w:t>
+      </w:r>
+      <w:r>
+        <w:t xml:space="preserve"> Home-&gt;Settings-&gt;Account-&gt;Developer settings-&gt;</w:t>
+      </w:r>
+      <w:r>
+        <w:t>Personal access tokens.</w:t>
+      </w:r>
+    </w:p>
+    <w:p>
+      <w:pPr>
+        <w:pStyle w:val="List-Bullet050"/>
+        <w:spacing w:after="0"/>
+        <w:ind w:left="1800"/>
+      </w:pPr>
+      <w:r>
+        <w:t>Select Tokens (classic)</w:t>
+      </w:r>
+    </w:p>
+    <w:p>
+      <w:pPr>
+        <w:pStyle w:val="List-Bullet050"/>
+        <w:spacing w:after="0"/>
+        <w:ind w:left="1800"/>
+      </w:pPr>
+      <w:r>
+        <w:t>Click on Generate new token</w:t>
+      </w:r>
+    </w:p>
+    <w:p>
+      <w:pPr>
+        <w:pStyle w:val="List-Bullet050"/>
+        <w:spacing w:after="0"/>
+        <w:ind w:left="1800"/>
+      </w:pPr>
+      <w:r>
+        <w:t>Select Generate new token (classic)</w:t>
+      </w:r>
+    </w:p>
+    <w:p>
+      <w:pPr>
+        <w:pStyle w:val="List-Bullet075"/>
+        <w:spacing w:after="0"/>
+      </w:pPr>
+      <w:r>
+        <w:t>Enter the account password.</w:t>
+      </w:r>
+    </w:p>
+    <w:p>
+      <w:pPr>
+        <w:pStyle w:val="List-Bullet075"/>
+        <w:spacing w:after="0"/>
+      </w:pPr>
+      <w:r>
+        <w:t>Note:</w:t>
+      </w:r>
+      <w:r>
+        <w:tab/>
+      </w:r>
+      <w:r>
+        <w:tab/>
+      </w:r>
+      <w:r>
+        <w:t>Full CLI access to repositories. Use web for everything else.</w:t>
+      </w:r>
+    </w:p>
+    <w:p>
+      <w:pPr>
+        <w:pStyle w:val="List-Bullet075"/>
+        <w:spacing w:after="0"/>
+      </w:pPr>
+      <w:r>
+        <w:t>Expiration:</w:t>
+      </w:r>
+      <w:r>
+        <w:tab/>
+        <w:t>90 days</w:t>
+      </w:r>
+    </w:p>
+    <w:p>
+      <w:pPr>
+        <w:pStyle w:val="List-Bullet075"/>
+        <w:spacing w:after="0"/>
+      </w:pPr>
+      <w:r>
+        <w:t>Click on Generate token</w:t>
+      </w:r>
+    </w:p>
+    <w:p>
+      <w:pPr>
         <w:pStyle w:val="Heading2"/>
       </w:pPr>
-      <w:bookmarkStart w:id="3" w:name="_Toc232496323"/>
+      <w:bookmarkStart w:id="4" w:name="_Toc235196283"/>
       <w:r>
         <w:t>Branches</w:t>
       </w:r>
-      <w:bookmarkEnd w:id="3"/>
+      <w:bookmarkEnd w:id="4"/>
     </w:p>
     <w:p>
       <w:pPr>
@@ -3851,14 +4075,22 @@
           <w:rFonts w:cstheme="minorHAnsi"/>
           <w:lang w:eastAsia="ar-SA"/>
         </w:rPr>
-        <w:t xml:space="preserve"> Developing new features in their own branch allows the changes to be checked in (committed) even if they are not complete. The need to check in incomplete changes prevents the need to have “stashes” for each change that is in progress but not complete (stashes are needed to save files that are not checked-in when you need to change to another branch to work on another problem).</w:t>
+        <w:t xml:space="preserve"> Developing new features in their own branch allows the changes to be checked in (committed) even if they are not complete. The need to check in incomplete </w:t>
+      </w:r>
+      <w:r>
+        <w:rPr>
+          <w:rFonts w:cstheme="minorHAnsi"/>
+          <w:lang w:eastAsia="ar-SA"/>
+        </w:rPr>
+        <w:lastRenderedPageBreak/>
+        <w:t>changes prevents the need to have “stashes” for each change that is in progress but not complete (stashes are needed to save files that are not checked-in when you need to change to another branch to work on another problem).</w:t>
       </w:r>
     </w:p>
     <w:p>
       <w:pPr>
         <w:pStyle w:val="Heading2"/>
       </w:pPr>
-      <w:bookmarkStart w:id="4" w:name="_Toc232496324"/>
+      <w:bookmarkStart w:id="5" w:name="_Toc235196284"/>
       <w:r>
         <w:t>Creat</w:t>
       </w:r>
@@ -3868,7 +4100,7 @@
       <w:r>
         <w:t xml:space="preserve"> the Initial Repository</w:t>
       </w:r>
-      <w:bookmarkEnd w:id="4"/>
+      <w:bookmarkEnd w:id="5"/>
     </w:p>
     <w:p>
       <w:pPr>
@@ -3997,7 +4229,6 @@
         <w:ind w:left="1800"/>
       </w:pPr>
       <w:r>
-        <w:lastRenderedPageBreak/>
         <w:t>Go to</w:t>
       </w:r>
       <w:r>
@@ -4530,6 +4761,7 @@
         <w:ind w:left="2160"/>
       </w:pPr>
       <w:r>
+        <w:lastRenderedPageBreak/>
         <w:t xml:space="preserve"># </w:t>
       </w:r>
       <w:proofErr w:type="spellStart"/>
@@ -4710,7 +4942,6 @@
         </w:numPr>
       </w:pPr>
       <w:r>
-        <w:lastRenderedPageBreak/>
         <w:t xml:space="preserve">Add the source </w:t>
       </w:r>
       <w:r>
@@ -5428,6 +5659,7 @@
         </w:numPr>
       </w:pPr>
       <w:r>
+        <w:lastRenderedPageBreak/>
         <w:t xml:space="preserve">Push the development branch to </w:t>
       </w:r>
       <w:proofErr w:type="spellStart"/>
@@ -5539,7 +5771,7 @@
       <w:pPr>
         <w:pStyle w:val="Heading2"/>
       </w:pPr>
-      <w:bookmarkStart w:id="5" w:name="_Toc232496325"/>
+      <w:bookmarkStart w:id="6" w:name="_Toc235196285"/>
       <w:r>
         <w:t xml:space="preserve">Using Git </w:t>
       </w:r>
@@ -5552,20 +5784,20 @@
       <w:r>
         <w:t>the Tax Planning Tools</w:t>
       </w:r>
-      <w:bookmarkEnd w:id="5"/>
+      <w:bookmarkEnd w:id="6"/>
     </w:p>
     <w:p>
       <w:pPr>
         <w:pStyle w:val="Heading3"/>
       </w:pPr>
-      <w:bookmarkStart w:id="6" w:name="_Toc232496326"/>
+      <w:bookmarkStart w:id="7" w:name="_Toc235196286"/>
       <w:r>
         <w:t>Configuration</w:t>
       </w:r>
       <w:r>
         <w:t xml:space="preserve"> Settings</w:t>
       </w:r>
-      <w:bookmarkEnd w:id="6"/>
+      <w:bookmarkEnd w:id="7"/>
     </w:p>
     <w:p>
       <w:pPr>
@@ -5712,7 +5944,6 @@
         <w:rPr>
           <w:lang w:eastAsia="ar-SA"/>
         </w:rPr>
-        <w:lastRenderedPageBreak/>
         <w:t>User</w:t>
       </w:r>
       <w:r>
@@ -6221,7 +6452,7 @@
       <w:pPr>
         <w:pStyle w:val="Heading3"/>
       </w:pPr>
-      <w:bookmarkStart w:id="7" w:name="_Toc232496327"/>
+      <w:bookmarkStart w:id="8" w:name="_Toc235196287"/>
       <w:r>
         <w:t>Create</w:t>
       </w:r>
@@ -6231,7 +6462,7 @@
       <w:r>
         <w:t>Local Repository</w:t>
       </w:r>
-      <w:bookmarkEnd w:id="7"/>
+      <w:bookmarkEnd w:id="8"/>
     </w:p>
     <w:p>
       <w:pPr>
@@ -6436,14 +6667,14 @@
       <w:pPr>
         <w:pStyle w:val="Heading3"/>
       </w:pPr>
-      <w:bookmarkStart w:id="8" w:name="_Toc232496328"/>
+      <w:bookmarkStart w:id="9" w:name="_Toc235196288"/>
       <w:r>
         <w:t>Create</w:t>
       </w:r>
       <w:r>
         <w:t xml:space="preserve"> Account on GitHub</w:t>
       </w:r>
-      <w:bookmarkEnd w:id="8"/>
+      <w:bookmarkEnd w:id="9"/>
     </w:p>
     <w:p>
       <w:pPr>
@@ -6507,6 +6738,7 @@
         </w:numPr>
       </w:pPr>
       <w:r>
+        <w:lastRenderedPageBreak/>
         <w:t>Ask</w:t>
       </w:r>
       <w:r>
@@ -6562,11 +6794,11 @@
       <w:pPr>
         <w:pStyle w:val="Heading3"/>
       </w:pPr>
-      <w:bookmarkStart w:id="9" w:name="_Toc232496329"/>
+      <w:bookmarkStart w:id="10" w:name="_Toc235196289"/>
       <w:r>
         <w:t>Synchronize with Remote Repository</w:t>
       </w:r>
-      <w:bookmarkEnd w:id="9"/>
+      <w:bookmarkEnd w:id="10"/>
     </w:p>
     <w:p>
       <w:pPr>
@@ -6684,11 +6916,11 @@
       <w:pPr>
         <w:pStyle w:val="Heading3"/>
       </w:pPr>
-      <w:bookmarkStart w:id="10" w:name="_Toc232496330"/>
+      <w:bookmarkStart w:id="11" w:name="_Toc235196290"/>
       <w:r>
         <w:t>Get Status</w:t>
       </w:r>
-      <w:bookmarkEnd w:id="10"/>
+      <w:bookmarkEnd w:id="11"/>
     </w:p>
     <w:p>
       <w:pPr>
@@ -6839,7 +7071,6 @@
         <w:pStyle w:val="Heading4"/>
       </w:pPr>
       <w:r>
-        <w:lastRenderedPageBreak/>
         <w:t>Example</w:t>
       </w:r>
     </w:p>
@@ -7155,11 +7386,11 @@
       <w:pPr>
         <w:pStyle w:val="Heading3"/>
       </w:pPr>
-      <w:bookmarkStart w:id="11" w:name="_Toc232496331"/>
+      <w:bookmarkStart w:id="12" w:name="_Toc235196291"/>
       <w:r>
         <w:t>Select a Branch</w:t>
       </w:r>
-      <w:bookmarkEnd w:id="11"/>
+      <w:bookmarkEnd w:id="12"/>
     </w:p>
     <w:p>
       <w:pPr>
@@ -7364,6 +7595,7 @@
         <w:pStyle w:val="SourceCode"/>
       </w:pPr>
       <w:r>
+        <w:lastRenderedPageBreak/>
         <w:t xml:space="preserve">$ </w:t>
       </w:r>
       <w:proofErr w:type="spellStart"/>
@@ -7818,11 +8050,11 @@
       <w:pPr>
         <w:pStyle w:val="Heading3"/>
       </w:pPr>
-      <w:bookmarkStart w:id="12" w:name="_Toc232496332"/>
+      <w:bookmarkStart w:id="13" w:name="_Toc235196292"/>
       <w:r>
         <w:t>Create a New Branch</w:t>
       </w:r>
-      <w:bookmarkEnd w:id="12"/>
+      <w:bookmarkEnd w:id="13"/>
     </w:p>
     <w:p>
       <w:pPr>
@@ -7849,7 +8081,6 @@
         <w:pStyle w:val="Body-Text"/>
       </w:pPr>
       <w:r>
-        <w:lastRenderedPageBreak/>
         <w:t>You can c</w:t>
       </w:r>
       <w:r>
@@ -8167,14 +8398,14 @@
       <w:pPr>
         <w:pStyle w:val="Heading3"/>
       </w:pPr>
-      <w:bookmarkStart w:id="13" w:name="_Toc232496333"/>
+      <w:bookmarkStart w:id="14" w:name="_Toc235196293"/>
       <w:r>
         <w:t>Add</w:t>
       </w:r>
       <w:r>
         <w:t xml:space="preserve"> a New File</w:t>
       </w:r>
-      <w:bookmarkEnd w:id="13"/>
+      <w:bookmarkEnd w:id="14"/>
     </w:p>
     <w:p>
       <w:pPr>
@@ -8404,11 +8635,11 @@
       <w:pPr>
         <w:pStyle w:val="Heading3"/>
       </w:pPr>
-      <w:bookmarkStart w:id="14" w:name="_Toc232496334"/>
+      <w:bookmarkStart w:id="15" w:name="_Toc235196294"/>
       <w:r>
         <w:t>Delete a file</w:t>
       </w:r>
-      <w:bookmarkEnd w:id="14"/>
+      <w:bookmarkEnd w:id="15"/>
     </w:p>
     <w:p>
       <w:pPr>
@@ -8543,11 +8774,12 @@
       <w:pPr>
         <w:pStyle w:val="Heading3"/>
       </w:pPr>
-      <w:bookmarkStart w:id="15" w:name="_Toc232496335"/>
-      <w:r>
+      <w:bookmarkStart w:id="16" w:name="_Toc235196295"/>
+      <w:r>
+        <w:lastRenderedPageBreak/>
         <w:t>Change a File</w:t>
       </w:r>
-      <w:bookmarkEnd w:id="15"/>
+      <w:bookmarkEnd w:id="16"/>
     </w:p>
     <w:p>
       <w:pPr>
@@ -8749,7 +8981,6 @@
         <w:rPr>
           <w:lang w:eastAsia="ar-SA"/>
         </w:rPr>
-        <w:lastRenderedPageBreak/>
         <w:t xml:space="preserve">$ </w:t>
       </w:r>
       <w:proofErr w:type="spellStart"/>
@@ -8855,11 +9086,11 @@
       <w:pPr>
         <w:pStyle w:val="Heading3"/>
       </w:pPr>
-      <w:bookmarkStart w:id="16" w:name="_Toc232496336"/>
+      <w:bookmarkStart w:id="17" w:name="_Toc235196296"/>
       <w:r>
         <w:t>Stage a File</w:t>
       </w:r>
-      <w:bookmarkEnd w:id="16"/>
+      <w:bookmarkEnd w:id="17"/>
     </w:p>
     <w:p>
       <w:pPr>
@@ -9241,14 +9472,14 @@
       <w:pPr>
         <w:pStyle w:val="Heading3"/>
       </w:pPr>
-      <w:bookmarkStart w:id="17" w:name="_Toc232496337"/>
+      <w:bookmarkStart w:id="18" w:name="_Toc235196297"/>
       <w:r>
         <w:t xml:space="preserve">Commit a </w:t>
       </w:r>
       <w:r>
         <w:t>Change</w:t>
       </w:r>
-      <w:bookmarkEnd w:id="17"/>
+      <w:bookmarkEnd w:id="18"/>
     </w:p>
     <w:p>
       <w:pPr>
@@ -9372,11 +9603,12 @@
       <w:pPr>
         <w:pStyle w:val="Heading3"/>
       </w:pPr>
-      <w:bookmarkStart w:id="18" w:name="_Toc232496338"/>
-      <w:r>
+      <w:bookmarkStart w:id="19" w:name="_Toc235196298"/>
+      <w:r>
+        <w:lastRenderedPageBreak/>
         <w:t>Push Changes to the Remote Repository</w:t>
       </w:r>
-      <w:bookmarkEnd w:id="18"/>
+      <w:bookmarkEnd w:id="19"/>
     </w:p>
     <w:p>
       <w:pPr>
@@ -9523,14 +9755,14 @@
       <w:pPr>
         <w:pStyle w:val="Heading3"/>
       </w:pPr>
-      <w:bookmarkStart w:id="19" w:name="_Toc232496339"/>
+      <w:bookmarkStart w:id="20" w:name="_Toc235196299"/>
       <w:r>
         <w:t>Make a Change</w:t>
       </w:r>
       <w:r>
         <w:t xml:space="preserve"> to Development Branch</w:t>
       </w:r>
-      <w:bookmarkEnd w:id="19"/>
+      <w:bookmarkEnd w:id="20"/>
     </w:p>
     <w:p>
       <w:pPr>
@@ -9668,7 +9900,6 @@
         <w:pStyle w:val="SourceCode"/>
       </w:pPr>
       <w:r>
-        <w:lastRenderedPageBreak/>
         <w:t xml:space="preserve">$ </w:t>
       </w:r>
       <w:proofErr w:type="spellStart"/>
@@ -10053,11 +10284,11 @@
       <w:pPr>
         <w:pStyle w:val="Heading3"/>
       </w:pPr>
-      <w:bookmarkStart w:id="20" w:name="_Toc232496340"/>
+      <w:bookmarkStart w:id="21" w:name="_Toc235196300"/>
       <w:r>
         <w:t>Make Change to Main Branch</w:t>
       </w:r>
-      <w:bookmarkEnd w:id="20"/>
+      <w:bookmarkEnd w:id="21"/>
     </w:p>
     <w:p>
       <w:pPr>
@@ -10158,6 +10389,7 @@
         <w:pStyle w:val="SourceCode"/>
       </w:pPr>
       <w:r>
+        <w:lastRenderedPageBreak/>
         <w:t xml:space="preserve">$ </w:t>
       </w:r>
       <w:proofErr w:type="spellStart"/>
@@ -10364,7 +10596,7 @@
       <w:pPr>
         <w:pStyle w:val="Heading3"/>
       </w:pPr>
-      <w:bookmarkStart w:id="21" w:name="_Toc232496341"/>
+      <w:bookmarkStart w:id="22" w:name="_Toc235196301"/>
       <w:r>
         <w:t xml:space="preserve">Merge Development Branch into </w:t>
       </w:r>
@@ -10374,7 +10606,7 @@
       <w:r>
         <w:t xml:space="preserve"> Branch</w:t>
       </w:r>
-      <w:bookmarkEnd w:id="21"/>
+      <w:bookmarkEnd w:id="22"/>
     </w:p>
     <w:p>
       <w:pPr>
@@ -10423,7 +10655,6 @@
         </w:numPr>
       </w:pPr>
       <w:r>
-        <w:lastRenderedPageBreak/>
         <w:t xml:space="preserve">Make sure there are no edited files in </w:t>
       </w:r>
       <w:r>
@@ -11054,6 +11285,7 @@
         <w:pStyle w:val="SourceCode"/>
       </w:pPr>
       <w:r>
+        <w:lastRenderedPageBreak/>
         <w:t xml:space="preserve">$ </w:t>
       </w:r>
       <w:proofErr w:type="spellStart"/>
@@ -11523,7 +11755,6 @@
         <w:pStyle w:val="SourceCode"/>
       </w:pPr>
       <w:r>
-        <w:lastRenderedPageBreak/>
         <w:t>$ edit version.js version.html</w:t>
       </w:r>
     </w:p>
@@ -11576,21 +11807,21 @@
       <w:pPr>
         <w:pStyle w:val="Heading3"/>
       </w:pPr>
-      <w:bookmarkStart w:id="22" w:name="_Toc232496342"/>
+      <w:bookmarkStart w:id="23" w:name="_Toc235196302"/>
       <w:r>
         <w:t>Get a Past Version of TaxTools</w:t>
       </w:r>
-      <w:bookmarkEnd w:id="22"/>
+      <w:bookmarkEnd w:id="23"/>
     </w:p>
     <w:p>
       <w:pPr>
         <w:pStyle w:val="Heading3"/>
       </w:pPr>
-      <w:bookmarkStart w:id="23" w:name="_Toc232496343"/>
+      <w:bookmarkStart w:id="24" w:name="_Toc235196303"/>
       <w:r>
         <w:t>Create a Tag</w:t>
       </w:r>
-      <w:bookmarkEnd w:id="23"/>
+      <w:bookmarkEnd w:id="24"/>
     </w:p>
     <w:p>
       <w:pPr>
@@ -11879,7 +12110,7 @@
       <w:pPr>
         <w:pStyle w:val="Heading2"/>
       </w:pPr>
-      <w:bookmarkStart w:id="24" w:name="_Toc232496344"/>
+      <w:bookmarkStart w:id="25" w:name="_Toc235196304"/>
       <w:r>
         <w:rPr>
           <w:lang w:eastAsia="ar-SA"/>
@@ -11889,7 +12120,7 @@
       <w:r>
         <w:t>Help</w:t>
       </w:r>
-      <w:bookmarkEnd w:id="24"/>
+      <w:bookmarkEnd w:id="25"/>
     </w:p>
     <w:p>
       <w:pPr>
@@ -12062,6 +12293,7 @@
         <w:rPr>
           <w:lang w:eastAsia="ar-SA"/>
         </w:rPr>
+        <w:lastRenderedPageBreak/>
         <w:t>To list guides</w:t>
       </w:r>
       <w:r>
@@ -12187,11 +12419,11 @@
       <w:pPr>
         <w:pStyle w:val="Heading2"/>
       </w:pPr>
-      <w:bookmarkStart w:id="25" w:name="_Toc232496345"/>
+      <w:bookmarkStart w:id="26" w:name="_Toc235196305"/>
       <w:r>
         <w:t>Git Terminology</w:t>
       </w:r>
-      <w:bookmarkEnd w:id="25"/>
+      <w:bookmarkEnd w:id="26"/>
     </w:p>
     <w:p>
       <w:pPr>
@@ -12331,7 +12563,6 @@
         <w:pStyle w:val="Hang-Medium"/>
       </w:pPr>
       <w:r>
-        <w:lastRenderedPageBreak/>
         <w:t>Repository</w:t>
       </w:r>
       <w:r>
@@ -12472,23 +12703,23 @@
       <w:pPr>
         <w:pStyle w:val="Heading1"/>
       </w:pPr>
-      <w:bookmarkStart w:id="26" w:name="_Toc232496346"/>
+      <w:bookmarkStart w:id="27" w:name="_Toc235196306"/>
       <w:r>
         <w:t>Editing Tools</w:t>
       </w:r>
-      <w:bookmarkEnd w:id="26"/>
+      <w:bookmarkEnd w:id="27"/>
     </w:p>
     <w:p>
       <w:pPr>
         <w:pStyle w:val="Heading2"/>
       </w:pPr>
-      <w:bookmarkStart w:id="27" w:name="_Toc227669204"/>
-      <w:bookmarkStart w:id="28" w:name="_Toc232496347"/>
+      <w:bookmarkStart w:id="28" w:name="_Toc227669204"/>
+      <w:bookmarkStart w:id="29" w:name="_Toc235196307"/>
       <w:r>
         <w:t>VS Code</w:t>
       </w:r>
-      <w:bookmarkEnd w:id="27"/>
       <w:bookmarkEnd w:id="28"/>
+      <w:bookmarkEnd w:id="29"/>
     </w:p>
     <w:p>
       <w:pPr>
@@ -12513,11 +12744,11 @@
       <w:pPr>
         <w:pStyle w:val="Heading3"/>
       </w:pPr>
-      <w:bookmarkStart w:id="29" w:name="_Toc232496348"/>
+      <w:bookmarkStart w:id="30" w:name="_Toc235196308"/>
       <w:r>
         <w:t>Installation</w:t>
       </w:r>
-      <w:bookmarkEnd w:id="29"/>
+      <w:bookmarkEnd w:id="30"/>
     </w:p>
     <w:p>
       <w:pPr>
@@ -12668,6 +12899,7 @@
         </w:numPr>
       </w:pPr>
       <w:r>
+        <w:lastRenderedPageBreak/>
         <w:t xml:space="preserve">Click </w:t>
       </w:r>
       <w:r>
@@ -12684,11 +12916,11 @@
       <w:pPr>
         <w:pStyle w:val="Heading3"/>
       </w:pPr>
-      <w:bookmarkStart w:id="30" w:name="_Toc232496349"/>
+      <w:bookmarkStart w:id="31" w:name="_Toc235196309"/>
       <w:r>
         <w:t>Configuration Settings</w:t>
       </w:r>
-      <w:bookmarkEnd w:id="30"/>
+      <w:bookmarkEnd w:id="31"/>
     </w:p>
     <w:p>
       <w:pPr>
@@ -12886,7 +13118,6 @@
         <w:rPr>
           <w:rStyle w:val="setting-item-label"/>
         </w:rPr>
-        <w:lastRenderedPageBreak/>
         <w:t>Workspace Settings</w:t>
       </w:r>
     </w:p>
@@ -13118,11 +13349,11 @@
       <w:pPr>
         <w:pStyle w:val="Heading3"/>
       </w:pPr>
-      <w:bookmarkStart w:id="31" w:name="_Toc232496350"/>
+      <w:bookmarkStart w:id="32" w:name="_Toc235196310"/>
       <w:r>
         <w:t>Extensions</w:t>
       </w:r>
-      <w:bookmarkEnd w:id="31"/>
+      <w:bookmarkEnd w:id="32"/>
     </w:p>
     <w:p>
       <w:pPr>
@@ -13264,11 +13495,11 @@
       <w:pPr>
         <w:pStyle w:val="Heading3"/>
       </w:pPr>
-      <w:bookmarkStart w:id="32" w:name="_Toc232496351"/>
+      <w:bookmarkStart w:id="33" w:name="_Toc235196311"/>
       <w:r>
         <w:t>Command Summary</w:t>
       </w:r>
-      <w:bookmarkEnd w:id="32"/>
+      <w:bookmarkEnd w:id="33"/>
     </w:p>
     <w:p>
       <w:pPr>
@@ -13338,6 +13569,7 @@
         <w:spacing w:after="0"/>
       </w:pPr>
       <w:r>
+        <w:lastRenderedPageBreak/>
         <w:t>Shift + Alt + F</w:t>
       </w:r>
       <w:r>
@@ -13433,12 +13665,12 @@
       <w:pPr>
         <w:pStyle w:val="Heading2"/>
       </w:pPr>
-      <w:bookmarkStart w:id="33" w:name="_Toc227669205"/>
-      <w:bookmarkStart w:id="34" w:name="_Toc232496352"/>
+      <w:bookmarkStart w:id="34" w:name="_Toc227669205"/>
+      <w:bookmarkStart w:id="35" w:name="_Toc235196312"/>
       <w:r>
         <w:t>Node and NPM</w:t>
       </w:r>
-      <w:bookmarkEnd w:id="34"/>
+      <w:bookmarkEnd w:id="35"/>
     </w:p>
     <w:p>
       <w:pPr>
@@ -13474,12 +13706,11 @@
       <w:pPr>
         <w:pStyle w:val="Heading3"/>
       </w:pPr>
-      <w:bookmarkStart w:id="35" w:name="_Toc232496353"/>
-      <w:r>
-        <w:lastRenderedPageBreak/>
+      <w:bookmarkStart w:id="36" w:name="_Toc235196313"/>
+      <w:r>
         <w:t>Installation</w:t>
       </w:r>
-      <w:bookmarkEnd w:id="35"/>
+      <w:bookmarkEnd w:id="36"/>
     </w:p>
     <w:p>
       <w:pPr>
@@ -13734,11 +13965,11 @@
       <w:pPr>
         <w:pStyle w:val="Heading3"/>
       </w:pPr>
-      <w:bookmarkStart w:id="36" w:name="_Toc232496354"/>
+      <w:bookmarkStart w:id="37" w:name="_Toc235196314"/>
       <w:r>
         <w:t>Prettier</w:t>
       </w:r>
-      <w:bookmarkEnd w:id="36"/>
+      <w:bookmarkEnd w:id="37"/>
     </w:p>
     <w:p>
       <w:pPr>
@@ -14021,6 +14252,7 @@
         <w:rPr>
           <w:rStyle w:val="setting-item-label"/>
         </w:rPr>
+        <w:lastRenderedPageBreak/>
         <w:t>Editor</w:t>
       </w:r>
       <w:r>
@@ -14054,12 +14286,12 @@
       <w:pPr>
         <w:pStyle w:val="Heading3"/>
       </w:pPr>
-      <w:bookmarkStart w:id="37" w:name="_Toc232496355"/>
+      <w:bookmarkStart w:id="38" w:name="_Toc235196315"/>
       <w:proofErr w:type="spellStart"/>
       <w:r>
         <w:t>ESLint</w:t>
       </w:r>
-      <w:bookmarkEnd w:id="37"/>
+      <w:bookmarkEnd w:id="38"/>
       <w:proofErr w:type="spellEnd"/>
     </w:p>
     <w:p>
@@ -14424,7 +14656,7 @@
         <w:pStyle w:val="SourceCode"/>
       </w:pPr>
     </w:p>
-    <w:bookmarkEnd w:id="33"/>
+    <w:bookmarkEnd w:id="34"/>
     <w:p>
       <w:pPr>
         <w:pStyle w:val="Body-Text"/>
@@ -14449,12 +14681,11 @@
       <w:pPr>
         <w:pStyle w:val="Heading2"/>
       </w:pPr>
-      <w:bookmarkStart w:id="38" w:name="_Toc232496356"/>
-      <w:r>
-        <w:lastRenderedPageBreak/>
+      <w:bookmarkStart w:id="39" w:name="_Toc235196316"/>
+      <w:r>
         <w:t>Git</w:t>
       </w:r>
-      <w:bookmarkEnd w:id="38"/>
+      <w:bookmarkEnd w:id="39"/>
     </w:p>
     <w:p>
       <w:pPr>
@@ -14486,7 +14717,7 @@
       <w:pPr>
         <w:pStyle w:val="Heading3"/>
       </w:pPr>
-      <w:bookmarkStart w:id="39" w:name="_Toc232496357"/>
+      <w:bookmarkStart w:id="40" w:name="_Toc235196317"/>
       <w:r>
         <w:t>Inst</w:t>
       </w:r>
@@ -14496,7 +14727,7 @@
       <w:r>
         <w:t>llation</w:t>
       </w:r>
-      <w:bookmarkEnd w:id="39"/>
+      <w:bookmarkEnd w:id="40"/>
     </w:p>
     <w:p>
       <w:pPr>
@@ -14612,21 +14843,21 @@
       <w:pPr>
         <w:pStyle w:val="Heading1"/>
       </w:pPr>
-      <w:bookmarkStart w:id="40" w:name="_Toc232496358"/>
+      <w:bookmarkStart w:id="41" w:name="_Toc235196318"/>
       <w:r>
         <w:t>Notes</w:t>
       </w:r>
-      <w:bookmarkEnd w:id="40"/>
+      <w:bookmarkEnd w:id="41"/>
     </w:p>
     <w:p>
       <w:pPr>
         <w:pStyle w:val="Heading2"/>
       </w:pPr>
-      <w:bookmarkStart w:id="41" w:name="_Toc232496359"/>
+      <w:bookmarkStart w:id="42" w:name="_Toc235196319"/>
       <w:r>
         <w:t>Coding Conventions</w:t>
       </w:r>
-      <w:bookmarkEnd w:id="41"/>
+      <w:bookmarkEnd w:id="42"/>
     </w:p>
     <w:p>
       <w:pPr>
@@ -14735,6 +14966,7 @@
         </w:numPr>
       </w:pPr>
       <w:r>
+        <w:lastRenderedPageBreak/>
         <w:t>Do not use var.</w:t>
       </w:r>
     </w:p>
@@ -18188,7 +18420,7 @@
 </file>
 
 <file path=customXml/itemProps1.xml><?xml version="1.0" encoding="utf-8"?>
-<ds:datastoreItem xmlns:ds="http://schemas.openxmlformats.org/officeDocument/2006/customXml" ds:itemID="{F8F741BD-70F2-4B75-AA09-38922FC487F7}">
+<ds:datastoreItem xmlns:ds="http://schemas.openxmlformats.org/officeDocument/2006/customXml" ds:itemID="{10BD6630-C76E-446B-9771-96D169E374EB}">
   <ds:schemaRefs>
     <ds:schemaRef ds:uri="http://schemas.openxmlformats.org/officeDocument/2006/bibliography"/>
   </ds:schemaRefs>

--- a/Documentation/DevelopmentEnvironment.docx
+++ b/Documentation/DevelopmentEnvironment.docx
@@ -8671,7 +8671,7 @@
       <w:proofErr w:type="spellStart"/>
       <w:r>
         <w:rPr>
-          <w:lang w:eastAsia="ar-SA"/>
+          <w:rStyle w:val="SourceCodechar"/>
         </w:rPr>
         <w:t>rm</w:t>
       </w:r>
@@ -8730,6 +8730,10 @@
       </w:r>
       <w:proofErr w:type="spellStart"/>
       <w:r>
+        <w:rPr>
+          <w:rStyle w:val="SourceCodechar"/>
+          <w:rFonts w:cs="Times New Roman"/>
+        </w:rPr>
         <w:t>rm</w:t>
       </w:r>
       <w:proofErr w:type="spellEnd"/>
@@ -13665,12 +13669,12 @@
       <w:pPr>
         <w:pStyle w:val="Heading2"/>
       </w:pPr>
-      <w:bookmarkStart w:id="34" w:name="_Toc227669205"/>
-      <w:bookmarkStart w:id="35" w:name="_Toc235196312"/>
+      <w:bookmarkStart w:id="34" w:name="_Toc235196312"/>
+      <w:bookmarkStart w:id="35" w:name="_Toc227669205"/>
       <w:r>
         <w:t>Node and NPM</w:t>
       </w:r>
-      <w:bookmarkEnd w:id="35"/>
+      <w:bookmarkEnd w:id="34"/>
     </w:p>
     <w:p>
       <w:pPr>
@@ -14656,7 +14660,7 @@
         <w:pStyle w:val="SourceCode"/>
       </w:pPr>
     </w:p>
-    <w:bookmarkEnd w:id="34"/>
+    <w:bookmarkEnd w:id="35"/>
     <w:p>
       <w:pPr>
         <w:pStyle w:val="Body-Text"/>
@@ -15097,7 +15101,7 @@
         <w:szCs w:val="24"/>
         <w:lang w:eastAsia="en-US"/>
       </w:rPr>
-      <w:t>16</w:t>
+      <w:t>5</w:t>
     </w:r>
     <w:r>
       <w:rPr>
@@ -18420,7 +18424,7 @@
 </file>
 
 <file path=customXml/itemProps1.xml><?xml version="1.0" encoding="utf-8"?>
-<ds:datastoreItem xmlns:ds="http://schemas.openxmlformats.org/officeDocument/2006/customXml" ds:itemID="{10BD6630-C76E-446B-9771-96D169E374EB}">
+<ds:datastoreItem xmlns:ds="http://schemas.openxmlformats.org/officeDocument/2006/customXml" ds:itemID="{B6029FBC-2E32-46C6-AE73-F8A93EA2FB60}">
   <ds:schemaRefs>
     <ds:schemaRef ds:uri="http://schemas.openxmlformats.org/officeDocument/2006/bibliography"/>
   </ds:schemaRefs>

--- a/Documentation/DevelopmentEnvironment.docx
+++ b/Documentation/DevelopmentEnvironment.docx
@@ -47,7 +47,7 @@
         <w:rPr>
           <w:noProof/>
         </w:rPr>
-        <w:t>July 17, 2026</w:t>
+        <w:t>July 21, 2026</w:t>
       </w:r>
       <w:r>
         <w:rPr>
@@ -3087,150 +3087,142 @@
         <w:rPr>
           <w:rStyle w:val="SourceCodechar"/>
         </w:rPr>
-        <w:t>.</w:t>
-      </w:r>
-      <w:proofErr w:type="spellStart"/>
+        <w:t>.git</w:t>
+      </w:r>
+      <w:r>
+        <w:t xml:space="preserve">” at the top of the source directory. This is where Git </w:t>
+      </w:r>
+      <w:r>
+        <w:t>stores</w:t>
+      </w:r>
+      <w:r>
+        <w:t xml:space="preserve"> all the information it needs to track the changes to the source code.</w:t>
+      </w:r>
+    </w:p>
+    <w:p>
+      <w:pPr>
+        <w:pStyle w:val="Body-Text"/>
+      </w:pPr>
+      <w:r>
+        <w:t>Since Git is a distributed source management system, a</w:t>
+      </w:r>
+      <w:r>
+        <w:t xml:space="preserve"> project can h</w:t>
+      </w:r>
+      <w:r>
+        <w:t>ave any number of repositories. T</w:t>
+      </w:r>
+      <w:r>
+        <w:t>ypically, each developer has a copy</w:t>
+      </w:r>
+      <w:r>
+        <w:t xml:space="preserve"> on their system. In addition</w:t>
+      </w:r>
+      <w:r>
+        <w:t>,</w:t>
+      </w:r>
+      <w:r>
+        <w:t xml:space="preserve"> there may be one repository that is considered the “main” repository where changes are collected and other repositories can be synchronized to keep up with the changes that have been made by others.</w:t>
+      </w:r>
+    </w:p>
+    <w:p>
+      <w:pPr>
+        <w:pStyle w:val="Body-Text"/>
+      </w:pPr>
+      <w:r>
+        <w:t xml:space="preserve">This is the case for </w:t>
+      </w:r>
+      <w:r>
+        <w:t>the Tax Planning Tools</w:t>
+      </w:r>
+      <w:r>
+        <w:t xml:space="preserve">. The main repository is hosted on GitHub at </w:t>
+      </w:r>
       <w:r>
         <w:rPr>
           <w:rStyle w:val="SourceCodechar"/>
         </w:rPr>
-        <w:t>git</w:t>
-      </w:r>
-      <w:proofErr w:type="spellEnd"/>
-      <w:r>
-        <w:t xml:space="preserve">” at the top of the source directory. This is where Git </w:t>
-      </w:r>
-      <w:r>
-        <w:t>stores</w:t>
-      </w:r>
-      <w:r>
-        <w:t xml:space="preserve"> all the information it needs to track the changes to the source code.</w:t>
-      </w:r>
-    </w:p>
-    <w:p>
-      <w:pPr>
-        <w:pStyle w:val="Body-Text"/>
-      </w:pPr>
-      <w:r>
-        <w:t>Since Git is a distributed source management system, a</w:t>
-      </w:r>
-      <w:r>
-        <w:t xml:space="preserve"> project can h</w:t>
-      </w:r>
-      <w:r>
-        <w:t>ave any number of repositories. T</w:t>
-      </w:r>
-      <w:r>
-        <w:t>ypically, each developer has a copy</w:t>
-      </w:r>
-      <w:r>
-        <w:t xml:space="preserve"> on their system. In addition</w:t>
+        <w:t>github.com/bb3413/TaxTools.git</w:t>
+      </w:r>
+      <w:r>
+        <w:t>, and each developer has a local copy of the repository.</w:t>
+      </w:r>
+      <w:r>
+        <w:t xml:space="preserve"> </w:t>
+      </w:r>
+      <w:r>
+        <w:t xml:space="preserve">To work on </w:t>
+      </w:r>
+      <w:r>
+        <w:t>the Tax Planning Tools</w:t>
+      </w:r>
+      <w:r>
+        <w:t xml:space="preserve">, you start by </w:t>
+      </w:r>
+      <w:r>
+        <w:t xml:space="preserve">cloning </w:t>
+      </w:r>
+      <w:r>
+        <w:t>the</w:t>
+      </w:r>
+      <w:r>
+        <w:t xml:space="preserve"> repository</w:t>
+      </w:r>
+      <w:r>
+        <w:t xml:space="preserve"> on GitHub, which </w:t>
+      </w:r>
+      <w:r>
+        <w:t>create</w:t>
+      </w:r>
+      <w:r>
+        <w:rPr>
+          <w:bCs/>
+        </w:rPr>
+        <w:t>s</w:t>
+      </w:r>
+      <w:r>
+        <w:t xml:space="preserve"> a local copy that you can use to do your work. By keeping this local copy synchronized with the </w:t>
+      </w:r>
+      <w:r>
+        <w:t>main</w:t>
+      </w:r>
+      <w:r>
+        <w:t xml:space="preserve"> repository stored in GitHub, you’re able to get the latest changes</w:t>
+      </w:r>
+      <w:r>
+        <w:t xml:space="preserve"> from the main repository</w:t>
+      </w:r>
+      <w:r>
+        <w:t xml:space="preserve"> and push your updates</w:t>
+      </w:r>
+      <w:r>
+        <w:t xml:space="preserve"> back to the main repository</w:t>
+      </w:r>
+      <w:r>
+        <w:t xml:space="preserve"> so others can </w:t>
+      </w:r>
+      <w:r>
+        <w:t>use</w:t>
+      </w:r>
+      <w:r>
+        <w:t xml:space="preserve"> them.</w:t>
+      </w:r>
+      <w:r>
+        <w:t xml:space="preserve"> To</w:t>
+      </w:r>
+      <w:r>
+        <w:t xml:space="preserve"> </w:t>
+      </w:r>
+      <w:r>
+        <w:t>“clone”</w:t>
+      </w:r>
+      <w:r>
+        <w:t xml:space="preserve"> of the official repository</w:t>
       </w:r>
       <w:r>
         <w:t>,</w:t>
       </w:r>
       <w:r>
-        <w:t xml:space="preserve"> there may be one repository that is considered the “main” repository where changes are collected and other repositories can be synchronized to keep up with the changes that have been made by others.</w:t>
-      </w:r>
-    </w:p>
-    <w:p>
-      <w:pPr>
-        <w:pStyle w:val="Body-Text"/>
-      </w:pPr>
-      <w:r>
-        <w:t xml:space="preserve">This is the case for </w:t>
-      </w:r>
-      <w:r>
-        <w:t>the Tax Planning Tools</w:t>
-      </w:r>
-      <w:r>
-        <w:t xml:space="preserve">. The main repository is hosted on GitHub at </w:t>
-      </w:r>
-      <w:r>
-        <w:rPr>
-          <w:rStyle w:val="SourceCodechar"/>
-        </w:rPr>
-        <w:t>github.com/bb3413/TaxTools.git</w:t>
-      </w:r>
-      <w:r>
-        <w:t>, and each developer has a local copy of the repository.</w:t>
-      </w:r>
-      <w:r>
-        <w:t xml:space="preserve"> </w:t>
-      </w:r>
-      <w:r>
-        <w:t xml:space="preserve">To work on </w:t>
-      </w:r>
-      <w:r>
-        <w:t>the Tax Planning Tools</w:t>
-      </w:r>
-      <w:r>
-        <w:t xml:space="preserve">, you start by </w:t>
-      </w:r>
-      <w:r>
-        <w:t xml:space="preserve">cloning </w:t>
-      </w:r>
-      <w:r>
-        <w:t>the</w:t>
-      </w:r>
-      <w:r>
-        <w:t xml:space="preserve"> repository</w:t>
-      </w:r>
-      <w:r>
-        <w:t xml:space="preserve"> on GitHub, which </w:t>
-      </w:r>
-      <w:r>
-        <w:t>create</w:t>
-      </w:r>
-      <w:r>
-        <w:rPr>
-          <w:bCs/>
-        </w:rPr>
-        <w:t>s</w:t>
-      </w:r>
-      <w:r>
-        <w:t xml:space="preserve"> a local copy that you can use to do your work. By keeping this local copy synchronized with the </w:t>
-      </w:r>
-      <w:r>
-        <w:t>main</w:t>
-      </w:r>
-      <w:r>
-        <w:t xml:space="preserve"> repository stored in GitHub, you’re able to get the latest changes</w:t>
-      </w:r>
-      <w:r>
-        <w:t xml:space="preserve"> from the main repository</w:t>
-      </w:r>
-      <w:r>
-        <w:t xml:space="preserve"> and push your updates</w:t>
-      </w:r>
-      <w:r>
-        <w:t xml:space="preserve"> back to the main repository</w:t>
-      </w:r>
-      <w:r>
-        <w:t xml:space="preserve"> so others can </w:t>
-      </w:r>
-      <w:r>
-        <w:t>use</w:t>
-      </w:r>
-      <w:r>
-        <w:t xml:space="preserve"> them.</w:t>
-      </w:r>
-      <w:r>
-        <w:t xml:space="preserve"> To</w:t>
-      </w:r>
-      <w:r>
-        <w:t xml:space="preserve"> </w:t>
-      </w:r>
-      <w:r>
-        <w:t>“clone”</w:t>
-      </w:r>
-      <w:r>
-        <w:t xml:space="preserve"> of the official repository</w:t>
-      </w:r>
-      <w:r>
-        <w:t>,</w:t>
-      </w:r>
-      <w:r>
         <w:t xml:space="preserve"> us</w:t>
       </w:r>
       <w:r>
@@ -3251,17 +3243,7 @@
         <w:pStyle w:val="SourceCode"/>
       </w:pPr>
       <w:r>
-        <w:t xml:space="preserve">$ </w:t>
-      </w:r>
-      <w:proofErr w:type="spellStart"/>
-      <w:proofErr w:type="gramStart"/>
-      <w:r>
-        <w:t>git</w:t>
-      </w:r>
-      <w:proofErr w:type="spellEnd"/>
-      <w:proofErr w:type="gramEnd"/>
-      <w:r>
-        <w:t xml:space="preserve"> clone </w:t>
+        <w:t xml:space="preserve">$ git clone </w:t>
       </w:r>
       <w:r>
         <w:t>https://github.com/bb3413/TaxTools.git</w:t>
@@ -3400,14 +3382,12 @@
       <w:r>
         <w:t xml:space="preserve">If you use this URL to write to the repository (for example, </w:t>
       </w:r>
-      <w:proofErr w:type="spellStart"/>
       <w:r>
         <w:rPr>
           <w:rStyle w:val="SourceCodechar"/>
         </w:rPr>
         <w:t>git</w:t>
       </w:r>
-      <w:proofErr w:type="spellEnd"/>
       <w:r>
         <w:t xml:space="preserve"> </w:t>
       </w:r>
@@ -3477,14 +3457,12 @@
       <w:r>
         <w:t xml:space="preserve">Execute the </w:t>
       </w:r>
-      <w:proofErr w:type="spellStart"/>
       <w:r>
         <w:rPr>
           <w:rStyle w:val="SourceCodechar"/>
         </w:rPr>
         <w:t>ssh-keygen</w:t>
       </w:r>
-      <w:proofErr w:type="spellEnd"/>
       <w:r>
         <w:t xml:space="preserve"> command and press enter to accept the default for all the questions. This will create a public (</w:t>
       </w:r>
@@ -3510,16 +3488,8 @@
         <w:rPr>
           <w:rStyle w:val="SourceCodechar"/>
         </w:rPr>
-        <w:t>$HOME/.</w:t>
-      </w:r>
-      <w:proofErr w:type="spellStart"/>
-      <w:r>
-        <w:rPr>
-          <w:rStyle w:val="SourceCodechar"/>
-        </w:rPr>
-        <w:t>ssh</w:t>
-      </w:r>
-      <w:proofErr w:type="spellEnd"/>
+        <w:t>$HOME/.ssh</w:t>
+      </w:r>
       <w:r>
         <w:t>.</w:t>
       </w:r>
@@ -3533,17 +3503,7 @@
         <w:ind w:left="2880"/>
       </w:pPr>
       <w:r>
-        <w:t xml:space="preserve">$ </w:t>
-      </w:r>
-      <w:proofErr w:type="spellStart"/>
-      <w:proofErr w:type="gramStart"/>
-      <w:r>
-        <w:t>ssh-keygen</w:t>
-      </w:r>
-      <w:proofErr w:type="spellEnd"/>
-      <w:proofErr w:type="gramEnd"/>
-      <w:r>
-        <w:t xml:space="preserve"> -t ed25519 –C “</w:t>
+        <w:t>$ ssh-keygen -t ed25519 –C “</w:t>
       </w:r>
       <w:r>
         <w:rPr>
@@ -3561,23 +3521,7 @@
         <w:ind w:left="2880"/>
       </w:pPr>
       <w:r>
-        <w:t xml:space="preserve">$ </w:t>
-      </w:r>
-      <w:proofErr w:type="gramStart"/>
-      <w:r>
-        <w:t>cat</w:t>
-      </w:r>
-      <w:proofErr w:type="gramEnd"/>
-      <w:r>
-        <w:t xml:space="preserve"> $HOME/.</w:t>
-      </w:r>
-      <w:proofErr w:type="spellStart"/>
-      <w:r>
-        <w:t>ssh</w:t>
-      </w:r>
-      <w:proofErr w:type="spellEnd"/>
-      <w:r>
-        <w:t>/id_</w:t>
+        <w:t>$ cat $HOME/.ssh/id_</w:t>
       </w:r>
       <w:r>
         <w:t xml:space="preserve"> </w:t>
@@ -3845,21 +3789,13 @@
         <w:pStyle w:val="Body-Text"/>
       </w:pPr>
       <w:r>
-        <w:t xml:space="preserve">A branch refers </w:t>
-      </w:r>
-      <w:proofErr w:type="gramStart"/>
-      <w:r>
-        <w:t xml:space="preserve">to </w:t>
+        <w:t xml:space="preserve">A branch refers to </w:t>
       </w:r>
       <w:r>
         <w:t>a</w:t>
       </w:r>
       <w:r>
-        <w:t xml:space="preserve"> separate versions</w:t>
-      </w:r>
-      <w:proofErr w:type="gramEnd"/>
-      <w:r>
-        <w:t xml:space="preserve"> of the same code. The original version continues in one branch and a separate branch is created to keep copies of changes </w:t>
+        <w:t xml:space="preserve"> separate versions of the same code. The original version continues in one branch and a separate branch is created to keep copies of changes </w:t>
       </w:r>
       <w:r>
         <w:t xml:space="preserve">that </w:t>
@@ -4163,19 +4099,11 @@
       <w:r>
         <w:t xml:space="preserve">en using the command line (e.g., </w:t>
       </w:r>
-      <w:proofErr w:type="spellStart"/>
       <w:r>
         <w:rPr>
           <w:rStyle w:val="SourceCodechar"/>
         </w:rPr>
-        <w:t>git</w:t>
-      </w:r>
-      <w:proofErr w:type="spellEnd"/>
-      <w:r>
-        <w:rPr>
-          <w:rStyle w:val="SourceCodechar"/>
-        </w:rPr>
-        <w:t xml:space="preserve"> push</w:t>
+        <w:t>git push</w:t>
       </w:r>
       <w:r>
         <w:t xml:space="preserve"> command)</w:t>
@@ -4472,30 +4400,17 @@
         <w:spacing w:after="0"/>
       </w:pPr>
       <w:r>
-        <w:t>Add .</w:t>
-      </w:r>
-      <w:proofErr w:type="spellStart"/>
-      <w:r>
-        <w:t>gitignore</w:t>
-      </w:r>
-      <w:proofErr w:type="spellEnd"/>
-      <w:r>
-        <w:t>:</w:t>
-      </w:r>
-      <w:r>
-        <w:tab/>
-      </w:r>
-      <w:r>
-        <w:tab/>
-      </w:r>
-      <w:r>
-        <w:t>No .</w:t>
-      </w:r>
-      <w:proofErr w:type="spellStart"/>
-      <w:r>
-        <w:t>gitignore</w:t>
-      </w:r>
-      <w:proofErr w:type="spellEnd"/>
+        <w:t>Add .gitignore:</w:t>
+      </w:r>
+      <w:r>
+        <w:tab/>
+      </w:r>
+      <w:r>
+        <w:tab/>
+      </w:r>
+      <w:r>
+        <w:t>No .gitignore</w:t>
+      </w:r>
     </w:p>
     <w:p>
       <w:pPr>
@@ -4562,14 +4477,12 @@
       <w:r>
         <w:t>he </w:t>
       </w:r>
-      <w:proofErr w:type="spellStart"/>
       <w:r>
         <w:rPr>
           <w:rStyle w:val="SourceCodechar"/>
         </w:rPr>
         <w:t>git</w:t>
       </w:r>
-      <w:proofErr w:type="spellEnd"/>
       <w:r>
         <w:t xml:space="preserve"> </w:t>
       </w:r>
@@ -4628,21 +4541,72 @@
         <w:rPr>
           <w:rStyle w:val="SourceCodechar"/>
         </w:rPr>
-        <w:t>.</w:t>
-      </w:r>
-      <w:proofErr w:type="spellStart"/>
+        <w:t>.git</w:t>
+      </w:r>
+      <w:r>
+        <w:t xml:space="preserve">. This is </w:t>
+      </w:r>
+      <w:r>
+        <w:t>where Git stores all the information it needs to track changes to the files.</w:t>
+      </w:r>
+    </w:p>
+    <w:p>
+      <w:pPr>
+        <w:pStyle w:val="SourceCode"/>
+      </w:pPr>
+      <w:r>
+        <w:t xml:space="preserve">$ cd </w:t>
+      </w:r>
+      <w:r>
+        <w:rPr>
+          <w:rStyle w:val="SourceCodenon-literal"/>
+        </w:rPr>
+        <w:t>TaxToolsDirectory</w:t>
+      </w:r>
+    </w:p>
+    <w:p>
+      <w:pPr>
+        <w:pStyle w:val="SourceCode"/>
+      </w:pPr>
+      <w:r>
+        <w:t>$ git init</w:t>
+      </w:r>
+    </w:p>
+    <w:p>
+      <w:pPr>
+        <w:pStyle w:val="SourceCode"/>
+      </w:pPr>
+    </w:p>
+    <w:p>
+      <w:pPr>
+        <w:pStyle w:val="Body-Text050"/>
+        <w:rPr>
+          <w:lang w:eastAsia="ar-SA"/>
+        </w:rPr>
+      </w:pPr>
+      <w:r>
+        <w:rPr>
+          <w:lang w:eastAsia="ar-SA"/>
+        </w:rPr>
+        <w:t xml:space="preserve">There may be some files in the directory that are not part of the source code for the project (for example, object files generated by a compiler or files containing private information) and, therefore, you want Git to ignore those files. You can specify these files by making an entry for them in the file </w:t>
+      </w:r>
       <w:r>
         <w:rPr>
           <w:rStyle w:val="SourceCodechar"/>
         </w:rPr>
-        <w:t>git</w:t>
-      </w:r>
-      <w:proofErr w:type="spellEnd"/>
-      <w:r>
-        <w:t xml:space="preserve">. This is </w:t>
-      </w:r>
-      <w:r>
-        <w:t>where Git stores all the information it needs to track changes to the files.</w:t>
+        <w:t>.gitignore</w:t>
+      </w:r>
+      <w:r>
+        <w:rPr>
+          <w:lang w:eastAsia="ar-SA"/>
+        </w:rPr>
+        <w:t>, which you put at the top of the repository. The Git ignore file contains information that is needed by all users of the repository so it should be added to the repository just like a source file.</w:t>
+      </w:r>
+      <w:r>
+        <w:rPr>
+          <w:lang w:eastAsia="ar-SA"/>
+        </w:rPr>
+        <w:t xml:space="preserve"> Note: it should only identify temporary files; files that are not ready for release should be left in the source tree so they can be shared when someone clones the repository.</w:t>
       </w:r>
     </w:p>
     <w:p>
@@ -4652,108 +4616,9 @@
       <w:r>
         <w:t xml:space="preserve">$ </w:t>
       </w:r>
-      <w:proofErr w:type="spellStart"/>
-      <w:proofErr w:type="gramStart"/>
-      <w:r>
-        <w:t>cd</w:t>
-      </w:r>
-      <w:proofErr w:type="spellEnd"/>
-      <w:proofErr w:type="gramEnd"/>
-      <w:r>
-        <w:t xml:space="preserve"> </w:t>
-      </w:r>
-      <w:proofErr w:type="spellStart"/>
-      <w:r>
-        <w:rPr>
-          <w:rStyle w:val="SourceCodenon-literal"/>
-        </w:rPr>
-        <w:t>TaxToolsDirectory</w:t>
-      </w:r>
-      <w:proofErr w:type="spellEnd"/>
-    </w:p>
-    <w:p>
-      <w:pPr>
-        <w:pStyle w:val="SourceCode"/>
-      </w:pPr>
-      <w:r>
-        <w:t xml:space="preserve">$ </w:t>
-      </w:r>
-      <w:proofErr w:type="spellStart"/>
-      <w:proofErr w:type="gramStart"/>
-      <w:r>
-        <w:t>git</w:t>
-      </w:r>
-      <w:proofErr w:type="spellEnd"/>
-      <w:proofErr w:type="gramEnd"/>
-      <w:r>
-        <w:t xml:space="preserve"> init</w:t>
-      </w:r>
-    </w:p>
-    <w:p>
-      <w:pPr>
-        <w:pStyle w:val="SourceCode"/>
-      </w:pPr>
-    </w:p>
-    <w:p>
-      <w:pPr>
-        <w:pStyle w:val="Body-Text050"/>
-        <w:rPr>
-          <w:lang w:eastAsia="ar-SA"/>
-        </w:rPr>
-      </w:pPr>
-      <w:r>
-        <w:rPr>
-          <w:lang w:eastAsia="ar-SA"/>
-        </w:rPr>
-        <w:t xml:space="preserve">There may be some files in the directory that are not part of the source code for the project (for example, object files generated by a compiler or files containing private information) and, therefore, you want Git to ignore those files. You can specify these files by making an entry for them in the file </w:t>
-      </w:r>
-      <w:r>
-        <w:rPr>
-          <w:rStyle w:val="SourceCodechar"/>
-        </w:rPr>
-        <w:t>.</w:t>
-      </w:r>
-      <w:proofErr w:type="spellStart"/>
-      <w:r>
-        <w:rPr>
-          <w:rStyle w:val="SourceCodechar"/>
-        </w:rPr>
-        <w:t>gitignore</w:t>
-      </w:r>
-      <w:proofErr w:type="spellEnd"/>
-      <w:r>
-        <w:rPr>
-          <w:lang w:eastAsia="ar-SA"/>
-        </w:rPr>
-        <w:t>, which you put at the top of the repository. The Git ignore file contains information that is needed by all users of the repository so it should be added to the repository just like a source file.</w:t>
-      </w:r>
-      <w:r>
-        <w:rPr>
-          <w:lang w:eastAsia="ar-SA"/>
-        </w:rPr>
-        <w:t xml:space="preserve"> Note: it should only identify temporary files; files that are not ready for release should be left in the source tree so they can be shared when someone clones the repository.</w:t>
-      </w:r>
-    </w:p>
-    <w:p>
-      <w:pPr>
-        <w:pStyle w:val="SourceCode"/>
-      </w:pPr>
-      <w:r>
-        <w:t xml:space="preserve">$ </w:t>
-      </w:r>
-      <w:proofErr w:type="gramStart"/>
-      <w:r>
-        <w:t>cat</w:t>
-      </w:r>
-      <w:proofErr w:type="gramEnd"/>
-      <w:r>
-        <w:t xml:space="preserve"> &lt;&lt;-EOF &gt;&gt;.</w:t>
-      </w:r>
-      <w:proofErr w:type="spellStart"/>
-      <w:r>
-        <w:t>gitignore</w:t>
-      </w:r>
-      <w:proofErr w:type="spellEnd"/>
+      <w:r>
+        <w:t>cat &lt;&lt;-EOF &gt;&gt;.gitignore</w:t>
+      </w:r>
     </w:p>
     <w:p>
       <w:pPr>
@@ -4764,13 +4629,8 @@
         <w:lastRenderedPageBreak/>
         <w:t xml:space="preserve"># </w:t>
       </w:r>
-      <w:proofErr w:type="spellStart"/>
-      <w:r>
-        <w:t>DreamWeaver</w:t>
-      </w:r>
-      <w:proofErr w:type="spellEnd"/>
-      <w:r>
-        <w:t xml:space="preserve"> status files</w:t>
+      <w:r>
+        <w:t>DreamWeaver status files</w:t>
       </w:r>
     </w:p>
     <w:p>
@@ -4835,13 +4695,8 @@
         <w:pStyle w:val="SourceCode"/>
         <w:ind w:left="2160"/>
       </w:pPr>
-      <w:proofErr w:type="spellStart"/>
-      <w:r>
-        <w:t>nodes_modules</w:t>
-      </w:r>
-      <w:proofErr w:type="spellEnd"/>
-      <w:r>
-        <w:t>/</w:t>
+      <w:r>
+        <w:t>nodes_modules/</w:t>
       </w:r>
     </w:p>
     <w:p>
@@ -4864,27 +4719,18 @@
         <w:pStyle w:val="SourceCode"/>
         <w:ind w:left="2160"/>
       </w:pPr>
-      <w:proofErr w:type="spellStart"/>
       <w:r>
         <w:t>package.json</w:t>
       </w:r>
-      <w:proofErr w:type="spellEnd"/>
     </w:p>
     <w:p>
       <w:pPr>
         <w:pStyle w:val="SourceCode"/>
         <w:ind w:left="2160"/>
       </w:pPr>
-      <w:proofErr w:type="gramStart"/>
-      <w:r>
-        <w:t>package-</w:t>
-      </w:r>
-      <w:proofErr w:type="spellStart"/>
-      <w:r>
-        <w:t>lock.json</w:t>
-      </w:r>
-      <w:proofErr w:type="spellEnd"/>
-      <w:proofErr w:type="gramEnd"/>
+      <w:r>
+        <w:t>package-lock.json</w:t>
+      </w:r>
     </w:p>
     <w:p>
       <w:pPr>
@@ -4898,15 +4744,7 @@
         <w:ind w:left="2160"/>
       </w:pPr>
       <w:r>
-        <w:t xml:space="preserve"># </w:t>
-      </w:r>
-      <w:proofErr w:type="spellStart"/>
-      <w:r>
-        <w:t>ESLint</w:t>
-      </w:r>
-      <w:proofErr w:type="spellEnd"/>
-      <w:r>
-        <w:t xml:space="preserve"> configuration file</w:t>
+        <w:t># ESLint configuration file</w:t>
       </w:r>
     </w:p>
     <w:p>
@@ -4914,11 +4752,9 @@
         <w:pStyle w:val="SourceCode"/>
         <w:ind w:left="2160"/>
       </w:pPr>
-      <w:proofErr w:type="spellStart"/>
       <w:r>
         <w:t>eslint.config.mjs</w:t>
       </w:r>
-      <w:proofErr w:type="spellEnd"/>
     </w:p>
     <w:p>
       <w:pPr>
@@ -4950,14 +4786,12 @@
       <w:r>
         <w:t xml:space="preserve">files to the repository. The </w:t>
       </w:r>
-      <w:proofErr w:type="spellStart"/>
       <w:r>
         <w:rPr>
           <w:rStyle w:val="SourceCodechar"/>
         </w:rPr>
         <w:t>git</w:t>
       </w:r>
-      <w:proofErr w:type="spellEnd"/>
       <w:r>
         <w:t xml:space="preserve"> </w:t>
       </w:r>
@@ -5018,35 +4852,15 @@
         <w:pStyle w:val="SourceCode"/>
       </w:pPr>
       <w:r>
-        <w:t xml:space="preserve">$ </w:t>
-      </w:r>
-      <w:proofErr w:type="spellStart"/>
-      <w:proofErr w:type="gramStart"/>
-      <w:r>
-        <w:t>git</w:t>
-      </w:r>
-      <w:proofErr w:type="spellEnd"/>
-      <w:proofErr w:type="gramEnd"/>
-      <w:r>
-        <w:t xml:space="preserve"> add .</w:t>
-      </w:r>
-    </w:p>
-    <w:p>
-      <w:pPr>
-        <w:pStyle w:val="SourceCode"/>
-      </w:pPr>
-      <w:r>
-        <w:t xml:space="preserve">$ </w:t>
-      </w:r>
-      <w:proofErr w:type="spellStart"/>
-      <w:proofErr w:type="gramStart"/>
-      <w:r>
-        <w:t>git</w:t>
-      </w:r>
-      <w:proofErr w:type="spellEnd"/>
-      <w:proofErr w:type="gramEnd"/>
-      <w:r>
-        <w:t xml:space="preserve"> commit –m “Initial commit.”</w:t>
+        <w:t>$ git add .</w:t>
+      </w:r>
+    </w:p>
+    <w:p>
+      <w:pPr>
+        <w:pStyle w:val="SourceCode"/>
+      </w:pPr>
+      <w:r>
+        <w:t>$ git commit –m “Initial commit.”</w:t>
       </w:r>
     </w:p>
     <w:p>
@@ -5077,23 +4891,12 @@
         </w:rPr>
         <w:t xml:space="preserve">$ </w:t>
       </w:r>
-      <w:proofErr w:type="spellStart"/>
-      <w:proofErr w:type="gramStart"/>
       <w:r>
         <w:rPr>
           <w:rStyle w:val="user-select-contain"/>
           <w:szCs w:val="12"/>
         </w:rPr>
-        <w:t>git</w:t>
-      </w:r>
-      <w:proofErr w:type="spellEnd"/>
-      <w:proofErr w:type="gramEnd"/>
-      <w:r>
-        <w:rPr>
-          <w:rStyle w:val="user-select-contain"/>
-          <w:szCs w:val="12"/>
-        </w:rPr>
-        <w:t xml:space="preserve"> branch -M </w:t>
+        <w:t xml:space="preserve">git branch -M </w:t>
       </w:r>
       <w:r>
         <w:t>main</w:t>
@@ -5127,19 +4930,8 @@
         <w:pStyle w:val="SourceCode"/>
       </w:pPr>
       <w:r>
-        <w:t xml:space="preserve">$ </w:t>
-      </w:r>
-      <w:proofErr w:type="spellStart"/>
-      <w:proofErr w:type="gramStart"/>
-      <w:r>
-        <w:t>git</w:t>
-      </w:r>
-      <w:proofErr w:type="spellEnd"/>
-      <w:proofErr w:type="gramEnd"/>
-      <w:r>
-        <w:t xml:space="preserve"> tag </w:t>
-      </w:r>
-      <w:proofErr w:type="spellStart"/>
+        <w:t xml:space="preserve">$ git tag </w:t>
+      </w:r>
       <w:r>
         <w:rPr>
           <w:rStyle w:val="SourceCodenon-literal"/>
@@ -5164,7 +4956,6 @@
         </w:rPr>
         <w:t>umber</w:t>
       </w:r>
-      <w:proofErr w:type="spellEnd"/>
       <w:r>
         <w:tab/>
         <w:t xml:space="preserve"># e.g., </w:t>
@@ -5216,14 +5007,12 @@
       <w:r>
         <w:t xml:space="preserve">The </w:t>
       </w:r>
-      <w:proofErr w:type="spellStart"/>
       <w:r>
         <w:rPr>
           <w:rStyle w:val="SourceCodechar"/>
         </w:rPr>
         <w:t>git</w:t>
       </w:r>
-      <w:proofErr w:type="spellEnd"/>
       <w:r>
         <w:t xml:space="preserve"> </w:t>
       </w:r>
@@ -5251,17 +5040,7 @@
         <w:pStyle w:val="SourceCode"/>
       </w:pPr>
       <w:r>
-        <w:t xml:space="preserve">$ </w:t>
-      </w:r>
-      <w:proofErr w:type="spellStart"/>
-      <w:proofErr w:type="gramStart"/>
-      <w:r>
-        <w:t>git</w:t>
-      </w:r>
-      <w:proofErr w:type="spellEnd"/>
-      <w:proofErr w:type="gramEnd"/>
-      <w:r>
-        <w:t xml:space="preserve"> </w:t>
+        <w:t xml:space="preserve">$ git </w:t>
       </w:r>
       <w:r>
         <w:t xml:space="preserve">remote add origin </w:t>
@@ -5275,31 +5054,13 @@
         <w:pStyle w:val="SourceCode"/>
       </w:pPr>
       <w:r>
-        <w:t xml:space="preserve">$ </w:t>
-      </w:r>
-      <w:proofErr w:type="spellStart"/>
-      <w:proofErr w:type="gramStart"/>
-      <w:r>
-        <w:t>git</w:t>
-      </w:r>
-      <w:proofErr w:type="spellEnd"/>
-      <w:proofErr w:type="gramEnd"/>
-      <w:r>
-        <w:t xml:space="preserve"> </w:t>
-      </w:r>
-      <w:r>
-        <w:t xml:space="preserve">remote add </w:t>
-      </w:r>
-      <w:proofErr w:type="spellStart"/>
-      <w:r>
-        <w:t>origin</w:t>
-      </w:r>
-      <w:r>
-        <w:t>SSH</w:t>
-      </w:r>
-      <w:proofErr w:type="spellEnd"/>
-      <w:r>
-        <w:t xml:space="preserve"> </w:t>
+        <w:t xml:space="preserve">$ git </w:t>
+      </w:r>
+      <w:r>
+        <w:t>remote add origin</w:t>
+      </w:r>
+      <w:r>
+        <w:t xml:space="preserve">SSH </w:t>
       </w:r>
       <w:r>
         <w:t>git@github.com:bb3413/TaxTools.git</w:t>
@@ -5310,29 +5071,14 @@
         <w:pStyle w:val="SourceCode"/>
       </w:pPr>
       <w:r>
-        <w:t xml:space="preserve">$ </w:t>
-      </w:r>
-      <w:proofErr w:type="spellStart"/>
-      <w:proofErr w:type="gramStart"/>
-      <w:r>
-        <w:t>git</w:t>
-      </w:r>
-      <w:proofErr w:type="spellEnd"/>
-      <w:proofErr w:type="gramEnd"/>
-      <w:r>
-        <w:t xml:space="preserve"> </w:t>
-      </w:r>
-      <w:r>
-        <w:t xml:space="preserve">remote add </w:t>
-      </w:r>
-      <w:proofErr w:type="spellStart"/>
-      <w:r>
-        <w:t>origin</w:t>
+        <w:t xml:space="preserve">$ git </w:t>
+      </w:r>
+      <w:r>
+        <w:t>remote add origin</w:t>
       </w:r>
       <w:r>
         <w:t>HTML</w:t>
       </w:r>
-      <w:proofErr w:type="spellEnd"/>
       <w:r>
         <w:t xml:space="preserve"> </w:t>
       </w:r>
@@ -5443,14 +5189,12 @@
       <w:r>
         <w:t> </w:t>
       </w:r>
-      <w:proofErr w:type="spellStart"/>
       <w:r>
         <w:rPr>
           <w:rStyle w:val="SourceCodechar"/>
         </w:rPr>
         <w:t>git</w:t>
       </w:r>
-      <w:proofErr w:type="spellEnd"/>
       <w:r>
         <w:t xml:space="preserve"> </w:t>
       </w:r>
@@ -5463,14 +5207,12 @@
       <w:r>
         <w:t> and </w:t>
       </w:r>
-      <w:proofErr w:type="spellStart"/>
       <w:r>
         <w:rPr>
           <w:rStyle w:val="SourceCodechar"/>
         </w:rPr>
         <w:t>git</w:t>
       </w:r>
-      <w:proofErr w:type="spellEnd"/>
       <w:r>
         <w:t xml:space="preserve"> </w:t>
       </w:r>
@@ -5498,35 +5240,15 @@
         <w:pStyle w:val="SourceCode"/>
       </w:pPr>
       <w:r>
-        <w:t xml:space="preserve">$ </w:t>
-      </w:r>
-      <w:proofErr w:type="spellStart"/>
-      <w:proofErr w:type="gramStart"/>
-      <w:r>
-        <w:t>git</w:t>
-      </w:r>
-      <w:proofErr w:type="spellEnd"/>
-      <w:proofErr w:type="gramEnd"/>
-      <w:r>
-        <w:t xml:space="preserve"> push –u origin main</w:t>
-      </w:r>
-    </w:p>
-    <w:p>
-      <w:pPr>
-        <w:pStyle w:val="SourceCode"/>
-      </w:pPr>
-      <w:r>
-        <w:t xml:space="preserve">$ </w:t>
-      </w:r>
-      <w:proofErr w:type="spellStart"/>
-      <w:proofErr w:type="gramStart"/>
-      <w:r>
-        <w:t>git</w:t>
-      </w:r>
-      <w:proofErr w:type="spellEnd"/>
-      <w:proofErr w:type="gramEnd"/>
-      <w:r>
-        <w:t xml:space="preserve"> push origin</w:t>
+        <w:t>$ git push –u origin main</w:t>
+      </w:r>
+    </w:p>
+    <w:p>
+      <w:pPr>
+        <w:pStyle w:val="SourceCode"/>
+      </w:pPr>
+      <w:r>
+        <w:t>$ git push origin</w:t>
       </w:r>
       <w:r>
         <w:rPr>
@@ -5559,33 +5281,15 @@
         <w:pStyle w:val="SourceCode"/>
       </w:pPr>
       <w:r>
-        <w:t xml:space="preserve">$ </w:t>
-      </w:r>
-      <w:proofErr w:type="spellStart"/>
-      <w:proofErr w:type="gramStart"/>
-      <w:r>
-        <w:t>git</w:t>
-      </w:r>
-      <w:proofErr w:type="spellEnd"/>
-      <w:proofErr w:type="gramEnd"/>
-      <w:r>
-        <w:t xml:space="preserve"> branch develop</w:t>
-      </w:r>
-    </w:p>
-    <w:p>
-      <w:pPr>
-        <w:pStyle w:val="SourceCode"/>
-      </w:pPr>
-      <w:r>
-        <w:t xml:space="preserve">$ </w:t>
-      </w:r>
-      <w:proofErr w:type="spellStart"/>
-      <w:r>
-        <w:t>git</w:t>
-      </w:r>
-      <w:proofErr w:type="spellEnd"/>
-      <w:r>
-        <w:t xml:space="preserve"> switch develop</w:t>
+        <w:t>$ git branch develop</w:t>
+      </w:r>
+    </w:p>
+    <w:p>
+      <w:pPr>
+        <w:pStyle w:val="SourceCode"/>
+      </w:pPr>
+      <w:r>
+        <w:t>$ git switch develop</w:t>
       </w:r>
     </w:p>
     <w:p>
@@ -5618,31 +5322,15 @@
         <w:pStyle w:val="SourceCode"/>
       </w:pPr>
       <w:r>
-        <w:t xml:space="preserve">$ </w:t>
-      </w:r>
-      <w:proofErr w:type="spellStart"/>
-      <w:r>
-        <w:t>git</w:t>
-      </w:r>
-      <w:proofErr w:type="spellEnd"/>
-      <w:r>
-        <w:t xml:space="preserve"> add .</w:t>
-      </w:r>
-    </w:p>
-    <w:p>
-      <w:pPr>
-        <w:pStyle w:val="SourceCode"/>
-      </w:pPr>
-      <w:r>
-        <w:t xml:space="preserve">$ </w:t>
-      </w:r>
-      <w:proofErr w:type="spellStart"/>
-      <w:r>
-        <w:t>git</w:t>
-      </w:r>
-      <w:proofErr w:type="spellEnd"/>
-      <w:r>
-        <w:t xml:space="preserve"> commit –m “Create new development version.”</w:t>
+        <w:t>$ git add .</w:t>
+      </w:r>
+    </w:p>
+    <w:p>
+      <w:pPr>
+        <w:pStyle w:val="SourceCode"/>
+      </w:pPr>
+      <w:r>
+        <w:t>$ git commit –m “Create new development version.”</w:t>
       </w:r>
     </w:p>
     <w:p>
@@ -5660,65 +5348,57 @@
       </w:pPr>
       <w:r>
         <w:lastRenderedPageBreak/>
-        <w:t xml:space="preserve">Push the development branch to </w:t>
-      </w:r>
-      <w:proofErr w:type="spellStart"/>
-      <w:r>
-        <w:t>GitGub</w:t>
-      </w:r>
-      <w:proofErr w:type="spellEnd"/>
+        <w:t>Push the development branch to GitGub.</w:t>
+      </w:r>
+      <w:r>
+        <w:t xml:space="preserve"> T</w:t>
+      </w:r>
+      <w:r>
+        <w:t>he </w:t>
+      </w:r>
+      <w:r>
+        <w:rPr>
+          <w:rStyle w:val="SourceCodechar"/>
+        </w:rPr>
+        <w:t>-u</w:t>
+      </w:r>
+      <w:r>
+        <w:t> </w:t>
+      </w:r>
+      <w:r>
+        <w:t>option</w:t>
+      </w:r>
+      <w:r>
+        <w:t xml:space="preserve"> </w:t>
+      </w:r>
+      <w:r>
+        <w:t xml:space="preserve">changes the default </w:t>
+      </w:r>
+      <w:r>
+        <w:t>branch, set above, to now be</w:t>
+      </w:r>
+      <w:r>
+        <w:t xml:space="preserve"> </w:t>
+      </w:r>
+      <w:r>
+        <w:t>the “develop</w:t>
+      </w:r>
+      <w:r>
+        <w:t>”</w:t>
+      </w:r>
+      <w:r>
+        <w:t> </w:t>
+      </w:r>
+      <w:r>
+        <w:rPr>
+          <w:iCs/>
+        </w:rPr>
+        <w:t>branch</w:t>
+      </w:r>
       <w:r>
         <w:t>.</w:t>
       </w:r>
       <w:r>
-        <w:t xml:space="preserve"> T</w:t>
-      </w:r>
-      <w:r>
-        <w:t>he </w:t>
-      </w:r>
-      <w:r>
-        <w:rPr>
-          <w:rStyle w:val="SourceCodechar"/>
-        </w:rPr>
-        <w:t>-u</w:t>
-      </w:r>
-      <w:r>
-        <w:t> </w:t>
-      </w:r>
-      <w:r>
-        <w:t>option</w:t>
-      </w:r>
-      <w:r>
-        <w:t xml:space="preserve"> </w:t>
-      </w:r>
-      <w:r>
-        <w:t xml:space="preserve">changes the default </w:t>
-      </w:r>
-      <w:r>
-        <w:t>branch, set above, to now be</w:t>
-      </w:r>
-      <w:r>
-        <w:t xml:space="preserve"> </w:t>
-      </w:r>
-      <w:r>
-        <w:t>the “develop</w:t>
-      </w:r>
-      <w:r>
-        <w:t>”</w:t>
-      </w:r>
-      <w:r>
-        <w:t> </w:t>
-      </w:r>
-      <w:r>
-        <w:rPr>
-          <w:iCs/>
-        </w:rPr>
-        <w:t>branch</w:t>
-      </w:r>
-      <w:r>
-        <w:t>.</w:t>
-      </w:r>
-      <w:r>
         <w:t xml:space="preserve"> The origin is still set to </w:t>
       </w:r>
       <w:r>
@@ -5733,15 +5413,7 @@
         <w:pStyle w:val="SourceCode"/>
       </w:pPr>
       <w:r>
-        <w:t xml:space="preserve">$ </w:t>
-      </w:r>
-      <w:proofErr w:type="spellStart"/>
-      <w:r>
-        <w:t>git</w:t>
-      </w:r>
-      <w:proofErr w:type="spellEnd"/>
-      <w:r>
-        <w:t xml:space="preserve"> push –u origin develop</w:t>
+        <w:t>$ git push –u origin develop</w:t>
       </w:r>
     </w:p>
     <w:p>
@@ -5853,25 +5525,21 @@
       <w:r>
         <w:t>The </w:t>
       </w:r>
-      <w:proofErr w:type="spellStart"/>
       <w:r>
         <w:rPr>
           <w:rStyle w:val="SourceCodechar"/>
         </w:rPr>
         <w:t>git</w:t>
       </w:r>
-      <w:proofErr w:type="spellEnd"/>
       <w:r>
         <w:t xml:space="preserve"> </w:t>
       </w:r>
-      <w:proofErr w:type="spellStart"/>
       <w:r>
         <w:rPr>
           <w:rStyle w:val="SourceCodechar"/>
         </w:rPr>
         <w:t>config</w:t>
       </w:r>
-      <w:proofErr w:type="spellEnd"/>
       <w:r>
         <w:t> command allows you to set Git configuration values</w:t>
       </w:r>
@@ -5956,83 +5624,247 @@
         <w:rPr>
           <w:rStyle w:val="SourceCodechar"/>
         </w:rPr>
-        <w:t>$HOME/.</w:t>
-      </w:r>
-      <w:proofErr w:type="spellStart"/>
+        <w:t>$HOME/.gitconfig</w:t>
+      </w:r>
+      <w:r>
+        <w:rPr>
+          <w:lang w:eastAsia="ar-SA"/>
+        </w:rPr>
+        <w:t>, and</w:t>
+      </w:r>
+      <w:r>
+        <w:rPr>
+          <w:lang w:eastAsia="ar-SA"/>
+        </w:rPr>
+        <w:t xml:space="preserve"> repository configuration settings are stored in the file</w:t>
+      </w:r>
+      <w:r>
+        <w:rPr>
+          <w:rStyle w:val="SourceCodenon-literal"/>
+        </w:rPr>
+        <w:t xml:space="preserve"> </w:t>
+      </w:r>
       <w:r>
         <w:rPr>
           <w:rStyle w:val="SourceCodechar"/>
         </w:rPr>
-        <w:t>gitconfig</w:t>
-      </w:r>
-      <w:proofErr w:type="spellEnd"/>
-      <w:r>
-        <w:rPr>
-          <w:lang w:eastAsia="ar-SA"/>
-        </w:rPr>
-        <w:t>, and</w:t>
-      </w:r>
-      <w:r>
-        <w:rPr>
-          <w:lang w:eastAsia="ar-SA"/>
-        </w:rPr>
-        <w:t xml:space="preserve"> repository configuration settings are stored in the file</w:t>
+        <w:t>.git/</w:t>
+      </w:r>
+      <w:r>
+        <w:rPr>
+          <w:rStyle w:val="SourceCodechar"/>
+        </w:rPr>
+        <w:t>config</w:t>
+      </w:r>
+      <w:r>
+        <w:rPr>
+          <w:lang w:eastAsia="ar-SA"/>
+        </w:rPr>
+        <w:t xml:space="preserve"> at the top of the repository.</w:t>
+      </w:r>
+    </w:p>
+    <w:p>
+      <w:pPr>
+        <w:pStyle w:val="Heading4"/>
+      </w:pPr>
+      <w:r>
+        <w:t>User Settings</w:t>
+      </w:r>
+    </w:p>
+    <w:p>
+      <w:pPr>
+        <w:pStyle w:val="Body-Text"/>
+      </w:pPr>
+      <w:r>
+        <w:t>Before using Git to make changes, you need to set your name and email address in Git. This information is needed to track changes to the files.</w:t>
+      </w:r>
+    </w:p>
+    <w:p>
+      <w:pPr>
+        <w:pStyle w:val="SourceCode"/>
+        <w:rPr>
+          <w:lang w:eastAsia="ar-SA"/>
+        </w:rPr>
+      </w:pPr>
+      <w:r>
+        <w:rPr>
+          <w:lang w:eastAsia="ar-SA"/>
+        </w:rPr>
+        <w:t>$ git config –-global user.name “</w:t>
       </w:r>
       <w:r>
         <w:rPr>
           <w:rStyle w:val="SourceCodenon-literal"/>
         </w:rPr>
+        <w:t>First</w:t>
+      </w:r>
+      <w:r>
+        <w:rPr>
+          <w:rStyle w:val="SourceCodenon-literal"/>
+        </w:rPr>
+        <w:t xml:space="preserve"> Last</w:t>
+      </w:r>
+      <w:r>
+        <w:rPr>
+          <w:lang w:eastAsia="ar-SA"/>
+        </w:rPr>
+        <w:t>”</w:t>
+      </w:r>
+    </w:p>
+    <w:p>
+      <w:pPr>
+        <w:pStyle w:val="SourceCode"/>
+        <w:rPr>
+          <w:lang w:eastAsia="ar-SA"/>
+        </w:rPr>
+      </w:pPr>
+      <w:r>
+        <w:rPr>
+          <w:lang w:eastAsia="ar-SA"/>
+        </w:rPr>
+        <w:t>$ git config –-global user.email “</w:t>
+      </w:r>
+      <w:r>
+        <w:rPr>
+          <w:rStyle w:val="SourceCodenon-literal"/>
+        </w:rPr>
+        <w:t>Email address</w:t>
+      </w:r>
+      <w:r>
+        <w:rPr>
+          <w:lang w:eastAsia="ar-SA"/>
+        </w:rPr>
+        <w:t>”</w:t>
+      </w:r>
+    </w:p>
+    <w:p>
+      <w:pPr>
+        <w:pStyle w:val="SourceCode"/>
+        <w:rPr>
+          <w:lang w:eastAsia="ar-SA"/>
+        </w:rPr>
+      </w:pPr>
+    </w:p>
+    <w:p>
+      <w:pPr>
+        <w:pStyle w:val="Body-Text"/>
+        <w:rPr>
+          <w:lang w:eastAsia="ar-SA"/>
+        </w:rPr>
+      </w:pPr>
+      <w:r>
+        <w:rPr>
+          <w:lang w:eastAsia="ar-SA"/>
+        </w:rPr>
+        <w:t xml:space="preserve">The default name for the initial branch when creating a Git repository is “master”. This term is deemed improper so it is recommended </w:t>
+      </w:r>
+      <w:r>
+        <w:rPr>
+          <w:lang w:eastAsia="ar-SA"/>
+        </w:rPr>
+        <w:t>that you</w:t>
+      </w:r>
+      <w:r>
+        <w:rPr>
+          <w:lang w:eastAsia="ar-SA"/>
+        </w:rPr>
+        <w:t xml:space="preserve"> change the default to “main” for any new Git repositories</w:t>
+      </w:r>
+      <w:r>
+        <w:rPr>
+          <w:lang w:eastAsia="ar-SA"/>
+        </w:rPr>
+        <w:t>.</w:t>
+      </w:r>
+    </w:p>
+    <w:p>
+      <w:pPr>
+        <w:pStyle w:val="SourceCode"/>
+        <w:rPr>
+          <w:lang w:eastAsia="ar-SA"/>
+        </w:rPr>
+      </w:pPr>
+      <w:r>
+        <w:rPr>
+          <w:lang w:eastAsia="ar-SA"/>
+        </w:rPr>
+        <w:t xml:space="preserve">$ </w:t>
+      </w:r>
+      <w:r>
+        <w:rPr>
+          <w:lang w:eastAsia="ar-SA"/>
+        </w:rPr>
+        <w:t xml:space="preserve">git config --global init.defaultBranch </w:t>
+      </w:r>
+      <w:r>
+        <w:rPr>
+          <w:lang w:eastAsia="ar-SA"/>
+        </w:rPr>
+        <w:t>main</w:t>
+      </w:r>
+      <w:r>
+        <w:rPr>
+          <w:lang w:eastAsia="ar-SA"/>
+        </w:rPr>
         <w:t xml:space="preserve"> </w:t>
       </w:r>
-      <w:r>
-        <w:rPr>
-          <w:rStyle w:val="SourceCodechar"/>
-        </w:rPr>
-        <w:t>.</w:t>
-      </w:r>
-      <w:proofErr w:type="spellStart"/>
-      <w:r>
-        <w:rPr>
-          <w:rStyle w:val="SourceCodechar"/>
-        </w:rPr>
-        <w:t>git</w:t>
-      </w:r>
-      <w:proofErr w:type="spellEnd"/>
-      <w:r>
-        <w:rPr>
-          <w:rStyle w:val="SourceCodechar"/>
-        </w:rPr>
-        <w:t>/</w:t>
-      </w:r>
-      <w:proofErr w:type="spellStart"/>
-      <w:r>
-        <w:rPr>
-          <w:rStyle w:val="SourceCodechar"/>
-        </w:rPr>
-        <w:t>config</w:t>
-      </w:r>
-      <w:proofErr w:type="spellEnd"/>
-      <w:r>
-        <w:rPr>
-          <w:lang w:eastAsia="ar-SA"/>
-        </w:rPr>
-        <w:t xml:space="preserve"> at the top of the repository.</w:t>
-      </w:r>
-    </w:p>
-    <w:p>
-      <w:pPr>
-        <w:pStyle w:val="Heading4"/>
-      </w:pPr>
-      <w:r>
-        <w:t>User Settings</w:t>
-      </w:r>
+    </w:p>
+    <w:p>
+      <w:pPr>
+        <w:pStyle w:val="SourceCode"/>
+        <w:rPr>
+          <w:lang w:eastAsia="ar-SA"/>
+        </w:rPr>
+      </w:pPr>
     </w:p>
     <w:p>
       <w:pPr>
         <w:pStyle w:val="Body-Text"/>
-      </w:pPr>
-      <w:r>
-        <w:t>Before using Git to make changes, you need to set your name and email address in Git. This information is needed to track changes to the files.</w:t>
+        <w:rPr>
+          <w:lang w:eastAsia="ar-SA"/>
+        </w:rPr>
+      </w:pPr>
+      <w:r>
+        <w:rPr>
+          <w:lang w:eastAsia="ar-SA"/>
+        </w:rPr>
+        <w:t xml:space="preserve">When a Git repository is not </w:t>
+      </w:r>
+      <w:r>
+        <w:rPr>
+          <w:lang w:eastAsia="ar-SA"/>
+        </w:rPr>
+        <w:t xml:space="preserve">stored </w:t>
+      </w:r>
+      <w:r>
+        <w:rPr>
+          <w:lang w:eastAsia="ar-SA"/>
+        </w:rPr>
+        <w:t xml:space="preserve">on </w:t>
+      </w:r>
+      <w:r>
+        <w:rPr>
+          <w:lang w:eastAsia="ar-SA"/>
+        </w:rPr>
+        <w:t>a</w:t>
+      </w:r>
+      <w:r>
+        <w:rPr>
+          <w:lang w:eastAsia="ar-SA"/>
+        </w:rPr>
+        <w:t xml:space="preserve"> local </w:t>
+      </w:r>
+      <w:r>
+        <w:rPr>
+          <w:lang w:eastAsia="ar-SA"/>
+        </w:rPr>
+        <w:t>disk (e.g., cloud storage),</w:t>
+      </w:r>
+      <w:r>
+        <w:rPr>
+          <w:lang w:eastAsia="ar-SA"/>
+        </w:rPr>
+        <w:t xml:space="preserve"> you need to tell Git that you trust the directory containing the repository.</w:t>
       </w:r>
     </w:p>
     <w:p>
@@ -6048,341 +5880,11 @@
         </w:rPr>
         <w:t xml:space="preserve">$ </w:t>
       </w:r>
-      <w:proofErr w:type="spellStart"/>
-      <w:r>
-        <w:rPr>
-          <w:lang w:eastAsia="ar-SA"/>
-        </w:rPr>
-        <w:t>git</w:t>
-      </w:r>
-      <w:proofErr w:type="spellEnd"/>
-      <w:r>
-        <w:rPr>
-          <w:lang w:eastAsia="ar-SA"/>
-        </w:rPr>
-        <w:t xml:space="preserve"> </w:t>
-      </w:r>
-      <w:proofErr w:type="spellStart"/>
-      <w:r>
-        <w:rPr>
-          <w:lang w:eastAsia="ar-SA"/>
-        </w:rPr>
-        <w:t>config</w:t>
-      </w:r>
-      <w:proofErr w:type="spellEnd"/>
-      <w:r>
-        <w:rPr>
-          <w:lang w:eastAsia="ar-SA"/>
-        </w:rPr>
-        <w:t xml:space="preserve"> –-global user.name “</w:t>
-      </w:r>
-      <w:r>
-        <w:rPr>
-          <w:rStyle w:val="SourceCodenon-literal"/>
-        </w:rPr>
-        <w:t>First</w:t>
-      </w:r>
-      <w:r>
-        <w:rPr>
-          <w:rStyle w:val="SourceCodenon-literal"/>
-        </w:rPr>
-        <w:t xml:space="preserve"> Last</w:t>
-      </w:r>
-      <w:r>
-        <w:rPr>
-          <w:lang w:eastAsia="ar-SA"/>
-        </w:rPr>
-        <w:t>”</w:t>
-      </w:r>
-    </w:p>
-    <w:p>
-      <w:pPr>
-        <w:pStyle w:val="SourceCode"/>
-        <w:rPr>
-          <w:lang w:eastAsia="ar-SA"/>
-        </w:rPr>
-      </w:pPr>
-      <w:r>
-        <w:rPr>
-          <w:lang w:eastAsia="ar-SA"/>
-        </w:rPr>
-        <w:t xml:space="preserve">$ </w:t>
-      </w:r>
-      <w:proofErr w:type="spellStart"/>
-      <w:r>
-        <w:rPr>
-          <w:lang w:eastAsia="ar-SA"/>
-        </w:rPr>
-        <w:t>git</w:t>
-      </w:r>
-      <w:proofErr w:type="spellEnd"/>
-      <w:r>
-        <w:rPr>
-          <w:lang w:eastAsia="ar-SA"/>
-        </w:rPr>
-        <w:t xml:space="preserve"> </w:t>
-      </w:r>
-      <w:proofErr w:type="spellStart"/>
-      <w:r>
-        <w:rPr>
-          <w:lang w:eastAsia="ar-SA"/>
-        </w:rPr>
-        <w:t>config</w:t>
-      </w:r>
-      <w:proofErr w:type="spellEnd"/>
-      <w:r>
-        <w:rPr>
-          <w:lang w:eastAsia="ar-SA"/>
-        </w:rPr>
-        <w:t xml:space="preserve"> –-global </w:t>
-      </w:r>
-      <w:proofErr w:type="spellStart"/>
-      <w:r>
-        <w:rPr>
-          <w:lang w:eastAsia="ar-SA"/>
-        </w:rPr>
-        <w:t>user.email</w:t>
-      </w:r>
-      <w:proofErr w:type="spellEnd"/>
-      <w:r>
-        <w:rPr>
-          <w:lang w:eastAsia="ar-SA"/>
-        </w:rPr>
-        <w:t xml:space="preserve"> “</w:t>
-      </w:r>
-      <w:r>
-        <w:rPr>
-          <w:rStyle w:val="SourceCodenon-literal"/>
-        </w:rPr>
-        <w:t>Email address</w:t>
-      </w:r>
-      <w:r>
-        <w:rPr>
-          <w:lang w:eastAsia="ar-SA"/>
-        </w:rPr>
-        <w:t>”</w:t>
-      </w:r>
-    </w:p>
-    <w:p>
-      <w:pPr>
-        <w:pStyle w:val="SourceCode"/>
-        <w:rPr>
-          <w:lang w:eastAsia="ar-SA"/>
-        </w:rPr>
-      </w:pPr>
-    </w:p>
-    <w:p>
-      <w:pPr>
-        <w:pStyle w:val="Body-Text"/>
-        <w:rPr>
-          <w:lang w:eastAsia="ar-SA"/>
-        </w:rPr>
-      </w:pPr>
-      <w:r>
-        <w:rPr>
-          <w:lang w:eastAsia="ar-SA"/>
-        </w:rPr>
-        <w:t xml:space="preserve">The default name for the initial branch when creating a Git repository is “master”. This term is deemed improper so it is recommended </w:t>
-      </w:r>
-      <w:r>
-        <w:rPr>
-          <w:lang w:eastAsia="ar-SA"/>
-        </w:rPr>
-        <w:t>that you</w:t>
-      </w:r>
-      <w:r>
-        <w:rPr>
-          <w:lang w:eastAsia="ar-SA"/>
-        </w:rPr>
-        <w:t xml:space="preserve"> change the default to “main” for any new Git repositories</w:t>
-      </w:r>
-      <w:r>
-        <w:rPr>
-          <w:lang w:eastAsia="ar-SA"/>
-        </w:rPr>
-        <w:t>.</w:t>
-      </w:r>
-    </w:p>
-    <w:p>
-      <w:pPr>
-        <w:pStyle w:val="SourceCode"/>
-        <w:rPr>
-          <w:lang w:eastAsia="ar-SA"/>
-        </w:rPr>
-      </w:pPr>
-      <w:r>
-        <w:rPr>
-          <w:lang w:eastAsia="ar-SA"/>
-        </w:rPr>
-        <w:t xml:space="preserve">$ </w:t>
-      </w:r>
-      <w:proofErr w:type="spellStart"/>
-      <w:r>
-        <w:rPr>
-          <w:lang w:eastAsia="ar-SA"/>
-        </w:rPr>
-        <w:t>git</w:t>
-      </w:r>
-      <w:proofErr w:type="spellEnd"/>
-      <w:r>
-        <w:rPr>
-          <w:lang w:eastAsia="ar-SA"/>
-        </w:rPr>
-        <w:t xml:space="preserve"> </w:t>
-      </w:r>
-      <w:proofErr w:type="spellStart"/>
-      <w:r>
-        <w:rPr>
-          <w:lang w:eastAsia="ar-SA"/>
-        </w:rPr>
-        <w:t>config</w:t>
-      </w:r>
-      <w:proofErr w:type="spellEnd"/>
-      <w:r>
-        <w:rPr>
-          <w:lang w:eastAsia="ar-SA"/>
-        </w:rPr>
-        <w:t xml:space="preserve"> --global </w:t>
-      </w:r>
-      <w:proofErr w:type="spellStart"/>
-      <w:r>
-        <w:rPr>
-          <w:lang w:eastAsia="ar-SA"/>
-        </w:rPr>
-        <w:t>init.defaultBranch</w:t>
-      </w:r>
-      <w:proofErr w:type="spellEnd"/>
-      <w:r>
-        <w:rPr>
-          <w:lang w:eastAsia="ar-SA"/>
-        </w:rPr>
-        <w:t xml:space="preserve"> </w:t>
-      </w:r>
-      <w:r>
-        <w:rPr>
-          <w:lang w:eastAsia="ar-SA"/>
-        </w:rPr>
-        <w:t>main</w:t>
-      </w:r>
-      <w:r>
-        <w:rPr>
-          <w:lang w:eastAsia="ar-SA"/>
-        </w:rPr>
-        <w:t xml:space="preserve"> </w:t>
-      </w:r>
-    </w:p>
-    <w:p>
-      <w:pPr>
-        <w:pStyle w:val="SourceCode"/>
-        <w:rPr>
-          <w:lang w:eastAsia="ar-SA"/>
-        </w:rPr>
-      </w:pPr>
-    </w:p>
-    <w:p>
-      <w:pPr>
-        <w:pStyle w:val="Body-Text"/>
-        <w:rPr>
-          <w:lang w:eastAsia="ar-SA"/>
-        </w:rPr>
-      </w:pPr>
-      <w:r>
-        <w:rPr>
-          <w:lang w:eastAsia="ar-SA"/>
-        </w:rPr>
-        <w:t xml:space="preserve">When a Git repository is not </w:t>
-      </w:r>
-      <w:r>
-        <w:rPr>
-          <w:lang w:eastAsia="ar-SA"/>
-        </w:rPr>
-        <w:t xml:space="preserve">stored </w:t>
-      </w:r>
-      <w:r>
-        <w:rPr>
-          <w:lang w:eastAsia="ar-SA"/>
-        </w:rPr>
-        <w:t xml:space="preserve">on </w:t>
-      </w:r>
-      <w:r>
-        <w:rPr>
-          <w:lang w:eastAsia="ar-SA"/>
-        </w:rPr>
-        <w:t>a</w:t>
-      </w:r>
-      <w:r>
-        <w:rPr>
-          <w:lang w:eastAsia="ar-SA"/>
-        </w:rPr>
-        <w:t xml:space="preserve"> local </w:t>
-      </w:r>
-      <w:r>
-        <w:rPr>
-          <w:lang w:eastAsia="ar-SA"/>
-        </w:rPr>
-        <w:t>disk (e.g., cloud storage),</w:t>
-      </w:r>
-      <w:r>
-        <w:rPr>
-          <w:lang w:eastAsia="ar-SA"/>
-        </w:rPr>
-        <w:t xml:space="preserve"> you need to tell Git that you trust the directory containing the repository.</w:t>
-      </w:r>
-    </w:p>
-    <w:p>
-      <w:pPr>
-        <w:pStyle w:val="SourceCode"/>
-        <w:rPr>
-          <w:lang w:eastAsia="ar-SA"/>
-        </w:rPr>
-      </w:pPr>
-      <w:r>
-        <w:rPr>
-          <w:lang w:eastAsia="ar-SA"/>
-        </w:rPr>
-        <w:t xml:space="preserve">$ </w:t>
-      </w:r>
-      <w:proofErr w:type="spellStart"/>
-      <w:r>
-        <w:rPr>
-          <w:lang w:eastAsia="ar-SA"/>
-        </w:rPr>
-        <w:t>git</w:t>
-      </w:r>
-      <w:proofErr w:type="spellEnd"/>
-      <w:r>
-        <w:rPr>
-          <w:lang w:eastAsia="ar-SA"/>
-        </w:rPr>
-        <w:t xml:space="preserve"> </w:t>
-      </w:r>
-      <w:proofErr w:type="spellStart"/>
-      <w:r>
-        <w:rPr>
-          <w:lang w:eastAsia="ar-SA"/>
-        </w:rPr>
-        <w:t>config</w:t>
-      </w:r>
-      <w:proofErr w:type="spellEnd"/>
-      <w:r>
-        <w:rPr>
-          <w:lang w:eastAsia="ar-SA"/>
-        </w:rPr>
-        <w:t xml:space="preserve"> --global --add </w:t>
-      </w:r>
-      <w:proofErr w:type="spellStart"/>
-      <w:r>
-        <w:rPr>
-          <w:lang w:eastAsia="ar-SA"/>
-        </w:rPr>
-        <w:t>safe.directory</w:t>
-      </w:r>
-      <w:proofErr w:type="spellEnd"/>
-      <w:r>
-        <w:rPr>
-          <w:lang w:eastAsia="ar-SA"/>
-        </w:rPr>
-        <w:t xml:space="preserve"> </w:t>
+      <w:r>
+        <w:rPr>
+          <w:lang w:eastAsia="ar-SA"/>
+        </w:rPr>
+        <w:t xml:space="preserve">git config --global --add safe.directory </w:t>
       </w:r>
       <w:r>
         <w:rPr>
@@ -6403,49 +5905,7 @@
         <w:rPr>
           <w:lang w:eastAsia="ar-SA"/>
         </w:rPr>
-        <w:t>'/</w:t>
-      </w:r>
-      <w:proofErr w:type="spellStart"/>
-      <w:r>
-        <w:rPr>
-          <w:lang w:eastAsia="ar-SA"/>
-        </w:rPr>
-        <w:t>mnt</w:t>
-      </w:r>
-      <w:proofErr w:type="spellEnd"/>
-      <w:r>
-        <w:rPr>
-          <w:lang w:eastAsia="ar-SA"/>
-        </w:rPr>
-        <w:t>/g/My Drive/Documents/</w:t>
-      </w:r>
-      <w:proofErr w:type="spellStart"/>
-      <w:r>
-        <w:rPr>
-          <w:lang w:eastAsia="ar-SA"/>
-        </w:rPr>
-        <w:t>VSCode</w:t>
-      </w:r>
-      <w:proofErr w:type="spellEnd"/>
-      <w:r>
-        <w:rPr>
-          <w:lang w:eastAsia="ar-SA"/>
-        </w:rPr>
-        <w:t>/</w:t>
-      </w:r>
-      <w:proofErr w:type="spellStart"/>
-      <w:r>
-        <w:rPr>
-          <w:lang w:eastAsia="ar-SA"/>
-        </w:rPr>
-        <w:t>TaxToolsDev</w:t>
-      </w:r>
-      <w:proofErr w:type="spellEnd"/>
-      <w:r>
-        <w:rPr>
-          <w:lang w:eastAsia="ar-SA"/>
-        </w:rPr>
-        <w:t>'</w:t>
+        <w:t>'/mnt/g/My Drive/Documents/VSCode/TaxToolsDev'</w:t>
       </w:r>
     </w:p>
     <w:p>
@@ -6600,21 +6060,7 @@
         <w:rPr>
           <w:lang w:eastAsia="ar-SA"/>
         </w:rPr>
-        <w:t xml:space="preserve">$ </w:t>
-      </w:r>
-      <w:proofErr w:type="spellStart"/>
-      <w:r>
-        <w:rPr>
-          <w:lang w:eastAsia="ar-SA"/>
-        </w:rPr>
-        <w:t>cd</w:t>
-      </w:r>
-      <w:proofErr w:type="spellEnd"/>
-      <w:r>
-        <w:rPr>
-          <w:lang w:eastAsia="ar-SA"/>
-        </w:rPr>
-        <w:t xml:space="preserve"> </w:t>
+        <w:t xml:space="preserve">$ cd </w:t>
       </w:r>
       <w:r>
         <w:rPr>
@@ -6640,21 +6086,7 @@
         <w:rPr>
           <w:lang w:eastAsia="ar-SA"/>
         </w:rPr>
-        <w:t xml:space="preserve">$ </w:t>
-      </w:r>
-      <w:proofErr w:type="spellStart"/>
-      <w:r>
-        <w:rPr>
-          <w:lang w:eastAsia="ar-SA"/>
-        </w:rPr>
-        <w:t>git</w:t>
-      </w:r>
-      <w:proofErr w:type="spellEnd"/>
-      <w:r>
-        <w:rPr>
-          <w:lang w:eastAsia="ar-SA"/>
-        </w:rPr>
-        <w:t xml:space="preserve"> clone </w:t>
+        <w:t xml:space="preserve">$ git clone </w:t>
       </w:r>
       <w:r>
         <w:rPr>
@@ -6840,14 +6272,12 @@
         </w:rPr>
         <w:t xml:space="preserve"> local repository with the files on the remote repository, use the </w:t>
       </w:r>
-      <w:proofErr w:type="spellStart"/>
       <w:r>
         <w:rPr>
           <w:rStyle w:val="SourceCodechar"/>
         </w:rPr>
         <w:t>git</w:t>
       </w:r>
-      <w:proofErr w:type="spellEnd"/>
       <w:r>
         <w:rPr>
           <w:lang w:eastAsia="ar-SA"/>
@@ -6874,53 +6304,922 @@
       <w:r>
         <w:t xml:space="preserve">$ </w:t>
       </w:r>
-      <w:proofErr w:type="spellStart"/>
-      <w:r>
+      <w:r>
+        <w:t xml:space="preserve">git switch </w:t>
+      </w:r>
+      <w:r>
+        <w:rPr>
+          <w:rStyle w:val="SourceCodenon-literal"/>
+        </w:rPr>
+        <w:t>branch</w:t>
+      </w:r>
+      <w:r>
+        <w:tab/>
+      </w:r>
+      <w:r>
+        <w:tab/>
+        <w:t># Make sure you are in the correct branch</w:t>
+      </w:r>
+    </w:p>
+    <w:p>
+      <w:pPr>
+        <w:pStyle w:val="SourceCode"/>
+      </w:pPr>
+      <w:r>
+        <w:t xml:space="preserve">$ </w:t>
+      </w:r>
+      <w:r>
+        <w:t>git pull</w:t>
+      </w:r>
+    </w:p>
+    <w:p>
+      <w:pPr>
+        <w:pStyle w:val="Heading3"/>
+      </w:pPr>
+      <w:bookmarkStart w:id="11" w:name="_Toc235196290"/>
+      <w:r>
+        <w:t>Get Status</w:t>
+      </w:r>
+      <w:bookmarkEnd w:id="11"/>
+    </w:p>
+    <w:p>
+      <w:pPr>
+        <w:pStyle w:val="Body-Text"/>
+        <w:rPr>
+          <w:lang w:eastAsia="ar-SA"/>
+        </w:rPr>
+      </w:pPr>
+      <w:r>
+        <w:rPr>
+          <w:lang w:eastAsia="ar-SA"/>
+        </w:rPr>
+        <w:t>There are several command</w:t>
+      </w:r>
+      <w:r>
+        <w:rPr>
+          <w:lang w:eastAsia="ar-SA"/>
+        </w:rPr>
+        <w:t>s</w:t>
+      </w:r>
+      <w:r>
+        <w:rPr>
+          <w:lang w:eastAsia="ar-SA"/>
+        </w:rPr>
+        <w:t xml:space="preserve"> to get information about the repository.</w:t>
+      </w:r>
+    </w:p>
+    <w:p>
+      <w:pPr>
+        <w:pStyle w:val="SourceCode"/>
+      </w:pPr>
+      <w:r>
+        <w:t>$ git status</w:t>
+      </w:r>
+      <w:r>
+        <w:tab/>
+      </w:r>
+      <w:r>
+        <w:tab/>
+        <w:t># Information about the working directory.</w:t>
+      </w:r>
+    </w:p>
+    <w:p>
+      <w:pPr>
+        <w:pStyle w:val="SourceCode"/>
+      </w:pPr>
+      <w:r>
+        <w:t xml:space="preserve">$ </w:t>
+      </w:r>
+      <w:r>
+        <w:t>git show</w:t>
+      </w:r>
+      <w:r>
+        <w:tab/>
+      </w:r>
+      <w:r>
+        <w:tab/>
+        <w:t># L</w:t>
+      </w:r>
+      <w:r>
+        <w:t>ist the changes to the current branch.</w:t>
+      </w:r>
+    </w:p>
+    <w:p>
+      <w:pPr>
+        <w:pStyle w:val="SourceCode"/>
+      </w:pPr>
+      <w:r>
+        <w:t>$ git log</w:t>
+      </w:r>
+      <w:r>
+        <w:tab/>
+      </w:r>
+      <w:r>
+        <w:tab/>
+        <w:t xml:space="preserve"># Show </w:t>
+      </w:r>
+      <w:r>
+        <w:t xml:space="preserve">the </w:t>
+      </w:r>
+      <w:r>
+        <w:t>commit history</w:t>
+      </w:r>
+      <w:r>
+        <w:t xml:space="preserve"> </w:t>
+      </w:r>
+      <w:r>
+        <w:t>on current branch</w:t>
+      </w:r>
+      <w:r>
+        <w:t>.</w:t>
+      </w:r>
+    </w:p>
+    <w:p>
+      <w:pPr>
+        <w:pStyle w:val="SourceCode"/>
+      </w:pPr>
+      <w:r>
+        <w:t>$ git diff</w:t>
+      </w:r>
+      <w:r>
+        <w:tab/>
+      </w:r>
+      <w:r>
+        <w:tab/>
+        <w:t># See what changed in a file.</w:t>
+      </w:r>
+    </w:p>
+    <w:p>
+      <w:pPr>
+        <w:pStyle w:val="Heading4"/>
+      </w:pPr>
+      <w:r>
+        <w:t>Example</w:t>
+      </w:r>
+    </w:p>
+    <w:p>
+      <w:pPr>
+        <w:pStyle w:val="Body-Text"/>
+      </w:pPr>
+      <w:r>
+        <w:t>Y</w:t>
+      </w:r>
+      <w:r>
+        <w:t xml:space="preserve">ou can use </w:t>
+      </w:r>
+      <w:r>
+        <w:rPr>
+          <w:rStyle w:val="SourceCodechar"/>
+        </w:rPr>
         <w:t>git</w:t>
       </w:r>
-      <w:proofErr w:type="spellEnd"/>
-      <w:r>
-        <w:t xml:space="preserve"> switch </w:t>
+      <w:r>
+        <w:t xml:space="preserve"> </w:t>
+      </w:r>
+      <w:r>
+        <w:rPr>
+          <w:rStyle w:val="SourceCodechar"/>
+        </w:rPr>
+        <w:t>status</w:t>
+      </w:r>
+      <w:r>
+        <w:t xml:space="preserve"> to see which files in the working directory have changes. This command can be executed from anywhere in the working directory.</w:t>
+      </w:r>
+    </w:p>
+    <w:p>
+      <w:pPr>
+        <w:pStyle w:val="SourceCode"/>
+      </w:pPr>
+      <w:r>
+        <w:t>$ cd $TAXTOOLS</w:t>
+      </w:r>
+    </w:p>
+    <w:p>
+      <w:pPr>
+        <w:pStyle w:val="SourceCode"/>
+      </w:pPr>
+      <w:r>
+        <w:t>$ git status</w:t>
+      </w:r>
+    </w:p>
+    <w:p>
+      <w:pPr>
+        <w:pStyle w:val="SourceCode"/>
+      </w:pPr>
+    </w:p>
+    <w:p>
+      <w:pPr>
+        <w:pStyle w:val="Body-Text"/>
+      </w:pPr>
+      <w:r>
+        <w:t xml:space="preserve">From the files that are listed, if they are already being tracked by Git, then you can use the </w:t>
+      </w:r>
+      <w:r>
+        <w:rPr>
+          <w:rStyle w:val="SourceCodechar"/>
+        </w:rPr>
+        <w:t>git</w:t>
+      </w:r>
+      <w:r>
+        <w:t xml:space="preserve"> </w:t>
+      </w:r>
+      <w:r>
+        <w:rPr>
+          <w:rStyle w:val="SourceCodechar"/>
+        </w:rPr>
+        <w:t>diff</w:t>
+      </w:r>
+      <w:r>
+        <w:t xml:space="preserve"> command to see which line</w:t>
+      </w:r>
+      <w:r>
+        <w:t>s</w:t>
+      </w:r>
+      <w:r>
+        <w:t xml:space="preserve"> in the file have changed.</w:t>
+      </w:r>
+    </w:p>
+    <w:p>
+      <w:pPr>
+        <w:pStyle w:val="SourceCode"/>
+      </w:pPr>
+      <w:r>
+        <w:t xml:space="preserve">$ cd </w:t>
       </w:r>
       <w:r>
         <w:rPr>
           <w:rStyle w:val="SourceCodenon-literal"/>
         </w:rPr>
+        <w:t>directory</w:t>
+      </w:r>
+    </w:p>
+    <w:p>
+      <w:pPr>
+        <w:pStyle w:val="SourceCode"/>
+      </w:pPr>
+      <w:r>
+        <w:t xml:space="preserve">$ git diff </w:t>
+      </w:r>
+      <w:r>
+        <w:rPr>
+          <w:rStyle w:val="SourceCodenon-literal"/>
+        </w:rPr>
+        <w:t>filename</w:t>
+      </w:r>
+    </w:p>
+    <w:p>
+      <w:pPr>
+        <w:pStyle w:val="SourceCode"/>
+      </w:pPr>
+    </w:p>
+    <w:p>
+      <w:pPr>
+        <w:pStyle w:val="Body-Text"/>
+      </w:pPr>
+      <w:r>
+        <w:t>Once you are satisfied with the changes, you can add them to the stagin</w:t>
+      </w:r>
+      <w:r>
+        <w:t>g</w:t>
+      </w:r>
+      <w:r>
+        <w:t xml:space="preserve"> area and commit the changes to the repository.</w:t>
+      </w:r>
+      <w:r>
+        <w:t xml:space="preserve"> When specifying “.” as the files to add, that only adds the file from the current directory, so change directories back to the top of the working directory to add all the changes that have not been staged.</w:t>
+      </w:r>
+    </w:p>
+    <w:p>
+      <w:pPr>
+        <w:pStyle w:val="SourceCode"/>
+      </w:pPr>
+      <w:r>
+        <w:t xml:space="preserve">$ </w:t>
+      </w:r>
+      <w:r>
+        <w:t>cd $TAXTOOLS</w:t>
+      </w:r>
+    </w:p>
+    <w:p>
+      <w:pPr>
+        <w:pStyle w:val="SourceCode"/>
+      </w:pPr>
+      <w:r>
+        <w:t xml:space="preserve">$ </w:t>
+      </w:r>
+      <w:r>
+        <w:t>git add .</w:t>
+      </w:r>
+    </w:p>
+    <w:p>
+      <w:pPr>
+        <w:pStyle w:val="SourceCode"/>
+      </w:pPr>
+      <w:r>
+        <w:t>$ git commit –m “</w:t>
+      </w:r>
+      <w:r>
+        <w:rPr>
+          <w:rStyle w:val="SourceCodenon-literal"/>
+        </w:rPr>
+        <w:t>Description of change.</w:t>
+      </w:r>
+      <w:r>
+        <w:t>”</w:t>
+      </w:r>
+    </w:p>
+    <w:p>
+      <w:pPr>
+        <w:pStyle w:val="SourceCode"/>
+      </w:pPr>
+    </w:p>
+    <w:p>
+      <w:pPr>
+        <w:pStyle w:val="Body-Text"/>
+      </w:pPr>
+      <w:r>
+        <w:t>Or, you can do it one step.</w:t>
+      </w:r>
+    </w:p>
+    <w:p>
+      <w:pPr>
+        <w:pStyle w:val="SourceCode"/>
+      </w:pPr>
+      <w:r>
+        <w:t>$ git commit –a –m “</w:t>
+      </w:r>
+      <w:r>
+        <w:rPr>
+          <w:rStyle w:val="SourceCodenon-literal"/>
+        </w:rPr>
+        <w:t>Description of change.</w:t>
+      </w:r>
+      <w:r>
+        <w:t>”</w:t>
+      </w:r>
+    </w:p>
+    <w:p>
+      <w:pPr>
+        <w:pStyle w:val="SourceCode"/>
+      </w:pPr>
+    </w:p>
+    <w:p>
+      <w:pPr>
+        <w:pStyle w:val="Body-Text"/>
+      </w:pPr>
+      <w:r>
+        <w:t>Sync with GitHub.</w:t>
+      </w:r>
+    </w:p>
+    <w:p>
+      <w:pPr>
+        <w:pStyle w:val="SourceCode"/>
+      </w:pPr>
+      <w:r>
+        <w:t>$ git push</w:t>
+      </w:r>
+    </w:p>
+    <w:p>
+      <w:pPr>
+        <w:pStyle w:val="Heading3"/>
+      </w:pPr>
+      <w:bookmarkStart w:id="12" w:name="_Toc235196291"/>
+      <w:r>
+        <w:t>Select a Branch</w:t>
+      </w:r>
+      <w:bookmarkEnd w:id="12"/>
+    </w:p>
+    <w:p>
+      <w:pPr>
+        <w:pStyle w:val="Body-Text"/>
+        <w:rPr>
+          <w:lang w:eastAsia="ar-SA"/>
+        </w:rPr>
+      </w:pPr>
+      <w:r>
+        <w:rPr>
+          <w:lang w:eastAsia="ar-SA"/>
+        </w:rPr>
+        <w:t>If</w:t>
+      </w:r>
+      <w:r>
+        <w:rPr>
+          <w:lang w:eastAsia="ar-SA"/>
+        </w:rPr>
+        <w:t xml:space="preserve"> you have added, deleted</w:t>
+      </w:r>
+      <w:r>
+        <w:rPr>
+          <w:lang w:eastAsia="ar-SA"/>
+        </w:rPr>
+        <w:t>, or modified any files</w:t>
+      </w:r>
+      <w:r>
+        <w:rPr>
+          <w:lang w:eastAsia="ar-SA"/>
+        </w:rPr>
+        <w:t xml:space="preserve"> but </w:t>
+      </w:r>
+      <w:r>
+        <w:rPr>
+          <w:lang w:eastAsia="ar-SA"/>
+        </w:rPr>
+        <w:t xml:space="preserve">have </w:t>
+      </w:r>
+      <w:r>
+        <w:rPr>
+          <w:lang w:eastAsia="ar-SA"/>
+        </w:rPr>
+        <w:t>not committed</w:t>
+      </w:r>
+      <w:r>
+        <w:rPr>
+          <w:lang w:eastAsia="ar-SA"/>
+        </w:rPr>
+        <w:t xml:space="preserve"> </w:t>
+      </w:r>
+      <w:r>
+        <w:rPr>
+          <w:lang w:eastAsia="ar-SA"/>
+        </w:rPr>
+        <w:t xml:space="preserve">those changes, they </w:t>
+      </w:r>
+      <w:r>
+        <w:rPr>
+          <w:lang w:eastAsia="ar-SA"/>
+        </w:rPr>
+        <w:t xml:space="preserve">will remain in your </w:t>
+      </w:r>
+      <w:r>
+        <w:rPr>
+          <w:lang w:eastAsia="ar-SA"/>
+        </w:rPr>
+        <w:t xml:space="preserve">source </w:t>
+      </w:r>
+      <w:r>
+        <w:rPr>
+          <w:lang w:eastAsia="ar-SA"/>
+        </w:rPr>
+        <w:t xml:space="preserve">directory </w:t>
+      </w:r>
+      <w:r>
+        <w:rPr>
+          <w:lang w:eastAsia="ar-SA"/>
+        </w:rPr>
+        <w:t xml:space="preserve">even </w:t>
+      </w:r>
+      <w:r>
+        <w:rPr>
+          <w:lang w:eastAsia="ar-SA"/>
+        </w:rPr>
+        <w:t xml:space="preserve">if you change </w:t>
+      </w:r>
+      <w:r>
+        <w:rPr>
+          <w:lang w:eastAsia="ar-SA"/>
+        </w:rPr>
+        <w:t>to a different branch</w:t>
+      </w:r>
+      <w:r>
+        <w:rPr>
+          <w:lang w:eastAsia="ar-SA"/>
+        </w:rPr>
+        <w:t>???</w:t>
+      </w:r>
+      <w:r>
+        <w:rPr>
+          <w:lang w:eastAsia="ar-SA"/>
+        </w:rPr>
+        <w:t xml:space="preserve"> For this reason, it is important to make sure you there are no changes that have not been committed before you change branches.</w:t>
+      </w:r>
+    </w:p>
+    <w:p>
+      <w:pPr>
+        <w:pStyle w:val="SourceCode"/>
+      </w:pPr>
+      <w:r>
+        <w:t>$ git status</w:t>
+      </w:r>
+      <w:r>
+        <w:tab/>
+      </w:r>
+      <w:r>
+        <w:tab/>
+        <w:t># Check for changes that have not been committed.</w:t>
+      </w:r>
+    </w:p>
+    <w:p>
+      <w:pPr>
+        <w:pStyle w:val="SourceCode"/>
+      </w:pPr>
+    </w:p>
+    <w:p>
+      <w:pPr>
+        <w:pStyle w:val="Body-Text"/>
+        <w:rPr>
+          <w:lang w:eastAsia="ar-SA"/>
+        </w:rPr>
+      </w:pPr>
+      <w:r>
+        <w:rPr>
+          <w:lang w:eastAsia="ar-SA"/>
+        </w:rPr>
+        <w:t>After</w:t>
+      </w:r>
+      <w:r>
+        <w:rPr>
+          <w:lang w:eastAsia="ar-SA"/>
+        </w:rPr>
+        <w:t xml:space="preserve"> you switch to a new branch, it is a</w:t>
+      </w:r>
+      <w:r>
+        <w:rPr>
+          <w:lang w:eastAsia="ar-SA"/>
+        </w:rPr>
+        <w:t>lso</w:t>
+      </w:r>
+      <w:r>
+        <w:rPr>
+          <w:lang w:eastAsia="ar-SA"/>
+        </w:rPr>
+        <w:t xml:space="preserve"> good to make sure </w:t>
+      </w:r>
+      <w:r>
+        <w:rPr>
+          <w:lang w:eastAsia="ar-SA"/>
+        </w:rPr>
+        <w:t>the branch</w:t>
+      </w:r>
+      <w:r>
+        <w:rPr>
+          <w:lang w:eastAsia="ar-SA"/>
+        </w:rPr>
+        <w:t xml:space="preserve"> is up to date</w:t>
+      </w:r>
+      <w:r>
+        <w:rPr>
+          <w:lang w:eastAsia="ar-SA"/>
+        </w:rPr>
+        <w:t xml:space="preserve"> with any changes that have been posted to the remote repository.</w:t>
+      </w:r>
+    </w:p>
+    <w:p>
+      <w:pPr>
+        <w:pStyle w:val="SourceCode"/>
+      </w:pPr>
+      <w:r>
+        <w:lastRenderedPageBreak/>
+        <w:t xml:space="preserve">$ git </w:t>
+      </w:r>
+      <w:r>
+        <w:t>switch</w:t>
+      </w:r>
+      <w:r>
+        <w:t xml:space="preserve"> </w:t>
+      </w:r>
+      <w:r>
+        <w:rPr>
+          <w:rStyle w:val="SourceCodenon-literal"/>
+        </w:rPr>
         <w:t>branch</w:t>
       </w:r>
-      <w:r>
-        <w:tab/>
-      </w:r>
-      <w:r>
-        <w:tab/>
-        <w:t># Make sure you are in the correct branch</w:t>
-      </w:r>
-    </w:p>
-    <w:p>
-      <w:pPr>
-        <w:pStyle w:val="SourceCode"/>
-      </w:pPr>
-      <w:r>
-        <w:t xml:space="preserve">$ </w:t>
-      </w:r>
-      <w:proofErr w:type="spellStart"/>
-      <w:r>
+    </w:p>
+    <w:p>
+      <w:pPr>
+        <w:pStyle w:val="SourceCode"/>
+      </w:pPr>
+      <w:r>
+        <w:t>$ git pull</w:t>
+      </w:r>
+      <w:r>
+        <w:tab/>
+      </w:r>
+      <w:r>
+        <w:tab/>
+      </w:r>
+      <w:r>
+        <w:t># Make sure it is up to date.</w:t>
+      </w:r>
+    </w:p>
+    <w:p>
+      <w:pPr>
+        <w:pStyle w:val="SourceCode"/>
+        <w:rPr>
+          <w:rStyle w:val="SourceCodenon-literal"/>
+        </w:rPr>
+      </w:pPr>
+    </w:p>
+    <w:p>
+      <w:pPr>
+        <w:pStyle w:val="Body-Text"/>
+      </w:pPr>
+      <w:r>
+        <w:t>Below are some o</w:t>
+      </w:r>
+      <w:r>
+        <w:t xml:space="preserve">ther useful commands for </w:t>
+      </w:r>
+      <w:r>
+        <w:t xml:space="preserve">use with </w:t>
+      </w:r>
+      <w:r>
+        <w:t>branches.</w:t>
+      </w:r>
+      <w:r>
+        <w:t xml:space="preserve"> T</w:t>
+      </w:r>
+      <w:r>
+        <w:t>he functionality of</w:t>
+      </w:r>
+      <w:r>
+        <w:t xml:space="preserve"> the</w:t>
+      </w:r>
+      <w:r>
+        <w:t xml:space="preserve"> </w:t>
+      </w:r>
+      <w:r>
+        <w:rPr>
+          <w:rStyle w:val="SourceCodechar"/>
+        </w:rPr>
+        <w:t>get</w:t>
+      </w:r>
+      <w:r>
+        <w:t xml:space="preserve"> </w:t>
+      </w:r>
+      <w:r>
+        <w:rPr>
+          <w:rStyle w:val="SourceCodechar"/>
+        </w:rPr>
+        <w:t>switch</w:t>
+      </w:r>
+      <w:r>
+        <w:t xml:space="preserve"> </w:t>
+      </w:r>
+      <w:r>
+        <w:t xml:space="preserve">command </w:t>
+      </w:r>
+      <w:r>
+        <w:t>is duplicated by</w:t>
+      </w:r>
+      <w:r>
+        <w:t xml:space="preserve"> the</w:t>
+      </w:r>
+      <w:r>
+        <w:t xml:space="preserve"> </w:t>
+      </w:r>
+      <w:r>
+        <w:rPr>
+          <w:rStyle w:val="SourceCodechar"/>
+        </w:rPr>
         <w:t>git</w:t>
       </w:r>
-      <w:proofErr w:type="spellEnd"/>
-      <w:r>
-        <w:t xml:space="preserve"> pull</w:t>
+      <w:r>
+        <w:t xml:space="preserve"> </w:t>
+      </w:r>
+      <w:r>
+        <w:rPr>
+          <w:rStyle w:val="SourceCodechar"/>
+        </w:rPr>
+        <w:t>checkout</w:t>
+      </w:r>
+      <w:r>
+        <w:t xml:space="preserve"> command.</w:t>
+      </w:r>
+      <w:r>
+        <w:t xml:space="preserve"> The </w:t>
+      </w:r>
+      <w:r>
+        <w:rPr>
+          <w:rStyle w:val="SourceCodechar"/>
+        </w:rPr>
+        <w:t>git</w:t>
+      </w:r>
+      <w:r>
+        <w:t xml:space="preserve"> </w:t>
+      </w:r>
+      <w:r>
+        <w:rPr>
+          <w:rStyle w:val="SourceCodechar"/>
+        </w:rPr>
+        <w:t>checkout</w:t>
+      </w:r>
+      <w:r>
+        <w:t xml:space="preserve"> command can switch branches, restore files, and check out commits</w:t>
+      </w:r>
+      <w:r>
+        <w:t>. The</w:t>
+      </w:r>
+      <w:r>
+        <w:t xml:space="preserve"> </w:t>
+      </w:r>
+      <w:r>
+        <w:rPr>
+          <w:rStyle w:val="SourceCodechar"/>
+        </w:rPr>
+        <w:t>git</w:t>
+      </w:r>
+      <w:r>
+        <w:t xml:space="preserve"> </w:t>
+      </w:r>
+      <w:r>
+        <w:rPr>
+          <w:rStyle w:val="SourceCodechar"/>
+        </w:rPr>
+        <w:t>switch</w:t>
+      </w:r>
+      <w:r>
+        <w:t xml:space="preserve"> </w:t>
+      </w:r>
+      <w:r>
+        <w:t xml:space="preserve">command </w:t>
+      </w:r>
+      <w:r>
+        <w:t xml:space="preserve">is a newer command </w:t>
+      </w:r>
+      <w:r>
+        <w:t xml:space="preserve">intended </w:t>
+      </w:r>
+      <w:r>
+        <w:t>specifically for switching branches</w:t>
+      </w:r>
+      <w:r>
+        <w:t>.</w:t>
+      </w:r>
+    </w:p>
+    <w:p>
+      <w:pPr>
+        <w:pStyle w:val="SourceCode"/>
+      </w:pPr>
+      <w:r>
+        <w:t>$ git branch</w:t>
+      </w:r>
+      <w:r>
+        <w:tab/>
+      </w:r>
+      <w:r>
+        <w:tab/>
+      </w:r>
+      <w:r>
+        <w:tab/>
+        <w:t># List all branches</w:t>
+      </w:r>
+    </w:p>
+    <w:p>
+      <w:pPr>
+        <w:pStyle w:val="SourceCode"/>
+      </w:pPr>
+      <w:r>
+        <w:t xml:space="preserve">$ git branch </w:t>
+      </w:r>
+      <w:r>
+        <w:rPr>
+          <w:rStyle w:val="SourceCodenon-literal"/>
+        </w:rPr>
+        <w:t>branch</w:t>
+      </w:r>
+      <w:r>
+        <w:tab/>
+      </w:r>
+      <w:r>
+        <w:tab/>
+        <w:t># Create new branch; does not switch to it</w:t>
+      </w:r>
+    </w:p>
+    <w:p>
+      <w:pPr>
+        <w:pStyle w:val="SourceCode"/>
+      </w:pPr>
+      <w:r>
+        <w:t xml:space="preserve">$ git branch -d </w:t>
+      </w:r>
+      <w:r>
+        <w:rPr>
+          <w:rStyle w:val="SourceCodenon-literal"/>
+        </w:rPr>
+        <w:t>branch</w:t>
+      </w:r>
+      <w:r>
+        <w:tab/>
+        <w:t># Delete branch</w:t>
+      </w:r>
+    </w:p>
+    <w:p>
+      <w:pPr>
+        <w:pStyle w:val="SourceCode"/>
+      </w:pPr>
+      <w:r>
+        <w:t>$ git branch -r</w:t>
+      </w:r>
+      <w:r>
+        <w:tab/>
+      </w:r>
+      <w:r>
+        <w:tab/>
+        <w:t># List all branches in remote repository</w:t>
+      </w:r>
+    </w:p>
+    <w:p>
+      <w:pPr>
+        <w:pStyle w:val="SourceCode"/>
+      </w:pPr>
+      <w:r>
+        <w:t xml:space="preserve">$ git checkout </w:t>
+      </w:r>
+      <w:r>
+        <w:rPr>
+          <w:rStyle w:val="SourceCodenon-literal"/>
+        </w:rPr>
+        <w:t>branch</w:t>
+      </w:r>
+      <w:r>
+        <w:tab/>
+      </w:r>
+      <w:r>
+        <w:tab/>
+      </w:r>
+      <w:r>
+        <w:t># Switch to branch</w:t>
+      </w:r>
+    </w:p>
+    <w:p>
+      <w:pPr>
+        <w:pStyle w:val="SourceCode"/>
+      </w:pPr>
+      <w:r>
+        <w:t xml:space="preserve">$ git checkout -b </w:t>
+      </w:r>
+      <w:r>
+        <w:rPr>
+          <w:rStyle w:val="SourceCodenon-literal"/>
+        </w:rPr>
+        <w:t>branch</w:t>
+      </w:r>
+      <w:r>
+        <w:tab/>
+      </w:r>
+      <w:r>
+        <w:t>#</w:t>
+      </w:r>
+      <w:r>
+        <w:t xml:space="preserve"> </w:t>
+      </w:r>
+      <w:r>
+        <w:t>Create new branch and switch to it</w:t>
+      </w:r>
+    </w:p>
+    <w:p>
+      <w:pPr>
+        <w:pStyle w:val="SourceCode"/>
+      </w:pPr>
+      <w:r>
+        <w:t xml:space="preserve">$ git switch </w:t>
+      </w:r>
+      <w:r>
+        <w:rPr>
+          <w:rStyle w:val="SourceCodenon-literal"/>
+        </w:rPr>
+        <w:t>branch</w:t>
+      </w:r>
+      <w:r>
+        <w:tab/>
+      </w:r>
+      <w:r>
+        <w:tab/>
+      </w:r>
+      <w:r>
+        <w:t># Switch to branch</w:t>
+      </w:r>
+    </w:p>
+    <w:p>
+      <w:pPr>
+        <w:pStyle w:val="SourceCode"/>
+      </w:pPr>
+      <w:r>
+        <w:t xml:space="preserve">$ git switch -c </w:t>
+      </w:r>
+      <w:r>
+        <w:rPr>
+          <w:rStyle w:val="SourceCodenon-literal"/>
+        </w:rPr>
+        <w:t>branch</w:t>
+      </w:r>
+      <w:r>
+        <w:tab/>
+        <w:t xml:space="preserve"># </w:t>
+      </w:r>
+      <w:r>
+        <w:t>Create new branch and switch to it</w:t>
       </w:r>
     </w:p>
     <w:p>
       <w:pPr>
         <w:pStyle w:val="Heading3"/>
       </w:pPr>
-      <w:bookmarkStart w:id="11" w:name="_Toc235196290"/>
-      <w:r>
-        <w:t>Get Status</w:t>
-      </w:r>
-      <w:bookmarkEnd w:id="11"/>
+      <w:bookmarkStart w:id="13" w:name="_Toc235196292"/>
+      <w:r>
+        <w:t>Create a New Branch</w:t>
+      </w:r>
+      <w:bookmarkEnd w:id="13"/>
     </w:p>
     <w:p>
       <w:pPr>
@@ -6933,145 +7232,13 @@
         <w:rPr>
           <w:lang w:eastAsia="ar-SA"/>
         </w:rPr>
-        <w:t>There are several command</w:t>
-      </w:r>
-      <w:r>
-        <w:rPr>
-          <w:lang w:eastAsia="ar-SA"/>
-        </w:rPr>
-        <w:t>s</w:t>
-      </w:r>
-      <w:r>
-        <w:rPr>
-          <w:lang w:eastAsia="ar-SA"/>
-        </w:rPr>
-        <w:t xml:space="preserve"> to get information about the repository.</w:t>
-      </w:r>
-    </w:p>
-    <w:p>
-      <w:pPr>
-        <w:pStyle w:val="SourceCode"/>
-      </w:pPr>
-      <w:r>
-        <w:t xml:space="preserve">$ </w:t>
-      </w:r>
-      <w:proofErr w:type="spellStart"/>
-      <w:proofErr w:type="gramStart"/>
-      <w:r>
-        <w:t>git</w:t>
-      </w:r>
-      <w:proofErr w:type="spellEnd"/>
-      <w:proofErr w:type="gramEnd"/>
-      <w:r>
-        <w:t xml:space="preserve"> status</w:t>
-      </w:r>
-      <w:r>
-        <w:tab/>
-      </w:r>
-      <w:r>
-        <w:tab/>
-        <w:t># Information about the working directory.</w:t>
-      </w:r>
-    </w:p>
-    <w:p>
-      <w:pPr>
-        <w:pStyle w:val="SourceCode"/>
-      </w:pPr>
-      <w:r>
-        <w:t xml:space="preserve">$ </w:t>
-      </w:r>
-      <w:proofErr w:type="spellStart"/>
-      <w:proofErr w:type="gramStart"/>
-      <w:r>
-        <w:t>git</w:t>
-      </w:r>
-      <w:proofErr w:type="spellEnd"/>
-      <w:proofErr w:type="gramEnd"/>
-      <w:r>
-        <w:t xml:space="preserve"> show</w:t>
-      </w:r>
-      <w:r>
-        <w:tab/>
-      </w:r>
-      <w:r>
-        <w:tab/>
-        <w:t># L</w:t>
-      </w:r>
-      <w:r>
-        <w:t>ist the changes to the current branch.</w:t>
-      </w:r>
-    </w:p>
-    <w:p>
-      <w:pPr>
-        <w:pStyle w:val="SourceCode"/>
-      </w:pPr>
-      <w:r>
-        <w:t xml:space="preserve">$ </w:t>
-      </w:r>
-      <w:proofErr w:type="spellStart"/>
-      <w:proofErr w:type="gramStart"/>
-      <w:r>
-        <w:t>git</w:t>
-      </w:r>
-      <w:proofErr w:type="spellEnd"/>
-      <w:proofErr w:type="gramEnd"/>
-      <w:r>
-        <w:t xml:space="preserve"> log</w:t>
-      </w:r>
-      <w:r>
-        <w:tab/>
-      </w:r>
-      <w:r>
-        <w:tab/>
-        <w:t xml:space="preserve"># Show </w:t>
-      </w:r>
-      <w:r>
-        <w:t xml:space="preserve">the </w:t>
-      </w:r>
-      <w:r>
-        <w:t>commit history</w:t>
-      </w:r>
-      <w:r>
-        <w:t xml:space="preserve"> </w:t>
-      </w:r>
-      <w:r>
-        <w:t>on current branch</w:t>
-      </w:r>
-      <w:r>
-        <w:t>.</w:t>
-      </w:r>
-    </w:p>
-    <w:p>
-      <w:pPr>
-        <w:pStyle w:val="SourceCode"/>
-      </w:pPr>
-      <w:r>
-        <w:t xml:space="preserve">$ </w:t>
-      </w:r>
-      <w:proofErr w:type="spellStart"/>
-      <w:proofErr w:type="gramStart"/>
-      <w:r>
-        <w:t>git</w:t>
-      </w:r>
-      <w:proofErr w:type="spellEnd"/>
-      <w:proofErr w:type="gramEnd"/>
-      <w:r>
-        <w:t xml:space="preserve"> diff</w:t>
-      </w:r>
-      <w:r>
-        <w:tab/>
-      </w:r>
-      <w:r>
-        <w:tab/>
-        <w:t># See what changed in a file.</w:t>
-      </w:r>
-    </w:p>
-    <w:p>
-      <w:pPr>
-        <w:pStyle w:val="Heading4"/>
-      </w:pPr>
-      <w:r>
-        <w:t>Example</w:t>
+        <w:t>For most changes, you will start at the development branch and create a new branch where you will make your changes.</w:t>
+      </w:r>
+      <w:r>
+        <w:rPr>
+          <w:lang w:eastAsia="ar-SA"/>
+        </w:rPr>
+        <w:t xml:space="preserve"> Before you create a new branch, make sure you are in the correct branch.</w:t>
       </w:r>
     </w:p>
     <w:p>
@@ -7079,71 +7246,75 @@
         <w:pStyle w:val="Body-Text"/>
       </w:pPr>
       <w:r>
-        <w:t>Y</w:t>
-      </w:r>
-      <w:r>
-        <w:t xml:space="preserve">ou can use </w:t>
-      </w:r>
-      <w:proofErr w:type="spellStart"/>
-      <w:r>
-        <w:rPr>
-          <w:rStyle w:val="SourceCodechar"/>
-        </w:rPr>
-        <w:t>git</w:t>
-      </w:r>
-      <w:proofErr w:type="spellEnd"/>
-      <w:r>
-        <w:t xml:space="preserve"> </w:t>
-      </w:r>
-      <w:r>
-        <w:rPr>
-          <w:rStyle w:val="SourceCodechar"/>
-        </w:rPr>
-        <w:t>status</w:t>
-      </w:r>
-      <w:r>
-        <w:t xml:space="preserve"> to see which files in the working directory have changes. This command can be executed from anywhere in the working directory.</w:t>
-      </w:r>
-    </w:p>
-    <w:p>
-      <w:pPr>
-        <w:pStyle w:val="SourceCode"/>
-      </w:pPr>
-      <w:r>
-        <w:t xml:space="preserve">$ </w:t>
-      </w:r>
-      <w:proofErr w:type="spellStart"/>
-      <w:proofErr w:type="gramStart"/>
-      <w:r>
-        <w:t>cd</w:t>
-      </w:r>
-      <w:proofErr w:type="spellEnd"/>
-      <w:proofErr w:type="gramEnd"/>
-      <w:r>
-        <w:t xml:space="preserve"> $TAXTOOLS</w:t>
-      </w:r>
-    </w:p>
-    <w:p>
-      <w:pPr>
-        <w:pStyle w:val="SourceCode"/>
-      </w:pPr>
-      <w:r>
-        <w:t xml:space="preserve">$ </w:t>
-      </w:r>
-      <w:proofErr w:type="spellStart"/>
-      <w:proofErr w:type="gramStart"/>
-      <w:r>
-        <w:t>git</w:t>
-      </w:r>
-      <w:proofErr w:type="spellEnd"/>
-      <w:proofErr w:type="gramEnd"/>
-      <w:r>
-        <w:t xml:space="preserve"> status</w:t>
-      </w:r>
-    </w:p>
-    <w:p>
-      <w:pPr>
-        <w:pStyle w:val="SourceCode"/>
+        <w:t>You can c</w:t>
+      </w:r>
+      <w:r>
+        <w:t>reate a new branch</w:t>
+      </w:r>
+      <w:r>
+        <w:t xml:space="preserve"> and switch to it</w:t>
+      </w:r>
+      <w:r>
+        <w:t xml:space="preserve"> i</w:t>
+      </w:r>
+      <w:r>
+        <w:rPr>
+          <w:lang w:eastAsia="ar-SA"/>
+        </w:rPr>
+        <w:t>n</w:t>
+      </w:r>
+      <w:r>
+        <w:rPr>
+          <w:lang w:eastAsia="ar-SA"/>
+        </w:rPr>
+        <w:t xml:space="preserve"> two steps.</w:t>
+      </w:r>
+    </w:p>
+    <w:p>
+      <w:pPr>
+        <w:pStyle w:val="SourceCode"/>
+      </w:pPr>
+      <w:r>
+        <w:t xml:space="preserve">$ git branch </w:t>
+      </w:r>
+      <w:r>
+        <w:rPr>
+          <w:rStyle w:val="SourceCodenon-literal"/>
+        </w:rPr>
+        <w:t>branch</w:t>
+      </w:r>
+      <w:r>
+        <w:tab/>
+      </w:r>
+      <w:r>
+        <w:tab/>
+        <w:t># Create new branch</w:t>
+      </w:r>
+    </w:p>
+    <w:p>
+      <w:pPr>
+        <w:pStyle w:val="SourceCode"/>
+        <w:rPr>
+          <w:rStyle w:val="SourceCodenon-literal"/>
+        </w:rPr>
+      </w:pPr>
+      <w:r>
+        <w:t xml:space="preserve">$ git switch </w:t>
+      </w:r>
+      <w:r>
+        <w:rPr>
+          <w:rStyle w:val="SourceCodenon-literal"/>
+        </w:rPr>
+        <w:t>branch</w:t>
+      </w:r>
+    </w:p>
+    <w:p>
+      <w:pPr>
+        <w:pStyle w:val="SourceCode"/>
+        <w:ind w:left="0"/>
+        <w:rPr>
+          <w:rFonts w:ascii="Times New Roman" w:hAnsi="Times New Roman"/>
+        </w:rPr>
       </w:pPr>
     </w:p>
     <w:p>
@@ -7151,1055 +7322,15 @@
         <w:pStyle w:val="Body-Text"/>
       </w:pPr>
       <w:r>
-        <w:t xml:space="preserve">From the files that are listed, if they are already being tracked by Git, then you can use the </w:t>
-      </w:r>
-      <w:proofErr w:type="spellStart"/>
-      <w:r>
-        <w:rPr>
-          <w:rStyle w:val="SourceCodechar"/>
-        </w:rPr>
-        <w:t>git</w:t>
-      </w:r>
-      <w:proofErr w:type="spellEnd"/>
-      <w:r>
-        <w:t xml:space="preserve"> </w:t>
-      </w:r>
-      <w:r>
-        <w:rPr>
-          <w:rStyle w:val="SourceCodechar"/>
-        </w:rPr>
-        <w:t>diff</w:t>
-      </w:r>
-      <w:r>
-        <w:t xml:space="preserve"> command to see which line</w:t>
-      </w:r>
-      <w:r>
-        <w:t>s</w:t>
-      </w:r>
-      <w:r>
-        <w:t xml:space="preserve"> in the file have changed.</w:t>
-      </w:r>
-    </w:p>
-    <w:p>
-      <w:pPr>
-        <w:pStyle w:val="SourceCode"/>
-      </w:pPr>
-      <w:r>
-        <w:t xml:space="preserve">$ </w:t>
-      </w:r>
-      <w:proofErr w:type="spellStart"/>
-      <w:proofErr w:type="gramStart"/>
-      <w:r>
-        <w:t>cd</w:t>
-      </w:r>
-      <w:proofErr w:type="spellEnd"/>
-      <w:proofErr w:type="gramEnd"/>
-      <w:r>
-        <w:t xml:space="preserve"> </w:t>
-      </w:r>
-      <w:r>
-        <w:rPr>
-          <w:rStyle w:val="SourceCodenon-literal"/>
-        </w:rPr>
-        <w:t>directory</w:t>
-      </w:r>
-    </w:p>
-    <w:p>
-      <w:pPr>
-        <w:pStyle w:val="SourceCode"/>
-      </w:pPr>
-      <w:r>
-        <w:t xml:space="preserve">$ </w:t>
-      </w:r>
-      <w:proofErr w:type="spellStart"/>
-      <w:proofErr w:type="gramStart"/>
-      <w:r>
-        <w:t>git</w:t>
-      </w:r>
-      <w:proofErr w:type="spellEnd"/>
-      <w:proofErr w:type="gramEnd"/>
-      <w:r>
-        <w:t xml:space="preserve"> diff </w:t>
-      </w:r>
-      <w:r>
-        <w:rPr>
-          <w:rStyle w:val="SourceCodenon-literal"/>
-        </w:rPr>
-        <w:t>filename</w:t>
-      </w:r>
-    </w:p>
-    <w:p>
-      <w:pPr>
-        <w:pStyle w:val="SourceCode"/>
-      </w:pPr>
-    </w:p>
-    <w:p>
-      <w:pPr>
-        <w:pStyle w:val="Body-Text"/>
-      </w:pPr>
-      <w:r>
-        <w:t>Once you are satisfied with the changes, you can add them to the stagin</w:t>
-      </w:r>
-      <w:r>
-        <w:t>g</w:t>
-      </w:r>
-      <w:r>
-        <w:t xml:space="preserve"> area and commit the changes to the repository.</w:t>
-      </w:r>
-      <w:r>
-        <w:t xml:space="preserve"> When specifying “.” as the files to add, that only adds the file from the current directory, so change directories back to the top of the working directory to add all the changes that have not been staged.</w:t>
-      </w:r>
-    </w:p>
-    <w:p>
-      <w:pPr>
-        <w:pStyle w:val="SourceCode"/>
-      </w:pPr>
-      <w:r>
-        <w:t xml:space="preserve">$ </w:t>
-      </w:r>
-      <w:proofErr w:type="spellStart"/>
-      <w:proofErr w:type="gramStart"/>
-      <w:r>
-        <w:t>cd</w:t>
-      </w:r>
-      <w:proofErr w:type="spellEnd"/>
-      <w:proofErr w:type="gramEnd"/>
-      <w:r>
-        <w:t xml:space="preserve"> $TAXTOOLS</w:t>
-      </w:r>
-    </w:p>
-    <w:p>
-      <w:pPr>
-        <w:pStyle w:val="SourceCode"/>
-      </w:pPr>
-      <w:r>
-        <w:t xml:space="preserve">$ </w:t>
-      </w:r>
-      <w:proofErr w:type="spellStart"/>
-      <w:proofErr w:type="gramStart"/>
-      <w:r>
-        <w:t>git</w:t>
-      </w:r>
-      <w:proofErr w:type="spellEnd"/>
-      <w:proofErr w:type="gramEnd"/>
-      <w:r>
-        <w:t xml:space="preserve"> add .</w:t>
-      </w:r>
-    </w:p>
-    <w:p>
-      <w:pPr>
-        <w:pStyle w:val="SourceCode"/>
-      </w:pPr>
-      <w:r>
-        <w:t xml:space="preserve">$ </w:t>
-      </w:r>
-      <w:proofErr w:type="spellStart"/>
-      <w:proofErr w:type="gramStart"/>
-      <w:r>
-        <w:t>git</w:t>
-      </w:r>
-      <w:proofErr w:type="spellEnd"/>
-      <w:proofErr w:type="gramEnd"/>
-      <w:r>
-        <w:t xml:space="preserve"> commit –m “</w:t>
-      </w:r>
-      <w:r>
-        <w:rPr>
-          <w:rStyle w:val="SourceCodenon-literal"/>
-        </w:rPr>
-        <w:t>Description of change.</w:t>
-      </w:r>
-      <w:r>
-        <w:t>”</w:t>
-      </w:r>
-    </w:p>
-    <w:p>
-      <w:pPr>
-        <w:pStyle w:val="SourceCode"/>
-      </w:pPr>
-    </w:p>
-    <w:p>
-      <w:pPr>
-        <w:pStyle w:val="Body-Text"/>
-      </w:pPr>
-      <w:r>
-        <w:t>Or, you can do it one step.</w:t>
-      </w:r>
-    </w:p>
-    <w:p>
-      <w:pPr>
-        <w:pStyle w:val="SourceCode"/>
-      </w:pPr>
-      <w:r>
-        <w:t xml:space="preserve">$ </w:t>
-      </w:r>
-      <w:proofErr w:type="spellStart"/>
-      <w:proofErr w:type="gramStart"/>
-      <w:r>
-        <w:t>git</w:t>
-      </w:r>
-      <w:proofErr w:type="spellEnd"/>
-      <w:proofErr w:type="gramEnd"/>
-      <w:r>
-        <w:t xml:space="preserve"> commit –a –m “</w:t>
-      </w:r>
-      <w:r>
-        <w:rPr>
-          <w:rStyle w:val="SourceCodenon-literal"/>
-        </w:rPr>
-        <w:t>Description of change.</w:t>
-      </w:r>
-      <w:r>
-        <w:t>”</w:t>
-      </w:r>
-    </w:p>
-    <w:p>
-      <w:pPr>
-        <w:pStyle w:val="SourceCode"/>
-      </w:pPr>
-    </w:p>
-    <w:p>
-      <w:pPr>
-        <w:pStyle w:val="Body-Text"/>
-      </w:pPr>
-      <w:r>
-        <w:t>Sync with GitHub.</w:t>
-      </w:r>
-    </w:p>
-    <w:p>
-      <w:pPr>
-        <w:pStyle w:val="SourceCode"/>
-      </w:pPr>
-      <w:r>
-        <w:t xml:space="preserve">$ </w:t>
-      </w:r>
-      <w:proofErr w:type="gramStart"/>
-      <w:r>
-        <w:t>git</w:t>
-      </w:r>
-      <w:proofErr w:type="gramEnd"/>
-      <w:r>
-        <w:t xml:space="preserve"> push</w:t>
-      </w:r>
-    </w:p>
-    <w:p>
-      <w:pPr>
-        <w:pStyle w:val="Heading3"/>
-      </w:pPr>
-      <w:bookmarkStart w:id="12" w:name="_Toc235196291"/>
-      <w:r>
-        <w:t>Select a Branch</w:t>
-      </w:r>
-      <w:bookmarkEnd w:id="12"/>
-    </w:p>
-    <w:p>
-      <w:pPr>
-        <w:pStyle w:val="Body-Text"/>
-        <w:rPr>
-          <w:lang w:eastAsia="ar-SA"/>
-        </w:rPr>
-      </w:pPr>
-      <w:r>
-        <w:rPr>
-          <w:lang w:eastAsia="ar-SA"/>
-        </w:rPr>
-        <w:t>If</w:t>
-      </w:r>
-      <w:r>
-        <w:rPr>
-          <w:lang w:eastAsia="ar-SA"/>
-        </w:rPr>
-        <w:t xml:space="preserve"> you have </w:t>
-      </w:r>
-      <w:proofErr w:type="gramStart"/>
-      <w:r>
-        <w:rPr>
-          <w:lang w:eastAsia="ar-SA"/>
-        </w:rPr>
-        <w:t>added,</w:t>
-      </w:r>
-      <w:proofErr w:type="gramEnd"/>
-      <w:r>
-        <w:rPr>
-          <w:lang w:eastAsia="ar-SA"/>
-        </w:rPr>
-        <w:t xml:space="preserve"> deleted</w:t>
-      </w:r>
-      <w:r>
-        <w:rPr>
-          <w:lang w:eastAsia="ar-SA"/>
-        </w:rPr>
-        <w:t>, or modified any files</w:t>
-      </w:r>
-      <w:r>
-        <w:rPr>
-          <w:lang w:eastAsia="ar-SA"/>
-        </w:rPr>
-        <w:t xml:space="preserve"> but </w:t>
-      </w:r>
-      <w:r>
-        <w:rPr>
-          <w:lang w:eastAsia="ar-SA"/>
-        </w:rPr>
-        <w:t xml:space="preserve">have </w:t>
-      </w:r>
-      <w:r>
-        <w:rPr>
-          <w:lang w:eastAsia="ar-SA"/>
-        </w:rPr>
-        <w:t>not committed</w:t>
-      </w:r>
-      <w:r>
-        <w:rPr>
-          <w:lang w:eastAsia="ar-SA"/>
-        </w:rPr>
-        <w:t xml:space="preserve"> </w:t>
-      </w:r>
-      <w:r>
-        <w:rPr>
-          <w:lang w:eastAsia="ar-SA"/>
-        </w:rPr>
-        <w:t xml:space="preserve">those changes, they </w:t>
-      </w:r>
-      <w:r>
-        <w:rPr>
-          <w:lang w:eastAsia="ar-SA"/>
-        </w:rPr>
-        <w:t xml:space="preserve">will remain in your </w:t>
-      </w:r>
-      <w:r>
-        <w:rPr>
-          <w:lang w:eastAsia="ar-SA"/>
-        </w:rPr>
-        <w:t xml:space="preserve">source </w:t>
-      </w:r>
-      <w:r>
-        <w:rPr>
-          <w:lang w:eastAsia="ar-SA"/>
-        </w:rPr>
-        <w:t xml:space="preserve">directory </w:t>
-      </w:r>
-      <w:r>
-        <w:rPr>
-          <w:lang w:eastAsia="ar-SA"/>
-        </w:rPr>
-        <w:t xml:space="preserve">even </w:t>
-      </w:r>
-      <w:r>
-        <w:rPr>
-          <w:lang w:eastAsia="ar-SA"/>
-        </w:rPr>
-        <w:t xml:space="preserve">if you change </w:t>
-      </w:r>
-      <w:r>
-        <w:rPr>
-          <w:lang w:eastAsia="ar-SA"/>
-        </w:rPr>
-        <w:t>to a different branch</w:t>
-      </w:r>
-      <w:r>
-        <w:rPr>
-          <w:lang w:eastAsia="ar-SA"/>
-        </w:rPr>
-        <w:t>???</w:t>
-      </w:r>
-      <w:r>
-        <w:rPr>
-          <w:lang w:eastAsia="ar-SA"/>
-        </w:rPr>
-        <w:t xml:space="preserve"> For this reason, it is important to make sure you there are no changes that have not been committed before you change branches.</w:t>
-      </w:r>
-    </w:p>
-    <w:p>
-      <w:pPr>
-        <w:pStyle w:val="SourceCode"/>
-      </w:pPr>
-      <w:r>
-        <w:t xml:space="preserve">$ </w:t>
-      </w:r>
-      <w:proofErr w:type="spellStart"/>
-      <w:proofErr w:type="gramStart"/>
-      <w:r>
-        <w:t>git</w:t>
-      </w:r>
-      <w:proofErr w:type="spellEnd"/>
-      <w:proofErr w:type="gramEnd"/>
-      <w:r>
-        <w:t xml:space="preserve"> status</w:t>
-      </w:r>
-      <w:r>
-        <w:tab/>
-      </w:r>
-      <w:r>
-        <w:tab/>
-        <w:t># Check for changes that have not been committed.</w:t>
-      </w:r>
-    </w:p>
-    <w:p>
-      <w:pPr>
-        <w:pStyle w:val="SourceCode"/>
-      </w:pPr>
-    </w:p>
-    <w:p>
-      <w:pPr>
-        <w:pStyle w:val="Body-Text"/>
-        <w:rPr>
-          <w:lang w:eastAsia="ar-SA"/>
-        </w:rPr>
-      </w:pPr>
-      <w:r>
-        <w:rPr>
-          <w:lang w:eastAsia="ar-SA"/>
-        </w:rPr>
-        <w:t>After</w:t>
-      </w:r>
-      <w:r>
-        <w:rPr>
-          <w:lang w:eastAsia="ar-SA"/>
-        </w:rPr>
-        <w:t xml:space="preserve"> you switch to a new branch, it is a</w:t>
-      </w:r>
-      <w:r>
-        <w:rPr>
-          <w:lang w:eastAsia="ar-SA"/>
-        </w:rPr>
-        <w:t>lso</w:t>
-      </w:r>
-      <w:r>
-        <w:rPr>
-          <w:lang w:eastAsia="ar-SA"/>
-        </w:rPr>
-        <w:t xml:space="preserve"> good to make sure </w:t>
-      </w:r>
-      <w:r>
-        <w:rPr>
-          <w:lang w:eastAsia="ar-SA"/>
-        </w:rPr>
-        <w:t>the branch</w:t>
-      </w:r>
-      <w:r>
-        <w:rPr>
-          <w:lang w:eastAsia="ar-SA"/>
-        </w:rPr>
-        <w:t xml:space="preserve"> is up to date</w:t>
-      </w:r>
-      <w:r>
-        <w:rPr>
-          <w:lang w:eastAsia="ar-SA"/>
-        </w:rPr>
-        <w:t xml:space="preserve"> with any changes that have been posted to the remote repository.</w:t>
-      </w:r>
-    </w:p>
-    <w:p>
-      <w:pPr>
-        <w:pStyle w:val="SourceCode"/>
-      </w:pPr>
-      <w:r>
-        <w:lastRenderedPageBreak/>
-        <w:t xml:space="preserve">$ </w:t>
-      </w:r>
-      <w:proofErr w:type="spellStart"/>
-      <w:proofErr w:type="gramStart"/>
-      <w:r>
-        <w:t>git</w:t>
-      </w:r>
-      <w:proofErr w:type="spellEnd"/>
-      <w:proofErr w:type="gramEnd"/>
-      <w:r>
-        <w:t xml:space="preserve"> </w:t>
-      </w:r>
-      <w:r>
-        <w:t>switch</w:t>
-      </w:r>
-      <w:r>
-        <w:t xml:space="preserve"> </w:t>
-      </w:r>
-      <w:r>
-        <w:rPr>
-          <w:rStyle w:val="SourceCodenon-literal"/>
-        </w:rPr>
-        <w:t>branch</w:t>
-      </w:r>
-    </w:p>
-    <w:p>
-      <w:pPr>
-        <w:pStyle w:val="SourceCode"/>
-      </w:pPr>
-      <w:r>
-        <w:t xml:space="preserve">$ </w:t>
-      </w:r>
-      <w:proofErr w:type="spellStart"/>
-      <w:proofErr w:type="gramStart"/>
-      <w:r>
-        <w:t>git</w:t>
-      </w:r>
-      <w:proofErr w:type="spellEnd"/>
-      <w:proofErr w:type="gramEnd"/>
-      <w:r>
-        <w:t xml:space="preserve"> pull</w:t>
-      </w:r>
-      <w:r>
-        <w:tab/>
-      </w:r>
-      <w:r>
-        <w:tab/>
-      </w:r>
-      <w:r>
-        <w:t># Make sure it is up to date.</w:t>
-      </w:r>
-    </w:p>
-    <w:p>
-      <w:pPr>
-        <w:pStyle w:val="SourceCode"/>
-        <w:rPr>
-          <w:rStyle w:val="SourceCodenon-literal"/>
-        </w:rPr>
-      </w:pPr>
-    </w:p>
-    <w:p>
-      <w:pPr>
-        <w:pStyle w:val="Body-Text"/>
-      </w:pPr>
-      <w:r>
-        <w:t>Below are some o</w:t>
-      </w:r>
-      <w:r>
-        <w:t xml:space="preserve">ther useful commands for </w:t>
-      </w:r>
-      <w:r>
-        <w:t xml:space="preserve">use with </w:t>
-      </w:r>
-      <w:r>
-        <w:t>branches.</w:t>
-      </w:r>
-      <w:r>
-        <w:t xml:space="preserve"> T</w:t>
-      </w:r>
-      <w:r>
-        <w:t>he functionality of</w:t>
-      </w:r>
-      <w:r>
-        <w:t xml:space="preserve"> the</w:t>
-      </w:r>
-      <w:r>
-        <w:t xml:space="preserve"> </w:t>
-      </w:r>
-      <w:r>
-        <w:rPr>
-          <w:rStyle w:val="SourceCodechar"/>
-        </w:rPr>
-        <w:t>get</w:t>
-      </w:r>
-      <w:r>
-        <w:t xml:space="preserve"> </w:t>
-      </w:r>
-      <w:r>
-        <w:rPr>
-          <w:rStyle w:val="SourceCodechar"/>
-        </w:rPr>
-        <w:t>switch</w:t>
-      </w:r>
-      <w:r>
-        <w:t xml:space="preserve"> </w:t>
-      </w:r>
-      <w:r>
-        <w:t xml:space="preserve">command </w:t>
-      </w:r>
-      <w:r>
-        <w:t>is duplicated by</w:t>
-      </w:r>
-      <w:r>
-        <w:t xml:space="preserve"> the</w:t>
-      </w:r>
-      <w:r>
-        <w:t xml:space="preserve"> </w:t>
-      </w:r>
-      <w:proofErr w:type="spellStart"/>
-      <w:r>
-        <w:rPr>
-          <w:rStyle w:val="SourceCodechar"/>
-        </w:rPr>
-        <w:t>git</w:t>
-      </w:r>
-      <w:proofErr w:type="spellEnd"/>
-      <w:r>
-        <w:t xml:space="preserve"> </w:t>
-      </w:r>
-      <w:r>
-        <w:rPr>
-          <w:rStyle w:val="SourceCodechar"/>
-        </w:rPr>
-        <w:t>checkout</w:t>
-      </w:r>
-      <w:r>
-        <w:t xml:space="preserve"> command.</w:t>
-      </w:r>
-      <w:r>
-        <w:t xml:space="preserve"> The </w:t>
-      </w:r>
-      <w:proofErr w:type="spellStart"/>
-      <w:r>
-        <w:rPr>
-          <w:rStyle w:val="SourceCodechar"/>
-        </w:rPr>
-        <w:t>git</w:t>
-      </w:r>
-      <w:proofErr w:type="spellEnd"/>
-      <w:r>
-        <w:t xml:space="preserve"> </w:t>
-      </w:r>
-      <w:r>
-        <w:rPr>
-          <w:rStyle w:val="SourceCodechar"/>
-        </w:rPr>
-        <w:t>checkout</w:t>
-      </w:r>
-      <w:r>
-        <w:t xml:space="preserve"> command can switch branches, restore files, and check out commits</w:t>
-      </w:r>
-      <w:r>
-        <w:t>. The</w:t>
-      </w:r>
-      <w:r>
-        <w:t xml:space="preserve"> </w:t>
-      </w:r>
-      <w:proofErr w:type="spellStart"/>
-      <w:r>
-        <w:rPr>
-          <w:rStyle w:val="SourceCodechar"/>
-        </w:rPr>
-        <w:t>git</w:t>
-      </w:r>
-      <w:proofErr w:type="spellEnd"/>
-      <w:r>
-        <w:t xml:space="preserve"> </w:t>
-      </w:r>
-      <w:r>
-        <w:rPr>
-          <w:rStyle w:val="SourceCodechar"/>
-        </w:rPr>
-        <w:t>switch</w:t>
-      </w:r>
-      <w:r>
-        <w:t xml:space="preserve"> </w:t>
-      </w:r>
-      <w:r>
-        <w:t xml:space="preserve">command </w:t>
-      </w:r>
-      <w:r>
-        <w:t xml:space="preserve">is a newer command </w:t>
-      </w:r>
-      <w:r>
-        <w:t xml:space="preserve">intended </w:t>
-      </w:r>
-      <w:r>
-        <w:t>specifically for switching branches</w:t>
-      </w:r>
-      <w:r>
-        <w:t>.</w:t>
-      </w:r>
-    </w:p>
-    <w:p>
-      <w:pPr>
-        <w:pStyle w:val="SourceCode"/>
-      </w:pPr>
-      <w:r>
-        <w:t xml:space="preserve">$ </w:t>
-      </w:r>
-      <w:proofErr w:type="spellStart"/>
-      <w:proofErr w:type="gramStart"/>
-      <w:r>
-        <w:t>git</w:t>
-      </w:r>
-      <w:proofErr w:type="spellEnd"/>
-      <w:proofErr w:type="gramEnd"/>
-      <w:r>
-        <w:t xml:space="preserve"> branch</w:t>
-      </w:r>
-      <w:r>
-        <w:tab/>
-      </w:r>
-      <w:r>
-        <w:tab/>
-      </w:r>
-      <w:r>
-        <w:tab/>
-        <w:t># List all branches</w:t>
-      </w:r>
-    </w:p>
-    <w:p>
-      <w:pPr>
-        <w:pStyle w:val="SourceCode"/>
-      </w:pPr>
-      <w:r>
-        <w:t xml:space="preserve">$ </w:t>
-      </w:r>
-      <w:proofErr w:type="spellStart"/>
-      <w:proofErr w:type="gramStart"/>
-      <w:r>
-        <w:t>git</w:t>
-      </w:r>
-      <w:proofErr w:type="spellEnd"/>
-      <w:proofErr w:type="gramEnd"/>
-      <w:r>
-        <w:t xml:space="preserve"> branch </w:t>
-      </w:r>
-      <w:proofErr w:type="spellStart"/>
-      <w:r>
-        <w:rPr>
-          <w:rStyle w:val="SourceCodenon-literal"/>
-        </w:rPr>
-        <w:t>branch</w:t>
-      </w:r>
-      <w:proofErr w:type="spellEnd"/>
-      <w:r>
-        <w:tab/>
-      </w:r>
-      <w:r>
-        <w:tab/>
-        <w:t># Create new branch; does not switch to it</w:t>
-      </w:r>
-    </w:p>
-    <w:p>
-      <w:pPr>
-        <w:pStyle w:val="SourceCode"/>
-      </w:pPr>
-      <w:r>
-        <w:t xml:space="preserve">$ </w:t>
-      </w:r>
-      <w:proofErr w:type="spellStart"/>
-      <w:proofErr w:type="gramStart"/>
-      <w:r>
-        <w:t>git</w:t>
-      </w:r>
-      <w:proofErr w:type="spellEnd"/>
-      <w:proofErr w:type="gramEnd"/>
-      <w:r>
-        <w:t xml:space="preserve"> branch -d </w:t>
-      </w:r>
-      <w:r>
-        <w:rPr>
-          <w:rStyle w:val="SourceCodenon-literal"/>
-        </w:rPr>
-        <w:t>branch</w:t>
-      </w:r>
-      <w:r>
-        <w:tab/>
-        <w:t># Delete branch</w:t>
-      </w:r>
-    </w:p>
-    <w:p>
-      <w:pPr>
-        <w:pStyle w:val="SourceCode"/>
-      </w:pPr>
-      <w:r>
-        <w:t xml:space="preserve">$ </w:t>
-      </w:r>
-      <w:proofErr w:type="spellStart"/>
-      <w:proofErr w:type="gramStart"/>
-      <w:r>
-        <w:t>git</w:t>
-      </w:r>
-      <w:proofErr w:type="spellEnd"/>
-      <w:proofErr w:type="gramEnd"/>
-      <w:r>
-        <w:t xml:space="preserve"> branch -r</w:t>
-      </w:r>
-      <w:r>
-        <w:tab/>
-      </w:r>
-      <w:r>
-        <w:tab/>
-        <w:t># List all branches in remote repository</w:t>
-      </w:r>
-    </w:p>
-    <w:p>
-      <w:pPr>
-        <w:pStyle w:val="SourceCode"/>
-      </w:pPr>
-      <w:r>
-        <w:t xml:space="preserve">$ </w:t>
-      </w:r>
-      <w:proofErr w:type="spellStart"/>
-      <w:proofErr w:type="gramStart"/>
-      <w:r>
-        <w:t>git</w:t>
-      </w:r>
-      <w:proofErr w:type="spellEnd"/>
-      <w:proofErr w:type="gramEnd"/>
-      <w:r>
-        <w:t xml:space="preserve"> checkout </w:t>
-      </w:r>
-      <w:r>
-        <w:rPr>
-          <w:rStyle w:val="SourceCodenon-literal"/>
-        </w:rPr>
-        <w:t>branch</w:t>
-      </w:r>
-      <w:r>
-        <w:tab/>
-      </w:r>
-      <w:r>
-        <w:tab/>
-      </w:r>
-      <w:r>
-        <w:t># Switch to branch</w:t>
-      </w:r>
-    </w:p>
-    <w:p>
-      <w:pPr>
-        <w:pStyle w:val="SourceCode"/>
-      </w:pPr>
-      <w:r>
-        <w:t xml:space="preserve">$ </w:t>
-      </w:r>
-      <w:proofErr w:type="spellStart"/>
-      <w:proofErr w:type="gramStart"/>
-      <w:r>
-        <w:t>git</w:t>
-      </w:r>
-      <w:proofErr w:type="spellEnd"/>
-      <w:proofErr w:type="gramEnd"/>
-      <w:r>
-        <w:t xml:space="preserve"> checkout -b </w:t>
-      </w:r>
-      <w:r>
-        <w:rPr>
-          <w:rStyle w:val="SourceCodenon-literal"/>
-        </w:rPr>
-        <w:t>branch</w:t>
-      </w:r>
-      <w:r>
-        <w:tab/>
-      </w:r>
-      <w:r>
-        <w:t>#</w:t>
-      </w:r>
-      <w:r>
-        <w:t xml:space="preserve"> </w:t>
-      </w:r>
-      <w:r>
-        <w:t>Create new branch and switch to it</w:t>
-      </w:r>
-    </w:p>
-    <w:p>
-      <w:pPr>
-        <w:pStyle w:val="SourceCode"/>
-      </w:pPr>
-      <w:r>
-        <w:t xml:space="preserve">$ </w:t>
-      </w:r>
-      <w:proofErr w:type="spellStart"/>
-      <w:proofErr w:type="gramStart"/>
-      <w:r>
-        <w:t>git</w:t>
-      </w:r>
-      <w:proofErr w:type="spellEnd"/>
-      <w:proofErr w:type="gramEnd"/>
-      <w:r>
-        <w:t xml:space="preserve"> switch </w:t>
-      </w:r>
-      <w:r>
-        <w:rPr>
-          <w:rStyle w:val="SourceCodenon-literal"/>
-        </w:rPr>
-        <w:t>branch</w:t>
-      </w:r>
-      <w:r>
-        <w:tab/>
-      </w:r>
-      <w:r>
-        <w:tab/>
-      </w:r>
-      <w:r>
-        <w:t># Switch to branch</w:t>
-      </w:r>
-    </w:p>
-    <w:p>
-      <w:pPr>
-        <w:pStyle w:val="SourceCode"/>
-      </w:pPr>
-      <w:r>
-        <w:t xml:space="preserve">$ </w:t>
-      </w:r>
-      <w:proofErr w:type="spellStart"/>
-      <w:proofErr w:type="gramStart"/>
-      <w:r>
-        <w:t>git</w:t>
-      </w:r>
-      <w:proofErr w:type="spellEnd"/>
-      <w:proofErr w:type="gramEnd"/>
-      <w:r>
-        <w:t xml:space="preserve"> switch -c </w:t>
-      </w:r>
-      <w:r>
-        <w:rPr>
-          <w:rStyle w:val="SourceCodenon-literal"/>
-        </w:rPr>
-        <w:t>branch</w:t>
-      </w:r>
-      <w:r>
-        <w:tab/>
-        <w:t xml:space="preserve"># </w:t>
-      </w:r>
-      <w:r>
-        <w:t>Create new branch and switch to it</w:t>
-      </w:r>
-    </w:p>
-    <w:p>
-      <w:pPr>
-        <w:pStyle w:val="Heading3"/>
-      </w:pPr>
-      <w:bookmarkStart w:id="13" w:name="_Toc235196292"/>
-      <w:r>
-        <w:t>Create a New Branch</w:t>
-      </w:r>
-      <w:bookmarkEnd w:id="13"/>
-    </w:p>
-    <w:p>
-      <w:pPr>
-        <w:pStyle w:val="Body-Text"/>
-        <w:rPr>
-          <w:lang w:eastAsia="ar-SA"/>
-        </w:rPr>
-      </w:pPr>
-      <w:r>
-        <w:rPr>
-          <w:lang w:eastAsia="ar-SA"/>
-        </w:rPr>
-        <w:t>For most changes, you will start at the development branch and create a new branch where you will make your changes.</w:t>
-      </w:r>
-      <w:r>
-        <w:rPr>
-          <w:lang w:eastAsia="ar-SA"/>
-        </w:rPr>
-        <w:t xml:space="preserve"> Before you create a new branch, make sure you are in the correct branch.</w:t>
-      </w:r>
-    </w:p>
-    <w:p>
-      <w:pPr>
-        <w:pStyle w:val="Body-Text"/>
-      </w:pPr>
-      <w:r>
-        <w:t>You can c</w:t>
-      </w:r>
-      <w:r>
-        <w:t>reate a new branch</w:t>
-      </w:r>
-      <w:r>
-        <w:t xml:space="preserve"> and switch to it</w:t>
-      </w:r>
-      <w:r>
-        <w:t xml:space="preserve"> i</w:t>
-      </w:r>
-      <w:r>
-        <w:rPr>
-          <w:lang w:eastAsia="ar-SA"/>
-        </w:rPr>
-        <w:t>n</w:t>
-      </w:r>
-      <w:r>
-        <w:rPr>
-          <w:lang w:eastAsia="ar-SA"/>
-        </w:rPr>
-        <w:t xml:space="preserve"> two steps.</w:t>
-      </w:r>
-    </w:p>
-    <w:p>
-      <w:pPr>
-        <w:pStyle w:val="SourceCode"/>
-      </w:pPr>
-      <w:r>
-        <w:t xml:space="preserve">$ </w:t>
-      </w:r>
-      <w:proofErr w:type="spellStart"/>
-      <w:proofErr w:type="gramStart"/>
-      <w:r>
-        <w:t>git</w:t>
-      </w:r>
-      <w:proofErr w:type="spellEnd"/>
-      <w:proofErr w:type="gramEnd"/>
-      <w:r>
-        <w:t xml:space="preserve"> branch </w:t>
-      </w:r>
-      <w:proofErr w:type="spellStart"/>
-      <w:r>
-        <w:rPr>
-          <w:rStyle w:val="SourceCodenon-literal"/>
-        </w:rPr>
-        <w:t>branch</w:t>
-      </w:r>
-      <w:proofErr w:type="spellEnd"/>
-      <w:r>
-        <w:tab/>
-      </w:r>
-      <w:r>
-        <w:tab/>
-        <w:t># Create new branch</w:t>
-      </w:r>
-    </w:p>
-    <w:p>
-      <w:pPr>
-        <w:pStyle w:val="SourceCode"/>
-        <w:rPr>
-          <w:rStyle w:val="SourceCodenon-literal"/>
-        </w:rPr>
-      </w:pPr>
-      <w:r>
-        <w:t xml:space="preserve">$ </w:t>
-      </w:r>
-      <w:proofErr w:type="spellStart"/>
-      <w:proofErr w:type="gramStart"/>
-      <w:r>
-        <w:t>git</w:t>
-      </w:r>
-      <w:proofErr w:type="spellEnd"/>
-      <w:proofErr w:type="gramEnd"/>
-      <w:r>
-        <w:t xml:space="preserve"> switch </w:t>
-      </w:r>
-      <w:r>
-        <w:rPr>
-          <w:rStyle w:val="SourceCodenon-literal"/>
-        </w:rPr>
-        <w:t>branch</w:t>
-      </w:r>
-    </w:p>
-    <w:p>
-      <w:pPr>
-        <w:pStyle w:val="SourceCode"/>
-        <w:ind w:left="0"/>
-        <w:rPr>
-          <w:rFonts w:ascii="Times New Roman" w:hAnsi="Times New Roman"/>
-        </w:rPr>
-      </w:pPr>
-    </w:p>
-    <w:p>
-      <w:pPr>
-        <w:pStyle w:val="Body-Text"/>
-      </w:pPr>
-      <w:proofErr w:type="gramStart"/>
-      <w:r>
         <w:t>Or, one step.</w:t>
       </w:r>
-      <w:proofErr w:type="gramEnd"/>
-    </w:p>
-    <w:p>
-      <w:pPr>
-        <w:pStyle w:val="SourceCode"/>
-      </w:pPr>
-      <w:r>
-        <w:t xml:space="preserve">$ </w:t>
-      </w:r>
-      <w:proofErr w:type="spellStart"/>
-      <w:proofErr w:type="gramStart"/>
-      <w:r>
-        <w:t>git</w:t>
-      </w:r>
-      <w:proofErr w:type="spellEnd"/>
-      <w:proofErr w:type="gramEnd"/>
-      <w:r>
-        <w:t xml:space="preserve"> checkout -b </w:t>
+    </w:p>
+    <w:p>
+      <w:pPr>
+        <w:pStyle w:val="SourceCode"/>
+      </w:pPr>
+      <w:r>
+        <w:t xml:space="preserve">$ git checkout -b </w:t>
       </w:r>
       <w:r>
         <w:rPr>
@@ -8238,14 +7369,12 @@
         </w:rPr>
         <w:t xml:space="preserve">Set the default location for </w:t>
       </w:r>
-      <w:proofErr w:type="spellStart"/>
       <w:r>
         <w:rPr>
           <w:rStyle w:val="SourceCodechar"/>
         </w:rPr>
         <w:t>git</w:t>
       </w:r>
-      <w:proofErr w:type="spellEnd"/>
       <w:r>
         <w:rPr>
           <w:rStyle w:val="SourceCodenon-literal"/>
@@ -8279,17 +7408,7 @@
         </w:rPr>
       </w:pPr>
       <w:r>
-        <w:t xml:space="preserve">$ </w:t>
-      </w:r>
-      <w:proofErr w:type="spellStart"/>
-      <w:proofErr w:type="gramStart"/>
-      <w:r>
-        <w:t>git</w:t>
-      </w:r>
-      <w:proofErr w:type="spellEnd"/>
-      <w:proofErr w:type="gramEnd"/>
-      <w:r>
-        <w:t xml:space="preserve"> branch –set-upstream-to=develop </w:t>
+        <w:t xml:space="preserve">$ git branch –set-upstream-to=develop </w:t>
       </w:r>
       <w:r>
         <w:rPr>
@@ -8327,14 +7446,12 @@
         </w:rPr>
         <w:t xml:space="preserve">Set the default behavior for handling merge conflicts when you do a </w:t>
       </w:r>
-      <w:proofErr w:type="spellStart"/>
       <w:r>
         <w:rPr>
           <w:rStyle w:val="SourceCodechar"/>
         </w:rPr>
         <w:t>git</w:t>
       </w:r>
-      <w:proofErr w:type="spellEnd"/>
       <w:r>
         <w:rPr>
           <w:rStyle w:val="SourceCodenon-literal"/>
@@ -8365,33 +7482,7 @@
         <w:pStyle w:val="SourceCode"/>
       </w:pPr>
       <w:r>
-        <w:t xml:space="preserve">$ </w:t>
-      </w:r>
-      <w:proofErr w:type="spellStart"/>
-      <w:proofErr w:type="gramStart"/>
-      <w:r>
-        <w:t>git</w:t>
-      </w:r>
-      <w:proofErr w:type="spellEnd"/>
-      <w:proofErr w:type="gramEnd"/>
-      <w:r>
-        <w:t xml:space="preserve"> </w:t>
-      </w:r>
-      <w:proofErr w:type="spellStart"/>
-      <w:r>
-        <w:t>config</w:t>
-      </w:r>
-      <w:proofErr w:type="spellEnd"/>
-      <w:r>
-        <w:t xml:space="preserve"> </w:t>
-      </w:r>
-      <w:proofErr w:type="spellStart"/>
-      <w:r>
-        <w:t>pull.rebase</w:t>
-      </w:r>
-      <w:proofErr w:type="spellEnd"/>
-      <w:r>
-        <w:t xml:space="preserve"> false</w:t>
+        <w:t>$ git config pull.rebase false</w:t>
       </w:r>
     </w:p>
     <w:p>
@@ -8511,21 +7602,7 @@
         <w:rPr>
           <w:lang w:eastAsia="ar-SA"/>
         </w:rPr>
-        <w:t xml:space="preserve">Before you add a new file, make sure you are in the correct branch and the correct location, </w:t>
-      </w:r>
-      <w:proofErr w:type="gramStart"/>
-      <w:r>
-        <w:rPr>
-          <w:lang w:eastAsia="ar-SA"/>
-        </w:rPr>
-        <w:t>then</w:t>
-      </w:r>
-      <w:proofErr w:type="gramEnd"/>
-      <w:r>
-        <w:rPr>
-          <w:lang w:eastAsia="ar-SA"/>
-        </w:rPr>
-        <w:t xml:space="preserve"> create the file.</w:t>
+        <w:t>Before you add a new file, make sure you are in the correct branch and the correct location, then create the file.</w:t>
       </w:r>
     </w:p>
     <w:p>
@@ -8551,17 +7628,7 @@
         </w:rPr>
       </w:pPr>
       <w:r>
-        <w:t xml:space="preserve">$ </w:t>
-      </w:r>
-      <w:proofErr w:type="spellStart"/>
-      <w:proofErr w:type="gramStart"/>
-      <w:r>
-        <w:t>git</w:t>
-      </w:r>
-      <w:proofErr w:type="spellEnd"/>
-      <w:proofErr w:type="gramEnd"/>
-      <w:r>
-        <w:t xml:space="preserve"> add </w:t>
+        <w:t xml:space="preserve">$ git add </w:t>
       </w:r>
       <w:r>
         <w:rPr>
@@ -8609,101 +7676,83 @@
         <w:pStyle w:val="SourceCode"/>
       </w:pPr>
       <w:r>
-        <w:t xml:space="preserve">$ </w:t>
-      </w:r>
-      <w:proofErr w:type="spellStart"/>
-      <w:proofErr w:type="gramStart"/>
-      <w:r>
+        <w:t>$ git commit –m “</w:t>
+      </w:r>
+      <w:r>
+        <w:rPr>
+          <w:rStyle w:val="SourceCodenon-literal"/>
+        </w:rPr>
+        <w:t>Description of change.</w:t>
+      </w:r>
+      <w:r>
+        <w:t>”</w:t>
+      </w:r>
+    </w:p>
+    <w:p>
+      <w:pPr>
+        <w:pStyle w:val="Heading3"/>
+      </w:pPr>
+      <w:bookmarkStart w:id="15" w:name="_Toc235196294"/>
+      <w:r>
+        <w:t>Delete a file</w:t>
+      </w:r>
+      <w:bookmarkEnd w:id="15"/>
+    </w:p>
+    <w:p>
+      <w:pPr>
+        <w:pStyle w:val="Body-Text"/>
+        <w:rPr>
+          <w:lang w:eastAsia="ar-SA"/>
+        </w:rPr>
+      </w:pPr>
+      <w:r>
+        <w:rPr>
+          <w:lang w:eastAsia="ar-SA"/>
+        </w:rPr>
+        <w:t xml:space="preserve">The </w:t>
+      </w:r>
+      <w:r>
+        <w:rPr>
+          <w:rStyle w:val="SourceCodechar"/>
+        </w:rPr>
         <w:t>git</w:t>
       </w:r>
-      <w:proofErr w:type="spellEnd"/>
-      <w:proofErr w:type="gramEnd"/>
-      <w:r>
-        <w:t xml:space="preserve"> commit –m “</w:t>
-      </w:r>
-      <w:r>
-        <w:rPr>
-          <w:rStyle w:val="SourceCodenon-literal"/>
-        </w:rPr>
-        <w:t>Description of change.</w:t>
-      </w:r>
-      <w:r>
-        <w:t>”</w:t>
-      </w:r>
-    </w:p>
-    <w:p>
-      <w:pPr>
-        <w:pStyle w:val="Heading3"/>
-      </w:pPr>
-      <w:bookmarkStart w:id="15" w:name="_Toc235196294"/>
-      <w:r>
-        <w:t>Delete a file</w:t>
-      </w:r>
-      <w:bookmarkEnd w:id="15"/>
-    </w:p>
-    <w:p>
-      <w:pPr>
-        <w:pStyle w:val="Body-Text"/>
-        <w:rPr>
-          <w:lang w:eastAsia="ar-SA"/>
-        </w:rPr>
-      </w:pPr>
-      <w:r>
-        <w:rPr>
-          <w:lang w:eastAsia="ar-SA"/>
-        </w:rPr>
-        <w:t xml:space="preserve">The </w:t>
-      </w:r>
-      <w:proofErr w:type="spellStart"/>
+      <w:r>
+        <w:rPr>
+          <w:lang w:eastAsia="ar-SA"/>
+        </w:rPr>
+        <w:t xml:space="preserve"> </w:t>
+      </w:r>
       <w:r>
         <w:rPr>
           <w:rStyle w:val="SourceCodechar"/>
         </w:rPr>
+        <w:t>rm</w:t>
+      </w:r>
+      <w:r>
+        <w:rPr>
+          <w:lang w:eastAsia="ar-SA"/>
+        </w:rPr>
+        <w:t xml:space="preserve"> command deletes a file from the working directory and adds the change to the staging area, so after executing the </w:t>
+      </w:r>
+      <w:r>
+        <w:rPr>
+          <w:rStyle w:val="SourceCodechar"/>
+        </w:rPr>
         <w:t>git</w:t>
       </w:r>
-      <w:proofErr w:type="spellEnd"/>
       <w:r>
         <w:rPr>
           <w:lang w:eastAsia="ar-SA"/>
         </w:rPr>
         <w:t xml:space="preserve"> </w:t>
       </w:r>
-      <w:proofErr w:type="spellStart"/>
       <w:r>
         <w:rPr>
           <w:rStyle w:val="SourceCodechar"/>
         </w:rPr>
         <w:t>rm</w:t>
       </w:r>
-      <w:proofErr w:type="spellEnd"/>
-      <w:r>
-        <w:rPr>
-          <w:lang w:eastAsia="ar-SA"/>
-        </w:rPr>
-        <w:t xml:space="preserve"> command deletes a file from the working directory and adds the change to the staging area, so after executing the </w:t>
-      </w:r>
-      <w:proofErr w:type="spellStart"/>
-      <w:r>
-        <w:rPr>
-          <w:rStyle w:val="SourceCodechar"/>
-        </w:rPr>
-        <w:t>git</w:t>
-      </w:r>
-      <w:proofErr w:type="spellEnd"/>
-      <w:r>
-        <w:rPr>
-          <w:lang w:eastAsia="ar-SA"/>
-        </w:rPr>
-        <w:t xml:space="preserve"> </w:t>
-      </w:r>
-      <w:proofErr w:type="spellStart"/>
-      <w:r>
-        <w:rPr>
-          <w:rStyle w:val="SourceCodechar"/>
-        </w:rPr>
-        <w:t>rm</w:t>
-      </w:r>
-      <w:proofErr w:type="spellEnd"/>
       <w:r>
         <w:rPr>
           <w:lang w:eastAsia="ar-SA"/>
@@ -8716,19 +7765,8 @@
         <w:pStyle w:val="SourceCode"/>
       </w:pPr>
       <w:r>
-        <w:t xml:space="preserve">$ </w:t>
-      </w:r>
-      <w:proofErr w:type="spellStart"/>
-      <w:proofErr w:type="gramStart"/>
-      <w:r>
-        <w:t>git</w:t>
-      </w:r>
-      <w:proofErr w:type="spellEnd"/>
-      <w:proofErr w:type="gramEnd"/>
-      <w:r>
-        <w:t xml:space="preserve"> </w:t>
-      </w:r>
-      <w:proofErr w:type="spellStart"/>
+        <w:t xml:space="preserve">$ git </w:t>
+      </w:r>
       <w:r>
         <w:rPr>
           <w:rStyle w:val="SourceCodechar"/>
@@ -8736,7 +7774,6 @@
         </w:rPr>
         <w:t>rm</w:t>
       </w:r>
-      <w:proofErr w:type="spellEnd"/>
       <w:r>
         <w:t xml:space="preserve"> </w:t>
       </w:r>
@@ -8752,17 +7789,7 @@
         <w:pStyle w:val="SourceCode"/>
       </w:pPr>
       <w:r>
-        <w:t xml:space="preserve">$ </w:t>
-      </w:r>
-      <w:proofErr w:type="spellStart"/>
-      <w:proofErr w:type="gramStart"/>
-      <w:r>
-        <w:t>git</w:t>
-      </w:r>
-      <w:proofErr w:type="spellEnd"/>
-      <w:proofErr w:type="gramEnd"/>
-      <w:r>
-        <w:t xml:space="preserve"> commit –m “</w:t>
+        <w:t>$ git commit –m “</w:t>
       </w:r>
       <w:r>
         <w:rPr>
@@ -8837,17 +7864,7 @@
         </w:rPr>
       </w:pPr>
       <w:r>
-        <w:t xml:space="preserve">$ </w:t>
-      </w:r>
-      <w:proofErr w:type="spellStart"/>
-      <w:proofErr w:type="gramStart"/>
-      <w:r>
-        <w:t>git</w:t>
-      </w:r>
-      <w:proofErr w:type="spellEnd"/>
-      <w:proofErr w:type="gramEnd"/>
-      <w:r>
-        <w:t xml:space="preserve"> add </w:t>
+        <w:t xml:space="preserve">$ git add </w:t>
       </w:r>
       <w:r>
         <w:rPr>
@@ -8901,57 +7918,195 @@
         <w:pStyle w:val="SourceCode"/>
       </w:pPr>
       <w:r>
-        <w:t xml:space="preserve">$ </w:t>
-      </w:r>
-      <w:proofErr w:type="spellStart"/>
-      <w:proofErr w:type="gramStart"/>
-      <w:r>
+        <w:t>$ git commit –m “</w:t>
+      </w:r>
+      <w:r>
+        <w:rPr>
+          <w:rStyle w:val="SourceCodenon-literal"/>
+        </w:rPr>
+        <w:t>Description of change.</w:t>
+      </w:r>
+      <w:r>
+        <w:t>”</w:t>
+      </w:r>
+    </w:p>
+    <w:p>
+      <w:pPr>
+        <w:pStyle w:val="Heading4"/>
+      </w:pPr>
+      <w:r>
+        <w:t>Revert a Change</w:t>
+      </w:r>
+    </w:p>
+    <w:p>
+      <w:pPr>
+        <w:pStyle w:val="Body-Text"/>
+        <w:rPr>
+          <w:lang w:eastAsia="ar-SA"/>
+        </w:rPr>
+      </w:pPr>
+      <w:r>
+        <w:rPr>
+          <w:lang w:eastAsia="ar-SA"/>
+        </w:rPr>
+        <w:t xml:space="preserve">To discard a change to a file in the working directory before it has been staged use the </w:t>
+      </w:r>
+      <w:r>
+        <w:rPr>
+          <w:rStyle w:val="SourceCodechar"/>
+        </w:rPr>
         <w:t>git</w:t>
       </w:r>
-      <w:proofErr w:type="spellEnd"/>
-      <w:proofErr w:type="gramEnd"/>
-      <w:r>
-        <w:t xml:space="preserve"> commit –m “</w:t>
+      <w:r>
+        <w:rPr>
+          <w:lang w:eastAsia="ar-SA"/>
+        </w:rPr>
+        <w:t xml:space="preserve"> </w:t>
+      </w:r>
+      <w:r>
+        <w:rPr>
+          <w:rStyle w:val="SourceCodechar"/>
+        </w:rPr>
+        <w:t>restore</w:t>
+      </w:r>
+      <w:r>
+        <w:rPr>
+          <w:lang w:eastAsia="ar-SA"/>
+        </w:rPr>
+        <w:t xml:space="preserve"> command.</w:t>
+      </w:r>
+      <w:r>
+        <w:rPr>
+          <w:lang w:eastAsia="ar-SA"/>
+        </w:rPr>
+        <w:t xml:space="preserve"> This restores the file to the state it was in after the last time it was committed.</w:t>
+      </w:r>
+    </w:p>
+    <w:p>
+      <w:pPr>
+        <w:pStyle w:val="SourceCode"/>
+      </w:pPr>
+      <w:r>
+        <w:rPr>
+          <w:lang w:eastAsia="ar-SA"/>
+        </w:rPr>
+        <w:t xml:space="preserve">$ git </w:t>
+      </w:r>
+      <w:r>
+        <w:t>restore</w:t>
+      </w:r>
+      <w:r>
+        <w:t xml:space="preserve"> </w:t>
       </w:r>
       <w:r>
         <w:rPr>
           <w:rStyle w:val="SourceCodenon-literal"/>
         </w:rPr>
-        <w:t>Description of change.</w:t>
-      </w:r>
-      <w:r>
-        <w:t>”</w:t>
-      </w:r>
-    </w:p>
-    <w:p>
-      <w:pPr>
-        <w:pStyle w:val="Heading4"/>
-      </w:pPr>
-      <w:r>
-        <w:t>Revert a Change</w:t>
-      </w:r>
+        <w:t>filename</w:t>
+      </w:r>
+      <w:r>
+        <w:tab/>
+      </w:r>
+      <w:r>
+        <w:tab/>
+        <w:t>#</w:t>
+      </w:r>
+      <w:r>
+        <w:t xml:space="preserve"> </w:t>
+      </w:r>
+      <w:r>
+        <w:t>Restore the file</w:t>
+      </w:r>
+    </w:p>
+    <w:p>
+      <w:pPr>
+        <w:pStyle w:val="SourceCode"/>
+      </w:pPr>
+      <w:r>
+        <w:t>$ git restore .</w:t>
+      </w:r>
+      <w:r>
+        <w:tab/>
+      </w:r>
+      <w:r>
+        <w:tab/>
+        <w:t xml:space="preserve"># Restore all files in the </w:t>
+      </w:r>
+      <w:r>
+        <w:t>current</w:t>
+      </w:r>
+      <w:r>
+        <w:t xml:space="preserve"> directory</w:t>
+      </w:r>
+    </w:p>
+    <w:p>
+      <w:pPr>
+        <w:pStyle w:val="SourceCode"/>
+      </w:pPr>
+      <w:r>
+        <w:tab/>
+      </w:r>
+      <w:r>
+        <w:tab/>
+      </w:r>
+      <w:r>
+        <w:tab/>
+      </w:r>
+      <w:r>
+        <w:tab/>
+        <w:t># and subdirectories.</w:t>
+      </w:r>
+    </w:p>
+    <w:p>
+      <w:pPr>
+        <w:pStyle w:val="Heading3"/>
+      </w:pPr>
+      <w:bookmarkStart w:id="17" w:name="_Toc235196296"/>
+      <w:r>
+        <w:t>Stage a File</w:t>
+      </w:r>
+      <w:bookmarkEnd w:id="17"/>
     </w:p>
     <w:p>
       <w:pPr>
         <w:pStyle w:val="Body-Text"/>
-        <w:rPr>
-          <w:lang w:eastAsia="ar-SA"/>
-        </w:rPr>
-      </w:pPr>
-      <w:r>
-        <w:rPr>
-          <w:lang w:eastAsia="ar-SA"/>
-        </w:rPr>
-        <w:t xml:space="preserve">To discard a change to a file in the working directory before it has been staged use the </w:t>
-      </w:r>
-      <w:proofErr w:type="spellStart"/>
+      </w:pPr>
+      <w:r>
+        <w:rPr>
+          <w:lang w:eastAsia="ar-SA"/>
+        </w:rPr>
+        <w:t xml:space="preserve">Any change to the working directory, such as adding, deleting, </w:t>
+      </w:r>
+      <w:r>
+        <w:rPr>
+          <w:lang w:eastAsia="ar-SA"/>
+        </w:rPr>
+        <w:t>or</w:t>
+      </w:r>
+      <w:r>
+        <w:rPr>
+          <w:lang w:eastAsia="ar-SA"/>
+        </w:rPr>
+        <w:t xml:space="preserve"> modifying a file, needs to be </w:t>
+      </w:r>
+      <w:r>
+        <w:rPr>
+          <w:lang w:eastAsia="ar-SA"/>
+        </w:rPr>
+        <w:t>added to the staging area</w:t>
+      </w:r>
+      <w:r>
+        <w:rPr>
+          <w:lang w:eastAsia="ar-SA"/>
+        </w:rPr>
+        <w:t xml:space="preserve"> before the change can be committed. Use the </w:t>
+      </w:r>
       <w:r>
         <w:rPr>
           <w:rStyle w:val="SourceCodechar"/>
         </w:rPr>
         <w:t>git</w:t>
       </w:r>
-      <w:proofErr w:type="spellEnd"/>
       <w:r>
         <w:rPr>
           <w:lang w:eastAsia="ar-SA"/>
@@ -8962,328 +8117,118 @@
         <w:rPr>
           <w:rStyle w:val="SourceCodechar"/>
         </w:rPr>
-        <w:t>restore</w:t>
-      </w:r>
-      <w:r>
-        <w:rPr>
-          <w:lang w:eastAsia="ar-SA"/>
-        </w:rPr>
-        <w:t xml:space="preserve"> command.</w:t>
-      </w:r>
-      <w:r>
-        <w:rPr>
-          <w:lang w:eastAsia="ar-SA"/>
-        </w:rPr>
-        <w:t xml:space="preserve"> This restores the file to the state it was in after the last time it was committed.</w:t>
-      </w:r>
-    </w:p>
-    <w:p>
-      <w:pPr>
-        <w:pStyle w:val="SourceCode"/>
-      </w:pPr>
-      <w:r>
-        <w:rPr>
-          <w:lang w:eastAsia="ar-SA"/>
-        </w:rPr>
-        <w:t xml:space="preserve">$ </w:t>
-      </w:r>
-      <w:proofErr w:type="spellStart"/>
-      <w:proofErr w:type="gramStart"/>
-      <w:r>
-        <w:rPr>
-          <w:lang w:eastAsia="ar-SA"/>
+        <w:t>add</w:t>
+      </w:r>
+      <w:r>
+        <w:rPr>
+          <w:lang w:eastAsia="ar-SA"/>
+        </w:rPr>
+        <w:t xml:space="preserve"> command to stage a file. </w:t>
+      </w:r>
+      <w:r>
+        <w:t xml:space="preserve">If more than one file is changed, you can specify all the names to the </w:t>
+      </w:r>
+      <w:r>
+        <w:rPr>
+          <w:rStyle w:val="SourceCodechar"/>
         </w:rPr>
         <w:t>git</w:t>
       </w:r>
-      <w:proofErr w:type="spellEnd"/>
-      <w:proofErr w:type="gramEnd"/>
-      <w:r>
-        <w:rPr>
-          <w:lang w:eastAsia="ar-SA"/>
-        </w:rPr>
+      <w:r>
         <w:t xml:space="preserve"> </w:t>
       </w:r>
       <w:r>
-        <w:t>restore</w:t>
+        <w:rPr>
+          <w:rStyle w:val="SourceCodechar"/>
+        </w:rPr>
+        <w:t>add</w:t>
+      </w:r>
+      <w:r>
+        <w:t xml:space="preserve"> command or you can specify dot (“.”) instead of the file name to add</w:t>
       </w:r>
       <w:r>
         <w:t xml:space="preserve"> </w:t>
       </w:r>
       <w:r>
+        <w:t>all files that have been added, deleted, or modified anywhere in the current directory to the staging area.</w:t>
+      </w:r>
+    </w:p>
+    <w:p>
+      <w:pPr>
+        <w:pStyle w:val="SourceCode"/>
         <w:rPr>
           <w:rStyle w:val="SourceCodenon-literal"/>
         </w:rPr>
+      </w:pPr>
+      <w:r>
+        <w:t xml:space="preserve">$ git add </w:t>
+      </w:r>
+      <w:r>
+        <w:rPr>
+          <w:rStyle w:val="SourceCodenon-literal"/>
+        </w:rPr>
         <w:t>filename</w:t>
       </w:r>
-      <w:r>
-        <w:tab/>
-      </w:r>
-      <w:r>
-        <w:tab/>
-        <w:t>#</w:t>
+    </w:p>
+    <w:p>
+      <w:pPr>
+        <w:pStyle w:val="SourceCode"/>
+        <w:rPr>
+          <w:rFonts w:ascii="Times New Roman" w:hAnsi="Times New Roman"/>
+        </w:rPr>
+      </w:pPr>
+    </w:p>
+    <w:p>
+      <w:pPr>
+        <w:pStyle w:val="Body-Text"/>
+        <w:rPr>
+          <w:lang w:eastAsia="ar-SA"/>
+        </w:rPr>
+      </w:pPr>
+      <w:r>
+        <w:rPr>
+          <w:lang w:eastAsia="ar-SA"/>
+        </w:rPr>
+        <w:t>If you stage a file and then make another change to the file, you need to re-stage the file; otherwise, only the first change will be committed, but the second change will remain in the file in the working directory.</w:t>
+      </w:r>
+    </w:p>
+    <w:p>
+      <w:pPr>
+        <w:pStyle w:val="Body-Text"/>
+      </w:pPr>
+      <w:r>
+        <w:rPr>
+          <w:lang w:eastAsia="ar-SA"/>
+        </w:rPr>
+        <w:t>Instead</w:t>
+      </w:r>
+      <w:r>
+        <w:t xml:space="preserve"> of the </w:t>
+      </w:r>
+      <w:r>
+        <w:rPr>
+          <w:rStyle w:val="SourceCodechar"/>
+        </w:rPr>
+        <w:t>git</w:t>
       </w:r>
       <w:r>
         <w:t xml:space="preserve"> </w:t>
       </w:r>
       <w:r>
-        <w:t>Restore the file</w:t>
-      </w:r>
-    </w:p>
-    <w:p>
-      <w:pPr>
-        <w:pStyle w:val="SourceCode"/>
-      </w:pPr>
-      <w:r>
-        <w:t xml:space="preserve">$ </w:t>
-      </w:r>
-      <w:proofErr w:type="spellStart"/>
-      <w:proofErr w:type="gramStart"/>
-      <w:r>
+        <w:rPr>
+          <w:rStyle w:val="SourceCodechar"/>
+        </w:rPr>
+        <w:t>add</w:t>
+      </w:r>
+      <w:r>
+        <w:t xml:space="preserve"> command, you could also use the </w:t>
+      </w:r>
+      <w:r>
+        <w:rPr>
+          <w:rStyle w:val="SourceCodechar"/>
+        </w:rPr>
         <w:t>git</w:t>
       </w:r>
-      <w:proofErr w:type="spellEnd"/>
-      <w:proofErr w:type="gramEnd"/>
-      <w:r>
-        <w:t xml:space="preserve"> restore .</w:t>
-      </w:r>
-      <w:r>
-        <w:tab/>
-      </w:r>
-      <w:r>
-        <w:tab/>
-        <w:t xml:space="preserve"># Restore all files in the </w:t>
-      </w:r>
-      <w:r>
-        <w:t>current</w:t>
-      </w:r>
-      <w:r>
-        <w:t xml:space="preserve"> directory</w:t>
-      </w:r>
-    </w:p>
-    <w:p>
-      <w:pPr>
-        <w:pStyle w:val="SourceCode"/>
-      </w:pPr>
-      <w:r>
-        <w:tab/>
-      </w:r>
-      <w:r>
-        <w:tab/>
-      </w:r>
-      <w:r>
-        <w:tab/>
-      </w:r>
-      <w:r>
-        <w:tab/>
-        <w:t xml:space="preserve"># </w:t>
-      </w:r>
-      <w:proofErr w:type="gramStart"/>
-      <w:r>
-        <w:t>and</w:t>
-      </w:r>
-      <w:proofErr w:type="gramEnd"/>
-      <w:r>
-        <w:t xml:space="preserve"> subdirectories.</w:t>
-      </w:r>
-    </w:p>
-    <w:p>
-      <w:pPr>
-        <w:pStyle w:val="Heading3"/>
-      </w:pPr>
-      <w:bookmarkStart w:id="17" w:name="_Toc235196296"/>
-      <w:r>
-        <w:t>Stage a File</w:t>
-      </w:r>
-      <w:bookmarkEnd w:id="17"/>
-    </w:p>
-    <w:p>
-      <w:pPr>
-        <w:pStyle w:val="Body-Text"/>
-      </w:pPr>
-      <w:r>
-        <w:rPr>
-          <w:lang w:eastAsia="ar-SA"/>
-        </w:rPr>
-        <w:t xml:space="preserve">Any change to the working directory, such as adding, deleting, </w:t>
-      </w:r>
-      <w:r>
-        <w:rPr>
-          <w:lang w:eastAsia="ar-SA"/>
-        </w:rPr>
-        <w:t>or</w:t>
-      </w:r>
-      <w:r>
-        <w:rPr>
-          <w:lang w:eastAsia="ar-SA"/>
-        </w:rPr>
-        <w:t xml:space="preserve"> modifying a file, needs to be </w:t>
-      </w:r>
-      <w:r>
-        <w:rPr>
-          <w:lang w:eastAsia="ar-SA"/>
-        </w:rPr>
-        <w:t>added to the staging area</w:t>
-      </w:r>
-      <w:r>
-        <w:rPr>
-          <w:lang w:eastAsia="ar-SA"/>
-        </w:rPr>
-        <w:t xml:space="preserve"> before the change can be committed. </w:t>
-      </w:r>
-      <w:proofErr w:type="gramStart"/>
-      <w:r>
-        <w:rPr>
-          <w:lang w:eastAsia="ar-SA"/>
-        </w:rPr>
-        <w:t xml:space="preserve">Use the </w:t>
-      </w:r>
-      <w:proofErr w:type="spellStart"/>
-      <w:r>
-        <w:rPr>
-          <w:rStyle w:val="SourceCodechar"/>
-        </w:rPr>
-        <w:t>git</w:t>
-      </w:r>
-      <w:proofErr w:type="spellEnd"/>
-      <w:r>
-        <w:rPr>
-          <w:lang w:eastAsia="ar-SA"/>
-        </w:rPr>
-        <w:t xml:space="preserve"> </w:t>
-      </w:r>
-      <w:r>
-        <w:rPr>
-          <w:rStyle w:val="SourceCodechar"/>
-        </w:rPr>
-        <w:t>add</w:t>
-      </w:r>
-      <w:proofErr w:type="gramEnd"/>
-      <w:r>
-        <w:rPr>
-          <w:lang w:eastAsia="ar-SA"/>
-        </w:rPr>
-        <w:t xml:space="preserve"> command to stage a file. </w:t>
-      </w:r>
-      <w:r>
-        <w:t xml:space="preserve">If more than one file is changed, you can specify all the names to the </w:t>
-      </w:r>
-      <w:proofErr w:type="spellStart"/>
-      <w:r>
-        <w:rPr>
-          <w:rStyle w:val="SourceCodechar"/>
-        </w:rPr>
-        <w:t>git</w:t>
-      </w:r>
-      <w:proofErr w:type="spellEnd"/>
-      <w:r>
-        <w:t xml:space="preserve"> </w:t>
-      </w:r>
-      <w:r>
-        <w:rPr>
-          <w:rStyle w:val="SourceCodechar"/>
-        </w:rPr>
-        <w:t>add</w:t>
-      </w:r>
-      <w:r>
-        <w:t xml:space="preserve"> command or you can specify dot (“.”) instead of the file name to add</w:t>
-      </w:r>
-      <w:r>
-        <w:t xml:space="preserve"> </w:t>
-      </w:r>
-      <w:r>
-        <w:t>all files that have been added, deleted, or modified anywhere in the current directory to the staging area.</w:t>
-      </w:r>
-    </w:p>
-    <w:p>
-      <w:pPr>
-        <w:pStyle w:val="SourceCode"/>
-        <w:rPr>
-          <w:rStyle w:val="SourceCodenon-literal"/>
-        </w:rPr>
-      </w:pPr>
-      <w:r>
-        <w:t xml:space="preserve">$ </w:t>
-      </w:r>
-      <w:proofErr w:type="spellStart"/>
-      <w:proofErr w:type="gramStart"/>
-      <w:r>
-        <w:t>git</w:t>
-      </w:r>
-      <w:proofErr w:type="spellEnd"/>
-      <w:proofErr w:type="gramEnd"/>
-      <w:r>
-        <w:t xml:space="preserve"> add </w:t>
-      </w:r>
-      <w:r>
-        <w:rPr>
-          <w:rStyle w:val="SourceCodenon-literal"/>
-        </w:rPr>
-        <w:t>filename</w:t>
-      </w:r>
-    </w:p>
-    <w:p>
-      <w:pPr>
-        <w:pStyle w:val="SourceCode"/>
-        <w:rPr>
-          <w:rFonts w:ascii="Times New Roman" w:hAnsi="Times New Roman"/>
-        </w:rPr>
-      </w:pPr>
-    </w:p>
-    <w:p>
-      <w:pPr>
-        <w:pStyle w:val="Body-Text"/>
-        <w:rPr>
-          <w:lang w:eastAsia="ar-SA"/>
-        </w:rPr>
-      </w:pPr>
-      <w:r>
-        <w:rPr>
-          <w:lang w:eastAsia="ar-SA"/>
-        </w:rPr>
-        <w:t>If you stage a file and then make another change to the file, you need to re-stage the file; otherwise, only the first change will be committed, but the second change will remain in the file in the working directory.</w:t>
-      </w:r>
-    </w:p>
-    <w:p>
-      <w:pPr>
-        <w:pStyle w:val="Body-Text"/>
-      </w:pPr>
-      <w:r>
-        <w:rPr>
-          <w:lang w:eastAsia="ar-SA"/>
-        </w:rPr>
-        <w:t>Instead</w:t>
-      </w:r>
-      <w:r>
-        <w:t xml:space="preserve"> of the </w:t>
-      </w:r>
-      <w:proofErr w:type="spellStart"/>
-      <w:r>
-        <w:rPr>
-          <w:rStyle w:val="SourceCodechar"/>
-        </w:rPr>
-        <w:t>git</w:t>
-      </w:r>
-      <w:proofErr w:type="spellEnd"/>
-      <w:r>
-        <w:t xml:space="preserve"> </w:t>
-      </w:r>
-      <w:r>
-        <w:rPr>
-          <w:rStyle w:val="SourceCodechar"/>
-        </w:rPr>
-        <w:t>add</w:t>
-      </w:r>
-      <w:r>
-        <w:t xml:space="preserve"> command, you could also use the </w:t>
-      </w:r>
-      <w:proofErr w:type="spellStart"/>
-      <w:r>
-        <w:rPr>
-          <w:rStyle w:val="SourceCodechar"/>
-        </w:rPr>
-        <w:t>git</w:t>
-      </w:r>
-      <w:proofErr w:type="spellEnd"/>
       <w:r>
         <w:t xml:space="preserve"> </w:t>
       </w:r>
@@ -9335,17 +8280,7 @@
         </w:rPr>
       </w:pPr>
       <w:r>
-        <w:t xml:space="preserve">$ </w:t>
-      </w:r>
-      <w:proofErr w:type="spellStart"/>
-      <w:proofErr w:type="gramStart"/>
-      <w:r>
-        <w:t>git</w:t>
-      </w:r>
-      <w:proofErr w:type="spellEnd"/>
-      <w:proofErr w:type="gramEnd"/>
-      <w:r>
-        <w:t xml:space="preserve"> reset </w:t>
+        <w:t xml:space="preserve">$ git reset </w:t>
       </w:r>
       <w:r>
         <w:rPr>
@@ -9377,174 +8312,114 @@
         </w:rPr>
         <w:t xml:space="preserve"># </w:t>
       </w:r>
-      <w:proofErr w:type="spellStart"/>
       <w:r>
         <w:rPr>
           <w:rStyle w:val="SourceCodenon-literal"/>
           <w:rFonts w:ascii="Courier New" w:hAnsi="Courier New"/>
           <w:i w:val="0"/>
         </w:rPr>
-        <w:t>Unstage</w:t>
-      </w:r>
-      <w:proofErr w:type="spellEnd"/>
+        <w:t>Unstage a file</w:t>
+      </w:r>
+    </w:p>
+    <w:p>
+      <w:pPr>
+        <w:pStyle w:val="SourceCode"/>
+      </w:pPr>
       <w:r>
         <w:rPr>
           <w:rStyle w:val="SourceCodenon-literal"/>
           <w:rFonts w:ascii="Courier New" w:hAnsi="Courier New"/>
           <w:i w:val="0"/>
         </w:rPr>
-        <w:t xml:space="preserve"> a file</w:t>
-      </w:r>
-    </w:p>
-    <w:p>
-      <w:pPr>
-        <w:pStyle w:val="SourceCode"/>
-      </w:pPr>
+        <w:t>$ git reset</w:t>
+      </w:r>
       <w:r>
         <w:rPr>
           <w:rStyle w:val="SourceCodenon-literal"/>
           <w:rFonts w:ascii="Courier New" w:hAnsi="Courier New"/>
           <w:i w:val="0"/>
         </w:rPr>
-        <w:t xml:space="preserve">$ </w:t>
-      </w:r>
-      <w:proofErr w:type="spellStart"/>
-      <w:proofErr w:type="gramStart"/>
+        <w:tab/>
+      </w:r>
       <w:r>
         <w:rPr>
           <w:rStyle w:val="SourceCodenon-literal"/>
           <w:rFonts w:ascii="Courier New" w:hAnsi="Courier New"/>
           <w:i w:val="0"/>
         </w:rPr>
-        <w:t>git</w:t>
-      </w:r>
-      <w:proofErr w:type="spellEnd"/>
-      <w:proofErr w:type="gramEnd"/>
+        <w:tab/>
+      </w:r>
       <w:r>
         <w:rPr>
           <w:rStyle w:val="SourceCodenon-literal"/>
           <w:rFonts w:ascii="Courier New" w:hAnsi="Courier New"/>
           <w:i w:val="0"/>
         </w:rPr>
-        <w:t xml:space="preserve"> reset</w:t>
+        <w:tab/>
+        <w:t># Unstage everything</w:t>
+      </w:r>
+    </w:p>
+    <w:p>
+      <w:pPr>
+        <w:pStyle w:val="Heading3"/>
+      </w:pPr>
+      <w:bookmarkStart w:id="18" w:name="_Toc235196297"/>
+      <w:r>
+        <w:t xml:space="preserve">Commit a </w:t>
+      </w:r>
+      <w:r>
+        <w:t>Change</w:t>
+      </w:r>
+      <w:bookmarkEnd w:id="18"/>
+    </w:p>
+    <w:p>
+      <w:pPr>
+        <w:pStyle w:val="Body-Text"/>
+        <w:rPr>
+          <w:lang w:eastAsia="ar-SA"/>
+        </w:rPr>
+      </w:pPr>
+      <w:r>
+        <w:rPr>
+          <w:lang w:eastAsia="ar-SA"/>
+        </w:rPr>
+        <w:t xml:space="preserve">The </w:t>
+      </w:r>
+      <w:r>
+        <w:rPr>
+          <w:rStyle w:val="SourceCodechar"/>
+        </w:rPr>
+        <w:t>git</w:t>
+      </w:r>
+      <w:r>
+        <w:rPr>
+          <w:lang w:eastAsia="ar-SA"/>
+        </w:rPr>
+        <w:t xml:space="preserve"> </w:t>
+      </w:r>
+      <w:r>
+        <w:rPr>
+          <w:rStyle w:val="SourceCodechar"/>
+        </w:rPr>
+        <w:t>commit</w:t>
+      </w:r>
+      <w:r>
+        <w:rPr>
+          <w:lang w:eastAsia="ar-SA"/>
+        </w:rPr>
+        <w:t xml:space="preserve"> command will make all the changes in the staging area a permanent change in the repository.</w:t>
+      </w:r>
+    </w:p>
+    <w:p>
+      <w:pPr>
+        <w:pStyle w:val="SourceCode"/>
+      </w:pPr>
+      <w:r>
+        <w:t>$ git commit –m “</w:t>
       </w:r>
       <w:r>
         <w:rPr>
           <w:rStyle w:val="SourceCodenon-literal"/>
-          <w:rFonts w:ascii="Courier New" w:hAnsi="Courier New"/>
-          <w:i w:val="0"/>
-        </w:rPr>
-        <w:tab/>
-      </w:r>
-      <w:r>
-        <w:rPr>
-          <w:rStyle w:val="SourceCodenon-literal"/>
-          <w:rFonts w:ascii="Courier New" w:hAnsi="Courier New"/>
-          <w:i w:val="0"/>
-        </w:rPr>
-        <w:tab/>
-      </w:r>
-      <w:r>
-        <w:rPr>
-          <w:rStyle w:val="SourceCodenon-literal"/>
-          <w:rFonts w:ascii="Courier New" w:hAnsi="Courier New"/>
-          <w:i w:val="0"/>
-        </w:rPr>
-        <w:tab/>
-        <w:t xml:space="preserve"># </w:t>
-      </w:r>
-      <w:proofErr w:type="spellStart"/>
-      <w:r>
-        <w:rPr>
-          <w:rStyle w:val="SourceCodenon-literal"/>
-          <w:rFonts w:ascii="Courier New" w:hAnsi="Courier New"/>
-          <w:i w:val="0"/>
-        </w:rPr>
-        <w:t>Unstage</w:t>
-      </w:r>
-      <w:proofErr w:type="spellEnd"/>
-      <w:r>
-        <w:rPr>
-          <w:rStyle w:val="SourceCodenon-literal"/>
-          <w:rFonts w:ascii="Courier New" w:hAnsi="Courier New"/>
-          <w:i w:val="0"/>
-        </w:rPr>
-        <w:t xml:space="preserve"> everything</w:t>
-      </w:r>
-    </w:p>
-    <w:p>
-      <w:pPr>
-        <w:pStyle w:val="Heading3"/>
-      </w:pPr>
-      <w:bookmarkStart w:id="18" w:name="_Toc235196297"/>
-      <w:r>
-        <w:t xml:space="preserve">Commit a </w:t>
-      </w:r>
-      <w:r>
-        <w:t>Change</w:t>
-      </w:r>
-      <w:bookmarkEnd w:id="18"/>
-    </w:p>
-    <w:p>
-      <w:pPr>
-        <w:pStyle w:val="Body-Text"/>
-        <w:rPr>
-          <w:lang w:eastAsia="ar-SA"/>
-        </w:rPr>
-      </w:pPr>
-      <w:r>
-        <w:rPr>
-          <w:lang w:eastAsia="ar-SA"/>
-        </w:rPr>
-        <w:t xml:space="preserve">The </w:t>
-      </w:r>
-      <w:proofErr w:type="spellStart"/>
-      <w:r>
-        <w:rPr>
-          <w:rStyle w:val="SourceCodechar"/>
-        </w:rPr>
-        <w:t>git</w:t>
-      </w:r>
-      <w:proofErr w:type="spellEnd"/>
-      <w:r>
-        <w:rPr>
-          <w:lang w:eastAsia="ar-SA"/>
-        </w:rPr>
-        <w:t xml:space="preserve"> </w:t>
-      </w:r>
-      <w:r>
-        <w:rPr>
-          <w:rStyle w:val="SourceCodechar"/>
-        </w:rPr>
-        <w:t>commit</w:t>
-      </w:r>
-      <w:r>
-        <w:rPr>
-          <w:lang w:eastAsia="ar-SA"/>
-        </w:rPr>
-        <w:t xml:space="preserve"> command will make all the changes in the staging area a permanent change in the repository.</w:t>
-      </w:r>
-    </w:p>
-    <w:p>
-      <w:pPr>
-        <w:pStyle w:val="SourceCode"/>
-      </w:pPr>
-      <w:r>
-        <w:t xml:space="preserve">$ </w:t>
-      </w:r>
-      <w:proofErr w:type="spellStart"/>
-      <w:proofErr w:type="gramStart"/>
-      <w:r>
-        <w:t>git</w:t>
-      </w:r>
-      <w:proofErr w:type="spellEnd"/>
-      <w:proofErr w:type="gramEnd"/>
-      <w:r>
-        <w:t xml:space="preserve"> commit –m “</w:t>
-      </w:r>
-      <w:r>
-        <w:rPr>
-          <w:rStyle w:val="SourceCodenon-literal"/>
         </w:rPr>
         <w:t>Description of change.</w:t>
       </w:r>
@@ -9571,23 +8446,7 @@
         <w:rPr>
           <w:lang w:eastAsia="ar-SA"/>
         </w:rPr>
-        <w:t xml:space="preserve">$ </w:t>
-      </w:r>
-      <w:proofErr w:type="spellStart"/>
-      <w:proofErr w:type="gramStart"/>
-      <w:r>
-        <w:rPr>
-          <w:lang w:eastAsia="ar-SA"/>
-        </w:rPr>
-        <w:t>git</w:t>
-      </w:r>
-      <w:proofErr w:type="spellEnd"/>
-      <w:proofErr w:type="gramEnd"/>
-      <w:r>
-        <w:rPr>
-          <w:lang w:eastAsia="ar-SA"/>
-        </w:rPr>
-        <w:t xml:space="preserve"> revert HEAD</w:t>
+        <w:t>$ git revert HEAD</w:t>
       </w:r>
       <w:r>
         <w:rPr>
@@ -9701,14 +8560,12 @@
         </w:rPr>
         <w:t xml:space="preserve"> you can use the </w:t>
       </w:r>
-      <w:proofErr w:type="spellStart"/>
       <w:r>
         <w:rPr>
           <w:rStyle w:val="SourceCodechar"/>
         </w:rPr>
         <w:t>git</w:t>
       </w:r>
-      <w:proofErr w:type="spellEnd"/>
       <w:r>
         <w:t xml:space="preserve"> </w:t>
       </w:r>
@@ -9736,23 +8593,7 @@
         <w:rPr>
           <w:lang w:eastAsia="ar-SA"/>
         </w:rPr>
-        <w:t xml:space="preserve">$ </w:t>
-      </w:r>
-      <w:proofErr w:type="spellStart"/>
-      <w:proofErr w:type="gramStart"/>
-      <w:r>
-        <w:rPr>
-          <w:lang w:eastAsia="ar-SA"/>
-        </w:rPr>
-        <w:t>git</w:t>
-      </w:r>
-      <w:proofErr w:type="spellEnd"/>
-      <w:proofErr w:type="gramEnd"/>
-      <w:r>
-        <w:rPr>
-          <w:lang w:eastAsia="ar-SA"/>
-        </w:rPr>
-        <w:t xml:space="preserve"> push</w:t>
+        <w:t>$ git push</w:t>
       </w:r>
     </w:p>
     <w:p>
@@ -9811,24 +8652,15 @@
       <w:r>
         <w:t xml:space="preserve">$ </w:t>
       </w:r>
-      <w:proofErr w:type="spellStart"/>
-      <w:proofErr w:type="gramStart"/>
-      <w:r>
-        <w:t>cd</w:t>
-      </w:r>
-      <w:proofErr w:type="spellEnd"/>
-      <w:proofErr w:type="gramEnd"/>
-      <w:r>
-        <w:t xml:space="preserve"> </w:t>
-      </w:r>
-      <w:proofErr w:type="spellStart"/>
+      <w:r>
+        <w:t xml:space="preserve">cd </w:t>
+      </w:r>
       <w:r>
         <w:rPr>
           <w:rStyle w:val="SourceCodenon-literal"/>
         </w:rPr>
         <w:t>TaxToolsDirectory</w:t>
       </w:r>
-      <w:proofErr w:type="spellEnd"/>
     </w:p>
     <w:p>
       <w:pPr>
@@ -9837,15 +8669,8 @@
       <w:r>
         <w:t xml:space="preserve">$ </w:t>
       </w:r>
-      <w:proofErr w:type="spellStart"/>
-      <w:proofErr w:type="gramStart"/>
-      <w:r>
-        <w:t>git</w:t>
-      </w:r>
-      <w:proofErr w:type="spellEnd"/>
-      <w:proofErr w:type="gramEnd"/>
-      <w:r>
-        <w:t xml:space="preserve"> pull</w:t>
+      <w:r>
+        <w:t>git pull</w:t>
       </w:r>
     </w:p>
     <w:p>
@@ -9879,17 +8704,7 @@
         <w:pStyle w:val="SourceCode"/>
       </w:pPr>
       <w:r>
-        <w:t xml:space="preserve">$ </w:t>
-      </w:r>
-      <w:proofErr w:type="spellStart"/>
-      <w:proofErr w:type="gramStart"/>
-      <w:r>
-        <w:t>git</w:t>
-      </w:r>
-      <w:proofErr w:type="spellEnd"/>
-      <w:proofErr w:type="gramEnd"/>
-      <w:r>
-        <w:t xml:space="preserve"> checkout develop</w:t>
+        <w:t>$ git checkout develop</w:t>
       </w:r>
       <w:r>
         <w:tab/>
@@ -9904,17 +8719,7 @@
         <w:pStyle w:val="SourceCode"/>
       </w:pPr>
       <w:r>
-        <w:t xml:space="preserve">$ </w:t>
-      </w:r>
-      <w:proofErr w:type="spellStart"/>
-      <w:proofErr w:type="gramStart"/>
-      <w:r>
-        <w:t>git</w:t>
-      </w:r>
-      <w:proofErr w:type="spellEnd"/>
-      <w:proofErr w:type="gramEnd"/>
-      <w:r>
-        <w:t xml:space="preserve"> checkout –b </w:t>
+        <w:t xml:space="preserve">$ git checkout –b </w:t>
       </w:r>
       <w:r>
         <w:rPr>
@@ -9975,17 +8780,12 @@
         <w:ind w:firstLine="720"/>
       </w:pPr>
       <w:r>
-        <w:t xml:space="preserve">$ </w:t>
-      </w:r>
-      <w:proofErr w:type="gramStart"/>
-      <w:r>
-        <w:t>code .</w:t>
+        <w:t>$ code .</w:t>
       </w:r>
       <w:r>
         <w:tab/>
         <w:t># Run VS Code editor in the current directory.</w:t>
       </w:r>
-      <w:proofErr w:type="gramEnd"/>
     </w:p>
     <w:p>
       <w:pPr>
@@ -10007,17 +8807,7 @@
         <w:ind w:firstLine="720"/>
       </w:pPr>
       <w:r>
-        <w:t xml:space="preserve">$ </w:t>
-      </w:r>
-      <w:proofErr w:type="spellStart"/>
-      <w:proofErr w:type="gramStart"/>
-      <w:r>
-        <w:t>git</w:t>
-      </w:r>
-      <w:proofErr w:type="spellEnd"/>
-      <w:proofErr w:type="gramEnd"/>
-      <w:r>
-        <w:t xml:space="preserve"> add .</w:t>
+        <w:t>$ git add .</w:t>
       </w:r>
       <w:r>
         <w:tab/>
@@ -10030,17 +8820,7 @@
         <w:ind w:firstLine="720"/>
       </w:pPr>
       <w:r>
-        <w:t xml:space="preserve">$ </w:t>
-      </w:r>
-      <w:proofErr w:type="spellStart"/>
-      <w:proofErr w:type="gramStart"/>
-      <w:r>
-        <w:t>git</w:t>
-      </w:r>
-      <w:proofErr w:type="spellEnd"/>
-      <w:proofErr w:type="gramEnd"/>
-      <w:r>
-        <w:t xml:space="preserve"> diff –staged</w:t>
+        <w:t>$ git diff –staged</w:t>
       </w:r>
     </w:p>
     <w:p>
@@ -10049,17 +8829,7 @@
         <w:ind w:firstLine="720"/>
       </w:pPr>
       <w:r>
-        <w:t xml:space="preserve">$ </w:t>
-      </w:r>
-      <w:proofErr w:type="spellStart"/>
-      <w:proofErr w:type="gramStart"/>
-      <w:r>
-        <w:t>git</w:t>
-      </w:r>
-      <w:proofErr w:type="spellEnd"/>
-      <w:proofErr w:type="gramEnd"/>
-      <w:r>
-        <w:t xml:space="preserve"> commit –m “</w:t>
+        <w:t>$ git commit –m “</w:t>
       </w:r>
       <w:r>
         <w:rPr>
@@ -10093,17 +8863,7 @@
         <w:pStyle w:val="SourceCode"/>
       </w:pPr>
       <w:r>
-        <w:t xml:space="preserve">$ </w:t>
-      </w:r>
-      <w:proofErr w:type="spellStart"/>
-      <w:proofErr w:type="gramStart"/>
-      <w:r>
-        <w:t>git</w:t>
-      </w:r>
-      <w:proofErr w:type="spellEnd"/>
-      <w:proofErr w:type="gramEnd"/>
-      <w:r>
-        <w:t xml:space="preserve"> checkout develop</w:t>
+        <w:t>$ git checkout develop</w:t>
       </w:r>
       <w:r>
         <w:tab/>
@@ -10118,17 +8878,7 @@
         </w:rPr>
       </w:pPr>
       <w:r>
-        <w:t xml:space="preserve">$ </w:t>
-      </w:r>
-      <w:proofErr w:type="spellStart"/>
-      <w:proofErr w:type="gramStart"/>
-      <w:r>
-        <w:t>git</w:t>
-      </w:r>
-      <w:proofErr w:type="spellEnd"/>
-      <w:proofErr w:type="gramEnd"/>
-      <w:r>
-        <w:t xml:space="preserve"> merge </w:t>
+        <w:t xml:space="preserve">$ git merge </w:t>
       </w:r>
       <w:r>
         <w:rPr>
@@ -10198,15 +8948,7 @@
         <w:pStyle w:val="SourceCode"/>
       </w:pPr>
       <w:r>
-        <w:t>$ commit –</w:t>
-      </w:r>
-      <w:proofErr w:type="gramStart"/>
-      <w:r>
-        <w:t>a</w:t>
-      </w:r>
-      <w:proofErr w:type="gramEnd"/>
-      <w:r>
-        <w:t xml:space="preserve"> “Update version”</w:t>
+        <w:t>$ commit –a “Update version”</w:t>
       </w:r>
     </w:p>
     <w:p>
@@ -10231,17 +8973,7 @@
         <w:pStyle w:val="SourceCode"/>
       </w:pPr>
       <w:r>
-        <w:t xml:space="preserve">$ </w:t>
-      </w:r>
-      <w:proofErr w:type="spellStart"/>
-      <w:proofErr w:type="gramStart"/>
-      <w:r>
-        <w:t>git</w:t>
-      </w:r>
-      <w:proofErr w:type="spellEnd"/>
-      <w:proofErr w:type="gramEnd"/>
-      <w:r>
-        <w:t xml:space="preserve"> push</w:t>
+        <w:t>$ git push</w:t>
       </w:r>
     </w:p>
     <w:p>
@@ -10261,15 +8993,7 @@
         <w:t>Update the Web page with the new prototype version</w:t>
       </w:r>
       <w:r>
-        <w:t xml:space="preserve">. Open </w:t>
-      </w:r>
-      <w:proofErr w:type="spellStart"/>
-      <w:r>
-        <w:t>DreamWeaver</w:t>
-      </w:r>
-      <w:proofErr w:type="spellEnd"/>
-      <w:r>
-        <w:t xml:space="preserve"> and push </w:t>
+        <w:t xml:space="preserve">. Open DreamWeaver and push </w:t>
       </w:r>
       <w:r>
         <w:t xml:space="preserve">the </w:t>
@@ -10314,19 +9038,11 @@
       <w:r>
         <w:t xml:space="preserve"> The </w:t>
       </w:r>
-      <w:proofErr w:type="spellStart"/>
       <w:r>
         <w:rPr>
           <w:rStyle w:val="SourceCodechar"/>
         </w:rPr>
-        <w:t>git</w:t>
-      </w:r>
-      <w:proofErr w:type="spellEnd"/>
-      <w:r>
-        <w:rPr>
-          <w:rStyle w:val="SourceCodechar"/>
-        </w:rPr>
-        <w:t xml:space="preserve"> status</w:t>
+        <w:t>git status</w:t>
       </w:r>
       <w:r>
         <w:t xml:space="preserve"> command </w:t>
@@ -10357,15 +9073,8 @@
       <w:r>
         <w:t xml:space="preserve">$ </w:t>
       </w:r>
-      <w:proofErr w:type="spellStart"/>
-      <w:proofErr w:type="gramStart"/>
-      <w:r>
-        <w:t>git</w:t>
-      </w:r>
-      <w:proofErr w:type="spellEnd"/>
-      <w:proofErr w:type="gramEnd"/>
-      <w:r>
-        <w:t xml:space="preserve"> </w:t>
+      <w:r>
+        <w:t xml:space="preserve">git </w:t>
       </w:r>
       <w:r>
         <w:t>status</w:t>
@@ -10394,35 +9103,15 @@
       </w:pPr>
       <w:r>
         <w:lastRenderedPageBreak/>
-        <w:t xml:space="preserve">$ </w:t>
-      </w:r>
-      <w:proofErr w:type="spellStart"/>
-      <w:proofErr w:type="gramStart"/>
-      <w:r>
-        <w:t>git</w:t>
-      </w:r>
-      <w:proofErr w:type="spellEnd"/>
-      <w:proofErr w:type="gramEnd"/>
-      <w:r>
-        <w:t xml:space="preserve"> checkout main</w:t>
-      </w:r>
-    </w:p>
-    <w:p>
-      <w:pPr>
-        <w:pStyle w:val="SourceCode"/>
-      </w:pPr>
-      <w:r>
-        <w:t xml:space="preserve">$ </w:t>
-      </w:r>
-      <w:proofErr w:type="spellStart"/>
-      <w:proofErr w:type="gramStart"/>
-      <w:r>
-        <w:t>git</w:t>
-      </w:r>
-      <w:proofErr w:type="spellEnd"/>
-      <w:proofErr w:type="gramEnd"/>
-      <w:r>
-        <w:t xml:space="preserve"> pull</w:t>
+        <w:t>$ git checkout main</w:t>
+      </w:r>
+    </w:p>
+    <w:p>
+      <w:pPr>
+        <w:pStyle w:val="SourceCode"/>
+      </w:pPr>
+      <w:r>
+        <w:t>$ git pull</w:t>
       </w:r>
     </w:p>
     <w:p>
@@ -10532,15 +9221,8 @@
       <w:r>
         <w:t xml:space="preserve">$ </w:t>
       </w:r>
-      <w:proofErr w:type="spellStart"/>
-      <w:proofErr w:type="gramStart"/>
-      <w:r>
-        <w:t>git</w:t>
-      </w:r>
-      <w:proofErr w:type="spellEnd"/>
-      <w:proofErr w:type="gramEnd"/>
-      <w:r>
-        <w:t xml:space="preserve"> </w:t>
+      <w:r>
+        <w:t xml:space="preserve">git </w:t>
       </w:r>
       <w:r>
         <w:t>commit –a “</w:t>
@@ -10583,17 +9265,7 @@
         <w:pStyle w:val="SourceCode"/>
       </w:pPr>
       <w:r>
-        <w:t xml:space="preserve">$ </w:t>
-      </w:r>
-      <w:proofErr w:type="spellStart"/>
-      <w:proofErr w:type="gramStart"/>
-      <w:r>
-        <w:t>git</w:t>
-      </w:r>
-      <w:proofErr w:type="spellEnd"/>
-      <w:proofErr w:type="gramEnd"/>
-      <w:r>
-        <w:t xml:space="preserve"> push</w:t>
+        <w:t>$ git push</w:t>
       </w:r>
     </w:p>
     <w:p>
@@ -10670,14 +9342,12 @@
       <w:r>
         <w:t xml:space="preserve"> The </w:t>
       </w:r>
-      <w:proofErr w:type="spellStart"/>
       <w:r>
         <w:rPr>
           <w:rStyle w:val="SourceCodechar"/>
         </w:rPr>
         <w:t>git</w:t>
       </w:r>
-      <w:proofErr w:type="spellEnd"/>
       <w:r>
         <w:rPr>
           <w:lang w:eastAsia="ar-SA"/>
@@ -10722,15 +9392,8 @@
       <w:r>
         <w:t xml:space="preserve">$ </w:t>
       </w:r>
-      <w:proofErr w:type="spellStart"/>
-      <w:proofErr w:type="gramStart"/>
-      <w:r>
-        <w:t>git</w:t>
-      </w:r>
-      <w:proofErr w:type="spellEnd"/>
-      <w:proofErr w:type="gramEnd"/>
-      <w:r>
-        <w:t xml:space="preserve"> </w:t>
+      <w:r>
+        <w:t xml:space="preserve">git </w:t>
       </w:r>
       <w:r>
         <w:t>status</w:t>
@@ -10758,35 +9421,15 @@
         <w:pStyle w:val="SourceCode"/>
       </w:pPr>
       <w:r>
-        <w:t xml:space="preserve">$ </w:t>
-      </w:r>
-      <w:proofErr w:type="spellStart"/>
-      <w:proofErr w:type="gramStart"/>
-      <w:r>
-        <w:t>git</w:t>
-      </w:r>
-      <w:proofErr w:type="spellEnd"/>
-      <w:proofErr w:type="gramEnd"/>
-      <w:r>
-        <w:t xml:space="preserve"> checkout develop</w:t>
-      </w:r>
-    </w:p>
-    <w:p>
-      <w:pPr>
-        <w:pStyle w:val="SourceCode"/>
-      </w:pPr>
-      <w:r>
-        <w:t xml:space="preserve">$ </w:t>
-      </w:r>
-      <w:proofErr w:type="spellStart"/>
-      <w:proofErr w:type="gramStart"/>
-      <w:r>
-        <w:t>git</w:t>
-      </w:r>
-      <w:proofErr w:type="spellEnd"/>
-      <w:proofErr w:type="gramEnd"/>
-      <w:r>
-        <w:t xml:space="preserve"> pull</w:t>
+        <w:t>$ git checkout develop</w:t>
+      </w:r>
+    </w:p>
+    <w:p>
+      <w:pPr>
+        <w:pStyle w:val="SourceCode"/>
+      </w:pPr>
+      <w:r>
+        <w:t>$ git pull</w:t>
       </w:r>
       <w:r>
         <w:tab/>
@@ -10821,17 +9464,7 @@
         <w:pStyle w:val="SourceCode"/>
       </w:pPr>
       <w:r>
-        <w:t xml:space="preserve">$ </w:t>
-      </w:r>
-      <w:proofErr w:type="spellStart"/>
-      <w:proofErr w:type="gramStart"/>
-      <w:r>
-        <w:t>cd</w:t>
-      </w:r>
-      <w:proofErr w:type="spellEnd"/>
-      <w:proofErr w:type="gramEnd"/>
-      <w:r>
-        <w:t xml:space="preserve"> Version</w:t>
+        <w:t>$ cd Version</w:t>
       </w:r>
     </w:p>
     <w:p>
@@ -10847,17 +9480,7 @@
         <w:pStyle w:val="SourceCode"/>
       </w:pPr>
       <w:r>
-        <w:t xml:space="preserve">$ </w:t>
-      </w:r>
-      <w:proofErr w:type="spellStart"/>
-      <w:proofErr w:type="gramStart"/>
-      <w:r>
-        <w:t>git</w:t>
-      </w:r>
-      <w:proofErr w:type="spellEnd"/>
-      <w:proofErr w:type="gramEnd"/>
-      <w:r>
-        <w:t xml:space="preserve"> commit </w:t>
+        <w:t xml:space="preserve">$ git commit </w:t>
       </w:r>
       <w:r>
         <w:t xml:space="preserve">–a </w:t>
@@ -10876,51 +9499,23 @@
       </w:r>
       <w:r>
         <w:tab/>
-        <w:t xml:space="preserve"># </w:t>
-      </w:r>
-      <w:proofErr w:type="gramStart"/>
-      <w:r>
-        <w:t>Add</w:t>
-      </w:r>
-      <w:proofErr w:type="gramEnd"/>
-      <w:r>
-        <w:t xml:space="preserve"> and commit</w:t>
-      </w:r>
-    </w:p>
-    <w:p>
-      <w:pPr>
-        <w:pStyle w:val="SourceCode"/>
-      </w:pPr>
-      <w:r>
-        <w:t xml:space="preserve">$ </w:t>
-      </w:r>
-      <w:proofErr w:type="spellStart"/>
-      <w:proofErr w:type="gramStart"/>
-      <w:r>
-        <w:t>cd</w:t>
-      </w:r>
-      <w:proofErr w:type="spellEnd"/>
-      <w:r>
-        <w:t xml:space="preserve"> ..</w:t>
-      </w:r>
-      <w:proofErr w:type="gramEnd"/>
-    </w:p>
-    <w:p>
-      <w:pPr>
-        <w:pStyle w:val="SourceCode"/>
-      </w:pPr>
-      <w:r>
-        <w:t xml:space="preserve">$ </w:t>
-      </w:r>
-      <w:proofErr w:type="spellStart"/>
-      <w:proofErr w:type="gramStart"/>
-      <w:r>
-        <w:t>git</w:t>
-      </w:r>
-      <w:proofErr w:type="spellEnd"/>
-      <w:proofErr w:type="gramEnd"/>
-      <w:r>
-        <w:t xml:space="preserve"> push</w:t>
+        <w:t># Add and commit</w:t>
+      </w:r>
+    </w:p>
+    <w:p>
+      <w:pPr>
+        <w:pStyle w:val="SourceCode"/>
+      </w:pPr>
+      <w:r>
+        <w:t>$ cd ..</w:t>
+      </w:r>
+    </w:p>
+    <w:p>
+      <w:pPr>
+        <w:pStyle w:val="SourceCode"/>
+      </w:pPr>
+      <w:r>
+        <w:t>$ git push</w:t>
       </w:r>
     </w:p>
     <w:p>
@@ -10945,35 +9540,15 @@
         <w:pStyle w:val="SourceCode"/>
       </w:pPr>
       <w:r>
-        <w:t xml:space="preserve">$ </w:t>
-      </w:r>
-      <w:proofErr w:type="spellStart"/>
-      <w:proofErr w:type="gramStart"/>
-      <w:r>
-        <w:t>git</w:t>
-      </w:r>
-      <w:proofErr w:type="spellEnd"/>
-      <w:proofErr w:type="gramEnd"/>
-      <w:r>
-        <w:t xml:space="preserve"> checkout main</w:t>
-      </w:r>
-    </w:p>
-    <w:p>
-      <w:pPr>
-        <w:pStyle w:val="SourceCode"/>
-      </w:pPr>
-      <w:r>
-        <w:t xml:space="preserve">$ </w:t>
-      </w:r>
-      <w:proofErr w:type="spellStart"/>
-      <w:proofErr w:type="gramStart"/>
-      <w:r>
-        <w:t>git</w:t>
-      </w:r>
-      <w:proofErr w:type="spellEnd"/>
-      <w:proofErr w:type="gramEnd"/>
-      <w:r>
-        <w:t xml:space="preserve"> pull</w:t>
+        <w:t>$ git checkout main</w:t>
+      </w:r>
+    </w:p>
+    <w:p>
+      <w:pPr>
+        <w:pStyle w:val="SourceCode"/>
+      </w:pPr>
+      <w:r>
+        <w:t>$ git pull</w:t>
       </w:r>
       <w:r>
         <w:tab/>
@@ -11008,17 +9583,7 @@
         <w:pStyle w:val="SourceCode"/>
       </w:pPr>
       <w:r>
-        <w:t xml:space="preserve">$ </w:t>
-      </w:r>
-      <w:proofErr w:type="spellStart"/>
-      <w:proofErr w:type="gramStart"/>
-      <w:r>
-        <w:t>git</w:t>
-      </w:r>
-      <w:proofErr w:type="spellEnd"/>
-      <w:proofErr w:type="gramEnd"/>
-      <w:r>
-        <w:t xml:space="preserve"> merge develop</w:t>
+        <w:t>$ git merge develop</w:t>
       </w:r>
     </w:p>
     <w:p>
@@ -11060,19 +9625,8 @@
         <w:pStyle w:val="SourceCode"/>
       </w:pPr>
       <w:r>
-        <w:t xml:space="preserve">$ </w:t>
-      </w:r>
-      <w:proofErr w:type="spellStart"/>
-      <w:proofErr w:type="gramStart"/>
-      <w:r>
-        <w:t>git</w:t>
-      </w:r>
-      <w:proofErr w:type="spellEnd"/>
-      <w:proofErr w:type="gramEnd"/>
-      <w:r>
-        <w:t xml:space="preserve"> tag </w:t>
-      </w:r>
-      <w:proofErr w:type="spellStart"/>
+        <w:t xml:space="preserve">$ git tag </w:t>
+      </w:r>
       <w:r>
         <w:rPr>
           <w:rStyle w:val="SourceCodenon-literal"/>
@@ -11097,7 +9651,6 @@
         </w:rPr>
         <w:t>umber</w:t>
       </w:r>
-      <w:proofErr w:type="spellEnd"/>
       <w:r>
         <w:rPr>
           <w:rStyle w:val="SourceCodenon-literal"/>
@@ -11132,17 +9685,7 @@
         <w:pStyle w:val="SourceCode"/>
       </w:pPr>
       <w:r>
-        <w:t xml:space="preserve">$ </w:t>
-      </w:r>
-      <w:proofErr w:type="spellStart"/>
-      <w:proofErr w:type="gramStart"/>
-      <w:r>
-        <w:t>git</w:t>
-      </w:r>
-      <w:proofErr w:type="spellEnd"/>
-      <w:proofErr w:type="gramEnd"/>
-      <w:r>
-        <w:t xml:space="preserve"> push</w:t>
+        <w:t>$ git push</w:t>
       </w:r>
       <w:r>
         <w:tab/>
@@ -11160,17 +9703,7 @@
         <w:pStyle w:val="SourceCode"/>
       </w:pPr>
       <w:r>
-        <w:t xml:space="preserve">$ </w:t>
-      </w:r>
-      <w:proofErr w:type="spellStart"/>
-      <w:proofErr w:type="gramStart"/>
-      <w:r>
-        <w:t>git</w:t>
-      </w:r>
-      <w:proofErr w:type="spellEnd"/>
-      <w:proofErr w:type="gramEnd"/>
-      <w:r>
-        <w:t xml:space="preserve"> push </w:t>
+        <w:t xml:space="preserve">$ git push </w:t>
       </w:r>
       <w:r>
         <w:t>-</w:t>
@@ -11221,33 +9754,15 @@
         <w:t xml:space="preserve"> branch</w:t>
       </w:r>
       <w:r>
-        <w:t xml:space="preserve"> (</w:t>
-      </w:r>
-      <w:proofErr w:type="gramStart"/>
-      <w:r>
-        <w:t>main</w:t>
-      </w:r>
-      <w:proofErr w:type="gramEnd"/>
-      <w:r>
-        <w:t>).</w:t>
-      </w:r>
-    </w:p>
-    <w:p>
-      <w:pPr>
-        <w:pStyle w:val="SourceCode"/>
-      </w:pPr>
-      <w:r>
-        <w:t xml:space="preserve">$ </w:t>
-      </w:r>
-      <w:proofErr w:type="spellStart"/>
-      <w:proofErr w:type="gramStart"/>
-      <w:r>
-        <w:t>cd</w:t>
-      </w:r>
-      <w:proofErr w:type="spellEnd"/>
-      <w:proofErr w:type="gramEnd"/>
-      <w:r>
-        <w:t xml:space="preserve"> $TAXTOOLS</w:t>
+        <w:t xml:space="preserve"> (main).</w:t>
+      </w:r>
+    </w:p>
+    <w:p>
+      <w:pPr>
+        <w:pStyle w:val="SourceCode"/>
+      </w:pPr>
+      <w:r>
+        <w:t>$ cd $TAXTOOLS</w:t>
       </w:r>
       <w:r>
         <w:t>/..</w:t>
@@ -11258,31 +9773,8 @@
         <w:pStyle w:val="SourceCode"/>
       </w:pPr>
       <w:r>
-        <w:t xml:space="preserve">$ </w:t>
-      </w:r>
-      <w:proofErr w:type="spellStart"/>
-      <w:proofErr w:type="gramStart"/>
-      <w:r>
-        <w:t>rm</w:t>
-      </w:r>
-      <w:proofErr w:type="spellEnd"/>
-      <w:proofErr w:type="gramEnd"/>
-      <w:r>
-        <w:t xml:space="preserve"> –</w:t>
-      </w:r>
-      <w:proofErr w:type="spellStart"/>
-      <w:r>
-        <w:t>rf</w:t>
-      </w:r>
-      <w:proofErr w:type="spellEnd"/>
-      <w:r>
-        <w:t xml:space="preserve"> </w:t>
-      </w:r>
-      <w:proofErr w:type="spellStart"/>
-      <w:r>
-        <w:t>TaxToolsNew</w:t>
-      </w:r>
-      <w:proofErr w:type="spellEnd"/>
+        <w:t>$ rm –rf TaxToolsNew</w:t>
+      </w:r>
     </w:p>
     <w:p>
       <w:pPr>
@@ -11290,64 +9782,23 @@
       </w:pPr>
       <w:r>
         <w:lastRenderedPageBreak/>
-        <w:t xml:space="preserve">$ </w:t>
-      </w:r>
-      <w:proofErr w:type="spellStart"/>
-      <w:r>
-        <w:t>TaxToolsDev</w:t>
-      </w:r>
-      <w:proofErr w:type="spellEnd"/>
-      <w:r>
-        <w:t>/tools/</w:t>
-      </w:r>
-      <w:proofErr w:type="spellStart"/>
-      <w:r>
-        <w:t>UpdateRelease</w:t>
-      </w:r>
-      <w:proofErr w:type="spellEnd"/>
-      <w:r>
-        <w:tab/>
-      </w:r>
-      <w:r>
-        <w:tab/>
-        <w:t xml:space="preserve"># Copy </w:t>
-      </w:r>
-      <w:proofErr w:type="spellStart"/>
-      <w:r>
-        <w:t>TaxToolsDev</w:t>
-      </w:r>
-      <w:proofErr w:type="spellEnd"/>
-      <w:r>
-        <w:t xml:space="preserve"> to </w:t>
-      </w:r>
-      <w:proofErr w:type="spellStart"/>
-      <w:r>
-        <w:t>TaxToolsNew</w:t>
-      </w:r>
-      <w:proofErr w:type="spellEnd"/>
-    </w:p>
-    <w:p>
-      <w:pPr>
-        <w:pStyle w:val="SourceCode"/>
-      </w:pPr>
-      <w:r>
-        <w:t xml:space="preserve">$ </w:t>
-      </w:r>
-      <w:proofErr w:type="spellStart"/>
-      <w:proofErr w:type="gramStart"/>
-      <w:r>
-        <w:t>dircmp</w:t>
-      </w:r>
-      <w:proofErr w:type="spellEnd"/>
-      <w:proofErr w:type="gramEnd"/>
-      <w:r>
-        <w:t xml:space="preserve"> TaxTools </w:t>
-      </w:r>
-      <w:proofErr w:type="spellStart"/>
-      <w:r>
-        <w:t>TaxToolsNew</w:t>
-      </w:r>
-      <w:proofErr w:type="spellEnd"/>
+        <w:t>$ TaxToolsDev/tools/UpdateRelease</w:t>
+      </w:r>
+      <w:r>
+        <w:tab/>
+      </w:r>
+      <w:r>
+        <w:tab/>
+        <w:t># Copy TaxToolsDev to TaxToolsNew</w:t>
+      </w:r>
+    </w:p>
+    <w:p>
+      <w:pPr>
+        <w:pStyle w:val="SourceCode"/>
+      </w:pPr>
+      <w:r>
+        <w:t>$ dircmp TaxTools TaxToolsNew</w:t>
+      </w:r>
       <w:r>
         <w:tab/>
       </w:r>
@@ -11377,15 +9828,7 @@
         <w:t xml:space="preserve">make a backup copy and </w:t>
       </w:r>
       <w:r>
-        <w:t xml:space="preserve">replace the TaxTools directory with </w:t>
-      </w:r>
-      <w:proofErr w:type="spellStart"/>
-      <w:r>
-        <w:t>TaxToolsNew</w:t>
-      </w:r>
-      <w:proofErr w:type="spellEnd"/>
-      <w:r>
-        <w:t>.</w:t>
+        <w:t>replace the TaxTools directory with TaxToolsNew.</w:t>
       </w:r>
     </w:p>
     <w:p>
@@ -11396,34 +9839,14 @@
         <w:t>$</w:t>
       </w:r>
       <w:r>
-        <w:t xml:space="preserve"> </w:t>
-      </w:r>
-      <w:proofErr w:type="spellStart"/>
-      <w:proofErr w:type="gramStart"/>
-      <w:r>
-        <w:t>mv</w:t>
-      </w:r>
-      <w:proofErr w:type="spellEnd"/>
-      <w:proofErr w:type="gramEnd"/>
-      <w:r>
-        <w:t xml:space="preserve"> </w:t>
-      </w:r>
-      <w:proofErr w:type="spellStart"/>
-      <w:r>
-        <w:t>TaxToolsNew</w:t>
-      </w:r>
-      <w:proofErr w:type="spellEnd"/>
-      <w:r>
-        <w:t xml:space="preserve"> TaxTools-</w:t>
-      </w:r>
-      <w:proofErr w:type="spellStart"/>
+        <w:t xml:space="preserve"> mv TaxToolsNew TaxTools-</w:t>
+      </w:r>
       <w:r>
         <w:rPr>
           <w:rStyle w:val="SourceCodenon-literal"/>
         </w:rPr>
         <w:t>VersionNumber</w:t>
       </w:r>
-      <w:proofErr w:type="spellEnd"/>
     </w:p>
     <w:p>
       <w:pPr>
@@ -11435,27 +9858,14 @@
       <w:r>
         <w:t xml:space="preserve">$ </w:t>
       </w:r>
-      <w:proofErr w:type="gramStart"/>
-      <w:r>
-        <w:t>tar</w:t>
-      </w:r>
-      <w:proofErr w:type="gramEnd"/>
-      <w:r>
-        <w:t xml:space="preserve"> –</w:t>
-      </w:r>
-      <w:proofErr w:type="spellStart"/>
-      <w:r>
-        <w:t>cv</w:t>
+      <w:r>
+        <w:t>tar –cv</w:t>
       </w:r>
       <w:r>
         <w:t>z</w:t>
       </w:r>
       <w:r>
-        <w:t>f</w:t>
-      </w:r>
-      <w:proofErr w:type="spellEnd"/>
-      <w:r>
-        <w:t xml:space="preserve"> TaxTools-</w:t>
+        <w:t>f TaxTools-</w:t>
       </w:r>
       <w:r>
         <w:rPr>
@@ -11466,29 +9876,19 @@
       <w:r>
         <w:t>.tgz TaxTools-</w:t>
       </w:r>
-      <w:proofErr w:type="spellStart"/>
       <w:r>
         <w:rPr>
           <w:rStyle w:val="SourceCodenon-literal"/>
         </w:rPr>
         <w:t>VersionNumber</w:t>
       </w:r>
-      <w:proofErr w:type="spellEnd"/>
-    </w:p>
-    <w:p>
-      <w:pPr>
-        <w:pStyle w:val="SourceCode"/>
-      </w:pPr>
-      <w:r>
-        <w:t xml:space="preserve">$ </w:t>
-      </w:r>
-      <w:proofErr w:type="gramStart"/>
-      <w:r>
-        <w:t>cp</w:t>
-      </w:r>
-      <w:proofErr w:type="gramEnd"/>
-      <w:r>
-        <w:t xml:space="preserve"> TaxTools-</w:t>
+    </w:p>
+    <w:p>
+      <w:pPr>
+        <w:pStyle w:val="SourceCode"/>
+      </w:pPr>
+      <w:r>
+        <w:t>$ cp TaxTools-</w:t>
       </w:r>
       <w:r>
         <w:rPr>
@@ -11505,25 +9905,7 @@
         <w:pStyle w:val="SourceCode"/>
       </w:pPr>
       <w:r>
-        <w:t xml:space="preserve">$ </w:t>
-      </w:r>
-      <w:proofErr w:type="spellStart"/>
-      <w:proofErr w:type="gramStart"/>
-      <w:r>
-        <w:t>rm</w:t>
-      </w:r>
-      <w:proofErr w:type="spellEnd"/>
-      <w:proofErr w:type="gramEnd"/>
-      <w:r>
-        <w:t xml:space="preserve"> –</w:t>
-      </w:r>
-      <w:proofErr w:type="spellStart"/>
-      <w:r>
-        <w:t>rf</w:t>
-      </w:r>
-      <w:proofErr w:type="spellEnd"/>
-      <w:r>
-        <w:t xml:space="preserve"> TaxTools</w:t>
+        <w:t>$ rm –rf TaxTools</w:t>
       </w:r>
       <w:r>
         <w:tab/>
@@ -11544,29 +9926,17 @@
         <w:pStyle w:val="SourceCode"/>
       </w:pPr>
       <w:r>
-        <w:t xml:space="preserve">$ </w:t>
-      </w:r>
-      <w:proofErr w:type="spellStart"/>
-      <w:proofErr w:type="gramStart"/>
-      <w:r>
-        <w:t>mv</w:t>
-      </w:r>
-      <w:proofErr w:type="spellEnd"/>
-      <w:proofErr w:type="gramEnd"/>
-      <w:r>
-        <w:t xml:space="preserve"> </w:t>
+        <w:t xml:space="preserve">$ mv </w:t>
       </w:r>
       <w:r>
         <w:t>TaxTools-</w:t>
       </w:r>
-      <w:proofErr w:type="spellStart"/>
       <w:r>
         <w:rPr>
           <w:rStyle w:val="SourceCodenon-literal"/>
         </w:rPr>
         <w:t>VersionNumber</w:t>
       </w:r>
-      <w:proofErr w:type="spellEnd"/>
       <w:r>
         <w:t xml:space="preserve"> TaxTools</w:t>
       </w:r>
@@ -11606,13 +9976,8 @@
         <w:t xml:space="preserve">$ </w:t>
       </w:r>
       <w:r>
-        <w:t xml:space="preserve">Open </w:t>
-      </w:r>
-      <w:proofErr w:type="spellStart"/>
-      <w:r>
-        <w:t>DreamWeaver</w:t>
-      </w:r>
-      <w:proofErr w:type="spellEnd"/>
+        <w:t>Open DreamWeaver</w:t>
+      </w:r>
     </w:p>
     <w:p>
       <w:pPr>
@@ -11674,15 +10039,8 @@
       <w:r>
         <w:t xml:space="preserve">$ </w:t>
       </w:r>
-      <w:proofErr w:type="spellStart"/>
-      <w:proofErr w:type="gramStart"/>
-      <w:r>
-        <w:t>cd</w:t>
-      </w:r>
-      <w:proofErr w:type="spellEnd"/>
-      <w:proofErr w:type="gramEnd"/>
-      <w:r>
-        <w:t xml:space="preserve"> $TAXTOOLS</w:t>
+      <w:r>
+        <w:t>cd $TAXTOOLS</w:t>
       </w:r>
     </w:p>
     <w:p>
@@ -11692,33 +10050,16 @@
       <w:r>
         <w:t xml:space="preserve">$ </w:t>
       </w:r>
-      <w:proofErr w:type="spellStart"/>
-      <w:proofErr w:type="gramStart"/>
-      <w:r>
-        <w:t>git</w:t>
-      </w:r>
-      <w:proofErr w:type="spellEnd"/>
-      <w:proofErr w:type="gramEnd"/>
-      <w:r>
-        <w:t xml:space="preserve"> checkout develop</w:t>
-      </w:r>
-    </w:p>
-    <w:p>
-      <w:pPr>
-        <w:pStyle w:val="SourceCode"/>
-      </w:pPr>
-      <w:r>
-        <w:t xml:space="preserve">$ </w:t>
-      </w:r>
-      <w:proofErr w:type="spellStart"/>
-      <w:proofErr w:type="gramStart"/>
-      <w:r>
-        <w:t>git</w:t>
-      </w:r>
-      <w:proofErr w:type="spellEnd"/>
-      <w:proofErr w:type="gramEnd"/>
-      <w:r>
-        <w:t xml:space="preserve"> pull</w:t>
+      <w:r>
+        <w:t>git checkout develop</w:t>
+      </w:r>
+    </w:p>
+    <w:p>
+      <w:pPr>
+        <w:pStyle w:val="SourceCode"/>
+      </w:pPr>
+      <w:r>
+        <w:t>$ git pull</w:t>
       </w:r>
       <w:r>
         <w:tab/>
@@ -11767,88 +10108,66 @@
         <w:pStyle w:val="SourceCode"/>
       </w:pPr>
       <w:r>
-        <w:t xml:space="preserve">$ </w:t>
-      </w:r>
-      <w:proofErr w:type="spellStart"/>
-      <w:proofErr w:type="gramStart"/>
-      <w:r>
+        <w:t>$ git commit –a</w:t>
+      </w:r>
+      <w:r>
+        <w:t xml:space="preserve"> “</w:t>
+      </w:r>
+      <w:r>
+        <w:t>Start new development version.</w:t>
+      </w:r>
+      <w:r>
+        <w:t>”</w:t>
+      </w:r>
+    </w:p>
+    <w:p>
+      <w:pPr>
+        <w:pStyle w:val="SourceCode"/>
+      </w:pPr>
+      <w:r>
+        <w:t>$ git push</w:t>
+      </w:r>
+    </w:p>
+    <w:p>
+      <w:pPr>
+        <w:pStyle w:val="Heading3"/>
+      </w:pPr>
+      <w:bookmarkStart w:id="23" w:name="_Toc235196302"/>
+      <w:r>
+        <w:t>Get a Past Version of TaxTools</w:t>
+      </w:r>
+      <w:bookmarkEnd w:id="23"/>
+    </w:p>
+    <w:p>
+      <w:pPr>
+        <w:pStyle w:val="Heading3"/>
+      </w:pPr>
+      <w:bookmarkStart w:id="24" w:name="_Toc235196303"/>
+      <w:r>
+        <w:t>Create a Tag</w:t>
+      </w:r>
+      <w:bookmarkEnd w:id="24"/>
+    </w:p>
+    <w:p>
+      <w:pPr>
+        <w:pStyle w:val="Body-Text"/>
+      </w:pPr>
+      <w:r>
+        <w:t xml:space="preserve">You create a tag with the </w:t>
+      </w:r>
+      <w:r>
+        <w:rPr>
+          <w:rStyle w:val="SourceCodechar"/>
+        </w:rPr>
         <w:t>git</w:t>
       </w:r>
-      <w:proofErr w:type="spellEnd"/>
-      <w:proofErr w:type="gramEnd"/>
-      <w:r>
-        <w:t xml:space="preserve"> commit –a</w:t>
-      </w:r>
-      <w:r>
-        <w:t xml:space="preserve"> “</w:t>
-      </w:r>
-      <w:r>
-        <w:t>Start new development version.</w:t>
-      </w:r>
-      <w:r>
-        <w:t>”</w:t>
-      </w:r>
-    </w:p>
-    <w:p>
-      <w:pPr>
-        <w:pStyle w:val="SourceCode"/>
-      </w:pPr>
-      <w:r>
-        <w:t xml:space="preserve">$ </w:t>
-      </w:r>
-      <w:proofErr w:type="spellStart"/>
-      <w:proofErr w:type="gramStart"/>
-      <w:r>
-        <w:t>git</w:t>
-      </w:r>
-      <w:proofErr w:type="spellEnd"/>
-      <w:proofErr w:type="gramEnd"/>
-      <w:r>
-        <w:t xml:space="preserve"> push</w:t>
-      </w:r>
-    </w:p>
-    <w:p>
-      <w:pPr>
-        <w:pStyle w:val="Heading3"/>
-      </w:pPr>
-      <w:bookmarkStart w:id="23" w:name="_Toc235196302"/>
-      <w:r>
-        <w:t>Get a Past Version of TaxTools</w:t>
-      </w:r>
-      <w:bookmarkEnd w:id="23"/>
-    </w:p>
-    <w:p>
-      <w:pPr>
-        <w:pStyle w:val="Heading3"/>
-      </w:pPr>
-      <w:bookmarkStart w:id="24" w:name="_Toc235196303"/>
-      <w:r>
-        <w:t>Create a Tag</w:t>
-      </w:r>
-      <w:bookmarkEnd w:id="24"/>
-    </w:p>
-    <w:p>
-      <w:pPr>
-        <w:pStyle w:val="Body-Text"/>
-      </w:pPr>
-      <w:r>
-        <w:t xml:space="preserve">You create a tag with the </w:t>
-      </w:r>
-      <w:proofErr w:type="spellStart"/>
+      <w:r>
+        <w:t xml:space="preserve"> </w:t>
+      </w:r>
       <w:r>
         <w:rPr>
           <w:rStyle w:val="SourceCodechar"/>
         </w:rPr>
-        <w:t>git</w:t>
-      </w:r>
-      <w:proofErr w:type="spellEnd"/>
-      <w:r>
-        <w:t xml:space="preserve"> </w:t>
-      </w:r>
-      <w:r>
-        <w:rPr>
-          <w:rStyle w:val="SourceCodechar"/>
-        </w:rPr>
         <w:t>tag</w:t>
       </w:r>
       <w:r>
@@ -11860,19 +10179,8 @@
         <w:pStyle w:val="SourceCode"/>
       </w:pPr>
       <w:r>
-        <w:t xml:space="preserve">$ </w:t>
-      </w:r>
-      <w:proofErr w:type="spellStart"/>
-      <w:proofErr w:type="gramStart"/>
-      <w:r>
-        <w:t>git</w:t>
-      </w:r>
-      <w:proofErr w:type="spellEnd"/>
-      <w:proofErr w:type="gramEnd"/>
-      <w:r>
-        <w:t xml:space="preserve"> tag </w:t>
-      </w:r>
-      <w:proofErr w:type="spellStart"/>
+        <w:t xml:space="preserve">$ git tag </w:t>
+      </w:r>
       <w:r>
         <w:rPr>
           <w:rStyle w:val="SourceCodenon-literal"/>
@@ -11897,7 +10205,6 @@
         </w:rPr>
         <w:t>umber</w:t>
       </w:r>
-      <w:proofErr w:type="spellEnd"/>
       <w:r>
         <w:rPr>
           <w:rStyle w:val="SourceCodenon-literal"/>
@@ -11925,96 +10232,74 @@
         <w:pStyle w:val="SourceCode"/>
       </w:pPr>
       <w:r>
-        <w:t xml:space="preserve">$ </w:t>
-      </w:r>
-      <w:proofErr w:type="spellStart"/>
-      <w:proofErr w:type="gramStart"/>
-      <w:r>
+        <w:t>$ git push</w:t>
+      </w:r>
+      <w:r>
+        <w:tab/>
+      </w:r>
+      <w:r>
+        <w:tab/>
+      </w:r>
+      <w:r>
+        <w:tab/>
+        <w:t># Push the commits</w:t>
+      </w:r>
+    </w:p>
+    <w:p>
+      <w:pPr>
+        <w:pStyle w:val="SourceCode"/>
+      </w:pPr>
+      <w:r>
+        <w:t>$ git push --tags</w:t>
+      </w:r>
+      <w:r>
+        <w:tab/>
+      </w:r>
+      <w:r>
+        <w:tab/>
+        <w:t># Push the tags</w:t>
+      </w:r>
+    </w:p>
+    <w:p>
+      <w:pPr>
+        <w:pStyle w:val="SourceCode"/>
+        <w:rPr>
+          <w:lang w:eastAsia="ar-SA"/>
+        </w:rPr>
+      </w:pPr>
+      <w:r>
+        <w:tab/>
+      </w:r>
+    </w:p>
+    <w:p>
+      <w:pPr>
+        <w:pStyle w:val="Body-Text"/>
+        <w:rPr>
+          <w:lang w:eastAsia="ar-SA"/>
+        </w:rPr>
+      </w:pPr>
+      <w:r>
+        <w:rPr>
+          <w:lang w:eastAsia="ar-SA"/>
+        </w:rPr>
+        <w:t xml:space="preserve">You delete a tag with </w:t>
+      </w:r>
+      <w:r>
+        <w:t xml:space="preserve">the </w:t>
+      </w:r>
+      <w:r>
+        <w:rPr>
+          <w:rStyle w:val="SourceCodechar"/>
+        </w:rPr>
         <w:t>git</w:t>
       </w:r>
-      <w:proofErr w:type="spellEnd"/>
-      <w:proofErr w:type="gramEnd"/>
-      <w:r>
-        <w:t xml:space="preserve"> push</w:t>
-      </w:r>
-      <w:r>
-        <w:tab/>
-      </w:r>
-      <w:r>
-        <w:tab/>
-      </w:r>
-      <w:r>
-        <w:tab/>
-        <w:t># Push the commits</w:t>
-      </w:r>
-    </w:p>
-    <w:p>
-      <w:pPr>
-        <w:pStyle w:val="SourceCode"/>
-      </w:pPr>
-      <w:r>
-        <w:t xml:space="preserve">$ </w:t>
-      </w:r>
-      <w:proofErr w:type="spellStart"/>
-      <w:proofErr w:type="gramStart"/>
-      <w:r>
-        <w:t>git</w:t>
-      </w:r>
-      <w:proofErr w:type="spellEnd"/>
-      <w:proofErr w:type="gramEnd"/>
-      <w:r>
-        <w:t xml:space="preserve"> push --tags</w:t>
-      </w:r>
-      <w:r>
-        <w:tab/>
-      </w:r>
-      <w:r>
-        <w:tab/>
-        <w:t># Push the tags</w:t>
-      </w:r>
-    </w:p>
-    <w:p>
-      <w:pPr>
-        <w:pStyle w:val="SourceCode"/>
-        <w:rPr>
-          <w:lang w:eastAsia="ar-SA"/>
-        </w:rPr>
-      </w:pPr>
-      <w:r>
-        <w:tab/>
-      </w:r>
-    </w:p>
-    <w:p>
-      <w:pPr>
-        <w:pStyle w:val="Body-Text"/>
-        <w:rPr>
-          <w:lang w:eastAsia="ar-SA"/>
-        </w:rPr>
-      </w:pPr>
-      <w:r>
-        <w:rPr>
-          <w:lang w:eastAsia="ar-SA"/>
-        </w:rPr>
-        <w:t xml:space="preserve">You delete a tag with </w:t>
-      </w:r>
-      <w:r>
-        <w:t xml:space="preserve">the </w:t>
-      </w:r>
-      <w:proofErr w:type="spellStart"/>
+      <w:r>
+        <w:t xml:space="preserve"> </w:t>
+      </w:r>
       <w:r>
         <w:rPr>
           <w:rStyle w:val="SourceCodechar"/>
         </w:rPr>
-        <w:t>git</w:t>
-      </w:r>
-      <w:proofErr w:type="spellEnd"/>
-      <w:r>
-        <w:t xml:space="preserve"> </w:t>
-      </w:r>
-      <w:r>
-        <w:rPr>
-          <w:rStyle w:val="SourceCodechar"/>
-        </w:rPr>
         <w:t>tag</w:t>
       </w:r>
       <w:r>
@@ -12032,27 +10317,17 @@
         <w:pStyle w:val="SourceCode"/>
       </w:pPr>
       <w:r>
-        <w:t xml:space="preserve">$ </w:t>
-      </w:r>
-      <w:proofErr w:type="spellStart"/>
-      <w:r>
-        <w:t>git</w:t>
-      </w:r>
-      <w:proofErr w:type="spellEnd"/>
-      <w:r>
-        <w:t xml:space="preserve"> tag </w:t>
+        <w:t xml:space="preserve">$ git tag </w:t>
       </w:r>
       <w:r>
         <w:t xml:space="preserve">--delete </w:t>
       </w:r>
-      <w:proofErr w:type="spellStart"/>
       <w:r>
         <w:rPr>
           <w:rStyle w:val="SourceCodenon-literal"/>
         </w:rPr>
         <w:t>tagName</w:t>
       </w:r>
-      <w:proofErr w:type="spellEnd"/>
       <w:r>
         <w:rPr>
           <w:rStyle w:val="SourceCodenon-literal"/>
@@ -12080,17 +10355,7 @@
         <w:pStyle w:val="SourceCode"/>
       </w:pPr>
       <w:r>
-        <w:t xml:space="preserve">$ </w:t>
-      </w:r>
-      <w:proofErr w:type="spellStart"/>
-      <w:proofErr w:type="gramStart"/>
-      <w:r>
-        <w:t>git</w:t>
-      </w:r>
-      <w:proofErr w:type="spellEnd"/>
-      <w:proofErr w:type="gramEnd"/>
-      <w:r>
-        <w:t xml:space="preserve"> push </w:t>
+        <w:t xml:space="preserve">$ git push </w:t>
       </w:r>
       <w:r>
         <w:t xml:space="preserve">origin </w:t>
@@ -12098,14 +10363,12 @@
       <w:r>
         <w:t xml:space="preserve">--delete </w:t>
       </w:r>
-      <w:proofErr w:type="spellStart"/>
       <w:r>
         <w:rPr>
           <w:rStyle w:val="SourceCodenon-literal"/>
         </w:rPr>
         <w:t>tagName</w:t>
       </w:r>
-      <w:proofErr w:type="spellEnd"/>
       <w:r>
         <w:tab/>
       </w:r>
@@ -12210,17 +10473,7 @@
         <w:pStyle w:val="SourceCode"/>
       </w:pPr>
       <w:r>
-        <w:t xml:space="preserve">$ </w:t>
-      </w:r>
-      <w:proofErr w:type="spellStart"/>
-      <w:proofErr w:type="gramStart"/>
-      <w:r>
-        <w:t>git</w:t>
-      </w:r>
-      <w:proofErr w:type="spellEnd"/>
-      <w:proofErr w:type="gramEnd"/>
-      <w:r>
-        <w:t xml:space="preserve"> help</w:t>
+        <w:t>$ git help</w:t>
       </w:r>
     </w:p>
     <w:p>
@@ -12259,23 +10512,7 @@
         <w:rPr>
           <w:lang w:eastAsia="ar-SA"/>
         </w:rPr>
-        <w:t xml:space="preserve">$ </w:t>
-      </w:r>
-      <w:proofErr w:type="spellStart"/>
-      <w:proofErr w:type="gramStart"/>
-      <w:r>
-        <w:rPr>
-          <w:lang w:eastAsia="ar-SA"/>
-        </w:rPr>
-        <w:t>git</w:t>
-      </w:r>
-      <w:proofErr w:type="spellEnd"/>
-      <w:proofErr w:type="gramEnd"/>
-      <w:r>
-        <w:rPr>
-          <w:lang w:eastAsia="ar-SA"/>
-        </w:rPr>
-        <w:t xml:space="preserve"> help –a</w:t>
+        <w:t>$ git help –a</w:t>
       </w:r>
     </w:p>
     <w:p>
@@ -12324,302 +10561,247 @@
         <w:rPr>
           <w:lang w:eastAsia="ar-SA"/>
         </w:rPr>
-        <w:t xml:space="preserve">$ </w:t>
-      </w:r>
-      <w:proofErr w:type="spellStart"/>
-      <w:proofErr w:type="gramStart"/>
-      <w:r>
-        <w:rPr>
-          <w:lang w:eastAsia="ar-SA"/>
+        <w:t xml:space="preserve">$ git </w:t>
+      </w:r>
+      <w:r>
+        <w:t>help</w:t>
+      </w:r>
+      <w:r>
+        <w:rPr>
+          <w:lang w:eastAsia="ar-SA"/>
+        </w:rPr>
+        <w:t xml:space="preserve"> –g</w:t>
+      </w:r>
+    </w:p>
+    <w:p>
+      <w:pPr>
+        <w:pStyle w:val="SourceCode"/>
+        <w:rPr>
+          <w:lang w:eastAsia="ar-SA"/>
+        </w:rPr>
+      </w:pPr>
+    </w:p>
+    <w:p>
+      <w:pPr>
+        <w:pStyle w:val="Body-Text"/>
+        <w:rPr>
+          <w:lang w:eastAsia="ar-SA"/>
+        </w:rPr>
+      </w:pPr>
+      <w:r>
+        <w:rPr>
+          <w:lang w:eastAsia="ar-SA"/>
+        </w:rPr>
+        <w:t>For help with a specific command:</w:t>
+      </w:r>
+    </w:p>
+    <w:p>
+      <w:pPr>
+        <w:pStyle w:val="SourceCode"/>
+        <w:rPr>
+          <w:lang w:eastAsia="ar-SA"/>
+        </w:rPr>
+      </w:pPr>
+      <w:r>
+        <w:rPr>
+          <w:lang w:eastAsia="ar-SA"/>
+        </w:rPr>
+        <w:t xml:space="preserve">$ git </w:t>
+      </w:r>
+      <w:r>
+        <w:t>help</w:t>
+      </w:r>
+      <w:r>
+        <w:rPr>
+          <w:lang w:eastAsia="ar-SA"/>
+        </w:rPr>
+        <w:t xml:space="preserve"> </w:t>
+      </w:r>
+      <w:r>
+        <w:rPr>
+          <w:rStyle w:val="SourceCodenon-literal"/>
+        </w:rPr>
+        <w:t>command</w:t>
+      </w:r>
+    </w:p>
+    <w:p>
+      <w:pPr>
+        <w:pStyle w:val="Heading2"/>
+      </w:pPr>
+      <w:bookmarkStart w:id="26" w:name="_Toc235196305"/>
+      <w:r>
+        <w:t>Git Terminology</w:t>
+      </w:r>
+      <w:bookmarkEnd w:id="26"/>
+    </w:p>
+    <w:p>
+      <w:pPr>
+        <w:pStyle w:val="Hang-Medium"/>
+      </w:pPr>
+      <w:r>
+        <w:t>Commit</w:t>
+      </w:r>
+      <w:r>
+        <w:tab/>
+        <w:t>M</w:t>
+      </w:r>
+      <w:r>
+        <w:t>ake the changes in the staging area permanent.</w:t>
+      </w:r>
+    </w:p>
+    <w:p>
+      <w:pPr>
+        <w:pStyle w:val="Hang-Medium"/>
+      </w:pPr>
+      <w:r>
+        <w:t>Head</w:t>
+      </w:r>
+      <w:r>
+        <w:tab/>
+      </w:r>
+      <w:r>
+        <w:t>I</w:t>
+      </w:r>
+      <w:r>
+        <w:t>s the most recent commit in the current branch. Since each branch has a head, HEAD in all capital letters refers to the head of the current branch.</w:t>
+      </w:r>
+    </w:p>
+    <w:p>
+      <w:pPr>
+        <w:pStyle w:val="Hang-Medium"/>
+      </w:pPr>
+      <w:r>
+        <w:t>Local</w:t>
+      </w:r>
+      <w:r>
+        <w:tab/>
+      </w:r>
+      <w:r>
+        <w:t>O</w:t>
+      </w:r>
+      <w:r>
+        <w:t>r local repository</w:t>
+      </w:r>
+      <w:r>
+        <w:t>,</w:t>
+      </w:r>
+      <w:r>
+        <w:t xml:space="preserve"> refers to the developer’s copy of the repository on their local system.</w:t>
+      </w:r>
+    </w:p>
+    <w:p>
+      <w:pPr>
+        <w:pStyle w:val="Hang-Medium"/>
+      </w:pPr>
+      <w:r>
+        <w:t>Origin</w:t>
+      </w:r>
+      <w:r>
+        <w:tab/>
+      </w:r>
+      <w:r>
+        <w:t>I</w:t>
+      </w:r>
+      <w:r>
+        <w:t>s the default name G</w:t>
+      </w:r>
+      <w:r>
+        <w:t xml:space="preserve">it </w:t>
+      </w:r>
+      <w:r>
+        <w:t>uses to refer to</w:t>
+      </w:r>
+      <w:r>
+        <w:t xml:space="preserve"> a remote </w:t>
+      </w:r>
+      <w:r>
+        <w:t>repository</w:t>
+      </w:r>
+      <w:r>
+        <w:t>.</w:t>
+      </w:r>
+    </w:p>
+    <w:p>
+      <w:pPr>
+        <w:pStyle w:val="Hang-Medium"/>
+      </w:pPr>
+      <w:r>
+        <w:t>Remote</w:t>
+      </w:r>
+      <w:r>
+        <w:tab/>
+      </w:r>
+      <w:r>
+        <w:t>Refers to the</w:t>
+      </w:r>
+      <w:r>
+        <w:t xml:space="preserve"> remote repository</w:t>
+      </w:r>
+      <w:r>
+        <w:t>,</w:t>
+      </w:r>
+      <w:r>
+        <w:t xml:space="preserve"> </w:t>
+      </w:r>
+      <w:r>
+        <w:t xml:space="preserve">which is the </w:t>
+      </w:r>
+      <w:r>
+        <w:t>same repository on a server somewhere</w:t>
+      </w:r>
+      <w:r>
+        <w:t>.</w:t>
+      </w:r>
+      <w:r>
+        <w:t xml:space="preserve"> In our case, it is </w:t>
+      </w:r>
+      <w:r>
+        <w:t>the Tax Planning Tools</w:t>
+      </w:r>
+      <w:r>
+        <w:t xml:space="preserve"> repository on GitHub.</w:t>
+      </w:r>
+    </w:p>
+    <w:p>
+      <w:pPr>
+        <w:pStyle w:val="Hang-Medium"/>
+      </w:pPr>
+      <w:r>
+        <w:t>Repository</w:t>
+      </w:r>
+      <w:r>
+        <w:tab/>
+      </w:r>
+      <w:r>
+        <w:t>I</w:t>
+      </w:r>
+      <w:r>
+        <w:t xml:space="preserve">s any directory that has been initialized by Git using the </w:t>
+      </w:r>
+      <w:r>
+        <w:rPr>
+          <w:rStyle w:val="SourceCodechar"/>
         </w:rPr>
         <w:t>git</w:t>
       </w:r>
-      <w:proofErr w:type="spellEnd"/>
-      <w:proofErr w:type="gramEnd"/>
-      <w:r>
-        <w:rPr>
-          <w:lang w:eastAsia="ar-SA"/>
-        </w:rPr>
+      <w:r>
         <w:t xml:space="preserve"> </w:t>
       </w:r>
       <w:r>
-        <w:t>help</w:t>
-      </w:r>
-      <w:r>
-        <w:rPr>
-          <w:lang w:eastAsia="ar-SA"/>
-        </w:rPr>
-        <w:t xml:space="preserve"> –g</w:t>
-      </w:r>
-    </w:p>
-    <w:p>
-      <w:pPr>
-        <w:pStyle w:val="SourceCode"/>
-        <w:rPr>
-          <w:lang w:eastAsia="ar-SA"/>
-        </w:rPr>
-      </w:pPr>
-    </w:p>
-    <w:p>
-      <w:pPr>
-        <w:pStyle w:val="Body-Text"/>
-        <w:rPr>
-          <w:lang w:eastAsia="ar-SA"/>
-        </w:rPr>
-      </w:pPr>
-      <w:r>
-        <w:rPr>
-          <w:lang w:eastAsia="ar-SA"/>
-        </w:rPr>
-        <w:t>For help with a specific command:</w:t>
-      </w:r>
-    </w:p>
-    <w:p>
-      <w:pPr>
-        <w:pStyle w:val="SourceCode"/>
-        <w:rPr>
-          <w:lang w:eastAsia="ar-SA"/>
-        </w:rPr>
-      </w:pPr>
-      <w:r>
-        <w:rPr>
-          <w:lang w:eastAsia="ar-SA"/>
-        </w:rPr>
-        <w:t xml:space="preserve">$ </w:t>
-      </w:r>
-      <w:proofErr w:type="spellStart"/>
-      <w:proofErr w:type="gramStart"/>
-      <w:r>
-        <w:rPr>
-          <w:lang w:eastAsia="ar-SA"/>
-        </w:rPr>
-        <w:t>git</w:t>
-      </w:r>
-      <w:proofErr w:type="spellEnd"/>
-      <w:proofErr w:type="gramEnd"/>
-      <w:r>
-        <w:rPr>
-          <w:lang w:eastAsia="ar-SA"/>
-        </w:rPr>
-        <w:t xml:space="preserve"> </w:t>
-      </w:r>
-      <w:r>
-        <w:t>help</w:t>
-      </w:r>
-      <w:r>
-        <w:rPr>
-          <w:lang w:eastAsia="ar-SA"/>
-        </w:rPr>
-        <w:t xml:space="preserve"> </w:t>
-      </w:r>
-      <w:r>
-        <w:rPr>
-          <w:rStyle w:val="SourceCodenon-literal"/>
-        </w:rPr>
-        <w:t>command</w:t>
-      </w:r>
-    </w:p>
-    <w:p>
-      <w:pPr>
-        <w:pStyle w:val="Heading2"/>
-      </w:pPr>
-      <w:bookmarkStart w:id="26" w:name="_Toc235196305"/>
-      <w:r>
-        <w:t>Git Terminology</w:t>
-      </w:r>
-      <w:bookmarkEnd w:id="26"/>
-    </w:p>
-    <w:p>
-      <w:pPr>
-        <w:pStyle w:val="Hang-Medium"/>
-      </w:pPr>
-      <w:r>
-        <w:t>Commit</w:t>
-      </w:r>
-      <w:r>
-        <w:tab/>
-        <w:t>M</w:t>
-      </w:r>
-      <w:r>
-        <w:t>ake the changes in the staging area permanent.</w:t>
-      </w:r>
-    </w:p>
-    <w:p>
-      <w:pPr>
-        <w:pStyle w:val="Hang-Medium"/>
-      </w:pPr>
-      <w:r>
-        <w:t>Head</w:t>
-      </w:r>
-      <w:r>
-        <w:tab/>
-      </w:r>
-      <w:r>
-        <w:t>I</w:t>
-      </w:r>
-      <w:r>
-        <w:t>s the most recent commit in the current branch. Since each branch has a head, HEAD in all capital letters refers to the head of the current branch.</w:t>
-      </w:r>
-    </w:p>
-    <w:p>
-      <w:pPr>
-        <w:pStyle w:val="Hang-Medium"/>
-      </w:pPr>
-      <w:r>
-        <w:t>Local</w:t>
-      </w:r>
-      <w:r>
-        <w:tab/>
-      </w:r>
-      <w:r>
-        <w:t>O</w:t>
-      </w:r>
-      <w:r>
-        <w:t xml:space="preserve">r local </w:t>
-      </w:r>
-      <w:proofErr w:type="gramStart"/>
-      <w:r>
-        <w:t>repository</w:t>
-      </w:r>
-      <w:r>
-        <w:t>,</w:t>
-      </w:r>
-      <w:proofErr w:type="gramEnd"/>
-      <w:r>
-        <w:t xml:space="preserve"> refers to the developer’s copy of the repository on their local system.</w:t>
-      </w:r>
-    </w:p>
-    <w:p>
-      <w:pPr>
-        <w:pStyle w:val="Hang-Medium"/>
-      </w:pPr>
-      <w:r>
-        <w:t>Origin</w:t>
-      </w:r>
-      <w:r>
-        <w:tab/>
-      </w:r>
-      <w:r>
-        <w:t>I</w:t>
-      </w:r>
-      <w:r>
-        <w:t>s the default name G</w:t>
-      </w:r>
-      <w:r>
-        <w:t xml:space="preserve">it </w:t>
-      </w:r>
-      <w:r>
-        <w:t>uses to refer to</w:t>
-      </w:r>
-      <w:r>
-        <w:t xml:space="preserve"> a remote </w:t>
-      </w:r>
-      <w:r>
-        <w:t>repository</w:t>
-      </w:r>
-      <w:r>
-        <w:t>.</w:t>
-      </w:r>
-    </w:p>
-    <w:p>
-      <w:pPr>
-        <w:pStyle w:val="Hang-Medium"/>
-      </w:pPr>
-      <w:r>
-        <w:t>Remote</w:t>
-      </w:r>
-      <w:r>
-        <w:tab/>
-      </w:r>
-      <w:r>
-        <w:t>Refers to the</w:t>
-      </w:r>
-      <w:r>
-        <w:t xml:space="preserve"> remote repository</w:t>
-      </w:r>
-      <w:r>
-        <w:t>,</w:t>
-      </w:r>
-      <w:r>
-        <w:t xml:space="preserve"> </w:t>
-      </w:r>
-      <w:r>
-        <w:t xml:space="preserve">which is the </w:t>
-      </w:r>
-      <w:r>
-        <w:t>same repository on a server somewhere</w:t>
-      </w:r>
-      <w:r>
-        <w:t>.</w:t>
-      </w:r>
-      <w:r>
-        <w:t xml:space="preserve"> In our case, it is </w:t>
-      </w:r>
-      <w:r>
-        <w:t>the Tax Planning Tools</w:t>
-      </w:r>
-      <w:r>
-        <w:t xml:space="preserve"> repository on GitHub.</w:t>
-      </w:r>
-    </w:p>
-    <w:p>
-      <w:pPr>
-        <w:pStyle w:val="Hang-Medium"/>
-      </w:pPr>
-      <w:r>
-        <w:t>Repository</w:t>
-      </w:r>
-      <w:r>
-        <w:tab/>
-      </w:r>
-      <w:r>
-        <w:t>I</w:t>
-      </w:r>
-      <w:r>
-        <w:t xml:space="preserve">s any directory that has been initialized by Git using the </w:t>
-      </w:r>
-      <w:proofErr w:type="spellStart"/>
-      <w:r>
         <w:rPr>
           <w:rStyle w:val="SourceCodechar"/>
         </w:rPr>
-        <w:t>git</w:t>
-      </w:r>
-      <w:proofErr w:type="spellEnd"/>
-      <w:r>
-        <w:t xml:space="preserve"> </w:t>
+        <w:t>init</w:t>
+      </w:r>
+      <w:r>
+        <w:t xml:space="preserve"> command. Once initialized, the directory will have a subdirectory named </w:t>
       </w:r>
       <w:r>
         <w:rPr>
           <w:rStyle w:val="SourceCodechar"/>
         </w:rPr>
-        <w:t>init</w:t>
-      </w:r>
-      <w:r>
-        <w:t xml:space="preserve"> </w:t>
-      </w:r>
-      <w:proofErr w:type="gramStart"/>
-      <w:r>
-        <w:t>command.</w:t>
-      </w:r>
-      <w:proofErr w:type="gramEnd"/>
-      <w:r>
-        <w:t xml:space="preserve"> Once initialized, the directory will have a subdirectory named </w:t>
-      </w:r>
-      <w:r>
-        <w:rPr>
-          <w:rStyle w:val="SourceCodechar"/>
-        </w:rPr>
-        <w:t>.</w:t>
-      </w:r>
-      <w:proofErr w:type="spellStart"/>
-      <w:r>
-        <w:rPr>
-          <w:rStyle w:val="SourceCodechar"/>
-        </w:rPr>
-        <w:t>git</w:t>
-      </w:r>
-      <w:proofErr w:type="spellEnd"/>
+        <w:t>.git</w:t>
+      </w:r>
       <w:r>
         <w:t xml:space="preserve"> where Git stores all the information it needs to track changes to the files in the directory.</w:t>
       </w:r>
@@ -13036,7 +11218,6 @@
         <w:spacing w:after="0"/>
         <w:ind w:left="1440"/>
       </w:pPr>
-      <w:proofErr w:type="gramStart"/>
       <w:r>
         <w:t>Editor</w:t>
       </w:r>
@@ -13054,7 +11235,6 @@
         <w:tab/>
         <w:t>?</w:t>
       </w:r>
-      <w:proofErr w:type="gramEnd"/>
     </w:p>
     <w:p>
       <w:pPr>
@@ -13077,14 +11257,7 @@
       </w:r>
       <w:r>
         <w:tab/>
-      </w:r>
-      <w:proofErr w:type="spellStart"/>
-      <w:r>
-        <w:t>Ubuntu</w:t>
-      </w:r>
-      <w:proofErr w:type="spellEnd"/>
-      <w:r>
-        <w:t xml:space="preserve"> (WSL)</w:t>
+        <w:t>Ubuntu (WSL)</w:t>
       </w:r>
     </w:p>
     <w:p>
@@ -13136,40 +11309,10 @@
         <w:rPr>
           <w:rStyle w:val="SourceCodechar"/>
         </w:rPr>
-        <w:t>.</w:t>
-      </w:r>
-      <w:proofErr w:type="spellStart"/>
-      <w:r>
-        <w:rPr>
-          <w:rStyle w:val="SourceCodechar"/>
-        </w:rPr>
-        <w:t>vscode</w:t>
-      </w:r>
-      <w:proofErr w:type="spellEnd"/>
-      <w:r>
-        <w:rPr>
-          <w:rStyle w:val="SourceCodechar"/>
-        </w:rPr>
-        <w:t>/</w:t>
-      </w:r>
-      <w:proofErr w:type="spellStart"/>
-      <w:r>
-        <w:rPr>
-          <w:rStyle w:val="SourceCodechar"/>
-        </w:rPr>
-        <w:t>settings.json</w:t>
-      </w:r>
-      <w:proofErr w:type="spellEnd"/>
-      <w:r>
-        <w:t xml:space="preserve">. </w:t>
-      </w:r>
-      <w:proofErr w:type="gramStart"/>
-      <w:r>
-        <w:t>at</w:t>
-      </w:r>
-      <w:proofErr w:type="gramEnd"/>
-      <w:r>
-        <w:t xml:space="preserve"> the top of the project directory. This is a workspace file are should be checked into the Git repository.</w:t>
+        <w:t>.vscode/settings.json</w:t>
+      </w:r>
+      <w:r>
+        <w:t>. at the top of the project directory. This is a workspace file are should be checked into the Git repository.</w:t>
       </w:r>
     </w:p>
     <w:p>
@@ -13213,12 +11356,8 @@
       </w:r>
       <w:r>
         <w:tab/>
-      </w:r>
-      <w:proofErr w:type="spellStart"/>
-      <w:r>
         <w:t>Tabsize</w:t>
       </w:r>
-      <w:proofErr w:type="spellEnd"/>
       <w:r>
         <w:tab/>
       </w:r>
@@ -13251,13 +11390,8 @@
       </w:r>
       <w:r>
         <w:tab/>
-        <w:t xml:space="preserve">Insert </w:t>
-      </w:r>
-      <w:proofErr w:type="gramStart"/>
-      <w:r>
-        <w:t>Spaces</w:t>
-      </w:r>
-      <w:proofErr w:type="gramEnd"/>
+        <w:t>Insert Spaces</w:t>
+      </w:r>
       <w:r>
         <w:tab/>
       </w:r>
@@ -13370,21 +11504,7 @@
         <w:rPr>
           <w:lang w:eastAsia="ar-SA"/>
         </w:rPr>
-        <w:t xml:space="preserve">I use the following extensions. VS Code does not support printing, so you need to add an extension to provide the functionality. The Print extension adds print icons to the top banner of the editor panel. The </w:t>
-      </w:r>
-      <w:proofErr w:type="spellStart"/>
-      <w:r>
-        <w:rPr>
-          <w:lang w:eastAsia="ar-SA"/>
-        </w:rPr>
-        <w:t>ESLint</w:t>
-      </w:r>
-      <w:proofErr w:type="spellEnd"/>
-      <w:r>
-        <w:rPr>
-          <w:lang w:eastAsia="ar-SA"/>
-        </w:rPr>
-        <w:t xml:space="preserve"> and Prettier extensions are discussed below.</w:t>
+        <w:t>I use the following extensions. VS Code does not support printing, so you need to add an extension to provide the functionality. The Print extension adds print icons to the top banner of the editor panel. The ESLint and Prettier extensions are discussed below.</w:t>
       </w:r>
     </w:p>
     <w:p>
@@ -13410,11 +11530,9 @@
         <w:pStyle w:val="Hang-Medium"/>
         <w:spacing w:after="0"/>
       </w:pPr>
-      <w:proofErr w:type="spellStart"/>
       <w:r>
         <w:t>ESLint</w:t>
       </w:r>
-      <w:proofErr w:type="spellEnd"/>
     </w:p>
     <w:p>
       <w:pPr>
@@ -13436,11 +11554,9 @@
         <w:pStyle w:val="Hang-Medium"/>
         <w:spacing w:after="0"/>
       </w:pPr>
-      <w:proofErr w:type="spellStart"/>
       <w:r>
         <w:t>GitLens</w:t>
       </w:r>
-      <w:proofErr w:type="spellEnd"/>
     </w:p>
     <w:p>
       <w:pPr>
@@ -13484,15 +11600,7 @@
         <w:spacing w:after="0"/>
       </w:pPr>
       <w:r>
-        <w:t xml:space="preserve">Open in Browser (by </w:t>
-      </w:r>
-      <w:proofErr w:type="spellStart"/>
-      <w:r>
-        <w:t>TechER</w:t>
-      </w:r>
-      <w:proofErr w:type="spellEnd"/>
-      <w:r>
-        <w:t>)</w:t>
+        <w:t>Open in Browser (by TechER)</w:t>
       </w:r>
     </w:p>
     <w:p>
@@ -13524,13 +11632,8 @@
         <w:spacing w:after="0"/>
       </w:pPr>
       <w:r>
-        <w:t xml:space="preserve">Ctrl </w:t>
-      </w:r>
-      <w:proofErr w:type="gramStart"/>
-      <w:r>
-        <w:t>+ ,</w:t>
-      </w:r>
-      <w:proofErr w:type="gramEnd"/>
+        <w:t>Ctrl + ,</w:t>
+      </w:r>
       <w:r>
         <w:tab/>
         <w:t>Open settings</w:t>
@@ -13555,13 +11658,8 @@
         <w:spacing w:after="0"/>
       </w:pPr>
       <w:r>
-        <w:t xml:space="preserve">Ctrl + </w:t>
-      </w:r>
-      <w:proofErr w:type="gramStart"/>
-      <w:r>
-        <w:t>K  S</w:t>
-      </w:r>
-      <w:proofErr w:type="gramEnd"/>
+        <w:t>Ctrl + K  S</w:t>
+      </w:r>
       <w:r>
         <w:tab/>
         <w:t>Save all</w:t>
@@ -13762,14 +11860,12 @@
       <w:r>
         <w:t xml:space="preserve">In a terminal window, initialize the package manager (NPM) for use with your project. This step only needs to be done once, so this step has already been done. This step creates the file </w:t>
       </w:r>
-      <w:proofErr w:type="spellStart"/>
       <w:r>
         <w:rPr>
           <w:rStyle w:val="SourceCodechar"/>
         </w:rPr>
         <w:t>package.json</w:t>
       </w:r>
-      <w:proofErr w:type="spellEnd"/>
       <w:r>
         <w:t>, which NPM uses to track which packages have been installed and their dependencies.</w:t>
       </w:r>
@@ -13779,19 +11875,8 @@
         <w:pStyle w:val="SourceCode"/>
       </w:pPr>
       <w:r>
-        <w:t xml:space="preserve">$ </w:t>
-      </w:r>
-      <w:proofErr w:type="spellStart"/>
-      <w:proofErr w:type="gramStart"/>
-      <w:r>
-        <w:t>cd</w:t>
-      </w:r>
-      <w:proofErr w:type="spellEnd"/>
-      <w:proofErr w:type="gramEnd"/>
-      <w:r>
-        <w:t xml:space="preserve"> </w:t>
-      </w:r>
-      <w:proofErr w:type="spellStart"/>
+        <w:t xml:space="preserve">$ cd </w:t>
+      </w:r>
       <w:r>
         <w:rPr>
           <w:rStyle w:val="SourceCodenon-literal"/>
@@ -13804,24 +11889,13 @@
         </w:rPr>
         <w:t>Directory</w:t>
       </w:r>
-      <w:proofErr w:type="spellEnd"/>
-    </w:p>
-    <w:p>
-      <w:pPr>
-        <w:pStyle w:val="SourceCode"/>
-      </w:pPr>
-      <w:r>
-        <w:t xml:space="preserve">$ </w:t>
-      </w:r>
-      <w:proofErr w:type="spellStart"/>
-      <w:proofErr w:type="gramStart"/>
-      <w:r>
-        <w:t>npm</w:t>
-      </w:r>
-      <w:proofErr w:type="spellEnd"/>
-      <w:proofErr w:type="gramEnd"/>
-      <w:r>
-        <w:t xml:space="preserve"> init -y</w:t>
+    </w:p>
+    <w:p>
+      <w:pPr>
+        <w:pStyle w:val="SourceCode"/>
+      </w:pPr>
+      <w:r>
+        <w:t>$ npm init -y</w:t>
       </w:r>
     </w:p>
     <w:p>
@@ -13846,61 +11920,29 @@
         <w:pStyle w:val="SourceCode"/>
       </w:pPr>
       <w:r>
-        <w:t xml:space="preserve">$ </w:t>
-      </w:r>
-      <w:proofErr w:type="spellStart"/>
-      <w:proofErr w:type="gramStart"/>
-      <w:r>
-        <w:t>npm</w:t>
-      </w:r>
-      <w:proofErr w:type="spellEnd"/>
-      <w:proofErr w:type="gramEnd"/>
-      <w:r>
-        <w:t xml:space="preserve"> install </w:t>
-      </w:r>
-      <w:proofErr w:type="spellStart"/>
+        <w:t xml:space="preserve">$ npm install </w:t>
+      </w:r>
       <w:r>
         <w:rPr>
           <w:rStyle w:val="SourceCodenon-literal"/>
         </w:rPr>
         <w:t>packageName</w:t>
       </w:r>
-      <w:proofErr w:type="spellEnd"/>
-    </w:p>
-    <w:p>
-      <w:pPr>
-        <w:pStyle w:val="SourceCode"/>
-      </w:pPr>
-      <w:r>
-        <w:t xml:space="preserve">$ </w:t>
-      </w:r>
-      <w:proofErr w:type="spellStart"/>
-      <w:proofErr w:type="gramStart"/>
-      <w:r>
-        <w:t>npm</w:t>
-      </w:r>
-      <w:proofErr w:type="spellEnd"/>
-      <w:proofErr w:type="gramEnd"/>
-      <w:r>
-        <w:t xml:space="preserve"> list</w:t>
-      </w:r>
-    </w:p>
-    <w:p>
-      <w:pPr>
-        <w:pStyle w:val="SourceCode"/>
-      </w:pPr>
-      <w:r>
-        <w:t xml:space="preserve">$ </w:t>
-      </w:r>
-      <w:proofErr w:type="spellStart"/>
-      <w:proofErr w:type="gramStart"/>
-      <w:r>
-        <w:t>npm</w:t>
-      </w:r>
-      <w:proofErr w:type="spellEnd"/>
-      <w:proofErr w:type="gramEnd"/>
-      <w:r>
-        <w:t xml:space="preserve"> outdated</w:t>
+    </w:p>
+    <w:p>
+      <w:pPr>
+        <w:pStyle w:val="SourceCode"/>
+      </w:pPr>
+      <w:r>
+        <w:t>$ npm list</w:t>
+      </w:r>
+    </w:p>
+    <w:p>
+      <w:pPr>
+        <w:pStyle w:val="SourceCode"/>
+      </w:pPr>
+      <w:r>
+        <w:t>$ npm outdated</w:t>
       </w:r>
       <w:r>
         <w:tab/>
@@ -13915,52 +11957,28 @@
         </w:rPr>
       </w:pPr>
       <w:r>
-        <w:t xml:space="preserve">$ </w:t>
-      </w:r>
-      <w:proofErr w:type="spellStart"/>
-      <w:proofErr w:type="gramStart"/>
-      <w:r>
-        <w:t>npm</w:t>
-      </w:r>
-      <w:proofErr w:type="spellEnd"/>
-      <w:proofErr w:type="gramEnd"/>
-      <w:r>
-        <w:t xml:space="preserve"> uninstall </w:t>
-      </w:r>
-      <w:proofErr w:type="spellStart"/>
+        <w:t xml:space="preserve">$ npm uninstall </w:t>
+      </w:r>
       <w:r>
         <w:rPr>
           <w:rStyle w:val="SourceCodenon-literal"/>
         </w:rPr>
         <w:t>packageName</w:t>
       </w:r>
-      <w:proofErr w:type="spellEnd"/>
-    </w:p>
-    <w:p>
-      <w:pPr>
-        <w:pStyle w:val="SourceCode"/>
-      </w:pPr>
-      <w:r>
-        <w:t xml:space="preserve">$ </w:t>
-      </w:r>
-      <w:proofErr w:type="spellStart"/>
-      <w:proofErr w:type="gramStart"/>
-      <w:r>
-        <w:t>npm</w:t>
-      </w:r>
-      <w:proofErr w:type="spellEnd"/>
-      <w:proofErr w:type="gramEnd"/>
-      <w:r>
-        <w:t xml:space="preserve"> update [</w:t>
-      </w:r>
-      <w:proofErr w:type="spellStart"/>
+    </w:p>
+    <w:p>
+      <w:pPr>
+        <w:pStyle w:val="SourceCode"/>
+      </w:pPr>
+      <w:r>
+        <w:t>$ npm update [</w:t>
+      </w:r>
       <w:r>
         <w:rPr>
           <w:rStyle w:val="SourceCodenon-literal"/>
         </w:rPr>
         <w:t>packageName</w:t>
       </w:r>
-      <w:proofErr w:type="spellEnd"/>
       <w:r>
         <w:t>]</w:t>
       </w:r>
@@ -14047,19 +12065,8 @@
         </w:rPr>
       </w:pPr>
       <w:r>
-        <w:t xml:space="preserve">$ </w:t>
-      </w:r>
-      <w:proofErr w:type="spellStart"/>
-      <w:proofErr w:type="gramStart"/>
-      <w:r>
-        <w:t>cd</w:t>
-      </w:r>
-      <w:proofErr w:type="spellEnd"/>
-      <w:proofErr w:type="gramEnd"/>
-      <w:r>
-        <w:t xml:space="preserve"> </w:t>
-      </w:r>
-      <w:proofErr w:type="spellStart"/>
+        <w:t xml:space="preserve">$ cd </w:t>
+      </w:r>
       <w:r>
         <w:rPr>
           <w:rStyle w:val="SourceCodenon-literal"/>
@@ -14072,36 +12079,19 @@
         </w:rPr>
         <w:t>Directory</w:t>
       </w:r>
-      <w:proofErr w:type="spellEnd"/>
-    </w:p>
-    <w:p>
-      <w:pPr>
-        <w:pStyle w:val="SourceCode"/>
-        <w:rPr>
-          <w:lang w:eastAsia="ar-SA"/>
-        </w:rPr>
-      </w:pPr>
-      <w:r>
-        <w:rPr>
-          <w:lang w:eastAsia="ar-SA"/>
-        </w:rPr>
-        <w:t xml:space="preserve">$ </w:t>
-      </w:r>
-      <w:proofErr w:type="spellStart"/>
-      <w:proofErr w:type="gramStart"/>
-      <w:r>
-        <w:rPr>
-          <w:lang w:eastAsia="ar-SA"/>
-        </w:rPr>
-        <w:t>npm</w:t>
-      </w:r>
-      <w:proofErr w:type="spellEnd"/>
-      <w:proofErr w:type="gramEnd"/>
-      <w:r>
-        <w:rPr>
-          <w:lang w:eastAsia="ar-SA"/>
-        </w:rPr>
-        <w:t xml:space="preserve"> install prettier --save-dev</w:t>
+    </w:p>
+    <w:p>
+      <w:pPr>
+        <w:pStyle w:val="SourceCode"/>
+        <w:rPr>
+          <w:lang w:eastAsia="ar-SA"/>
+        </w:rPr>
+      </w:pPr>
+      <w:r>
+        <w:rPr>
+          <w:lang w:eastAsia="ar-SA"/>
+        </w:rPr>
+        <w:t>$ npm install prettier --save-dev</w:t>
       </w:r>
     </w:p>
     <w:p>
@@ -14138,17 +12128,7 @@
         </w:rPr>
       </w:pPr>
       <w:r>
-        <w:t xml:space="preserve">$ </w:t>
-      </w:r>
-      <w:proofErr w:type="spellStart"/>
-      <w:proofErr w:type="gramStart"/>
-      <w:r>
-        <w:t>npx</w:t>
-      </w:r>
-      <w:proofErr w:type="spellEnd"/>
-      <w:proofErr w:type="gramEnd"/>
-      <w:r>
-        <w:t xml:space="preserve"> prettier </w:t>
+        <w:t xml:space="preserve">$ npx prettier </w:t>
       </w:r>
       <w:r>
         <w:rPr>
@@ -14202,21 +12182,7 @@
         <w:rPr>
           <w:rStyle w:val="setting-item-label"/>
         </w:rPr>
-        <w:t xml:space="preserve">Format </w:t>
-      </w:r>
-      <w:proofErr w:type="gramStart"/>
-      <w:r>
-        <w:rPr>
-          <w:rStyle w:val="setting-item-label"/>
-        </w:rPr>
-        <w:t>On</w:t>
-      </w:r>
-      <w:proofErr w:type="gramEnd"/>
-      <w:r>
-        <w:rPr>
-          <w:rStyle w:val="setting-item-label"/>
-        </w:rPr>
-        <w:t xml:space="preserve"> </w:t>
+        <w:t xml:space="preserve">Format On </w:t>
       </w:r>
       <w:r>
         <w:t>Save</w:t>
@@ -14291,12 +12257,10 @@
         <w:pStyle w:val="Heading3"/>
       </w:pPr>
       <w:bookmarkStart w:id="38" w:name="_Toc235196315"/>
-      <w:proofErr w:type="spellStart"/>
       <w:r>
         <w:t>ESLint</w:t>
       </w:r>
       <w:bookmarkEnd w:id="38"/>
-      <w:proofErr w:type="spellEnd"/>
     </w:p>
     <w:p>
       <w:pPr>
@@ -14309,21 +12273,7 @@
         <w:rPr>
           <w:lang w:eastAsia="ar-SA"/>
         </w:rPr>
-        <w:t xml:space="preserve">NOTE: This does not work when the source code is hosted on Google Drive. Clone a new repository on the local system and use </w:t>
-      </w:r>
-      <w:proofErr w:type="spellStart"/>
-      <w:r>
-        <w:rPr>
-          <w:lang w:eastAsia="ar-SA"/>
-        </w:rPr>
-        <w:t>ESLint</w:t>
-      </w:r>
-      <w:proofErr w:type="spellEnd"/>
-      <w:r>
-        <w:rPr>
-          <w:lang w:eastAsia="ar-SA"/>
-        </w:rPr>
-        <w:t xml:space="preserve"> there.</w:t>
+        <w:t>NOTE: This does not work when the source code is hosted on Google Drive. Clone a new repository on the local system and use ESLint there.</w:t>
       </w:r>
     </w:p>
     <w:p>
@@ -14333,19 +12283,11 @@
           <w:lang w:eastAsia="ar-SA"/>
         </w:rPr>
       </w:pPr>
-      <w:proofErr w:type="spellStart"/>
-      <w:r>
-        <w:rPr>
-          <w:lang w:eastAsia="ar-SA"/>
-        </w:rPr>
-        <w:t>ESLint</w:t>
-      </w:r>
-      <w:proofErr w:type="spellEnd"/>
-      <w:r>
-        <w:rPr>
-          <w:lang w:eastAsia="ar-SA"/>
-        </w:rPr>
-        <w:t xml:space="preserve"> is the code checker used </w:t>
+      <w:r>
+        <w:rPr>
+          <w:lang w:eastAsia="ar-SA"/>
+        </w:rPr>
+        <w:t xml:space="preserve">ESLint is the code checker used </w:t>
       </w:r>
       <w:r>
         <w:rPr>
@@ -14387,21 +12329,7 @@
         <w:rPr>
           <w:lang w:eastAsia="ar-SA"/>
         </w:rPr>
-        <w:t xml:space="preserve">Install the </w:t>
-      </w:r>
-      <w:proofErr w:type="spellStart"/>
-      <w:r>
-        <w:rPr>
-          <w:lang w:eastAsia="ar-SA"/>
-        </w:rPr>
-        <w:t>ESLint</w:t>
-      </w:r>
-      <w:proofErr w:type="spellEnd"/>
-      <w:r>
-        <w:rPr>
-          <w:lang w:eastAsia="ar-SA"/>
-        </w:rPr>
-        <w:t xml:space="preserve"> package. The </w:t>
+        <w:t xml:space="preserve">Install the ESLint package. The </w:t>
       </w:r>
       <w:r>
         <w:rPr>
@@ -14425,19 +12353,8 @@
         </w:rPr>
       </w:pPr>
       <w:r>
-        <w:t xml:space="preserve">$ </w:t>
-      </w:r>
-      <w:proofErr w:type="spellStart"/>
-      <w:proofErr w:type="gramStart"/>
-      <w:r>
-        <w:t>cd</w:t>
-      </w:r>
-      <w:proofErr w:type="spellEnd"/>
-      <w:proofErr w:type="gramEnd"/>
-      <w:r>
-        <w:t xml:space="preserve"> </w:t>
-      </w:r>
-      <w:proofErr w:type="spellStart"/>
+        <w:t xml:space="preserve">$ cd </w:t>
+      </w:r>
       <w:r>
         <w:rPr>
           <w:rStyle w:val="SourceCodenon-literal"/>
@@ -14450,50 +12367,19 @@
         </w:rPr>
         <w:t>Directory</w:t>
       </w:r>
-      <w:proofErr w:type="spellEnd"/>
-    </w:p>
-    <w:p>
-      <w:pPr>
-        <w:pStyle w:val="SourceCode"/>
-        <w:rPr>
-          <w:lang w:eastAsia="ar-SA"/>
-        </w:rPr>
-      </w:pPr>
-      <w:r>
-        <w:rPr>
-          <w:lang w:eastAsia="ar-SA"/>
-        </w:rPr>
-        <w:t xml:space="preserve">$ </w:t>
-      </w:r>
-      <w:proofErr w:type="spellStart"/>
-      <w:proofErr w:type="gramStart"/>
-      <w:r>
-        <w:rPr>
-          <w:lang w:eastAsia="ar-SA"/>
-        </w:rPr>
-        <w:t>npm</w:t>
-      </w:r>
-      <w:proofErr w:type="spellEnd"/>
-      <w:proofErr w:type="gramEnd"/>
-      <w:r>
-        <w:rPr>
-          <w:lang w:eastAsia="ar-SA"/>
-        </w:rPr>
-        <w:t xml:space="preserve"> install </w:t>
-      </w:r>
-      <w:proofErr w:type="spellStart"/>
-      <w:r>
-        <w:rPr>
-          <w:lang w:eastAsia="ar-SA"/>
-        </w:rPr>
-        <w:t>eslint</w:t>
-      </w:r>
-      <w:proofErr w:type="spellEnd"/>
-      <w:r>
-        <w:rPr>
-          <w:lang w:eastAsia="ar-SA"/>
-        </w:rPr>
-        <w:t xml:space="preserve"> -–save-dev</w:t>
+    </w:p>
+    <w:p>
+      <w:pPr>
+        <w:pStyle w:val="SourceCode"/>
+        <w:rPr>
+          <w:lang w:eastAsia="ar-SA"/>
+        </w:rPr>
+      </w:pPr>
+      <w:r>
+        <w:rPr>
+          <w:lang w:eastAsia="ar-SA"/>
+        </w:rPr>
+        <w:t>$ npm install eslint -–save-dev</w:t>
       </w:r>
     </w:p>
     <w:p>
@@ -14519,65 +12405,21 @@
         <w:rPr>
           <w:lang w:eastAsia="ar-SA"/>
         </w:rPr>
-        <w:t xml:space="preserve">Create a default configuration for </w:t>
-      </w:r>
-      <w:proofErr w:type="spellStart"/>
-      <w:r>
-        <w:rPr>
-          <w:lang w:eastAsia="ar-SA"/>
-        </w:rPr>
-        <w:t>ESLint</w:t>
-      </w:r>
-      <w:proofErr w:type="spellEnd"/>
-      <w:r>
-        <w:rPr>
-          <w:lang w:eastAsia="ar-SA"/>
-        </w:rPr>
-        <w:t>.</w:t>
-      </w:r>
-    </w:p>
-    <w:p>
-      <w:pPr>
-        <w:pStyle w:val="SourceCode"/>
-        <w:rPr>
-          <w:lang w:eastAsia="ar-SA"/>
-        </w:rPr>
-      </w:pPr>
-      <w:r>
-        <w:rPr>
-          <w:lang w:eastAsia="ar-SA"/>
-        </w:rPr>
-        <w:t xml:space="preserve">$ </w:t>
-      </w:r>
-      <w:proofErr w:type="spellStart"/>
-      <w:proofErr w:type="gramStart"/>
-      <w:r>
-        <w:rPr>
-          <w:lang w:eastAsia="ar-SA"/>
-        </w:rPr>
-        <w:t>npx</w:t>
-      </w:r>
-      <w:proofErr w:type="spellEnd"/>
-      <w:proofErr w:type="gramEnd"/>
-      <w:r>
-        <w:rPr>
-          <w:lang w:eastAsia="ar-SA"/>
-        </w:rPr>
-        <w:t xml:space="preserve"> </w:t>
-      </w:r>
-      <w:proofErr w:type="spellStart"/>
-      <w:r>
-        <w:rPr>
-          <w:lang w:eastAsia="ar-SA"/>
-        </w:rPr>
-        <w:t>eslint</w:t>
-      </w:r>
-      <w:proofErr w:type="spellEnd"/>
-      <w:r>
-        <w:rPr>
-          <w:lang w:eastAsia="ar-SA"/>
-        </w:rPr>
-        <w:t xml:space="preserve"> –-init</w:t>
+        <w:t>Create a default configuration for ESLint.</w:t>
+      </w:r>
+    </w:p>
+    <w:p>
+      <w:pPr>
+        <w:pStyle w:val="SourceCode"/>
+        <w:rPr>
+          <w:lang w:eastAsia="ar-SA"/>
+        </w:rPr>
+      </w:pPr>
+      <w:r>
+        <w:rPr>
+          <w:lang w:eastAsia="ar-SA"/>
+        </w:rPr>
+        <w:t>$ npx eslint –-init</w:t>
       </w:r>
     </w:p>
     <w:p>
@@ -14603,21 +12445,7 @@
         <w:rPr>
           <w:lang w:eastAsia="ar-SA"/>
         </w:rPr>
-        <w:t xml:space="preserve">Run </w:t>
-      </w:r>
-      <w:proofErr w:type="spellStart"/>
-      <w:r>
-        <w:rPr>
-          <w:lang w:eastAsia="ar-SA"/>
-        </w:rPr>
-        <w:t>ESLint</w:t>
-      </w:r>
-      <w:proofErr w:type="spellEnd"/>
-      <w:r>
-        <w:rPr>
-          <w:lang w:eastAsia="ar-SA"/>
-        </w:rPr>
-        <w:t xml:space="preserve"> on a file.</w:t>
+        <w:t>Run ESLint on a file.</w:t>
       </w:r>
     </w:p>
     <w:p>
@@ -14628,25 +12456,7 @@
         </w:rPr>
       </w:pPr>
       <w:r>
-        <w:t xml:space="preserve">$ </w:t>
-      </w:r>
-      <w:proofErr w:type="spellStart"/>
-      <w:proofErr w:type="gramStart"/>
-      <w:r>
-        <w:t>npx</w:t>
-      </w:r>
-      <w:proofErr w:type="spellEnd"/>
-      <w:proofErr w:type="gramEnd"/>
-      <w:r>
-        <w:t xml:space="preserve"> </w:t>
-      </w:r>
-      <w:proofErr w:type="spellStart"/>
-      <w:r>
-        <w:t>eslint</w:t>
-      </w:r>
-      <w:proofErr w:type="spellEnd"/>
-      <w:r>
-        <w:t xml:space="preserve"> </w:t>
+        <w:t xml:space="preserve">$ npx eslint </w:t>
       </w:r>
       <w:r>
         <w:rPr>
@@ -14670,15 +12480,7 @@
         </w:numPr>
       </w:pPr>
       <w:r>
-        <w:t xml:space="preserve">In VS Code, install the extension </w:t>
-      </w:r>
-      <w:proofErr w:type="spellStart"/>
-      <w:r>
-        <w:t>ESLint</w:t>
-      </w:r>
-      <w:proofErr w:type="spellEnd"/>
-      <w:r>
-        <w:t>. Restart VS Code.</w:t>
+        <w:t>In VS Code, install the extension ESLint. Restart VS Code.</w:t>
       </w:r>
     </w:p>
     <w:p>
@@ -14813,31 +12615,7 @@
         <w:t>Git will be install</w:t>
       </w:r>
       <w:r>
-        <w:t>ed at: C</w:t>
-      </w:r>
-      <w:proofErr w:type="gramStart"/>
-      <w:r>
-        <w:t>:/</w:t>
-      </w:r>
-      <w:proofErr w:type="gramEnd"/>
-      <w:r>
-        <w:t>Users/&lt;</w:t>
-      </w:r>
-      <w:proofErr w:type="spellStart"/>
-      <w:r>
-        <w:t>UserName</w:t>
-      </w:r>
-      <w:proofErr w:type="spellEnd"/>
-      <w:r>
-        <w:t>&gt;/</w:t>
-      </w:r>
-      <w:proofErr w:type="spellStart"/>
-      <w:r>
-        <w:t>AppData</w:t>
-      </w:r>
-      <w:proofErr w:type="spellEnd"/>
-      <w:r>
-        <w:t>/Local/Programs/Git. Yo</w:t>
+        <w:t>ed at: C:/Users/&lt;UserName&gt;/AppData/Local/Programs/Git. Yo</w:t>
       </w:r>
       <w:r>
         <w:t>u may need to know this if one of the tools is not able to find the Git commands.</w:t>
@@ -14845,138 +12623,8 @@
     </w:p>
     <w:p>
       <w:pPr>
-        <w:pStyle w:val="Heading1"/>
-      </w:pPr>
-      <w:bookmarkStart w:id="41" w:name="_Toc235196318"/>
-      <w:r>
-        <w:t>Notes</w:t>
-      </w:r>
-      <w:bookmarkEnd w:id="41"/>
-    </w:p>
-    <w:p>
-      <w:pPr>
-        <w:pStyle w:val="Heading2"/>
-      </w:pPr>
-      <w:bookmarkStart w:id="42" w:name="_Toc235196319"/>
-      <w:r>
-        <w:t>Coding Conventions</w:t>
-      </w:r>
-      <w:bookmarkEnd w:id="42"/>
-    </w:p>
-    <w:p>
-      <w:pPr>
-        <w:pStyle w:val="Body-Text"/>
-        <w:numPr>
-          <w:ilvl w:val="0"/>
-          <w:numId w:val="18"/>
-        </w:numPr>
-      </w:pPr>
-      <w:r>
-        <w:t>Indentation is 1 tab and tabs are 4 spaces.</w:t>
-      </w:r>
-    </w:p>
-    <w:p>
-      <w:pPr>
-        <w:pStyle w:val="Body-Text"/>
-        <w:numPr>
-          <w:ilvl w:val="0"/>
-          <w:numId w:val="18"/>
-        </w:numPr>
-      </w:pPr>
-      <w:r>
-        <w:t>Variable names are all lower case with words separated by underscores.</w:t>
-      </w:r>
-    </w:p>
-    <w:p>
-      <w:pPr>
-        <w:pStyle w:val="Body-Text"/>
-        <w:numPr>
-          <w:ilvl w:val="0"/>
-          <w:numId w:val="18"/>
-        </w:numPr>
-      </w:pPr>
-      <w:r>
-        <w:t>F</w:t>
-      </w:r>
-      <w:r>
-        <w:t>unction and method names use camel case</w:t>
-      </w:r>
-      <w:r>
-        <w:t>, but the first letter in the names is lowercase</w:t>
-      </w:r>
-      <w:r>
-        <w:t>.</w:t>
-      </w:r>
-    </w:p>
-    <w:p>
-      <w:pPr>
-        <w:pStyle w:val="Body-Text"/>
-        <w:numPr>
-          <w:ilvl w:val="0"/>
-          <w:numId w:val="18"/>
-        </w:numPr>
-      </w:pPr>
-      <w:r>
-        <w:t>Class</w:t>
-      </w:r>
-      <w:r>
-        <w:t xml:space="preserve"> and constructor</w:t>
-      </w:r>
-      <w:r>
-        <w:t xml:space="preserve"> names </w:t>
-      </w:r>
-      <w:r>
-        <w:t>use camel case with the first letter in the names is uppercase.</w:t>
-      </w:r>
-    </w:p>
-    <w:p>
-      <w:pPr>
-        <w:pStyle w:val="Body-Text"/>
-        <w:numPr>
-          <w:ilvl w:val="0"/>
-          <w:numId w:val="18"/>
-        </w:numPr>
-      </w:pPr>
-      <w:r>
-        <w:t xml:space="preserve">HTML </w:t>
-      </w:r>
-      <w:proofErr w:type="gramStart"/>
-      <w:r>
-        <w:t>element IDs use</w:t>
-      </w:r>
-      <w:proofErr w:type="gramEnd"/>
-      <w:r>
-        <w:t xml:space="preserve"> camel case. HTML element objects are stored in variables with the same name as the ID (camel case). HTML element values are stored in variables with the same name, but lower case and words separated by underscores.</w:t>
-      </w:r>
-    </w:p>
-    <w:p>
-      <w:pPr>
-        <w:pStyle w:val="Body-Text"/>
-        <w:numPr>
-          <w:ilvl w:val="0"/>
-          <w:numId w:val="18"/>
-        </w:numPr>
-      </w:pPr>
-      <w:r>
-        <w:t>Use ===, not == whenever possible.</w:t>
-      </w:r>
-    </w:p>
-    <w:p>
-      <w:pPr>
-        <w:pStyle w:val="Body-Text"/>
-        <w:numPr>
-          <w:ilvl w:val="0"/>
-          <w:numId w:val="18"/>
-        </w:numPr>
-      </w:pPr>
-      <w:r>
-        <w:lastRenderedPageBreak/>
-        <w:t>Do not use var.</w:t>
-      </w:r>
-    </w:p>
-    <w:p>
-      <w:pPr>
         <w:pStyle w:val="Hang-Medium"/>
+        <w:ind w:left="0" w:firstLine="0"/>
       </w:pPr>
     </w:p>
     <w:sectPr>
@@ -14992,14 +12640,14 @@
 
 <file path=word/endnotes.xml><?xml version="1.0" encoding="utf-8"?>
 <w:endnotes xmlns:ve="http://schemas.openxmlformats.org/markup-compatibility/2006" xmlns:o="urn:schemas-microsoft-com:office:office" xmlns:r="http://schemas.openxmlformats.org/officeDocument/2006/relationships" xmlns:m="http://schemas.openxmlformats.org/officeDocument/2006/math" xmlns:v="urn:schemas-microsoft-com:vml" xmlns:wp="http://schemas.openxmlformats.org/drawingml/2006/wordprocessingDrawing" xmlns:w10="urn:schemas-microsoft-com:office:word" xmlns:w="http://schemas.openxmlformats.org/wordprocessingml/2006/main" xmlns:wne="http://schemas.microsoft.com/office/word/2006/wordml">
-  <w:endnote w:type="separator" w:id="-1">
+  <w:endnote w:type="separator" w:id="0">
     <w:p>
       <w:r>
         <w:separator/>
       </w:r>
     </w:p>
   </w:endnote>
-  <w:endnote w:type="continuationSeparator" w:id="0">
+  <w:endnote w:type="continuationSeparator" w:id="1">
     <w:p>
       <w:r>
         <w:continuationSeparator/>
@@ -15101,7 +12749,7 @@
         <w:szCs w:val="24"/>
         <w:lang w:eastAsia="en-US"/>
       </w:rPr>
-      <w:t>5</w:t>
+      <w:t>16</w:t>
     </w:r>
     <w:r>
       <w:rPr>
@@ -15123,14 +12771,14 @@
 
 <file path=word/footnotes.xml><?xml version="1.0" encoding="utf-8"?>
 <w:footnotes xmlns:ve="http://schemas.openxmlformats.org/markup-compatibility/2006" xmlns:o="urn:schemas-microsoft-com:office:office" xmlns:r="http://schemas.openxmlformats.org/officeDocument/2006/relationships" xmlns:m="http://schemas.openxmlformats.org/officeDocument/2006/math" xmlns:v="urn:schemas-microsoft-com:vml" xmlns:wp="http://schemas.openxmlformats.org/drawingml/2006/wordprocessingDrawing" xmlns:w10="urn:schemas-microsoft-com:office:word" xmlns:w="http://schemas.openxmlformats.org/wordprocessingml/2006/main" xmlns:wne="http://schemas.microsoft.com/office/word/2006/wordml">
-  <w:footnote w:type="separator" w:id="-1">
+  <w:footnote w:type="separator" w:id="0">
     <w:p>
       <w:r>
         <w:separator/>
       </w:r>
     </w:p>
   </w:footnote>
-  <w:footnote w:type="continuationSeparator" w:id="0">
+  <w:footnote w:type="continuationSeparator" w:id="1">
     <w:p>
       <w:r>
         <w:continuationSeparator/>
